--- a/ClinicaMiniPtc/Documentacion/Documentacion_ClinicaMiniPtc.docx
+++ b/ClinicaMiniPtc/Documentacion/Documentacion_ClinicaMiniPtc.docx
@@ -242,7 +242,7 @@
           <w:b w:val="0"/>
           <w:i w:val="0"/>
         </w:rPr>
-        <w:t>Este documento describe el desarrollo de «Clínica MiniPtc», una aplicación de escritorio desarrollada en C# con Windows Forms (.NET Framework 4.8) y SQL Server, que permite a una clínica médica digitalizar la gestión de pacientes, médicos, especialidades, citas médicas e historiales clínicos, que antes se manejaban en papel.</w:t>
+        <w:t>El presente documento contiene la documentación del proyecto «Clínica MiniPtc», una aplicación de escritorio desarrollada en C# con Windows Forms y SQL Server para la gestión de una clínica médica.</w:t>
       </w:r>
     </w:p>
     <w:p>
@@ -254,92 +254,31 @@
           <w:b w:val="0"/>
           <w:i w:val="0"/>
         </w:rPr>
-        <w:t>Se presentan el problema que resuelve, sus objetivos, cómo está construido y la documentación técnica de su base de datos. El documento se organiza así:</w:t>
+        <w:t>La clínica llevaba sus registros en papel, lo que provocaba pérdida de información, citas duplicadas para un mismo médico y dificultad para consultar el historial de los pacientes. El sistema resuelve este problema guardando en una base de datos la información de pacientes, médicos, especialidades, citas e historial clínico.</w:t>
       </w:r>
     </w:p>
     <w:p>
       <w:pPr>
-        <w:pStyle w:val="ListBullet"/>
+        <w:jc w:val="both"/>
       </w:pPr>
       <w:r>
         <w:rPr>
-          <w:b/>
+          <w:b w:val="0"/>
+          <w:i w:val="0"/>
         </w:rPr>
-        <w:t xml:space="preserve">Descripción general y requerimientos: </w:t>
-      </w:r>
-      <w:r>
-        <w:rPr>
-          <w:b w:val="0"/>
-        </w:rPr>
-        <w:t>qué hace el sistema y qué necesita el equipo para usarlo.</w:t>
+        <w:t>El acceso está controlado por usuarios con contraseñas encriptadas mediante BCrypt.Net y por tres roles: Administrador, Médico y Recepcionista. Cada rol solo puede usar las pantallas que tiene permitidas, y las acciones de los usuarios quedan registradas en una bitácora.</w:t>
       </w:r>
     </w:p>
     <w:p>
       <w:pPr>
-        <w:pStyle w:val="ListBullet"/>
+        <w:jc w:val="both"/>
       </w:pPr>
       <w:r>
         <w:rPr>
-          <w:b/>
+          <w:b w:val="0"/>
+          <w:i w:val="0"/>
         </w:rPr>
-        <w:t xml:space="preserve">Roles y permisos: </w:t>
-      </w:r>
-      <w:r>
-        <w:rPr>
-          <w:b w:val="0"/>
-        </w:rPr>
-        <w:t>qué puede hacer cada tipo de usuario.</w:t>
-      </w:r>
-    </w:p>
-    <w:p>
-      <w:pPr>
-        <w:pStyle w:val="ListBullet"/>
-      </w:pPr>
-      <w:r>
-        <w:rPr>
-          <w:b/>
-        </w:rPr>
-        <w:t xml:space="preserve">Arquitectura: </w:t>
-      </w:r>
-      <w:r>
-        <w:rPr>
-          <w:b w:val="0"/>
-        </w:rPr>
-        <w:t>cómo está organizado el proyecto en Modelos y Vista.</w:t>
-      </w:r>
-    </w:p>
-    <w:p>
-      <w:pPr>
-        <w:pStyle w:val="ListBullet"/>
-      </w:pPr>
-      <w:r>
-        <w:rPr>
-          <w:b/>
-        </w:rPr>
-        <w:t xml:space="preserve">Seguridad, excepciones y bitácora: </w:t>
-      </w:r>
-      <w:r>
-        <w:rPr>
-          <w:b w:val="0"/>
-        </w:rPr>
-        <w:t>cómo se protegen los datos y se registran las actividades.</w:t>
-      </w:r>
-    </w:p>
-    <w:p>
-      <w:pPr>
-        <w:pStyle w:val="ListBullet"/>
-      </w:pPr>
-      <w:r>
-        <w:rPr>
-          <w:b/>
-        </w:rPr>
-        <w:t xml:space="preserve">Diagramas y diccionario de datos: </w:t>
-      </w:r>
-      <w:r>
-        <w:rPr>
-          <w:b w:val="0"/>
-        </w:rPr>
-        <w:t>casos de uso, diagrama entidad-relación y descripción de cada tabla.</w:t>
+        <w:t>En las siguientes secciones se presentan los diagramas de casos de uso de cada rol, el diagrama entidad-relación de la base de datos ClinicaMiniPtcDB y el diccionario de datos con la descripción de cada tabla.</w:t>
       </w:r>
     </w:p>
     <w:p>
@@ -355,7 +294,7 @@
         </w:pBdr>
       </w:pPr>
       <w:r>
-        <w:t>2. Descripción general del sistema</w:t>
+        <w:t>2. Diagramas de casos de uso</w:t>
       </w:r>
     </w:p>
     <w:p>
@@ -363,1658 +302,7 @@
         <w:pStyle w:val="Heading2"/>
       </w:pPr>
       <w:r>
-        <w:t>2.1 Planteamiento del problema</w:t>
-      </w:r>
-    </w:p>
-    <w:p>
-      <w:pPr>
-        <w:jc w:val="both"/>
-      </w:pPr>
-      <w:r>
-        <w:rPr>
-          <w:b w:val="0"/>
-          <w:i w:val="0"/>
-        </w:rPr>
-        <w:t>La clínica manejaba sus registros en papel, lo que generaba pérdida de información, duplicidad de horarios (un médico con dos citas a la misma hora) y dificultades para dar seguimiento al historial de cada paciente.</w:t>
-      </w:r>
-    </w:p>
-    <w:p>
-      <w:pPr>
-        <w:pStyle w:val="Heading2"/>
-      </w:pPr>
-      <w:r>
-        <w:t>2.2 Propósito y alcance</w:t>
-      </w:r>
-    </w:p>
-    <w:p>
-      <w:pPr>
-        <w:jc w:val="both"/>
-      </w:pPr>
-      <w:r>
-        <w:rPr>
-          <w:b w:val="0"/>
-          <w:i w:val="0"/>
-        </w:rPr>
-        <w:t>El sistema centraliza en una base de datos la información de pacientes, médicos, especialidades, citas e historial clínico, controla el acceso mediante usuarios con roles y permisos, y registra cada actividad en una bitácora.</w:t>
-      </w:r>
-    </w:p>
-    <w:p>
-      <w:pPr>
-        <w:pStyle w:val="Heading2"/>
-      </w:pPr>
-      <w:r>
-        <w:t>2.3 Características principales</w:t>
-      </w:r>
-    </w:p>
-    <w:p>
-      <w:pPr>
-        <w:pStyle w:val="ListBullet"/>
-      </w:pPr>
-      <w:r>
-        <w:t>Registro, búsqueda, actualización y eliminación de pacientes, médicos, especialidades, citas, historial y usuarios.</w:t>
-      </w:r>
-    </w:p>
-    <w:p>
-      <w:pPr>
-        <w:pStyle w:val="ListBullet"/>
-      </w:pPr>
-      <w:r>
-        <w:t>Inicio de sesión con contraseñas encriptadas mediante BCrypt.Net.</w:t>
-      </w:r>
-    </w:p>
-    <w:p>
-      <w:pPr>
-        <w:pStyle w:val="ListBullet"/>
-      </w:pPr>
-      <w:r>
-        <w:t>Menú que muestra solo las pantallas permitidas para el rol del usuario.</w:t>
-      </w:r>
-    </w:p>
-    <w:p>
-      <w:pPr>
-        <w:pStyle w:val="ListBullet"/>
-      </w:pPr>
-      <w:r>
-        <w:t>Validación para evitar que un médico tenga dos citas en la misma fecha y hora.</w:t>
-      </w:r>
-    </w:p>
-    <w:p>
-      <w:pPr>
-        <w:pStyle w:val="ListBullet"/>
-      </w:pPr>
-      <w:r>
-        <w:t>Pantalla de inicio con resumen: pacientes, médicos, citas de hoy y citas pendientes.</w:t>
-      </w:r>
-    </w:p>
-    <w:p>
-      <w:pPr>
-        <w:pStyle w:val="ListBullet"/>
-      </w:pPr>
-      <w:r>
-        <w:t>Bitácora que registra quién hizo cada acción y cuándo.</w:t>
-      </w:r>
-    </w:p>
-    <w:p>
-      <w:pPr>
-        <w:pStyle w:val="Heading1"/>
-        <w:pBdr>
-          <w:bottom w:val="single" w:sz="8" w:space="4" w:color="9B1C1F"/>
-        </w:pBdr>
-      </w:pPr>
-      <w:r>
-        <w:t>3. Objetivos</w:t>
-      </w:r>
-    </w:p>
-    <w:p>
-      <w:pPr>
-        <w:pStyle w:val="Heading2"/>
-      </w:pPr>
-      <w:r>
-        <w:t>3.1 Objetivo general</w:t>
-      </w:r>
-    </w:p>
-    <w:p>
-      <w:pPr>
-        <w:jc w:val="both"/>
-      </w:pPr>
-      <w:r>
-        <w:rPr>
-          <w:b w:val="0"/>
-          <w:i w:val="0"/>
-        </w:rPr>
-        <w:t>Desarrollar un sistema de escritorio que permita gestionar de forma segura y ordenada los pacientes, médicos, especialidades, citas e historiales clínicos de una clínica médica.</w:t>
-      </w:r>
-    </w:p>
-    <w:p>
-      <w:pPr>
-        <w:pStyle w:val="Heading2"/>
-      </w:pPr>
-      <w:r>
-        <w:t>3.2 Objetivos específicos</w:t>
-      </w:r>
-    </w:p>
-    <w:p>
-      <w:pPr>
-        <w:pStyle w:val="ListBullet"/>
-      </w:pPr>
-      <w:r>
-        <w:t>Aplicar la arquitectura Modelo-Vista con una estructura de carpetas organizada.</w:t>
-      </w:r>
-    </w:p>
-    <w:p>
-      <w:pPr>
-        <w:pStyle w:val="ListBullet"/>
-      </w:pPr>
-      <w:r>
-        <w:t>Implementar un inicio de sesión con validaciones y contraseñas encriptadas con BCrypt.Net.</w:t>
-      </w:r>
-    </w:p>
-    <w:p>
-      <w:pPr>
-        <w:pStyle w:val="ListBullet"/>
-      </w:pPr>
-      <w:r>
-        <w:t>Controlar el acceso a cada pantalla mediante roles y permisos administrables.</w:t>
-      </w:r>
-    </w:p>
-    <w:p>
-      <w:pPr>
-        <w:pStyle w:val="ListBullet"/>
-      </w:pPr>
-      <w:r>
-        <w:t>Desarrollar el CRUD de Pacientes, Médicos, Especialidades, Citas, Historial y Usuarios.</w:t>
-      </w:r>
-    </w:p>
-    <w:p>
-      <w:pPr>
-        <w:pStyle w:val="ListBullet"/>
-      </w:pPr>
-      <w:r>
-        <w:t>Manejar los errores con try-catch y mensajes claros mediante MessageBox.</w:t>
-      </w:r>
-    </w:p>
-    <w:p>
-      <w:r>
-        <w:br w:type="page"/>
-      </w:r>
-    </w:p>
-    <w:p>
-      <w:pPr>
-        <w:pStyle w:val="Heading1"/>
-        <w:pBdr>
-          <w:bottom w:val="single" w:sz="8" w:space="4" w:color="9B1C1F"/>
-        </w:pBdr>
-      </w:pPr>
-      <w:r>
-        <w:t>4. Requerimientos del sistema</w:t>
-      </w:r>
-    </w:p>
-    <w:p>
-      <w:pPr>
-        <w:jc w:val="both"/>
-      </w:pPr>
-      <w:r>
-        <w:rPr>
-          <w:b w:val="0"/>
-          <w:i w:val="0"/>
-        </w:rPr>
-        <w:t>Antes de instalar o abrir el sistema, verifique que su equipo cumple con las siguientes condiciones.</w:t>
-      </w:r>
-    </w:p>
-    <w:p>
-      <w:pPr>
-        <w:pStyle w:val="Heading2"/>
-      </w:pPr>
-      <w:r>
-        <w:t>4.1 Equipo y sistema operativo</w:t>
-      </w:r>
-    </w:p>
-    <w:tbl>
-      <w:tblPr>
-        <w:tblStyle w:val="TableGrid"/>
-        <w:tblW w:type="auto" w:w="0"/>
-        <w:jc w:val="center"/>
-        <w:tblLook w:firstColumn="1" w:firstRow="1" w:lastColumn="0" w:lastRow="0" w:noHBand="0" w:noVBand="1" w:val="04A0"/>
-      </w:tblPr>
-      <w:tblGrid>
-        <w:gridCol w:w="3135"/>
-        <w:gridCol w:w="3135"/>
-        <w:gridCol w:w="3135"/>
-      </w:tblGrid>
-      <w:tr>
-        <w:tc>
-          <w:tcPr>
-            <w:tcW w:type="dxa" w:w="2268"/>
-            <w:shd w:val="clear" w:color="auto" w:fill="9B1C1F"/>
-          </w:tcPr>
-          <w:p>
-            <w:pPr>
-              <w:jc w:val="left"/>
-            </w:pPr>
-            <w:r/>
-            <w:r>
-              <w:rPr>
-                <w:b/>
-                <w:color w:val="FFFFFF"/>
-                <w:sz w:val="21"/>
-              </w:rPr>
-              <w:t>Componente</w:t>
-            </w:r>
-          </w:p>
-        </w:tc>
-        <w:tc>
-          <w:tcPr>
-            <w:tcW w:type="dxa" w:w="3175"/>
-            <w:shd w:val="clear" w:color="auto" w:fill="9B1C1F"/>
-          </w:tcPr>
-          <w:p>
-            <w:pPr>
-              <w:jc w:val="center"/>
-            </w:pPr>
-            <w:r/>
-            <w:r>
-              <w:rPr>
-                <w:b/>
-                <w:color w:val="FFFFFF"/>
-                <w:sz w:val="21"/>
-              </w:rPr>
-              <w:t>Mínimo</w:t>
-            </w:r>
-          </w:p>
-        </w:tc>
-        <w:tc>
-          <w:tcPr>
-            <w:tcW w:type="dxa" w:w="3175"/>
-            <w:shd w:val="clear" w:color="auto" w:fill="9B1C1F"/>
-          </w:tcPr>
-          <w:p>
-            <w:pPr>
-              <w:jc w:val="center"/>
-            </w:pPr>
-            <w:r/>
-            <w:r>
-              <w:rPr>
-                <w:b/>
-                <w:color w:val="FFFFFF"/>
-                <w:sz w:val="21"/>
-              </w:rPr>
-              <w:t>Recomendado</w:t>
-            </w:r>
-          </w:p>
-        </w:tc>
-      </w:tr>
-      <w:tr>
-        <w:tc>
-          <w:tcPr>
-            <w:tcW w:type="dxa" w:w="2268"/>
-          </w:tcPr>
-          <w:p>
-            <w:pPr>
-              <w:jc w:val="left"/>
-            </w:pPr>
-            <w:r/>
-            <w:r>
-              <w:rPr>
-                <w:sz w:val="21"/>
-              </w:rPr>
-              <w:t>Sistema operativo</w:t>
-            </w:r>
-          </w:p>
-        </w:tc>
-        <w:tc>
-          <w:tcPr>
-            <w:tcW w:type="dxa" w:w="3175"/>
-          </w:tcPr>
-          <w:p>
-            <w:pPr>
-              <w:jc w:val="center"/>
-            </w:pPr>
-            <w:r/>
-            <w:r>
-              <w:rPr>
-                <w:sz w:val="21"/>
-              </w:rPr>
-              <w:t>Windows 10 (64 bits) o superior</w:t>
-            </w:r>
-          </w:p>
-        </w:tc>
-        <w:tc>
-          <w:tcPr>
-            <w:tcW w:type="dxa" w:w="3175"/>
-          </w:tcPr>
-          <w:p>
-            <w:pPr>
-              <w:jc w:val="center"/>
-            </w:pPr>
-            <w:r/>
-            <w:r>
-              <w:rPr>
-                <w:sz w:val="21"/>
-              </w:rPr>
-              <w:t>Windows 10 u 11 (64 bits)</w:t>
-            </w:r>
-          </w:p>
-        </w:tc>
-      </w:tr>
-      <w:tr>
-        <w:tc>
-          <w:tcPr>
-            <w:tcW w:type="dxa" w:w="2268"/>
-            <w:shd w:val="clear" w:color="auto" w:fill="F2F0F0"/>
-          </w:tcPr>
-          <w:p>
-            <w:pPr>
-              <w:jc w:val="left"/>
-            </w:pPr>
-            <w:r/>
-            <w:r>
-              <w:rPr>
-                <w:sz w:val="21"/>
-              </w:rPr>
-              <w:t>Procesador</w:t>
-            </w:r>
-          </w:p>
-        </w:tc>
-        <w:tc>
-          <w:tcPr>
-            <w:tcW w:type="dxa" w:w="3175"/>
-            <w:shd w:val="clear" w:color="auto" w:fill="F2F0F0"/>
-          </w:tcPr>
-          <w:p>
-            <w:pPr>
-              <w:jc w:val="center"/>
-            </w:pPr>
-            <w:r/>
-            <w:r>
-              <w:rPr>
-                <w:sz w:val="21"/>
-              </w:rPr>
-              <w:t>Doble núcleo, 1.6 GHz o superior</w:t>
-            </w:r>
-          </w:p>
-        </w:tc>
-        <w:tc>
-          <w:tcPr>
-            <w:tcW w:type="dxa" w:w="3175"/>
-            <w:shd w:val="clear" w:color="auto" w:fill="F2F0F0"/>
-          </w:tcPr>
-          <w:p>
-            <w:pPr>
-              <w:jc w:val="center"/>
-            </w:pPr>
-            <w:r/>
-            <w:r>
-              <w:rPr>
-                <w:sz w:val="21"/>
-              </w:rPr>
-              <w:t>Cuatro núcleos, 2.0 GHz o superior</w:t>
-            </w:r>
-          </w:p>
-        </w:tc>
-      </w:tr>
-      <w:tr>
-        <w:tc>
-          <w:tcPr>
-            <w:tcW w:type="dxa" w:w="2268"/>
-          </w:tcPr>
-          <w:p>
-            <w:pPr>
-              <w:jc w:val="left"/>
-            </w:pPr>
-            <w:r/>
-            <w:r>
-              <w:rPr>
-                <w:sz w:val="21"/>
-              </w:rPr>
-              <w:t>Memoria RAM</w:t>
-            </w:r>
-          </w:p>
-        </w:tc>
-        <w:tc>
-          <w:tcPr>
-            <w:tcW w:type="dxa" w:w="3175"/>
-          </w:tcPr>
-          <w:p>
-            <w:pPr>
-              <w:jc w:val="center"/>
-            </w:pPr>
-            <w:r/>
-            <w:r>
-              <w:rPr>
-                <w:sz w:val="21"/>
-              </w:rPr>
-              <w:t>4 GB</w:t>
-            </w:r>
-          </w:p>
-        </w:tc>
-        <w:tc>
-          <w:tcPr>
-            <w:tcW w:type="dxa" w:w="3175"/>
-          </w:tcPr>
-          <w:p>
-            <w:pPr>
-              <w:jc w:val="center"/>
-            </w:pPr>
-            <w:r/>
-            <w:r>
-              <w:rPr>
-                <w:sz w:val="21"/>
-              </w:rPr>
-              <w:t>8 GB o más</w:t>
-            </w:r>
-          </w:p>
-        </w:tc>
-      </w:tr>
-      <w:tr>
-        <w:tc>
-          <w:tcPr>
-            <w:tcW w:type="dxa" w:w="2268"/>
-            <w:shd w:val="clear" w:color="auto" w:fill="F2F0F0"/>
-          </w:tcPr>
-          <w:p>
-            <w:pPr>
-              <w:jc w:val="left"/>
-            </w:pPr>
-            <w:r/>
-            <w:r>
-              <w:rPr>
-                <w:sz w:val="21"/>
-              </w:rPr>
-              <w:t>Almacenamiento</w:t>
-            </w:r>
-          </w:p>
-        </w:tc>
-        <w:tc>
-          <w:tcPr>
-            <w:tcW w:type="dxa" w:w="3175"/>
-            <w:shd w:val="clear" w:color="auto" w:fill="F2F0F0"/>
-          </w:tcPr>
-          <w:p>
-            <w:pPr>
-              <w:jc w:val="center"/>
-            </w:pPr>
-            <w:r/>
-            <w:r>
-              <w:rPr>
-                <w:sz w:val="21"/>
-              </w:rPr>
-              <w:t>2 GB libres en disco</w:t>
-            </w:r>
-          </w:p>
-        </w:tc>
-        <w:tc>
-          <w:tcPr>
-            <w:tcW w:type="dxa" w:w="3175"/>
-            <w:shd w:val="clear" w:color="auto" w:fill="F2F0F0"/>
-          </w:tcPr>
-          <w:p>
-            <w:pPr>
-              <w:jc w:val="center"/>
-            </w:pPr>
-            <w:r/>
-            <w:r>
-              <w:rPr>
-                <w:sz w:val="21"/>
-              </w:rPr>
-              <w:t>5 GB libres, de preferencia en SSD</w:t>
-            </w:r>
-          </w:p>
-        </w:tc>
-      </w:tr>
-      <w:tr>
-        <w:tc>
-          <w:tcPr>
-            <w:tcW w:type="dxa" w:w="2268"/>
-          </w:tcPr>
-          <w:p>
-            <w:pPr>
-              <w:jc w:val="left"/>
-            </w:pPr>
-            <w:r/>
-            <w:r>
-              <w:rPr>
-                <w:sz w:val="21"/>
-              </w:rPr>
-              <w:t>Pantalla</w:t>
-            </w:r>
-          </w:p>
-        </w:tc>
-        <w:tc>
-          <w:tcPr>
-            <w:tcW w:type="dxa" w:w="3175"/>
-          </w:tcPr>
-          <w:p>
-            <w:pPr>
-              <w:jc w:val="center"/>
-            </w:pPr>
-            <w:r/>
-            <w:r>
-              <w:rPr>
-                <w:sz w:val="21"/>
-              </w:rPr>
-              <w:t>Resolución mínima de 1280 x 720</w:t>
-            </w:r>
-          </w:p>
-        </w:tc>
-        <w:tc>
-          <w:tcPr>
-            <w:tcW w:type="dxa" w:w="3175"/>
-          </w:tcPr>
-          <w:p>
-            <w:pPr>
-              <w:jc w:val="center"/>
-            </w:pPr>
-            <w:r/>
-            <w:r>
-              <w:rPr>
-                <w:sz w:val="21"/>
-              </w:rPr>
-              <w:t>1600 x 900 o superior</w:t>
-            </w:r>
-          </w:p>
-        </w:tc>
-      </w:tr>
-    </w:tbl>
-    <w:p/>
-    <w:p>
-      <w:pPr>
-        <w:pStyle w:val="Heading2"/>
-      </w:pPr>
-      <w:r>
-        <w:t>4.2 Software necesario</w:t>
-      </w:r>
-    </w:p>
-    <w:p>
-      <w:pPr>
-        <w:pStyle w:val="ListBullet"/>
-      </w:pPr>
-      <w:r>
-        <w:rPr>
-          <w:b/>
-        </w:rPr>
-        <w:t xml:space="preserve">.NET Framework 4.8: </w:t>
-      </w:r>
-      <w:r>
-        <w:rPr>
-          <w:b w:val="0"/>
-        </w:rPr>
-        <w:t>ya viene incluido en Windows 10 actualizado y en Windows 11.</w:t>
-      </w:r>
-    </w:p>
-    <w:p>
-      <w:pPr>
-        <w:pStyle w:val="ListBullet"/>
-      </w:pPr>
-      <w:r>
-        <w:rPr>
-          <w:b/>
-        </w:rPr>
-        <w:t xml:space="preserve">Microsoft SQL Server (o LocalDB) y SQL Server Management Studio (SSMS): </w:t>
-      </w:r>
-      <w:r>
-        <w:rPr>
-          <w:b w:val="0"/>
-        </w:rPr>
-        <w:t>donde se almacena y administra la base de datos ClinicaMiniPtcDB.</w:t>
-      </w:r>
-    </w:p>
-    <w:p>
-      <w:pPr>
-        <w:pStyle w:val="ListBullet"/>
-      </w:pPr>
-      <w:r>
-        <w:rPr>
-          <w:b/>
-        </w:rPr>
-        <w:t xml:space="preserve">Visual Studio 2022: </w:t>
-      </w:r>
-      <w:r>
-        <w:rPr>
-          <w:b w:val="0"/>
-        </w:rPr>
-        <w:t>con la carga de trabajo «Desarrollo de escritorio de .NET», para abrir y compilar el proyecto.</w:t>
-      </w:r>
-    </w:p>
-    <w:p>
-      <w:r>
-        <w:br w:type="page"/>
-      </w:r>
-    </w:p>
-    <w:p>
-      <w:pPr>
-        <w:pStyle w:val="Heading1"/>
-        <w:pBdr>
-          <w:bottom w:val="single" w:sz="8" w:space="4" w:color="9B1C1F"/>
-        </w:pBdr>
-      </w:pPr>
-      <w:r>
-        <w:t>5. Introducción al sistema</w:t>
-      </w:r>
-    </w:p>
-    <w:p>
-      <w:pPr>
-        <w:pStyle w:val="Heading2"/>
-      </w:pPr>
-      <w:r>
-        <w:t>5.1 Apartados del sistema</w:t>
-      </w:r>
-    </w:p>
-    <w:p>
-      <w:pPr>
-        <w:pStyle w:val="ListBullet"/>
-      </w:pPr>
-      <w:r>
-        <w:rPr>
-          <w:b/>
-        </w:rPr>
-        <w:t xml:space="preserve">Inicio: </w:t>
-      </w:r>
-      <w:r>
-        <w:rPr>
-          <w:b w:val="0"/>
-        </w:rPr>
-        <w:t>resumen del día con tarjetas y la lista de citas de hoy.</w:t>
-      </w:r>
-    </w:p>
-    <w:p>
-      <w:pPr>
-        <w:pStyle w:val="ListBullet"/>
-      </w:pPr>
-      <w:r>
-        <w:rPr>
-          <w:b/>
-        </w:rPr>
-        <w:t xml:space="preserve">Pacientes: </w:t>
-      </w:r>
-      <w:r>
-        <w:rPr>
-          <w:b w:val="0"/>
-        </w:rPr>
-        <w:t>registro y consulta de los pacientes de la clínica.</w:t>
-      </w:r>
-    </w:p>
-    <w:p>
-      <w:pPr>
-        <w:pStyle w:val="ListBullet"/>
-      </w:pPr>
-      <w:r>
-        <w:rPr>
-          <w:b/>
-        </w:rPr>
-        <w:t xml:space="preserve">Médicos: </w:t>
-      </w:r>
-      <w:r>
-        <w:rPr>
-          <w:b w:val="0"/>
-        </w:rPr>
-        <w:t>registro de los médicos, su especialidad y su usuario del sistema.</w:t>
-      </w:r>
-    </w:p>
-    <w:p>
-      <w:pPr>
-        <w:pStyle w:val="ListBullet"/>
-      </w:pPr>
-      <w:r>
-        <w:rPr>
-          <w:b/>
-        </w:rPr>
-        <w:t xml:space="preserve">Especialidades: </w:t>
-      </w:r>
-      <w:r>
-        <w:rPr>
-          <w:b w:val="0"/>
-        </w:rPr>
-        <w:t>catálogo de especialidades médicas.</w:t>
-      </w:r>
-    </w:p>
-    <w:p>
-      <w:pPr>
-        <w:pStyle w:val="ListBullet"/>
-      </w:pPr>
-      <w:r>
-        <w:rPr>
-          <w:b/>
-        </w:rPr>
-        <w:t xml:space="preserve">Citas: </w:t>
-      </w:r>
-      <w:r>
-        <w:rPr>
-          <w:b w:val="0"/>
-        </w:rPr>
-        <w:t>agenda de citas sin choques de horario.</w:t>
-      </w:r>
-    </w:p>
-    <w:p>
-      <w:pPr>
-        <w:pStyle w:val="ListBullet"/>
-      </w:pPr>
-      <w:r>
-        <w:rPr>
-          <w:b/>
-        </w:rPr>
-        <w:t xml:space="preserve">Historial clínico: </w:t>
-      </w:r>
-      <w:r>
-        <w:rPr>
-          <w:b w:val="0"/>
-        </w:rPr>
-        <w:t>consultas, diagnósticos y tratamientos de cada paciente.</w:t>
-      </w:r>
-    </w:p>
-    <w:p>
-      <w:pPr>
-        <w:pStyle w:val="ListBullet"/>
-      </w:pPr>
-      <w:r>
-        <w:rPr>
-          <w:b/>
-        </w:rPr>
-        <w:t xml:space="preserve">Usuarios: </w:t>
-      </w:r>
-      <w:r>
-        <w:rPr>
-          <w:b w:val="0"/>
-        </w:rPr>
-        <w:t>cuentas para entrar al sistema y su rol.</w:t>
-      </w:r>
-    </w:p>
-    <w:p>
-      <w:pPr>
-        <w:pStyle w:val="ListBullet"/>
-      </w:pPr>
-      <w:r>
-        <w:rPr>
-          <w:b/>
-        </w:rPr>
-        <w:t xml:space="preserve">Roles y permisos: </w:t>
-      </w:r>
-      <w:r>
-        <w:rPr>
-          <w:b w:val="0"/>
-        </w:rPr>
-        <w:t>pantallas que puede usar cada rol.</w:t>
-      </w:r>
-    </w:p>
-    <w:p>
-      <w:pPr>
-        <w:pStyle w:val="ListBullet"/>
-      </w:pPr>
-      <w:r>
-        <w:rPr>
-          <w:b/>
-        </w:rPr>
-        <w:t xml:space="preserve">Bitácora: </w:t>
-      </w:r>
-      <w:r>
-        <w:rPr>
-          <w:b w:val="0"/>
-        </w:rPr>
-        <w:t>registro de las acciones realizadas por los usuarios.</w:t>
-      </w:r>
-    </w:p>
-    <w:p>
-      <w:pPr>
-        <w:pStyle w:val="Heading2"/>
-      </w:pPr>
-      <w:r>
-        <w:t>5.2 Roles y permisos</w:t>
-      </w:r>
-    </w:p>
-    <w:p>
-      <w:pPr>
-        <w:jc w:val="both"/>
-      </w:pPr>
-      <w:r>
-        <w:rPr>
-          <w:b w:val="0"/>
-          <w:i w:val="0"/>
-        </w:rPr>
-        <w:t>El sistema tiene tres roles. El administrador tiene acceso a todo; el médico ve solo sus citas y actualiza historiales; la recepcionista agenda citas y gestiona pacientes.</w:t>
-      </w:r>
-    </w:p>
-    <w:tbl>
-      <w:tblPr>
-        <w:tblStyle w:val="TableGrid"/>
-        <w:tblW w:type="auto" w:w="0"/>
-        <w:jc w:val="center"/>
-        <w:tblLook w:firstColumn="1" w:firstRow="1" w:lastColumn="0" w:lastRow="0" w:noHBand="0" w:noVBand="1" w:val="04A0"/>
-      </w:tblPr>
-      <w:tblGrid>
-        <w:gridCol w:w="2351"/>
-        <w:gridCol w:w="2351"/>
-        <w:gridCol w:w="2351"/>
-        <w:gridCol w:w="2351"/>
-      </w:tblGrid>
-      <w:tr>
-        <w:tc>
-          <w:tcPr>
-            <w:tcW w:type="dxa" w:w="3628"/>
-            <w:shd w:val="clear" w:color="auto" w:fill="9B1C1F"/>
-          </w:tcPr>
-          <w:p>
-            <w:pPr>
-              <w:jc w:val="left"/>
-            </w:pPr>
-            <w:r/>
-            <w:r>
-              <w:rPr>
-                <w:b/>
-                <w:color w:val="FFFFFF"/>
-                <w:sz w:val="21"/>
-              </w:rPr>
-              <w:t>Función</w:t>
-            </w:r>
-          </w:p>
-        </w:tc>
-        <w:tc>
-          <w:tcPr>
-            <w:tcW w:type="dxa" w:w="1701"/>
-            <w:shd w:val="clear" w:color="auto" w:fill="9B1C1F"/>
-          </w:tcPr>
-          <w:p>
-            <w:pPr>
-              <w:jc w:val="center"/>
-            </w:pPr>
-            <w:r/>
-            <w:r>
-              <w:rPr>
-                <w:b/>
-                <w:color w:val="FFFFFF"/>
-                <w:sz w:val="21"/>
-              </w:rPr>
-              <w:t>Administrador</w:t>
-            </w:r>
-          </w:p>
-        </w:tc>
-        <w:tc>
-          <w:tcPr>
-            <w:tcW w:type="dxa" w:w="1474"/>
-            <w:shd w:val="clear" w:color="auto" w:fill="9B1C1F"/>
-          </w:tcPr>
-          <w:p>
-            <w:pPr>
-              <w:jc w:val="center"/>
-            </w:pPr>
-            <w:r/>
-            <w:r>
-              <w:rPr>
-                <w:b/>
-                <w:color w:val="FFFFFF"/>
-                <w:sz w:val="21"/>
-              </w:rPr>
-              <w:t>Médico</w:t>
-            </w:r>
-          </w:p>
-        </w:tc>
-        <w:tc>
-          <w:tcPr>
-            <w:tcW w:type="dxa" w:w="1701"/>
-            <w:shd w:val="clear" w:color="auto" w:fill="9B1C1F"/>
-          </w:tcPr>
-          <w:p>
-            <w:pPr>
-              <w:jc w:val="center"/>
-            </w:pPr>
-            <w:r/>
-            <w:r>
-              <w:rPr>
-                <w:b/>
-                <w:color w:val="FFFFFF"/>
-                <w:sz w:val="21"/>
-              </w:rPr>
-              <w:t>Recepcionista</w:t>
-            </w:r>
-          </w:p>
-        </w:tc>
-      </w:tr>
-      <w:tr>
-        <w:tc>
-          <w:tcPr>
-            <w:tcW w:type="dxa" w:w="3628"/>
-          </w:tcPr>
-          <w:p>
-            <w:pPr>
-              <w:jc w:val="left"/>
-            </w:pPr>
-            <w:r/>
-            <w:r>
-              <w:rPr>
-                <w:sz w:val="21"/>
-              </w:rPr>
-              <w:t>Inicio (resumen del día)</w:t>
-            </w:r>
-          </w:p>
-        </w:tc>
-        <w:tc>
-          <w:tcPr>
-            <w:tcW w:type="dxa" w:w="1701"/>
-          </w:tcPr>
-          <w:p>
-            <w:pPr>
-              <w:jc w:val="center"/>
-            </w:pPr>
-            <w:r/>
-            <w:r>
-              <w:rPr>
-                <w:sz w:val="21"/>
-              </w:rPr>
-              <w:t>Sí</w:t>
-            </w:r>
-          </w:p>
-        </w:tc>
-        <w:tc>
-          <w:tcPr>
-            <w:tcW w:type="dxa" w:w="1474"/>
-          </w:tcPr>
-          <w:p>
-            <w:pPr>
-              <w:jc w:val="center"/>
-            </w:pPr>
-            <w:r/>
-            <w:r>
-              <w:rPr>
-                <w:sz w:val="21"/>
-              </w:rPr>
-              <w:t>Sí</w:t>
-            </w:r>
-          </w:p>
-        </w:tc>
-        <w:tc>
-          <w:tcPr>
-            <w:tcW w:type="dxa" w:w="1701"/>
-          </w:tcPr>
-          <w:p>
-            <w:pPr>
-              <w:jc w:val="center"/>
-            </w:pPr>
-            <w:r/>
-            <w:r>
-              <w:rPr>
-                <w:sz w:val="21"/>
-              </w:rPr>
-              <w:t>Sí</w:t>
-            </w:r>
-          </w:p>
-        </w:tc>
-      </w:tr>
-      <w:tr>
-        <w:tc>
-          <w:tcPr>
-            <w:tcW w:type="dxa" w:w="3628"/>
-            <w:shd w:val="clear" w:color="auto" w:fill="F2F0F0"/>
-          </w:tcPr>
-          <w:p>
-            <w:pPr>
-              <w:jc w:val="left"/>
-            </w:pPr>
-            <w:r/>
-            <w:r>
-              <w:rPr>
-                <w:sz w:val="21"/>
-              </w:rPr>
-              <w:t>Pacientes: registrar, actualizar y eliminar</w:t>
-            </w:r>
-          </w:p>
-        </w:tc>
-        <w:tc>
-          <w:tcPr>
-            <w:tcW w:type="dxa" w:w="1701"/>
-            <w:shd w:val="clear" w:color="auto" w:fill="F2F0F0"/>
-          </w:tcPr>
-          <w:p>
-            <w:pPr>
-              <w:jc w:val="center"/>
-            </w:pPr>
-            <w:r/>
-            <w:r>
-              <w:rPr>
-                <w:sz w:val="21"/>
-              </w:rPr>
-              <w:t>Sí</w:t>
-            </w:r>
-          </w:p>
-        </w:tc>
-        <w:tc>
-          <w:tcPr>
-            <w:tcW w:type="dxa" w:w="1474"/>
-            <w:shd w:val="clear" w:color="auto" w:fill="F2F0F0"/>
-          </w:tcPr>
-          <w:p>
-            <w:pPr>
-              <w:jc w:val="center"/>
-            </w:pPr>
-            <w:r/>
-            <w:r>
-              <w:rPr>
-                <w:sz w:val="21"/>
-              </w:rPr>
-              <w:t>No</w:t>
-            </w:r>
-          </w:p>
-        </w:tc>
-        <w:tc>
-          <w:tcPr>
-            <w:tcW w:type="dxa" w:w="1701"/>
-            <w:shd w:val="clear" w:color="auto" w:fill="F2F0F0"/>
-          </w:tcPr>
-          <w:p>
-            <w:pPr>
-              <w:jc w:val="center"/>
-            </w:pPr>
-            <w:r/>
-            <w:r>
-              <w:rPr>
-                <w:sz w:val="21"/>
-              </w:rPr>
-              <w:t>Sí</w:t>
-            </w:r>
-          </w:p>
-        </w:tc>
-      </w:tr>
-      <w:tr>
-        <w:tc>
-          <w:tcPr>
-            <w:tcW w:type="dxa" w:w="3628"/>
-          </w:tcPr>
-          <w:p>
-            <w:pPr>
-              <w:jc w:val="left"/>
-            </w:pPr>
-            <w:r/>
-            <w:r>
-              <w:rPr>
-                <w:sz w:val="21"/>
-              </w:rPr>
-              <w:t>Médicos</w:t>
-            </w:r>
-          </w:p>
-        </w:tc>
-        <w:tc>
-          <w:tcPr>
-            <w:tcW w:type="dxa" w:w="1701"/>
-          </w:tcPr>
-          <w:p>
-            <w:pPr>
-              <w:jc w:val="center"/>
-            </w:pPr>
-            <w:r/>
-            <w:r>
-              <w:rPr>
-                <w:sz w:val="21"/>
-              </w:rPr>
-              <w:t>Sí</w:t>
-            </w:r>
-          </w:p>
-        </w:tc>
-        <w:tc>
-          <w:tcPr>
-            <w:tcW w:type="dxa" w:w="1474"/>
-          </w:tcPr>
-          <w:p>
-            <w:pPr>
-              <w:jc w:val="center"/>
-            </w:pPr>
-            <w:r/>
-            <w:r>
-              <w:rPr>
-                <w:sz w:val="21"/>
-              </w:rPr>
-              <w:t>No</w:t>
-            </w:r>
-          </w:p>
-        </w:tc>
-        <w:tc>
-          <w:tcPr>
-            <w:tcW w:type="dxa" w:w="1701"/>
-          </w:tcPr>
-          <w:p>
-            <w:pPr>
-              <w:jc w:val="center"/>
-            </w:pPr>
-            <w:r/>
-            <w:r>
-              <w:rPr>
-                <w:sz w:val="21"/>
-              </w:rPr>
-              <w:t>No</w:t>
-            </w:r>
-          </w:p>
-        </w:tc>
-      </w:tr>
-      <w:tr>
-        <w:tc>
-          <w:tcPr>
-            <w:tcW w:type="dxa" w:w="3628"/>
-            <w:shd w:val="clear" w:color="auto" w:fill="F2F0F0"/>
-          </w:tcPr>
-          <w:p>
-            <w:pPr>
-              <w:jc w:val="left"/>
-            </w:pPr>
-            <w:r/>
-            <w:r>
-              <w:rPr>
-                <w:sz w:val="21"/>
-              </w:rPr>
-              <w:t>Especialidades</w:t>
-            </w:r>
-          </w:p>
-        </w:tc>
-        <w:tc>
-          <w:tcPr>
-            <w:tcW w:type="dxa" w:w="1701"/>
-            <w:shd w:val="clear" w:color="auto" w:fill="F2F0F0"/>
-          </w:tcPr>
-          <w:p>
-            <w:pPr>
-              <w:jc w:val="center"/>
-            </w:pPr>
-            <w:r/>
-            <w:r>
-              <w:rPr>
-                <w:sz w:val="21"/>
-              </w:rPr>
-              <w:t>Sí</w:t>
-            </w:r>
-          </w:p>
-        </w:tc>
-        <w:tc>
-          <w:tcPr>
-            <w:tcW w:type="dxa" w:w="1474"/>
-            <w:shd w:val="clear" w:color="auto" w:fill="F2F0F0"/>
-          </w:tcPr>
-          <w:p>
-            <w:pPr>
-              <w:jc w:val="center"/>
-            </w:pPr>
-            <w:r/>
-            <w:r>
-              <w:rPr>
-                <w:sz w:val="21"/>
-              </w:rPr>
-              <w:t>No</w:t>
-            </w:r>
-          </w:p>
-        </w:tc>
-        <w:tc>
-          <w:tcPr>
-            <w:tcW w:type="dxa" w:w="1701"/>
-            <w:shd w:val="clear" w:color="auto" w:fill="F2F0F0"/>
-          </w:tcPr>
-          <w:p>
-            <w:pPr>
-              <w:jc w:val="center"/>
-            </w:pPr>
-            <w:r/>
-            <w:r>
-              <w:rPr>
-                <w:sz w:val="21"/>
-              </w:rPr>
-              <w:t>No</w:t>
-            </w:r>
-          </w:p>
-        </w:tc>
-      </w:tr>
-      <w:tr>
-        <w:tc>
-          <w:tcPr>
-            <w:tcW w:type="dxa" w:w="3628"/>
-          </w:tcPr>
-          <w:p>
-            <w:pPr>
-              <w:jc w:val="left"/>
-            </w:pPr>
-            <w:r/>
-            <w:r>
-              <w:rPr>
-                <w:sz w:val="21"/>
-              </w:rPr>
-              <w:t>Citas: agendar y eliminar</w:t>
-            </w:r>
-          </w:p>
-        </w:tc>
-        <w:tc>
-          <w:tcPr>
-            <w:tcW w:type="dxa" w:w="1701"/>
-          </w:tcPr>
-          <w:p>
-            <w:pPr>
-              <w:jc w:val="center"/>
-            </w:pPr>
-            <w:r/>
-            <w:r>
-              <w:rPr>
-                <w:sz w:val="21"/>
-              </w:rPr>
-              <w:t>Sí</w:t>
-            </w:r>
-          </w:p>
-        </w:tc>
-        <w:tc>
-          <w:tcPr>
-            <w:tcW w:type="dxa" w:w="1474"/>
-          </w:tcPr>
-          <w:p>
-            <w:pPr>
-              <w:jc w:val="center"/>
-            </w:pPr>
-            <w:r/>
-            <w:r>
-              <w:rPr>
-                <w:sz w:val="21"/>
-              </w:rPr>
-              <w:t>No</w:t>
-            </w:r>
-          </w:p>
-        </w:tc>
-        <w:tc>
-          <w:tcPr>
-            <w:tcW w:type="dxa" w:w="1701"/>
-          </w:tcPr>
-          <w:p>
-            <w:pPr>
-              <w:jc w:val="center"/>
-            </w:pPr>
-            <w:r/>
-            <w:r>
-              <w:rPr>
-                <w:sz w:val="21"/>
-              </w:rPr>
-              <w:t>Sí</w:t>
-            </w:r>
-          </w:p>
-        </w:tc>
-      </w:tr>
-      <w:tr>
-        <w:tc>
-          <w:tcPr>
-            <w:tcW w:type="dxa" w:w="3628"/>
-            <w:shd w:val="clear" w:color="auto" w:fill="F2F0F0"/>
-          </w:tcPr>
-          <w:p>
-            <w:pPr>
-              <w:jc w:val="left"/>
-            </w:pPr>
-            <w:r/>
-            <w:r>
-              <w:rPr>
-                <w:sz w:val="21"/>
-              </w:rPr>
-              <w:t>Citas: ver solo las propias y cambiar estado</w:t>
-            </w:r>
-          </w:p>
-        </w:tc>
-        <w:tc>
-          <w:tcPr>
-            <w:tcW w:type="dxa" w:w="1701"/>
-            <w:shd w:val="clear" w:color="auto" w:fill="F2F0F0"/>
-          </w:tcPr>
-          <w:p>
-            <w:pPr>
-              <w:jc w:val="center"/>
-            </w:pPr>
-            <w:r/>
-            <w:r>
-              <w:rPr>
-                <w:sz w:val="21"/>
-              </w:rPr>
-              <w:t>—</w:t>
-            </w:r>
-          </w:p>
-        </w:tc>
-        <w:tc>
-          <w:tcPr>
-            <w:tcW w:type="dxa" w:w="1474"/>
-            <w:shd w:val="clear" w:color="auto" w:fill="F2F0F0"/>
-          </w:tcPr>
-          <w:p>
-            <w:pPr>
-              <w:jc w:val="center"/>
-            </w:pPr>
-            <w:r/>
-            <w:r>
-              <w:rPr>
-                <w:sz w:val="21"/>
-              </w:rPr>
-              <w:t>Sí</w:t>
-            </w:r>
-          </w:p>
-        </w:tc>
-        <w:tc>
-          <w:tcPr>
-            <w:tcW w:type="dxa" w:w="1701"/>
-            <w:shd w:val="clear" w:color="auto" w:fill="F2F0F0"/>
-          </w:tcPr>
-          <w:p>
-            <w:pPr>
-              <w:jc w:val="center"/>
-            </w:pPr>
-            <w:r/>
-            <w:r>
-              <w:rPr>
-                <w:sz w:val="21"/>
-              </w:rPr>
-              <w:t>—</w:t>
-            </w:r>
-          </w:p>
-        </w:tc>
-      </w:tr>
-      <w:tr>
-        <w:tc>
-          <w:tcPr>
-            <w:tcW w:type="dxa" w:w="3628"/>
-          </w:tcPr>
-          <w:p>
-            <w:pPr>
-              <w:jc w:val="left"/>
-            </w:pPr>
-            <w:r/>
-            <w:r>
-              <w:rPr>
-                <w:sz w:val="21"/>
-              </w:rPr>
-              <w:t>Historial clínico</w:t>
-            </w:r>
-          </w:p>
-        </w:tc>
-        <w:tc>
-          <w:tcPr>
-            <w:tcW w:type="dxa" w:w="1701"/>
-          </w:tcPr>
-          <w:p>
-            <w:pPr>
-              <w:jc w:val="center"/>
-            </w:pPr>
-            <w:r/>
-            <w:r>
-              <w:rPr>
-                <w:sz w:val="21"/>
-              </w:rPr>
-              <w:t>Sí</w:t>
-            </w:r>
-          </w:p>
-        </w:tc>
-        <w:tc>
-          <w:tcPr>
-            <w:tcW w:type="dxa" w:w="1474"/>
-          </w:tcPr>
-          <w:p>
-            <w:pPr>
-              <w:jc w:val="center"/>
-            </w:pPr>
-            <w:r/>
-            <w:r>
-              <w:rPr>
-                <w:sz w:val="21"/>
-              </w:rPr>
-              <w:t>Sí</w:t>
-            </w:r>
-          </w:p>
-        </w:tc>
-        <w:tc>
-          <w:tcPr>
-            <w:tcW w:type="dxa" w:w="1701"/>
-          </w:tcPr>
-          <w:p>
-            <w:pPr>
-              <w:jc w:val="center"/>
-            </w:pPr>
-            <w:r/>
-            <w:r>
-              <w:rPr>
-                <w:sz w:val="21"/>
-              </w:rPr>
-              <w:t>No</w:t>
-            </w:r>
-          </w:p>
-        </w:tc>
-      </w:tr>
-      <w:tr>
-        <w:tc>
-          <w:tcPr>
-            <w:tcW w:type="dxa" w:w="3628"/>
-            <w:shd w:val="clear" w:color="auto" w:fill="F2F0F0"/>
-          </w:tcPr>
-          <w:p>
-            <w:pPr>
-              <w:jc w:val="left"/>
-            </w:pPr>
-            <w:r/>
-            <w:r>
-              <w:rPr>
-                <w:sz w:val="21"/>
-              </w:rPr>
-              <w:t>Usuarios</w:t>
-            </w:r>
-          </w:p>
-        </w:tc>
-        <w:tc>
-          <w:tcPr>
-            <w:tcW w:type="dxa" w:w="1701"/>
-            <w:shd w:val="clear" w:color="auto" w:fill="F2F0F0"/>
-          </w:tcPr>
-          <w:p>
-            <w:pPr>
-              <w:jc w:val="center"/>
-            </w:pPr>
-            <w:r/>
-            <w:r>
-              <w:rPr>
-                <w:sz w:val="21"/>
-              </w:rPr>
-              <w:t>Sí</w:t>
-            </w:r>
-          </w:p>
-        </w:tc>
-        <w:tc>
-          <w:tcPr>
-            <w:tcW w:type="dxa" w:w="1474"/>
-            <w:shd w:val="clear" w:color="auto" w:fill="F2F0F0"/>
-          </w:tcPr>
-          <w:p>
-            <w:pPr>
-              <w:jc w:val="center"/>
-            </w:pPr>
-            <w:r/>
-            <w:r>
-              <w:rPr>
-                <w:sz w:val="21"/>
-              </w:rPr>
-              <w:t>No</w:t>
-            </w:r>
-          </w:p>
-        </w:tc>
-        <w:tc>
-          <w:tcPr>
-            <w:tcW w:type="dxa" w:w="1701"/>
-            <w:shd w:val="clear" w:color="auto" w:fill="F2F0F0"/>
-          </w:tcPr>
-          <w:p>
-            <w:pPr>
-              <w:jc w:val="center"/>
-            </w:pPr>
-            <w:r/>
-            <w:r>
-              <w:rPr>
-                <w:sz w:val="21"/>
-              </w:rPr>
-              <w:t>No</w:t>
-            </w:r>
-          </w:p>
-        </w:tc>
-      </w:tr>
-      <w:tr>
-        <w:tc>
-          <w:tcPr>
-            <w:tcW w:type="dxa" w:w="3628"/>
-          </w:tcPr>
-          <w:p>
-            <w:pPr>
-              <w:jc w:val="left"/>
-            </w:pPr>
-            <w:r/>
-            <w:r>
-              <w:rPr>
-                <w:sz w:val="21"/>
-              </w:rPr>
-              <w:t>Roles y permisos</w:t>
-            </w:r>
-          </w:p>
-        </w:tc>
-        <w:tc>
-          <w:tcPr>
-            <w:tcW w:type="dxa" w:w="1701"/>
-          </w:tcPr>
-          <w:p>
-            <w:pPr>
-              <w:jc w:val="center"/>
-            </w:pPr>
-            <w:r/>
-            <w:r>
-              <w:rPr>
-                <w:sz w:val="21"/>
-              </w:rPr>
-              <w:t>Sí</w:t>
-            </w:r>
-          </w:p>
-        </w:tc>
-        <w:tc>
-          <w:tcPr>
-            <w:tcW w:type="dxa" w:w="1474"/>
-          </w:tcPr>
-          <w:p>
-            <w:pPr>
-              <w:jc w:val="center"/>
-            </w:pPr>
-            <w:r/>
-            <w:r>
-              <w:rPr>
-                <w:sz w:val="21"/>
-              </w:rPr>
-              <w:t>No</w:t>
-            </w:r>
-          </w:p>
-        </w:tc>
-        <w:tc>
-          <w:tcPr>
-            <w:tcW w:type="dxa" w:w="1701"/>
-          </w:tcPr>
-          <w:p>
-            <w:pPr>
-              <w:jc w:val="center"/>
-            </w:pPr>
-            <w:r/>
-            <w:r>
-              <w:rPr>
-                <w:sz w:val="21"/>
-              </w:rPr>
-              <w:t>No</w:t>
-            </w:r>
-          </w:p>
-        </w:tc>
-      </w:tr>
-      <w:tr>
-        <w:tc>
-          <w:tcPr>
-            <w:tcW w:type="dxa" w:w="3628"/>
-            <w:shd w:val="clear" w:color="auto" w:fill="F2F0F0"/>
-          </w:tcPr>
-          <w:p>
-            <w:pPr>
-              <w:jc w:val="left"/>
-            </w:pPr>
-            <w:r/>
-            <w:r>
-              <w:rPr>
-                <w:sz w:val="21"/>
-              </w:rPr>
-              <w:t>Bitácora</w:t>
-            </w:r>
-          </w:p>
-        </w:tc>
-        <w:tc>
-          <w:tcPr>
-            <w:tcW w:type="dxa" w:w="1701"/>
-            <w:shd w:val="clear" w:color="auto" w:fill="F2F0F0"/>
-          </w:tcPr>
-          <w:p>
-            <w:pPr>
-              <w:jc w:val="center"/>
-            </w:pPr>
-            <w:r/>
-            <w:r>
-              <w:rPr>
-                <w:sz w:val="21"/>
-              </w:rPr>
-              <w:t>Sí</w:t>
-            </w:r>
-          </w:p>
-        </w:tc>
-        <w:tc>
-          <w:tcPr>
-            <w:tcW w:type="dxa" w:w="1474"/>
-            <w:shd w:val="clear" w:color="auto" w:fill="F2F0F0"/>
-          </w:tcPr>
-          <w:p>
-            <w:pPr>
-              <w:jc w:val="center"/>
-            </w:pPr>
-            <w:r/>
-            <w:r>
-              <w:rPr>
-                <w:sz w:val="21"/>
-              </w:rPr>
-              <w:t>No</w:t>
-            </w:r>
-          </w:p>
-        </w:tc>
-        <w:tc>
-          <w:tcPr>
-            <w:tcW w:type="dxa" w:w="1701"/>
-            <w:shd w:val="clear" w:color="auto" w:fill="F2F0F0"/>
-          </w:tcPr>
-          <w:p>
-            <w:pPr>
-              <w:jc w:val="center"/>
-            </w:pPr>
-            <w:r/>
-            <w:r>
-              <w:rPr>
-                <w:sz w:val="21"/>
-              </w:rPr>
-              <w:t>No</w:t>
-            </w:r>
-          </w:p>
-        </w:tc>
-      </w:tr>
-    </w:tbl>
-    <w:p/>
-    <w:p>
-      <w:r>
-        <w:br w:type="page"/>
-      </w:r>
-    </w:p>
-    <w:p>
-      <w:pPr>
-        <w:pStyle w:val="Heading1"/>
-        <w:pBdr>
-          <w:bottom w:val="single" w:sz="8" w:space="4" w:color="9B1C1F"/>
-        </w:pBdr>
-      </w:pPr>
-      <w:r>
-        <w:t>6. Arquitectura y estructura del proyecto</w:t>
-      </w:r>
-    </w:p>
-    <w:p>
-      <w:pPr>
-        <w:jc w:val="both"/>
-      </w:pPr>
-      <w:r>
-        <w:rPr>
-          <w:b w:val="0"/>
-          <w:i w:val="0"/>
-        </w:rPr>
-        <w:t>El sistema aplica la arquitectura Modelo-Vista. La solución «ClinicaMiniPtc.sln» tiene dos proyectos: «Vista», con los formularios, y «Modelos», con las clases que se conectan a la base de datos. Los formularios no escriben SQL: llaman a los métodos de las clases.</w:t>
+        <w:t>2.1 Recepcionista</w:t>
       </w:r>
     </w:p>
     <w:p>
@@ -2024,7 +312,7 @@
       <w:r>
         <w:drawing>
           <wp:inline xmlns:a="http://schemas.openxmlformats.org/drawingml/2006/main" xmlns:pic="http://schemas.openxmlformats.org/drawingml/2006/picture">
-            <wp:extent cx="5760000" cy="1807347"/>
+            <wp:extent cx="4860000" cy="2938316"/>
             <wp:docPr id="2" name="Picture 2"/>
             <wp:cNvGraphicFramePr>
               <a:graphicFrameLocks noChangeAspect="1"/>
@@ -2033,7 +321,7 @@
               <a:graphicData uri="http://schemas.openxmlformats.org/drawingml/2006/picture">
                 <pic:pic>
                   <pic:nvPicPr>
-                    <pic:cNvPr id="0" name="arquitectura.png"/>
+                    <pic:cNvPr id="0" name="cu_recepcionista.png"/>
                     <pic:cNvPicPr/>
                   </pic:nvPicPr>
                   <pic:blipFill>
@@ -2045,7 +333,7 @@
                   <pic:spPr>
                     <a:xfrm>
                       <a:off x="0" y="0"/>
-                      <a:ext cx="5760000" cy="1807347"/>
+                      <a:ext cx="4860000" cy="2938316"/>
                     </a:xfrm>
                     <a:prstGeom prst="rect"/>
                   </pic:spPr>
@@ -2066,295 +354,7 @@
           <w:i/>
           <w:sz w:val="20"/>
         </w:rPr>
-        <w:t>Figura 1. Arquitectura Modelo-Vista del sistema.</w:t>
-      </w:r>
-    </w:p>
-    <w:tbl>
-      <w:tblPr>
-        <w:tblStyle w:val="TableGrid"/>
-        <w:tblW w:type="auto" w:w="0"/>
-        <w:jc w:val="center"/>
-        <w:tblLook w:firstColumn="1" w:firstRow="1" w:lastColumn="0" w:lastRow="0" w:noHBand="0" w:noVBand="1" w:val="04A0"/>
-      </w:tblPr>
-      <w:tblGrid>
-        <w:gridCol w:w="4703"/>
-        <w:gridCol w:w="4703"/>
-      </w:tblGrid>
-      <w:tr>
-        <w:tc>
-          <w:tcPr>
-            <w:tcW w:type="dxa" w:w="3402"/>
-            <w:shd w:val="clear" w:color="auto" w:fill="9B1C1F"/>
-          </w:tcPr>
-          <w:p>
-            <w:pPr>
-              <w:jc w:val="left"/>
-            </w:pPr>
-            <w:r/>
-            <w:r>
-              <w:rPr>
-                <w:b/>
-                <w:color w:val="FFFFFF"/>
-                <w:sz w:val="21"/>
-              </w:rPr>
-              <w:t>Carpeta / archivo</w:t>
-            </w:r>
-          </w:p>
-        </w:tc>
-        <w:tc>
-          <w:tcPr>
-            <w:tcW w:type="dxa" w:w="5669"/>
-            <w:shd w:val="clear" w:color="auto" w:fill="9B1C1F"/>
-          </w:tcPr>
-          <w:p>
-            <w:pPr>
-              <w:jc w:val="center"/>
-            </w:pPr>
-            <w:r/>
-            <w:r>
-              <w:rPr>
-                <w:b/>
-                <w:color w:val="FFFFFF"/>
-                <w:sz w:val="21"/>
-              </w:rPr>
-              <w:t>Contenido</w:t>
-            </w:r>
-          </w:p>
-        </w:tc>
-      </w:tr>
-      <w:tr>
-        <w:tc>
-          <w:tcPr>
-            <w:tcW w:type="dxa" w:w="3402"/>
-          </w:tcPr>
-          <w:p>
-            <w:pPr>
-              <w:jc w:val="left"/>
-            </w:pPr>
-            <w:r/>
-            <w:r>
-              <w:rPr>
-                <w:sz w:val="21"/>
-              </w:rPr>
-              <w:t>BaseDeDatos/ClinicaMiniPtcDB.sql</w:t>
-            </w:r>
-          </w:p>
-        </w:tc>
-        <w:tc>
-          <w:tcPr>
-            <w:tcW w:type="dxa" w:w="5669"/>
-          </w:tcPr>
-          <w:p>
-            <w:pPr>
-              <w:jc w:val="center"/>
-            </w:pPr>
-            <w:r/>
-            <w:r>
-              <w:rPr>
-                <w:sz w:val="21"/>
-              </w:rPr>
-              <w:t>Script que crea la base de datos, las tablas, los datos iniciales y las vistas.</w:t>
-            </w:r>
-          </w:p>
-        </w:tc>
-      </w:tr>
-      <w:tr>
-        <w:tc>
-          <w:tcPr>
-            <w:tcW w:type="dxa" w:w="3402"/>
-            <w:shd w:val="clear" w:color="auto" w:fill="F2F0F0"/>
-          </w:tcPr>
-          <w:p>
-            <w:pPr>
-              <w:jc w:val="left"/>
-            </w:pPr>
-            <w:r/>
-            <w:r>
-              <w:rPr>
-                <w:sz w:val="21"/>
-              </w:rPr>
-              <w:t>Modelos/Conexion_DB/Conexion.cs</w:t>
-            </w:r>
-          </w:p>
-        </w:tc>
-        <w:tc>
-          <w:tcPr>
-            <w:tcW w:type="dxa" w:w="5669"/>
-            <w:shd w:val="clear" w:color="auto" w:fill="F2F0F0"/>
-          </w:tcPr>
-          <w:p>
-            <w:pPr>
-              <w:jc w:val="center"/>
-            </w:pPr>
-            <w:r/>
-            <w:r>
-              <w:rPr>
-                <w:sz w:val="21"/>
-              </w:rPr>
-              <w:t>Método conectar(): abre la conexión y avisa con MessageBox si el servidor o la base no existen.</w:t>
-            </w:r>
-          </w:p>
-        </w:tc>
-      </w:tr>
-      <w:tr>
-        <w:tc>
-          <w:tcPr>
-            <w:tcW w:type="dxa" w:w="3402"/>
-          </w:tcPr>
-          <w:p>
-            <w:pPr>
-              <w:jc w:val="left"/>
-            </w:pPr>
-            <w:r/>
-            <w:r>
-              <w:rPr>
-                <w:sz w:val="21"/>
-              </w:rPr>
-              <w:t>Modelos/Entidades/</w:t>
-            </w:r>
-          </w:p>
-        </w:tc>
-        <w:tc>
-          <w:tcPr>
-            <w:tcW w:type="dxa" w:w="5669"/>
-          </w:tcPr>
-          <w:p>
-            <w:pPr>
-              <w:jc w:val="center"/>
-            </w:pPr>
-            <w:r/>
-            <w:r>
-              <w:rPr>
-                <w:sz w:val="21"/>
-              </w:rPr>
-              <w:t>Una clase por tabla (Paciente, Medico, Cita, Historial, Usuario, Permiso, Especialidad, Bitacora) con sus métodos cargar, buscar, Insertar, Actualizar y Eliminar; además Sesion.</w:t>
-            </w:r>
-          </w:p>
-        </w:tc>
-      </w:tr>
-      <w:tr>
-        <w:tc>
-          <w:tcPr>
-            <w:tcW w:type="dxa" w:w="3402"/>
-            <w:shd w:val="clear" w:color="auto" w:fill="F2F0F0"/>
-          </w:tcPr>
-          <w:p>
-            <w:pPr>
-              <w:jc w:val="left"/>
-            </w:pPr>
-            <w:r/>
-            <w:r>
-              <w:rPr>
-                <w:sz w:val="21"/>
-              </w:rPr>
-              <w:t>Vista/Login/frmLogin</w:t>
-            </w:r>
-          </w:p>
-        </w:tc>
-        <w:tc>
-          <w:tcPr>
-            <w:tcW w:type="dxa" w:w="5669"/>
-            <w:shd w:val="clear" w:color="auto" w:fill="F2F0F0"/>
-          </w:tcPr>
-          <w:p>
-            <w:pPr>
-              <w:jc w:val="center"/>
-            </w:pPr>
-            <w:r/>
-            <w:r>
-              <w:rPr>
-                <w:sz w:val="21"/>
-              </w:rPr>
-              <w:t>Pantalla de inicio de sesión.</w:t>
-            </w:r>
-          </w:p>
-        </w:tc>
-      </w:tr>
-      <w:tr>
-        <w:tc>
-          <w:tcPr>
-            <w:tcW w:type="dxa" w:w="3402"/>
-          </w:tcPr>
-          <w:p>
-            <w:pPr>
-              <w:jc w:val="left"/>
-            </w:pPr>
-            <w:r/>
-            <w:r>
-              <w:rPr>
-                <w:sz w:val="21"/>
-              </w:rPr>
-              <w:t>Vista/Dashboard/frmDashboard, frmInicio</w:t>
-            </w:r>
-          </w:p>
-        </w:tc>
-        <w:tc>
-          <w:tcPr>
-            <w:tcW w:type="dxa" w:w="5669"/>
-          </w:tcPr>
-          <w:p>
-            <w:pPr>
-              <w:jc w:val="center"/>
-            </w:pPr>
-            <w:r/>
-            <w:r>
-              <w:rPr>
-                <w:sz w:val="21"/>
-              </w:rPr>
-              <w:t>Menú lateral, barra superior y pantalla de inicio con el resumen.</w:t>
-            </w:r>
-          </w:p>
-        </w:tc>
-      </w:tr>
-      <w:tr>
-        <w:tc>
-          <w:tcPr>
-            <w:tcW w:type="dxa" w:w="3402"/>
-            <w:shd w:val="clear" w:color="auto" w:fill="F2F0F0"/>
-          </w:tcPr>
-          <w:p>
-            <w:pPr>
-              <w:jc w:val="left"/>
-            </w:pPr>
-            <w:r/>
-            <w:r>
-              <w:rPr>
-                <w:sz w:val="21"/>
-              </w:rPr>
-              <w:t>Vista/Gestion/frm…</w:t>
-            </w:r>
-          </w:p>
-        </w:tc>
-        <w:tc>
-          <w:tcPr>
-            <w:tcW w:type="dxa" w:w="5669"/>
-            <w:shd w:val="clear" w:color="auto" w:fill="F2F0F0"/>
-          </w:tcPr>
-          <w:p>
-            <w:pPr>
-              <w:jc w:val="center"/>
-            </w:pPr>
-            <w:r/>
-            <w:r>
-              <w:rPr>
-                <w:sz w:val="21"/>
-              </w:rPr>
-              <w:t>Pantallas de Pacientes, Médicos, Especialidades, Citas, Historial, Usuarios, Permisos y Bitácora.</w:t>
-            </w:r>
-          </w:p>
-        </w:tc>
-      </w:tr>
-    </w:tbl>
-    <w:p/>
-    <w:p>
-      <w:pPr>
-        <w:pStyle w:val="Heading1"/>
-        <w:pBdr>
-          <w:bottom w:val="single" w:sz="8" w:space="4" w:color="9B1C1F"/>
-        </w:pBdr>
-      </w:pPr>
-      <w:r>
-        <w:t>7. Seguridad y manejo de excepciones</w:t>
+        <w:t>Figura 1. Casos de uso — Recepcionista.</w:t>
       </w:r>
     </w:p>
     <w:p>
@@ -2362,753 +362,7 @@
         <w:pStyle w:val="Heading2"/>
       </w:pPr>
       <w:r>
-        <w:t>7.1 Seguridad</w:t>
-      </w:r>
-    </w:p>
-    <w:p>
-      <w:pPr>
-        <w:pStyle w:val="ListBullet"/>
-      </w:pPr>
-      <w:r>
-        <w:rPr>
-          <w:b/>
-        </w:rPr>
-        <w:t xml:space="preserve">Encriptación: </w:t>
-      </w:r>
-      <w:r>
-        <w:rPr>
-          <w:b w:val="0"/>
-        </w:rPr>
-        <w:t>las contraseñas se guardan encriptadas con BCrypt.Net (Usuario.encriptar) y se verifican al iniciar sesión (Usuario.verificarClave). Nunca se guardan en texto plano.</w:t>
-      </w:r>
-    </w:p>
-    <w:p>
-      <w:pPr>
-        <w:pStyle w:val="ListBullet"/>
-      </w:pPr>
-      <w:r>
-        <w:rPr>
-          <w:b/>
-        </w:rPr>
-        <w:t xml:space="preserve">Consultas con parámetros: </w:t>
-      </w:r>
-      <w:r>
-        <w:rPr>
-          <w:b w:val="0"/>
-        </w:rPr>
-        <w:t>todas las consultas usan Parameters.AddWithValue, lo que evita la inyección SQL.</w:t>
-      </w:r>
-    </w:p>
-    <w:p>
-      <w:pPr>
-        <w:pStyle w:val="ListBullet"/>
-      </w:pPr>
-      <w:r>
-        <w:rPr>
-          <w:b/>
-        </w:rPr>
-        <w:t xml:space="preserve">Conexión centralizada: </w:t>
-      </w:r>
-      <w:r>
-        <w:rPr>
-          <w:b w:val="0"/>
-        </w:rPr>
-        <w:t>la clase Conexion tiene el servidor y la base de datos en un solo lugar y cada conexión se cierra con using.</w:t>
-      </w:r>
-    </w:p>
-    <w:p>
-      <w:pPr>
-        <w:pStyle w:val="ListBullet"/>
-      </w:pPr>
-      <w:r>
-        <w:rPr>
-          <w:b/>
-        </w:rPr>
-        <w:t xml:space="preserve">Control de acceso: </w:t>
-      </w:r>
-      <w:r>
-        <w:rPr>
-          <w:b w:val="0"/>
-        </w:rPr>
-        <w:t>el menú solo muestra las pantallas permitidas para el rol del usuario.</w:t>
-      </w:r>
-    </w:p>
-    <w:p>
-      <w:pPr>
-        <w:pStyle w:val="Heading2"/>
-      </w:pPr>
-      <w:r>
-        <w:t>7.2 Manejo de excepciones</w:t>
-      </w:r>
-    </w:p>
-    <w:p>
-      <w:pPr>
-        <w:jc w:val="both"/>
-      </w:pPr>
-      <w:r>
-        <w:rPr>
-          <w:b w:val="0"/>
-          <w:i w:val="0"/>
-        </w:rPr>
-        <w:t>Cada método que consulta la base de datos usa try-catch. Si ocurre un error de SQL Server, el sistema muestra un MessageBox con un mensaje claro en lugar de cerrarse.</w:t>
-      </w:r>
-    </w:p>
-    <w:tbl>
-      <w:tblPr>
-        <w:tblStyle w:val="TableGrid"/>
-        <w:tblW w:type="auto" w:w="0"/>
-        <w:jc w:val="center"/>
-        <w:tblLook w:firstColumn="1" w:firstRow="1" w:lastColumn="0" w:lastRow="0" w:noHBand="0" w:noVBand="1" w:val="04A0"/>
-      </w:tblPr>
-      <w:tblGrid>
-        <w:gridCol w:w="3135"/>
-        <w:gridCol w:w="3135"/>
-        <w:gridCol w:w="3135"/>
-      </w:tblGrid>
-      <w:tr>
-        <w:tc>
-          <w:tcPr>
-            <w:tcW w:type="dxa" w:w="1984"/>
-            <w:shd w:val="clear" w:color="auto" w:fill="9B1C1F"/>
-          </w:tcPr>
-          <w:p>
-            <w:pPr>
-              <w:jc w:val="left"/>
-            </w:pPr>
-            <w:r/>
-            <w:r>
-              <w:rPr>
-                <w:b/>
-                <w:color w:val="FFFFFF"/>
-                <w:sz w:val="21"/>
-              </w:rPr>
-              <w:t>Código de error</w:t>
-            </w:r>
-          </w:p>
-        </w:tc>
-        <w:tc>
-          <w:tcPr>
-            <w:tcW w:type="dxa" w:w="3118"/>
-            <w:shd w:val="clear" w:color="auto" w:fill="9B1C1F"/>
-          </w:tcPr>
-          <w:p>
-            <w:pPr>
-              <w:jc w:val="center"/>
-            </w:pPr>
-            <w:r/>
-            <w:r>
-              <w:rPr>
-                <w:b/>
-                <w:color w:val="FFFFFF"/>
-                <w:sz w:val="21"/>
-              </w:rPr>
-              <w:t>Significado</w:t>
-            </w:r>
-          </w:p>
-        </w:tc>
-        <w:tc>
-          <w:tcPr>
-            <w:tcW w:type="dxa" w:w="3969"/>
-            <w:shd w:val="clear" w:color="auto" w:fill="9B1C1F"/>
-          </w:tcPr>
-          <w:p>
-            <w:pPr>
-              <w:jc w:val="center"/>
-            </w:pPr>
-            <w:r/>
-            <w:r>
-              <w:rPr>
-                <w:b/>
-                <w:color w:val="FFFFFF"/>
-                <w:sz w:val="21"/>
-              </w:rPr>
-              <w:t>Mensaje al usuario</w:t>
-            </w:r>
-          </w:p>
-        </w:tc>
-      </w:tr>
-      <w:tr>
-        <w:tc>
-          <w:tcPr>
-            <w:tcW w:type="dxa" w:w="1984"/>
-          </w:tcPr>
-          <w:p>
-            <w:pPr>
-              <w:jc w:val="left"/>
-            </w:pPr>
-            <w:r/>
-            <w:r>
-              <w:rPr>
-                <w:sz w:val="21"/>
-              </w:rPr>
-              <w:t>2 / 53</w:t>
-            </w:r>
-          </w:p>
-        </w:tc>
-        <w:tc>
-          <w:tcPr>
-            <w:tcW w:type="dxa" w:w="3118"/>
-          </w:tcPr>
-          <w:p>
-            <w:pPr>
-              <w:jc w:val="center"/>
-            </w:pPr>
-            <w:r/>
-            <w:r>
-              <w:rPr>
-                <w:sz w:val="21"/>
-              </w:rPr>
-              <w:t>No se encuentra el servidor</w:t>
-            </w:r>
-          </w:p>
-        </w:tc>
-        <w:tc>
-          <w:tcPr>
-            <w:tcW w:type="dxa" w:w="3969"/>
-          </w:tcPr>
-          <w:p>
-            <w:pPr>
-              <w:jc w:val="center"/>
-            </w:pPr>
-            <w:r/>
-            <w:r>
-              <w:rPr>
-                <w:sz w:val="21"/>
-              </w:rPr>
-              <w:t>Verifique que SQL Server esté iniciado.</w:t>
-            </w:r>
-          </w:p>
-        </w:tc>
-      </w:tr>
-      <w:tr>
-        <w:tc>
-          <w:tcPr>
-            <w:tcW w:type="dxa" w:w="1984"/>
-            <w:shd w:val="clear" w:color="auto" w:fill="F2F0F0"/>
-          </w:tcPr>
-          <w:p>
-            <w:pPr>
-              <w:jc w:val="left"/>
-            </w:pPr>
-            <w:r/>
-            <w:r>
-              <w:rPr>
-                <w:sz w:val="21"/>
-              </w:rPr>
-              <w:t>4060</w:t>
-            </w:r>
-          </w:p>
-        </w:tc>
-        <w:tc>
-          <w:tcPr>
-            <w:tcW w:type="dxa" w:w="3118"/>
-            <w:shd w:val="clear" w:color="auto" w:fill="F2F0F0"/>
-          </w:tcPr>
-          <w:p>
-            <w:pPr>
-              <w:jc w:val="center"/>
-            </w:pPr>
-            <w:r/>
-            <w:r>
-              <w:rPr>
-                <w:sz w:val="21"/>
-              </w:rPr>
-              <w:t>La base de datos no existe</w:t>
-            </w:r>
-          </w:p>
-        </w:tc>
-        <w:tc>
-          <w:tcPr>
-            <w:tcW w:type="dxa" w:w="3969"/>
-            <w:shd w:val="clear" w:color="auto" w:fill="F2F0F0"/>
-          </w:tcPr>
-          <w:p>
-            <w:pPr>
-              <w:jc w:val="center"/>
-            </w:pPr>
-            <w:r/>
-            <w:r>
-              <w:rPr>
-                <w:sz w:val="21"/>
-              </w:rPr>
-              <w:t>Ejecute el script ClinicaMiniPtcDB.sql.</w:t>
-            </w:r>
-          </w:p>
-        </w:tc>
-      </w:tr>
-      <w:tr>
-        <w:tc>
-          <w:tcPr>
-            <w:tcW w:type="dxa" w:w="1984"/>
-          </w:tcPr>
-          <w:p>
-            <w:pPr>
-              <w:jc w:val="left"/>
-            </w:pPr>
-            <w:r/>
-            <w:r>
-              <w:rPr>
-                <w:sz w:val="21"/>
-              </w:rPr>
-              <w:t>547</w:t>
-            </w:r>
-          </w:p>
-        </w:tc>
-        <w:tc>
-          <w:tcPr>
-            <w:tcW w:type="dxa" w:w="3118"/>
-          </w:tcPr>
-          <w:p>
-            <w:pPr>
-              <w:jc w:val="center"/>
-            </w:pPr>
-            <w:r/>
-            <w:r>
-              <w:rPr>
-                <w:sz w:val="21"/>
-              </w:rPr>
-              <w:t>Registro relacionado con otra tabla</w:t>
-            </w:r>
-          </w:p>
-        </w:tc>
-        <w:tc>
-          <w:tcPr>
-            <w:tcW w:type="dxa" w:w="3969"/>
-          </w:tcPr>
-          <w:p>
-            <w:pPr>
-              <w:jc w:val="center"/>
-            </w:pPr>
-            <w:r/>
-            <w:r>
-              <w:rPr>
-                <w:sz w:val="21"/>
-              </w:rPr>
-              <w:t>No se puede eliminar porque tiene citas o historial.</w:t>
-            </w:r>
-          </w:p>
-        </w:tc>
-      </w:tr>
-      <w:tr>
-        <w:tc>
-          <w:tcPr>
-            <w:tcW w:type="dxa" w:w="1984"/>
-            <w:shd w:val="clear" w:color="auto" w:fill="F2F0F0"/>
-          </w:tcPr>
-          <w:p>
-            <w:pPr>
-              <w:jc w:val="left"/>
-            </w:pPr>
-            <w:r/>
-            <w:r>
-              <w:rPr>
-                <w:sz w:val="21"/>
-              </w:rPr>
-              <w:t>2627 / 2601</w:t>
-            </w:r>
-          </w:p>
-        </w:tc>
-        <w:tc>
-          <w:tcPr>
-            <w:tcW w:type="dxa" w:w="3118"/>
-            <w:shd w:val="clear" w:color="auto" w:fill="F2F0F0"/>
-          </w:tcPr>
-          <w:p>
-            <w:pPr>
-              <w:jc w:val="center"/>
-            </w:pPr>
-            <w:r/>
-            <w:r>
-              <w:rPr>
-                <w:sz w:val="21"/>
-              </w:rPr>
-              <w:t>Dato repetido</w:t>
-            </w:r>
-          </w:p>
-        </w:tc>
-        <w:tc>
-          <w:tcPr>
-            <w:tcW w:type="dxa" w:w="3969"/>
-            <w:shd w:val="clear" w:color="auto" w:fill="F2F0F0"/>
-          </w:tcPr>
-          <w:p>
-            <w:pPr>
-              <w:jc w:val="center"/>
-            </w:pPr>
-            <w:r/>
-            <w:r>
-              <w:rPr>
-                <w:sz w:val="21"/>
-              </w:rPr>
-              <w:t>Ese nombre de usuario ya existe.</w:t>
-            </w:r>
-          </w:p>
-        </w:tc>
-      </w:tr>
-    </w:tbl>
-    <w:p/>
-    <w:p>
-      <w:pPr>
-        <w:pStyle w:val="Heading2"/>
-      </w:pPr>
-      <w:r>
-        <w:t>7.3 Validaciones</w:t>
-      </w:r>
-    </w:p>
-    <w:p>
-      <w:pPr>
-        <w:pStyle w:val="ListBullet"/>
-      </w:pPr>
-      <w:r>
-        <w:t>Campos obligatorios marcados con ErrorProvider (ícono rojo).</w:t>
-      </w:r>
-    </w:p>
-    <w:p>
-      <w:pPr>
-        <w:pStyle w:val="ListBullet"/>
-      </w:pPr>
-      <w:r>
-        <w:t>Los nombres solo aceptan letras y espacios.</w:t>
-      </w:r>
-    </w:p>
-    <w:p>
-      <w:pPr>
-        <w:pStyle w:val="ListBullet"/>
-      </w:pPr>
-      <w:r>
-        <w:t>DUI y teléfono con máscara de números; los menores de 18 años no pueden tener DUI.</w:t>
-      </w:r>
-    </w:p>
-    <w:p>
-      <w:pPr>
-        <w:pStyle w:val="ListBullet"/>
-      </w:pPr>
-      <w:r>
-        <w:t>No se agendan citas en fechas pasadas ni en un horario ocupado por el médico.</w:t>
-      </w:r>
-    </w:p>
-    <w:p>
-      <w:pPr>
-        <w:pStyle w:val="ListBullet"/>
-      </w:pPr>
-      <w:r>
-        <w:t>Contraseñas de al menos 8 caracteres.</w:t>
-      </w:r>
-    </w:p>
-    <w:p>
-      <w:pPr>
-        <w:pStyle w:val="Heading1"/>
-        <w:pBdr>
-          <w:bottom w:val="single" w:sz="8" w:space="4" w:color="9B1C1F"/>
-        </w:pBdr>
-      </w:pPr>
-      <w:r>
-        <w:t>8. Bitácora de actividades</w:t>
-      </w:r>
-    </w:p>
-    <w:p>
-      <w:pPr>
-        <w:jc w:val="both"/>
-      </w:pPr>
-      <w:r>
-        <w:rPr>
-          <w:b w:val="0"/>
-          <w:i w:val="0"/>
-        </w:rPr>
-        <w:t>El sistema registra en la tabla Bitacora cada acción importante: inicio y cierre de sesión, registros, actualizaciones y eliminaciones. Cada registro guarda el usuario que hizo la acción, la descripción y la fecha y hora.</w:t>
-      </w:r>
-    </w:p>
-    <w:tbl>
-      <w:tblPr>
-        <w:tblStyle w:val="TableGrid"/>
-        <w:tblW w:type="auto" w:w="0"/>
-        <w:jc w:val="center"/>
-        <w:tblLook w:firstColumn="1" w:firstRow="1" w:lastColumn="0" w:lastRow="0" w:noHBand="0" w:noVBand="1" w:val="04A0"/>
-      </w:tblPr>
-      <w:tblGrid>
-        <w:gridCol w:w="4703"/>
-        <w:gridCol w:w="4703"/>
-      </w:tblGrid>
-      <w:tr>
-        <w:tc>
-          <w:tcPr>
-            <w:tcW w:type="dxa" w:w="4252"/>
-            <w:shd w:val="clear" w:color="auto" w:fill="9B1C1F"/>
-          </w:tcPr>
-          <w:p>
-            <w:pPr>
-              <w:jc w:val="left"/>
-            </w:pPr>
-            <w:r/>
-            <w:r>
-              <w:rPr>
-                <w:b/>
-                <w:color w:val="FFFFFF"/>
-                <w:sz w:val="21"/>
-              </w:rPr>
-              <w:t>Ejemplo de acción</w:t>
-            </w:r>
-          </w:p>
-        </w:tc>
-        <w:tc>
-          <w:tcPr>
-            <w:tcW w:type="dxa" w:w="4819"/>
-            <w:shd w:val="clear" w:color="auto" w:fill="9B1C1F"/>
-          </w:tcPr>
-          <w:p>
-            <w:pPr>
-              <w:jc w:val="left"/>
-            </w:pPr>
-            <w:r/>
-            <w:r>
-              <w:rPr>
-                <w:b/>
-                <w:color w:val="FFFFFF"/>
-                <w:sz w:val="21"/>
-              </w:rPr>
-              <w:t>Cuándo se registra</w:t>
-            </w:r>
-          </w:p>
-        </w:tc>
-      </w:tr>
-      <w:tr>
-        <w:tc>
-          <w:tcPr>
-            <w:tcW w:type="dxa" w:w="4252"/>
-          </w:tcPr>
-          <w:p>
-            <w:pPr>
-              <w:jc w:val="left"/>
-            </w:pPr>
-            <w:r/>
-            <w:r>
-              <w:rPr>
-                <w:sz w:val="21"/>
-              </w:rPr>
-              <w:t>Inició sesión / Cerró sesión</w:t>
-            </w:r>
-          </w:p>
-        </w:tc>
-        <w:tc>
-          <w:tcPr>
-            <w:tcW w:type="dxa" w:w="4819"/>
-          </w:tcPr>
-          <w:p>
-            <w:pPr>
-              <w:jc w:val="left"/>
-            </w:pPr>
-            <w:r/>
-            <w:r>
-              <w:rPr>
-                <w:sz w:val="21"/>
-              </w:rPr>
-              <w:t>Al entrar o salir del sistema.</w:t>
-            </w:r>
-          </w:p>
-        </w:tc>
-      </w:tr>
-      <w:tr>
-        <w:tc>
-          <w:tcPr>
-            <w:tcW w:type="dxa" w:w="4252"/>
-            <w:shd w:val="clear" w:color="auto" w:fill="F2F0F0"/>
-          </w:tcPr>
-          <w:p>
-            <w:pPr>
-              <w:jc w:val="left"/>
-            </w:pPr>
-            <w:r/>
-            <w:r>
-              <w:rPr>
-                <w:sz w:val="21"/>
-              </w:rPr>
-              <w:t>Registró al paciente …</w:t>
-            </w:r>
-          </w:p>
-        </w:tc>
-        <w:tc>
-          <w:tcPr>
-            <w:tcW w:type="dxa" w:w="4819"/>
-            <w:shd w:val="clear" w:color="auto" w:fill="F2F0F0"/>
-          </w:tcPr>
-          <w:p>
-            <w:pPr>
-              <w:jc w:val="left"/>
-            </w:pPr>
-            <w:r/>
-            <w:r>
-              <w:rPr>
-                <w:sz w:val="21"/>
-              </w:rPr>
-              <w:t>Al guardar un paciente nuevo.</w:t>
-            </w:r>
-          </w:p>
-        </w:tc>
-      </w:tr>
-      <w:tr>
-        <w:tc>
-          <w:tcPr>
-            <w:tcW w:type="dxa" w:w="4252"/>
-          </w:tcPr>
-          <w:p>
-            <w:pPr>
-              <w:jc w:val="left"/>
-            </w:pPr>
-            <w:r/>
-            <w:r>
-              <w:rPr>
-                <w:sz w:val="21"/>
-              </w:rPr>
-              <w:t>Agendó una cita para …</w:t>
-            </w:r>
-          </w:p>
-        </w:tc>
-        <w:tc>
-          <w:tcPr>
-            <w:tcW w:type="dxa" w:w="4819"/>
-          </w:tcPr>
-          <w:p>
-            <w:pPr>
-              <w:jc w:val="left"/>
-            </w:pPr>
-            <w:r/>
-            <w:r>
-              <w:rPr>
-                <w:sz w:val="21"/>
-              </w:rPr>
-              <w:t>Al registrar una cita.</w:t>
-            </w:r>
-          </w:p>
-        </w:tc>
-      </w:tr>
-      <w:tr>
-        <w:tc>
-          <w:tcPr>
-            <w:tcW w:type="dxa" w:w="4252"/>
-            <w:shd w:val="clear" w:color="auto" w:fill="F2F0F0"/>
-          </w:tcPr>
-          <w:p>
-            <w:pPr>
-              <w:jc w:val="left"/>
-            </w:pPr>
-            <w:r/>
-            <w:r>
-              <w:rPr>
-                <w:sz w:val="21"/>
-              </w:rPr>
-              <w:t>Actualizó la cita #… (Atendida)</w:t>
-            </w:r>
-          </w:p>
-        </w:tc>
-        <w:tc>
-          <w:tcPr>
-            <w:tcW w:type="dxa" w:w="4819"/>
-            <w:shd w:val="clear" w:color="auto" w:fill="F2F0F0"/>
-          </w:tcPr>
-          <w:p>
-            <w:pPr>
-              <w:jc w:val="left"/>
-            </w:pPr>
-            <w:r/>
-            <w:r>
-              <w:rPr>
-                <w:sz w:val="21"/>
-              </w:rPr>
-              <w:t>Al cambiar los datos o el estado de una cita.</w:t>
-            </w:r>
-          </w:p>
-        </w:tc>
-      </w:tr>
-      <w:tr>
-        <w:tc>
-          <w:tcPr>
-            <w:tcW w:type="dxa" w:w="4252"/>
-          </w:tcPr>
-          <w:p>
-            <w:pPr>
-              <w:jc w:val="left"/>
-            </w:pPr>
-            <w:r/>
-            <w:r>
-              <w:rPr>
-                <w:sz w:val="21"/>
-              </w:rPr>
-              <w:t>Eliminó al médico …</w:t>
-            </w:r>
-          </w:p>
-        </w:tc>
-        <w:tc>
-          <w:tcPr>
-            <w:tcW w:type="dxa" w:w="4819"/>
-          </w:tcPr>
-          <w:p>
-            <w:pPr>
-              <w:jc w:val="left"/>
-            </w:pPr>
-            <w:r/>
-            <w:r>
-              <w:rPr>
-                <w:sz w:val="21"/>
-              </w:rPr>
-              <w:t>Al eliminar un registro.</w:t>
-            </w:r>
-          </w:p>
-        </w:tc>
-      </w:tr>
-      <w:tr>
-        <w:tc>
-          <w:tcPr>
-            <w:tcW w:type="dxa" w:w="4252"/>
-            <w:shd w:val="clear" w:color="auto" w:fill="F2F0F0"/>
-          </w:tcPr>
-          <w:p>
-            <w:pPr>
-              <w:jc w:val="left"/>
-            </w:pPr>
-            <w:r/>
-            <w:r>
-              <w:rPr>
-                <w:sz w:val="21"/>
-              </w:rPr>
-              <w:t>Cambió los permisos del rol …</w:t>
-            </w:r>
-          </w:p>
-        </w:tc>
-        <w:tc>
-          <w:tcPr>
-            <w:tcW w:type="dxa" w:w="4819"/>
-            <w:shd w:val="clear" w:color="auto" w:fill="F2F0F0"/>
-          </w:tcPr>
-          <w:p>
-            <w:pPr>
-              <w:jc w:val="left"/>
-            </w:pPr>
-            <w:r/>
-            <w:r>
-              <w:rPr>
-                <w:sz w:val="21"/>
-              </w:rPr>
-              <w:t>Al guardar los permisos de un rol.</w:t>
-            </w:r>
-          </w:p>
-        </w:tc>
-      </w:tr>
-    </w:tbl>
-    <w:p/>
-    <w:p>
-      <w:r>
-        <w:br w:type="page"/>
-      </w:r>
-    </w:p>
-    <w:p>
-      <w:pPr>
-        <w:pStyle w:val="Heading1"/>
-        <w:pBdr>
-          <w:bottom w:val="single" w:sz="8" w:space="4" w:color="9B1C1F"/>
-        </w:pBdr>
-      </w:pPr>
-      <w:r>
-        <w:t>9. Diagramas de casos de uso</w:t>
+        <w:t>2.2 Médico</w:t>
       </w:r>
     </w:p>
     <w:p>
@@ -3118,7 +372,7 @@
       <w:r>
         <w:drawing>
           <wp:inline xmlns:a="http://schemas.openxmlformats.org/drawingml/2006/main" xmlns:pic="http://schemas.openxmlformats.org/drawingml/2006/picture">
-            <wp:extent cx="4860000" cy="3006505"/>
+            <wp:extent cx="4860000" cy="3471429"/>
             <wp:docPr id="3" name="Picture 3"/>
             <wp:cNvGraphicFramePr>
               <a:graphicFrameLocks noChangeAspect="1"/>
@@ -3127,7 +381,7 @@
               <a:graphicData uri="http://schemas.openxmlformats.org/drawingml/2006/picture">
                 <pic:pic>
                   <pic:nvPicPr>
-                    <pic:cNvPr id="0" name="cu_recepcionista.png"/>
+                    <pic:cNvPr id="0" name="cu_medico.png"/>
                     <pic:cNvPicPr/>
                   </pic:nvPicPr>
                   <pic:blipFill>
@@ -3139,7 +393,7 @@
                   <pic:spPr>
                     <a:xfrm>
                       <a:off x="0" y="0"/>
-                      <a:ext cx="4860000" cy="3006505"/>
+                      <a:ext cx="4860000" cy="3471429"/>
                     </a:xfrm>
                     <a:prstGeom prst="rect"/>
                   </pic:spPr>
@@ -3160,7 +414,15 @@
           <w:i/>
           <w:sz w:val="20"/>
         </w:rPr>
-        <w:t>Figura 2. Casos de uso — Recepcionista.</w:t>
+        <w:t>Figura 2. Casos de uso — Médico.</w:t>
+      </w:r>
+    </w:p>
+    <w:p>
+      <w:pPr>
+        <w:pStyle w:val="Heading2"/>
+      </w:pPr>
+      <w:r>
+        <w:t>2.3 Administrador</w:t>
       </w:r>
     </w:p>
     <w:p>
@@ -3170,7 +432,7 @@
       <w:r>
         <w:drawing>
           <wp:inline xmlns:a="http://schemas.openxmlformats.org/drawingml/2006/main" xmlns:pic="http://schemas.openxmlformats.org/drawingml/2006/picture">
-            <wp:extent cx="4860000" cy="3459031"/>
+            <wp:extent cx="4860000" cy="5890320"/>
             <wp:docPr id="4" name="Picture 4"/>
             <wp:cNvGraphicFramePr>
               <a:graphicFrameLocks noChangeAspect="1"/>
@@ -3179,7 +441,7 @@
               <a:graphicData uri="http://schemas.openxmlformats.org/drawingml/2006/picture">
                 <pic:pic>
                   <pic:nvPicPr>
-                    <pic:cNvPr id="0" name="cu_medico.png"/>
+                    <pic:cNvPr id="0" name="cu_administrador.png"/>
                     <pic:cNvPicPr/>
                   </pic:nvPicPr>
                   <pic:blipFill>
@@ -3191,7 +453,7 @@
                   <pic:spPr>
                     <a:xfrm>
                       <a:off x="0" y="0"/>
-                      <a:ext cx="4860000" cy="3459031"/>
+                      <a:ext cx="4860000" cy="5890320"/>
                     </a:xfrm>
                     <a:prstGeom prst="rect"/>
                   </pic:spPr>
@@ -3212,7 +474,1200 @@
           <w:i/>
           <w:sz w:val="20"/>
         </w:rPr>
-        <w:t>Figura 3. Casos de uso — Médico.</w:t>
+        <w:t>Figura 3. Casos de uso — Administrador.</w:t>
+      </w:r>
+    </w:p>
+    <w:p>
+      <w:r>
+        <w:br w:type="page"/>
+      </w:r>
+    </w:p>
+    <w:p>
+      <w:pPr>
+        <w:pStyle w:val="Heading2"/>
+      </w:pPr>
+      <w:r>
+        <w:t>2.4 Descripción de los casos de uso</w:t>
+      </w:r>
+    </w:p>
+    <w:tbl>
+      <w:tblPr>
+        <w:tblStyle w:val="TableGrid"/>
+        <w:tblW w:type="auto" w:w="0"/>
+        <w:jc w:val="center"/>
+        <w:tblLayout w:type="fixed"/>
+        <w:tblLook w:firstColumn="1" w:firstRow="1" w:lastColumn="0" w:lastRow="0" w:noHBand="0" w:noVBand="1" w:val="04A0"/>
+      </w:tblPr>
+      <w:tblGrid>
+        <w:gridCol w:w="907"/>
+        <w:gridCol w:w="1927"/>
+        <w:gridCol w:w="1871"/>
+        <w:gridCol w:w="4365"/>
+      </w:tblGrid>
+      <w:tr>
+        <w:trPr>
+          <w:cantSplit/>
+          <w:tblHeader/>
+        </w:trPr>
+        <w:tc>
+          <w:tcPr>
+            <w:tcW w:type="dxa" w:w="907"/>
+            <w:shd w:val="clear" w:color="auto" w:fill="9B1C1F"/>
+          </w:tcPr>
+          <w:p>
+            <w:pPr>
+              <w:jc w:val="left"/>
+            </w:pPr>
+            <w:r/>
+            <w:r>
+              <w:rPr>
+                <w:b/>
+                <w:color w:val="FFFFFF"/>
+                <w:sz w:val="21"/>
+              </w:rPr>
+              <w:t>Código</w:t>
+            </w:r>
+          </w:p>
+        </w:tc>
+        <w:tc>
+          <w:tcPr>
+            <w:tcW w:type="dxa" w:w="1928"/>
+            <w:shd w:val="clear" w:color="auto" w:fill="9B1C1F"/>
+          </w:tcPr>
+          <w:p>
+            <w:pPr>
+              <w:jc w:val="left"/>
+            </w:pPr>
+            <w:r/>
+            <w:r>
+              <w:rPr>
+                <w:b/>
+                <w:color w:val="FFFFFF"/>
+                <w:sz w:val="21"/>
+              </w:rPr>
+              <w:t>Caso de uso</w:t>
+            </w:r>
+          </w:p>
+        </w:tc>
+        <w:tc>
+          <w:tcPr>
+            <w:tcW w:type="dxa" w:w="1871"/>
+            <w:shd w:val="clear" w:color="auto" w:fill="9B1C1F"/>
+          </w:tcPr>
+          <w:p>
+            <w:pPr>
+              <w:jc w:val="left"/>
+            </w:pPr>
+            <w:r/>
+            <w:r>
+              <w:rPr>
+                <w:b/>
+                <w:color w:val="FFFFFF"/>
+                <w:sz w:val="21"/>
+              </w:rPr>
+              <w:t>Actor(es)</w:t>
+            </w:r>
+          </w:p>
+        </w:tc>
+        <w:tc>
+          <w:tcPr>
+            <w:tcW w:type="dxa" w:w="4365"/>
+            <w:shd w:val="clear" w:color="auto" w:fill="9B1C1F"/>
+          </w:tcPr>
+          <w:p>
+            <w:pPr>
+              <w:jc w:val="left"/>
+            </w:pPr>
+            <w:r/>
+            <w:r>
+              <w:rPr>
+                <w:b/>
+                <w:color w:val="FFFFFF"/>
+                <w:sz w:val="21"/>
+              </w:rPr>
+              <w:t>Descripción</w:t>
+            </w:r>
+          </w:p>
+        </w:tc>
+      </w:tr>
+      <w:tr>
+        <w:trPr>
+          <w:cantSplit/>
+        </w:trPr>
+        <w:tc>
+          <w:tcPr>
+            <w:tcW w:type="dxa" w:w="907"/>
+          </w:tcPr>
+          <w:p>
+            <w:pPr>
+              <w:jc w:val="left"/>
+            </w:pPr>
+            <w:r/>
+            <w:r>
+              <w:rPr>
+                <w:sz w:val="21"/>
+              </w:rPr>
+              <w:t>CU-01</w:t>
+            </w:r>
+          </w:p>
+        </w:tc>
+        <w:tc>
+          <w:tcPr>
+            <w:tcW w:type="dxa" w:w="1928"/>
+          </w:tcPr>
+          <w:p>
+            <w:pPr>
+              <w:jc w:val="left"/>
+            </w:pPr>
+            <w:r/>
+            <w:r>
+              <w:rPr>
+                <w:sz w:val="21"/>
+              </w:rPr>
+              <w:t>Iniciar sesión</w:t>
+            </w:r>
+          </w:p>
+        </w:tc>
+        <w:tc>
+          <w:tcPr>
+            <w:tcW w:type="dxa" w:w="1871"/>
+          </w:tcPr>
+          <w:p>
+            <w:pPr>
+              <w:jc w:val="left"/>
+            </w:pPr>
+            <w:r/>
+            <w:r>
+              <w:rPr>
+                <w:sz w:val="21"/>
+              </w:rPr>
+              <w:t>Todos</w:t>
+            </w:r>
+          </w:p>
+        </w:tc>
+        <w:tc>
+          <w:tcPr>
+            <w:tcW w:type="dxa" w:w="4365"/>
+          </w:tcPr>
+          <w:p>
+            <w:pPr>
+              <w:jc w:val="left"/>
+            </w:pPr>
+            <w:r/>
+            <w:r>
+              <w:rPr>
+                <w:sz w:val="21"/>
+              </w:rPr>
+              <w:t>Valida usuario y contraseña con BCrypt y carga los permisos del rol.</w:t>
+            </w:r>
+          </w:p>
+        </w:tc>
+      </w:tr>
+      <w:tr>
+        <w:trPr>
+          <w:cantSplit/>
+        </w:trPr>
+        <w:tc>
+          <w:tcPr>
+            <w:tcW w:type="dxa" w:w="907"/>
+            <w:shd w:val="clear" w:color="auto" w:fill="F2F0F0"/>
+          </w:tcPr>
+          <w:p>
+            <w:pPr>
+              <w:jc w:val="left"/>
+            </w:pPr>
+            <w:r/>
+            <w:r>
+              <w:rPr>
+                <w:sz w:val="21"/>
+              </w:rPr>
+              <w:t>CU-02</w:t>
+            </w:r>
+          </w:p>
+        </w:tc>
+        <w:tc>
+          <w:tcPr>
+            <w:tcW w:type="dxa" w:w="1928"/>
+            <w:shd w:val="clear" w:color="auto" w:fill="F2F0F0"/>
+          </w:tcPr>
+          <w:p>
+            <w:pPr>
+              <w:jc w:val="left"/>
+            </w:pPr>
+            <w:r/>
+            <w:r>
+              <w:rPr>
+                <w:sz w:val="21"/>
+              </w:rPr>
+              <w:t>Cerrar sesión</w:t>
+            </w:r>
+          </w:p>
+        </w:tc>
+        <w:tc>
+          <w:tcPr>
+            <w:tcW w:type="dxa" w:w="1871"/>
+            <w:shd w:val="clear" w:color="auto" w:fill="F2F0F0"/>
+          </w:tcPr>
+          <w:p>
+            <w:pPr>
+              <w:jc w:val="left"/>
+            </w:pPr>
+            <w:r/>
+            <w:r>
+              <w:rPr>
+                <w:sz w:val="21"/>
+              </w:rPr>
+              <w:t>Todos</w:t>
+            </w:r>
+          </w:p>
+        </w:tc>
+        <w:tc>
+          <w:tcPr>
+            <w:tcW w:type="dxa" w:w="4365"/>
+            <w:shd w:val="clear" w:color="auto" w:fill="F2F0F0"/>
+          </w:tcPr>
+          <w:p>
+            <w:pPr>
+              <w:jc w:val="left"/>
+            </w:pPr>
+            <w:r/>
+            <w:r>
+              <w:rPr>
+                <w:sz w:val="21"/>
+              </w:rPr>
+              <w:t>Regresa a la pantalla de inicio de sesión.</w:t>
+            </w:r>
+          </w:p>
+        </w:tc>
+      </w:tr>
+      <w:tr>
+        <w:trPr>
+          <w:cantSplit/>
+        </w:trPr>
+        <w:tc>
+          <w:tcPr>
+            <w:tcW w:type="dxa" w:w="907"/>
+          </w:tcPr>
+          <w:p>
+            <w:pPr>
+              <w:jc w:val="left"/>
+            </w:pPr>
+            <w:r/>
+            <w:r>
+              <w:rPr>
+                <w:sz w:val="21"/>
+              </w:rPr>
+              <w:t>CU-03</w:t>
+            </w:r>
+          </w:p>
+        </w:tc>
+        <w:tc>
+          <w:tcPr>
+            <w:tcW w:type="dxa" w:w="1928"/>
+          </w:tcPr>
+          <w:p>
+            <w:pPr>
+              <w:jc w:val="left"/>
+            </w:pPr>
+            <w:r/>
+            <w:r>
+              <w:rPr>
+                <w:sz w:val="21"/>
+              </w:rPr>
+              <w:t>Gestionar pacientes</w:t>
+            </w:r>
+          </w:p>
+        </w:tc>
+        <w:tc>
+          <w:tcPr>
+            <w:tcW w:type="dxa" w:w="1871"/>
+          </w:tcPr>
+          <w:p>
+            <w:pPr>
+              <w:jc w:val="left"/>
+            </w:pPr>
+            <w:r/>
+            <w:r>
+              <w:rPr>
+                <w:sz w:val="21"/>
+              </w:rPr>
+              <w:t>Recepcionista, Admin</w:t>
+            </w:r>
+          </w:p>
+        </w:tc>
+        <w:tc>
+          <w:tcPr>
+            <w:tcW w:type="dxa" w:w="4365"/>
+          </w:tcPr>
+          <w:p>
+            <w:pPr>
+              <w:jc w:val="left"/>
+            </w:pPr>
+            <w:r/>
+            <w:r>
+              <w:rPr>
+                <w:sz w:val="21"/>
+              </w:rPr>
+              <w:t>Registrar, buscar, actualizar y eliminar pacientes.</w:t>
+            </w:r>
+          </w:p>
+        </w:tc>
+      </w:tr>
+      <w:tr>
+        <w:trPr>
+          <w:cantSplit/>
+        </w:trPr>
+        <w:tc>
+          <w:tcPr>
+            <w:tcW w:type="dxa" w:w="907"/>
+            <w:shd w:val="clear" w:color="auto" w:fill="F2F0F0"/>
+          </w:tcPr>
+          <w:p>
+            <w:pPr>
+              <w:jc w:val="left"/>
+            </w:pPr>
+            <w:r/>
+            <w:r>
+              <w:rPr>
+                <w:sz w:val="21"/>
+              </w:rPr>
+              <w:t>CU-04</w:t>
+            </w:r>
+          </w:p>
+        </w:tc>
+        <w:tc>
+          <w:tcPr>
+            <w:tcW w:type="dxa" w:w="1928"/>
+            <w:shd w:val="clear" w:color="auto" w:fill="F2F0F0"/>
+          </w:tcPr>
+          <w:p>
+            <w:pPr>
+              <w:jc w:val="left"/>
+            </w:pPr>
+            <w:r/>
+            <w:r>
+              <w:rPr>
+                <w:sz w:val="21"/>
+              </w:rPr>
+              <w:t>Agendar citas</w:t>
+            </w:r>
+          </w:p>
+        </w:tc>
+        <w:tc>
+          <w:tcPr>
+            <w:tcW w:type="dxa" w:w="1871"/>
+            <w:shd w:val="clear" w:color="auto" w:fill="F2F0F0"/>
+          </w:tcPr>
+          <w:p>
+            <w:pPr>
+              <w:jc w:val="left"/>
+            </w:pPr>
+            <w:r/>
+            <w:r>
+              <w:rPr>
+                <w:sz w:val="21"/>
+              </w:rPr>
+              <w:t>Recepcionista, Admin</w:t>
+            </w:r>
+          </w:p>
+        </w:tc>
+        <w:tc>
+          <w:tcPr>
+            <w:tcW w:type="dxa" w:w="4365"/>
+            <w:shd w:val="clear" w:color="auto" w:fill="F2F0F0"/>
+          </w:tcPr>
+          <w:p>
+            <w:pPr>
+              <w:jc w:val="left"/>
+            </w:pPr>
+            <w:r/>
+            <w:r>
+              <w:rPr>
+                <w:sz w:val="21"/>
+              </w:rPr>
+              <w:t>Crear, reprogramar o cancelar citas; incluye validar el horario.</w:t>
+            </w:r>
+          </w:p>
+        </w:tc>
+      </w:tr>
+      <w:tr>
+        <w:trPr>
+          <w:cantSplit/>
+        </w:trPr>
+        <w:tc>
+          <w:tcPr>
+            <w:tcW w:type="dxa" w:w="907"/>
+          </w:tcPr>
+          <w:p>
+            <w:pPr>
+              <w:jc w:val="left"/>
+            </w:pPr>
+            <w:r/>
+            <w:r>
+              <w:rPr>
+                <w:sz w:val="21"/>
+              </w:rPr>
+              <w:t>CU-05</w:t>
+            </w:r>
+          </w:p>
+        </w:tc>
+        <w:tc>
+          <w:tcPr>
+            <w:tcW w:type="dxa" w:w="1928"/>
+          </w:tcPr>
+          <w:p>
+            <w:pPr>
+              <w:jc w:val="left"/>
+            </w:pPr>
+            <w:r/>
+            <w:r>
+              <w:rPr>
+                <w:sz w:val="21"/>
+              </w:rPr>
+              <w:t>Consultar agenda</w:t>
+            </w:r>
+          </w:p>
+        </w:tc>
+        <w:tc>
+          <w:tcPr>
+            <w:tcW w:type="dxa" w:w="1871"/>
+          </w:tcPr>
+          <w:p>
+            <w:pPr>
+              <w:jc w:val="left"/>
+            </w:pPr>
+            <w:r/>
+            <w:r>
+              <w:rPr>
+                <w:sz w:val="21"/>
+              </w:rPr>
+              <w:t>Recepcionista, Admin</w:t>
+            </w:r>
+          </w:p>
+        </w:tc>
+        <w:tc>
+          <w:tcPr>
+            <w:tcW w:type="dxa" w:w="4365"/>
+          </w:tcPr>
+          <w:p>
+            <w:pPr>
+              <w:jc w:val="left"/>
+            </w:pPr>
+            <w:r/>
+            <w:r>
+              <w:rPr>
+                <w:sz w:val="21"/>
+              </w:rPr>
+              <w:t>Ver y buscar todas las citas.</w:t>
+            </w:r>
+          </w:p>
+        </w:tc>
+      </w:tr>
+      <w:tr>
+        <w:trPr>
+          <w:cantSplit/>
+        </w:trPr>
+        <w:tc>
+          <w:tcPr>
+            <w:tcW w:type="dxa" w:w="907"/>
+            <w:shd w:val="clear" w:color="auto" w:fill="F2F0F0"/>
+          </w:tcPr>
+          <w:p>
+            <w:pPr>
+              <w:jc w:val="left"/>
+            </w:pPr>
+            <w:r/>
+            <w:r>
+              <w:rPr>
+                <w:sz w:val="21"/>
+              </w:rPr>
+              <w:t>CU-06</w:t>
+            </w:r>
+          </w:p>
+        </w:tc>
+        <w:tc>
+          <w:tcPr>
+            <w:tcW w:type="dxa" w:w="1928"/>
+            <w:shd w:val="clear" w:color="auto" w:fill="F2F0F0"/>
+          </w:tcPr>
+          <w:p>
+            <w:pPr>
+              <w:jc w:val="left"/>
+            </w:pPr>
+            <w:r/>
+            <w:r>
+              <w:rPr>
+                <w:sz w:val="21"/>
+              </w:rPr>
+              <w:t>Ver mis citas</w:t>
+            </w:r>
+          </w:p>
+        </w:tc>
+        <w:tc>
+          <w:tcPr>
+            <w:tcW w:type="dxa" w:w="1871"/>
+            <w:shd w:val="clear" w:color="auto" w:fill="F2F0F0"/>
+          </w:tcPr>
+          <w:p>
+            <w:pPr>
+              <w:jc w:val="left"/>
+            </w:pPr>
+            <w:r/>
+            <w:r>
+              <w:rPr>
+                <w:sz w:val="21"/>
+              </w:rPr>
+              <w:t>Médico</w:t>
+            </w:r>
+          </w:p>
+        </w:tc>
+        <w:tc>
+          <w:tcPr>
+            <w:tcW w:type="dxa" w:w="4365"/>
+            <w:shd w:val="clear" w:color="auto" w:fill="F2F0F0"/>
+          </w:tcPr>
+          <w:p>
+            <w:pPr>
+              <w:jc w:val="left"/>
+            </w:pPr>
+            <w:r/>
+            <w:r>
+              <w:rPr>
+                <w:sz w:val="21"/>
+              </w:rPr>
+              <w:t>El médico ve solo sus citas.</w:t>
+            </w:r>
+          </w:p>
+        </w:tc>
+      </w:tr>
+      <w:tr>
+        <w:trPr>
+          <w:cantSplit/>
+        </w:trPr>
+        <w:tc>
+          <w:tcPr>
+            <w:tcW w:type="dxa" w:w="907"/>
+          </w:tcPr>
+          <w:p>
+            <w:pPr>
+              <w:jc w:val="left"/>
+            </w:pPr>
+            <w:r/>
+            <w:r>
+              <w:rPr>
+                <w:sz w:val="21"/>
+              </w:rPr>
+              <w:t>CU-07</w:t>
+            </w:r>
+          </w:p>
+        </w:tc>
+        <w:tc>
+          <w:tcPr>
+            <w:tcW w:type="dxa" w:w="1928"/>
+          </w:tcPr>
+          <w:p>
+            <w:pPr>
+              <w:jc w:val="left"/>
+            </w:pPr>
+            <w:r/>
+            <w:r>
+              <w:rPr>
+                <w:sz w:val="21"/>
+              </w:rPr>
+              <w:t>Atender cita</w:t>
+            </w:r>
+          </w:p>
+        </w:tc>
+        <w:tc>
+          <w:tcPr>
+            <w:tcW w:type="dxa" w:w="1871"/>
+          </w:tcPr>
+          <w:p>
+            <w:pPr>
+              <w:jc w:val="left"/>
+            </w:pPr>
+            <w:r/>
+            <w:r>
+              <w:rPr>
+                <w:sz w:val="21"/>
+              </w:rPr>
+              <w:t>Médico</w:t>
+            </w:r>
+          </w:p>
+        </w:tc>
+        <w:tc>
+          <w:tcPr>
+            <w:tcW w:type="dxa" w:w="4365"/>
+          </w:tcPr>
+          <w:p>
+            <w:pPr>
+              <w:jc w:val="left"/>
+            </w:pPr>
+            <w:r/>
+            <w:r>
+              <w:rPr>
+                <w:sz w:val="21"/>
+              </w:rPr>
+              <w:t>Cambiar el estado de la cita.</w:t>
+            </w:r>
+          </w:p>
+        </w:tc>
+      </w:tr>
+      <w:tr>
+        <w:trPr>
+          <w:cantSplit/>
+        </w:trPr>
+        <w:tc>
+          <w:tcPr>
+            <w:tcW w:type="dxa" w:w="907"/>
+            <w:shd w:val="clear" w:color="auto" w:fill="F2F0F0"/>
+          </w:tcPr>
+          <w:p>
+            <w:pPr>
+              <w:jc w:val="left"/>
+            </w:pPr>
+            <w:r/>
+            <w:r>
+              <w:rPr>
+                <w:sz w:val="21"/>
+              </w:rPr>
+              <w:t>CU-08</w:t>
+            </w:r>
+          </w:p>
+        </w:tc>
+        <w:tc>
+          <w:tcPr>
+            <w:tcW w:type="dxa" w:w="1928"/>
+            <w:shd w:val="clear" w:color="auto" w:fill="F2F0F0"/>
+          </w:tcPr>
+          <w:p>
+            <w:pPr>
+              <w:jc w:val="left"/>
+            </w:pPr>
+            <w:r/>
+            <w:r>
+              <w:rPr>
+                <w:sz w:val="21"/>
+              </w:rPr>
+              <w:t>Registrar historial</w:t>
+            </w:r>
+          </w:p>
+        </w:tc>
+        <w:tc>
+          <w:tcPr>
+            <w:tcW w:type="dxa" w:w="1871"/>
+            <w:shd w:val="clear" w:color="auto" w:fill="F2F0F0"/>
+          </w:tcPr>
+          <w:p>
+            <w:pPr>
+              <w:jc w:val="left"/>
+            </w:pPr>
+            <w:r/>
+            <w:r>
+              <w:rPr>
+                <w:sz w:val="21"/>
+              </w:rPr>
+              <w:t>Médico, Admin</w:t>
+            </w:r>
+          </w:p>
+        </w:tc>
+        <w:tc>
+          <w:tcPr>
+            <w:tcW w:type="dxa" w:w="4365"/>
+            <w:shd w:val="clear" w:color="auto" w:fill="F2F0F0"/>
+          </w:tcPr>
+          <w:p>
+            <w:pPr>
+              <w:jc w:val="left"/>
+            </w:pPr>
+            <w:r/>
+            <w:r>
+              <w:rPr>
+                <w:sz w:val="21"/>
+              </w:rPr>
+              <w:t>Registrar el diagnóstico y el tratamiento.</w:t>
+            </w:r>
+          </w:p>
+        </w:tc>
+      </w:tr>
+      <w:tr>
+        <w:trPr>
+          <w:cantSplit/>
+        </w:trPr>
+        <w:tc>
+          <w:tcPr>
+            <w:tcW w:type="dxa" w:w="907"/>
+          </w:tcPr>
+          <w:p>
+            <w:pPr>
+              <w:jc w:val="left"/>
+            </w:pPr>
+            <w:r/>
+            <w:r>
+              <w:rPr>
+                <w:sz w:val="21"/>
+              </w:rPr>
+              <w:t>CU-09</w:t>
+            </w:r>
+          </w:p>
+        </w:tc>
+        <w:tc>
+          <w:tcPr>
+            <w:tcW w:type="dxa" w:w="1928"/>
+          </w:tcPr>
+          <w:p>
+            <w:pPr>
+              <w:jc w:val="left"/>
+            </w:pPr>
+            <w:r/>
+            <w:r>
+              <w:rPr>
+                <w:sz w:val="21"/>
+              </w:rPr>
+              <w:t>Consultar historial</w:t>
+            </w:r>
+          </w:p>
+        </w:tc>
+        <w:tc>
+          <w:tcPr>
+            <w:tcW w:type="dxa" w:w="1871"/>
+          </w:tcPr>
+          <w:p>
+            <w:pPr>
+              <w:jc w:val="left"/>
+            </w:pPr>
+            <w:r/>
+            <w:r>
+              <w:rPr>
+                <w:sz w:val="21"/>
+              </w:rPr>
+              <w:t>Médico, Admin</w:t>
+            </w:r>
+          </w:p>
+        </w:tc>
+        <w:tc>
+          <w:tcPr>
+            <w:tcW w:type="dxa" w:w="4365"/>
+          </w:tcPr>
+          <w:p>
+            <w:pPr>
+              <w:jc w:val="left"/>
+            </w:pPr>
+            <w:r/>
+            <w:r>
+              <w:rPr>
+                <w:sz w:val="21"/>
+              </w:rPr>
+              <w:t>Ver las consultas anteriores del paciente.</w:t>
+            </w:r>
+          </w:p>
+        </w:tc>
+      </w:tr>
+      <w:tr>
+        <w:trPr>
+          <w:cantSplit/>
+        </w:trPr>
+        <w:tc>
+          <w:tcPr>
+            <w:tcW w:type="dxa" w:w="907"/>
+            <w:shd w:val="clear" w:color="auto" w:fill="F2F0F0"/>
+          </w:tcPr>
+          <w:p>
+            <w:pPr>
+              <w:jc w:val="left"/>
+            </w:pPr>
+            <w:r/>
+            <w:r>
+              <w:rPr>
+                <w:sz w:val="21"/>
+              </w:rPr>
+              <w:t>CU-10</w:t>
+            </w:r>
+          </w:p>
+        </w:tc>
+        <w:tc>
+          <w:tcPr>
+            <w:tcW w:type="dxa" w:w="1928"/>
+            <w:shd w:val="clear" w:color="auto" w:fill="F2F0F0"/>
+          </w:tcPr>
+          <w:p>
+            <w:pPr>
+              <w:jc w:val="left"/>
+            </w:pPr>
+            <w:r/>
+            <w:r>
+              <w:rPr>
+                <w:sz w:val="21"/>
+              </w:rPr>
+              <w:t>Gestionar médicos</w:t>
+            </w:r>
+          </w:p>
+        </w:tc>
+        <w:tc>
+          <w:tcPr>
+            <w:tcW w:type="dxa" w:w="1871"/>
+            <w:shd w:val="clear" w:color="auto" w:fill="F2F0F0"/>
+          </w:tcPr>
+          <w:p>
+            <w:pPr>
+              <w:jc w:val="left"/>
+            </w:pPr>
+            <w:r/>
+            <w:r>
+              <w:rPr>
+                <w:sz w:val="21"/>
+              </w:rPr>
+              <w:t>Admin</w:t>
+            </w:r>
+          </w:p>
+        </w:tc>
+        <w:tc>
+          <w:tcPr>
+            <w:tcW w:type="dxa" w:w="4365"/>
+            <w:shd w:val="clear" w:color="auto" w:fill="F2F0F0"/>
+          </w:tcPr>
+          <w:p>
+            <w:pPr>
+              <w:jc w:val="left"/>
+            </w:pPr>
+            <w:r/>
+            <w:r>
+              <w:rPr>
+                <w:sz w:val="21"/>
+              </w:rPr>
+              <w:t>CRUD de médicos y su usuario del sistema.</w:t>
+            </w:r>
+          </w:p>
+        </w:tc>
+      </w:tr>
+      <w:tr>
+        <w:trPr>
+          <w:cantSplit/>
+        </w:trPr>
+        <w:tc>
+          <w:tcPr>
+            <w:tcW w:type="dxa" w:w="907"/>
+          </w:tcPr>
+          <w:p>
+            <w:pPr>
+              <w:jc w:val="left"/>
+            </w:pPr>
+            <w:r/>
+            <w:r>
+              <w:rPr>
+                <w:sz w:val="21"/>
+              </w:rPr>
+              <w:t>CU-11</w:t>
+            </w:r>
+          </w:p>
+        </w:tc>
+        <w:tc>
+          <w:tcPr>
+            <w:tcW w:type="dxa" w:w="1928"/>
+          </w:tcPr>
+          <w:p>
+            <w:pPr>
+              <w:jc w:val="left"/>
+            </w:pPr>
+            <w:r/>
+            <w:r>
+              <w:rPr>
+                <w:sz w:val="21"/>
+              </w:rPr>
+              <w:t>Gestionar especialidades</w:t>
+            </w:r>
+          </w:p>
+        </w:tc>
+        <w:tc>
+          <w:tcPr>
+            <w:tcW w:type="dxa" w:w="1871"/>
+          </w:tcPr>
+          <w:p>
+            <w:pPr>
+              <w:jc w:val="left"/>
+            </w:pPr>
+            <w:r/>
+            <w:r>
+              <w:rPr>
+                <w:sz w:val="21"/>
+              </w:rPr>
+              <w:t>Admin</w:t>
+            </w:r>
+          </w:p>
+        </w:tc>
+        <w:tc>
+          <w:tcPr>
+            <w:tcW w:type="dxa" w:w="4365"/>
+          </w:tcPr>
+          <w:p>
+            <w:pPr>
+              <w:jc w:val="left"/>
+            </w:pPr>
+            <w:r/>
+            <w:r>
+              <w:rPr>
+                <w:sz w:val="21"/>
+              </w:rPr>
+              <w:t>CRUD de especialidades.</w:t>
+            </w:r>
+          </w:p>
+        </w:tc>
+      </w:tr>
+      <w:tr>
+        <w:trPr>
+          <w:cantSplit/>
+        </w:trPr>
+        <w:tc>
+          <w:tcPr>
+            <w:tcW w:type="dxa" w:w="907"/>
+            <w:shd w:val="clear" w:color="auto" w:fill="F2F0F0"/>
+          </w:tcPr>
+          <w:p>
+            <w:pPr>
+              <w:jc w:val="left"/>
+            </w:pPr>
+            <w:r/>
+            <w:r>
+              <w:rPr>
+                <w:sz w:val="21"/>
+              </w:rPr>
+              <w:t>CU-12</w:t>
+            </w:r>
+          </w:p>
+        </w:tc>
+        <w:tc>
+          <w:tcPr>
+            <w:tcW w:type="dxa" w:w="1928"/>
+            <w:shd w:val="clear" w:color="auto" w:fill="F2F0F0"/>
+          </w:tcPr>
+          <w:p>
+            <w:pPr>
+              <w:jc w:val="left"/>
+            </w:pPr>
+            <w:r/>
+            <w:r>
+              <w:rPr>
+                <w:sz w:val="21"/>
+              </w:rPr>
+              <w:t>Gestionar usuarios</w:t>
+            </w:r>
+          </w:p>
+        </w:tc>
+        <w:tc>
+          <w:tcPr>
+            <w:tcW w:type="dxa" w:w="1871"/>
+            <w:shd w:val="clear" w:color="auto" w:fill="F2F0F0"/>
+          </w:tcPr>
+          <w:p>
+            <w:pPr>
+              <w:jc w:val="left"/>
+            </w:pPr>
+            <w:r/>
+            <w:r>
+              <w:rPr>
+                <w:sz w:val="21"/>
+              </w:rPr>
+              <w:t>Admin</w:t>
+            </w:r>
+          </w:p>
+        </w:tc>
+        <w:tc>
+          <w:tcPr>
+            <w:tcW w:type="dxa" w:w="4365"/>
+            <w:shd w:val="clear" w:color="auto" w:fill="F2F0F0"/>
+          </w:tcPr>
+          <w:p>
+            <w:pPr>
+              <w:jc w:val="left"/>
+            </w:pPr>
+            <w:r/>
+            <w:r>
+              <w:rPr>
+                <w:sz w:val="21"/>
+              </w:rPr>
+              <w:t>CRUD de usuarios y asignación de rol.</w:t>
+            </w:r>
+          </w:p>
+        </w:tc>
+      </w:tr>
+      <w:tr>
+        <w:trPr>
+          <w:cantSplit/>
+        </w:trPr>
+        <w:tc>
+          <w:tcPr>
+            <w:tcW w:type="dxa" w:w="907"/>
+          </w:tcPr>
+          <w:p>
+            <w:pPr>
+              <w:jc w:val="left"/>
+            </w:pPr>
+            <w:r/>
+            <w:r>
+              <w:rPr>
+                <w:sz w:val="21"/>
+              </w:rPr>
+              <w:t>CU-13</w:t>
+            </w:r>
+          </w:p>
+        </w:tc>
+        <w:tc>
+          <w:tcPr>
+            <w:tcW w:type="dxa" w:w="1928"/>
+          </w:tcPr>
+          <w:p>
+            <w:pPr>
+              <w:jc w:val="left"/>
+            </w:pPr>
+            <w:r/>
+            <w:r>
+              <w:rPr>
+                <w:sz w:val="21"/>
+              </w:rPr>
+              <w:t>Gestionar permisos</w:t>
+            </w:r>
+          </w:p>
+        </w:tc>
+        <w:tc>
+          <w:tcPr>
+            <w:tcW w:type="dxa" w:w="1871"/>
+          </w:tcPr>
+          <w:p>
+            <w:pPr>
+              <w:jc w:val="left"/>
+            </w:pPr>
+            <w:r/>
+            <w:r>
+              <w:rPr>
+                <w:sz w:val="21"/>
+              </w:rPr>
+              <w:t>Admin</w:t>
+            </w:r>
+          </w:p>
+        </w:tc>
+        <w:tc>
+          <w:tcPr>
+            <w:tcW w:type="dxa" w:w="4365"/>
+          </w:tcPr>
+          <w:p>
+            <w:pPr>
+              <w:jc w:val="left"/>
+            </w:pPr>
+            <w:r/>
+            <w:r>
+              <w:rPr>
+                <w:sz w:val="21"/>
+              </w:rPr>
+              <w:t>Marcar las pantallas de cada rol.</w:t>
+            </w:r>
+          </w:p>
+        </w:tc>
+      </w:tr>
+      <w:tr>
+        <w:trPr>
+          <w:cantSplit/>
+        </w:trPr>
+        <w:tc>
+          <w:tcPr>
+            <w:tcW w:type="dxa" w:w="907"/>
+            <w:shd w:val="clear" w:color="auto" w:fill="F2F0F0"/>
+          </w:tcPr>
+          <w:p>
+            <w:pPr>
+              <w:jc w:val="left"/>
+            </w:pPr>
+            <w:r/>
+            <w:r>
+              <w:rPr>
+                <w:sz w:val="21"/>
+              </w:rPr>
+              <w:t>CU-14</w:t>
+            </w:r>
+          </w:p>
+        </w:tc>
+        <w:tc>
+          <w:tcPr>
+            <w:tcW w:type="dxa" w:w="1928"/>
+            <w:shd w:val="clear" w:color="auto" w:fill="F2F0F0"/>
+          </w:tcPr>
+          <w:p>
+            <w:pPr>
+              <w:jc w:val="left"/>
+            </w:pPr>
+            <w:r/>
+            <w:r>
+              <w:rPr>
+                <w:sz w:val="21"/>
+              </w:rPr>
+              <w:t>Consultar bitácora</w:t>
+            </w:r>
+          </w:p>
+        </w:tc>
+        <w:tc>
+          <w:tcPr>
+            <w:tcW w:type="dxa" w:w="1871"/>
+            <w:shd w:val="clear" w:color="auto" w:fill="F2F0F0"/>
+          </w:tcPr>
+          <w:p>
+            <w:pPr>
+              <w:jc w:val="left"/>
+            </w:pPr>
+            <w:r/>
+            <w:r>
+              <w:rPr>
+                <w:sz w:val="21"/>
+              </w:rPr>
+              <w:t>Admin</w:t>
+            </w:r>
+          </w:p>
+        </w:tc>
+        <w:tc>
+          <w:tcPr>
+            <w:tcW w:type="dxa" w:w="4365"/>
+            <w:shd w:val="clear" w:color="auto" w:fill="F2F0F0"/>
+          </w:tcPr>
+          <w:p>
+            <w:pPr>
+              <w:jc w:val="left"/>
+            </w:pPr>
+            <w:r/>
+            <w:r>
+              <w:rPr>
+                <w:sz w:val="21"/>
+              </w:rPr>
+              <w:t>Ver el registro de actividades.</w:t>
+            </w:r>
+          </w:p>
+        </w:tc>
+      </w:tr>
+    </w:tbl>
+    <w:p/>
+    <w:p>
+      <w:r>
+        <w:br w:type="page"/>
+      </w:r>
+    </w:p>
+    <w:p>
+      <w:pPr>
+        <w:pStyle w:val="Heading1"/>
+        <w:pBdr>
+          <w:bottom w:val="single" w:sz="8" w:space="4" w:color="9B1C1F"/>
+        </w:pBdr>
+      </w:pPr>
+      <w:r>
+        <w:t>3. Diagrama Entidad-Relación</w:t>
+      </w:r>
+    </w:p>
+    <w:p>
+      <w:pPr>
+        <w:jc w:val="both"/>
+      </w:pPr>
+      <w:r>
+        <w:rPr>
+          <w:b w:val="0"/>
+          <w:i w:val="0"/>
+        </w:rPr>
+        <w:t>El diagrama muestra las tablas de la base de datos ClinicaMiniPtcDB y cómo se relacionan entre sí.</w:t>
       </w:r>
     </w:p>
     <w:p>
@@ -3222,7 +1677,7 @@
       <w:r>
         <w:drawing>
           <wp:inline xmlns:a="http://schemas.openxmlformats.org/drawingml/2006/main" xmlns:pic="http://schemas.openxmlformats.org/drawingml/2006/picture">
-            <wp:extent cx="4860000" cy="6093984"/>
+            <wp:extent cx="5760000" cy="6399184"/>
             <wp:docPr id="5" name="Picture 5"/>
             <wp:cNvGraphicFramePr>
               <a:graphicFrameLocks noChangeAspect="1"/>
@@ -3231,7 +1686,7 @@
               <a:graphicData uri="http://schemas.openxmlformats.org/drawingml/2006/picture">
                 <pic:pic>
                   <pic:nvPicPr>
-                    <pic:cNvPr id="0" name="cu_administrador.png"/>
+                    <pic:cNvPr id="0" name="diagrama_er.png"/>
                     <pic:cNvPicPr/>
                   </pic:nvPicPr>
                   <pic:blipFill>
@@ -3243,7 +1698,7 @@
                   <pic:spPr>
                     <a:xfrm>
                       <a:off x="0" y="0"/>
-                      <a:ext cx="4860000" cy="6093984"/>
+                      <a:ext cx="5760000" cy="6399184"/>
                     </a:xfrm>
                     <a:prstGeom prst="rect"/>
                   </pic:spPr>
@@ -3264,1180 +1719,7 @@
           <w:i/>
           <w:sz w:val="20"/>
         </w:rPr>
-        <w:t>Figura 4. Casos de uso — Administrador.</w:t>
-      </w:r>
-    </w:p>
-    <w:tbl>
-      <w:tblPr>
-        <w:tblStyle w:val="TableGrid"/>
-        <w:tblW w:type="auto" w:w="0"/>
-        <w:jc w:val="center"/>
-        <w:tblLook w:firstColumn="1" w:firstRow="1" w:lastColumn="0" w:lastRow="0" w:noHBand="0" w:noVBand="1" w:val="04A0"/>
-      </w:tblPr>
-      <w:tblGrid>
-        <w:gridCol w:w="2351"/>
-        <w:gridCol w:w="2351"/>
-        <w:gridCol w:w="2351"/>
-        <w:gridCol w:w="2351"/>
-      </w:tblGrid>
-      <w:tr>
-        <w:tc>
-          <w:tcPr>
-            <w:tcW w:type="dxa" w:w="907"/>
-            <w:shd w:val="clear" w:color="auto" w:fill="9B1C1F"/>
-          </w:tcPr>
-          <w:p>
-            <w:pPr>
-              <w:jc w:val="left"/>
-            </w:pPr>
-            <w:r/>
-            <w:r>
-              <w:rPr>
-                <w:b/>
-                <w:color w:val="FFFFFF"/>
-                <w:sz w:val="21"/>
-              </w:rPr>
-              <w:t>Código</w:t>
-            </w:r>
-          </w:p>
-        </w:tc>
-        <w:tc>
-          <w:tcPr>
-            <w:tcW w:type="dxa" w:w="1928"/>
-            <w:shd w:val="clear" w:color="auto" w:fill="9B1C1F"/>
-          </w:tcPr>
-          <w:p>
-            <w:pPr>
-              <w:jc w:val="left"/>
-            </w:pPr>
-            <w:r/>
-            <w:r>
-              <w:rPr>
-                <w:b/>
-                <w:color w:val="FFFFFF"/>
-                <w:sz w:val="21"/>
-              </w:rPr>
-              <w:t>Caso de uso</w:t>
-            </w:r>
-          </w:p>
-        </w:tc>
-        <w:tc>
-          <w:tcPr>
-            <w:tcW w:type="dxa" w:w="1871"/>
-            <w:shd w:val="clear" w:color="auto" w:fill="9B1C1F"/>
-          </w:tcPr>
-          <w:p>
-            <w:pPr>
-              <w:jc w:val="left"/>
-            </w:pPr>
-            <w:r/>
-            <w:r>
-              <w:rPr>
-                <w:b/>
-                <w:color w:val="FFFFFF"/>
-                <w:sz w:val="21"/>
-              </w:rPr>
-              <w:t>Actor(es)</w:t>
-            </w:r>
-          </w:p>
-        </w:tc>
-        <w:tc>
-          <w:tcPr>
-            <w:tcW w:type="dxa" w:w="4365"/>
-            <w:shd w:val="clear" w:color="auto" w:fill="9B1C1F"/>
-          </w:tcPr>
-          <w:p>
-            <w:pPr>
-              <w:jc w:val="left"/>
-            </w:pPr>
-            <w:r/>
-            <w:r>
-              <w:rPr>
-                <w:b/>
-                <w:color w:val="FFFFFF"/>
-                <w:sz w:val="21"/>
-              </w:rPr>
-              <w:t>Descripción</w:t>
-            </w:r>
-          </w:p>
-        </w:tc>
-      </w:tr>
-      <w:tr>
-        <w:tc>
-          <w:tcPr>
-            <w:tcW w:type="dxa" w:w="907"/>
-          </w:tcPr>
-          <w:p>
-            <w:pPr>
-              <w:jc w:val="left"/>
-            </w:pPr>
-            <w:r/>
-            <w:r>
-              <w:rPr>
-                <w:sz w:val="21"/>
-              </w:rPr>
-              <w:t>CU-01</w:t>
-            </w:r>
-          </w:p>
-        </w:tc>
-        <w:tc>
-          <w:tcPr>
-            <w:tcW w:type="dxa" w:w="1928"/>
-          </w:tcPr>
-          <w:p>
-            <w:pPr>
-              <w:jc w:val="left"/>
-            </w:pPr>
-            <w:r/>
-            <w:r>
-              <w:rPr>
-                <w:sz w:val="21"/>
-              </w:rPr>
-              <w:t>Iniciar sesión</w:t>
-            </w:r>
-          </w:p>
-        </w:tc>
-        <w:tc>
-          <w:tcPr>
-            <w:tcW w:type="dxa" w:w="1871"/>
-          </w:tcPr>
-          <w:p>
-            <w:pPr>
-              <w:jc w:val="left"/>
-            </w:pPr>
-            <w:r/>
-            <w:r>
-              <w:rPr>
-                <w:sz w:val="21"/>
-              </w:rPr>
-              <w:t>Todos</w:t>
-            </w:r>
-          </w:p>
-        </w:tc>
-        <w:tc>
-          <w:tcPr>
-            <w:tcW w:type="dxa" w:w="4365"/>
-          </w:tcPr>
-          <w:p>
-            <w:pPr>
-              <w:jc w:val="left"/>
-            </w:pPr>
-            <w:r/>
-            <w:r>
-              <w:rPr>
-                <w:sz w:val="21"/>
-              </w:rPr>
-              <w:t>Valida usuario y contraseña con BCrypt y carga los permisos del rol.</w:t>
-            </w:r>
-          </w:p>
-        </w:tc>
-      </w:tr>
-      <w:tr>
-        <w:tc>
-          <w:tcPr>
-            <w:tcW w:type="dxa" w:w="907"/>
-            <w:shd w:val="clear" w:color="auto" w:fill="F2F0F0"/>
-          </w:tcPr>
-          <w:p>
-            <w:pPr>
-              <w:jc w:val="left"/>
-            </w:pPr>
-            <w:r/>
-            <w:r>
-              <w:rPr>
-                <w:sz w:val="21"/>
-              </w:rPr>
-              <w:t>CU-02</w:t>
-            </w:r>
-          </w:p>
-        </w:tc>
-        <w:tc>
-          <w:tcPr>
-            <w:tcW w:type="dxa" w:w="1928"/>
-            <w:shd w:val="clear" w:color="auto" w:fill="F2F0F0"/>
-          </w:tcPr>
-          <w:p>
-            <w:pPr>
-              <w:jc w:val="left"/>
-            </w:pPr>
-            <w:r/>
-            <w:r>
-              <w:rPr>
-                <w:sz w:val="21"/>
-              </w:rPr>
-              <w:t>Cerrar sesión</w:t>
-            </w:r>
-          </w:p>
-        </w:tc>
-        <w:tc>
-          <w:tcPr>
-            <w:tcW w:type="dxa" w:w="1871"/>
-            <w:shd w:val="clear" w:color="auto" w:fill="F2F0F0"/>
-          </w:tcPr>
-          <w:p>
-            <w:pPr>
-              <w:jc w:val="left"/>
-            </w:pPr>
-            <w:r/>
-            <w:r>
-              <w:rPr>
-                <w:sz w:val="21"/>
-              </w:rPr>
-              <w:t>Todos</w:t>
-            </w:r>
-          </w:p>
-        </w:tc>
-        <w:tc>
-          <w:tcPr>
-            <w:tcW w:type="dxa" w:w="4365"/>
-            <w:shd w:val="clear" w:color="auto" w:fill="F2F0F0"/>
-          </w:tcPr>
-          <w:p>
-            <w:pPr>
-              <w:jc w:val="left"/>
-            </w:pPr>
-            <w:r/>
-            <w:r>
-              <w:rPr>
-                <w:sz w:val="21"/>
-              </w:rPr>
-              <w:t>Regresa a la pantalla de inicio de sesión.</w:t>
-            </w:r>
-          </w:p>
-        </w:tc>
-      </w:tr>
-      <w:tr>
-        <w:tc>
-          <w:tcPr>
-            <w:tcW w:type="dxa" w:w="907"/>
-          </w:tcPr>
-          <w:p>
-            <w:pPr>
-              <w:jc w:val="left"/>
-            </w:pPr>
-            <w:r/>
-            <w:r>
-              <w:rPr>
-                <w:sz w:val="21"/>
-              </w:rPr>
-              <w:t>CU-03</w:t>
-            </w:r>
-          </w:p>
-        </w:tc>
-        <w:tc>
-          <w:tcPr>
-            <w:tcW w:type="dxa" w:w="1928"/>
-          </w:tcPr>
-          <w:p>
-            <w:pPr>
-              <w:jc w:val="left"/>
-            </w:pPr>
-            <w:r/>
-            <w:r>
-              <w:rPr>
-                <w:sz w:val="21"/>
-              </w:rPr>
-              <w:t>Gestionar pacientes</w:t>
-            </w:r>
-          </w:p>
-        </w:tc>
-        <w:tc>
-          <w:tcPr>
-            <w:tcW w:type="dxa" w:w="1871"/>
-          </w:tcPr>
-          <w:p>
-            <w:pPr>
-              <w:jc w:val="left"/>
-            </w:pPr>
-            <w:r/>
-            <w:r>
-              <w:rPr>
-                <w:sz w:val="21"/>
-              </w:rPr>
-              <w:t>Recepcionista, Admin</w:t>
-            </w:r>
-          </w:p>
-        </w:tc>
-        <w:tc>
-          <w:tcPr>
-            <w:tcW w:type="dxa" w:w="4365"/>
-          </w:tcPr>
-          <w:p>
-            <w:pPr>
-              <w:jc w:val="left"/>
-            </w:pPr>
-            <w:r/>
-            <w:r>
-              <w:rPr>
-                <w:sz w:val="21"/>
-              </w:rPr>
-              <w:t>Registrar, buscar, actualizar y eliminar pacientes.</w:t>
-            </w:r>
-          </w:p>
-        </w:tc>
-      </w:tr>
-      <w:tr>
-        <w:tc>
-          <w:tcPr>
-            <w:tcW w:type="dxa" w:w="907"/>
-            <w:shd w:val="clear" w:color="auto" w:fill="F2F0F0"/>
-          </w:tcPr>
-          <w:p>
-            <w:pPr>
-              <w:jc w:val="left"/>
-            </w:pPr>
-            <w:r/>
-            <w:r>
-              <w:rPr>
-                <w:sz w:val="21"/>
-              </w:rPr>
-              <w:t>CU-04</w:t>
-            </w:r>
-          </w:p>
-        </w:tc>
-        <w:tc>
-          <w:tcPr>
-            <w:tcW w:type="dxa" w:w="1928"/>
-            <w:shd w:val="clear" w:color="auto" w:fill="F2F0F0"/>
-          </w:tcPr>
-          <w:p>
-            <w:pPr>
-              <w:jc w:val="left"/>
-            </w:pPr>
-            <w:r/>
-            <w:r>
-              <w:rPr>
-                <w:sz w:val="21"/>
-              </w:rPr>
-              <w:t>Agendar citas</w:t>
-            </w:r>
-          </w:p>
-        </w:tc>
-        <w:tc>
-          <w:tcPr>
-            <w:tcW w:type="dxa" w:w="1871"/>
-            <w:shd w:val="clear" w:color="auto" w:fill="F2F0F0"/>
-          </w:tcPr>
-          <w:p>
-            <w:pPr>
-              <w:jc w:val="left"/>
-            </w:pPr>
-            <w:r/>
-            <w:r>
-              <w:rPr>
-                <w:sz w:val="21"/>
-              </w:rPr>
-              <w:t>Recepcionista, Admin</w:t>
-            </w:r>
-          </w:p>
-        </w:tc>
-        <w:tc>
-          <w:tcPr>
-            <w:tcW w:type="dxa" w:w="4365"/>
-            <w:shd w:val="clear" w:color="auto" w:fill="F2F0F0"/>
-          </w:tcPr>
-          <w:p>
-            <w:pPr>
-              <w:jc w:val="left"/>
-            </w:pPr>
-            <w:r/>
-            <w:r>
-              <w:rPr>
-                <w:sz w:val="21"/>
-              </w:rPr>
-              <w:t>Crear, reprogramar o cancelar citas; incluye validar el horario.</w:t>
-            </w:r>
-          </w:p>
-        </w:tc>
-      </w:tr>
-      <w:tr>
-        <w:tc>
-          <w:tcPr>
-            <w:tcW w:type="dxa" w:w="907"/>
-          </w:tcPr>
-          <w:p>
-            <w:pPr>
-              <w:jc w:val="left"/>
-            </w:pPr>
-            <w:r/>
-            <w:r>
-              <w:rPr>
-                <w:sz w:val="21"/>
-              </w:rPr>
-              <w:t>CU-05</w:t>
-            </w:r>
-          </w:p>
-        </w:tc>
-        <w:tc>
-          <w:tcPr>
-            <w:tcW w:type="dxa" w:w="1928"/>
-          </w:tcPr>
-          <w:p>
-            <w:pPr>
-              <w:jc w:val="left"/>
-            </w:pPr>
-            <w:r/>
-            <w:r>
-              <w:rPr>
-                <w:sz w:val="21"/>
-              </w:rPr>
-              <w:t>Consultar agenda</w:t>
-            </w:r>
-          </w:p>
-        </w:tc>
-        <w:tc>
-          <w:tcPr>
-            <w:tcW w:type="dxa" w:w="1871"/>
-          </w:tcPr>
-          <w:p>
-            <w:pPr>
-              <w:jc w:val="left"/>
-            </w:pPr>
-            <w:r/>
-            <w:r>
-              <w:rPr>
-                <w:sz w:val="21"/>
-              </w:rPr>
-              <w:t>Recepcionista, Admin</w:t>
-            </w:r>
-          </w:p>
-        </w:tc>
-        <w:tc>
-          <w:tcPr>
-            <w:tcW w:type="dxa" w:w="4365"/>
-          </w:tcPr>
-          <w:p>
-            <w:pPr>
-              <w:jc w:val="left"/>
-            </w:pPr>
-            <w:r/>
-            <w:r>
-              <w:rPr>
-                <w:sz w:val="21"/>
-              </w:rPr>
-              <w:t>Ver y buscar todas las citas.</w:t>
-            </w:r>
-          </w:p>
-        </w:tc>
-      </w:tr>
-      <w:tr>
-        <w:tc>
-          <w:tcPr>
-            <w:tcW w:type="dxa" w:w="907"/>
-            <w:shd w:val="clear" w:color="auto" w:fill="F2F0F0"/>
-          </w:tcPr>
-          <w:p>
-            <w:pPr>
-              <w:jc w:val="left"/>
-            </w:pPr>
-            <w:r/>
-            <w:r>
-              <w:rPr>
-                <w:sz w:val="21"/>
-              </w:rPr>
-              <w:t>CU-06</w:t>
-            </w:r>
-          </w:p>
-        </w:tc>
-        <w:tc>
-          <w:tcPr>
-            <w:tcW w:type="dxa" w:w="1928"/>
-            <w:shd w:val="clear" w:color="auto" w:fill="F2F0F0"/>
-          </w:tcPr>
-          <w:p>
-            <w:pPr>
-              <w:jc w:val="left"/>
-            </w:pPr>
-            <w:r/>
-            <w:r>
-              <w:rPr>
-                <w:sz w:val="21"/>
-              </w:rPr>
-              <w:t>Ver mis citas</w:t>
-            </w:r>
-          </w:p>
-        </w:tc>
-        <w:tc>
-          <w:tcPr>
-            <w:tcW w:type="dxa" w:w="1871"/>
-            <w:shd w:val="clear" w:color="auto" w:fill="F2F0F0"/>
-          </w:tcPr>
-          <w:p>
-            <w:pPr>
-              <w:jc w:val="left"/>
-            </w:pPr>
-            <w:r/>
-            <w:r>
-              <w:rPr>
-                <w:sz w:val="21"/>
-              </w:rPr>
-              <w:t>Médico</w:t>
-            </w:r>
-          </w:p>
-        </w:tc>
-        <w:tc>
-          <w:tcPr>
-            <w:tcW w:type="dxa" w:w="4365"/>
-            <w:shd w:val="clear" w:color="auto" w:fill="F2F0F0"/>
-          </w:tcPr>
-          <w:p>
-            <w:pPr>
-              <w:jc w:val="left"/>
-            </w:pPr>
-            <w:r/>
-            <w:r>
-              <w:rPr>
-                <w:sz w:val="21"/>
-              </w:rPr>
-              <w:t>El médico ve solo sus citas.</w:t>
-            </w:r>
-          </w:p>
-        </w:tc>
-      </w:tr>
-      <w:tr>
-        <w:tc>
-          <w:tcPr>
-            <w:tcW w:type="dxa" w:w="907"/>
-          </w:tcPr>
-          <w:p>
-            <w:pPr>
-              <w:jc w:val="left"/>
-            </w:pPr>
-            <w:r/>
-            <w:r>
-              <w:rPr>
-                <w:sz w:val="21"/>
-              </w:rPr>
-              <w:t>CU-07</w:t>
-            </w:r>
-          </w:p>
-        </w:tc>
-        <w:tc>
-          <w:tcPr>
-            <w:tcW w:type="dxa" w:w="1928"/>
-          </w:tcPr>
-          <w:p>
-            <w:pPr>
-              <w:jc w:val="left"/>
-            </w:pPr>
-            <w:r/>
-            <w:r>
-              <w:rPr>
-                <w:sz w:val="21"/>
-              </w:rPr>
-              <w:t>Atender cita</w:t>
-            </w:r>
-          </w:p>
-        </w:tc>
-        <w:tc>
-          <w:tcPr>
-            <w:tcW w:type="dxa" w:w="1871"/>
-          </w:tcPr>
-          <w:p>
-            <w:pPr>
-              <w:jc w:val="left"/>
-            </w:pPr>
-            <w:r/>
-            <w:r>
-              <w:rPr>
-                <w:sz w:val="21"/>
-              </w:rPr>
-              <w:t>Médico</w:t>
-            </w:r>
-          </w:p>
-        </w:tc>
-        <w:tc>
-          <w:tcPr>
-            <w:tcW w:type="dxa" w:w="4365"/>
-          </w:tcPr>
-          <w:p>
-            <w:pPr>
-              <w:jc w:val="left"/>
-            </w:pPr>
-            <w:r/>
-            <w:r>
-              <w:rPr>
-                <w:sz w:val="21"/>
-              </w:rPr>
-              <w:t>Cambiar el estado de la cita.</w:t>
-            </w:r>
-          </w:p>
-        </w:tc>
-      </w:tr>
-      <w:tr>
-        <w:tc>
-          <w:tcPr>
-            <w:tcW w:type="dxa" w:w="907"/>
-            <w:shd w:val="clear" w:color="auto" w:fill="F2F0F0"/>
-          </w:tcPr>
-          <w:p>
-            <w:pPr>
-              <w:jc w:val="left"/>
-            </w:pPr>
-            <w:r/>
-            <w:r>
-              <w:rPr>
-                <w:sz w:val="21"/>
-              </w:rPr>
-              <w:t>CU-08</w:t>
-            </w:r>
-          </w:p>
-        </w:tc>
-        <w:tc>
-          <w:tcPr>
-            <w:tcW w:type="dxa" w:w="1928"/>
-            <w:shd w:val="clear" w:color="auto" w:fill="F2F0F0"/>
-          </w:tcPr>
-          <w:p>
-            <w:pPr>
-              <w:jc w:val="left"/>
-            </w:pPr>
-            <w:r/>
-            <w:r>
-              <w:rPr>
-                <w:sz w:val="21"/>
-              </w:rPr>
-              <w:t>Registrar historial</w:t>
-            </w:r>
-          </w:p>
-        </w:tc>
-        <w:tc>
-          <w:tcPr>
-            <w:tcW w:type="dxa" w:w="1871"/>
-            <w:shd w:val="clear" w:color="auto" w:fill="F2F0F0"/>
-          </w:tcPr>
-          <w:p>
-            <w:pPr>
-              <w:jc w:val="left"/>
-            </w:pPr>
-            <w:r/>
-            <w:r>
-              <w:rPr>
-                <w:sz w:val="21"/>
-              </w:rPr>
-              <w:t>Médico, Admin</w:t>
-            </w:r>
-          </w:p>
-        </w:tc>
-        <w:tc>
-          <w:tcPr>
-            <w:tcW w:type="dxa" w:w="4365"/>
-            <w:shd w:val="clear" w:color="auto" w:fill="F2F0F0"/>
-          </w:tcPr>
-          <w:p>
-            <w:pPr>
-              <w:jc w:val="left"/>
-            </w:pPr>
-            <w:r/>
-            <w:r>
-              <w:rPr>
-                <w:sz w:val="21"/>
-              </w:rPr>
-              <w:t>Registrar el diagnóstico y el tratamiento.</w:t>
-            </w:r>
-          </w:p>
-        </w:tc>
-      </w:tr>
-      <w:tr>
-        <w:tc>
-          <w:tcPr>
-            <w:tcW w:type="dxa" w:w="907"/>
-          </w:tcPr>
-          <w:p>
-            <w:pPr>
-              <w:jc w:val="left"/>
-            </w:pPr>
-            <w:r/>
-            <w:r>
-              <w:rPr>
-                <w:sz w:val="21"/>
-              </w:rPr>
-              <w:t>CU-09</w:t>
-            </w:r>
-          </w:p>
-        </w:tc>
-        <w:tc>
-          <w:tcPr>
-            <w:tcW w:type="dxa" w:w="1928"/>
-          </w:tcPr>
-          <w:p>
-            <w:pPr>
-              <w:jc w:val="left"/>
-            </w:pPr>
-            <w:r/>
-            <w:r>
-              <w:rPr>
-                <w:sz w:val="21"/>
-              </w:rPr>
-              <w:t>Consultar historial</w:t>
-            </w:r>
-          </w:p>
-        </w:tc>
-        <w:tc>
-          <w:tcPr>
-            <w:tcW w:type="dxa" w:w="1871"/>
-          </w:tcPr>
-          <w:p>
-            <w:pPr>
-              <w:jc w:val="left"/>
-            </w:pPr>
-            <w:r/>
-            <w:r>
-              <w:rPr>
-                <w:sz w:val="21"/>
-              </w:rPr>
-              <w:t>Médico, Admin</w:t>
-            </w:r>
-          </w:p>
-        </w:tc>
-        <w:tc>
-          <w:tcPr>
-            <w:tcW w:type="dxa" w:w="4365"/>
-          </w:tcPr>
-          <w:p>
-            <w:pPr>
-              <w:jc w:val="left"/>
-            </w:pPr>
-            <w:r/>
-            <w:r>
-              <w:rPr>
-                <w:sz w:val="21"/>
-              </w:rPr>
-              <w:t>Ver las consultas anteriores del paciente.</w:t>
-            </w:r>
-          </w:p>
-        </w:tc>
-      </w:tr>
-      <w:tr>
-        <w:tc>
-          <w:tcPr>
-            <w:tcW w:type="dxa" w:w="907"/>
-            <w:shd w:val="clear" w:color="auto" w:fill="F2F0F0"/>
-          </w:tcPr>
-          <w:p>
-            <w:pPr>
-              <w:jc w:val="left"/>
-            </w:pPr>
-            <w:r/>
-            <w:r>
-              <w:rPr>
-                <w:sz w:val="21"/>
-              </w:rPr>
-              <w:t>CU-10</w:t>
-            </w:r>
-          </w:p>
-        </w:tc>
-        <w:tc>
-          <w:tcPr>
-            <w:tcW w:type="dxa" w:w="1928"/>
-            <w:shd w:val="clear" w:color="auto" w:fill="F2F0F0"/>
-          </w:tcPr>
-          <w:p>
-            <w:pPr>
-              <w:jc w:val="left"/>
-            </w:pPr>
-            <w:r/>
-            <w:r>
-              <w:rPr>
-                <w:sz w:val="21"/>
-              </w:rPr>
-              <w:t>Gestionar médicos</w:t>
-            </w:r>
-          </w:p>
-        </w:tc>
-        <w:tc>
-          <w:tcPr>
-            <w:tcW w:type="dxa" w:w="1871"/>
-            <w:shd w:val="clear" w:color="auto" w:fill="F2F0F0"/>
-          </w:tcPr>
-          <w:p>
-            <w:pPr>
-              <w:jc w:val="left"/>
-            </w:pPr>
-            <w:r/>
-            <w:r>
-              <w:rPr>
-                <w:sz w:val="21"/>
-              </w:rPr>
-              <w:t>Admin</w:t>
-            </w:r>
-          </w:p>
-        </w:tc>
-        <w:tc>
-          <w:tcPr>
-            <w:tcW w:type="dxa" w:w="4365"/>
-            <w:shd w:val="clear" w:color="auto" w:fill="F2F0F0"/>
-          </w:tcPr>
-          <w:p>
-            <w:pPr>
-              <w:jc w:val="left"/>
-            </w:pPr>
-            <w:r/>
-            <w:r>
-              <w:rPr>
-                <w:sz w:val="21"/>
-              </w:rPr>
-              <w:t>CRUD de médicos y su usuario del sistema.</w:t>
-            </w:r>
-          </w:p>
-        </w:tc>
-      </w:tr>
-      <w:tr>
-        <w:tc>
-          <w:tcPr>
-            <w:tcW w:type="dxa" w:w="907"/>
-          </w:tcPr>
-          <w:p>
-            <w:pPr>
-              <w:jc w:val="left"/>
-            </w:pPr>
-            <w:r/>
-            <w:r>
-              <w:rPr>
-                <w:sz w:val="21"/>
-              </w:rPr>
-              <w:t>CU-11</w:t>
-            </w:r>
-          </w:p>
-        </w:tc>
-        <w:tc>
-          <w:tcPr>
-            <w:tcW w:type="dxa" w:w="1928"/>
-          </w:tcPr>
-          <w:p>
-            <w:pPr>
-              <w:jc w:val="left"/>
-            </w:pPr>
-            <w:r/>
-            <w:r>
-              <w:rPr>
-                <w:sz w:val="21"/>
-              </w:rPr>
-              <w:t>Gestionar especialidades</w:t>
-            </w:r>
-          </w:p>
-        </w:tc>
-        <w:tc>
-          <w:tcPr>
-            <w:tcW w:type="dxa" w:w="1871"/>
-          </w:tcPr>
-          <w:p>
-            <w:pPr>
-              <w:jc w:val="left"/>
-            </w:pPr>
-            <w:r/>
-            <w:r>
-              <w:rPr>
-                <w:sz w:val="21"/>
-              </w:rPr>
-              <w:t>Admin</w:t>
-            </w:r>
-          </w:p>
-        </w:tc>
-        <w:tc>
-          <w:tcPr>
-            <w:tcW w:type="dxa" w:w="4365"/>
-          </w:tcPr>
-          <w:p>
-            <w:pPr>
-              <w:jc w:val="left"/>
-            </w:pPr>
-            <w:r/>
-            <w:r>
-              <w:rPr>
-                <w:sz w:val="21"/>
-              </w:rPr>
-              <w:t>CRUD de especialidades.</w:t>
-            </w:r>
-          </w:p>
-        </w:tc>
-      </w:tr>
-      <w:tr>
-        <w:tc>
-          <w:tcPr>
-            <w:tcW w:type="dxa" w:w="907"/>
-            <w:shd w:val="clear" w:color="auto" w:fill="F2F0F0"/>
-          </w:tcPr>
-          <w:p>
-            <w:pPr>
-              <w:jc w:val="left"/>
-            </w:pPr>
-            <w:r/>
-            <w:r>
-              <w:rPr>
-                <w:sz w:val="21"/>
-              </w:rPr>
-              <w:t>CU-12</w:t>
-            </w:r>
-          </w:p>
-        </w:tc>
-        <w:tc>
-          <w:tcPr>
-            <w:tcW w:type="dxa" w:w="1928"/>
-            <w:shd w:val="clear" w:color="auto" w:fill="F2F0F0"/>
-          </w:tcPr>
-          <w:p>
-            <w:pPr>
-              <w:jc w:val="left"/>
-            </w:pPr>
-            <w:r/>
-            <w:r>
-              <w:rPr>
-                <w:sz w:val="21"/>
-              </w:rPr>
-              <w:t>Gestionar usuarios</w:t>
-            </w:r>
-          </w:p>
-        </w:tc>
-        <w:tc>
-          <w:tcPr>
-            <w:tcW w:type="dxa" w:w="1871"/>
-            <w:shd w:val="clear" w:color="auto" w:fill="F2F0F0"/>
-          </w:tcPr>
-          <w:p>
-            <w:pPr>
-              <w:jc w:val="left"/>
-            </w:pPr>
-            <w:r/>
-            <w:r>
-              <w:rPr>
-                <w:sz w:val="21"/>
-              </w:rPr>
-              <w:t>Admin</w:t>
-            </w:r>
-          </w:p>
-        </w:tc>
-        <w:tc>
-          <w:tcPr>
-            <w:tcW w:type="dxa" w:w="4365"/>
-            <w:shd w:val="clear" w:color="auto" w:fill="F2F0F0"/>
-          </w:tcPr>
-          <w:p>
-            <w:pPr>
-              <w:jc w:val="left"/>
-            </w:pPr>
-            <w:r/>
-            <w:r>
-              <w:rPr>
-                <w:sz w:val="21"/>
-              </w:rPr>
-              <w:t>CRUD de usuarios y asignación de rol.</w:t>
-            </w:r>
-          </w:p>
-        </w:tc>
-      </w:tr>
-      <w:tr>
-        <w:tc>
-          <w:tcPr>
-            <w:tcW w:type="dxa" w:w="907"/>
-          </w:tcPr>
-          <w:p>
-            <w:pPr>
-              <w:jc w:val="left"/>
-            </w:pPr>
-            <w:r/>
-            <w:r>
-              <w:rPr>
-                <w:sz w:val="21"/>
-              </w:rPr>
-              <w:t>CU-13</w:t>
-            </w:r>
-          </w:p>
-        </w:tc>
-        <w:tc>
-          <w:tcPr>
-            <w:tcW w:type="dxa" w:w="1928"/>
-          </w:tcPr>
-          <w:p>
-            <w:pPr>
-              <w:jc w:val="left"/>
-            </w:pPr>
-            <w:r/>
-            <w:r>
-              <w:rPr>
-                <w:sz w:val="21"/>
-              </w:rPr>
-              <w:t>Gestionar permisos</w:t>
-            </w:r>
-          </w:p>
-        </w:tc>
-        <w:tc>
-          <w:tcPr>
-            <w:tcW w:type="dxa" w:w="1871"/>
-          </w:tcPr>
-          <w:p>
-            <w:pPr>
-              <w:jc w:val="left"/>
-            </w:pPr>
-            <w:r/>
-            <w:r>
-              <w:rPr>
-                <w:sz w:val="21"/>
-              </w:rPr>
-              <w:t>Admin</w:t>
-            </w:r>
-          </w:p>
-        </w:tc>
-        <w:tc>
-          <w:tcPr>
-            <w:tcW w:type="dxa" w:w="4365"/>
-          </w:tcPr>
-          <w:p>
-            <w:pPr>
-              <w:jc w:val="left"/>
-            </w:pPr>
-            <w:r/>
-            <w:r>
-              <w:rPr>
-                <w:sz w:val="21"/>
-              </w:rPr>
-              <w:t>Marcar las pantallas de cada rol.</w:t>
-            </w:r>
-          </w:p>
-        </w:tc>
-      </w:tr>
-      <w:tr>
-        <w:tc>
-          <w:tcPr>
-            <w:tcW w:type="dxa" w:w="907"/>
-            <w:shd w:val="clear" w:color="auto" w:fill="F2F0F0"/>
-          </w:tcPr>
-          <w:p>
-            <w:pPr>
-              <w:jc w:val="left"/>
-            </w:pPr>
-            <w:r/>
-            <w:r>
-              <w:rPr>
-                <w:sz w:val="21"/>
-              </w:rPr>
-              <w:t>CU-14</w:t>
-            </w:r>
-          </w:p>
-        </w:tc>
-        <w:tc>
-          <w:tcPr>
-            <w:tcW w:type="dxa" w:w="1928"/>
-            <w:shd w:val="clear" w:color="auto" w:fill="F2F0F0"/>
-          </w:tcPr>
-          <w:p>
-            <w:pPr>
-              <w:jc w:val="left"/>
-            </w:pPr>
-            <w:r/>
-            <w:r>
-              <w:rPr>
-                <w:sz w:val="21"/>
-              </w:rPr>
-              <w:t>Consultar bitácora</w:t>
-            </w:r>
-          </w:p>
-        </w:tc>
-        <w:tc>
-          <w:tcPr>
-            <w:tcW w:type="dxa" w:w="1871"/>
-            <w:shd w:val="clear" w:color="auto" w:fill="F2F0F0"/>
-          </w:tcPr>
-          <w:p>
-            <w:pPr>
-              <w:jc w:val="left"/>
-            </w:pPr>
-            <w:r/>
-            <w:r>
-              <w:rPr>
-                <w:sz w:val="21"/>
-              </w:rPr>
-              <w:t>Admin</w:t>
-            </w:r>
-          </w:p>
-        </w:tc>
-        <w:tc>
-          <w:tcPr>
-            <w:tcW w:type="dxa" w:w="4365"/>
-            <w:shd w:val="clear" w:color="auto" w:fill="F2F0F0"/>
-          </w:tcPr>
-          <w:p>
-            <w:pPr>
-              <w:jc w:val="left"/>
-            </w:pPr>
-            <w:r/>
-            <w:r>
-              <w:rPr>
-                <w:sz w:val="21"/>
-              </w:rPr>
-              <w:t>Ver el registro de actividades.</w:t>
-            </w:r>
-          </w:p>
-        </w:tc>
-      </w:tr>
-    </w:tbl>
-    <w:p/>
-    <w:p>
-      <w:r>
-        <w:br w:type="page"/>
-      </w:r>
-    </w:p>
-    <w:p>
-      <w:pPr>
-        <w:pStyle w:val="Heading1"/>
-        <w:pBdr>
-          <w:bottom w:val="single" w:sz="8" w:space="4" w:color="9B1C1F"/>
-        </w:pBdr>
-      </w:pPr>
-      <w:r>
-        <w:t>10. Diagrama Entidad-Relación</w:t>
-      </w:r>
-    </w:p>
-    <w:p>
-      <w:pPr>
-        <w:jc w:val="center"/>
-      </w:pPr>
-      <w:r>
-        <w:drawing>
-          <wp:inline xmlns:a="http://schemas.openxmlformats.org/drawingml/2006/main" xmlns:pic="http://schemas.openxmlformats.org/drawingml/2006/picture">
-            <wp:extent cx="5760000" cy="6090612"/>
-            <wp:docPr id="6" name="Picture 6"/>
-            <wp:cNvGraphicFramePr>
-              <a:graphicFrameLocks noChangeAspect="1"/>
-            </wp:cNvGraphicFramePr>
-            <a:graphic>
-              <a:graphicData uri="http://schemas.openxmlformats.org/drawingml/2006/picture">
-                <pic:pic>
-                  <pic:nvPicPr>
-                    <pic:cNvPr id="0" name="diagrama_er.png"/>
-                    <pic:cNvPicPr/>
-                  </pic:nvPicPr>
-                  <pic:blipFill>
-                    <a:blip r:embed="rId16"/>
-                    <a:stretch>
-                      <a:fillRect/>
-                    </a:stretch>
-                  </pic:blipFill>
-                  <pic:spPr>
-                    <a:xfrm>
-                      <a:off x="0" y="0"/>
-                      <a:ext cx="5760000" cy="6090612"/>
-                    </a:xfrm>
-                    <a:prstGeom prst="rect"/>
-                  </pic:spPr>
-                </pic:pic>
-              </a:graphicData>
-            </a:graphic>
-          </wp:inline>
-        </w:drawing>
-      </w:r>
-    </w:p>
-    <w:p>
-      <w:pPr>
-        <w:jc w:val="center"/>
-      </w:pPr>
-      <w:r>
-        <w:rPr>
-          <w:b w:val="0"/>
-          <w:i/>
-          <w:sz w:val="20"/>
-        </w:rPr>
-        <w:t>Figura 5. Diagrama Entidad-Relación de ClinicaMiniPtcDB.</w:t>
+        <w:t>Figura 4. Diagrama Entidad-Relación de ClinicaMiniPtcDB.</w:t>
       </w:r>
     </w:p>
     <w:p>
@@ -4453,7 +1735,7 @@
         </w:pBdr>
       </w:pPr>
       <w:r>
-        <w:t>11. Diccionario de datos</w:t>
+        <w:t>4. Diccionario de datos</w:t>
       </w:r>
     </w:p>
     <w:p>
@@ -4471,6 +1753,7 @@
     <w:p>
       <w:pPr>
         <w:pStyle w:val="Heading3"/>
+        <w:keepNext/>
       </w:pPr>
       <w:r>
         <w:t>Tabla: Rol</w:t>
@@ -4478,6 +1761,7 @@
     </w:p>
     <w:p>
       <w:pPr>
+        <w:keepNext/>
         <w:jc w:val="both"/>
       </w:pPr>
       <w:r>
@@ -4493,23 +1777,29 @@
         <w:tblStyle w:val="TableGrid"/>
         <w:tblW w:type="auto" w:w="0"/>
         <w:jc w:val="center"/>
+        <w:tblLayout w:type="fixed"/>
         <w:tblLook w:firstColumn="1" w:firstRow="1" w:lastColumn="0" w:lastRow="0" w:noHBand="0" w:noVBand="1" w:val="04A0"/>
       </w:tblPr>
       <w:tblGrid>
-        <w:gridCol w:w="1881"/>
-        <w:gridCol w:w="1881"/>
-        <w:gridCol w:w="1881"/>
-        <w:gridCol w:w="1881"/>
-        <w:gridCol w:w="1881"/>
+        <w:gridCol w:w="2041"/>
+        <w:gridCol w:w="1474"/>
+        <w:gridCol w:w="737"/>
+        <w:gridCol w:w="2154"/>
+        <w:gridCol w:w="2664"/>
       </w:tblGrid>
       <w:tr>
-        <w:tc>
-          <w:tcPr>
-            <w:tcW w:type="dxa" w:w="1928"/>
+        <w:trPr>
+          <w:cantSplit/>
+          <w:tblHeader/>
+        </w:trPr>
+        <w:tc>
+          <w:tcPr>
+            <w:tcW w:type="dxa" w:w="2041"/>
             <w:shd w:val="clear" w:color="auto" w:fill="9B1C1F"/>
           </w:tcPr>
           <w:p>
             <w:pPr>
+              <w:keepNext/>
               <w:jc w:val="left"/>
             </w:pPr>
             <w:r/>
@@ -4525,11 +1815,12 @@
         </w:tc>
         <w:tc>
           <w:tcPr>
-            <w:tcW w:type="dxa" w:w="1191"/>
+            <w:tcW w:type="dxa" w:w="1474"/>
             <w:shd w:val="clear" w:color="auto" w:fill="9B1C1F"/>
           </w:tcPr>
           <w:p>
             <w:pPr>
+              <w:keepNext/>
               <w:jc w:val="center"/>
             </w:pPr>
             <w:r/>
@@ -4550,6 +1841,7 @@
           </w:tcPr>
           <w:p>
             <w:pPr>
+              <w:keepNext/>
               <w:jc w:val="center"/>
             </w:pPr>
             <w:r/>
@@ -4565,11 +1857,12 @@
         </w:tc>
         <w:tc>
           <w:tcPr>
-            <w:tcW w:type="dxa" w:w="2268"/>
+            <w:tcW w:type="dxa" w:w="2154"/>
             <w:shd w:val="clear" w:color="auto" w:fill="9B1C1F"/>
           </w:tcPr>
           <w:p>
             <w:pPr>
+              <w:keepNext/>
               <w:jc w:val="center"/>
             </w:pPr>
             <w:r/>
@@ -4585,11 +1878,12 @@
         </w:tc>
         <w:tc>
           <w:tcPr>
-            <w:tcW w:type="dxa" w:w="2948"/>
+            <w:tcW w:type="dxa" w:w="2665"/>
             <w:shd w:val="clear" w:color="auto" w:fill="9B1C1F"/>
           </w:tcPr>
           <w:p>
             <w:pPr>
+              <w:keepNext/>
               <w:jc w:val="center"/>
             </w:pPr>
             <w:r/>
@@ -4605,12 +1899,16 @@
         </w:tc>
       </w:tr>
       <w:tr>
-        <w:tc>
-          <w:tcPr>
-            <w:tcW w:type="dxa" w:w="1928"/>
-          </w:tcPr>
-          <w:p>
-            <w:pPr>
+        <w:trPr>
+          <w:cantSplit/>
+        </w:trPr>
+        <w:tc>
+          <w:tcPr>
+            <w:tcW w:type="dxa" w:w="2041"/>
+          </w:tcPr>
+          <w:p>
+            <w:pPr>
+              <w:keepNext/>
               <w:jc w:val="left"/>
             </w:pPr>
             <w:r/>
@@ -4624,10 +1922,11 @@
         </w:tc>
         <w:tc>
           <w:tcPr>
-            <w:tcW w:type="dxa" w:w="1191"/>
-          </w:tcPr>
-          <w:p>
-            <w:pPr>
+            <w:tcW w:type="dxa" w:w="1474"/>
+          </w:tcPr>
+          <w:p>
+            <w:pPr>
+              <w:keepNext/>
               <w:jc w:val="center"/>
             </w:pPr>
             <w:r/>
@@ -4645,6 +1944,7 @@
           </w:tcPr>
           <w:p>
             <w:pPr>
+              <w:keepNext/>
               <w:jc w:val="center"/>
             </w:pPr>
             <w:r/>
@@ -4657,10 +1957,11 @@
         </w:tc>
         <w:tc>
           <w:tcPr>
-            <w:tcW w:type="dxa" w:w="2268"/>
-          </w:tcPr>
-          <w:p>
-            <w:pPr>
+            <w:tcW w:type="dxa" w:w="2154"/>
+          </w:tcPr>
+          <w:p>
+            <w:pPr>
+              <w:keepNext/>
               <w:jc w:val="center"/>
             </w:pPr>
             <w:r/>
@@ -4674,10 +1975,11 @@
         </w:tc>
         <w:tc>
           <w:tcPr>
-            <w:tcW w:type="dxa" w:w="2948"/>
-          </w:tcPr>
-          <w:p>
-            <w:pPr>
+            <w:tcW w:type="dxa" w:w="2665"/>
+          </w:tcPr>
+          <w:p>
+            <w:pPr>
+              <w:keepNext/>
               <w:jc w:val="center"/>
             </w:pPr>
             <w:r/>
@@ -4691,9 +1993,12 @@
         </w:tc>
       </w:tr>
       <w:tr>
-        <w:tc>
-          <w:tcPr>
-            <w:tcW w:type="dxa" w:w="1928"/>
+        <w:trPr>
+          <w:cantSplit/>
+        </w:trPr>
+        <w:tc>
+          <w:tcPr>
+            <w:tcW w:type="dxa" w:w="2041"/>
             <w:shd w:val="clear" w:color="auto" w:fill="F2F0F0"/>
           </w:tcPr>
           <w:p>
@@ -4711,7 +2016,7 @@
         </w:tc>
         <w:tc>
           <w:tcPr>
-            <w:tcW w:type="dxa" w:w="1191"/>
+            <w:tcW w:type="dxa" w:w="1474"/>
             <w:shd w:val="clear" w:color="auto" w:fill="F2F0F0"/>
           </w:tcPr>
           <w:p>
@@ -4747,7 +2052,7 @@
         </w:tc>
         <w:tc>
           <w:tcPr>
-            <w:tcW w:type="dxa" w:w="2268"/>
+            <w:tcW w:type="dxa" w:w="2154"/>
             <w:shd w:val="clear" w:color="auto" w:fill="F2F0F0"/>
           </w:tcPr>
           <w:p>
@@ -4765,7 +2070,7 @@
         </w:tc>
         <w:tc>
           <w:tcPr>
-            <w:tcW w:type="dxa" w:w="2948"/>
+            <w:tcW w:type="dxa" w:w="2665"/>
             <w:shd w:val="clear" w:color="auto" w:fill="F2F0F0"/>
           </w:tcPr>
           <w:p>
@@ -4787,6 +2092,7 @@
     <w:p>
       <w:pPr>
         <w:pStyle w:val="Heading3"/>
+        <w:keepNext/>
       </w:pPr>
       <w:r>
         <w:t>Tabla: Permiso</w:t>
@@ -4794,6 +2100,7 @@
     </w:p>
     <w:p>
       <w:pPr>
+        <w:keepNext/>
         <w:jc w:val="both"/>
       </w:pPr>
       <w:r>
@@ -4809,23 +2116,29 @@
         <w:tblStyle w:val="TableGrid"/>
         <w:tblW w:type="auto" w:w="0"/>
         <w:jc w:val="center"/>
+        <w:tblLayout w:type="fixed"/>
         <w:tblLook w:firstColumn="1" w:firstRow="1" w:lastColumn="0" w:lastRow="0" w:noHBand="0" w:noVBand="1" w:val="04A0"/>
       </w:tblPr>
       <w:tblGrid>
-        <w:gridCol w:w="1881"/>
-        <w:gridCol w:w="1881"/>
-        <w:gridCol w:w="1881"/>
-        <w:gridCol w:w="1881"/>
-        <w:gridCol w:w="1881"/>
+        <w:gridCol w:w="2041"/>
+        <w:gridCol w:w="1474"/>
+        <w:gridCol w:w="737"/>
+        <w:gridCol w:w="2154"/>
+        <w:gridCol w:w="2664"/>
       </w:tblGrid>
       <w:tr>
-        <w:tc>
-          <w:tcPr>
-            <w:tcW w:type="dxa" w:w="1928"/>
+        <w:trPr>
+          <w:cantSplit/>
+          <w:tblHeader/>
+        </w:trPr>
+        <w:tc>
+          <w:tcPr>
+            <w:tcW w:type="dxa" w:w="2041"/>
             <w:shd w:val="clear" w:color="auto" w:fill="9B1C1F"/>
           </w:tcPr>
           <w:p>
             <w:pPr>
+              <w:keepNext/>
               <w:jc w:val="left"/>
             </w:pPr>
             <w:r/>
@@ -4841,11 +2154,12 @@
         </w:tc>
         <w:tc>
           <w:tcPr>
-            <w:tcW w:type="dxa" w:w="1191"/>
+            <w:tcW w:type="dxa" w:w="1474"/>
             <w:shd w:val="clear" w:color="auto" w:fill="9B1C1F"/>
           </w:tcPr>
           <w:p>
             <w:pPr>
+              <w:keepNext/>
               <w:jc w:val="center"/>
             </w:pPr>
             <w:r/>
@@ -4866,6 +2180,7 @@
           </w:tcPr>
           <w:p>
             <w:pPr>
+              <w:keepNext/>
               <w:jc w:val="center"/>
             </w:pPr>
             <w:r/>
@@ -4881,11 +2196,12 @@
         </w:tc>
         <w:tc>
           <w:tcPr>
-            <w:tcW w:type="dxa" w:w="2268"/>
+            <w:tcW w:type="dxa" w:w="2154"/>
             <w:shd w:val="clear" w:color="auto" w:fill="9B1C1F"/>
           </w:tcPr>
           <w:p>
             <w:pPr>
+              <w:keepNext/>
               <w:jc w:val="center"/>
             </w:pPr>
             <w:r/>
@@ -4901,11 +2217,12 @@
         </w:tc>
         <w:tc>
           <w:tcPr>
-            <w:tcW w:type="dxa" w:w="2948"/>
+            <w:tcW w:type="dxa" w:w="2665"/>
             <w:shd w:val="clear" w:color="auto" w:fill="9B1C1F"/>
           </w:tcPr>
           <w:p>
             <w:pPr>
+              <w:keepNext/>
               <w:jc w:val="center"/>
             </w:pPr>
             <w:r/>
@@ -4921,12 +2238,16 @@
         </w:tc>
       </w:tr>
       <w:tr>
-        <w:tc>
-          <w:tcPr>
-            <w:tcW w:type="dxa" w:w="1928"/>
-          </w:tcPr>
-          <w:p>
-            <w:pPr>
+        <w:trPr>
+          <w:cantSplit/>
+        </w:trPr>
+        <w:tc>
+          <w:tcPr>
+            <w:tcW w:type="dxa" w:w="2041"/>
+          </w:tcPr>
+          <w:p>
+            <w:pPr>
+              <w:keepNext/>
               <w:jc w:val="left"/>
             </w:pPr>
             <w:r/>
@@ -4940,10 +2261,11 @@
         </w:tc>
         <w:tc>
           <w:tcPr>
-            <w:tcW w:type="dxa" w:w="1191"/>
-          </w:tcPr>
-          <w:p>
-            <w:pPr>
+            <w:tcW w:type="dxa" w:w="1474"/>
+          </w:tcPr>
+          <w:p>
+            <w:pPr>
+              <w:keepNext/>
               <w:jc w:val="center"/>
             </w:pPr>
             <w:r/>
@@ -4961,6 +2283,7 @@
           </w:tcPr>
           <w:p>
             <w:pPr>
+              <w:keepNext/>
               <w:jc w:val="center"/>
             </w:pPr>
             <w:r/>
@@ -4973,10 +2296,11 @@
         </w:tc>
         <w:tc>
           <w:tcPr>
-            <w:tcW w:type="dxa" w:w="2268"/>
-          </w:tcPr>
-          <w:p>
-            <w:pPr>
+            <w:tcW w:type="dxa" w:w="2154"/>
+          </w:tcPr>
+          <w:p>
+            <w:pPr>
+              <w:keepNext/>
               <w:jc w:val="center"/>
             </w:pPr>
             <w:r/>
@@ -4990,10 +2314,11 @@
         </w:tc>
         <w:tc>
           <w:tcPr>
-            <w:tcW w:type="dxa" w:w="2948"/>
-          </w:tcPr>
-          <w:p>
-            <w:pPr>
+            <w:tcW w:type="dxa" w:w="2665"/>
+          </w:tcPr>
+          <w:p>
+            <w:pPr>
+              <w:keepNext/>
               <w:jc w:val="center"/>
             </w:pPr>
             <w:r/>
@@ -5007,9 +2332,12 @@
         </w:tc>
       </w:tr>
       <w:tr>
-        <w:tc>
-          <w:tcPr>
-            <w:tcW w:type="dxa" w:w="1928"/>
+        <w:trPr>
+          <w:cantSplit/>
+        </w:trPr>
+        <w:tc>
+          <w:tcPr>
+            <w:tcW w:type="dxa" w:w="2041"/>
             <w:shd w:val="clear" w:color="auto" w:fill="F2F0F0"/>
           </w:tcPr>
           <w:p>
@@ -5027,7 +2355,7 @@
         </w:tc>
         <w:tc>
           <w:tcPr>
-            <w:tcW w:type="dxa" w:w="1191"/>
+            <w:tcW w:type="dxa" w:w="1474"/>
             <w:shd w:val="clear" w:color="auto" w:fill="F2F0F0"/>
           </w:tcPr>
           <w:p>
@@ -5063,7 +2391,7 @@
         </w:tc>
         <w:tc>
           <w:tcPr>
-            <w:tcW w:type="dxa" w:w="2268"/>
+            <w:tcW w:type="dxa" w:w="2154"/>
             <w:shd w:val="clear" w:color="auto" w:fill="F2F0F0"/>
           </w:tcPr>
           <w:p>
@@ -5081,7 +2409,7 @@
         </w:tc>
         <w:tc>
           <w:tcPr>
-            <w:tcW w:type="dxa" w:w="2948"/>
+            <w:tcW w:type="dxa" w:w="2665"/>
             <w:shd w:val="clear" w:color="auto" w:fill="F2F0F0"/>
           </w:tcPr>
           <w:p>
@@ -5103,6 +2431,7 @@
     <w:p>
       <w:pPr>
         <w:pStyle w:val="Heading3"/>
+        <w:keepNext/>
       </w:pPr>
       <w:r>
         <w:t>Tabla: RolPermiso</w:t>
@@ -5110,6 +2439,7 @@
     </w:p>
     <w:p>
       <w:pPr>
+        <w:keepNext/>
         <w:jc w:val="both"/>
       </w:pPr>
       <w:r>
@@ -5125,23 +2455,29 @@
         <w:tblStyle w:val="TableGrid"/>
         <w:tblW w:type="auto" w:w="0"/>
         <w:jc w:val="center"/>
+        <w:tblLayout w:type="fixed"/>
         <w:tblLook w:firstColumn="1" w:firstRow="1" w:lastColumn="0" w:lastRow="0" w:noHBand="0" w:noVBand="1" w:val="04A0"/>
       </w:tblPr>
       <w:tblGrid>
-        <w:gridCol w:w="1881"/>
-        <w:gridCol w:w="1881"/>
-        <w:gridCol w:w="1881"/>
-        <w:gridCol w:w="1881"/>
-        <w:gridCol w:w="1881"/>
+        <w:gridCol w:w="2041"/>
+        <w:gridCol w:w="1474"/>
+        <w:gridCol w:w="737"/>
+        <w:gridCol w:w="2154"/>
+        <w:gridCol w:w="2664"/>
       </w:tblGrid>
       <w:tr>
-        <w:tc>
-          <w:tcPr>
-            <w:tcW w:type="dxa" w:w="1928"/>
+        <w:trPr>
+          <w:cantSplit/>
+          <w:tblHeader/>
+        </w:trPr>
+        <w:tc>
+          <w:tcPr>
+            <w:tcW w:type="dxa" w:w="2041"/>
             <w:shd w:val="clear" w:color="auto" w:fill="9B1C1F"/>
           </w:tcPr>
           <w:p>
             <w:pPr>
+              <w:keepNext/>
               <w:jc w:val="left"/>
             </w:pPr>
             <w:r/>
@@ -5157,11 +2493,12 @@
         </w:tc>
         <w:tc>
           <w:tcPr>
-            <w:tcW w:type="dxa" w:w="1191"/>
+            <w:tcW w:type="dxa" w:w="1474"/>
             <w:shd w:val="clear" w:color="auto" w:fill="9B1C1F"/>
           </w:tcPr>
           <w:p>
             <w:pPr>
+              <w:keepNext/>
               <w:jc w:val="center"/>
             </w:pPr>
             <w:r/>
@@ -5182,6 +2519,7 @@
           </w:tcPr>
           <w:p>
             <w:pPr>
+              <w:keepNext/>
               <w:jc w:val="center"/>
             </w:pPr>
             <w:r/>
@@ -5197,11 +2535,12 @@
         </w:tc>
         <w:tc>
           <w:tcPr>
-            <w:tcW w:type="dxa" w:w="2268"/>
+            <w:tcW w:type="dxa" w:w="2154"/>
             <w:shd w:val="clear" w:color="auto" w:fill="9B1C1F"/>
           </w:tcPr>
           <w:p>
             <w:pPr>
+              <w:keepNext/>
               <w:jc w:val="center"/>
             </w:pPr>
             <w:r/>
@@ -5217,11 +2556,12 @@
         </w:tc>
         <w:tc>
           <w:tcPr>
-            <w:tcW w:type="dxa" w:w="2948"/>
+            <w:tcW w:type="dxa" w:w="2665"/>
             <w:shd w:val="clear" w:color="auto" w:fill="9B1C1F"/>
           </w:tcPr>
           <w:p>
             <w:pPr>
+              <w:keepNext/>
               <w:jc w:val="center"/>
             </w:pPr>
             <w:r/>
@@ -5237,12 +2577,16 @@
         </w:tc>
       </w:tr>
       <w:tr>
-        <w:tc>
-          <w:tcPr>
-            <w:tcW w:type="dxa" w:w="1928"/>
-          </w:tcPr>
-          <w:p>
-            <w:pPr>
+        <w:trPr>
+          <w:cantSplit/>
+        </w:trPr>
+        <w:tc>
+          <w:tcPr>
+            <w:tcW w:type="dxa" w:w="2041"/>
+          </w:tcPr>
+          <w:p>
+            <w:pPr>
+              <w:keepNext/>
               <w:jc w:val="left"/>
             </w:pPr>
             <w:r/>
@@ -5256,10 +2600,11 @@
         </w:tc>
         <w:tc>
           <w:tcPr>
-            <w:tcW w:type="dxa" w:w="1191"/>
-          </w:tcPr>
-          <w:p>
-            <w:pPr>
+            <w:tcW w:type="dxa" w:w="1474"/>
+          </w:tcPr>
+          <w:p>
+            <w:pPr>
+              <w:keepNext/>
               <w:jc w:val="center"/>
             </w:pPr>
             <w:r/>
@@ -5277,6 +2622,7 @@
           </w:tcPr>
           <w:p>
             <w:pPr>
+              <w:keepNext/>
               <w:jc w:val="center"/>
             </w:pPr>
             <w:r/>
@@ -5289,10 +2635,11 @@
         </w:tc>
         <w:tc>
           <w:tcPr>
-            <w:tcW w:type="dxa" w:w="2268"/>
-          </w:tcPr>
-          <w:p>
-            <w:pPr>
+            <w:tcW w:type="dxa" w:w="2154"/>
+          </w:tcPr>
+          <w:p>
+            <w:pPr>
+              <w:keepNext/>
               <w:jc w:val="center"/>
             </w:pPr>
             <w:r/>
@@ -5306,10 +2653,11 @@
         </w:tc>
         <w:tc>
           <w:tcPr>
-            <w:tcW w:type="dxa" w:w="2948"/>
-          </w:tcPr>
-          <w:p>
-            <w:pPr>
+            <w:tcW w:type="dxa" w:w="2665"/>
+          </w:tcPr>
+          <w:p>
+            <w:pPr>
+              <w:keepNext/>
               <w:jc w:val="center"/>
             </w:pPr>
             <w:r/>
@@ -5323,13 +2671,17 @@
         </w:tc>
       </w:tr>
       <w:tr>
-        <w:tc>
-          <w:tcPr>
-            <w:tcW w:type="dxa" w:w="1928"/>
+        <w:trPr>
+          <w:cantSplit/>
+        </w:trPr>
+        <w:tc>
+          <w:tcPr>
+            <w:tcW w:type="dxa" w:w="2041"/>
             <w:shd w:val="clear" w:color="auto" w:fill="F2F0F0"/>
           </w:tcPr>
           <w:p>
             <w:pPr>
+              <w:keepNext/>
               <w:jc w:val="left"/>
             </w:pPr>
             <w:r/>
@@ -5343,11 +2695,12 @@
         </w:tc>
         <w:tc>
           <w:tcPr>
-            <w:tcW w:type="dxa" w:w="1191"/>
+            <w:tcW w:type="dxa" w:w="1474"/>
             <w:shd w:val="clear" w:color="auto" w:fill="F2F0F0"/>
           </w:tcPr>
           <w:p>
             <w:pPr>
+              <w:keepNext/>
               <w:jc w:val="center"/>
             </w:pPr>
             <w:r/>
@@ -5366,6 +2719,7 @@
           </w:tcPr>
           <w:p>
             <w:pPr>
+              <w:keepNext/>
               <w:jc w:val="center"/>
             </w:pPr>
             <w:r/>
@@ -5378,11 +2732,12 @@
         </w:tc>
         <w:tc>
           <w:tcPr>
-            <w:tcW w:type="dxa" w:w="2268"/>
+            <w:tcW w:type="dxa" w:w="2154"/>
             <w:shd w:val="clear" w:color="auto" w:fill="F2F0F0"/>
           </w:tcPr>
           <w:p>
             <w:pPr>
+              <w:keepNext/>
               <w:jc w:val="center"/>
             </w:pPr>
             <w:r/>
@@ -5396,11 +2751,12 @@
         </w:tc>
         <w:tc>
           <w:tcPr>
-            <w:tcW w:type="dxa" w:w="2948"/>
+            <w:tcW w:type="dxa" w:w="2665"/>
             <w:shd w:val="clear" w:color="auto" w:fill="F2F0F0"/>
           </w:tcPr>
           <w:p>
             <w:pPr>
+              <w:keepNext/>
               <w:jc w:val="center"/>
             </w:pPr>
             <w:r/>
@@ -5414,9 +2770,12 @@
         </w:tc>
       </w:tr>
       <w:tr>
-        <w:tc>
-          <w:tcPr>
-            <w:tcW w:type="dxa" w:w="1928"/>
+        <w:trPr>
+          <w:cantSplit/>
+        </w:trPr>
+        <w:tc>
+          <w:tcPr>
+            <w:tcW w:type="dxa" w:w="2041"/>
           </w:tcPr>
           <w:p>
             <w:pPr>
@@ -5433,7 +2792,7 @@
         </w:tc>
         <w:tc>
           <w:tcPr>
-            <w:tcW w:type="dxa" w:w="1191"/>
+            <w:tcW w:type="dxa" w:w="1474"/>
           </w:tcPr>
           <w:p>
             <w:pPr>
@@ -5466,7 +2825,7 @@
         </w:tc>
         <w:tc>
           <w:tcPr>
-            <w:tcW w:type="dxa" w:w="2268"/>
+            <w:tcW w:type="dxa" w:w="2154"/>
           </w:tcPr>
           <w:p>
             <w:pPr>
@@ -5483,7 +2842,7 @@
         </w:tc>
         <w:tc>
           <w:tcPr>
-            <w:tcW w:type="dxa" w:w="2948"/>
+            <w:tcW w:type="dxa" w:w="2665"/>
           </w:tcPr>
           <w:p>
             <w:pPr>
@@ -5504,6 +2863,7 @@
     <w:p>
       <w:pPr>
         <w:pStyle w:val="Heading3"/>
+        <w:keepNext/>
       </w:pPr>
       <w:r>
         <w:t>Tabla: Usuario</w:t>
@@ -5511,6 +2871,7 @@
     </w:p>
     <w:p>
       <w:pPr>
+        <w:keepNext/>
         <w:jc w:val="both"/>
       </w:pPr>
       <w:r>
@@ -5526,23 +2887,29 @@
         <w:tblStyle w:val="TableGrid"/>
         <w:tblW w:type="auto" w:w="0"/>
         <w:jc w:val="center"/>
+        <w:tblLayout w:type="fixed"/>
         <w:tblLook w:firstColumn="1" w:firstRow="1" w:lastColumn="0" w:lastRow="0" w:noHBand="0" w:noVBand="1" w:val="04A0"/>
       </w:tblPr>
       <w:tblGrid>
-        <w:gridCol w:w="1881"/>
-        <w:gridCol w:w="1881"/>
-        <w:gridCol w:w="1881"/>
-        <w:gridCol w:w="1881"/>
-        <w:gridCol w:w="1881"/>
+        <w:gridCol w:w="2041"/>
+        <w:gridCol w:w="1474"/>
+        <w:gridCol w:w="737"/>
+        <w:gridCol w:w="2154"/>
+        <w:gridCol w:w="2664"/>
       </w:tblGrid>
       <w:tr>
-        <w:tc>
-          <w:tcPr>
-            <w:tcW w:type="dxa" w:w="1928"/>
+        <w:trPr>
+          <w:cantSplit/>
+          <w:tblHeader/>
+        </w:trPr>
+        <w:tc>
+          <w:tcPr>
+            <w:tcW w:type="dxa" w:w="2041"/>
             <w:shd w:val="clear" w:color="auto" w:fill="9B1C1F"/>
           </w:tcPr>
           <w:p>
             <w:pPr>
+              <w:keepNext/>
               <w:jc w:val="left"/>
             </w:pPr>
             <w:r/>
@@ -5558,11 +2925,12 @@
         </w:tc>
         <w:tc>
           <w:tcPr>
-            <w:tcW w:type="dxa" w:w="1191"/>
+            <w:tcW w:type="dxa" w:w="1474"/>
             <w:shd w:val="clear" w:color="auto" w:fill="9B1C1F"/>
           </w:tcPr>
           <w:p>
             <w:pPr>
+              <w:keepNext/>
               <w:jc w:val="center"/>
             </w:pPr>
             <w:r/>
@@ -5583,6 +2951,7 @@
           </w:tcPr>
           <w:p>
             <w:pPr>
+              <w:keepNext/>
               <w:jc w:val="center"/>
             </w:pPr>
             <w:r/>
@@ -5598,11 +2967,12 @@
         </w:tc>
         <w:tc>
           <w:tcPr>
-            <w:tcW w:type="dxa" w:w="2268"/>
+            <w:tcW w:type="dxa" w:w="2154"/>
             <w:shd w:val="clear" w:color="auto" w:fill="9B1C1F"/>
           </w:tcPr>
           <w:p>
             <w:pPr>
+              <w:keepNext/>
               <w:jc w:val="center"/>
             </w:pPr>
             <w:r/>
@@ -5618,11 +2988,12 @@
         </w:tc>
         <w:tc>
           <w:tcPr>
-            <w:tcW w:type="dxa" w:w="2948"/>
+            <w:tcW w:type="dxa" w:w="2665"/>
             <w:shd w:val="clear" w:color="auto" w:fill="9B1C1F"/>
           </w:tcPr>
           <w:p>
             <w:pPr>
+              <w:keepNext/>
               <w:jc w:val="center"/>
             </w:pPr>
             <w:r/>
@@ -5638,12 +3009,16 @@
         </w:tc>
       </w:tr>
       <w:tr>
-        <w:tc>
-          <w:tcPr>
-            <w:tcW w:type="dxa" w:w="1928"/>
-          </w:tcPr>
-          <w:p>
-            <w:pPr>
+        <w:trPr>
+          <w:cantSplit/>
+        </w:trPr>
+        <w:tc>
+          <w:tcPr>
+            <w:tcW w:type="dxa" w:w="2041"/>
+          </w:tcPr>
+          <w:p>
+            <w:pPr>
+              <w:keepNext/>
               <w:jc w:val="left"/>
             </w:pPr>
             <w:r/>
@@ -5657,10 +3032,11 @@
         </w:tc>
         <w:tc>
           <w:tcPr>
-            <w:tcW w:type="dxa" w:w="1191"/>
-          </w:tcPr>
-          <w:p>
-            <w:pPr>
+            <w:tcW w:type="dxa" w:w="1474"/>
+          </w:tcPr>
+          <w:p>
+            <w:pPr>
+              <w:keepNext/>
               <w:jc w:val="center"/>
             </w:pPr>
             <w:r/>
@@ -5678,6 +3054,7 @@
           </w:tcPr>
           <w:p>
             <w:pPr>
+              <w:keepNext/>
               <w:jc w:val="center"/>
             </w:pPr>
             <w:r/>
@@ -5690,10 +3067,11 @@
         </w:tc>
         <w:tc>
           <w:tcPr>
-            <w:tcW w:type="dxa" w:w="2268"/>
-          </w:tcPr>
-          <w:p>
-            <w:pPr>
+            <w:tcW w:type="dxa" w:w="2154"/>
+          </w:tcPr>
+          <w:p>
+            <w:pPr>
+              <w:keepNext/>
               <w:jc w:val="center"/>
             </w:pPr>
             <w:r/>
@@ -5707,10 +3085,11 @@
         </w:tc>
         <w:tc>
           <w:tcPr>
-            <w:tcW w:type="dxa" w:w="2948"/>
-          </w:tcPr>
-          <w:p>
-            <w:pPr>
+            <w:tcW w:type="dxa" w:w="2665"/>
+          </w:tcPr>
+          <w:p>
+            <w:pPr>
+              <w:keepNext/>
               <w:jc w:val="center"/>
             </w:pPr>
             <w:r/>
@@ -5724,13 +3103,17 @@
         </w:tc>
       </w:tr>
       <w:tr>
-        <w:tc>
-          <w:tcPr>
-            <w:tcW w:type="dxa" w:w="1928"/>
+        <w:trPr>
+          <w:cantSplit/>
+        </w:trPr>
+        <w:tc>
+          <w:tcPr>
+            <w:tcW w:type="dxa" w:w="2041"/>
             <w:shd w:val="clear" w:color="auto" w:fill="F2F0F0"/>
           </w:tcPr>
           <w:p>
             <w:pPr>
+              <w:keepNext/>
               <w:jc w:val="left"/>
             </w:pPr>
             <w:r/>
@@ -5744,11 +3127,12 @@
         </w:tc>
         <w:tc>
           <w:tcPr>
-            <w:tcW w:type="dxa" w:w="1191"/>
+            <w:tcW w:type="dxa" w:w="1474"/>
             <w:shd w:val="clear" w:color="auto" w:fill="F2F0F0"/>
           </w:tcPr>
           <w:p>
             <w:pPr>
+              <w:keepNext/>
               <w:jc w:val="center"/>
             </w:pPr>
             <w:r/>
@@ -5767,6 +3151,7 @@
           </w:tcPr>
           <w:p>
             <w:pPr>
+              <w:keepNext/>
               <w:jc w:val="center"/>
             </w:pPr>
             <w:r/>
@@ -5780,11 +3165,12 @@
         </w:tc>
         <w:tc>
           <w:tcPr>
-            <w:tcW w:type="dxa" w:w="2268"/>
+            <w:tcW w:type="dxa" w:w="2154"/>
             <w:shd w:val="clear" w:color="auto" w:fill="F2F0F0"/>
           </w:tcPr>
           <w:p>
             <w:pPr>
+              <w:keepNext/>
               <w:jc w:val="center"/>
             </w:pPr>
             <w:r/>
@@ -5798,11 +3184,12 @@
         </w:tc>
         <w:tc>
           <w:tcPr>
-            <w:tcW w:type="dxa" w:w="2948"/>
+            <w:tcW w:type="dxa" w:w="2665"/>
             <w:shd w:val="clear" w:color="auto" w:fill="F2F0F0"/>
           </w:tcPr>
           <w:p>
             <w:pPr>
+              <w:keepNext/>
               <w:jc w:val="center"/>
             </w:pPr>
             <w:r/>
@@ -5816,12 +3203,16 @@
         </w:tc>
       </w:tr>
       <w:tr>
-        <w:tc>
-          <w:tcPr>
-            <w:tcW w:type="dxa" w:w="1928"/>
-          </w:tcPr>
-          <w:p>
-            <w:pPr>
+        <w:trPr>
+          <w:cantSplit/>
+        </w:trPr>
+        <w:tc>
+          <w:tcPr>
+            <w:tcW w:type="dxa" w:w="2041"/>
+          </w:tcPr>
+          <w:p>
+            <w:pPr>
+              <w:keepNext/>
               <w:jc w:val="left"/>
             </w:pPr>
             <w:r/>
@@ -5835,10 +3226,11 @@
         </w:tc>
         <w:tc>
           <w:tcPr>
-            <w:tcW w:type="dxa" w:w="1191"/>
-          </w:tcPr>
-          <w:p>
-            <w:pPr>
+            <w:tcW w:type="dxa" w:w="1474"/>
+          </w:tcPr>
+          <w:p>
+            <w:pPr>
+              <w:keepNext/>
               <w:jc w:val="center"/>
             </w:pPr>
             <w:r/>
@@ -5856,6 +3248,7 @@
           </w:tcPr>
           <w:p>
             <w:pPr>
+              <w:keepNext/>
               <w:jc w:val="center"/>
             </w:pPr>
             <w:r/>
@@ -5869,10 +3262,11 @@
         </w:tc>
         <w:tc>
           <w:tcPr>
-            <w:tcW w:type="dxa" w:w="2268"/>
-          </w:tcPr>
-          <w:p>
-            <w:pPr>
+            <w:tcW w:type="dxa" w:w="2154"/>
+          </w:tcPr>
+          <w:p>
+            <w:pPr>
+              <w:keepNext/>
               <w:jc w:val="center"/>
             </w:pPr>
             <w:r/>
@@ -5886,10 +3280,11 @@
         </w:tc>
         <w:tc>
           <w:tcPr>
-            <w:tcW w:type="dxa" w:w="2948"/>
-          </w:tcPr>
-          <w:p>
-            <w:pPr>
+            <w:tcW w:type="dxa" w:w="2665"/>
+          </w:tcPr>
+          <w:p>
+            <w:pPr>
+              <w:keepNext/>
               <w:jc w:val="center"/>
             </w:pPr>
             <w:r/>
@@ -5903,13 +3298,17 @@
         </w:tc>
       </w:tr>
       <w:tr>
-        <w:tc>
-          <w:tcPr>
-            <w:tcW w:type="dxa" w:w="1928"/>
+        <w:trPr>
+          <w:cantSplit/>
+        </w:trPr>
+        <w:tc>
+          <w:tcPr>
+            <w:tcW w:type="dxa" w:w="2041"/>
             <w:shd w:val="clear" w:color="auto" w:fill="F2F0F0"/>
           </w:tcPr>
           <w:p>
             <w:pPr>
+              <w:keepNext/>
               <w:jc w:val="left"/>
             </w:pPr>
             <w:r/>
@@ -5923,11 +3322,12 @@
         </w:tc>
         <w:tc>
           <w:tcPr>
-            <w:tcW w:type="dxa" w:w="1191"/>
+            <w:tcW w:type="dxa" w:w="1474"/>
             <w:shd w:val="clear" w:color="auto" w:fill="F2F0F0"/>
           </w:tcPr>
           <w:p>
             <w:pPr>
+              <w:keepNext/>
               <w:jc w:val="center"/>
             </w:pPr>
             <w:r/>
@@ -5946,6 +3346,7 @@
           </w:tcPr>
           <w:p>
             <w:pPr>
+              <w:keepNext/>
               <w:jc w:val="center"/>
             </w:pPr>
             <w:r/>
@@ -5959,11 +3360,12 @@
         </w:tc>
         <w:tc>
           <w:tcPr>
-            <w:tcW w:type="dxa" w:w="2268"/>
+            <w:tcW w:type="dxa" w:w="2154"/>
             <w:shd w:val="clear" w:color="auto" w:fill="F2F0F0"/>
           </w:tcPr>
           <w:p>
             <w:pPr>
+              <w:keepNext/>
               <w:jc w:val="center"/>
             </w:pPr>
             <w:r/>
@@ -5977,11 +3379,12 @@
         </w:tc>
         <w:tc>
           <w:tcPr>
-            <w:tcW w:type="dxa" w:w="2948"/>
+            <w:tcW w:type="dxa" w:w="2665"/>
             <w:shd w:val="clear" w:color="auto" w:fill="F2F0F0"/>
           </w:tcPr>
           <w:p>
             <w:pPr>
+              <w:keepNext/>
               <w:jc w:val="center"/>
             </w:pPr>
             <w:r/>
@@ -5995,12 +3398,16 @@
         </w:tc>
       </w:tr>
       <w:tr>
-        <w:tc>
-          <w:tcPr>
-            <w:tcW w:type="dxa" w:w="1928"/>
-          </w:tcPr>
-          <w:p>
-            <w:pPr>
+        <w:trPr>
+          <w:cantSplit/>
+        </w:trPr>
+        <w:tc>
+          <w:tcPr>
+            <w:tcW w:type="dxa" w:w="2041"/>
+          </w:tcPr>
+          <w:p>
+            <w:pPr>
+              <w:keepNext/>
               <w:jc w:val="left"/>
             </w:pPr>
             <w:r/>
@@ -6014,10 +3421,11 @@
         </w:tc>
         <w:tc>
           <w:tcPr>
-            <w:tcW w:type="dxa" w:w="1191"/>
-          </w:tcPr>
-          <w:p>
-            <w:pPr>
+            <w:tcW w:type="dxa" w:w="1474"/>
+          </w:tcPr>
+          <w:p>
+            <w:pPr>
+              <w:keepNext/>
               <w:jc w:val="center"/>
             </w:pPr>
             <w:r/>
@@ -6035,6 +3443,7 @@
           </w:tcPr>
           <w:p>
             <w:pPr>
+              <w:keepNext/>
               <w:jc w:val="center"/>
             </w:pPr>
             <w:r/>
@@ -6047,10 +3456,11 @@
         </w:tc>
         <w:tc>
           <w:tcPr>
-            <w:tcW w:type="dxa" w:w="2268"/>
-          </w:tcPr>
-          <w:p>
-            <w:pPr>
+            <w:tcW w:type="dxa" w:w="2154"/>
+          </w:tcPr>
+          <w:p>
+            <w:pPr>
+              <w:keepNext/>
               <w:jc w:val="center"/>
             </w:pPr>
             <w:r/>
@@ -6064,10 +3474,11 @@
         </w:tc>
         <w:tc>
           <w:tcPr>
-            <w:tcW w:type="dxa" w:w="2948"/>
-          </w:tcPr>
-          <w:p>
-            <w:pPr>
+            <w:tcW w:type="dxa" w:w="2665"/>
+          </w:tcPr>
+          <w:p>
+            <w:pPr>
+              <w:keepNext/>
               <w:jc w:val="center"/>
             </w:pPr>
             <w:r/>
@@ -6081,9 +3492,12 @@
         </w:tc>
       </w:tr>
       <w:tr>
-        <w:tc>
-          <w:tcPr>
-            <w:tcW w:type="dxa" w:w="1928"/>
+        <w:trPr>
+          <w:cantSplit/>
+        </w:trPr>
+        <w:tc>
+          <w:tcPr>
+            <w:tcW w:type="dxa" w:w="2041"/>
             <w:shd w:val="clear" w:color="auto" w:fill="F2F0F0"/>
           </w:tcPr>
           <w:p>
@@ -6101,7 +3515,7 @@
         </w:tc>
         <w:tc>
           <w:tcPr>
-            <w:tcW w:type="dxa" w:w="1191"/>
+            <w:tcW w:type="dxa" w:w="1474"/>
             <w:shd w:val="clear" w:color="auto" w:fill="F2F0F0"/>
           </w:tcPr>
           <w:p>
@@ -6136,7 +3550,7 @@
         </w:tc>
         <w:tc>
           <w:tcPr>
-            <w:tcW w:type="dxa" w:w="2268"/>
+            <w:tcW w:type="dxa" w:w="2154"/>
             <w:shd w:val="clear" w:color="auto" w:fill="F2F0F0"/>
           </w:tcPr>
           <w:p>
@@ -6154,7 +3568,7 @@
         </w:tc>
         <w:tc>
           <w:tcPr>
-            <w:tcW w:type="dxa" w:w="2948"/>
+            <w:tcW w:type="dxa" w:w="2665"/>
             <w:shd w:val="clear" w:color="auto" w:fill="F2F0F0"/>
           </w:tcPr>
           <w:p>
@@ -6176,6 +3590,7 @@
     <w:p>
       <w:pPr>
         <w:pStyle w:val="Heading3"/>
+        <w:keepNext/>
       </w:pPr>
       <w:r>
         <w:t>Tabla: Especialidad</w:t>
@@ -6183,6 +3598,7 @@
     </w:p>
     <w:p>
       <w:pPr>
+        <w:keepNext/>
         <w:jc w:val="both"/>
       </w:pPr>
       <w:r>
@@ -6198,23 +3614,29 @@
         <w:tblStyle w:val="TableGrid"/>
         <w:tblW w:type="auto" w:w="0"/>
         <w:jc w:val="center"/>
+        <w:tblLayout w:type="fixed"/>
         <w:tblLook w:firstColumn="1" w:firstRow="1" w:lastColumn="0" w:lastRow="0" w:noHBand="0" w:noVBand="1" w:val="04A0"/>
       </w:tblPr>
       <w:tblGrid>
-        <w:gridCol w:w="1881"/>
-        <w:gridCol w:w="1881"/>
-        <w:gridCol w:w="1881"/>
-        <w:gridCol w:w="1881"/>
-        <w:gridCol w:w="1881"/>
+        <w:gridCol w:w="2041"/>
+        <w:gridCol w:w="1474"/>
+        <w:gridCol w:w="737"/>
+        <w:gridCol w:w="2154"/>
+        <w:gridCol w:w="2664"/>
       </w:tblGrid>
       <w:tr>
-        <w:tc>
-          <w:tcPr>
-            <w:tcW w:type="dxa" w:w="1928"/>
+        <w:trPr>
+          <w:cantSplit/>
+          <w:tblHeader/>
+        </w:trPr>
+        <w:tc>
+          <w:tcPr>
+            <w:tcW w:type="dxa" w:w="2041"/>
             <w:shd w:val="clear" w:color="auto" w:fill="9B1C1F"/>
           </w:tcPr>
           <w:p>
             <w:pPr>
+              <w:keepNext/>
               <w:jc w:val="left"/>
             </w:pPr>
             <w:r/>
@@ -6230,11 +3652,12 @@
         </w:tc>
         <w:tc>
           <w:tcPr>
-            <w:tcW w:type="dxa" w:w="1191"/>
+            <w:tcW w:type="dxa" w:w="1474"/>
             <w:shd w:val="clear" w:color="auto" w:fill="9B1C1F"/>
           </w:tcPr>
           <w:p>
             <w:pPr>
+              <w:keepNext/>
               <w:jc w:val="center"/>
             </w:pPr>
             <w:r/>
@@ -6255,6 +3678,7 @@
           </w:tcPr>
           <w:p>
             <w:pPr>
+              <w:keepNext/>
               <w:jc w:val="center"/>
             </w:pPr>
             <w:r/>
@@ -6270,11 +3694,12 @@
         </w:tc>
         <w:tc>
           <w:tcPr>
-            <w:tcW w:type="dxa" w:w="2268"/>
+            <w:tcW w:type="dxa" w:w="2154"/>
             <w:shd w:val="clear" w:color="auto" w:fill="9B1C1F"/>
           </w:tcPr>
           <w:p>
             <w:pPr>
+              <w:keepNext/>
               <w:jc w:val="center"/>
             </w:pPr>
             <w:r/>
@@ -6290,11 +3715,12 @@
         </w:tc>
         <w:tc>
           <w:tcPr>
-            <w:tcW w:type="dxa" w:w="2948"/>
+            <w:tcW w:type="dxa" w:w="2665"/>
             <w:shd w:val="clear" w:color="auto" w:fill="9B1C1F"/>
           </w:tcPr>
           <w:p>
             <w:pPr>
+              <w:keepNext/>
               <w:jc w:val="center"/>
             </w:pPr>
             <w:r/>
@@ -6310,12 +3736,16 @@
         </w:tc>
       </w:tr>
       <w:tr>
-        <w:tc>
-          <w:tcPr>
-            <w:tcW w:type="dxa" w:w="1928"/>
-          </w:tcPr>
-          <w:p>
-            <w:pPr>
+        <w:trPr>
+          <w:cantSplit/>
+        </w:trPr>
+        <w:tc>
+          <w:tcPr>
+            <w:tcW w:type="dxa" w:w="2041"/>
+          </w:tcPr>
+          <w:p>
+            <w:pPr>
+              <w:keepNext/>
               <w:jc w:val="left"/>
             </w:pPr>
             <w:r/>
@@ -6329,10 +3759,11 @@
         </w:tc>
         <w:tc>
           <w:tcPr>
-            <w:tcW w:type="dxa" w:w="1191"/>
-          </w:tcPr>
-          <w:p>
-            <w:pPr>
+            <w:tcW w:type="dxa" w:w="1474"/>
+          </w:tcPr>
+          <w:p>
+            <w:pPr>
+              <w:keepNext/>
               <w:jc w:val="center"/>
             </w:pPr>
             <w:r/>
@@ -6350,6 +3781,7 @@
           </w:tcPr>
           <w:p>
             <w:pPr>
+              <w:keepNext/>
               <w:jc w:val="center"/>
             </w:pPr>
             <w:r/>
@@ -6362,10 +3794,11 @@
         </w:tc>
         <w:tc>
           <w:tcPr>
-            <w:tcW w:type="dxa" w:w="2268"/>
-          </w:tcPr>
-          <w:p>
-            <w:pPr>
+            <w:tcW w:type="dxa" w:w="2154"/>
+          </w:tcPr>
+          <w:p>
+            <w:pPr>
+              <w:keepNext/>
               <w:jc w:val="center"/>
             </w:pPr>
             <w:r/>
@@ -6379,10 +3812,11 @@
         </w:tc>
         <w:tc>
           <w:tcPr>
-            <w:tcW w:type="dxa" w:w="2948"/>
-          </w:tcPr>
-          <w:p>
-            <w:pPr>
+            <w:tcW w:type="dxa" w:w="2665"/>
+          </w:tcPr>
+          <w:p>
+            <w:pPr>
+              <w:keepNext/>
               <w:jc w:val="center"/>
             </w:pPr>
             <w:r/>
@@ -6396,9 +3830,12 @@
         </w:tc>
       </w:tr>
       <w:tr>
-        <w:tc>
-          <w:tcPr>
-            <w:tcW w:type="dxa" w:w="1928"/>
+        <w:trPr>
+          <w:cantSplit/>
+        </w:trPr>
+        <w:tc>
+          <w:tcPr>
+            <w:tcW w:type="dxa" w:w="2041"/>
             <w:shd w:val="clear" w:color="auto" w:fill="F2F0F0"/>
           </w:tcPr>
           <w:p>
@@ -6416,7 +3853,7 @@
         </w:tc>
         <w:tc>
           <w:tcPr>
-            <w:tcW w:type="dxa" w:w="1191"/>
+            <w:tcW w:type="dxa" w:w="1474"/>
             <w:shd w:val="clear" w:color="auto" w:fill="F2F0F0"/>
           </w:tcPr>
           <w:p>
@@ -6452,7 +3889,7 @@
         </w:tc>
         <w:tc>
           <w:tcPr>
-            <w:tcW w:type="dxa" w:w="2268"/>
+            <w:tcW w:type="dxa" w:w="2154"/>
             <w:shd w:val="clear" w:color="auto" w:fill="F2F0F0"/>
           </w:tcPr>
           <w:p>
@@ -6470,7 +3907,7 @@
         </w:tc>
         <w:tc>
           <w:tcPr>
-            <w:tcW w:type="dxa" w:w="2948"/>
+            <w:tcW w:type="dxa" w:w="2665"/>
             <w:shd w:val="clear" w:color="auto" w:fill="F2F0F0"/>
           </w:tcPr>
           <w:p>
@@ -6492,6 +3929,7 @@
     <w:p>
       <w:pPr>
         <w:pStyle w:val="Heading3"/>
+        <w:keepNext/>
       </w:pPr>
       <w:r>
         <w:t>Tabla: Medico</w:t>
@@ -6499,6 +3937,7 @@
     </w:p>
     <w:p>
       <w:pPr>
+        <w:keepNext/>
         <w:jc w:val="both"/>
       </w:pPr>
       <w:r>
@@ -6514,23 +3953,29 @@
         <w:tblStyle w:val="TableGrid"/>
         <w:tblW w:type="auto" w:w="0"/>
         <w:jc w:val="center"/>
+        <w:tblLayout w:type="fixed"/>
         <w:tblLook w:firstColumn="1" w:firstRow="1" w:lastColumn="0" w:lastRow="0" w:noHBand="0" w:noVBand="1" w:val="04A0"/>
       </w:tblPr>
       <w:tblGrid>
-        <w:gridCol w:w="1881"/>
-        <w:gridCol w:w="1881"/>
-        <w:gridCol w:w="1881"/>
-        <w:gridCol w:w="1881"/>
-        <w:gridCol w:w="1881"/>
+        <w:gridCol w:w="2041"/>
+        <w:gridCol w:w="1474"/>
+        <w:gridCol w:w="737"/>
+        <w:gridCol w:w="2154"/>
+        <w:gridCol w:w="2664"/>
       </w:tblGrid>
       <w:tr>
-        <w:tc>
-          <w:tcPr>
-            <w:tcW w:type="dxa" w:w="1928"/>
+        <w:trPr>
+          <w:cantSplit/>
+          <w:tblHeader/>
+        </w:trPr>
+        <w:tc>
+          <w:tcPr>
+            <w:tcW w:type="dxa" w:w="2041"/>
             <w:shd w:val="clear" w:color="auto" w:fill="9B1C1F"/>
           </w:tcPr>
           <w:p>
             <w:pPr>
+              <w:keepNext/>
               <w:jc w:val="left"/>
             </w:pPr>
             <w:r/>
@@ -6546,11 +3991,12 @@
         </w:tc>
         <w:tc>
           <w:tcPr>
-            <w:tcW w:type="dxa" w:w="1191"/>
+            <w:tcW w:type="dxa" w:w="1474"/>
             <w:shd w:val="clear" w:color="auto" w:fill="9B1C1F"/>
           </w:tcPr>
           <w:p>
             <w:pPr>
+              <w:keepNext/>
               <w:jc w:val="center"/>
             </w:pPr>
             <w:r/>
@@ -6571,6 +4017,7 @@
           </w:tcPr>
           <w:p>
             <w:pPr>
+              <w:keepNext/>
               <w:jc w:val="center"/>
             </w:pPr>
             <w:r/>
@@ -6586,11 +4033,12 @@
         </w:tc>
         <w:tc>
           <w:tcPr>
-            <w:tcW w:type="dxa" w:w="2268"/>
+            <w:tcW w:type="dxa" w:w="2154"/>
             <w:shd w:val="clear" w:color="auto" w:fill="9B1C1F"/>
           </w:tcPr>
           <w:p>
             <w:pPr>
+              <w:keepNext/>
               <w:jc w:val="center"/>
             </w:pPr>
             <w:r/>
@@ -6606,11 +4054,12 @@
         </w:tc>
         <w:tc>
           <w:tcPr>
-            <w:tcW w:type="dxa" w:w="2948"/>
+            <w:tcW w:type="dxa" w:w="2665"/>
             <w:shd w:val="clear" w:color="auto" w:fill="9B1C1F"/>
           </w:tcPr>
           <w:p>
             <w:pPr>
+              <w:keepNext/>
               <w:jc w:val="center"/>
             </w:pPr>
             <w:r/>
@@ -6626,12 +4075,16 @@
         </w:tc>
       </w:tr>
       <w:tr>
-        <w:tc>
-          <w:tcPr>
-            <w:tcW w:type="dxa" w:w="1928"/>
-          </w:tcPr>
-          <w:p>
-            <w:pPr>
+        <w:trPr>
+          <w:cantSplit/>
+        </w:trPr>
+        <w:tc>
+          <w:tcPr>
+            <w:tcW w:type="dxa" w:w="2041"/>
+          </w:tcPr>
+          <w:p>
+            <w:pPr>
+              <w:keepNext/>
               <w:jc w:val="left"/>
             </w:pPr>
             <w:r/>
@@ -6645,10 +4098,11 @@
         </w:tc>
         <w:tc>
           <w:tcPr>
-            <w:tcW w:type="dxa" w:w="1191"/>
-          </w:tcPr>
-          <w:p>
-            <w:pPr>
+            <w:tcW w:type="dxa" w:w="1474"/>
+          </w:tcPr>
+          <w:p>
+            <w:pPr>
+              <w:keepNext/>
               <w:jc w:val="center"/>
             </w:pPr>
             <w:r/>
@@ -6666,6 +4120,7 @@
           </w:tcPr>
           <w:p>
             <w:pPr>
+              <w:keepNext/>
               <w:jc w:val="center"/>
             </w:pPr>
             <w:r/>
@@ -6678,10 +4133,11 @@
         </w:tc>
         <w:tc>
           <w:tcPr>
-            <w:tcW w:type="dxa" w:w="2268"/>
-          </w:tcPr>
-          <w:p>
-            <w:pPr>
+            <w:tcW w:type="dxa" w:w="2154"/>
+          </w:tcPr>
+          <w:p>
+            <w:pPr>
+              <w:keepNext/>
               <w:jc w:val="center"/>
             </w:pPr>
             <w:r/>
@@ -6695,10 +4151,11 @@
         </w:tc>
         <w:tc>
           <w:tcPr>
-            <w:tcW w:type="dxa" w:w="2948"/>
-          </w:tcPr>
-          <w:p>
-            <w:pPr>
+            <w:tcW w:type="dxa" w:w="2665"/>
+          </w:tcPr>
+          <w:p>
+            <w:pPr>
+              <w:keepNext/>
               <w:jc w:val="center"/>
             </w:pPr>
             <w:r/>
@@ -6712,13 +4169,17 @@
         </w:tc>
       </w:tr>
       <w:tr>
-        <w:tc>
-          <w:tcPr>
-            <w:tcW w:type="dxa" w:w="1928"/>
+        <w:trPr>
+          <w:cantSplit/>
+        </w:trPr>
+        <w:tc>
+          <w:tcPr>
+            <w:tcW w:type="dxa" w:w="2041"/>
             <w:shd w:val="clear" w:color="auto" w:fill="F2F0F0"/>
           </w:tcPr>
           <w:p>
             <w:pPr>
+              <w:keepNext/>
               <w:jc w:val="left"/>
             </w:pPr>
             <w:r/>
@@ -6732,11 +4193,12 @@
         </w:tc>
         <w:tc>
           <w:tcPr>
-            <w:tcW w:type="dxa" w:w="1191"/>
+            <w:tcW w:type="dxa" w:w="1474"/>
             <w:shd w:val="clear" w:color="auto" w:fill="F2F0F0"/>
           </w:tcPr>
           <w:p>
             <w:pPr>
+              <w:keepNext/>
               <w:jc w:val="center"/>
             </w:pPr>
             <w:r/>
@@ -6755,6 +4217,7 @@
           </w:tcPr>
           <w:p>
             <w:pPr>
+              <w:keepNext/>
               <w:jc w:val="center"/>
             </w:pPr>
             <w:r/>
@@ -6768,11 +4231,12 @@
         </w:tc>
         <w:tc>
           <w:tcPr>
-            <w:tcW w:type="dxa" w:w="2268"/>
+            <w:tcW w:type="dxa" w:w="2154"/>
             <w:shd w:val="clear" w:color="auto" w:fill="F2F0F0"/>
           </w:tcPr>
           <w:p>
             <w:pPr>
+              <w:keepNext/>
               <w:jc w:val="center"/>
             </w:pPr>
             <w:r/>
@@ -6786,11 +4250,12 @@
         </w:tc>
         <w:tc>
           <w:tcPr>
-            <w:tcW w:type="dxa" w:w="2948"/>
+            <w:tcW w:type="dxa" w:w="2665"/>
             <w:shd w:val="clear" w:color="auto" w:fill="F2F0F0"/>
           </w:tcPr>
           <w:p>
             <w:pPr>
+              <w:keepNext/>
               <w:jc w:val="center"/>
             </w:pPr>
             <w:r/>
@@ -6804,12 +4269,16 @@
         </w:tc>
       </w:tr>
       <w:tr>
-        <w:tc>
-          <w:tcPr>
-            <w:tcW w:type="dxa" w:w="1928"/>
-          </w:tcPr>
-          <w:p>
-            <w:pPr>
+        <w:trPr>
+          <w:cantSplit/>
+        </w:trPr>
+        <w:tc>
+          <w:tcPr>
+            <w:tcW w:type="dxa" w:w="2041"/>
+          </w:tcPr>
+          <w:p>
+            <w:pPr>
+              <w:keepNext/>
               <w:jc w:val="left"/>
             </w:pPr>
             <w:r/>
@@ -6823,10 +4292,11 @@
         </w:tc>
         <w:tc>
           <w:tcPr>
-            <w:tcW w:type="dxa" w:w="1191"/>
-          </w:tcPr>
-          <w:p>
-            <w:pPr>
+            <w:tcW w:type="dxa" w:w="1474"/>
+          </w:tcPr>
+          <w:p>
+            <w:pPr>
+              <w:keepNext/>
               <w:jc w:val="center"/>
             </w:pPr>
             <w:r/>
@@ -6844,6 +4314,7 @@
           </w:tcPr>
           <w:p>
             <w:pPr>
+              <w:keepNext/>
               <w:jc w:val="center"/>
             </w:pPr>
             <w:r/>
@@ -6857,10 +4328,11 @@
         </w:tc>
         <w:tc>
           <w:tcPr>
-            <w:tcW w:type="dxa" w:w="2268"/>
-          </w:tcPr>
-          <w:p>
-            <w:pPr>
+            <w:tcW w:type="dxa" w:w="2154"/>
+          </w:tcPr>
+          <w:p>
+            <w:pPr>
+              <w:keepNext/>
               <w:jc w:val="center"/>
             </w:pPr>
             <w:r/>
@@ -6874,10 +4346,11 @@
         </w:tc>
         <w:tc>
           <w:tcPr>
-            <w:tcW w:type="dxa" w:w="2948"/>
-          </w:tcPr>
-          <w:p>
-            <w:pPr>
+            <w:tcW w:type="dxa" w:w="2665"/>
+          </w:tcPr>
+          <w:p>
+            <w:pPr>
+              <w:keepNext/>
               <w:jc w:val="center"/>
             </w:pPr>
             <w:r/>
@@ -6891,13 +4364,17 @@
         </w:tc>
       </w:tr>
       <w:tr>
-        <w:tc>
-          <w:tcPr>
-            <w:tcW w:type="dxa" w:w="1928"/>
+        <w:trPr>
+          <w:cantSplit/>
+        </w:trPr>
+        <w:tc>
+          <w:tcPr>
+            <w:tcW w:type="dxa" w:w="2041"/>
             <w:shd w:val="clear" w:color="auto" w:fill="F2F0F0"/>
           </w:tcPr>
           <w:p>
             <w:pPr>
+              <w:keepNext/>
               <w:jc w:val="left"/>
             </w:pPr>
             <w:r/>
@@ -6911,11 +4388,12 @@
         </w:tc>
         <w:tc>
           <w:tcPr>
-            <w:tcW w:type="dxa" w:w="1191"/>
+            <w:tcW w:type="dxa" w:w="1474"/>
             <w:shd w:val="clear" w:color="auto" w:fill="F2F0F0"/>
           </w:tcPr>
           <w:p>
             <w:pPr>
+              <w:keepNext/>
               <w:jc w:val="center"/>
             </w:pPr>
             <w:r/>
@@ -6934,6 +4412,7 @@
           </w:tcPr>
           <w:p>
             <w:pPr>
+              <w:keepNext/>
               <w:jc w:val="center"/>
             </w:pPr>
             <w:r/>
@@ -6947,11 +4426,12 @@
         </w:tc>
         <w:tc>
           <w:tcPr>
-            <w:tcW w:type="dxa" w:w="2268"/>
+            <w:tcW w:type="dxa" w:w="2154"/>
             <w:shd w:val="clear" w:color="auto" w:fill="F2F0F0"/>
           </w:tcPr>
           <w:p>
             <w:pPr>
+              <w:keepNext/>
               <w:jc w:val="center"/>
             </w:pPr>
             <w:r/>
@@ -6965,11 +4445,12 @@
         </w:tc>
         <w:tc>
           <w:tcPr>
-            <w:tcW w:type="dxa" w:w="2948"/>
+            <w:tcW w:type="dxa" w:w="2665"/>
             <w:shd w:val="clear" w:color="auto" w:fill="F2F0F0"/>
           </w:tcPr>
           <w:p>
             <w:pPr>
+              <w:keepNext/>
               <w:jc w:val="center"/>
             </w:pPr>
             <w:r/>
@@ -6983,12 +4464,16 @@
         </w:tc>
       </w:tr>
       <w:tr>
-        <w:tc>
-          <w:tcPr>
-            <w:tcW w:type="dxa" w:w="1928"/>
-          </w:tcPr>
-          <w:p>
-            <w:pPr>
+        <w:trPr>
+          <w:cantSplit/>
+        </w:trPr>
+        <w:tc>
+          <w:tcPr>
+            <w:tcW w:type="dxa" w:w="2041"/>
+          </w:tcPr>
+          <w:p>
+            <w:pPr>
+              <w:keepNext/>
               <w:jc w:val="left"/>
             </w:pPr>
             <w:r/>
@@ -7002,10 +4487,11 @@
         </w:tc>
         <w:tc>
           <w:tcPr>
-            <w:tcW w:type="dxa" w:w="1191"/>
-          </w:tcPr>
-          <w:p>
-            <w:pPr>
+            <w:tcW w:type="dxa" w:w="1474"/>
+          </w:tcPr>
+          <w:p>
+            <w:pPr>
+              <w:keepNext/>
               <w:jc w:val="center"/>
             </w:pPr>
             <w:r/>
@@ -7023,6 +4509,7 @@
           </w:tcPr>
           <w:p>
             <w:pPr>
+              <w:keepNext/>
               <w:jc w:val="center"/>
             </w:pPr>
             <w:r/>
@@ -7035,10 +4522,11 @@
         </w:tc>
         <w:tc>
           <w:tcPr>
-            <w:tcW w:type="dxa" w:w="2268"/>
-          </w:tcPr>
-          <w:p>
-            <w:pPr>
+            <w:tcW w:type="dxa" w:w="2154"/>
+          </w:tcPr>
+          <w:p>
+            <w:pPr>
+              <w:keepNext/>
               <w:jc w:val="center"/>
             </w:pPr>
             <w:r/>
@@ -7052,10 +4540,11 @@
         </w:tc>
         <w:tc>
           <w:tcPr>
-            <w:tcW w:type="dxa" w:w="2948"/>
-          </w:tcPr>
-          <w:p>
-            <w:pPr>
+            <w:tcW w:type="dxa" w:w="2665"/>
+          </w:tcPr>
+          <w:p>
+            <w:pPr>
+              <w:keepNext/>
               <w:jc w:val="center"/>
             </w:pPr>
             <w:r/>
@@ -7069,9 +4558,12 @@
         </w:tc>
       </w:tr>
       <w:tr>
-        <w:tc>
-          <w:tcPr>
-            <w:tcW w:type="dxa" w:w="1928"/>
+        <w:trPr>
+          <w:cantSplit/>
+        </w:trPr>
+        <w:tc>
+          <w:tcPr>
+            <w:tcW w:type="dxa" w:w="2041"/>
             <w:shd w:val="clear" w:color="auto" w:fill="F2F0F0"/>
           </w:tcPr>
           <w:p>
@@ -7089,7 +4581,7 @@
         </w:tc>
         <w:tc>
           <w:tcPr>
-            <w:tcW w:type="dxa" w:w="1191"/>
+            <w:tcW w:type="dxa" w:w="1474"/>
             <w:shd w:val="clear" w:color="auto" w:fill="F2F0F0"/>
           </w:tcPr>
           <w:p>
@@ -7124,7 +4616,7 @@
         </w:tc>
         <w:tc>
           <w:tcPr>
-            <w:tcW w:type="dxa" w:w="2268"/>
+            <w:tcW w:type="dxa" w:w="2154"/>
             <w:shd w:val="clear" w:color="auto" w:fill="F2F0F0"/>
           </w:tcPr>
           <w:p>
@@ -7142,7 +4634,7 @@
         </w:tc>
         <w:tc>
           <w:tcPr>
-            <w:tcW w:type="dxa" w:w="2948"/>
+            <w:tcW w:type="dxa" w:w="2665"/>
             <w:shd w:val="clear" w:color="auto" w:fill="F2F0F0"/>
           </w:tcPr>
           <w:p>
@@ -7164,6 +4656,7 @@
     <w:p>
       <w:pPr>
         <w:pStyle w:val="Heading3"/>
+        <w:keepNext/>
       </w:pPr>
       <w:r>
         <w:t>Tabla: Paciente</w:t>
@@ -7171,6 +4664,7 @@
     </w:p>
     <w:p>
       <w:pPr>
+        <w:keepNext/>
         <w:jc w:val="both"/>
       </w:pPr>
       <w:r>
@@ -7186,23 +4680,29 @@
         <w:tblStyle w:val="TableGrid"/>
         <w:tblW w:type="auto" w:w="0"/>
         <w:jc w:val="center"/>
+        <w:tblLayout w:type="fixed"/>
         <w:tblLook w:firstColumn="1" w:firstRow="1" w:lastColumn="0" w:lastRow="0" w:noHBand="0" w:noVBand="1" w:val="04A0"/>
       </w:tblPr>
       <w:tblGrid>
-        <w:gridCol w:w="1881"/>
-        <w:gridCol w:w="1881"/>
-        <w:gridCol w:w="1881"/>
-        <w:gridCol w:w="1881"/>
-        <w:gridCol w:w="1881"/>
+        <w:gridCol w:w="2041"/>
+        <w:gridCol w:w="1474"/>
+        <w:gridCol w:w="737"/>
+        <w:gridCol w:w="2154"/>
+        <w:gridCol w:w="2664"/>
       </w:tblGrid>
       <w:tr>
-        <w:tc>
-          <w:tcPr>
-            <w:tcW w:type="dxa" w:w="1928"/>
+        <w:trPr>
+          <w:cantSplit/>
+          <w:tblHeader/>
+        </w:trPr>
+        <w:tc>
+          <w:tcPr>
+            <w:tcW w:type="dxa" w:w="2041"/>
             <w:shd w:val="clear" w:color="auto" w:fill="9B1C1F"/>
           </w:tcPr>
           <w:p>
             <w:pPr>
+              <w:keepNext/>
               <w:jc w:val="left"/>
             </w:pPr>
             <w:r/>
@@ -7218,11 +4718,12 @@
         </w:tc>
         <w:tc>
           <w:tcPr>
-            <w:tcW w:type="dxa" w:w="1191"/>
+            <w:tcW w:type="dxa" w:w="1474"/>
             <w:shd w:val="clear" w:color="auto" w:fill="9B1C1F"/>
           </w:tcPr>
           <w:p>
             <w:pPr>
+              <w:keepNext/>
               <w:jc w:val="center"/>
             </w:pPr>
             <w:r/>
@@ -7243,6 +4744,7 @@
           </w:tcPr>
           <w:p>
             <w:pPr>
+              <w:keepNext/>
               <w:jc w:val="center"/>
             </w:pPr>
             <w:r/>
@@ -7258,11 +4760,12 @@
         </w:tc>
         <w:tc>
           <w:tcPr>
-            <w:tcW w:type="dxa" w:w="2268"/>
+            <w:tcW w:type="dxa" w:w="2154"/>
             <w:shd w:val="clear" w:color="auto" w:fill="9B1C1F"/>
           </w:tcPr>
           <w:p>
             <w:pPr>
+              <w:keepNext/>
               <w:jc w:val="center"/>
             </w:pPr>
             <w:r/>
@@ -7278,11 +4781,12 @@
         </w:tc>
         <w:tc>
           <w:tcPr>
-            <w:tcW w:type="dxa" w:w="2948"/>
+            <w:tcW w:type="dxa" w:w="2665"/>
             <w:shd w:val="clear" w:color="auto" w:fill="9B1C1F"/>
           </w:tcPr>
           <w:p>
             <w:pPr>
+              <w:keepNext/>
               <w:jc w:val="center"/>
             </w:pPr>
             <w:r/>
@@ -7298,12 +4802,16 @@
         </w:tc>
       </w:tr>
       <w:tr>
-        <w:tc>
-          <w:tcPr>
-            <w:tcW w:type="dxa" w:w="1928"/>
-          </w:tcPr>
-          <w:p>
-            <w:pPr>
+        <w:trPr>
+          <w:cantSplit/>
+        </w:trPr>
+        <w:tc>
+          <w:tcPr>
+            <w:tcW w:type="dxa" w:w="2041"/>
+          </w:tcPr>
+          <w:p>
+            <w:pPr>
+              <w:keepNext/>
               <w:jc w:val="left"/>
             </w:pPr>
             <w:r/>
@@ -7317,10 +4825,11 @@
         </w:tc>
         <w:tc>
           <w:tcPr>
-            <w:tcW w:type="dxa" w:w="1191"/>
-          </w:tcPr>
-          <w:p>
-            <w:pPr>
+            <w:tcW w:type="dxa" w:w="1474"/>
+          </w:tcPr>
+          <w:p>
+            <w:pPr>
+              <w:keepNext/>
               <w:jc w:val="center"/>
             </w:pPr>
             <w:r/>
@@ -7338,6 +4847,7 @@
           </w:tcPr>
           <w:p>
             <w:pPr>
+              <w:keepNext/>
               <w:jc w:val="center"/>
             </w:pPr>
             <w:r/>
@@ -7350,10 +4860,11 @@
         </w:tc>
         <w:tc>
           <w:tcPr>
-            <w:tcW w:type="dxa" w:w="2268"/>
-          </w:tcPr>
-          <w:p>
-            <w:pPr>
+            <w:tcW w:type="dxa" w:w="2154"/>
+          </w:tcPr>
+          <w:p>
+            <w:pPr>
+              <w:keepNext/>
               <w:jc w:val="center"/>
             </w:pPr>
             <w:r/>
@@ -7367,10 +4878,11 @@
         </w:tc>
         <w:tc>
           <w:tcPr>
-            <w:tcW w:type="dxa" w:w="2948"/>
-          </w:tcPr>
-          <w:p>
-            <w:pPr>
+            <w:tcW w:type="dxa" w:w="2665"/>
+          </w:tcPr>
+          <w:p>
+            <w:pPr>
+              <w:keepNext/>
               <w:jc w:val="center"/>
             </w:pPr>
             <w:r/>
@@ -7384,13 +4896,17 @@
         </w:tc>
       </w:tr>
       <w:tr>
-        <w:tc>
-          <w:tcPr>
-            <w:tcW w:type="dxa" w:w="1928"/>
+        <w:trPr>
+          <w:cantSplit/>
+        </w:trPr>
+        <w:tc>
+          <w:tcPr>
+            <w:tcW w:type="dxa" w:w="2041"/>
             <w:shd w:val="clear" w:color="auto" w:fill="F2F0F0"/>
           </w:tcPr>
           <w:p>
             <w:pPr>
+              <w:keepNext/>
               <w:jc w:val="left"/>
             </w:pPr>
             <w:r/>
@@ -7404,11 +4920,12 @@
         </w:tc>
         <w:tc>
           <w:tcPr>
-            <w:tcW w:type="dxa" w:w="1191"/>
+            <w:tcW w:type="dxa" w:w="1474"/>
             <w:shd w:val="clear" w:color="auto" w:fill="F2F0F0"/>
           </w:tcPr>
           <w:p>
             <w:pPr>
+              <w:keepNext/>
               <w:jc w:val="center"/>
             </w:pPr>
             <w:r/>
@@ -7427,6 +4944,7 @@
           </w:tcPr>
           <w:p>
             <w:pPr>
+              <w:keepNext/>
               <w:jc w:val="center"/>
             </w:pPr>
             <w:r/>
@@ -7440,11 +4958,12 @@
         </w:tc>
         <w:tc>
           <w:tcPr>
-            <w:tcW w:type="dxa" w:w="2268"/>
+            <w:tcW w:type="dxa" w:w="2154"/>
             <w:shd w:val="clear" w:color="auto" w:fill="F2F0F0"/>
           </w:tcPr>
           <w:p>
             <w:pPr>
+              <w:keepNext/>
               <w:jc w:val="center"/>
             </w:pPr>
             <w:r/>
@@ -7458,11 +4977,12 @@
         </w:tc>
         <w:tc>
           <w:tcPr>
-            <w:tcW w:type="dxa" w:w="2948"/>
+            <w:tcW w:type="dxa" w:w="2665"/>
             <w:shd w:val="clear" w:color="auto" w:fill="F2F0F0"/>
           </w:tcPr>
           <w:p>
             <w:pPr>
+              <w:keepNext/>
               <w:jc w:val="center"/>
             </w:pPr>
             <w:r/>
@@ -7476,12 +4996,16 @@
         </w:tc>
       </w:tr>
       <w:tr>
-        <w:tc>
-          <w:tcPr>
-            <w:tcW w:type="dxa" w:w="1928"/>
-          </w:tcPr>
-          <w:p>
-            <w:pPr>
+        <w:trPr>
+          <w:cantSplit/>
+        </w:trPr>
+        <w:tc>
+          <w:tcPr>
+            <w:tcW w:type="dxa" w:w="2041"/>
+          </w:tcPr>
+          <w:p>
+            <w:pPr>
+              <w:keepNext/>
               <w:jc w:val="left"/>
             </w:pPr>
             <w:r/>
@@ -7495,10 +5019,11 @@
         </w:tc>
         <w:tc>
           <w:tcPr>
-            <w:tcW w:type="dxa" w:w="1191"/>
-          </w:tcPr>
-          <w:p>
-            <w:pPr>
+            <w:tcW w:type="dxa" w:w="1474"/>
+          </w:tcPr>
+          <w:p>
+            <w:pPr>
+              <w:keepNext/>
               <w:jc w:val="center"/>
             </w:pPr>
             <w:r/>
@@ -7516,6 +5041,7 @@
           </w:tcPr>
           <w:p>
             <w:pPr>
+              <w:keepNext/>
               <w:jc w:val="center"/>
             </w:pPr>
             <w:r/>
@@ -7529,10 +5055,11 @@
         </w:tc>
         <w:tc>
           <w:tcPr>
-            <w:tcW w:type="dxa" w:w="2268"/>
-          </w:tcPr>
-          <w:p>
-            <w:pPr>
+            <w:tcW w:type="dxa" w:w="2154"/>
+          </w:tcPr>
+          <w:p>
+            <w:pPr>
+              <w:keepNext/>
               <w:jc w:val="center"/>
             </w:pPr>
             <w:r/>
@@ -7546,10 +5073,11 @@
         </w:tc>
         <w:tc>
           <w:tcPr>
-            <w:tcW w:type="dxa" w:w="2948"/>
-          </w:tcPr>
-          <w:p>
-            <w:pPr>
+            <w:tcW w:type="dxa" w:w="2665"/>
+          </w:tcPr>
+          <w:p>
+            <w:pPr>
+              <w:keepNext/>
               <w:jc w:val="center"/>
             </w:pPr>
             <w:r/>
@@ -7563,13 +5091,17 @@
         </w:tc>
       </w:tr>
       <w:tr>
-        <w:tc>
-          <w:tcPr>
-            <w:tcW w:type="dxa" w:w="1928"/>
+        <w:trPr>
+          <w:cantSplit/>
+        </w:trPr>
+        <w:tc>
+          <w:tcPr>
+            <w:tcW w:type="dxa" w:w="2041"/>
             <w:shd w:val="clear" w:color="auto" w:fill="F2F0F0"/>
           </w:tcPr>
           <w:p>
             <w:pPr>
+              <w:keepNext/>
               <w:jc w:val="left"/>
             </w:pPr>
             <w:r/>
@@ -7583,11 +5115,12 @@
         </w:tc>
         <w:tc>
           <w:tcPr>
-            <w:tcW w:type="dxa" w:w="1191"/>
+            <w:tcW w:type="dxa" w:w="1474"/>
             <w:shd w:val="clear" w:color="auto" w:fill="F2F0F0"/>
           </w:tcPr>
           <w:p>
             <w:pPr>
+              <w:keepNext/>
               <w:jc w:val="center"/>
             </w:pPr>
             <w:r/>
@@ -7606,6 +5139,7 @@
           </w:tcPr>
           <w:p>
             <w:pPr>
+              <w:keepNext/>
               <w:jc w:val="center"/>
             </w:pPr>
             <w:r/>
@@ -7618,11 +5152,12 @@
         </w:tc>
         <w:tc>
           <w:tcPr>
-            <w:tcW w:type="dxa" w:w="2268"/>
+            <w:tcW w:type="dxa" w:w="2154"/>
             <w:shd w:val="clear" w:color="auto" w:fill="F2F0F0"/>
           </w:tcPr>
           <w:p>
             <w:pPr>
+              <w:keepNext/>
               <w:jc w:val="center"/>
             </w:pPr>
             <w:r/>
@@ -7636,11 +5171,12 @@
         </w:tc>
         <w:tc>
           <w:tcPr>
-            <w:tcW w:type="dxa" w:w="2948"/>
+            <w:tcW w:type="dxa" w:w="2665"/>
             <w:shd w:val="clear" w:color="auto" w:fill="F2F0F0"/>
           </w:tcPr>
           <w:p>
             <w:pPr>
+              <w:keepNext/>
               <w:jc w:val="center"/>
             </w:pPr>
             <w:r/>
@@ -7654,12 +5190,16 @@
         </w:tc>
       </w:tr>
       <w:tr>
-        <w:tc>
-          <w:tcPr>
-            <w:tcW w:type="dxa" w:w="1928"/>
-          </w:tcPr>
-          <w:p>
-            <w:pPr>
+        <w:trPr>
+          <w:cantSplit/>
+        </w:trPr>
+        <w:tc>
+          <w:tcPr>
+            <w:tcW w:type="dxa" w:w="2041"/>
+          </w:tcPr>
+          <w:p>
+            <w:pPr>
+              <w:keepNext/>
               <w:jc w:val="left"/>
             </w:pPr>
             <w:r/>
@@ -7673,10 +5213,11 @@
         </w:tc>
         <w:tc>
           <w:tcPr>
-            <w:tcW w:type="dxa" w:w="1191"/>
-          </w:tcPr>
-          <w:p>
-            <w:pPr>
+            <w:tcW w:type="dxa" w:w="1474"/>
+          </w:tcPr>
+          <w:p>
+            <w:pPr>
+              <w:keepNext/>
               <w:jc w:val="center"/>
             </w:pPr>
             <w:r/>
@@ -7694,6 +5235,7 @@
           </w:tcPr>
           <w:p>
             <w:pPr>
+              <w:keepNext/>
               <w:jc w:val="center"/>
             </w:pPr>
             <w:r/>
@@ -7707,10 +5249,11 @@
         </w:tc>
         <w:tc>
           <w:tcPr>
-            <w:tcW w:type="dxa" w:w="2268"/>
-          </w:tcPr>
-          <w:p>
-            <w:pPr>
+            <w:tcW w:type="dxa" w:w="2154"/>
+          </w:tcPr>
+          <w:p>
+            <w:pPr>
+              <w:keepNext/>
               <w:jc w:val="center"/>
             </w:pPr>
             <w:r/>
@@ -7724,10 +5267,11 @@
         </w:tc>
         <w:tc>
           <w:tcPr>
-            <w:tcW w:type="dxa" w:w="2948"/>
-          </w:tcPr>
-          <w:p>
-            <w:pPr>
+            <w:tcW w:type="dxa" w:w="2665"/>
+          </w:tcPr>
+          <w:p>
+            <w:pPr>
+              <w:keepNext/>
               <w:jc w:val="center"/>
             </w:pPr>
             <w:r/>
@@ -7741,13 +5285,17 @@
         </w:tc>
       </w:tr>
       <w:tr>
-        <w:tc>
-          <w:tcPr>
-            <w:tcW w:type="dxa" w:w="1928"/>
+        <w:trPr>
+          <w:cantSplit/>
+        </w:trPr>
+        <w:tc>
+          <w:tcPr>
+            <w:tcW w:type="dxa" w:w="2041"/>
             <w:shd w:val="clear" w:color="auto" w:fill="F2F0F0"/>
           </w:tcPr>
           <w:p>
             <w:pPr>
+              <w:keepNext/>
               <w:jc w:val="left"/>
             </w:pPr>
             <w:r/>
@@ -7761,11 +5309,12 @@
         </w:tc>
         <w:tc>
           <w:tcPr>
-            <w:tcW w:type="dxa" w:w="1191"/>
+            <w:tcW w:type="dxa" w:w="1474"/>
             <w:shd w:val="clear" w:color="auto" w:fill="F2F0F0"/>
           </w:tcPr>
           <w:p>
             <w:pPr>
+              <w:keepNext/>
               <w:jc w:val="center"/>
             </w:pPr>
             <w:r/>
@@ -7784,6 +5333,7 @@
           </w:tcPr>
           <w:p>
             <w:pPr>
+              <w:keepNext/>
               <w:jc w:val="center"/>
             </w:pPr>
             <w:r/>
@@ -7797,11 +5347,12 @@
         </w:tc>
         <w:tc>
           <w:tcPr>
-            <w:tcW w:type="dxa" w:w="2268"/>
+            <w:tcW w:type="dxa" w:w="2154"/>
             <w:shd w:val="clear" w:color="auto" w:fill="F2F0F0"/>
           </w:tcPr>
           <w:p>
             <w:pPr>
+              <w:keepNext/>
               <w:jc w:val="center"/>
             </w:pPr>
             <w:r/>
@@ -7815,11 +5366,12 @@
         </w:tc>
         <w:tc>
           <w:tcPr>
-            <w:tcW w:type="dxa" w:w="2948"/>
+            <w:tcW w:type="dxa" w:w="2665"/>
             <w:shd w:val="clear" w:color="auto" w:fill="F2F0F0"/>
           </w:tcPr>
           <w:p>
             <w:pPr>
+              <w:keepNext/>
               <w:jc w:val="center"/>
             </w:pPr>
             <w:r/>
@@ -7833,9 +5385,12 @@
         </w:tc>
       </w:tr>
       <w:tr>
-        <w:tc>
-          <w:tcPr>
-            <w:tcW w:type="dxa" w:w="1928"/>
+        <w:trPr>
+          <w:cantSplit/>
+        </w:trPr>
+        <w:tc>
+          <w:tcPr>
+            <w:tcW w:type="dxa" w:w="2041"/>
           </w:tcPr>
           <w:p>
             <w:pPr>
@@ -7852,7 +5407,7 @@
         </w:tc>
         <w:tc>
           <w:tcPr>
-            <w:tcW w:type="dxa" w:w="1191"/>
+            <w:tcW w:type="dxa" w:w="1474"/>
           </w:tcPr>
           <w:p>
             <w:pPr>
@@ -7886,7 +5441,7 @@
         </w:tc>
         <w:tc>
           <w:tcPr>
-            <w:tcW w:type="dxa" w:w="2268"/>
+            <w:tcW w:type="dxa" w:w="2154"/>
           </w:tcPr>
           <w:p>
             <w:pPr>
@@ -7903,7 +5458,7 @@
         </w:tc>
         <w:tc>
           <w:tcPr>
-            <w:tcW w:type="dxa" w:w="2948"/>
+            <w:tcW w:type="dxa" w:w="2665"/>
           </w:tcPr>
           <w:p>
             <w:pPr>
@@ -7924,6 +5479,7 @@
     <w:p>
       <w:pPr>
         <w:pStyle w:val="Heading3"/>
+        <w:keepNext/>
       </w:pPr>
       <w:r>
         <w:t>Tabla: Cita</w:t>
@@ -7931,6 +5487,7 @@
     </w:p>
     <w:p>
       <w:pPr>
+        <w:keepNext/>
         <w:jc w:val="both"/>
       </w:pPr>
       <w:r>
@@ -7946,23 +5503,29 @@
         <w:tblStyle w:val="TableGrid"/>
         <w:tblW w:type="auto" w:w="0"/>
         <w:jc w:val="center"/>
+        <w:tblLayout w:type="fixed"/>
         <w:tblLook w:firstColumn="1" w:firstRow="1" w:lastColumn="0" w:lastRow="0" w:noHBand="0" w:noVBand="1" w:val="04A0"/>
       </w:tblPr>
       <w:tblGrid>
-        <w:gridCol w:w="1881"/>
-        <w:gridCol w:w="1881"/>
-        <w:gridCol w:w="1881"/>
-        <w:gridCol w:w="1881"/>
-        <w:gridCol w:w="1881"/>
+        <w:gridCol w:w="2041"/>
+        <w:gridCol w:w="1474"/>
+        <w:gridCol w:w="737"/>
+        <w:gridCol w:w="2154"/>
+        <w:gridCol w:w="2664"/>
       </w:tblGrid>
       <w:tr>
-        <w:tc>
-          <w:tcPr>
-            <w:tcW w:type="dxa" w:w="1928"/>
+        <w:trPr>
+          <w:cantSplit/>
+          <w:tblHeader/>
+        </w:trPr>
+        <w:tc>
+          <w:tcPr>
+            <w:tcW w:type="dxa" w:w="2041"/>
             <w:shd w:val="clear" w:color="auto" w:fill="9B1C1F"/>
           </w:tcPr>
           <w:p>
             <w:pPr>
+              <w:keepNext/>
               <w:jc w:val="left"/>
             </w:pPr>
             <w:r/>
@@ -7978,11 +5541,12 @@
         </w:tc>
         <w:tc>
           <w:tcPr>
-            <w:tcW w:type="dxa" w:w="1191"/>
+            <w:tcW w:type="dxa" w:w="1474"/>
             <w:shd w:val="clear" w:color="auto" w:fill="9B1C1F"/>
           </w:tcPr>
           <w:p>
             <w:pPr>
+              <w:keepNext/>
               <w:jc w:val="center"/>
             </w:pPr>
             <w:r/>
@@ -8003,6 +5567,7 @@
           </w:tcPr>
           <w:p>
             <w:pPr>
+              <w:keepNext/>
               <w:jc w:val="center"/>
             </w:pPr>
             <w:r/>
@@ -8018,11 +5583,12 @@
         </w:tc>
         <w:tc>
           <w:tcPr>
-            <w:tcW w:type="dxa" w:w="2268"/>
+            <w:tcW w:type="dxa" w:w="2154"/>
             <w:shd w:val="clear" w:color="auto" w:fill="9B1C1F"/>
           </w:tcPr>
           <w:p>
             <w:pPr>
+              <w:keepNext/>
               <w:jc w:val="center"/>
             </w:pPr>
             <w:r/>
@@ -8038,11 +5604,12 @@
         </w:tc>
         <w:tc>
           <w:tcPr>
-            <w:tcW w:type="dxa" w:w="2948"/>
+            <w:tcW w:type="dxa" w:w="2665"/>
             <w:shd w:val="clear" w:color="auto" w:fill="9B1C1F"/>
           </w:tcPr>
           <w:p>
             <w:pPr>
+              <w:keepNext/>
               <w:jc w:val="center"/>
             </w:pPr>
             <w:r/>
@@ -8058,12 +5625,16 @@
         </w:tc>
       </w:tr>
       <w:tr>
-        <w:tc>
-          <w:tcPr>
-            <w:tcW w:type="dxa" w:w="1928"/>
-          </w:tcPr>
-          <w:p>
-            <w:pPr>
+        <w:trPr>
+          <w:cantSplit/>
+        </w:trPr>
+        <w:tc>
+          <w:tcPr>
+            <w:tcW w:type="dxa" w:w="2041"/>
+          </w:tcPr>
+          <w:p>
+            <w:pPr>
+              <w:keepNext/>
               <w:jc w:val="left"/>
             </w:pPr>
             <w:r/>
@@ -8077,10 +5648,11 @@
         </w:tc>
         <w:tc>
           <w:tcPr>
-            <w:tcW w:type="dxa" w:w="1191"/>
-          </w:tcPr>
-          <w:p>
-            <w:pPr>
+            <w:tcW w:type="dxa" w:w="1474"/>
+          </w:tcPr>
+          <w:p>
+            <w:pPr>
+              <w:keepNext/>
               <w:jc w:val="center"/>
             </w:pPr>
             <w:r/>
@@ -8098,6 +5670,7 @@
           </w:tcPr>
           <w:p>
             <w:pPr>
+              <w:keepNext/>
               <w:jc w:val="center"/>
             </w:pPr>
             <w:r/>
@@ -8110,10 +5683,11 @@
         </w:tc>
         <w:tc>
           <w:tcPr>
-            <w:tcW w:type="dxa" w:w="2268"/>
-          </w:tcPr>
-          <w:p>
-            <w:pPr>
+            <w:tcW w:type="dxa" w:w="2154"/>
+          </w:tcPr>
+          <w:p>
+            <w:pPr>
+              <w:keepNext/>
               <w:jc w:val="center"/>
             </w:pPr>
             <w:r/>
@@ -8127,10 +5701,11 @@
         </w:tc>
         <w:tc>
           <w:tcPr>
-            <w:tcW w:type="dxa" w:w="2948"/>
-          </w:tcPr>
-          <w:p>
-            <w:pPr>
+            <w:tcW w:type="dxa" w:w="2665"/>
+          </w:tcPr>
+          <w:p>
+            <w:pPr>
+              <w:keepNext/>
               <w:jc w:val="center"/>
             </w:pPr>
             <w:r/>
@@ -8144,13 +5719,17 @@
         </w:tc>
       </w:tr>
       <w:tr>
-        <w:tc>
-          <w:tcPr>
-            <w:tcW w:type="dxa" w:w="1928"/>
+        <w:trPr>
+          <w:cantSplit/>
+        </w:trPr>
+        <w:tc>
+          <w:tcPr>
+            <w:tcW w:type="dxa" w:w="2041"/>
             <w:shd w:val="clear" w:color="auto" w:fill="F2F0F0"/>
           </w:tcPr>
           <w:p>
             <w:pPr>
+              <w:keepNext/>
               <w:jc w:val="left"/>
             </w:pPr>
             <w:r/>
@@ -8164,11 +5743,12 @@
         </w:tc>
         <w:tc>
           <w:tcPr>
-            <w:tcW w:type="dxa" w:w="1191"/>
+            <w:tcW w:type="dxa" w:w="1474"/>
             <w:shd w:val="clear" w:color="auto" w:fill="F2F0F0"/>
           </w:tcPr>
           <w:p>
             <w:pPr>
+              <w:keepNext/>
               <w:jc w:val="center"/>
             </w:pPr>
             <w:r/>
@@ -8187,6 +5767,7 @@
           </w:tcPr>
           <w:p>
             <w:pPr>
+              <w:keepNext/>
               <w:jc w:val="center"/>
             </w:pPr>
             <w:r/>
@@ -8199,11 +5780,12 @@
         </w:tc>
         <w:tc>
           <w:tcPr>
-            <w:tcW w:type="dxa" w:w="2268"/>
+            <w:tcW w:type="dxa" w:w="2154"/>
             <w:shd w:val="clear" w:color="auto" w:fill="F2F0F0"/>
           </w:tcPr>
           <w:p>
             <w:pPr>
+              <w:keepNext/>
               <w:jc w:val="center"/>
             </w:pPr>
             <w:r/>
@@ -8217,11 +5799,12 @@
         </w:tc>
         <w:tc>
           <w:tcPr>
-            <w:tcW w:type="dxa" w:w="2948"/>
+            <w:tcW w:type="dxa" w:w="2665"/>
             <w:shd w:val="clear" w:color="auto" w:fill="F2F0F0"/>
           </w:tcPr>
           <w:p>
             <w:pPr>
+              <w:keepNext/>
               <w:jc w:val="center"/>
             </w:pPr>
             <w:r/>
@@ -8235,12 +5818,16 @@
         </w:tc>
       </w:tr>
       <w:tr>
-        <w:tc>
-          <w:tcPr>
-            <w:tcW w:type="dxa" w:w="1928"/>
-          </w:tcPr>
-          <w:p>
-            <w:pPr>
+        <w:trPr>
+          <w:cantSplit/>
+        </w:trPr>
+        <w:tc>
+          <w:tcPr>
+            <w:tcW w:type="dxa" w:w="2041"/>
+          </w:tcPr>
+          <w:p>
+            <w:pPr>
+              <w:keepNext/>
               <w:jc w:val="left"/>
             </w:pPr>
             <w:r/>
@@ -8254,10 +5841,11 @@
         </w:tc>
         <w:tc>
           <w:tcPr>
-            <w:tcW w:type="dxa" w:w="1191"/>
-          </w:tcPr>
-          <w:p>
-            <w:pPr>
+            <w:tcW w:type="dxa" w:w="1474"/>
+          </w:tcPr>
+          <w:p>
+            <w:pPr>
+              <w:keepNext/>
               <w:jc w:val="center"/>
             </w:pPr>
             <w:r/>
@@ -8275,6 +5863,7 @@
           </w:tcPr>
           <w:p>
             <w:pPr>
+              <w:keepNext/>
               <w:jc w:val="center"/>
             </w:pPr>
             <w:r/>
@@ -8287,10 +5876,11 @@
         </w:tc>
         <w:tc>
           <w:tcPr>
-            <w:tcW w:type="dxa" w:w="2268"/>
-          </w:tcPr>
-          <w:p>
-            <w:pPr>
+            <w:tcW w:type="dxa" w:w="2154"/>
+          </w:tcPr>
+          <w:p>
+            <w:pPr>
+              <w:keepNext/>
               <w:jc w:val="center"/>
             </w:pPr>
             <w:r/>
@@ -8304,10 +5894,11 @@
         </w:tc>
         <w:tc>
           <w:tcPr>
-            <w:tcW w:type="dxa" w:w="2948"/>
-          </w:tcPr>
-          <w:p>
-            <w:pPr>
+            <w:tcW w:type="dxa" w:w="2665"/>
+          </w:tcPr>
+          <w:p>
+            <w:pPr>
+              <w:keepNext/>
               <w:jc w:val="center"/>
             </w:pPr>
             <w:r/>
@@ -8321,13 +5912,17 @@
         </w:tc>
       </w:tr>
       <w:tr>
-        <w:tc>
-          <w:tcPr>
-            <w:tcW w:type="dxa" w:w="1928"/>
+        <w:trPr>
+          <w:cantSplit/>
+        </w:trPr>
+        <w:tc>
+          <w:tcPr>
+            <w:tcW w:type="dxa" w:w="2041"/>
             <w:shd w:val="clear" w:color="auto" w:fill="F2F0F0"/>
           </w:tcPr>
           <w:p>
             <w:pPr>
+              <w:keepNext/>
               <w:jc w:val="left"/>
             </w:pPr>
             <w:r/>
@@ -8341,11 +5936,12 @@
         </w:tc>
         <w:tc>
           <w:tcPr>
-            <w:tcW w:type="dxa" w:w="1191"/>
+            <w:tcW w:type="dxa" w:w="1474"/>
             <w:shd w:val="clear" w:color="auto" w:fill="F2F0F0"/>
           </w:tcPr>
           <w:p>
             <w:pPr>
+              <w:keepNext/>
               <w:jc w:val="center"/>
             </w:pPr>
             <w:r/>
@@ -8364,6 +5960,7 @@
           </w:tcPr>
           <w:p>
             <w:pPr>
+              <w:keepNext/>
               <w:jc w:val="center"/>
             </w:pPr>
             <w:r/>
@@ -8376,11 +5973,12 @@
         </w:tc>
         <w:tc>
           <w:tcPr>
-            <w:tcW w:type="dxa" w:w="2268"/>
+            <w:tcW w:type="dxa" w:w="2154"/>
             <w:shd w:val="clear" w:color="auto" w:fill="F2F0F0"/>
           </w:tcPr>
           <w:p>
             <w:pPr>
+              <w:keepNext/>
               <w:jc w:val="center"/>
             </w:pPr>
             <w:r/>
@@ -8394,11 +5992,12 @@
         </w:tc>
         <w:tc>
           <w:tcPr>
-            <w:tcW w:type="dxa" w:w="2948"/>
+            <w:tcW w:type="dxa" w:w="2665"/>
             <w:shd w:val="clear" w:color="auto" w:fill="F2F0F0"/>
           </w:tcPr>
           <w:p>
             <w:pPr>
+              <w:keepNext/>
               <w:jc w:val="center"/>
             </w:pPr>
             <w:r/>
@@ -8412,12 +6011,16 @@
         </w:tc>
       </w:tr>
       <w:tr>
-        <w:tc>
-          <w:tcPr>
-            <w:tcW w:type="dxa" w:w="1928"/>
-          </w:tcPr>
-          <w:p>
-            <w:pPr>
+        <w:trPr>
+          <w:cantSplit/>
+        </w:trPr>
+        <w:tc>
+          <w:tcPr>
+            <w:tcW w:type="dxa" w:w="2041"/>
+          </w:tcPr>
+          <w:p>
+            <w:pPr>
+              <w:keepNext/>
               <w:jc w:val="left"/>
             </w:pPr>
             <w:r/>
@@ -8431,10 +6034,11 @@
         </w:tc>
         <w:tc>
           <w:tcPr>
-            <w:tcW w:type="dxa" w:w="1191"/>
-          </w:tcPr>
-          <w:p>
-            <w:pPr>
+            <w:tcW w:type="dxa" w:w="1474"/>
+          </w:tcPr>
+          <w:p>
+            <w:pPr>
+              <w:keepNext/>
               <w:jc w:val="center"/>
             </w:pPr>
             <w:r/>
@@ -8452,6 +6056,7 @@
           </w:tcPr>
           <w:p>
             <w:pPr>
+              <w:keepNext/>
               <w:jc w:val="center"/>
             </w:pPr>
             <w:r/>
@@ -8465,10 +6070,11 @@
         </w:tc>
         <w:tc>
           <w:tcPr>
-            <w:tcW w:type="dxa" w:w="2268"/>
-          </w:tcPr>
-          <w:p>
-            <w:pPr>
+            <w:tcW w:type="dxa" w:w="2154"/>
+          </w:tcPr>
+          <w:p>
+            <w:pPr>
+              <w:keepNext/>
               <w:jc w:val="center"/>
             </w:pPr>
             <w:r/>
@@ -8482,10 +6088,11 @@
         </w:tc>
         <w:tc>
           <w:tcPr>
-            <w:tcW w:type="dxa" w:w="2948"/>
-          </w:tcPr>
-          <w:p>
-            <w:pPr>
+            <w:tcW w:type="dxa" w:w="2665"/>
+          </w:tcPr>
+          <w:p>
+            <w:pPr>
+              <w:keepNext/>
               <w:jc w:val="center"/>
             </w:pPr>
             <w:r/>
@@ -8499,13 +6106,17 @@
         </w:tc>
       </w:tr>
       <w:tr>
-        <w:tc>
-          <w:tcPr>
-            <w:tcW w:type="dxa" w:w="1928"/>
+        <w:trPr>
+          <w:cantSplit/>
+        </w:trPr>
+        <w:tc>
+          <w:tcPr>
+            <w:tcW w:type="dxa" w:w="2041"/>
             <w:shd w:val="clear" w:color="auto" w:fill="F2F0F0"/>
           </w:tcPr>
           <w:p>
             <w:pPr>
+              <w:keepNext/>
               <w:jc w:val="left"/>
             </w:pPr>
             <w:r/>
@@ -8519,11 +6130,12 @@
         </w:tc>
         <w:tc>
           <w:tcPr>
-            <w:tcW w:type="dxa" w:w="1191"/>
+            <w:tcW w:type="dxa" w:w="1474"/>
             <w:shd w:val="clear" w:color="auto" w:fill="F2F0F0"/>
           </w:tcPr>
           <w:p>
             <w:pPr>
+              <w:keepNext/>
               <w:jc w:val="center"/>
             </w:pPr>
             <w:r/>
@@ -8542,6 +6154,7 @@
           </w:tcPr>
           <w:p>
             <w:pPr>
+              <w:keepNext/>
               <w:jc w:val="center"/>
             </w:pPr>
             <w:r/>
@@ -8555,11 +6168,12 @@
         </w:tc>
         <w:tc>
           <w:tcPr>
-            <w:tcW w:type="dxa" w:w="2268"/>
+            <w:tcW w:type="dxa" w:w="2154"/>
             <w:shd w:val="clear" w:color="auto" w:fill="F2F0F0"/>
           </w:tcPr>
           <w:p>
             <w:pPr>
+              <w:keepNext/>
               <w:jc w:val="center"/>
             </w:pPr>
             <w:r/>
@@ -8573,11 +6187,12 @@
         </w:tc>
         <w:tc>
           <w:tcPr>
-            <w:tcW w:type="dxa" w:w="2948"/>
+            <w:tcW w:type="dxa" w:w="2665"/>
             <w:shd w:val="clear" w:color="auto" w:fill="F2F0F0"/>
           </w:tcPr>
           <w:p>
             <w:pPr>
+              <w:keepNext/>
               <w:jc w:val="center"/>
             </w:pPr>
             <w:r/>
@@ -8591,9 +6206,12 @@
         </w:tc>
       </w:tr>
       <w:tr>
-        <w:tc>
-          <w:tcPr>
-            <w:tcW w:type="dxa" w:w="1928"/>
+        <w:trPr>
+          <w:cantSplit/>
+        </w:trPr>
+        <w:tc>
+          <w:tcPr>
+            <w:tcW w:type="dxa" w:w="2041"/>
           </w:tcPr>
           <w:p>
             <w:pPr>
@@ -8610,7 +6228,7 @@
         </w:tc>
         <w:tc>
           <w:tcPr>
-            <w:tcW w:type="dxa" w:w="1191"/>
+            <w:tcW w:type="dxa" w:w="1474"/>
           </w:tcPr>
           <w:p>
             <w:pPr>
@@ -8644,7 +6262,7 @@
         </w:tc>
         <w:tc>
           <w:tcPr>
-            <w:tcW w:type="dxa" w:w="2268"/>
+            <w:tcW w:type="dxa" w:w="2154"/>
           </w:tcPr>
           <w:p>
             <w:pPr>
@@ -8661,7 +6279,7 @@
         </w:tc>
         <w:tc>
           <w:tcPr>
-            <w:tcW w:type="dxa" w:w="2948"/>
+            <w:tcW w:type="dxa" w:w="2665"/>
           </w:tcPr>
           <w:p>
             <w:pPr>
@@ -8682,6 +6300,7 @@
     <w:p>
       <w:pPr>
         <w:pStyle w:val="Heading3"/>
+        <w:keepNext/>
       </w:pPr>
       <w:r>
         <w:t>Tabla: Historial</w:t>
@@ -8689,6 +6308,7 @@
     </w:p>
     <w:p>
       <w:pPr>
+        <w:keepNext/>
         <w:jc w:val="both"/>
       </w:pPr>
       <w:r>
@@ -8704,23 +6324,29 @@
         <w:tblStyle w:val="TableGrid"/>
         <w:tblW w:type="auto" w:w="0"/>
         <w:jc w:val="center"/>
+        <w:tblLayout w:type="fixed"/>
         <w:tblLook w:firstColumn="1" w:firstRow="1" w:lastColumn="0" w:lastRow="0" w:noHBand="0" w:noVBand="1" w:val="04A0"/>
       </w:tblPr>
       <w:tblGrid>
-        <w:gridCol w:w="1881"/>
-        <w:gridCol w:w="1881"/>
-        <w:gridCol w:w="1881"/>
-        <w:gridCol w:w="1881"/>
-        <w:gridCol w:w="1881"/>
+        <w:gridCol w:w="2041"/>
+        <w:gridCol w:w="1474"/>
+        <w:gridCol w:w="737"/>
+        <w:gridCol w:w="2154"/>
+        <w:gridCol w:w="2664"/>
       </w:tblGrid>
       <w:tr>
-        <w:tc>
-          <w:tcPr>
-            <w:tcW w:type="dxa" w:w="1928"/>
+        <w:trPr>
+          <w:cantSplit/>
+          <w:tblHeader/>
+        </w:trPr>
+        <w:tc>
+          <w:tcPr>
+            <w:tcW w:type="dxa" w:w="2041"/>
             <w:shd w:val="clear" w:color="auto" w:fill="9B1C1F"/>
           </w:tcPr>
           <w:p>
             <w:pPr>
+              <w:keepNext/>
               <w:jc w:val="left"/>
             </w:pPr>
             <w:r/>
@@ -8736,11 +6362,12 @@
         </w:tc>
         <w:tc>
           <w:tcPr>
-            <w:tcW w:type="dxa" w:w="1191"/>
+            <w:tcW w:type="dxa" w:w="1474"/>
             <w:shd w:val="clear" w:color="auto" w:fill="9B1C1F"/>
           </w:tcPr>
           <w:p>
             <w:pPr>
+              <w:keepNext/>
               <w:jc w:val="center"/>
             </w:pPr>
             <w:r/>
@@ -8761,6 +6388,7 @@
           </w:tcPr>
           <w:p>
             <w:pPr>
+              <w:keepNext/>
               <w:jc w:val="center"/>
             </w:pPr>
             <w:r/>
@@ -8776,11 +6404,12 @@
         </w:tc>
         <w:tc>
           <w:tcPr>
-            <w:tcW w:type="dxa" w:w="2268"/>
+            <w:tcW w:type="dxa" w:w="2154"/>
             <w:shd w:val="clear" w:color="auto" w:fill="9B1C1F"/>
           </w:tcPr>
           <w:p>
             <w:pPr>
+              <w:keepNext/>
               <w:jc w:val="center"/>
             </w:pPr>
             <w:r/>
@@ -8796,11 +6425,12 @@
         </w:tc>
         <w:tc>
           <w:tcPr>
-            <w:tcW w:type="dxa" w:w="2948"/>
+            <w:tcW w:type="dxa" w:w="2665"/>
             <w:shd w:val="clear" w:color="auto" w:fill="9B1C1F"/>
           </w:tcPr>
           <w:p>
             <w:pPr>
+              <w:keepNext/>
               <w:jc w:val="center"/>
             </w:pPr>
             <w:r/>
@@ -8816,12 +6446,16 @@
         </w:tc>
       </w:tr>
       <w:tr>
-        <w:tc>
-          <w:tcPr>
-            <w:tcW w:type="dxa" w:w="1928"/>
-          </w:tcPr>
-          <w:p>
-            <w:pPr>
+        <w:trPr>
+          <w:cantSplit/>
+        </w:trPr>
+        <w:tc>
+          <w:tcPr>
+            <w:tcW w:type="dxa" w:w="2041"/>
+          </w:tcPr>
+          <w:p>
+            <w:pPr>
+              <w:keepNext/>
               <w:jc w:val="left"/>
             </w:pPr>
             <w:r/>
@@ -8835,10 +6469,11 @@
         </w:tc>
         <w:tc>
           <w:tcPr>
-            <w:tcW w:type="dxa" w:w="1191"/>
-          </w:tcPr>
-          <w:p>
-            <w:pPr>
+            <w:tcW w:type="dxa" w:w="1474"/>
+          </w:tcPr>
+          <w:p>
+            <w:pPr>
+              <w:keepNext/>
               <w:jc w:val="center"/>
             </w:pPr>
             <w:r/>
@@ -8856,6 +6491,7 @@
           </w:tcPr>
           <w:p>
             <w:pPr>
+              <w:keepNext/>
               <w:jc w:val="center"/>
             </w:pPr>
             <w:r/>
@@ -8868,10 +6504,11 @@
         </w:tc>
         <w:tc>
           <w:tcPr>
-            <w:tcW w:type="dxa" w:w="2268"/>
-          </w:tcPr>
-          <w:p>
-            <w:pPr>
+            <w:tcW w:type="dxa" w:w="2154"/>
+          </w:tcPr>
+          <w:p>
+            <w:pPr>
+              <w:keepNext/>
               <w:jc w:val="center"/>
             </w:pPr>
             <w:r/>
@@ -8885,10 +6522,11 @@
         </w:tc>
         <w:tc>
           <w:tcPr>
-            <w:tcW w:type="dxa" w:w="2948"/>
-          </w:tcPr>
-          <w:p>
-            <w:pPr>
+            <w:tcW w:type="dxa" w:w="2665"/>
+          </w:tcPr>
+          <w:p>
+            <w:pPr>
+              <w:keepNext/>
               <w:jc w:val="center"/>
             </w:pPr>
             <w:r/>
@@ -8902,13 +6540,17 @@
         </w:tc>
       </w:tr>
       <w:tr>
-        <w:tc>
-          <w:tcPr>
-            <w:tcW w:type="dxa" w:w="1928"/>
+        <w:trPr>
+          <w:cantSplit/>
+        </w:trPr>
+        <w:tc>
+          <w:tcPr>
+            <w:tcW w:type="dxa" w:w="2041"/>
             <w:shd w:val="clear" w:color="auto" w:fill="F2F0F0"/>
           </w:tcPr>
           <w:p>
             <w:pPr>
+              <w:keepNext/>
               <w:jc w:val="left"/>
             </w:pPr>
             <w:r/>
@@ -8922,11 +6564,12 @@
         </w:tc>
         <w:tc>
           <w:tcPr>
-            <w:tcW w:type="dxa" w:w="1191"/>
+            <w:tcW w:type="dxa" w:w="1474"/>
             <w:shd w:val="clear" w:color="auto" w:fill="F2F0F0"/>
           </w:tcPr>
           <w:p>
             <w:pPr>
+              <w:keepNext/>
               <w:jc w:val="center"/>
             </w:pPr>
             <w:r/>
@@ -8945,6 +6588,7 @@
           </w:tcPr>
           <w:p>
             <w:pPr>
+              <w:keepNext/>
               <w:jc w:val="center"/>
             </w:pPr>
             <w:r/>
@@ -8957,11 +6601,12 @@
         </w:tc>
         <w:tc>
           <w:tcPr>
-            <w:tcW w:type="dxa" w:w="2268"/>
+            <w:tcW w:type="dxa" w:w="2154"/>
             <w:shd w:val="clear" w:color="auto" w:fill="F2F0F0"/>
           </w:tcPr>
           <w:p>
             <w:pPr>
+              <w:keepNext/>
               <w:jc w:val="center"/>
             </w:pPr>
             <w:r/>
@@ -8975,11 +6620,12 @@
         </w:tc>
         <w:tc>
           <w:tcPr>
-            <w:tcW w:type="dxa" w:w="2948"/>
+            <w:tcW w:type="dxa" w:w="2665"/>
             <w:shd w:val="clear" w:color="auto" w:fill="F2F0F0"/>
           </w:tcPr>
           <w:p>
             <w:pPr>
+              <w:keepNext/>
               <w:jc w:val="center"/>
             </w:pPr>
             <w:r/>
@@ -8993,12 +6639,16 @@
         </w:tc>
       </w:tr>
       <w:tr>
-        <w:tc>
-          <w:tcPr>
-            <w:tcW w:type="dxa" w:w="1928"/>
-          </w:tcPr>
-          <w:p>
-            <w:pPr>
+        <w:trPr>
+          <w:cantSplit/>
+        </w:trPr>
+        <w:tc>
+          <w:tcPr>
+            <w:tcW w:type="dxa" w:w="2041"/>
+          </w:tcPr>
+          <w:p>
+            <w:pPr>
+              <w:keepNext/>
               <w:jc w:val="left"/>
             </w:pPr>
             <w:r/>
@@ -9012,10 +6662,11 @@
         </w:tc>
         <w:tc>
           <w:tcPr>
-            <w:tcW w:type="dxa" w:w="1191"/>
-          </w:tcPr>
-          <w:p>
-            <w:pPr>
+            <w:tcW w:type="dxa" w:w="1474"/>
+          </w:tcPr>
+          <w:p>
+            <w:pPr>
+              <w:keepNext/>
               <w:jc w:val="center"/>
             </w:pPr>
             <w:r/>
@@ -9033,6 +6684,7 @@
           </w:tcPr>
           <w:p>
             <w:pPr>
+              <w:keepNext/>
               <w:jc w:val="center"/>
             </w:pPr>
             <w:r/>
@@ -9045,10 +6697,11 @@
         </w:tc>
         <w:tc>
           <w:tcPr>
-            <w:tcW w:type="dxa" w:w="2268"/>
-          </w:tcPr>
-          <w:p>
-            <w:pPr>
+            <w:tcW w:type="dxa" w:w="2154"/>
+          </w:tcPr>
+          <w:p>
+            <w:pPr>
+              <w:keepNext/>
               <w:jc w:val="center"/>
             </w:pPr>
             <w:r/>
@@ -9062,10 +6715,11 @@
         </w:tc>
         <w:tc>
           <w:tcPr>
-            <w:tcW w:type="dxa" w:w="2948"/>
-          </w:tcPr>
-          <w:p>
-            <w:pPr>
+            <w:tcW w:type="dxa" w:w="2665"/>
+          </w:tcPr>
+          <w:p>
+            <w:pPr>
+              <w:keepNext/>
               <w:jc w:val="center"/>
             </w:pPr>
             <w:r/>
@@ -9079,13 +6733,17 @@
         </w:tc>
       </w:tr>
       <w:tr>
-        <w:tc>
-          <w:tcPr>
-            <w:tcW w:type="dxa" w:w="1928"/>
+        <w:trPr>
+          <w:cantSplit/>
+        </w:trPr>
+        <w:tc>
+          <w:tcPr>
+            <w:tcW w:type="dxa" w:w="2041"/>
             <w:shd w:val="clear" w:color="auto" w:fill="F2F0F0"/>
           </w:tcPr>
           <w:p>
             <w:pPr>
+              <w:keepNext/>
               <w:jc w:val="left"/>
             </w:pPr>
             <w:r/>
@@ -9099,11 +6757,12 @@
         </w:tc>
         <w:tc>
           <w:tcPr>
-            <w:tcW w:type="dxa" w:w="1191"/>
+            <w:tcW w:type="dxa" w:w="1474"/>
             <w:shd w:val="clear" w:color="auto" w:fill="F2F0F0"/>
           </w:tcPr>
           <w:p>
             <w:pPr>
+              <w:keepNext/>
               <w:jc w:val="center"/>
             </w:pPr>
             <w:r/>
@@ -9122,6 +6781,7 @@
           </w:tcPr>
           <w:p>
             <w:pPr>
+              <w:keepNext/>
               <w:jc w:val="center"/>
             </w:pPr>
             <w:r/>
@@ -9134,11 +6794,12 @@
         </w:tc>
         <w:tc>
           <w:tcPr>
-            <w:tcW w:type="dxa" w:w="2268"/>
+            <w:tcW w:type="dxa" w:w="2154"/>
             <w:shd w:val="clear" w:color="auto" w:fill="F2F0F0"/>
           </w:tcPr>
           <w:p>
             <w:pPr>
+              <w:keepNext/>
               <w:jc w:val="center"/>
             </w:pPr>
             <w:r/>
@@ -9152,11 +6813,12 @@
         </w:tc>
         <w:tc>
           <w:tcPr>
-            <w:tcW w:type="dxa" w:w="2948"/>
+            <w:tcW w:type="dxa" w:w="2665"/>
             <w:shd w:val="clear" w:color="auto" w:fill="F2F0F0"/>
           </w:tcPr>
           <w:p>
             <w:pPr>
+              <w:keepNext/>
               <w:jc w:val="center"/>
             </w:pPr>
             <w:r/>
@@ -9170,12 +6832,16 @@
         </w:tc>
       </w:tr>
       <w:tr>
-        <w:tc>
-          <w:tcPr>
-            <w:tcW w:type="dxa" w:w="1928"/>
-          </w:tcPr>
-          <w:p>
-            <w:pPr>
+        <w:trPr>
+          <w:cantSplit/>
+        </w:trPr>
+        <w:tc>
+          <w:tcPr>
+            <w:tcW w:type="dxa" w:w="2041"/>
+          </w:tcPr>
+          <w:p>
+            <w:pPr>
+              <w:keepNext/>
               <w:jc w:val="left"/>
             </w:pPr>
             <w:r/>
@@ -9189,10 +6855,11 @@
         </w:tc>
         <w:tc>
           <w:tcPr>
-            <w:tcW w:type="dxa" w:w="1191"/>
-          </w:tcPr>
-          <w:p>
-            <w:pPr>
+            <w:tcW w:type="dxa" w:w="1474"/>
+          </w:tcPr>
+          <w:p>
+            <w:pPr>
+              <w:keepNext/>
               <w:jc w:val="center"/>
             </w:pPr>
             <w:r/>
@@ -9210,6 +6877,7 @@
           </w:tcPr>
           <w:p>
             <w:pPr>
+              <w:keepNext/>
               <w:jc w:val="center"/>
             </w:pPr>
             <w:r/>
@@ -9223,10 +6891,11 @@
         </w:tc>
         <w:tc>
           <w:tcPr>
-            <w:tcW w:type="dxa" w:w="2268"/>
-          </w:tcPr>
-          <w:p>
-            <w:pPr>
+            <w:tcW w:type="dxa" w:w="2154"/>
+          </w:tcPr>
+          <w:p>
+            <w:pPr>
+              <w:keepNext/>
               <w:jc w:val="center"/>
             </w:pPr>
             <w:r/>
@@ -9240,10 +6909,11 @@
         </w:tc>
         <w:tc>
           <w:tcPr>
-            <w:tcW w:type="dxa" w:w="2948"/>
-          </w:tcPr>
-          <w:p>
-            <w:pPr>
+            <w:tcW w:type="dxa" w:w="2665"/>
+          </w:tcPr>
+          <w:p>
+            <w:pPr>
+              <w:keepNext/>
               <w:jc w:val="center"/>
             </w:pPr>
             <w:r/>
@@ -9257,9 +6927,12 @@
         </w:tc>
       </w:tr>
       <w:tr>
-        <w:tc>
-          <w:tcPr>
-            <w:tcW w:type="dxa" w:w="1928"/>
+        <w:trPr>
+          <w:cantSplit/>
+        </w:trPr>
+        <w:tc>
+          <w:tcPr>
+            <w:tcW w:type="dxa" w:w="2041"/>
             <w:shd w:val="clear" w:color="auto" w:fill="F2F0F0"/>
           </w:tcPr>
           <w:p>
@@ -9277,7 +6950,7 @@
         </w:tc>
         <w:tc>
           <w:tcPr>
-            <w:tcW w:type="dxa" w:w="1191"/>
+            <w:tcW w:type="dxa" w:w="1474"/>
             <w:shd w:val="clear" w:color="auto" w:fill="F2F0F0"/>
           </w:tcPr>
           <w:p>
@@ -9313,7 +6986,7 @@
         </w:tc>
         <w:tc>
           <w:tcPr>
-            <w:tcW w:type="dxa" w:w="2268"/>
+            <w:tcW w:type="dxa" w:w="2154"/>
             <w:shd w:val="clear" w:color="auto" w:fill="F2F0F0"/>
           </w:tcPr>
           <w:p>
@@ -9331,7 +7004,7 @@
         </w:tc>
         <w:tc>
           <w:tcPr>
-            <w:tcW w:type="dxa" w:w="2948"/>
+            <w:tcW w:type="dxa" w:w="2665"/>
             <w:shd w:val="clear" w:color="auto" w:fill="F2F0F0"/>
           </w:tcPr>
           <w:p>
@@ -9353,6 +7026,7 @@
     <w:p>
       <w:pPr>
         <w:pStyle w:val="Heading3"/>
+        <w:keepNext/>
       </w:pPr>
       <w:r>
         <w:t>Tabla: Bitacora</w:t>
@@ -9360,6 +7034,7 @@
     </w:p>
     <w:p>
       <w:pPr>
+        <w:keepNext/>
         <w:jc w:val="both"/>
       </w:pPr>
       <w:r>
@@ -9375,23 +7050,29 @@
         <w:tblStyle w:val="TableGrid"/>
         <w:tblW w:type="auto" w:w="0"/>
         <w:jc w:val="center"/>
+        <w:tblLayout w:type="fixed"/>
         <w:tblLook w:firstColumn="1" w:firstRow="1" w:lastColumn="0" w:lastRow="0" w:noHBand="0" w:noVBand="1" w:val="04A0"/>
       </w:tblPr>
       <w:tblGrid>
-        <w:gridCol w:w="1881"/>
-        <w:gridCol w:w="1881"/>
-        <w:gridCol w:w="1881"/>
-        <w:gridCol w:w="1881"/>
-        <w:gridCol w:w="1881"/>
+        <w:gridCol w:w="2041"/>
+        <w:gridCol w:w="1474"/>
+        <w:gridCol w:w="737"/>
+        <w:gridCol w:w="2154"/>
+        <w:gridCol w:w="2664"/>
       </w:tblGrid>
       <w:tr>
-        <w:tc>
-          <w:tcPr>
-            <w:tcW w:type="dxa" w:w="1928"/>
+        <w:trPr>
+          <w:cantSplit/>
+          <w:tblHeader/>
+        </w:trPr>
+        <w:tc>
+          <w:tcPr>
+            <w:tcW w:type="dxa" w:w="2041"/>
             <w:shd w:val="clear" w:color="auto" w:fill="9B1C1F"/>
           </w:tcPr>
           <w:p>
             <w:pPr>
+              <w:keepNext/>
               <w:jc w:val="left"/>
             </w:pPr>
             <w:r/>
@@ -9407,11 +7088,12 @@
         </w:tc>
         <w:tc>
           <w:tcPr>
-            <w:tcW w:type="dxa" w:w="1191"/>
+            <w:tcW w:type="dxa" w:w="1474"/>
             <w:shd w:val="clear" w:color="auto" w:fill="9B1C1F"/>
           </w:tcPr>
           <w:p>
             <w:pPr>
+              <w:keepNext/>
               <w:jc w:val="center"/>
             </w:pPr>
             <w:r/>
@@ -9432,6 +7114,7 @@
           </w:tcPr>
           <w:p>
             <w:pPr>
+              <w:keepNext/>
               <w:jc w:val="center"/>
             </w:pPr>
             <w:r/>
@@ -9447,11 +7130,12 @@
         </w:tc>
         <w:tc>
           <w:tcPr>
-            <w:tcW w:type="dxa" w:w="2268"/>
+            <w:tcW w:type="dxa" w:w="2154"/>
             <w:shd w:val="clear" w:color="auto" w:fill="9B1C1F"/>
           </w:tcPr>
           <w:p>
             <w:pPr>
+              <w:keepNext/>
               <w:jc w:val="center"/>
             </w:pPr>
             <w:r/>
@@ -9467,11 +7151,12 @@
         </w:tc>
         <w:tc>
           <w:tcPr>
-            <w:tcW w:type="dxa" w:w="2948"/>
+            <w:tcW w:type="dxa" w:w="2665"/>
             <w:shd w:val="clear" w:color="auto" w:fill="9B1C1F"/>
           </w:tcPr>
           <w:p>
             <w:pPr>
+              <w:keepNext/>
               <w:jc w:val="center"/>
             </w:pPr>
             <w:r/>
@@ -9487,12 +7172,16 @@
         </w:tc>
       </w:tr>
       <w:tr>
-        <w:tc>
-          <w:tcPr>
-            <w:tcW w:type="dxa" w:w="1928"/>
-          </w:tcPr>
-          <w:p>
-            <w:pPr>
+        <w:trPr>
+          <w:cantSplit/>
+        </w:trPr>
+        <w:tc>
+          <w:tcPr>
+            <w:tcW w:type="dxa" w:w="2041"/>
+          </w:tcPr>
+          <w:p>
+            <w:pPr>
+              <w:keepNext/>
               <w:jc w:val="left"/>
             </w:pPr>
             <w:r/>
@@ -9506,10 +7195,11 @@
         </w:tc>
         <w:tc>
           <w:tcPr>
-            <w:tcW w:type="dxa" w:w="1191"/>
-          </w:tcPr>
-          <w:p>
-            <w:pPr>
+            <w:tcW w:type="dxa" w:w="1474"/>
+          </w:tcPr>
+          <w:p>
+            <w:pPr>
+              <w:keepNext/>
               <w:jc w:val="center"/>
             </w:pPr>
             <w:r/>
@@ -9527,6 +7217,7 @@
           </w:tcPr>
           <w:p>
             <w:pPr>
+              <w:keepNext/>
               <w:jc w:val="center"/>
             </w:pPr>
             <w:r/>
@@ -9539,10 +7230,11 @@
         </w:tc>
         <w:tc>
           <w:tcPr>
-            <w:tcW w:type="dxa" w:w="2268"/>
-          </w:tcPr>
-          <w:p>
-            <w:pPr>
+            <w:tcW w:type="dxa" w:w="2154"/>
+          </w:tcPr>
+          <w:p>
+            <w:pPr>
+              <w:keepNext/>
               <w:jc w:val="center"/>
             </w:pPr>
             <w:r/>
@@ -9556,10 +7248,11 @@
         </w:tc>
         <w:tc>
           <w:tcPr>
-            <w:tcW w:type="dxa" w:w="2948"/>
-          </w:tcPr>
-          <w:p>
-            <w:pPr>
+            <w:tcW w:type="dxa" w:w="2665"/>
+          </w:tcPr>
+          <w:p>
+            <w:pPr>
+              <w:keepNext/>
               <w:jc w:val="center"/>
             </w:pPr>
             <w:r/>
@@ -9573,13 +7266,17 @@
         </w:tc>
       </w:tr>
       <w:tr>
-        <w:tc>
-          <w:tcPr>
-            <w:tcW w:type="dxa" w:w="1928"/>
+        <w:trPr>
+          <w:cantSplit/>
+        </w:trPr>
+        <w:tc>
+          <w:tcPr>
+            <w:tcW w:type="dxa" w:w="2041"/>
             <w:shd w:val="clear" w:color="auto" w:fill="F2F0F0"/>
           </w:tcPr>
           <w:p>
             <w:pPr>
+              <w:keepNext/>
               <w:jc w:val="left"/>
             </w:pPr>
             <w:r/>
@@ -9593,11 +7290,12 @@
         </w:tc>
         <w:tc>
           <w:tcPr>
-            <w:tcW w:type="dxa" w:w="1191"/>
+            <w:tcW w:type="dxa" w:w="1474"/>
             <w:shd w:val="clear" w:color="auto" w:fill="F2F0F0"/>
           </w:tcPr>
           <w:p>
             <w:pPr>
+              <w:keepNext/>
               <w:jc w:val="center"/>
             </w:pPr>
             <w:r/>
@@ -9616,6 +7314,7 @@
           </w:tcPr>
           <w:p>
             <w:pPr>
+              <w:keepNext/>
               <w:jc w:val="center"/>
             </w:pPr>
             <w:r/>
@@ -9629,11 +7328,12 @@
         </w:tc>
         <w:tc>
           <w:tcPr>
-            <w:tcW w:type="dxa" w:w="2268"/>
+            <w:tcW w:type="dxa" w:w="2154"/>
             <w:shd w:val="clear" w:color="auto" w:fill="F2F0F0"/>
           </w:tcPr>
           <w:p>
             <w:pPr>
+              <w:keepNext/>
               <w:jc w:val="center"/>
             </w:pPr>
             <w:r/>
@@ -9647,11 +7347,12 @@
         </w:tc>
         <w:tc>
           <w:tcPr>
-            <w:tcW w:type="dxa" w:w="2948"/>
+            <w:tcW w:type="dxa" w:w="2665"/>
             <w:shd w:val="clear" w:color="auto" w:fill="F2F0F0"/>
           </w:tcPr>
           <w:p>
             <w:pPr>
+              <w:keepNext/>
               <w:jc w:val="center"/>
             </w:pPr>
             <w:r/>
@@ -9665,12 +7366,16 @@
         </w:tc>
       </w:tr>
       <w:tr>
-        <w:tc>
-          <w:tcPr>
-            <w:tcW w:type="dxa" w:w="1928"/>
-          </w:tcPr>
-          <w:p>
-            <w:pPr>
+        <w:trPr>
+          <w:cantSplit/>
+        </w:trPr>
+        <w:tc>
+          <w:tcPr>
+            <w:tcW w:type="dxa" w:w="2041"/>
+          </w:tcPr>
+          <w:p>
+            <w:pPr>
+              <w:keepNext/>
               <w:jc w:val="left"/>
             </w:pPr>
             <w:r/>
@@ -9684,10 +7389,11 @@
         </w:tc>
         <w:tc>
           <w:tcPr>
-            <w:tcW w:type="dxa" w:w="1191"/>
-          </w:tcPr>
-          <w:p>
-            <w:pPr>
+            <w:tcW w:type="dxa" w:w="1474"/>
+          </w:tcPr>
+          <w:p>
+            <w:pPr>
+              <w:keepNext/>
               <w:jc w:val="center"/>
             </w:pPr>
             <w:r/>
@@ -9705,6 +7411,7 @@
           </w:tcPr>
           <w:p>
             <w:pPr>
+              <w:keepNext/>
               <w:jc w:val="center"/>
             </w:pPr>
             <w:r/>
@@ -9718,10 +7425,11 @@
         </w:tc>
         <w:tc>
           <w:tcPr>
-            <w:tcW w:type="dxa" w:w="2268"/>
-          </w:tcPr>
-          <w:p>
-            <w:pPr>
+            <w:tcW w:type="dxa" w:w="2154"/>
+          </w:tcPr>
+          <w:p>
+            <w:pPr>
+              <w:keepNext/>
               <w:jc w:val="center"/>
             </w:pPr>
             <w:r/>
@@ -9735,10 +7443,11 @@
         </w:tc>
         <w:tc>
           <w:tcPr>
-            <w:tcW w:type="dxa" w:w="2948"/>
-          </w:tcPr>
-          <w:p>
-            <w:pPr>
+            <w:tcW w:type="dxa" w:w="2665"/>
+          </w:tcPr>
+          <w:p>
+            <w:pPr>
+              <w:keepNext/>
               <w:jc w:val="center"/>
             </w:pPr>
             <w:r/>
@@ -9752,9 +7461,12 @@
         </w:tc>
       </w:tr>
       <w:tr>
-        <w:tc>
-          <w:tcPr>
-            <w:tcW w:type="dxa" w:w="1928"/>
+        <w:trPr>
+          <w:cantSplit/>
+        </w:trPr>
+        <w:tc>
+          <w:tcPr>
+            <w:tcW w:type="dxa" w:w="2041"/>
             <w:shd w:val="clear" w:color="auto" w:fill="F2F0F0"/>
           </w:tcPr>
           <w:p>
@@ -9772,7 +7484,7 @@
         </w:tc>
         <w:tc>
           <w:tcPr>
-            <w:tcW w:type="dxa" w:w="1191"/>
+            <w:tcW w:type="dxa" w:w="1474"/>
             <w:shd w:val="clear" w:color="auto" w:fill="F2F0F0"/>
           </w:tcPr>
           <w:p>
@@ -9807,7 +7519,7 @@
         </w:tc>
         <w:tc>
           <w:tcPr>
-            <w:tcW w:type="dxa" w:w="2268"/>
+            <w:tcW w:type="dxa" w:w="2154"/>
             <w:shd w:val="clear" w:color="auto" w:fill="F2F0F0"/>
           </w:tcPr>
           <w:p>
@@ -9825,7 +7537,7 @@
         </w:tc>
         <w:tc>
           <w:tcPr>
-            <w:tcW w:type="dxa" w:w="2948"/>
+            <w:tcW w:type="dxa" w:w="2665"/>
             <w:shd w:val="clear" w:color="auto" w:fill="F2F0F0"/>
           </w:tcPr>
           <w:p>
@@ -9843,58 +7555,6 @@
         </w:tc>
       </w:tr>
     </w:tbl>
-    <w:p/>
-    <w:p>
-      <w:pPr>
-        <w:pStyle w:val="Heading1"/>
-        <w:pBdr>
-          <w:bottom w:val="single" w:sz="8" w:space="4" w:color="9B1C1F"/>
-        </w:pBdr>
-      </w:pPr>
-      <w:r>
-        <w:t>12. Conclusiones</w:t>
-      </w:r>
-    </w:p>
-    <w:p>
-      <w:pPr>
-        <w:pStyle w:val="ListBullet"/>
-      </w:pPr>
-      <w:r>
-        <w:t>La digitalización centraliza la información de la clínica en SQL Server y evita la pérdida de registros.</w:t>
-      </w:r>
-    </w:p>
-    <w:p>
-      <w:pPr>
-        <w:pStyle w:val="ListBullet"/>
-      </w:pPr>
-      <w:r>
-        <w:t>La validación de horarios resuelve la duplicidad de citas de un mismo médico.</w:t>
-      </w:r>
-    </w:p>
-    <w:p>
-      <w:pPr>
-        <w:pStyle w:val="ListBullet"/>
-      </w:pPr>
-      <w:r>
-        <w:t>El historial clínico permite dar seguimiento a cada paciente a lo largo del tiempo.</w:t>
-      </w:r>
-    </w:p>
-    <w:p>
-      <w:pPr>
-        <w:pStyle w:val="ListBullet"/>
-      </w:pPr>
-      <w:r>
-        <w:t>La arquitectura Modelo-Vista separa la lógica de datos de la interfaz y facilita el mantenimiento.</w:t>
-      </w:r>
-    </w:p>
-    <w:p>
-      <w:pPr>
-        <w:pStyle w:val="ListBullet"/>
-      </w:pPr>
-      <w:r>
-        <w:t>BCrypt, las consultas con parámetros, los roles y permisos y la bitácora brindan un nivel de seguridad adecuado.</w:t>
-      </w:r>
-    </w:p>
     <w:sectPr>
       <w:headerReference w:type="default" r:id="rId9"/>
       <w:footerReference w:type="default" r:id="rId10"/>

--- a/ClinicaMiniPtc/Documentacion/Documentacion_ClinicaMiniPtc.docx
+++ b/ClinicaMiniPtc/Documentacion/Documentacion_ClinicaMiniPtc.docx
@@ -477,1171 +477,6 @@
         <w:t>Figura 3. Casos de uso — Administrador.</w:t>
       </w:r>
     </w:p>
-    <w:p>
-      <w:r>
-        <w:br w:type="page"/>
-      </w:r>
-    </w:p>
-    <w:p>
-      <w:pPr>
-        <w:pStyle w:val="Heading2"/>
-      </w:pPr>
-      <w:r>
-        <w:t>2.4 Descripción de los casos de uso</w:t>
-      </w:r>
-    </w:p>
-    <w:tbl>
-      <w:tblPr>
-        <w:tblStyle w:val="TableGrid"/>
-        <w:tblW w:type="auto" w:w="0"/>
-        <w:jc w:val="center"/>
-        <w:tblLayout w:type="fixed"/>
-        <w:tblLook w:firstColumn="1" w:firstRow="1" w:lastColumn="0" w:lastRow="0" w:noHBand="0" w:noVBand="1" w:val="04A0"/>
-      </w:tblPr>
-      <w:tblGrid>
-        <w:gridCol w:w="907"/>
-        <w:gridCol w:w="1927"/>
-        <w:gridCol w:w="1871"/>
-        <w:gridCol w:w="4365"/>
-      </w:tblGrid>
-      <w:tr>
-        <w:trPr>
-          <w:cantSplit/>
-          <w:tblHeader/>
-        </w:trPr>
-        <w:tc>
-          <w:tcPr>
-            <w:tcW w:type="dxa" w:w="907"/>
-            <w:shd w:val="clear" w:color="auto" w:fill="9B1C1F"/>
-          </w:tcPr>
-          <w:p>
-            <w:pPr>
-              <w:jc w:val="left"/>
-            </w:pPr>
-            <w:r/>
-            <w:r>
-              <w:rPr>
-                <w:b/>
-                <w:color w:val="FFFFFF"/>
-                <w:sz w:val="21"/>
-              </w:rPr>
-              <w:t>Código</w:t>
-            </w:r>
-          </w:p>
-        </w:tc>
-        <w:tc>
-          <w:tcPr>
-            <w:tcW w:type="dxa" w:w="1928"/>
-            <w:shd w:val="clear" w:color="auto" w:fill="9B1C1F"/>
-          </w:tcPr>
-          <w:p>
-            <w:pPr>
-              <w:jc w:val="left"/>
-            </w:pPr>
-            <w:r/>
-            <w:r>
-              <w:rPr>
-                <w:b/>
-                <w:color w:val="FFFFFF"/>
-                <w:sz w:val="21"/>
-              </w:rPr>
-              <w:t>Caso de uso</w:t>
-            </w:r>
-          </w:p>
-        </w:tc>
-        <w:tc>
-          <w:tcPr>
-            <w:tcW w:type="dxa" w:w="1871"/>
-            <w:shd w:val="clear" w:color="auto" w:fill="9B1C1F"/>
-          </w:tcPr>
-          <w:p>
-            <w:pPr>
-              <w:jc w:val="left"/>
-            </w:pPr>
-            <w:r/>
-            <w:r>
-              <w:rPr>
-                <w:b/>
-                <w:color w:val="FFFFFF"/>
-                <w:sz w:val="21"/>
-              </w:rPr>
-              <w:t>Actor(es)</w:t>
-            </w:r>
-          </w:p>
-        </w:tc>
-        <w:tc>
-          <w:tcPr>
-            <w:tcW w:type="dxa" w:w="4365"/>
-            <w:shd w:val="clear" w:color="auto" w:fill="9B1C1F"/>
-          </w:tcPr>
-          <w:p>
-            <w:pPr>
-              <w:jc w:val="left"/>
-            </w:pPr>
-            <w:r/>
-            <w:r>
-              <w:rPr>
-                <w:b/>
-                <w:color w:val="FFFFFF"/>
-                <w:sz w:val="21"/>
-              </w:rPr>
-              <w:t>Descripción</w:t>
-            </w:r>
-          </w:p>
-        </w:tc>
-      </w:tr>
-      <w:tr>
-        <w:trPr>
-          <w:cantSplit/>
-        </w:trPr>
-        <w:tc>
-          <w:tcPr>
-            <w:tcW w:type="dxa" w:w="907"/>
-          </w:tcPr>
-          <w:p>
-            <w:pPr>
-              <w:jc w:val="left"/>
-            </w:pPr>
-            <w:r/>
-            <w:r>
-              <w:rPr>
-                <w:sz w:val="21"/>
-              </w:rPr>
-              <w:t>CU-01</w:t>
-            </w:r>
-          </w:p>
-        </w:tc>
-        <w:tc>
-          <w:tcPr>
-            <w:tcW w:type="dxa" w:w="1928"/>
-          </w:tcPr>
-          <w:p>
-            <w:pPr>
-              <w:jc w:val="left"/>
-            </w:pPr>
-            <w:r/>
-            <w:r>
-              <w:rPr>
-                <w:sz w:val="21"/>
-              </w:rPr>
-              <w:t>Iniciar sesión</w:t>
-            </w:r>
-          </w:p>
-        </w:tc>
-        <w:tc>
-          <w:tcPr>
-            <w:tcW w:type="dxa" w:w="1871"/>
-          </w:tcPr>
-          <w:p>
-            <w:pPr>
-              <w:jc w:val="left"/>
-            </w:pPr>
-            <w:r/>
-            <w:r>
-              <w:rPr>
-                <w:sz w:val="21"/>
-              </w:rPr>
-              <w:t>Todos</w:t>
-            </w:r>
-          </w:p>
-        </w:tc>
-        <w:tc>
-          <w:tcPr>
-            <w:tcW w:type="dxa" w:w="4365"/>
-          </w:tcPr>
-          <w:p>
-            <w:pPr>
-              <w:jc w:val="left"/>
-            </w:pPr>
-            <w:r/>
-            <w:r>
-              <w:rPr>
-                <w:sz w:val="21"/>
-              </w:rPr>
-              <w:t>Valida usuario y contraseña con BCrypt y carga los permisos del rol.</w:t>
-            </w:r>
-          </w:p>
-        </w:tc>
-      </w:tr>
-      <w:tr>
-        <w:trPr>
-          <w:cantSplit/>
-        </w:trPr>
-        <w:tc>
-          <w:tcPr>
-            <w:tcW w:type="dxa" w:w="907"/>
-            <w:shd w:val="clear" w:color="auto" w:fill="F2F0F0"/>
-          </w:tcPr>
-          <w:p>
-            <w:pPr>
-              <w:jc w:val="left"/>
-            </w:pPr>
-            <w:r/>
-            <w:r>
-              <w:rPr>
-                <w:sz w:val="21"/>
-              </w:rPr>
-              <w:t>CU-02</w:t>
-            </w:r>
-          </w:p>
-        </w:tc>
-        <w:tc>
-          <w:tcPr>
-            <w:tcW w:type="dxa" w:w="1928"/>
-            <w:shd w:val="clear" w:color="auto" w:fill="F2F0F0"/>
-          </w:tcPr>
-          <w:p>
-            <w:pPr>
-              <w:jc w:val="left"/>
-            </w:pPr>
-            <w:r/>
-            <w:r>
-              <w:rPr>
-                <w:sz w:val="21"/>
-              </w:rPr>
-              <w:t>Cerrar sesión</w:t>
-            </w:r>
-          </w:p>
-        </w:tc>
-        <w:tc>
-          <w:tcPr>
-            <w:tcW w:type="dxa" w:w="1871"/>
-            <w:shd w:val="clear" w:color="auto" w:fill="F2F0F0"/>
-          </w:tcPr>
-          <w:p>
-            <w:pPr>
-              <w:jc w:val="left"/>
-            </w:pPr>
-            <w:r/>
-            <w:r>
-              <w:rPr>
-                <w:sz w:val="21"/>
-              </w:rPr>
-              <w:t>Todos</w:t>
-            </w:r>
-          </w:p>
-        </w:tc>
-        <w:tc>
-          <w:tcPr>
-            <w:tcW w:type="dxa" w:w="4365"/>
-            <w:shd w:val="clear" w:color="auto" w:fill="F2F0F0"/>
-          </w:tcPr>
-          <w:p>
-            <w:pPr>
-              <w:jc w:val="left"/>
-            </w:pPr>
-            <w:r/>
-            <w:r>
-              <w:rPr>
-                <w:sz w:val="21"/>
-              </w:rPr>
-              <w:t>Regresa a la pantalla de inicio de sesión.</w:t>
-            </w:r>
-          </w:p>
-        </w:tc>
-      </w:tr>
-      <w:tr>
-        <w:trPr>
-          <w:cantSplit/>
-        </w:trPr>
-        <w:tc>
-          <w:tcPr>
-            <w:tcW w:type="dxa" w:w="907"/>
-          </w:tcPr>
-          <w:p>
-            <w:pPr>
-              <w:jc w:val="left"/>
-            </w:pPr>
-            <w:r/>
-            <w:r>
-              <w:rPr>
-                <w:sz w:val="21"/>
-              </w:rPr>
-              <w:t>CU-03</w:t>
-            </w:r>
-          </w:p>
-        </w:tc>
-        <w:tc>
-          <w:tcPr>
-            <w:tcW w:type="dxa" w:w="1928"/>
-          </w:tcPr>
-          <w:p>
-            <w:pPr>
-              <w:jc w:val="left"/>
-            </w:pPr>
-            <w:r/>
-            <w:r>
-              <w:rPr>
-                <w:sz w:val="21"/>
-              </w:rPr>
-              <w:t>Gestionar pacientes</w:t>
-            </w:r>
-          </w:p>
-        </w:tc>
-        <w:tc>
-          <w:tcPr>
-            <w:tcW w:type="dxa" w:w="1871"/>
-          </w:tcPr>
-          <w:p>
-            <w:pPr>
-              <w:jc w:val="left"/>
-            </w:pPr>
-            <w:r/>
-            <w:r>
-              <w:rPr>
-                <w:sz w:val="21"/>
-              </w:rPr>
-              <w:t>Recepcionista, Admin</w:t>
-            </w:r>
-          </w:p>
-        </w:tc>
-        <w:tc>
-          <w:tcPr>
-            <w:tcW w:type="dxa" w:w="4365"/>
-          </w:tcPr>
-          <w:p>
-            <w:pPr>
-              <w:jc w:val="left"/>
-            </w:pPr>
-            <w:r/>
-            <w:r>
-              <w:rPr>
-                <w:sz w:val="21"/>
-              </w:rPr>
-              <w:t>Registrar, buscar, actualizar y eliminar pacientes.</w:t>
-            </w:r>
-          </w:p>
-        </w:tc>
-      </w:tr>
-      <w:tr>
-        <w:trPr>
-          <w:cantSplit/>
-        </w:trPr>
-        <w:tc>
-          <w:tcPr>
-            <w:tcW w:type="dxa" w:w="907"/>
-            <w:shd w:val="clear" w:color="auto" w:fill="F2F0F0"/>
-          </w:tcPr>
-          <w:p>
-            <w:pPr>
-              <w:jc w:val="left"/>
-            </w:pPr>
-            <w:r/>
-            <w:r>
-              <w:rPr>
-                <w:sz w:val="21"/>
-              </w:rPr>
-              <w:t>CU-04</w:t>
-            </w:r>
-          </w:p>
-        </w:tc>
-        <w:tc>
-          <w:tcPr>
-            <w:tcW w:type="dxa" w:w="1928"/>
-            <w:shd w:val="clear" w:color="auto" w:fill="F2F0F0"/>
-          </w:tcPr>
-          <w:p>
-            <w:pPr>
-              <w:jc w:val="left"/>
-            </w:pPr>
-            <w:r/>
-            <w:r>
-              <w:rPr>
-                <w:sz w:val="21"/>
-              </w:rPr>
-              <w:t>Agendar citas</w:t>
-            </w:r>
-          </w:p>
-        </w:tc>
-        <w:tc>
-          <w:tcPr>
-            <w:tcW w:type="dxa" w:w="1871"/>
-            <w:shd w:val="clear" w:color="auto" w:fill="F2F0F0"/>
-          </w:tcPr>
-          <w:p>
-            <w:pPr>
-              <w:jc w:val="left"/>
-            </w:pPr>
-            <w:r/>
-            <w:r>
-              <w:rPr>
-                <w:sz w:val="21"/>
-              </w:rPr>
-              <w:t>Recepcionista, Admin</w:t>
-            </w:r>
-          </w:p>
-        </w:tc>
-        <w:tc>
-          <w:tcPr>
-            <w:tcW w:type="dxa" w:w="4365"/>
-            <w:shd w:val="clear" w:color="auto" w:fill="F2F0F0"/>
-          </w:tcPr>
-          <w:p>
-            <w:pPr>
-              <w:jc w:val="left"/>
-            </w:pPr>
-            <w:r/>
-            <w:r>
-              <w:rPr>
-                <w:sz w:val="21"/>
-              </w:rPr>
-              <w:t>Crear, reprogramar o cancelar citas; incluye validar el horario.</w:t>
-            </w:r>
-          </w:p>
-        </w:tc>
-      </w:tr>
-      <w:tr>
-        <w:trPr>
-          <w:cantSplit/>
-        </w:trPr>
-        <w:tc>
-          <w:tcPr>
-            <w:tcW w:type="dxa" w:w="907"/>
-          </w:tcPr>
-          <w:p>
-            <w:pPr>
-              <w:jc w:val="left"/>
-            </w:pPr>
-            <w:r/>
-            <w:r>
-              <w:rPr>
-                <w:sz w:val="21"/>
-              </w:rPr>
-              <w:t>CU-05</w:t>
-            </w:r>
-          </w:p>
-        </w:tc>
-        <w:tc>
-          <w:tcPr>
-            <w:tcW w:type="dxa" w:w="1928"/>
-          </w:tcPr>
-          <w:p>
-            <w:pPr>
-              <w:jc w:val="left"/>
-            </w:pPr>
-            <w:r/>
-            <w:r>
-              <w:rPr>
-                <w:sz w:val="21"/>
-              </w:rPr>
-              <w:t>Consultar agenda</w:t>
-            </w:r>
-          </w:p>
-        </w:tc>
-        <w:tc>
-          <w:tcPr>
-            <w:tcW w:type="dxa" w:w="1871"/>
-          </w:tcPr>
-          <w:p>
-            <w:pPr>
-              <w:jc w:val="left"/>
-            </w:pPr>
-            <w:r/>
-            <w:r>
-              <w:rPr>
-                <w:sz w:val="21"/>
-              </w:rPr>
-              <w:t>Recepcionista, Admin</w:t>
-            </w:r>
-          </w:p>
-        </w:tc>
-        <w:tc>
-          <w:tcPr>
-            <w:tcW w:type="dxa" w:w="4365"/>
-          </w:tcPr>
-          <w:p>
-            <w:pPr>
-              <w:jc w:val="left"/>
-            </w:pPr>
-            <w:r/>
-            <w:r>
-              <w:rPr>
-                <w:sz w:val="21"/>
-              </w:rPr>
-              <w:t>Ver y buscar todas las citas.</w:t>
-            </w:r>
-          </w:p>
-        </w:tc>
-      </w:tr>
-      <w:tr>
-        <w:trPr>
-          <w:cantSplit/>
-        </w:trPr>
-        <w:tc>
-          <w:tcPr>
-            <w:tcW w:type="dxa" w:w="907"/>
-            <w:shd w:val="clear" w:color="auto" w:fill="F2F0F0"/>
-          </w:tcPr>
-          <w:p>
-            <w:pPr>
-              <w:jc w:val="left"/>
-            </w:pPr>
-            <w:r/>
-            <w:r>
-              <w:rPr>
-                <w:sz w:val="21"/>
-              </w:rPr>
-              <w:t>CU-06</w:t>
-            </w:r>
-          </w:p>
-        </w:tc>
-        <w:tc>
-          <w:tcPr>
-            <w:tcW w:type="dxa" w:w="1928"/>
-            <w:shd w:val="clear" w:color="auto" w:fill="F2F0F0"/>
-          </w:tcPr>
-          <w:p>
-            <w:pPr>
-              <w:jc w:val="left"/>
-            </w:pPr>
-            <w:r/>
-            <w:r>
-              <w:rPr>
-                <w:sz w:val="21"/>
-              </w:rPr>
-              <w:t>Ver mis citas</w:t>
-            </w:r>
-          </w:p>
-        </w:tc>
-        <w:tc>
-          <w:tcPr>
-            <w:tcW w:type="dxa" w:w="1871"/>
-            <w:shd w:val="clear" w:color="auto" w:fill="F2F0F0"/>
-          </w:tcPr>
-          <w:p>
-            <w:pPr>
-              <w:jc w:val="left"/>
-            </w:pPr>
-            <w:r/>
-            <w:r>
-              <w:rPr>
-                <w:sz w:val="21"/>
-              </w:rPr>
-              <w:t>Médico</w:t>
-            </w:r>
-          </w:p>
-        </w:tc>
-        <w:tc>
-          <w:tcPr>
-            <w:tcW w:type="dxa" w:w="4365"/>
-            <w:shd w:val="clear" w:color="auto" w:fill="F2F0F0"/>
-          </w:tcPr>
-          <w:p>
-            <w:pPr>
-              <w:jc w:val="left"/>
-            </w:pPr>
-            <w:r/>
-            <w:r>
-              <w:rPr>
-                <w:sz w:val="21"/>
-              </w:rPr>
-              <w:t>El médico ve solo sus citas.</w:t>
-            </w:r>
-          </w:p>
-        </w:tc>
-      </w:tr>
-      <w:tr>
-        <w:trPr>
-          <w:cantSplit/>
-        </w:trPr>
-        <w:tc>
-          <w:tcPr>
-            <w:tcW w:type="dxa" w:w="907"/>
-          </w:tcPr>
-          <w:p>
-            <w:pPr>
-              <w:jc w:val="left"/>
-            </w:pPr>
-            <w:r/>
-            <w:r>
-              <w:rPr>
-                <w:sz w:val="21"/>
-              </w:rPr>
-              <w:t>CU-07</w:t>
-            </w:r>
-          </w:p>
-        </w:tc>
-        <w:tc>
-          <w:tcPr>
-            <w:tcW w:type="dxa" w:w="1928"/>
-          </w:tcPr>
-          <w:p>
-            <w:pPr>
-              <w:jc w:val="left"/>
-            </w:pPr>
-            <w:r/>
-            <w:r>
-              <w:rPr>
-                <w:sz w:val="21"/>
-              </w:rPr>
-              <w:t>Atender cita</w:t>
-            </w:r>
-          </w:p>
-        </w:tc>
-        <w:tc>
-          <w:tcPr>
-            <w:tcW w:type="dxa" w:w="1871"/>
-          </w:tcPr>
-          <w:p>
-            <w:pPr>
-              <w:jc w:val="left"/>
-            </w:pPr>
-            <w:r/>
-            <w:r>
-              <w:rPr>
-                <w:sz w:val="21"/>
-              </w:rPr>
-              <w:t>Médico</w:t>
-            </w:r>
-          </w:p>
-        </w:tc>
-        <w:tc>
-          <w:tcPr>
-            <w:tcW w:type="dxa" w:w="4365"/>
-          </w:tcPr>
-          <w:p>
-            <w:pPr>
-              <w:jc w:val="left"/>
-            </w:pPr>
-            <w:r/>
-            <w:r>
-              <w:rPr>
-                <w:sz w:val="21"/>
-              </w:rPr>
-              <w:t>Cambiar el estado de la cita.</w:t>
-            </w:r>
-          </w:p>
-        </w:tc>
-      </w:tr>
-      <w:tr>
-        <w:trPr>
-          <w:cantSplit/>
-        </w:trPr>
-        <w:tc>
-          <w:tcPr>
-            <w:tcW w:type="dxa" w:w="907"/>
-            <w:shd w:val="clear" w:color="auto" w:fill="F2F0F0"/>
-          </w:tcPr>
-          <w:p>
-            <w:pPr>
-              <w:jc w:val="left"/>
-            </w:pPr>
-            <w:r/>
-            <w:r>
-              <w:rPr>
-                <w:sz w:val="21"/>
-              </w:rPr>
-              <w:t>CU-08</w:t>
-            </w:r>
-          </w:p>
-        </w:tc>
-        <w:tc>
-          <w:tcPr>
-            <w:tcW w:type="dxa" w:w="1928"/>
-            <w:shd w:val="clear" w:color="auto" w:fill="F2F0F0"/>
-          </w:tcPr>
-          <w:p>
-            <w:pPr>
-              <w:jc w:val="left"/>
-            </w:pPr>
-            <w:r/>
-            <w:r>
-              <w:rPr>
-                <w:sz w:val="21"/>
-              </w:rPr>
-              <w:t>Registrar historial</w:t>
-            </w:r>
-          </w:p>
-        </w:tc>
-        <w:tc>
-          <w:tcPr>
-            <w:tcW w:type="dxa" w:w="1871"/>
-            <w:shd w:val="clear" w:color="auto" w:fill="F2F0F0"/>
-          </w:tcPr>
-          <w:p>
-            <w:pPr>
-              <w:jc w:val="left"/>
-            </w:pPr>
-            <w:r/>
-            <w:r>
-              <w:rPr>
-                <w:sz w:val="21"/>
-              </w:rPr>
-              <w:t>Médico, Admin</w:t>
-            </w:r>
-          </w:p>
-        </w:tc>
-        <w:tc>
-          <w:tcPr>
-            <w:tcW w:type="dxa" w:w="4365"/>
-            <w:shd w:val="clear" w:color="auto" w:fill="F2F0F0"/>
-          </w:tcPr>
-          <w:p>
-            <w:pPr>
-              <w:jc w:val="left"/>
-            </w:pPr>
-            <w:r/>
-            <w:r>
-              <w:rPr>
-                <w:sz w:val="21"/>
-              </w:rPr>
-              <w:t>Registrar el diagnóstico y el tratamiento.</w:t>
-            </w:r>
-          </w:p>
-        </w:tc>
-      </w:tr>
-      <w:tr>
-        <w:trPr>
-          <w:cantSplit/>
-        </w:trPr>
-        <w:tc>
-          <w:tcPr>
-            <w:tcW w:type="dxa" w:w="907"/>
-          </w:tcPr>
-          <w:p>
-            <w:pPr>
-              <w:jc w:val="left"/>
-            </w:pPr>
-            <w:r/>
-            <w:r>
-              <w:rPr>
-                <w:sz w:val="21"/>
-              </w:rPr>
-              <w:t>CU-09</w:t>
-            </w:r>
-          </w:p>
-        </w:tc>
-        <w:tc>
-          <w:tcPr>
-            <w:tcW w:type="dxa" w:w="1928"/>
-          </w:tcPr>
-          <w:p>
-            <w:pPr>
-              <w:jc w:val="left"/>
-            </w:pPr>
-            <w:r/>
-            <w:r>
-              <w:rPr>
-                <w:sz w:val="21"/>
-              </w:rPr>
-              <w:t>Consultar historial</w:t>
-            </w:r>
-          </w:p>
-        </w:tc>
-        <w:tc>
-          <w:tcPr>
-            <w:tcW w:type="dxa" w:w="1871"/>
-          </w:tcPr>
-          <w:p>
-            <w:pPr>
-              <w:jc w:val="left"/>
-            </w:pPr>
-            <w:r/>
-            <w:r>
-              <w:rPr>
-                <w:sz w:val="21"/>
-              </w:rPr>
-              <w:t>Médico, Admin</w:t>
-            </w:r>
-          </w:p>
-        </w:tc>
-        <w:tc>
-          <w:tcPr>
-            <w:tcW w:type="dxa" w:w="4365"/>
-          </w:tcPr>
-          <w:p>
-            <w:pPr>
-              <w:jc w:val="left"/>
-            </w:pPr>
-            <w:r/>
-            <w:r>
-              <w:rPr>
-                <w:sz w:val="21"/>
-              </w:rPr>
-              <w:t>Ver las consultas anteriores del paciente.</w:t>
-            </w:r>
-          </w:p>
-        </w:tc>
-      </w:tr>
-      <w:tr>
-        <w:trPr>
-          <w:cantSplit/>
-        </w:trPr>
-        <w:tc>
-          <w:tcPr>
-            <w:tcW w:type="dxa" w:w="907"/>
-            <w:shd w:val="clear" w:color="auto" w:fill="F2F0F0"/>
-          </w:tcPr>
-          <w:p>
-            <w:pPr>
-              <w:jc w:val="left"/>
-            </w:pPr>
-            <w:r/>
-            <w:r>
-              <w:rPr>
-                <w:sz w:val="21"/>
-              </w:rPr>
-              <w:t>CU-10</w:t>
-            </w:r>
-          </w:p>
-        </w:tc>
-        <w:tc>
-          <w:tcPr>
-            <w:tcW w:type="dxa" w:w="1928"/>
-            <w:shd w:val="clear" w:color="auto" w:fill="F2F0F0"/>
-          </w:tcPr>
-          <w:p>
-            <w:pPr>
-              <w:jc w:val="left"/>
-            </w:pPr>
-            <w:r/>
-            <w:r>
-              <w:rPr>
-                <w:sz w:val="21"/>
-              </w:rPr>
-              <w:t>Gestionar médicos</w:t>
-            </w:r>
-          </w:p>
-        </w:tc>
-        <w:tc>
-          <w:tcPr>
-            <w:tcW w:type="dxa" w:w="1871"/>
-            <w:shd w:val="clear" w:color="auto" w:fill="F2F0F0"/>
-          </w:tcPr>
-          <w:p>
-            <w:pPr>
-              <w:jc w:val="left"/>
-            </w:pPr>
-            <w:r/>
-            <w:r>
-              <w:rPr>
-                <w:sz w:val="21"/>
-              </w:rPr>
-              <w:t>Admin</w:t>
-            </w:r>
-          </w:p>
-        </w:tc>
-        <w:tc>
-          <w:tcPr>
-            <w:tcW w:type="dxa" w:w="4365"/>
-            <w:shd w:val="clear" w:color="auto" w:fill="F2F0F0"/>
-          </w:tcPr>
-          <w:p>
-            <w:pPr>
-              <w:jc w:val="left"/>
-            </w:pPr>
-            <w:r/>
-            <w:r>
-              <w:rPr>
-                <w:sz w:val="21"/>
-              </w:rPr>
-              <w:t>CRUD de médicos y su usuario del sistema.</w:t>
-            </w:r>
-          </w:p>
-        </w:tc>
-      </w:tr>
-      <w:tr>
-        <w:trPr>
-          <w:cantSplit/>
-        </w:trPr>
-        <w:tc>
-          <w:tcPr>
-            <w:tcW w:type="dxa" w:w="907"/>
-          </w:tcPr>
-          <w:p>
-            <w:pPr>
-              <w:jc w:val="left"/>
-            </w:pPr>
-            <w:r/>
-            <w:r>
-              <w:rPr>
-                <w:sz w:val="21"/>
-              </w:rPr>
-              <w:t>CU-11</w:t>
-            </w:r>
-          </w:p>
-        </w:tc>
-        <w:tc>
-          <w:tcPr>
-            <w:tcW w:type="dxa" w:w="1928"/>
-          </w:tcPr>
-          <w:p>
-            <w:pPr>
-              <w:jc w:val="left"/>
-            </w:pPr>
-            <w:r/>
-            <w:r>
-              <w:rPr>
-                <w:sz w:val="21"/>
-              </w:rPr>
-              <w:t>Gestionar especialidades</w:t>
-            </w:r>
-          </w:p>
-        </w:tc>
-        <w:tc>
-          <w:tcPr>
-            <w:tcW w:type="dxa" w:w="1871"/>
-          </w:tcPr>
-          <w:p>
-            <w:pPr>
-              <w:jc w:val="left"/>
-            </w:pPr>
-            <w:r/>
-            <w:r>
-              <w:rPr>
-                <w:sz w:val="21"/>
-              </w:rPr>
-              <w:t>Admin</w:t>
-            </w:r>
-          </w:p>
-        </w:tc>
-        <w:tc>
-          <w:tcPr>
-            <w:tcW w:type="dxa" w:w="4365"/>
-          </w:tcPr>
-          <w:p>
-            <w:pPr>
-              <w:jc w:val="left"/>
-            </w:pPr>
-            <w:r/>
-            <w:r>
-              <w:rPr>
-                <w:sz w:val="21"/>
-              </w:rPr>
-              <w:t>CRUD de especialidades.</w:t>
-            </w:r>
-          </w:p>
-        </w:tc>
-      </w:tr>
-      <w:tr>
-        <w:trPr>
-          <w:cantSplit/>
-        </w:trPr>
-        <w:tc>
-          <w:tcPr>
-            <w:tcW w:type="dxa" w:w="907"/>
-            <w:shd w:val="clear" w:color="auto" w:fill="F2F0F0"/>
-          </w:tcPr>
-          <w:p>
-            <w:pPr>
-              <w:jc w:val="left"/>
-            </w:pPr>
-            <w:r/>
-            <w:r>
-              <w:rPr>
-                <w:sz w:val="21"/>
-              </w:rPr>
-              <w:t>CU-12</w:t>
-            </w:r>
-          </w:p>
-        </w:tc>
-        <w:tc>
-          <w:tcPr>
-            <w:tcW w:type="dxa" w:w="1928"/>
-            <w:shd w:val="clear" w:color="auto" w:fill="F2F0F0"/>
-          </w:tcPr>
-          <w:p>
-            <w:pPr>
-              <w:jc w:val="left"/>
-            </w:pPr>
-            <w:r/>
-            <w:r>
-              <w:rPr>
-                <w:sz w:val="21"/>
-              </w:rPr>
-              <w:t>Gestionar usuarios</w:t>
-            </w:r>
-          </w:p>
-        </w:tc>
-        <w:tc>
-          <w:tcPr>
-            <w:tcW w:type="dxa" w:w="1871"/>
-            <w:shd w:val="clear" w:color="auto" w:fill="F2F0F0"/>
-          </w:tcPr>
-          <w:p>
-            <w:pPr>
-              <w:jc w:val="left"/>
-            </w:pPr>
-            <w:r/>
-            <w:r>
-              <w:rPr>
-                <w:sz w:val="21"/>
-              </w:rPr>
-              <w:t>Admin</w:t>
-            </w:r>
-          </w:p>
-        </w:tc>
-        <w:tc>
-          <w:tcPr>
-            <w:tcW w:type="dxa" w:w="4365"/>
-            <w:shd w:val="clear" w:color="auto" w:fill="F2F0F0"/>
-          </w:tcPr>
-          <w:p>
-            <w:pPr>
-              <w:jc w:val="left"/>
-            </w:pPr>
-            <w:r/>
-            <w:r>
-              <w:rPr>
-                <w:sz w:val="21"/>
-              </w:rPr>
-              <w:t>CRUD de usuarios y asignación de rol.</w:t>
-            </w:r>
-          </w:p>
-        </w:tc>
-      </w:tr>
-      <w:tr>
-        <w:trPr>
-          <w:cantSplit/>
-        </w:trPr>
-        <w:tc>
-          <w:tcPr>
-            <w:tcW w:type="dxa" w:w="907"/>
-          </w:tcPr>
-          <w:p>
-            <w:pPr>
-              <w:jc w:val="left"/>
-            </w:pPr>
-            <w:r/>
-            <w:r>
-              <w:rPr>
-                <w:sz w:val="21"/>
-              </w:rPr>
-              <w:t>CU-13</w:t>
-            </w:r>
-          </w:p>
-        </w:tc>
-        <w:tc>
-          <w:tcPr>
-            <w:tcW w:type="dxa" w:w="1928"/>
-          </w:tcPr>
-          <w:p>
-            <w:pPr>
-              <w:jc w:val="left"/>
-            </w:pPr>
-            <w:r/>
-            <w:r>
-              <w:rPr>
-                <w:sz w:val="21"/>
-              </w:rPr>
-              <w:t>Gestionar permisos</w:t>
-            </w:r>
-          </w:p>
-        </w:tc>
-        <w:tc>
-          <w:tcPr>
-            <w:tcW w:type="dxa" w:w="1871"/>
-          </w:tcPr>
-          <w:p>
-            <w:pPr>
-              <w:jc w:val="left"/>
-            </w:pPr>
-            <w:r/>
-            <w:r>
-              <w:rPr>
-                <w:sz w:val="21"/>
-              </w:rPr>
-              <w:t>Admin</w:t>
-            </w:r>
-          </w:p>
-        </w:tc>
-        <w:tc>
-          <w:tcPr>
-            <w:tcW w:type="dxa" w:w="4365"/>
-          </w:tcPr>
-          <w:p>
-            <w:pPr>
-              <w:jc w:val="left"/>
-            </w:pPr>
-            <w:r/>
-            <w:r>
-              <w:rPr>
-                <w:sz w:val="21"/>
-              </w:rPr>
-              <w:t>Marcar las pantallas de cada rol.</w:t>
-            </w:r>
-          </w:p>
-        </w:tc>
-      </w:tr>
-      <w:tr>
-        <w:trPr>
-          <w:cantSplit/>
-        </w:trPr>
-        <w:tc>
-          <w:tcPr>
-            <w:tcW w:type="dxa" w:w="907"/>
-            <w:shd w:val="clear" w:color="auto" w:fill="F2F0F0"/>
-          </w:tcPr>
-          <w:p>
-            <w:pPr>
-              <w:jc w:val="left"/>
-            </w:pPr>
-            <w:r/>
-            <w:r>
-              <w:rPr>
-                <w:sz w:val="21"/>
-              </w:rPr>
-              <w:t>CU-14</w:t>
-            </w:r>
-          </w:p>
-        </w:tc>
-        <w:tc>
-          <w:tcPr>
-            <w:tcW w:type="dxa" w:w="1928"/>
-            <w:shd w:val="clear" w:color="auto" w:fill="F2F0F0"/>
-          </w:tcPr>
-          <w:p>
-            <w:pPr>
-              <w:jc w:val="left"/>
-            </w:pPr>
-            <w:r/>
-            <w:r>
-              <w:rPr>
-                <w:sz w:val="21"/>
-              </w:rPr>
-              <w:t>Consultar bitácora</w:t>
-            </w:r>
-          </w:p>
-        </w:tc>
-        <w:tc>
-          <w:tcPr>
-            <w:tcW w:type="dxa" w:w="1871"/>
-            <w:shd w:val="clear" w:color="auto" w:fill="F2F0F0"/>
-          </w:tcPr>
-          <w:p>
-            <w:pPr>
-              <w:jc w:val="left"/>
-            </w:pPr>
-            <w:r/>
-            <w:r>
-              <w:rPr>
-                <w:sz w:val="21"/>
-              </w:rPr>
-              <w:t>Admin</w:t>
-            </w:r>
-          </w:p>
-        </w:tc>
-        <w:tc>
-          <w:tcPr>
-            <w:tcW w:type="dxa" w:w="4365"/>
-            <w:shd w:val="clear" w:color="auto" w:fill="F2F0F0"/>
-          </w:tcPr>
-          <w:p>
-            <w:pPr>
-              <w:jc w:val="left"/>
-            </w:pPr>
-            <w:r/>
-            <w:r>
-              <w:rPr>
-                <w:sz w:val="21"/>
-              </w:rPr>
-              <w:t>Ver el registro de actividades.</w:t>
-            </w:r>
-          </w:p>
-        </w:tc>
-      </w:tr>
-    </w:tbl>
-    <w:p/>
     <w:p>
       <w:r>
         <w:br w:type="page"/>

--- a/ClinicaMiniPtc/Documentacion/Documentacion_ClinicaMiniPtc.docx
+++ b/ClinicaMiniPtc/Documentacion/Documentacion_ClinicaMiniPtc.docx
@@ -2,33 +2,69 @@
 <file path=word/document.xml><?xml version="1.0" encoding="utf-8"?>
 <w:document xmlns:wpc="http://schemas.microsoft.com/office/word/2010/wordprocessingCanvas" xmlns:mo="http://schemas.microsoft.com/office/mac/office/2008/main" xmlns:mc="http://schemas.openxmlformats.org/markup-compatibility/2006" xmlns:mv="urn:schemas-microsoft-com:mac:vml" xmlns:o="urn:schemas-microsoft-com:office:office" xmlns:r="http://schemas.openxmlformats.org/officeDocument/2006/relationships" xmlns:m="http://schemas.openxmlformats.org/officeDocument/2006/math" xmlns:v="urn:schemas-microsoft-com:vml" xmlns:wp14="http://schemas.microsoft.com/office/word/2010/wordprocessingDrawing" xmlns:wp="http://schemas.openxmlformats.org/drawingml/2006/wordprocessingDrawing" xmlns:w10="urn:schemas-microsoft-com:office:word" xmlns:w="http://schemas.openxmlformats.org/wordprocessingml/2006/main" xmlns:w14="http://schemas.microsoft.com/office/word/2010/wordml" xmlns:wpg="http://schemas.microsoft.com/office/word/2010/wordprocessingGroup" xmlns:wpi="http://schemas.microsoft.com/office/word/2010/wordprocessingInk" xmlns:wne="http://schemas.microsoft.com/office/word/2006/wordml" xmlns:wps="http://schemas.microsoft.com/office/word/2010/wordprocessingShape" mc:Ignorable="w14 wp14">
   <w:body>
-    <w:p/>
-    <w:p/>
+    <w:tbl>
+      <w:tblPr>
+        <w:tblW w:type="auto" w:w="0"/>
+        <w:jc w:val="center"/>
+        <w:tblLook w:firstColumn="1" w:firstRow="1" w:lastColumn="0" w:lastRow="0" w:noHBand="0" w:noVBand="1" w:val="04A0"/>
+        <w:tblLayout w:type="fixed"/>
+        <w:tblCellMar>
+          <w:top w:w="260" w:type="dxa"/>
+          <w:bottom w:w="260" w:type="dxa"/>
+          <w:left w:w="200" w:type="dxa"/>
+          <w:right w:w="200" w:type="dxa"/>
+        </w:tblCellMar>
+      </w:tblPr>
+      <w:tblGrid>
+        <w:gridCol w:w="9406"/>
+      </w:tblGrid>
+      <w:tr>
+        <w:tc>
+          <w:tcPr>
+            <w:tcW w:type="dxa" w:w="9405"/>
+            <w:shd w:val="clear" w:color="auto" w:fill="1F4E79"/>
+            <w:tcBorders>
+              <w:top w:val="nil"/>
+              <w:left w:val="nil"/>
+              <w:bottom w:val="nil"/>
+              <w:right w:val="nil"/>
+            </w:tcBorders>
+          </w:tcPr>
+          <w:p>
+            <w:pPr>
+              <w:spacing w:after="40"/>
+              <w:jc w:val="center"/>
+            </w:pPr>
+            <w:r>
+              <w:rPr>
+                <w:b/>
+                <w:color w:val="FFFFFF"/>
+                <w:sz w:val="36"/>
+              </w:rPr>
+              <w:t>INSTITUTO TÉCNICO RICALDONE</w:t>
+            </w:r>
+          </w:p>
+          <w:p>
+            <w:pPr>
+              <w:spacing w:after="0"/>
+              <w:jc w:val="center"/>
+            </w:pPr>
+            <w:r>
+              <w:rPr>
+                <w:color w:val="DEEBF7"/>
+                <w:sz w:val="24"/>
+              </w:rPr>
+              <w:t>Especialidad de Desarrollo de Software</w:t>
+            </w:r>
+          </w:p>
+        </w:tc>
+      </w:tr>
+    </w:tbl>
     <w:p>
       <w:pPr>
-        <w:jc w:val="center"/>
+        <w:spacing w:after="600"/>
+        <w:jc w:val="both"/>
       </w:pPr>
-      <w:r>
-        <w:rPr>
-          <w:b/>
-          <w:i w:val="0"/>
-          <w:sz w:val="40"/>
-        </w:rPr>
-        <w:t>INSTITUTO TÉCNICO RICALDONE</w:t>
-      </w:r>
-    </w:p>
-    <w:p>
-      <w:pPr>
-        <w:jc w:val="center"/>
-      </w:pPr>
-      <w:r>
-        <w:rPr>
-          <w:b w:val="0"/>
-          <w:i w:val="0"/>
-          <w:sz w:val="26"/>
-        </w:rPr>
-        <w:t>Especialidad de Desarrollo de Software</w:t>
-      </w:r>
     </w:p>
     <w:p>
       <w:pPr>
@@ -37,7 +73,7 @@
       <w:r>
         <w:drawing>
           <wp:inline xmlns:a="http://schemas.openxmlformats.org/drawingml/2006/main" xmlns:pic="http://schemas.openxmlformats.org/drawingml/2006/picture">
-            <wp:extent cx="1872000" cy="1685747"/>
+            <wp:extent cx="1655999" cy="1491237"/>
             <wp:docPr id="1" name="Picture 1"/>
             <wp:cNvGraphicFramePr>
               <a:graphicFrameLocks noChangeAspect="1"/>
@@ -58,7 +94,7 @@
                   <pic:spPr>
                     <a:xfrm>
                       <a:off x="0" y="0"/>
-                      <a:ext cx="1872000" cy="1685747"/>
+                      <a:ext cx="1655999" cy="1491237"/>
                     </a:xfrm>
                     <a:prstGeom prst="rect"/>
                   </pic:spPr>
@@ -71,141 +107,378 @@
     </w:p>
     <w:p>
       <w:pPr>
+        <w:spacing w:after="520"/>
+        <w:jc w:val="both"/>
+      </w:pPr>
+    </w:p>
+    <w:p>
+      <w:pPr>
+        <w:spacing w:after="80"/>
         <w:jc w:val="center"/>
       </w:pPr>
       <w:r>
         <w:rPr>
           <w:b/>
           <w:i w:val="0"/>
-          <w:color w:val="9B1C1F"/>
-          <w:sz w:val="48"/>
+          <w:color w:val="2E75B6"/>
+          <w:sz w:val="22"/>
         </w:rPr>
-        <w:t>DOCUMENTACIÓN DEL PROYECTO</w:t>
+        <w:t>D O C U M E N T A C I Ó N   D E L   P R O Y E C T O</w:t>
       </w:r>
     </w:p>
     <w:p>
       <w:pPr>
+        <w:spacing w:after="40"/>
+        <w:jc w:val="center"/>
+      </w:pPr>
+      <w:r>
+        <w:rPr>
+          <w:b/>
+          <w:i w:val="0"/>
+          <w:color w:val="1F4E79"/>
+          <w:sz w:val="76"/>
+        </w:rPr>
+        <w:t>Clínica MiniPtc</w:t>
+      </w:r>
+    </w:p>
+    <w:p>
+      <w:pPr>
+        <w:spacing w:after="80"/>
         <w:jc w:val="center"/>
       </w:pPr>
       <w:r>
         <w:rPr>
           <w:b w:val="0"/>
           <w:i w:val="0"/>
+          <w:color w:val="595959"/>
           <w:sz w:val="30"/>
         </w:rPr>
-        <w:t>Clínica MiniPtc — Sistema de Gestión de Clínica Médica</w:t>
+        <w:t>Sistema de Gestión de Clínica Médica</w:t>
       </w:r>
     </w:p>
     <w:p>
       <w:pPr>
+        <w:spacing w:after="800"/>
         <w:jc w:val="center"/>
       </w:pPr>
       <w:r>
         <w:rPr>
-          <w:b w:val="0"/>
-          <w:i w:val="0"/>
-          <w:sz w:val="23"/>
+          <w:color w:val="2E75B6"/>
+          <w:sz w:val="28"/>
         </w:rPr>
-        <w:t>BTVDS 1.3 — Diseño de aplicaciones multimedia</w:t>
+        <w:t>━━━━━━━━</w:t>
       </w:r>
     </w:p>
+    <w:tbl>
+      <w:tblPr>
+        <w:tblW w:type="auto" w:w="0"/>
+        <w:jc w:val="center"/>
+        <w:tblLook w:firstColumn="1" w:firstRow="1" w:lastColumn="0" w:lastRow="0" w:noHBand="0" w:noVBand="1" w:val="04A0"/>
+        <w:tblLayout w:type="fixed"/>
+        <w:tblCellMar>
+          <w:top w:w="70" w:type="dxa"/>
+          <w:bottom w:w="70" w:type="dxa"/>
+          <w:left w:w="140" w:type="dxa"/>
+          <w:right w:w="140" w:type="dxa"/>
+        </w:tblCellMar>
+      </w:tblPr>
+      <w:tblGrid>
+        <w:gridCol w:w="2381"/>
+        <w:gridCol w:w="6010"/>
+      </w:tblGrid>
+      <w:tr>
+        <w:tc>
+          <w:tcPr>
+            <w:tcW w:type="dxa" w:w="2381"/>
+            <w:shd w:val="clear" w:color="auto" w:fill="EAF1FB"/>
+            <w:tcBorders>
+              <w:top w:val="nil"/>
+              <w:left w:val="nil"/>
+              <w:bottom w:val="single" w:sz="8" w:color="FFFFFF"/>
+              <w:right w:val="nil"/>
+            </w:tcBorders>
+            <w:vAlign w:val="center"/>
+          </w:tcPr>
+          <w:p>
+            <w:pPr>
+              <w:spacing w:after="0"/>
+            </w:pPr>
+            <w:r>
+              <w:rPr>
+                <w:b/>
+                <w:color w:val="1F4E79"/>
+                <w:sz w:val="21"/>
+              </w:rPr>
+              <w:t>Módulo</w:t>
+            </w:r>
+          </w:p>
+        </w:tc>
+        <w:tc>
+          <w:tcPr>
+            <w:tcW w:type="dxa" w:w="6009"/>
+            <w:tcBorders>
+              <w:top w:val="nil"/>
+              <w:left w:val="nil"/>
+              <w:bottom w:val="single" w:sz="4" w:color="D9E2F3"/>
+              <w:right w:val="nil"/>
+            </w:tcBorders>
+            <w:vAlign w:val="center"/>
+          </w:tcPr>
+          <w:p>
+            <w:pPr>
+              <w:spacing w:after="0"/>
+            </w:pPr>
+            <w:r>
+              <w:rPr>
+                <w:sz w:val="21"/>
+              </w:rPr>
+              <w:t>BTVDS 1.3 — Diseño de aplicaciones multimedia</w:t>
+            </w:r>
+          </w:p>
+        </w:tc>
+      </w:tr>
+      <w:tr>
+        <w:tc>
+          <w:tcPr>
+            <w:tcW w:type="dxa" w:w="2381"/>
+            <w:shd w:val="clear" w:color="auto" w:fill="EAF1FB"/>
+            <w:tcBorders>
+              <w:top w:val="nil"/>
+              <w:left w:val="nil"/>
+              <w:bottom w:val="single" w:sz="8" w:color="FFFFFF"/>
+              <w:right w:val="nil"/>
+            </w:tcBorders>
+            <w:vAlign w:val="center"/>
+          </w:tcPr>
+          <w:p>
+            <w:pPr>
+              <w:spacing w:after="0"/>
+            </w:pPr>
+            <w:r>
+              <w:rPr>
+                <w:b/>
+                <w:color w:val="1F4E79"/>
+                <w:sz w:val="21"/>
+              </w:rPr>
+              <w:t>Docente</w:t>
+            </w:r>
+          </w:p>
+        </w:tc>
+        <w:tc>
+          <w:tcPr>
+            <w:tcW w:type="dxa" w:w="6009"/>
+            <w:tcBorders>
+              <w:top w:val="nil"/>
+              <w:left w:val="nil"/>
+              <w:bottom w:val="single" w:sz="4" w:color="D9E2F3"/>
+              <w:right w:val="nil"/>
+            </w:tcBorders>
+            <w:vAlign w:val="center"/>
+          </w:tcPr>
+          <w:p>
+            <w:pPr>
+              <w:spacing w:after="0"/>
+            </w:pPr>
+            <w:r>
+              <w:rPr>
+                <w:sz w:val="21"/>
+              </w:rPr>
+              <w:t>Emerson González</w:t>
+            </w:r>
+          </w:p>
+        </w:tc>
+      </w:tr>
+      <w:tr>
+        <w:tc>
+          <w:tcPr>
+            <w:tcW w:type="dxa" w:w="2381"/>
+            <w:shd w:val="clear" w:color="auto" w:fill="EAF1FB"/>
+            <w:tcBorders>
+              <w:top w:val="nil"/>
+              <w:left w:val="nil"/>
+              <w:bottom w:val="single" w:sz="8" w:color="FFFFFF"/>
+              <w:right w:val="nil"/>
+            </w:tcBorders>
+            <w:vAlign w:val="center"/>
+          </w:tcPr>
+          <w:p>
+            <w:pPr>
+              <w:spacing w:after="0"/>
+            </w:pPr>
+            <w:r>
+              <w:rPr>
+                <w:b/>
+                <w:color w:val="1F4E79"/>
+                <w:sz w:val="21"/>
+              </w:rPr>
+              <w:t>Integrantes</w:t>
+            </w:r>
+          </w:p>
+        </w:tc>
+        <w:tc>
+          <w:tcPr>
+            <w:tcW w:type="dxa" w:w="6009"/>
+            <w:tcBorders>
+              <w:top w:val="nil"/>
+              <w:left w:val="nil"/>
+              <w:bottom w:val="single" w:sz="4" w:color="D9E2F3"/>
+              <w:right w:val="nil"/>
+            </w:tcBorders>
+            <w:vAlign w:val="center"/>
+          </w:tcPr>
+          <w:p>
+            <w:pPr>
+              <w:spacing w:after="0"/>
+            </w:pPr>
+            <w:r>
+              <w:rPr>
+                <w:sz w:val="21"/>
+              </w:rPr>
+              <w:t>Ricardo Edenilson Sorto Estrada — 20240106</w:t>
+            </w:r>
+          </w:p>
+          <w:p>
+            <w:pPr>
+              <w:spacing w:after="0"/>
+            </w:pPr>
+            <w:r>
+              <w:rPr>
+                <w:sz w:val="21"/>
+              </w:rPr>
+              <w:t>Saúl Mauricio Menéndez Torres — 20250362</w:t>
+            </w:r>
+          </w:p>
+          <w:p>
+            <w:pPr>
+              <w:spacing w:after="0"/>
+            </w:pPr>
+            <w:r>
+              <w:rPr>
+                <w:sz w:val="21"/>
+              </w:rPr>
+              <w:t>Mateo Alejandro Ortiz Soto — 20240687</w:t>
+            </w:r>
+          </w:p>
+        </w:tc>
+      </w:tr>
+      <w:tr>
+        <w:tc>
+          <w:tcPr>
+            <w:tcW w:type="dxa" w:w="2381"/>
+            <w:shd w:val="clear" w:color="auto" w:fill="EAF1FB"/>
+            <w:tcBorders>
+              <w:top w:val="nil"/>
+              <w:left w:val="nil"/>
+              <w:bottom w:val="single" w:sz="8" w:color="FFFFFF"/>
+              <w:right w:val="nil"/>
+            </w:tcBorders>
+            <w:vAlign w:val="center"/>
+          </w:tcPr>
+          <w:p>
+            <w:pPr>
+              <w:spacing w:after="0"/>
+            </w:pPr>
+            <w:r>
+              <w:rPr>
+                <w:b/>
+                <w:color w:val="1F4E79"/>
+                <w:sz w:val="21"/>
+              </w:rPr>
+              <w:t>Sección</w:t>
+            </w:r>
+          </w:p>
+        </w:tc>
+        <w:tc>
+          <w:tcPr>
+            <w:tcW w:type="dxa" w:w="6009"/>
+            <w:tcBorders>
+              <w:top w:val="nil"/>
+              <w:left w:val="nil"/>
+              <w:bottom w:val="single" w:sz="4" w:color="D9E2F3"/>
+              <w:right w:val="nil"/>
+            </w:tcBorders>
+            <w:vAlign w:val="center"/>
+          </w:tcPr>
+          <w:p>
+            <w:pPr>
+              <w:spacing w:after="0"/>
+            </w:pPr>
+            <w:r>
+              <w:rPr>
+                <w:sz w:val="21"/>
+              </w:rPr>
+              <w:t>__________</w:t>
+            </w:r>
+          </w:p>
+        </w:tc>
+      </w:tr>
+      <w:tr>
+        <w:tc>
+          <w:tcPr>
+            <w:tcW w:type="dxa" w:w="2381"/>
+            <w:shd w:val="clear" w:color="auto" w:fill="EAF1FB"/>
+            <w:tcBorders>
+              <w:top w:val="nil"/>
+              <w:left w:val="nil"/>
+              <w:bottom w:val="single" w:sz="8" w:color="FFFFFF"/>
+              <w:right w:val="nil"/>
+            </w:tcBorders>
+            <w:vAlign w:val="center"/>
+          </w:tcPr>
+          <w:p>
+            <w:pPr>
+              <w:spacing w:after="0"/>
+            </w:pPr>
+            <w:r>
+              <w:rPr>
+                <w:b/>
+                <w:color w:val="1F4E79"/>
+                <w:sz w:val="21"/>
+              </w:rPr>
+              <w:t>Fecha de entrega</w:t>
+            </w:r>
+          </w:p>
+        </w:tc>
+        <w:tc>
+          <w:tcPr>
+            <w:tcW w:type="dxa" w:w="6009"/>
+            <w:tcBorders>
+              <w:top w:val="nil"/>
+              <w:left w:val="nil"/>
+              <w:bottom w:val="single" w:sz="4" w:color="D9E2F3"/>
+              <w:right w:val="nil"/>
+            </w:tcBorders>
+            <w:vAlign w:val="center"/>
+          </w:tcPr>
+          <w:p>
+            <w:pPr>
+              <w:spacing w:after="0"/>
+            </w:pPr>
+            <w:r>
+              <w:rPr>
+                <w:sz w:val="21"/>
+              </w:rPr>
+              <w:t>____ de octubre de 2026</w:t>
+            </w:r>
+          </w:p>
+        </w:tc>
+      </w:tr>
+    </w:tbl>
     <w:p>
       <w:pPr>
-        <w:jc w:val="center"/>
-      </w:pPr>
-      <w:r>
-        <w:rPr>
-          <w:b w:val="0"/>
-          <w:i w:val="0"/>
-          <w:sz w:val="23"/>
-        </w:rPr>
-        <w:t>Docente: Emerson González</w:t>
-      </w:r>
-    </w:p>
-    <w:p/>
-    <w:p>
-      <w:pPr>
-        <w:jc w:val="center"/>
+        <w:pageBreakBefore/>
+        <w:pBdr>
+          <w:bottom w:val="single" w:sz="12" w:space="8" w:color="2E75B6"/>
+        </w:pBdr>
+        <w:spacing w:after="320"/>
       </w:pPr>
       <w:r>
         <w:rPr>
           <w:b/>
-          <w:i w:val="0"/>
-          <w:sz w:val="26"/>
+          <w:color w:val="1F4E79"/>
+          <w:sz w:val="44"/>
         </w:rPr>
-        <w:t>Integrantes</w:t>
-      </w:r>
-    </w:p>
-    <w:p>
-      <w:pPr>
-        <w:jc w:val="center"/>
-      </w:pPr>
-      <w:r>
-        <w:rPr>
-          <w:b w:val="0"/>
-          <w:i w:val="0"/>
-          <w:sz w:val="23"/>
-        </w:rPr>
-        <w:t>Ricardo Edenilson Sorto Estrada — 20240106</w:t>
-      </w:r>
-    </w:p>
-    <w:p>
-      <w:pPr>
-        <w:jc w:val="center"/>
-      </w:pPr>
-      <w:r>
-        <w:rPr>
-          <w:b w:val="0"/>
-          <w:i w:val="0"/>
-          <w:sz w:val="23"/>
-        </w:rPr>
-        <w:t>Saúl Mauricio Menéndez Torres — 20250362</w:t>
-      </w:r>
-    </w:p>
-    <w:p>
-      <w:pPr>
-        <w:jc w:val="center"/>
-      </w:pPr>
-      <w:r>
-        <w:rPr>
-          <w:b w:val="0"/>
-          <w:i w:val="0"/>
-          <w:sz w:val="23"/>
-        </w:rPr>
-        <w:t>Mateo Alejandro Ortiz Soto — 20240687</w:t>
-      </w:r>
-    </w:p>
-    <w:p/>
-    <w:p>
-      <w:pPr>
-        <w:jc w:val="center"/>
-      </w:pPr>
-      <w:r>
-        <w:rPr>
-          <w:b w:val="0"/>
-          <w:i w:val="0"/>
-          <w:sz w:val="22"/>
-        </w:rPr>
-        <w:t>Sección: ______          Fecha de entrega: ____ de octubre de 2026</w:t>
-      </w:r>
-    </w:p>
-    <w:p>
-      <w:r>
-        <w:br w:type="page"/>
-      </w:r>
-    </w:p>
-    <w:p>
-      <w:pPr>
-        <w:jc w:val="center"/>
-      </w:pPr>
-      <w:r>
-        <w:rPr>
-          <w:b/>
-          <w:i w:val="0"/>
-          <w:color w:val="9B1C1F"/>
-          <w:sz w:val="36"/>
-        </w:rPr>
-        <w:t>Tabla de contenido</w:t>
+        <w:t>Índice</w:t>
       </w:r>
     </w:p>
     <w:p>
@@ -218,19 +491,22 @@
       </w:r>
     </w:p>
     <w:p>
-      <w:r>
-        <w:br w:type="page"/>
-      </w:r>
-    </w:p>
-    <w:p>
       <w:pPr>
         <w:pStyle w:val="Heading1"/>
+        <w:pageBreakBefore/>
         <w:pBdr>
-          <w:bottom w:val="single" w:sz="8" w:space="4" w:color="9B1C1F"/>
+          <w:bottom w:val="single" w:sz="12" w:space="8" w:color="2E75B6"/>
         </w:pBdr>
+        <w:spacing w:after="320"/>
       </w:pPr>
       <w:r>
-        <w:t>1. Introducción</w:t>
+        <w:rPr>
+          <w:color w:val="2E75B6"/>
+        </w:rPr>
+        <w:t xml:space="preserve">1.  </w:t>
+      </w:r>
+      <w:r>
+        <w:t>Introducción</w:t>
       </w:r>
     </w:p>
     <w:p>
@@ -282,19 +558,22 @@
       </w:r>
     </w:p>
     <w:p>
-      <w:r>
-        <w:br w:type="page"/>
-      </w:r>
-    </w:p>
-    <w:p>
       <w:pPr>
         <w:pStyle w:val="Heading1"/>
+        <w:pageBreakBefore/>
         <w:pBdr>
-          <w:bottom w:val="single" w:sz="8" w:space="4" w:color="9B1C1F"/>
+          <w:bottom w:val="single" w:sz="12" w:space="8" w:color="2E75B6"/>
         </w:pBdr>
+        <w:spacing w:after="320"/>
       </w:pPr>
       <w:r>
-        <w:t>2. Diagramas de casos de uso</w:t>
+        <w:rPr>
+          <w:color w:val="2E75B6"/>
+        </w:rPr>
+        <w:t xml:space="preserve">2.  </w:t>
+      </w:r>
+      <w:r>
+        <w:t>Diagramas de casos de uso</w:t>
       </w:r>
     </w:p>
     <w:p>
@@ -307,12 +586,14 @@
     </w:p>
     <w:p>
       <w:pPr>
+        <w:keepNext/>
+        <w:spacing w:after="80"/>
         <w:jc w:val="center"/>
       </w:pPr>
       <w:r>
         <w:drawing>
           <wp:inline xmlns:a="http://schemas.openxmlformats.org/drawingml/2006/main" xmlns:pic="http://schemas.openxmlformats.org/drawingml/2006/picture">
-            <wp:extent cx="4860000" cy="2938316"/>
+            <wp:extent cx="5040000" cy="3098572"/>
             <wp:docPr id="2" name="Picture 2"/>
             <wp:cNvGraphicFramePr>
               <a:graphicFrameLocks noChangeAspect="1"/>
@@ -333,7 +614,7 @@
                   <pic:spPr>
                     <a:xfrm>
                       <a:off x="0" y="0"/>
-                      <a:ext cx="4860000" cy="2938316"/>
+                      <a:ext cx="5040000" cy="3098572"/>
                     </a:xfrm>
                     <a:prstGeom prst="rect"/>
                   </pic:spPr>
@@ -346,15 +627,24 @@
     </w:p>
     <w:p>
       <w:pPr>
+        <w:spacing w:after="280"/>
         <w:jc w:val="center"/>
       </w:pPr>
       <w:r>
         <w:rPr>
-          <w:b w:val="0"/>
+          <w:b/>
+          <w:color w:val="1F4E79"/>
+          <w:sz w:val="19"/>
+        </w:rPr>
+        <w:t xml:space="preserve">Figura 1. </w:t>
+      </w:r>
+      <w:r>
+        <w:rPr>
           <w:i/>
-          <w:sz w:val="20"/>
+          <w:color w:val="595959"/>
+          <w:sz w:val="19"/>
         </w:rPr>
-        <w:t>Figura 1. Casos de uso — Recepcionista.</w:t>
+        <w:t>Casos de uso del rol Recepcionista.</w:t>
       </w:r>
     </w:p>
     <w:p>
@@ -367,12 +657,14 @@
     </w:p>
     <w:p>
       <w:pPr>
+        <w:keepNext/>
+        <w:spacing w:after="80"/>
         <w:jc w:val="center"/>
       </w:pPr>
       <w:r>
         <w:drawing>
           <wp:inline xmlns:a="http://schemas.openxmlformats.org/drawingml/2006/main" xmlns:pic="http://schemas.openxmlformats.org/drawingml/2006/picture">
-            <wp:extent cx="4860000" cy="3471429"/>
+            <wp:extent cx="4680000" cy="3301072"/>
             <wp:docPr id="3" name="Picture 3"/>
             <wp:cNvGraphicFramePr>
               <a:graphicFrameLocks noChangeAspect="1"/>
@@ -393,7 +685,7 @@
                   <pic:spPr>
                     <a:xfrm>
                       <a:off x="0" y="0"/>
-                      <a:ext cx="4860000" cy="3471429"/>
+                      <a:ext cx="4680000" cy="3301072"/>
                     </a:xfrm>
                     <a:prstGeom prst="rect"/>
                   </pic:spPr>
@@ -406,15 +698,24 @@
     </w:p>
     <w:p>
       <w:pPr>
+        <w:spacing w:after="280"/>
         <w:jc w:val="center"/>
       </w:pPr>
       <w:r>
         <w:rPr>
-          <w:b w:val="0"/>
+          <w:b/>
+          <w:color w:val="1F4E79"/>
+          <w:sz w:val="19"/>
+        </w:rPr>
+        <w:t xml:space="preserve">Figura 2. </w:t>
+      </w:r>
+      <w:r>
+        <w:rPr>
           <w:i/>
-          <w:sz w:val="20"/>
+          <w:color w:val="595959"/>
+          <w:sz w:val="19"/>
         </w:rPr>
-        <w:t>Figura 2. Casos de uso — Médico.</w:t>
+        <w:t>Casos de uso del rol Médico.</w:t>
       </w:r>
     </w:p>
     <w:p>
@@ -427,12 +728,14 @@
     </w:p>
     <w:p>
       <w:pPr>
+        <w:keepNext/>
+        <w:spacing w:after="80"/>
         <w:jc w:val="center"/>
       </w:pPr>
       <w:r>
         <w:drawing>
           <wp:inline xmlns:a="http://schemas.openxmlformats.org/drawingml/2006/main" xmlns:pic="http://schemas.openxmlformats.org/drawingml/2006/picture">
-            <wp:extent cx="4860000" cy="5890320"/>
+            <wp:extent cx="4500000" cy="5604950"/>
             <wp:docPr id="4" name="Picture 4"/>
             <wp:cNvGraphicFramePr>
               <a:graphicFrameLocks noChangeAspect="1"/>
@@ -453,7 +756,7 @@
                   <pic:spPr>
                     <a:xfrm>
                       <a:off x="0" y="0"/>
-                      <a:ext cx="4860000" cy="5890320"/>
+                      <a:ext cx="4500000" cy="5604950"/>
                     </a:xfrm>
                     <a:prstGeom prst="rect"/>
                   </pic:spPr>
@@ -466,31 +769,43 @@
     </w:p>
     <w:p>
       <w:pPr>
+        <w:spacing w:after="280"/>
         <w:jc w:val="center"/>
       </w:pPr>
       <w:r>
         <w:rPr>
-          <w:b w:val="0"/>
+          <w:b/>
+          <w:color w:val="1F4E79"/>
+          <w:sz w:val="19"/>
+        </w:rPr>
+        <w:t xml:space="preserve">Figura 3. </w:t>
+      </w:r>
+      <w:r>
+        <w:rPr>
           <w:i/>
-          <w:sz w:val="20"/>
+          <w:color w:val="595959"/>
+          <w:sz w:val="19"/>
         </w:rPr>
-        <w:t>Figura 3. Casos de uso — Administrador.</w:t>
-      </w:r>
-    </w:p>
-    <w:p>
-      <w:r>
-        <w:br w:type="page"/>
+        <w:t>Casos de uso del rol Administrador.</w:t>
       </w:r>
     </w:p>
     <w:p>
       <w:pPr>
         <w:pStyle w:val="Heading1"/>
+        <w:pageBreakBefore/>
         <w:pBdr>
-          <w:bottom w:val="single" w:sz="8" w:space="4" w:color="9B1C1F"/>
+          <w:bottom w:val="single" w:sz="12" w:space="8" w:color="2E75B6"/>
         </w:pBdr>
+        <w:spacing w:after="320"/>
       </w:pPr>
       <w:r>
-        <w:t>3. Diagrama Entidad-Relación</w:t>
+        <w:rPr>
+          <w:color w:val="2E75B6"/>
+        </w:rPr>
+        <w:t xml:space="preserve">3.  </w:t>
+      </w:r>
+      <w:r>
+        <w:t>Diagrama Entidad-Relación</w:t>
       </w:r>
     </w:p>
     <w:p>
@@ -507,12 +822,14 @@
     </w:p>
     <w:p>
       <w:pPr>
+        <w:keepNext/>
+        <w:spacing w:after="80"/>
         <w:jc w:val="center"/>
       </w:pPr>
       <w:r>
         <w:drawing>
           <wp:inline xmlns:a="http://schemas.openxmlformats.org/drawingml/2006/main" xmlns:pic="http://schemas.openxmlformats.org/drawingml/2006/picture">
-            <wp:extent cx="5760000" cy="6399184"/>
+            <wp:extent cx="5760000" cy="6112653"/>
             <wp:docPr id="5" name="Picture 5"/>
             <wp:cNvGraphicFramePr>
               <a:graphicFrameLocks noChangeAspect="1"/>
@@ -533,7 +850,7 @@
                   <pic:spPr>
                     <a:xfrm>
                       <a:off x="0" y="0"/>
-                      <a:ext cx="5760000" cy="6399184"/>
+                      <a:ext cx="5760000" cy="6112653"/>
                     </a:xfrm>
                     <a:prstGeom prst="rect"/>
                   </pic:spPr>
@@ -546,31 +863,43 @@
     </w:p>
     <w:p>
       <w:pPr>
+        <w:spacing w:after="280"/>
         <w:jc w:val="center"/>
       </w:pPr>
       <w:r>
         <w:rPr>
-          <w:b w:val="0"/>
+          <w:b/>
+          <w:color w:val="1F4E79"/>
+          <w:sz w:val="19"/>
+        </w:rPr>
+        <w:t xml:space="preserve">Figura 4. </w:t>
+      </w:r>
+      <w:r>
+        <w:rPr>
           <w:i/>
-          <w:sz w:val="20"/>
+          <w:color w:val="595959"/>
+          <w:sz w:val="19"/>
         </w:rPr>
-        <w:t>Figura 4. Diagrama Entidad-Relación de ClinicaMiniPtcDB.</w:t>
-      </w:r>
-    </w:p>
-    <w:p>
-      <w:r>
-        <w:br w:type="page"/>
+        <w:t>Diagrama Entidad-Relación de ClinicaMiniPtcDB.</w:t>
       </w:r>
     </w:p>
     <w:p>
       <w:pPr>
         <w:pStyle w:val="Heading1"/>
+        <w:pageBreakBefore/>
         <w:pBdr>
-          <w:bottom w:val="single" w:sz="8" w:space="4" w:color="9B1C1F"/>
+          <w:bottom w:val="single" w:sz="12" w:space="8" w:color="2E75B6"/>
         </w:pBdr>
+        <w:spacing w:after="320"/>
       </w:pPr>
       <w:r>
-        <w:t>4. Diccionario de datos</w:t>
+        <w:rPr>
+          <w:color w:val="2E75B6"/>
+        </w:rPr>
+        <w:t xml:space="preserve">4.  </w:t>
+      </w:r>
+      <w:r>
+        <w:t>Diccionario de datos</w:t>
       </w:r>
     </w:p>
     <w:p>
@@ -588,39 +917,46 @@
     <w:p>
       <w:pPr>
         <w:pStyle w:val="Heading3"/>
-        <w:keepNext/>
       </w:pPr>
       <w:r>
-        <w:t>Tabla: Rol</w:t>
+        <w:t>Tabla Rol</w:t>
       </w:r>
     </w:p>
     <w:p>
       <w:pPr>
         <w:keepNext/>
+        <w:spacing w:after="120"/>
         <w:jc w:val="both"/>
       </w:pPr>
       <w:r>
         <w:rPr>
           <w:b w:val="0"/>
           <w:i w:val="0"/>
+          <w:color w:val="595959"/>
+          <w:sz w:val="21"/>
         </w:rPr>
         <w:t>Roles del sistema: Administrador, Medico y Recepcionista.</w:t>
       </w:r>
     </w:p>
     <w:tbl>
       <w:tblPr>
-        <w:tblStyle w:val="TableGrid"/>
         <w:tblW w:type="auto" w:w="0"/>
         <w:jc w:val="center"/>
+        <w:tblLook w:firstColumn="1" w:firstRow="1" w:lastColumn="0" w:lastRow="0" w:noHBand="0" w:noVBand="1" w:val="04A0"/>
         <w:tblLayout w:type="fixed"/>
-        <w:tblLook w:firstColumn="1" w:firstRow="1" w:lastColumn="0" w:lastRow="0" w:noHBand="0" w:noVBand="1" w:val="04A0"/>
+        <w:tblCellMar>
+          <w:top w:w="60" w:type="dxa"/>
+          <w:bottom w:w="60" w:type="dxa"/>
+          <w:left w:w="100" w:type="dxa"/>
+          <w:right w:w="100" w:type="dxa"/>
+        </w:tblCellMar>
       </w:tblPr>
       <w:tblGrid>
-        <w:gridCol w:w="2041"/>
-        <w:gridCol w:w="1474"/>
-        <w:gridCol w:w="737"/>
+        <w:gridCol w:w="2211"/>
+        <w:gridCol w:w="1304"/>
+        <w:gridCol w:w="850"/>
         <w:gridCol w:w="2154"/>
-        <w:gridCol w:w="2664"/>
+        <w:gridCol w:w="2835"/>
       </w:tblGrid>
       <w:tr>
         <w:trPr>
@@ -629,20 +965,26 @@
         </w:trPr>
         <w:tc>
           <w:tcPr>
-            <w:tcW w:type="dxa" w:w="2041"/>
-            <w:shd w:val="clear" w:color="auto" w:fill="9B1C1F"/>
+            <w:tcW w:type="dxa" w:w="2211"/>
+            <w:shd w:val="clear" w:color="auto" w:fill="1F4E79"/>
+            <w:tcBorders>
+              <w:top w:val="nil"/>
+              <w:left w:val="nil"/>
+              <w:bottom w:val="nil"/>
+              <w:right w:val="nil"/>
+            </w:tcBorders>
           </w:tcPr>
           <w:p>
             <w:pPr>
               <w:keepNext/>
+              <w:spacing w:after="0"/>
               <w:jc w:val="left"/>
             </w:pPr>
-            <w:r/>
             <w:r>
               <w:rPr>
                 <w:b/>
                 <w:color w:val="FFFFFF"/>
-                <w:sz w:val="21"/>
+                <w:sz w:val="20"/>
               </w:rPr>
               <w:t>Campo</w:t>
             </w:r>
@@ -650,20 +992,26 @@
         </w:tc>
         <w:tc>
           <w:tcPr>
-            <w:tcW w:type="dxa" w:w="1474"/>
-            <w:shd w:val="clear" w:color="auto" w:fill="9B1C1F"/>
+            <w:tcW w:type="dxa" w:w="1304"/>
+            <w:shd w:val="clear" w:color="auto" w:fill="1F4E79"/>
+            <w:tcBorders>
+              <w:top w:val="nil"/>
+              <w:left w:val="nil"/>
+              <w:bottom w:val="nil"/>
+              <w:right w:val="nil"/>
+            </w:tcBorders>
           </w:tcPr>
           <w:p>
             <w:pPr>
               <w:keepNext/>
+              <w:spacing w:after="0"/>
               <w:jc w:val="center"/>
             </w:pPr>
-            <w:r/>
             <w:r>
               <w:rPr>
                 <w:b/>
                 <w:color w:val="FFFFFF"/>
-                <w:sz w:val="21"/>
+                <w:sz w:val="20"/>
               </w:rPr>
               <w:t>Tipo</w:t>
             </w:r>
@@ -671,20 +1019,26 @@
         </w:tc>
         <w:tc>
           <w:tcPr>
-            <w:tcW w:type="dxa" w:w="737"/>
-            <w:shd w:val="clear" w:color="auto" w:fill="9B1C1F"/>
+            <w:tcW w:type="dxa" w:w="850"/>
+            <w:shd w:val="clear" w:color="auto" w:fill="1F4E79"/>
+            <w:tcBorders>
+              <w:top w:val="nil"/>
+              <w:left w:val="nil"/>
+              <w:bottom w:val="nil"/>
+              <w:right w:val="nil"/>
+            </w:tcBorders>
           </w:tcPr>
           <w:p>
             <w:pPr>
               <w:keepNext/>
+              <w:spacing w:after="0"/>
               <w:jc w:val="center"/>
             </w:pPr>
-            <w:r/>
             <w:r>
               <w:rPr>
                 <w:b/>
                 <w:color w:val="FFFFFF"/>
-                <w:sz w:val="21"/>
+                <w:sz w:val="20"/>
               </w:rPr>
               <w:t>Long.</w:t>
             </w:r>
@@ -693,19 +1047,25 @@
         <w:tc>
           <w:tcPr>
             <w:tcW w:type="dxa" w:w="2154"/>
-            <w:shd w:val="clear" w:color="auto" w:fill="9B1C1F"/>
+            <w:shd w:val="clear" w:color="auto" w:fill="1F4E79"/>
+            <w:tcBorders>
+              <w:top w:val="nil"/>
+              <w:left w:val="nil"/>
+              <w:bottom w:val="nil"/>
+              <w:right w:val="nil"/>
+            </w:tcBorders>
           </w:tcPr>
           <w:p>
             <w:pPr>
               <w:keepNext/>
+              <w:spacing w:after="0"/>
               <w:jc w:val="center"/>
             </w:pPr>
-            <w:r/>
             <w:r>
               <w:rPr>
                 <w:b/>
                 <w:color w:val="FFFFFF"/>
-                <w:sz w:val="21"/>
+                <w:sz w:val="20"/>
               </w:rPr>
               <w:t>Restricciones</w:t>
             </w:r>
@@ -713,20 +1073,26 @@
         </w:tc>
         <w:tc>
           <w:tcPr>
-            <w:tcW w:type="dxa" w:w="2665"/>
-            <w:shd w:val="clear" w:color="auto" w:fill="9B1C1F"/>
+            <w:tcW w:type="dxa" w:w="2835"/>
+            <w:shd w:val="clear" w:color="auto" w:fill="1F4E79"/>
+            <w:tcBorders>
+              <w:top w:val="nil"/>
+              <w:left w:val="nil"/>
+              <w:bottom w:val="nil"/>
+              <w:right w:val="nil"/>
+            </w:tcBorders>
           </w:tcPr>
           <w:p>
             <w:pPr>
               <w:keepNext/>
+              <w:spacing w:after="0"/>
               <w:jc w:val="center"/>
             </w:pPr>
-            <w:r/>
             <w:r>
               <w:rPr>
                 <w:b/>
                 <w:color w:val="FFFFFF"/>
-                <w:sz w:val="21"/>
+                <w:sz w:val="20"/>
               </w:rPr>
               <w:t>Descripción</w:t>
             </w:r>
@@ -739,17 +1105,26 @@
         </w:trPr>
         <w:tc>
           <w:tcPr>
-            <w:tcW w:type="dxa" w:w="2041"/>
+            <w:tcW w:type="dxa" w:w="2211"/>
+            <w:tcBorders>
+              <w:top w:val="nil"/>
+              <w:left w:val="nil"/>
+              <w:bottom w:val="single" w:sz="4" w:color="BDD7EE"/>
+              <w:right w:val="nil"/>
+            </w:tcBorders>
+            <w:vAlign w:val="center"/>
           </w:tcPr>
           <w:p>
             <w:pPr>
               <w:keepNext/>
+              <w:spacing w:after="0"/>
               <w:jc w:val="left"/>
             </w:pPr>
-            <w:r/>
             <w:r>
               <w:rPr>
-                <w:sz w:val="21"/>
+                <w:b/>
+                <w:color w:val="1F4E79"/>
+                <w:sz w:val="20"/>
               </w:rPr>
               <w:t>idRol</w:t>
             </w:r>
@@ -757,17 +1132,24 @@
         </w:tc>
         <w:tc>
           <w:tcPr>
-            <w:tcW w:type="dxa" w:w="1474"/>
+            <w:tcW w:type="dxa" w:w="1304"/>
+            <w:tcBorders>
+              <w:top w:val="nil"/>
+              <w:left w:val="nil"/>
+              <w:bottom w:val="single" w:sz="4" w:color="BDD7EE"/>
+              <w:right w:val="nil"/>
+            </w:tcBorders>
+            <w:vAlign w:val="center"/>
           </w:tcPr>
           <w:p>
             <w:pPr>
               <w:keepNext/>
+              <w:spacing w:after="0"/>
               <w:jc w:val="center"/>
             </w:pPr>
-            <w:r/>
             <w:r>
               <w:rPr>
-                <w:sz w:val="21"/>
+                <w:sz w:val="20"/>
               </w:rPr>
               <w:t>INT</w:t>
             </w:r>
@@ -775,17 +1157,24 @@
         </w:tc>
         <w:tc>
           <w:tcPr>
-            <w:tcW w:type="dxa" w:w="737"/>
+            <w:tcW w:type="dxa" w:w="850"/>
+            <w:tcBorders>
+              <w:top w:val="nil"/>
+              <w:left w:val="nil"/>
+              <w:bottom w:val="single" w:sz="4" w:color="BDD7EE"/>
+              <w:right w:val="nil"/>
+            </w:tcBorders>
+            <w:vAlign w:val="center"/>
           </w:tcPr>
           <w:p>
             <w:pPr>
               <w:keepNext/>
+              <w:spacing w:after="0"/>
               <w:jc w:val="center"/>
             </w:pPr>
-            <w:r/>
             <w:r>
               <w:rPr>
-                <w:sz w:val="21"/>
+                <w:sz w:val="20"/>
               </w:rPr>
             </w:r>
           </w:p>
@@ -793,16 +1182,23 @@
         <w:tc>
           <w:tcPr>
             <w:tcW w:type="dxa" w:w="2154"/>
+            <w:tcBorders>
+              <w:top w:val="nil"/>
+              <w:left w:val="nil"/>
+              <w:bottom w:val="single" w:sz="4" w:color="BDD7EE"/>
+              <w:right w:val="nil"/>
+            </w:tcBorders>
+            <w:vAlign w:val="center"/>
           </w:tcPr>
           <w:p>
             <w:pPr>
               <w:keepNext/>
+              <w:spacing w:after="0"/>
               <w:jc w:val="center"/>
             </w:pPr>
-            <w:r/>
             <w:r>
               <w:rPr>
-                <w:sz w:val="21"/>
+                <w:sz w:val="20"/>
               </w:rPr>
               <w:t>PK, IDENTITY</w:t>
             </w:r>
@@ -810,17 +1206,24 @@
         </w:tc>
         <w:tc>
           <w:tcPr>
-            <w:tcW w:type="dxa" w:w="2665"/>
+            <w:tcW w:type="dxa" w:w="2835"/>
+            <w:tcBorders>
+              <w:top w:val="nil"/>
+              <w:left w:val="nil"/>
+              <w:bottom w:val="single" w:sz="4" w:color="BDD7EE"/>
+              <w:right w:val="nil"/>
+            </w:tcBorders>
+            <w:vAlign w:val="center"/>
           </w:tcPr>
           <w:p>
             <w:pPr>
               <w:keepNext/>
+              <w:spacing w:after="0"/>
               <w:jc w:val="center"/>
             </w:pPr>
-            <w:r/>
             <w:r>
               <w:rPr>
-                <w:sz w:val="21"/>
+                <w:sz w:val="20"/>
               </w:rPr>
               <w:t>Identificador del rol</w:t>
             </w:r>
@@ -833,17 +1236,26 @@
         </w:trPr>
         <w:tc>
           <w:tcPr>
-            <w:tcW w:type="dxa" w:w="2041"/>
-            <w:shd w:val="clear" w:color="auto" w:fill="F2F0F0"/>
+            <w:tcW w:type="dxa" w:w="2211"/>
+            <w:tcBorders>
+              <w:top w:val="nil"/>
+              <w:left w:val="nil"/>
+              <w:bottom w:val="single" w:sz="4" w:color="BDD7EE"/>
+              <w:right w:val="nil"/>
+            </w:tcBorders>
+            <w:shd w:val="clear" w:color="auto" w:fill="F2F7FC"/>
+            <w:vAlign w:val="center"/>
           </w:tcPr>
           <w:p>
             <w:pPr>
+              <w:spacing w:after="0"/>
               <w:jc w:val="left"/>
             </w:pPr>
-            <w:r/>
             <w:r>
               <w:rPr>
-                <w:sz w:val="21"/>
+                <w:b/>
+                <w:color w:val="1F4E79"/>
+                <w:sz w:val="20"/>
               </w:rPr>
               <w:t>nombreRol</w:t>
             </w:r>
@@ -851,17 +1263,24 @@
         </w:tc>
         <w:tc>
           <w:tcPr>
-            <w:tcW w:type="dxa" w:w="1474"/>
-            <w:shd w:val="clear" w:color="auto" w:fill="F2F0F0"/>
+            <w:tcW w:type="dxa" w:w="1304"/>
+            <w:tcBorders>
+              <w:top w:val="nil"/>
+              <w:left w:val="nil"/>
+              <w:bottom w:val="single" w:sz="4" w:color="BDD7EE"/>
+              <w:right w:val="nil"/>
+            </w:tcBorders>
+            <w:shd w:val="clear" w:color="auto" w:fill="F2F7FC"/>
+            <w:vAlign w:val="center"/>
           </w:tcPr>
           <w:p>
             <w:pPr>
+              <w:spacing w:after="0"/>
               <w:jc w:val="center"/>
             </w:pPr>
-            <w:r/>
             <w:r>
               <w:rPr>
-                <w:sz w:val="21"/>
+                <w:sz w:val="20"/>
               </w:rPr>
               <w:t>VARCHAR</w:t>
             </w:r>
@@ -869,17 +1288,24 @@
         </w:tc>
         <w:tc>
           <w:tcPr>
-            <w:tcW w:type="dxa" w:w="737"/>
-            <w:shd w:val="clear" w:color="auto" w:fill="F2F0F0"/>
+            <w:tcW w:type="dxa" w:w="850"/>
+            <w:tcBorders>
+              <w:top w:val="nil"/>
+              <w:left w:val="nil"/>
+              <w:bottom w:val="single" w:sz="4" w:color="BDD7EE"/>
+              <w:right w:val="nil"/>
+            </w:tcBorders>
+            <w:shd w:val="clear" w:color="auto" w:fill="F2F7FC"/>
+            <w:vAlign w:val="center"/>
           </w:tcPr>
           <w:p>
             <w:pPr>
+              <w:spacing w:after="0"/>
               <w:jc w:val="center"/>
             </w:pPr>
-            <w:r/>
             <w:r>
               <w:rPr>
-                <w:sz w:val="21"/>
+                <w:sz w:val="20"/>
               </w:rPr>
               <w:t>50</w:t>
             </w:r>
@@ -888,16 +1314,23 @@
         <w:tc>
           <w:tcPr>
             <w:tcW w:type="dxa" w:w="2154"/>
-            <w:shd w:val="clear" w:color="auto" w:fill="F2F0F0"/>
+            <w:tcBorders>
+              <w:top w:val="nil"/>
+              <w:left w:val="nil"/>
+              <w:bottom w:val="single" w:sz="4" w:color="BDD7EE"/>
+              <w:right w:val="nil"/>
+            </w:tcBorders>
+            <w:shd w:val="clear" w:color="auto" w:fill="F2F7FC"/>
+            <w:vAlign w:val="center"/>
           </w:tcPr>
           <w:p>
             <w:pPr>
+              <w:spacing w:after="0"/>
               <w:jc w:val="center"/>
             </w:pPr>
-            <w:r/>
             <w:r>
               <w:rPr>
-                <w:sz w:val="21"/>
+                <w:sz w:val="20"/>
               </w:rPr>
               <w:t>NOT NULL</w:t>
             </w:r>
@@ -905,17 +1338,24 @@
         </w:tc>
         <w:tc>
           <w:tcPr>
-            <w:tcW w:type="dxa" w:w="2665"/>
-            <w:shd w:val="clear" w:color="auto" w:fill="F2F0F0"/>
+            <w:tcW w:type="dxa" w:w="2835"/>
+            <w:tcBorders>
+              <w:top w:val="nil"/>
+              <w:left w:val="nil"/>
+              <w:bottom w:val="single" w:sz="4" w:color="BDD7EE"/>
+              <w:right w:val="nil"/>
+            </w:tcBorders>
+            <w:shd w:val="clear" w:color="auto" w:fill="F2F7FC"/>
+            <w:vAlign w:val="center"/>
           </w:tcPr>
           <w:p>
             <w:pPr>
+              <w:spacing w:after="0"/>
               <w:jc w:val="center"/>
             </w:pPr>
-            <w:r/>
             <w:r>
               <w:rPr>
-                <w:sz w:val="21"/>
+                <w:sz w:val="20"/>
               </w:rPr>
               <w:t>Nombre del rol</w:t>
             </w:r>
@@ -923,43 +1363,55 @@
         </w:tc>
       </w:tr>
     </w:tbl>
-    <w:p/>
+    <w:p>
+      <w:pPr>
+        <w:spacing w:after="80"/>
+        <w:jc w:val="both"/>
+      </w:pPr>
+    </w:p>
     <w:p>
       <w:pPr>
         <w:pStyle w:val="Heading3"/>
-        <w:keepNext/>
       </w:pPr>
       <w:r>
-        <w:t>Tabla: Permiso</w:t>
+        <w:t>Tabla Permiso</w:t>
       </w:r>
     </w:p>
     <w:p>
       <w:pPr>
         <w:keepNext/>
+        <w:spacing w:after="120"/>
         <w:jc w:val="both"/>
       </w:pPr>
       <w:r>
         <w:rPr>
           <w:b w:val="0"/>
           <w:i w:val="0"/>
+          <w:color w:val="595959"/>
+          <w:sz w:val="21"/>
         </w:rPr>
         <w:t>Pantallas del sistema a las que se puede dar acceso.</w:t>
       </w:r>
     </w:p>
     <w:tbl>
       <w:tblPr>
-        <w:tblStyle w:val="TableGrid"/>
         <w:tblW w:type="auto" w:w="0"/>
         <w:jc w:val="center"/>
+        <w:tblLook w:firstColumn="1" w:firstRow="1" w:lastColumn="0" w:lastRow="0" w:noHBand="0" w:noVBand="1" w:val="04A0"/>
         <w:tblLayout w:type="fixed"/>
-        <w:tblLook w:firstColumn="1" w:firstRow="1" w:lastColumn="0" w:lastRow="0" w:noHBand="0" w:noVBand="1" w:val="04A0"/>
+        <w:tblCellMar>
+          <w:top w:w="60" w:type="dxa"/>
+          <w:bottom w:w="60" w:type="dxa"/>
+          <w:left w:w="100" w:type="dxa"/>
+          <w:right w:w="100" w:type="dxa"/>
+        </w:tblCellMar>
       </w:tblPr>
       <w:tblGrid>
-        <w:gridCol w:w="2041"/>
-        <w:gridCol w:w="1474"/>
-        <w:gridCol w:w="737"/>
+        <w:gridCol w:w="2211"/>
+        <w:gridCol w:w="1304"/>
+        <w:gridCol w:w="850"/>
         <w:gridCol w:w="2154"/>
-        <w:gridCol w:w="2664"/>
+        <w:gridCol w:w="2835"/>
       </w:tblGrid>
       <w:tr>
         <w:trPr>
@@ -968,20 +1420,26 @@
         </w:trPr>
         <w:tc>
           <w:tcPr>
-            <w:tcW w:type="dxa" w:w="2041"/>
-            <w:shd w:val="clear" w:color="auto" w:fill="9B1C1F"/>
+            <w:tcW w:type="dxa" w:w="2211"/>
+            <w:shd w:val="clear" w:color="auto" w:fill="1F4E79"/>
+            <w:tcBorders>
+              <w:top w:val="nil"/>
+              <w:left w:val="nil"/>
+              <w:bottom w:val="nil"/>
+              <w:right w:val="nil"/>
+            </w:tcBorders>
           </w:tcPr>
           <w:p>
             <w:pPr>
               <w:keepNext/>
+              <w:spacing w:after="0"/>
               <w:jc w:val="left"/>
             </w:pPr>
-            <w:r/>
             <w:r>
               <w:rPr>
                 <w:b/>
                 <w:color w:val="FFFFFF"/>
-                <w:sz w:val="21"/>
+                <w:sz w:val="20"/>
               </w:rPr>
               <w:t>Campo</w:t>
             </w:r>
@@ -989,20 +1447,26 @@
         </w:tc>
         <w:tc>
           <w:tcPr>
-            <w:tcW w:type="dxa" w:w="1474"/>
-            <w:shd w:val="clear" w:color="auto" w:fill="9B1C1F"/>
+            <w:tcW w:type="dxa" w:w="1304"/>
+            <w:shd w:val="clear" w:color="auto" w:fill="1F4E79"/>
+            <w:tcBorders>
+              <w:top w:val="nil"/>
+              <w:left w:val="nil"/>
+              <w:bottom w:val="nil"/>
+              <w:right w:val="nil"/>
+            </w:tcBorders>
           </w:tcPr>
           <w:p>
             <w:pPr>
               <w:keepNext/>
+              <w:spacing w:after="0"/>
               <w:jc w:val="center"/>
             </w:pPr>
-            <w:r/>
             <w:r>
               <w:rPr>
                 <w:b/>
                 <w:color w:val="FFFFFF"/>
-                <w:sz w:val="21"/>
+                <w:sz w:val="20"/>
               </w:rPr>
               <w:t>Tipo</w:t>
             </w:r>
@@ -1010,20 +1474,26 @@
         </w:tc>
         <w:tc>
           <w:tcPr>
-            <w:tcW w:type="dxa" w:w="737"/>
-            <w:shd w:val="clear" w:color="auto" w:fill="9B1C1F"/>
+            <w:tcW w:type="dxa" w:w="850"/>
+            <w:shd w:val="clear" w:color="auto" w:fill="1F4E79"/>
+            <w:tcBorders>
+              <w:top w:val="nil"/>
+              <w:left w:val="nil"/>
+              <w:bottom w:val="nil"/>
+              <w:right w:val="nil"/>
+            </w:tcBorders>
           </w:tcPr>
           <w:p>
             <w:pPr>
               <w:keepNext/>
+              <w:spacing w:after="0"/>
               <w:jc w:val="center"/>
             </w:pPr>
-            <w:r/>
             <w:r>
               <w:rPr>
                 <w:b/>
                 <w:color w:val="FFFFFF"/>
-                <w:sz w:val="21"/>
+                <w:sz w:val="20"/>
               </w:rPr>
               <w:t>Long.</w:t>
             </w:r>
@@ -1032,19 +1502,25 @@
         <w:tc>
           <w:tcPr>
             <w:tcW w:type="dxa" w:w="2154"/>
-            <w:shd w:val="clear" w:color="auto" w:fill="9B1C1F"/>
+            <w:shd w:val="clear" w:color="auto" w:fill="1F4E79"/>
+            <w:tcBorders>
+              <w:top w:val="nil"/>
+              <w:left w:val="nil"/>
+              <w:bottom w:val="nil"/>
+              <w:right w:val="nil"/>
+            </w:tcBorders>
           </w:tcPr>
           <w:p>
             <w:pPr>
               <w:keepNext/>
+              <w:spacing w:after="0"/>
               <w:jc w:val="center"/>
             </w:pPr>
-            <w:r/>
             <w:r>
               <w:rPr>
                 <w:b/>
                 <w:color w:val="FFFFFF"/>
-                <w:sz w:val="21"/>
+                <w:sz w:val="20"/>
               </w:rPr>
               <w:t>Restricciones</w:t>
             </w:r>
@@ -1052,20 +1528,26 @@
         </w:tc>
         <w:tc>
           <w:tcPr>
-            <w:tcW w:type="dxa" w:w="2665"/>
-            <w:shd w:val="clear" w:color="auto" w:fill="9B1C1F"/>
+            <w:tcW w:type="dxa" w:w="2835"/>
+            <w:shd w:val="clear" w:color="auto" w:fill="1F4E79"/>
+            <w:tcBorders>
+              <w:top w:val="nil"/>
+              <w:left w:val="nil"/>
+              <w:bottom w:val="nil"/>
+              <w:right w:val="nil"/>
+            </w:tcBorders>
           </w:tcPr>
           <w:p>
             <w:pPr>
               <w:keepNext/>
+              <w:spacing w:after="0"/>
               <w:jc w:val="center"/>
             </w:pPr>
-            <w:r/>
             <w:r>
               <w:rPr>
                 <w:b/>
                 <w:color w:val="FFFFFF"/>
-                <w:sz w:val="21"/>
+                <w:sz w:val="20"/>
               </w:rPr>
               <w:t>Descripción</w:t>
             </w:r>
@@ -1078,17 +1560,26 @@
         </w:trPr>
         <w:tc>
           <w:tcPr>
-            <w:tcW w:type="dxa" w:w="2041"/>
+            <w:tcW w:type="dxa" w:w="2211"/>
+            <w:tcBorders>
+              <w:top w:val="nil"/>
+              <w:left w:val="nil"/>
+              <w:bottom w:val="single" w:sz="4" w:color="BDD7EE"/>
+              <w:right w:val="nil"/>
+            </w:tcBorders>
+            <w:vAlign w:val="center"/>
           </w:tcPr>
           <w:p>
             <w:pPr>
               <w:keepNext/>
+              <w:spacing w:after="0"/>
               <w:jc w:val="left"/>
             </w:pPr>
-            <w:r/>
             <w:r>
               <w:rPr>
-                <w:sz w:val="21"/>
+                <w:b/>
+                <w:color w:val="1F4E79"/>
+                <w:sz w:val="20"/>
               </w:rPr>
               <w:t>idPermiso</w:t>
             </w:r>
@@ -1096,17 +1587,24 @@
         </w:tc>
         <w:tc>
           <w:tcPr>
-            <w:tcW w:type="dxa" w:w="1474"/>
+            <w:tcW w:type="dxa" w:w="1304"/>
+            <w:tcBorders>
+              <w:top w:val="nil"/>
+              <w:left w:val="nil"/>
+              <w:bottom w:val="single" w:sz="4" w:color="BDD7EE"/>
+              <w:right w:val="nil"/>
+            </w:tcBorders>
+            <w:vAlign w:val="center"/>
           </w:tcPr>
           <w:p>
             <w:pPr>
               <w:keepNext/>
+              <w:spacing w:after="0"/>
               <w:jc w:val="center"/>
             </w:pPr>
-            <w:r/>
             <w:r>
               <w:rPr>
-                <w:sz w:val="21"/>
+                <w:sz w:val="20"/>
               </w:rPr>
               <w:t>INT</w:t>
             </w:r>
@@ -1114,17 +1612,24 @@
         </w:tc>
         <w:tc>
           <w:tcPr>
-            <w:tcW w:type="dxa" w:w="737"/>
+            <w:tcW w:type="dxa" w:w="850"/>
+            <w:tcBorders>
+              <w:top w:val="nil"/>
+              <w:left w:val="nil"/>
+              <w:bottom w:val="single" w:sz="4" w:color="BDD7EE"/>
+              <w:right w:val="nil"/>
+            </w:tcBorders>
+            <w:vAlign w:val="center"/>
           </w:tcPr>
           <w:p>
             <w:pPr>
               <w:keepNext/>
+              <w:spacing w:after="0"/>
               <w:jc w:val="center"/>
             </w:pPr>
-            <w:r/>
             <w:r>
               <w:rPr>
-                <w:sz w:val="21"/>
+                <w:sz w:val="20"/>
               </w:rPr>
             </w:r>
           </w:p>
@@ -1132,16 +1637,23 @@
         <w:tc>
           <w:tcPr>
             <w:tcW w:type="dxa" w:w="2154"/>
+            <w:tcBorders>
+              <w:top w:val="nil"/>
+              <w:left w:val="nil"/>
+              <w:bottom w:val="single" w:sz="4" w:color="BDD7EE"/>
+              <w:right w:val="nil"/>
+            </w:tcBorders>
+            <w:vAlign w:val="center"/>
           </w:tcPr>
           <w:p>
             <w:pPr>
               <w:keepNext/>
+              <w:spacing w:after="0"/>
               <w:jc w:val="center"/>
             </w:pPr>
-            <w:r/>
             <w:r>
               <w:rPr>
-                <w:sz w:val="21"/>
+                <w:sz w:val="20"/>
               </w:rPr>
               <w:t>PK, IDENTITY</w:t>
             </w:r>
@@ -1149,17 +1661,24 @@
         </w:tc>
         <w:tc>
           <w:tcPr>
-            <w:tcW w:type="dxa" w:w="2665"/>
+            <w:tcW w:type="dxa" w:w="2835"/>
+            <w:tcBorders>
+              <w:top w:val="nil"/>
+              <w:left w:val="nil"/>
+              <w:bottom w:val="single" w:sz="4" w:color="BDD7EE"/>
+              <w:right w:val="nil"/>
+            </w:tcBorders>
+            <w:vAlign w:val="center"/>
           </w:tcPr>
           <w:p>
             <w:pPr>
               <w:keepNext/>
+              <w:spacing w:after="0"/>
               <w:jc w:val="center"/>
             </w:pPr>
-            <w:r/>
             <w:r>
               <w:rPr>
-                <w:sz w:val="21"/>
+                <w:sz w:val="20"/>
               </w:rPr>
               <w:t>Identificador</w:t>
             </w:r>
@@ -1172,17 +1691,26 @@
         </w:trPr>
         <w:tc>
           <w:tcPr>
-            <w:tcW w:type="dxa" w:w="2041"/>
-            <w:shd w:val="clear" w:color="auto" w:fill="F2F0F0"/>
+            <w:tcW w:type="dxa" w:w="2211"/>
+            <w:tcBorders>
+              <w:top w:val="nil"/>
+              <w:left w:val="nil"/>
+              <w:bottom w:val="single" w:sz="4" w:color="BDD7EE"/>
+              <w:right w:val="nil"/>
+            </w:tcBorders>
+            <w:shd w:val="clear" w:color="auto" w:fill="F2F7FC"/>
+            <w:vAlign w:val="center"/>
           </w:tcPr>
           <w:p>
             <w:pPr>
+              <w:spacing w:after="0"/>
               <w:jc w:val="left"/>
             </w:pPr>
-            <w:r/>
             <w:r>
               <w:rPr>
-                <w:sz w:val="21"/>
+                <w:b/>
+                <w:color w:val="1F4E79"/>
+                <w:sz w:val="20"/>
               </w:rPr>
               <w:t>nombrePermiso</w:t>
             </w:r>
@@ -1190,17 +1718,24 @@
         </w:tc>
         <w:tc>
           <w:tcPr>
-            <w:tcW w:type="dxa" w:w="1474"/>
-            <w:shd w:val="clear" w:color="auto" w:fill="F2F0F0"/>
+            <w:tcW w:type="dxa" w:w="1304"/>
+            <w:tcBorders>
+              <w:top w:val="nil"/>
+              <w:left w:val="nil"/>
+              <w:bottom w:val="single" w:sz="4" w:color="BDD7EE"/>
+              <w:right w:val="nil"/>
+            </w:tcBorders>
+            <w:shd w:val="clear" w:color="auto" w:fill="F2F7FC"/>
+            <w:vAlign w:val="center"/>
           </w:tcPr>
           <w:p>
             <w:pPr>
+              <w:spacing w:after="0"/>
               <w:jc w:val="center"/>
             </w:pPr>
-            <w:r/>
             <w:r>
               <w:rPr>
-                <w:sz w:val="21"/>
+                <w:sz w:val="20"/>
               </w:rPr>
               <w:t>VARCHAR</w:t>
             </w:r>
@@ -1208,17 +1743,24 @@
         </w:tc>
         <w:tc>
           <w:tcPr>
-            <w:tcW w:type="dxa" w:w="737"/>
-            <w:shd w:val="clear" w:color="auto" w:fill="F2F0F0"/>
+            <w:tcW w:type="dxa" w:w="850"/>
+            <w:tcBorders>
+              <w:top w:val="nil"/>
+              <w:left w:val="nil"/>
+              <w:bottom w:val="single" w:sz="4" w:color="BDD7EE"/>
+              <w:right w:val="nil"/>
+            </w:tcBorders>
+            <w:shd w:val="clear" w:color="auto" w:fill="F2F7FC"/>
+            <w:vAlign w:val="center"/>
           </w:tcPr>
           <w:p>
             <w:pPr>
+              <w:spacing w:after="0"/>
               <w:jc w:val="center"/>
             </w:pPr>
-            <w:r/>
             <w:r>
               <w:rPr>
-                <w:sz w:val="21"/>
+                <w:sz w:val="20"/>
               </w:rPr>
               <w:t>50</w:t>
             </w:r>
@@ -1227,16 +1769,23 @@
         <w:tc>
           <w:tcPr>
             <w:tcW w:type="dxa" w:w="2154"/>
-            <w:shd w:val="clear" w:color="auto" w:fill="F2F0F0"/>
+            <w:tcBorders>
+              <w:top w:val="nil"/>
+              <w:left w:val="nil"/>
+              <w:bottom w:val="single" w:sz="4" w:color="BDD7EE"/>
+              <w:right w:val="nil"/>
+            </w:tcBorders>
+            <w:shd w:val="clear" w:color="auto" w:fill="F2F7FC"/>
+            <w:vAlign w:val="center"/>
           </w:tcPr>
           <w:p>
             <w:pPr>
+              <w:spacing w:after="0"/>
               <w:jc w:val="center"/>
             </w:pPr>
-            <w:r/>
             <w:r>
               <w:rPr>
-                <w:sz w:val="21"/>
+                <w:sz w:val="20"/>
               </w:rPr>
               <w:t>NOT NULL</w:t>
             </w:r>
@@ -1244,17 +1793,24 @@
         </w:tc>
         <w:tc>
           <w:tcPr>
-            <w:tcW w:type="dxa" w:w="2665"/>
-            <w:shd w:val="clear" w:color="auto" w:fill="F2F0F0"/>
+            <w:tcW w:type="dxa" w:w="2835"/>
+            <w:tcBorders>
+              <w:top w:val="nil"/>
+              <w:left w:val="nil"/>
+              <w:bottom w:val="single" w:sz="4" w:color="BDD7EE"/>
+              <w:right w:val="nil"/>
+            </w:tcBorders>
+            <w:shd w:val="clear" w:color="auto" w:fill="F2F7FC"/>
+            <w:vAlign w:val="center"/>
           </w:tcPr>
           <w:p>
             <w:pPr>
+              <w:spacing w:after="0"/>
               <w:jc w:val="center"/>
             </w:pPr>
-            <w:r/>
             <w:r>
               <w:rPr>
-                <w:sz w:val="21"/>
+                <w:sz w:val="20"/>
               </w:rPr>
               <w:t>Nombre de la pantalla</w:t>
             </w:r>
@@ -1262,43 +1818,55 @@
         </w:tc>
       </w:tr>
     </w:tbl>
-    <w:p/>
+    <w:p>
+      <w:pPr>
+        <w:spacing w:after="80"/>
+        <w:jc w:val="both"/>
+      </w:pPr>
+    </w:p>
     <w:p>
       <w:pPr>
         <w:pStyle w:val="Heading3"/>
-        <w:keepNext/>
       </w:pPr>
       <w:r>
-        <w:t>Tabla: RolPermiso</w:t>
+        <w:t>Tabla RolPermiso</w:t>
       </w:r>
     </w:p>
     <w:p>
       <w:pPr>
         <w:keepNext/>
+        <w:spacing w:after="120"/>
         <w:jc w:val="both"/>
       </w:pPr>
       <w:r>
         <w:rPr>
           <w:b w:val="0"/>
           <w:i w:val="0"/>
+          <w:color w:val="595959"/>
+          <w:sz w:val="21"/>
         </w:rPr>
         <w:t>Permisos asignados a cada rol.</w:t>
       </w:r>
     </w:p>
     <w:tbl>
       <w:tblPr>
-        <w:tblStyle w:val="TableGrid"/>
         <w:tblW w:type="auto" w:w="0"/>
         <w:jc w:val="center"/>
+        <w:tblLook w:firstColumn="1" w:firstRow="1" w:lastColumn="0" w:lastRow="0" w:noHBand="0" w:noVBand="1" w:val="04A0"/>
         <w:tblLayout w:type="fixed"/>
-        <w:tblLook w:firstColumn="1" w:firstRow="1" w:lastColumn="0" w:lastRow="0" w:noHBand="0" w:noVBand="1" w:val="04A0"/>
+        <w:tblCellMar>
+          <w:top w:w="60" w:type="dxa"/>
+          <w:bottom w:w="60" w:type="dxa"/>
+          <w:left w:w="100" w:type="dxa"/>
+          <w:right w:w="100" w:type="dxa"/>
+        </w:tblCellMar>
       </w:tblPr>
       <w:tblGrid>
-        <w:gridCol w:w="2041"/>
-        <w:gridCol w:w="1474"/>
-        <w:gridCol w:w="737"/>
+        <w:gridCol w:w="2211"/>
+        <w:gridCol w:w="1304"/>
+        <w:gridCol w:w="850"/>
         <w:gridCol w:w="2154"/>
-        <w:gridCol w:w="2664"/>
+        <w:gridCol w:w="2835"/>
       </w:tblGrid>
       <w:tr>
         <w:trPr>
@@ -1307,20 +1875,26 @@
         </w:trPr>
         <w:tc>
           <w:tcPr>
-            <w:tcW w:type="dxa" w:w="2041"/>
-            <w:shd w:val="clear" w:color="auto" w:fill="9B1C1F"/>
+            <w:tcW w:type="dxa" w:w="2211"/>
+            <w:shd w:val="clear" w:color="auto" w:fill="1F4E79"/>
+            <w:tcBorders>
+              <w:top w:val="nil"/>
+              <w:left w:val="nil"/>
+              <w:bottom w:val="nil"/>
+              <w:right w:val="nil"/>
+            </w:tcBorders>
           </w:tcPr>
           <w:p>
             <w:pPr>
               <w:keepNext/>
+              <w:spacing w:after="0"/>
               <w:jc w:val="left"/>
             </w:pPr>
-            <w:r/>
             <w:r>
               <w:rPr>
                 <w:b/>
                 <w:color w:val="FFFFFF"/>
-                <w:sz w:val="21"/>
+                <w:sz w:val="20"/>
               </w:rPr>
               <w:t>Campo</w:t>
             </w:r>
@@ -1328,20 +1902,26 @@
         </w:tc>
         <w:tc>
           <w:tcPr>
-            <w:tcW w:type="dxa" w:w="1474"/>
-            <w:shd w:val="clear" w:color="auto" w:fill="9B1C1F"/>
+            <w:tcW w:type="dxa" w:w="1304"/>
+            <w:shd w:val="clear" w:color="auto" w:fill="1F4E79"/>
+            <w:tcBorders>
+              <w:top w:val="nil"/>
+              <w:left w:val="nil"/>
+              <w:bottom w:val="nil"/>
+              <w:right w:val="nil"/>
+            </w:tcBorders>
           </w:tcPr>
           <w:p>
             <w:pPr>
               <w:keepNext/>
+              <w:spacing w:after="0"/>
               <w:jc w:val="center"/>
             </w:pPr>
-            <w:r/>
             <w:r>
               <w:rPr>
                 <w:b/>
                 <w:color w:val="FFFFFF"/>
-                <w:sz w:val="21"/>
+                <w:sz w:val="20"/>
               </w:rPr>
               <w:t>Tipo</w:t>
             </w:r>
@@ -1349,20 +1929,26 @@
         </w:tc>
         <w:tc>
           <w:tcPr>
-            <w:tcW w:type="dxa" w:w="737"/>
-            <w:shd w:val="clear" w:color="auto" w:fill="9B1C1F"/>
+            <w:tcW w:type="dxa" w:w="850"/>
+            <w:shd w:val="clear" w:color="auto" w:fill="1F4E79"/>
+            <w:tcBorders>
+              <w:top w:val="nil"/>
+              <w:left w:val="nil"/>
+              <w:bottom w:val="nil"/>
+              <w:right w:val="nil"/>
+            </w:tcBorders>
           </w:tcPr>
           <w:p>
             <w:pPr>
               <w:keepNext/>
+              <w:spacing w:after="0"/>
               <w:jc w:val="center"/>
             </w:pPr>
-            <w:r/>
             <w:r>
               <w:rPr>
                 <w:b/>
                 <w:color w:val="FFFFFF"/>
-                <w:sz w:val="21"/>
+                <w:sz w:val="20"/>
               </w:rPr>
               <w:t>Long.</w:t>
             </w:r>
@@ -1371,19 +1957,25 @@
         <w:tc>
           <w:tcPr>
             <w:tcW w:type="dxa" w:w="2154"/>
-            <w:shd w:val="clear" w:color="auto" w:fill="9B1C1F"/>
+            <w:shd w:val="clear" w:color="auto" w:fill="1F4E79"/>
+            <w:tcBorders>
+              <w:top w:val="nil"/>
+              <w:left w:val="nil"/>
+              <w:bottom w:val="nil"/>
+              <w:right w:val="nil"/>
+            </w:tcBorders>
           </w:tcPr>
           <w:p>
             <w:pPr>
               <w:keepNext/>
+              <w:spacing w:after="0"/>
               <w:jc w:val="center"/>
             </w:pPr>
-            <w:r/>
             <w:r>
               <w:rPr>
                 <w:b/>
                 <w:color w:val="FFFFFF"/>
-                <w:sz w:val="21"/>
+                <w:sz w:val="20"/>
               </w:rPr>
               <w:t>Restricciones</w:t>
             </w:r>
@@ -1391,20 +1983,26 @@
         </w:tc>
         <w:tc>
           <w:tcPr>
-            <w:tcW w:type="dxa" w:w="2665"/>
-            <w:shd w:val="clear" w:color="auto" w:fill="9B1C1F"/>
+            <w:tcW w:type="dxa" w:w="2835"/>
+            <w:shd w:val="clear" w:color="auto" w:fill="1F4E79"/>
+            <w:tcBorders>
+              <w:top w:val="nil"/>
+              <w:left w:val="nil"/>
+              <w:bottom w:val="nil"/>
+              <w:right w:val="nil"/>
+            </w:tcBorders>
           </w:tcPr>
           <w:p>
             <w:pPr>
               <w:keepNext/>
+              <w:spacing w:after="0"/>
               <w:jc w:val="center"/>
             </w:pPr>
-            <w:r/>
             <w:r>
               <w:rPr>
                 <w:b/>
                 <w:color w:val="FFFFFF"/>
-                <w:sz w:val="21"/>
+                <w:sz w:val="20"/>
               </w:rPr>
               <w:t>Descripción</w:t>
             </w:r>
@@ -1417,17 +2015,26 @@
         </w:trPr>
         <w:tc>
           <w:tcPr>
-            <w:tcW w:type="dxa" w:w="2041"/>
+            <w:tcW w:type="dxa" w:w="2211"/>
+            <w:tcBorders>
+              <w:top w:val="nil"/>
+              <w:left w:val="nil"/>
+              <w:bottom w:val="single" w:sz="4" w:color="BDD7EE"/>
+              <w:right w:val="nil"/>
+            </w:tcBorders>
+            <w:vAlign w:val="center"/>
           </w:tcPr>
           <w:p>
             <w:pPr>
               <w:keepNext/>
+              <w:spacing w:after="0"/>
               <w:jc w:val="left"/>
             </w:pPr>
-            <w:r/>
             <w:r>
               <w:rPr>
-                <w:sz w:val="21"/>
+                <w:b/>
+                <w:color w:val="1F4E79"/>
+                <w:sz w:val="20"/>
               </w:rPr>
               <w:t>idRolPermiso</w:t>
             </w:r>
@@ -1435,17 +2042,24 @@
         </w:tc>
         <w:tc>
           <w:tcPr>
-            <w:tcW w:type="dxa" w:w="1474"/>
+            <w:tcW w:type="dxa" w:w="1304"/>
+            <w:tcBorders>
+              <w:top w:val="nil"/>
+              <w:left w:val="nil"/>
+              <w:bottom w:val="single" w:sz="4" w:color="BDD7EE"/>
+              <w:right w:val="nil"/>
+            </w:tcBorders>
+            <w:vAlign w:val="center"/>
           </w:tcPr>
           <w:p>
             <w:pPr>
               <w:keepNext/>
+              <w:spacing w:after="0"/>
               <w:jc w:val="center"/>
             </w:pPr>
-            <w:r/>
             <w:r>
               <w:rPr>
-                <w:sz w:val="21"/>
+                <w:sz w:val="20"/>
               </w:rPr>
               <w:t>INT</w:t>
             </w:r>
@@ -1453,17 +2067,24 @@
         </w:tc>
         <w:tc>
           <w:tcPr>
-            <w:tcW w:type="dxa" w:w="737"/>
+            <w:tcW w:type="dxa" w:w="850"/>
+            <w:tcBorders>
+              <w:top w:val="nil"/>
+              <w:left w:val="nil"/>
+              <w:bottom w:val="single" w:sz="4" w:color="BDD7EE"/>
+              <w:right w:val="nil"/>
+            </w:tcBorders>
+            <w:vAlign w:val="center"/>
           </w:tcPr>
           <w:p>
             <w:pPr>
               <w:keepNext/>
+              <w:spacing w:after="0"/>
               <w:jc w:val="center"/>
             </w:pPr>
-            <w:r/>
             <w:r>
               <w:rPr>
-                <w:sz w:val="21"/>
+                <w:sz w:val="20"/>
               </w:rPr>
             </w:r>
           </w:p>
@@ -1471,16 +2092,23 @@
         <w:tc>
           <w:tcPr>
             <w:tcW w:type="dxa" w:w="2154"/>
+            <w:tcBorders>
+              <w:top w:val="nil"/>
+              <w:left w:val="nil"/>
+              <w:bottom w:val="single" w:sz="4" w:color="BDD7EE"/>
+              <w:right w:val="nil"/>
+            </w:tcBorders>
+            <w:vAlign w:val="center"/>
           </w:tcPr>
           <w:p>
             <w:pPr>
               <w:keepNext/>
+              <w:spacing w:after="0"/>
               <w:jc w:val="center"/>
             </w:pPr>
-            <w:r/>
             <w:r>
               <w:rPr>
-                <w:sz w:val="21"/>
+                <w:sz w:val="20"/>
               </w:rPr>
               <w:t>PK, IDENTITY</w:t>
             </w:r>
@@ -1488,17 +2116,24 @@
         </w:tc>
         <w:tc>
           <w:tcPr>
-            <w:tcW w:type="dxa" w:w="2665"/>
+            <w:tcW w:type="dxa" w:w="2835"/>
+            <w:tcBorders>
+              <w:top w:val="nil"/>
+              <w:left w:val="nil"/>
+              <w:bottom w:val="single" w:sz="4" w:color="BDD7EE"/>
+              <w:right w:val="nil"/>
+            </w:tcBorders>
+            <w:vAlign w:val="center"/>
           </w:tcPr>
           <w:p>
             <w:pPr>
               <w:keepNext/>
+              <w:spacing w:after="0"/>
               <w:jc w:val="center"/>
             </w:pPr>
-            <w:r/>
             <w:r>
               <w:rPr>
-                <w:sz w:val="21"/>
+                <w:sz w:val="20"/>
               </w:rPr>
               <w:t>Identificador</w:t>
             </w:r>
@@ -1511,18 +2146,27 @@
         </w:trPr>
         <w:tc>
           <w:tcPr>
-            <w:tcW w:type="dxa" w:w="2041"/>
-            <w:shd w:val="clear" w:color="auto" w:fill="F2F0F0"/>
+            <w:tcW w:type="dxa" w:w="2211"/>
+            <w:tcBorders>
+              <w:top w:val="nil"/>
+              <w:left w:val="nil"/>
+              <w:bottom w:val="single" w:sz="4" w:color="BDD7EE"/>
+              <w:right w:val="nil"/>
+            </w:tcBorders>
+            <w:shd w:val="clear" w:color="auto" w:fill="F2F7FC"/>
+            <w:vAlign w:val="center"/>
           </w:tcPr>
           <w:p>
             <w:pPr>
               <w:keepNext/>
+              <w:spacing w:after="0"/>
               <w:jc w:val="left"/>
             </w:pPr>
-            <w:r/>
             <w:r>
               <w:rPr>
-                <w:sz w:val="21"/>
+                <w:b/>
+                <w:color w:val="1F4E79"/>
+                <w:sz w:val="20"/>
               </w:rPr>
               <w:t>id_Rol</w:t>
             </w:r>
@@ -1530,18 +2174,25 @@
         </w:tc>
         <w:tc>
           <w:tcPr>
-            <w:tcW w:type="dxa" w:w="1474"/>
-            <w:shd w:val="clear" w:color="auto" w:fill="F2F0F0"/>
+            <w:tcW w:type="dxa" w:w="1304"/>
+            <w:tcBorders>
+              <w:top w:val="nil"/>
+              <w:left w:val="nil"/>
+              <w:bottom w:val="single" w:sz="4" w:color="BDD7EE"/>
+              <w:right w:val="nil"/>
+            </w:tcBorders>
+            <w:shd w:val="clear" w:color="auto" w:fill="F2F7FC"/>
+            <w:vAlign w:val="center"/>
           </w:tcPr>
           <w:p>
             <w:pPr>
               <w:keepNext/>
+              <w:spacing w:after="0"/>
               <w:jc w:val="center"/>
             </w:pPr>
-            <w:r/>
             <w:r>
               <w:rPr>
-                <w:sz w:val="21"/>
+                <w:sz w:val="20"/>
               </w:rPr>
               <w:t>INT</w:t>
             </w:r>
@@ -1549,18 +2200,25 @@
         </w:tc>
         <w:tc>
           <w:tcPr>
-            <w:tcW w:type="dxa" w:w="737"/>
-            <w:shd w:val="clear" w:color="auto" w:fill="F2F0F0"/>
+            <w:tcW w:type="dxa" w:w="850"/>
+            <w:tcBorders>
+              <w:top w:val="nil"/>
+              <w:left w:val="nil"/>
+              <w:bottom w:val="single" w:sz="4" w:color="BDD7EE"/>
+              <w:right w:val="nil"/>
+            </w:tcBorders>
+            <w:shd w:val="clear" w:color="auto" w:fill="F2F7FC"/>
+            <w:vAlign w:val="center"/>
           </w:tcPr>
           <w:p>
             <w:pPr>
               <w:keepNext/>
+              <w:spacing w:after="0"/>
               <w:jc w:val="center"/>
             </w:pPr>
-            <w:r/>
             <w:r>
               <w:rPr>
-                <w:sz w:val="21"/>
+                <w:sz w:val="20"/>
               </w:rPr>
             </w:r>
           </w:p>
@@ -1568,17 +2226,24 @@
         <w:tc>
           <w:tcPr>
             <w:tcW w:type="dxa" w:w="2154"/>
-            <w:shd w:val="clear" w:color="auto" w:fill="F2F0F0"/>
+            <w:tcBorders>
+              <w:top w:val="nil"/>
+              <w:left w:val="nil"/>
+              <w:bottom w:val="single" w:sz="4" w:color="BDD7EE"/>
+              <w:right w:val="nil"/>
+            </w:tcBorders>
+            <w:shd w:val="clear" w:color="auto" w:fill="F2F7FC"/>
+            <w:vAlign w:val="center"/>
           </w:tcPr>
           <w:p>
             <w:pPr>
               <w:keepNext/>
+              <w:spacing w:after="0"/>
               <w:jc w:val="center"/>
             </w:pPr>
-            <w:r/>
             <w:r>
               <w:rPr>
-                <w:sz w:val="21"/>
+                <w:sz w:val="20"/>
               </w:rPr>
               <w:t>FK → Rol</w:t>
             </w:r>
@@ -1586,18 +2251,25 @@
         </w:tc>
         <w:tc>
           <w:tcPr>
-            <w:tcW w:type="dxa" w:w="2665"/>
-            <w:shd w:val="clear" w:color="auto" w:fill="F2F0F0"/>
+            <w:tcW w:type="dxa" w:w="2835"/>
+            <w:tcBorders>
+              <w:top w:val="nil"/>
+              <w:left w:val="nil"/>
+              <w:bottom w:val="single" w:sz="4" w:color="BDD7EE"/>
+              <w:right w:val="nil"/>
+            </w:tcBorders>
+            <w:shd w:val="clear" w:color="auto" w:fill="F2F7FC"/>
+            <w:vAlign w:val="center"/>
           </w:tcPr>
           <w:p>
             <w:pPr>
               <w:keepNext/>
+              <w:spacing w:after="0"/>
               <w:jc w:val="center"/>
             </w:pPr>
-            <w:r/>
             <w:r>
               <w:rPr>
-                <w:sz w:val="21"/>
+                <w:sz w:val="20"/>
               </w:rPr>
               <w:t>Rol</w:t>
             </w:r>
@@ -1610,16 +2282,25 @@
         </w:trPr>
         <w:tc>
           <w:tcPr>
-            <w:tcW w:type="dxa" w:w="2041"/>
+            <w:tcW w:type="dxa" w:w="2211"/>
+            <w:tcBorders>
+              <w:top w:val="nil"/>
+              <w:left w:val="nil"/>
+              <w:bottom w:val="single" w:sz="4" w:color="BDD7EE"/>
+              <w:right w:val="nil"/>
+            </w:tcBorders>
+            <w:vAlign w:val="center"/>
           </w:tcPr>
           <w:p>
             <w:pPr>
+              <w:spacing w:after="0"/>
               <w:jc w:val="left"/>
             </w:pPr>
-            <w:r/>
             <w:r>
               <w:rPr>
-                <w:sz w:val="21"/>
+                <w:b/>
+                <w:color w:val="1F4E79"/>
+                <w:sz w:val="20"/>
               </w:rPr>
               <w:t>id_Permiso</w:t>
             </w:r>
@@ -1627,16 +2308,23 @@
         </w:tc>
         <w:tc>
           <w:tcPr>
-            <w:tcW w:type="dxa" w:w="1474"/>
+            <w:tcW w:type="dxa" w:w="1304"/>
+            <w:tcBorders>
+              <w:top w:val="nil"/>
+              <w:left w:val="nil"/>
+              <w:bottom w:val="single" w:sz="4" w:color="BDD7EE"/>
+              <w:right w:val="nil"/>
+            </w:tcBorders>
+            <w:vAlign w:val="center"/>
           </w:tcPr>
           <w:p>
             <w:pPr>
+              <w:spacing w:after="0"/>
               <w:jc w:val="center"/>
             </w:pPr>
-            <w:r/>
             <w:r>
               <w:rPr>
-                <w:sz w:val="21"/>
+                <w:sz w:val="20"/>
               </w:rPr>
               <w:t>INT</w:t>
             </w:r>
@@ -1644,16 +2332,23 @@
         </w:tc>
         <w:tc>
           <w:tcPr>
-            <w:tcW w:type="dxa" w:w="737"/>
+            <w:tcW w:type="dxa" w:w="850"/>
+            <w:tcBorders>
+              <w:top w:val="nil"/>
+              <w:left w:val="nil"/>
+              <w:bottom w:val="single" w:sz="4" w:color="BDD7EE"/>
+              <w:right w:val="nil"/>
+            </w:tcBorders>
+            <w:vAlign w:val="center"/>
           </w:tcPr>
           <w:p>
             <w:pPr>
+              <w:spacing w:after="0"/>
               <w:jc w:val="center"/>
             </w:pPr>
-            <w:r/>
             <w:r>
               <w:rPr>
-                <w:sz w:val="21"/>
+                <w:sz w:val="20"/>
               </w:rPr>
             </w:r>
           </w:p>
@@ -1661,15 +2356,22 @@
         <w:tc>
           <w:tcPr>
             <w:tcW w:type="dxa" w:w="2154"/>
+            <w:tcBorders>
+              <w:top w:val="nil"/>
+              <w:left w:val="nil"/>
+              <w:bottom w:val="single" w:sz="4" w:color="BDD7EE"/>
+              <w:right w:val="nil"/>
+            </w:tcBorders>
+            <w:vAlign w:val="center"/>
           </w:tcPr>
           <w:p>
             <w:pPr>
+              <w:spacing w:after="0"/>
               <w:jc w:val="center"/>
             </w:pPr>
-            <w:r/>
             <w:r>
               <w:rPr>
-                <w:sz w:val="21"/>
+                <w:sz w:val="20"/>
               </w:rPr>
               <w:t>FK → Permiso</w:t>
             </w:r>
@@ -1677,16 +2379,23 @@
         </w:tc>
         <w:tc>
           <w:tcPr>
-            <w:tcW w:type="dxa" w:w="2665"/>
+            <w:tcW w:type="dxa" w:w="2835"/>
+            <w:tcBorders>
+              <w:top w:val="nil"/>
+              <w:left w:val="nil"/>
+              <w:bottom w:val="single" w:sz="4" w:color="BDD7EE"/>
+              <w:right w:val="nil"/>
+            </w:tcBorders>
+            <w:vAlign w:val="center"/>
           </w:tcPr>
           <w:p>
             <w:pPr>
+              <w:spacing w:after="0"/>
               <w:jc w:val="center"/>
             </w:pPr>
-            <w:r/>
             <w:r>
               <w:rPr>
-                <w:sz w:val="21"/>
+                <w:sz w:val="20"/>
               </w:rPr>
               <w:t>Permiso asignado</w:t>
             </w:r>
@@ -1694,43 +2403,55 @@
         </w:tc>
       </w:tr>
     </w:tbl>
-    <w:p/>
+    <w:p>
+      <w:pPr>
+        <w:spacing w:after="80"/>
+        <w:jc w:val="both"/>
+      </w:pPr>
+    </w:p>
     <w:p>
       <w:pPr>
         <w:pStyle w:val="Heading3"/>
-        <w:keepNext/>
       </w:pPr>
       <w:r>
-        <w:t>Tabla: Usuario</w:t>
+        <w:t>Tabla Usuario</w:t>
       </w:r>
     </w:p>
     <w:p>
       <w:pPr>
         <w:keepNext/>
+        <w:spacing w:after="120"/>
         <w:jc w:val="both"/>
       </w:pPr>
       <w:r>
         <w:rPr>
           <w:b w:val="0"/>
           <w:i w:val="0"/>
+          <w:color w:val="595959"/>
+          <w:sz w:val="21"/>
         </w:rPr>
         <w:t>Personas que inician sesión.</w:t>
       </w:r>
     </w:p>
     <w:tbl>
       <w:tblPr>
-        <w:tblStyle w:val="TableGrid"/>
         <w:tblW w:type="auto" w:w="0"/>
         <w:jc w:val="center"/>
+        <w:tblLook w:firstColumn="1" w:firstRow="1" w:lastColumn="0" w:lastRow="0" w:noHBand="0" w:noVBand="1" w:val="04A0"/>
         <w:tblLayout w:type="fixed"/>
-        <w:tblLook w:firstColumn="1" w:firstRow="1" w:lastColumn="0" w:lastRow="0" w:noHBand="0" w:noVBand="1" w:val="04A0"/>
+        <w:tblCellMar>
+          <w:top w:w="60" w:type="dxa"/>
+          <w:bottom w:w="60" w:type="dxa"/>
+          <w:left w:w="100" w:type="dxa"/>
+          <w:right w:w="100" w:type="dxa"/>
+        </w:tblCellMar>
       </w:tblPr>
       <w:tblGrid>
-        <w:gridCol w:w="2041"/>
-        <w:gridCol w:w="1474"/>
-        <w:gridCol w:w="737"/>
+        <w:gridCol w:w="2211"/>
+        <w:gridCol w:w="1304"/>
+        <w:gridCol w:w="850"/>
         <w:gridCol w:w="2154"/>
-        <w:gridCol w:w="2664"/>
+        <w:gridCol w:w="2835"/>
       </w:tblGrid>
       <w:tr>
         <w:trPr>
@@ -1739,20 +2460,26 @@
         </w:trPr>
         <w:tc>
           <w:tcPr>
-            <w:tcW w:type="dxa" w:w="2041"/>
-            <w:shd w:val="clear" w:color="auto" w:fill="9B1C1F"/>
+            <w:tcW w:type="dxa" w:w="2211"/>
+            <w:shd w:val="clear" w:color="auto" w:fill="1F4E79"/>
+            <w:tcBorders>
+              <w:top w:val="nil"/>
+              <w:left w:val="nil"/>
+              <w:bottom w:val="nil"/>
+              <w:right w:val="nil"/>
+            </w:tcBorders>
           </w:tcPr>
           <w:p>
             <w:pPr>
               <w:keepNext/>
+              <w:spacing w:after="0"/>
               <w:jc w:val="left"/>
             </w:pPr>
-            <w:r/>
             <w:r>
               <w:rPr>
                 <w:b/>
                 <w:color w:val="FFFFFF"/>
-                <w:sz w:val="21"/>
+                <w:sz w:val="20"/>
               </w:rPr>
               <w:t>Campo</w:t>
             </w:r>
@@ -1760,20 +2487,26 @@
         </w:tc>
         <w:tc>
           <w:tcPr>
-            <w:tcW w:type="dxa" w:w="1474"/>
-            <w:shd w:val="clear" w:color="auto" w:fill="9B1C1F"/>
+            <w:tcW w:type="dxa" w:w="1304"/>
+            <w:shd w:val="clear" w:color="auto" w:fill="1F4E79"/>
+            <w:tcBorders>
+              <w:top w:val="nil"/>
+              <w:left w:val="nil"/>
+              <w:bottom w:val="nil"/>
+              <w:right w:val="nil"/>
+            </w:tcBorders>
           </w:tcPr>
           <w:p>
             <w:pPr>
               <w:keepNext/>
+              <w:spacing w:after="0"/>
               <w:jc w:val="center"/>
             </w:pPr>
-            <w:r/>
             <w:r>
               <w:rPr>
                 <w:b/>
                 <w:color w:val="FFFFFF"/>
-                <w:sz w:val="21"/>
+                <w:sz w:val="20"/>
               </w:rPr>
               <w:t>Tipo</w:t>
             </w:r>
@@ -1781,20 +2514,26 @@
         </w:tc>
         <w:tc>
           <w:tcPr>
-            <w:tcW w:type="dxa" w:w="737"/>
-            <w:shd w:val="clear" w:color="auto" w:fill="9B1C1F"/>
+            <w:tcW w:type="dxa" w:w="850"/>
+            <w:shd w:val="clear" w:color="auto" w:fill="1F4E79"/>
+            <w:tcBorders>
+              <w:top w:val="nil"/>
+              <w:left w:val="nil"/>
+              <w:bottom w:val="nil"/>
+              <w:right w:val="nil"/>
+            </w:tcBorders>
           </w:tcPr>
           <w:p>
             <w:pPr>
               <w:keepNext/>
+              <w:spacing w:after="0"/>
               <w:jc w:val="center"/>
             </w:pPr>
-            <w:r/>
             <w:r>
               <w:rPr>
                 <w:b/>
                 <w:color w:val="FFFFFF"/>
-                <w:sz w:val="21"/>
+                <w:sz w:val="20"/>
               </w:rPr>
               <w:t>Long.</w:t>
             </w:r>
@@ -1803,19 +2542,25 @@
         <w:tc>
           <w:tcPr>
             <w:tcW w:type="dxa" w:w="2154"/>
-            <w:shd w:val="clear" w:color="auto" w:fill="9B1C1F"/>
+            <w:shd w:val="clear" w:color="auto" w:fill="1F4E79"/>
+            <w:tcBorders>
+              <w:top w:val="nil"/>
+              <w:left w:val="nil"/>
+              <w:bottom w:val="nil"/>
+              <w:right w:val="nil"/>
+            </w:tcBorders>
           </w:tcPr>
           <w:p>
             <w:pPr>
               <w:keepNext/>
+              <w:spacing w:after="0"/>
               <w:jc w:val="center"/>
             </w:pPr>
-            <w:r/>
             <w:r>
               <w:rPr>
                 <w:b/>
                 <w:color w:val="FFFFFF"/>
-                <w:sz w:val="21"/>
+                <w:sz w:val="20"/>
               </w:rPr>
               <w:t>Restricciones</w:t>
             </w:r>
@@ -1823,20 +2568,26 @@
         </w:tc>
         <w:tc>
           <w:tcPr>
-            <w:tcW w:type="dxa" w:w="2665"/>
-            <w:shd w:val="clear" w:color="auto" w:fill="9B1C1F"/>
+            <w:tcW w:type="dxa" w:w="2835"/>
+            <w:shd w:val="clear" w:color="auto" w:fill="1F4E79"/>
+            <w:tcBorders>
+              <w:top w:val="nil"/>
+              <w:left w:val="nil"/>
+              <w:bottom w:val="nil"/>
+              <w:right w:val="nil"/>
+            </w:tcBorders>
           </w:tcPr>
           <w:p>
             <w:pPr>
               <w:keepNext/>
+              <w:spacing w:after="0"/>
               <w:jc w:val="center"/>
             </w:pPr>
-            <w:r/>
             <w:r>
               <w:rPr>
                 <w:b/>
                 <w:color w:val="FFFFFF"/>
-                <w:sz w:val="21"/>
+                <w:sz w:val="20"/>
               </w:rPr>
               <w:t>Descripción</w:t>
             </w:r>
@@ -1849,17 +2600,26 @@
         </w:trPr>
         <w:tc>
           <w:tcPr>
-            <w:tcW w:type="dxa" w:w="2041"/>
+            <w:tcW w:type="dxa" w:w="2211"/>
+            <w:tcBorders>
+              <w:top w:val="nil"/>
+              <w:left w:val="nil"/>
+              <w:bottom w:val="single" w:sz="4" w:color="BDD7EE"/>
+              <w:right w:val="nil"/>
+            </w:tcBorders>
+            <w:vAlign w:val="center"/>
           </w:tcPr>
           <w:p>
             <w:pPr>
               <w:keepNext/>
+              <w:spacing w:after="0"/>
               <w:jc w:val="left"/>
             </w:pPr>
-            <w:r/>
             <w:r>
               <w:rPr>
-                <w:sz w:val="21"/>
+                <w:b/>
+                <w:color w:val="1F4E79"/>
+                <w:sz w:val="20"/>
               </w:rPr>
               <w:t>idUsuario</w:t>
             </w:r>
@@ -1867,17 +2627,24 @@
         </w:tc>
         <w:tc>
           <w:tcPr>
-            <w:tcW w:type="dxa" w:w="1474"/>
+            <w:tcW w:type="dxa" w:w="1304"/>
+            <w:tcBorders>
+              <w:top w:val="nil"/>
+              <w:left w:val="nil"/>
+              <w:bottom w:val="single" w:sz="4" w:color="BDD7EE"/>
+              <w:right w:val="nil"/>
+            </w:tcBorders>
+            <w:vAlign w:val="center"/>
           </w:tcPr>
           <w:p>
             <w:pPr>
               <w:keepNext/>
+              <w:spacing w:after="0"/>
               <w:jc w:val="center"/>
             </w:pPr>
-            <w:r/>
             <w:r>
               <w:rPr>
-                <w:sz w:val="21"/>
+                <w:sz w:val="20"/>
               </w:rPr>
               <w:t>INT</w:t>
             </w:r>
@@ -1885,17 +2652,24 @@
         </w:tc>
         <w:tc>
           <w:tcPr>
-            <w:tcW w:type="dxa" w:w="737"/>
+            <w:tcW w:type="dxa" w:w="850"/>
+            <w:tcBorders>
+              <w:top w:val="nil"/>
+              <w:left w:val="nil"/>
+              <w:bottom w:val="single" w:sz="4" w:color="BDD7EE"/>
+              <w:right w:val="nil"/>
+            </w:tcBorders>
+            <w:vAlign w:val="center"/>
           </w:tcPr>
           <w:p>
             <w:pPr>
               <w:keepNext/>
+              <w:spacing w:after="0"/>
               <w:jc w:val="center"/>
             </w:pPr>
-            <w:r/>
             <w:r>
               <w:rPr>
-                <w:sz w:val="21"/>
+                <w:sz w:val="20"/>
               </w:rPr>
             </w:r>
           </w:p>
@@ -1903,16 +2677,23 @@
         <w:tc>
           <w:tcPr>
             <w:tcW w:type="dxa" w:w="2154"/>
+            <w:tcBorders>
+              <w:top w:val="nil"/>
+              <w:left w:val="nil"/>
+              <w:bottom w:val="single" w:sz="4" w:color="BDD7EE"/>
+              <w:right w:val="nil"/>
+            </w:tcBorders>
+            <w:vAlign w:val="center"/>
           </w:tcPr>
           <w:p>
             <w:pPr>
               <w:keepNext/>
+              <w:spacing w:after="0"/>
               <w:jc w:val="center"/>
             </w:pPr>
-            <w:r/>
             <w:r>
               <w:rPr>
-                <w:sz w:val="21"/>
+                <w:sz w:val="20"/>
               </w:rPr>
               <w:t>PK, IDENTITY</w:t>
             </w:r>
@@ -1920,17 +2701,24 @@
         </w:tc>
         <w:tc>
           <w:tcPr>
-            <w:tcW w:type="dxa" w:w="2665"/>
+            <w:tcW w:type="dxa" w:w="2835"/>
+            <w:tcBorders>
+              <w:top w:val="nil"/>
+              <w:left w:val="nil"/>
+              <w:bottom w:val="single" w:sz="4" w:color="BDD7EE"/>
+              <w:right w:val="nil"/>
+            </w:tcBorders>
+            <w:vAlign w:val="center"/>
           </w:tcPr>
           <w:p>
             <w:pPr>
               <w:keepNext/>
+              <w:spacing w:after="0"/>
               <w:jc w:val="center"/>
             </w:pPr>
-            <w:r/>
             <w:r>
               <w:rPr>
-                <w:sz w:val="21"/>
+                <w:sz w:val="20"/>
               </w:rPr>
               <w:t>Identificador</w:t>
             </w:r>
@@ -1943,18 +2731,27 @@
         </w:trPr>
         <w:tc>
           <w:tcPr>
-            <w:tcW w:type="dxa" w:w="2041"/>
-            <w:shd w:val="clear" w:color="auto" w:fill="F2F0F0"/>
+            <w:tcW w:type="dxa" w:w="2211"/>
+            <w:tcBorders>
+              <w:top w:val="nil"/>
+              <w:left w:val="nil"/>
+              <w:bottom w:val="single" w:sz="4" w:color="BDD7EE"/>
+              <w:right w:val="nil"/>
+            </w:tcBorders>
+            <w:shd w:val="clear" w:color="auto" w:fill="F2F7FC"/>
+            <w:vAlign w:val="center"/>
           </w:tcPr>
           <w:p>
             <w:pPr>
               <w:keepNext/>
+              <w:spacing w:after="0"/>
               <w:jc w:val="left"/>
             </w:pPr>
-            <w:r/>
             <w:r>
               <w:rPr>
-                <w:sz w:val="21"/>
+                <w:b/>
+                <w:color w:val="1F4E79"/>
+                <w:sz w:val="20"/>
               </w:rPr>
               <w:t>nombreUsuario</w:t>
             </w:r>
@@ -1962,18 +2759,25 @@
         </w:tc>
         <w:tc>
           <w:tcPr>
-            <w:tcW w:type="dxa" w:w="1474"/>
-            <w:shd w:val="clear" w:color="auto" w:fill="F2F0F0"/>
+            <w:tcW w:type="dxa" w:w="1304"/>
+            <w:tcBorders>
+              <w:top w:val="nil"/>
+              <w:left w:val="nil"/>
+              <w:bottom w:val="single" w:sz="4" w:color="BDD7EE"/>
+              <w:right w:val="nil"/>
+            </w:tcBorders>
+            <w:shd w:val="clear" w:color="auto" w:fill="F2F7FC"/>
+            <w:vAlign w:val="center"/>
           </w:tcPr>
           <w:p>
             <w:pPr>
               <w:keepNext/>
+              <w:spacing w:after="0"/>
               <w:jc w:val="center"/>
             </w:pPr>
-            <w:r/>
             <w:r>
               <w:rPr>
-                <w:sz w:val="21"/>
+                <w:sz w:val="20"/>
               </w:rPr>
               <w:t>VARCHAR</w:t>
             </w:r>
@@ -1981,18 +2785,25 @@
         </w:tc>
         <w:tc>
           <w:tcPr>
-            <w:tcW w:type="dxa" w:w="737"/>
-            <w:shd w:val="clear" w:color="auto" w:fill="F2F0F0"/>
+            <w:tcW w:type="dxa" w:w="850"/>
+            <w:tcBorders>
+              <w:top w:val="nil"/>
+              <w:left w:val="nil"/>
+              <w:bottom w:val="single" w:sz="4" w:color="BDD7EE"/>
+              <w:right w:val="nil"/>
+            </w:tcBorders>
+            <w:shd w:val="clear" w:color="auto" w:fill="F2F7FC"/>
+            <w:vAlign w:val="center"/>
           </w:tcPr>
           <w:p>
             <w:pPr>
               <w:keepNext/>
+              <w:spacing w:after="0"/>
               <w:jc w:val="center"/>
             </w:pPr>
-            <w:r/>
             <w:r>
               <w:rPr>
-                <w:sz w:val="21"/>
+                <w:sz w:val="20"/>
               </w:rPr>
               <w:t>50</w:t>
             </w:r>
@@ -2001,17 +2812,24 @@
         <w:tc>
           <w:tcPr>
             <w:tcW w:type="dxa" w:w="2154"/>
-            <w:shd w:val="clear" w:color="auto" w:fill="F2F0F0"/>
+            <w:tcBorders>
+              <w:top w:val="nil"/>
+              <w:left w:val="nil"/>
+              <w:bottom w:val="single" w:sz="4" w:color="BDD7EE"/>
+              <w:right w:val="nil"/>
+            </w:tcBorders>
+            <w:shd w:val="clear" w:color="auto" w:fill="F2F7FC"/>
+            <w:vAlign w:val="center"/>
           </w:tcPr>
           <w:p>
             <w:pPr>
               <w:keepNext/>
+              <w:spacing w:after="0"/>
               <w:jc w:val="center"/>
             </w:pPr>
-            <w:r/>
             <w:r>
               <w:rPr>
-                <w:sz w:val="21"/>
+                <w:sz w:val="20"/>
               </w:rPr>
               <w:t>NOT NULL, UNIQUE</w:t>
             </w:r>
@@ -2019,18 +2837,25 @@
         </w:tc>
         <w:tc>
           <w:tcPr>
-            <w:tcW w:type="dxa" w:w="2665"/>
-            <w:shd w:val="clear" w:color="auto" w:fill="F2F0F0"/>
+            <w:tcW w:type="dxa" w:w="2835"/>
+            <w:tcBorders>
+              <w:top w:val="nil"/>
+              <w:left w:val="nil"/>
+              <w:bottom w:val="single" w:sz="4" w:color="BDD7EE"/>
+              <w:right w:val="nil"/>
+            </w:tcBorders>
+            <w:shd w:val="clear" w:color="auto" w:fill="F2F7FC"/>
+            <w:vAlign w:val="center"/>
           </w:tcPr>
           <w:p>
             <w:pPr>
               <w:keepNext/>
+              <w:spacing w:after="0"/>
               <w:jc w:val="center"/>
             </w:pPr>
-            <w:r/>
             <w:r>
               <w:rPr>
-                <w:sz w:val="21"/>
+                <w:sz w:val="20"/>
               </w:rPr>
               <w:t>Usuario para el login</w:t>
             </w:r>
@@ -2043,17 +2868,26 @@
         </w:trPr>
         <w:tc>
           <w:tcPr>
-            <w:tcW w:type="dxa" w:w="2041"/>
+            <w:tcW w:type="dxa" w:w="2211"/>
+            <w:tcBorders>
+              <w:top w:val="nil"/>
+              <w:left w:val="nil"/>
+              <w:bottom w:val="single" w:sz="4" w:color="BDD7EE"/>
+              <w:right w:val="nil"/>
+            </w:tcBorders>
+            <w:vAlign w:val="center"/>
           </w:tcPr>
           <w:p>
             <w:pPr>
               <w:keepNext/>
+              <w:spacing w:after="0"/>
               <w:jc w:val="left"/>
             </w:pPr>
-            <w:r/>
             <w:r>
               <w:rPr>
-                <w:sz w:val="21"/>
+                <w:b/>
+                <w:color w:val="1F4E79"/>
+                <w:sz w:val="20"/>
               </w:rPr>
               <w:t>clave</w:t>
             </w:r>
@@ -2061,17 +2895,24 @@
         </w:tc>
         <w:tc>
           <w:tcPr>
-            <w:tcW w:type="dxa" w:w="1474"/>
+            <w:tcW w:type="dxa" w:w="1304"/>
+            <w:tcBorders>
+              <w:top w:val="nil"/>
+              <w:left w:val="nil"/>
+              <w:bottom w:val="single" w:sz="4" w:color="BDD7EE"/>
+              <w:right w:val="nil"/>
+            </w:tcBorders>
+            <w:vAlign w:val="center"/>
           </w:tcPr>
           <w:p>
             <w:pPr>
               <w:keepNext/>
+              <w:spacing w:after="0"/>
               <w:jc w:val="center"/>
             </w:pPr>
-            <w:r/>
             <w:r>
               <w:rPr>
-                <w:sz w:val="21"/>
+                <w:sz w:val="20"/>
               </w:rPr>
               <w:t>VARCHAR</w:t>
             </w:r>
@@ -2079,17 +2920,24 @@
         </w:tc>
         <w:tc>
           <w:tcPr>
-            <w:tcW w:type="dxa" w:w="737"/>
+            <w:tcW w:type="dxa" w:w="850"/>
+            <w:tcBorders>
+              <w:top w:val="nil"/>
+              <w:left w:val="nil"/>
+              <w:bottom w:val="single" w:sz="4" w:color="BDD7EE"/>
+              <w:right w:val="nil"/>
+            </w:tcBorders>
+            <w:vAlign w:val="center"/>
           </w:tcPr>
           <w:p>
             <w:pPr>
               <w:keepNext/>
+              <w:spacing w:after="0"/>
               <w:jc w:val="center"/>
             </w:pPr>
-            <w:r/>
             <w:r>
               <w:rPr>
-                <w:sz w:val="21"/>
+                <w:sz w:val="20"/>
               </w:rPr>
               <w:t>255</w:t>
             </w:r>
@@ -2098,16 +2946,23 @@
         <w:tc>
           <w:tcPr>
             <w:tcW w:type="dxa" w:w="2154"/>
+            <w:tcBorders>
+              <w:top w:val="nil"/>
+              <w:left w:val="nil"/>
+              <w:bottom w:val="single" w:sz="4" w:color="BDD7EE"/>
+              <w:right w:val="nil"/>
+            </w:tcBorders>
+            <w:vAlign w:val="center"/>
           </w:tcPr>
           <w:p>
             <w:pPr>
               <w:keepNext/>
+              <w:spacing w:after="0"/>
               <w:jc w:val="center"/>
             </w:pPr>
-            <w:r/>
             <w:r>
               <w:rPr>
-                <w:sz w:val="21"/>
+                <w:sz w:val="20"/>
               </w:rPr>
               <w:t>NOT NULL</w:t>
             </w:r>
@@ -2115,17 +2970,24 @@
         </w:tc>
         <w:tc>
           <w:tcPr>
-            <w:tcW w:type="dxa" w:w="2665"/>
+            <w:tcW w:type="dxa" w:w="2835"/>
+            <w:tcBorders>
+              <w:top w:val="nil"/>
+              <w:left w:val="nil"/>
+              <w:bottom w:val="single" w:sz="4" w:color="BDD7EE"/>
+              <w:right w:val="nil"/>
+            </w:tcBorders>
+            <w:vAlign w:val="center"/>
           </w:tcPr>
           <w:p>
             <w:pPr>
               <w:keepNext/>
+              <w:spacing w:after="0"/>
               <w:jc w:val="center"/>
             </w:pPr>
-            <w:r/>
             <w:r>
               <w:rPr>
-                <w:sz w:val="21"/>
+                <w:sz w:val="20"/>
               </w:rPr>
               <w:t>Contraseña encriptada con BCrypt</w:t>
             </w:r>
@@ -2138,18 +3000,27 @@
         </w:trPr>
         <w:tc>
           <w:tcPr>
-            <w:tcW w:type="dxa" w:w="2041"/>
-            <w:shd w:val="clear" w:color="auto" w:fill="F2F0F0"/>
+            <w:tcW w:type="dxa" w:w="2211"/>
+            <w:tcBorders>
+              <w:top w:val="nil"/>
+              <w:left w:val="nil"/>
+              <w:bottom w:val="single" w:sz="4" w:color="BDD7EE"/>
+              <w:right w:val="nil"/>
+            </w:tcBorders>
+            <w:shd w:val="clear" w:color="auto" w:fill="F2F7FC"/>
+            <w:vAlign w:val="center"/>
           </w:tcPr>
           <w:p>
             <w:pPr>
               <w:keepNext/>
+              <w:spacing w:after="0"/>
               <w:jc w:val="left"/>
             </w:pPr>
-            <w:r/>
             <w:r>
               <w:rPr>
-                <w:sz w:val="21"/>
+                <w:b/>
+                <w:color w:val="1F4E79"/>
+                <w:sz w:val="20"/>
               </w:rPr>
               <w:t>nombreCompleto</w:t>
             </w:r>
@@ -2157,18 +3028,25 @@
         </w:tc>
         <w:tc>
           <w:tcPr>
-            <w:tcW w:type="dxa" w:w="1474"/>
-            <w:shd w:val="clear" w:color="auto" w:fill="F2F0F0"/>
+            <w:tcW w:type="dxa" w:w="1304"/>
+            <w:tcBorders>
+              <w:top w:val="nil"/>
+              <w:left w:val="nil"/>
+              <w:bottom w:val="single" w:sz="4" w:color="BDD7EE"/>
+              <w:right w:val="nil"/>
+            </w:tcBorders>
+            <w:shd w:val="clear" w:color="auto" w:fill="F2F7FC"/>
+            <w:vAlign w:val="center"/>
           </w:tcPr>
           <w:p>
             <w:pPr>
               <w:keepNext/>
+              <w:spacing w:after="0"/>
               <w:jc w:val="center"/>
             </w:pPr>
-            <w:r/>
             <w:r>
               <w:rPr>
-                <w:sz w:val="21"/>
+                <w:sz w:val="20"/>
               </w:rPr>
               <w:t>VARCHAR</w:t>
             </w:r>
@@ -2176,18 +3054,25 @@
         </w:tc>
         <w:tc>
           <w:tcPr>
-            <w:tcW w:type="dxa" w:w="737"/>
-            <w:shd w:val="clear" w:color="auto" w:fill="F2F0F0"/>
+            <w:tcW w:type="dxa" w:w="850"/>
+            <w:tcBorders>
+              <w:top w:val="nil"/>
+              <w:left w:val="nil"/>
+              <w:bottom w:val="single" w:sz="4" w:color="BDD7EE"/>
+              <w:right w:val="nil"/>
+            </w:tcBorders>
+            <w:shd w:val="clear" w:color="auto" w:fill="F2F7FC"/>
+            <w:vAlign w:val="center"/>
           </w:tcPr>
           <w:p>
             <w:pPr>
               <w:keepNext/>
+              <w:spacing w:after="0"/>
               <w:jc w:val="center"/>
             </w:pPr>
-            <w:r/>
             <w:r>
               <w:rPr>
-                <w:sz w:val="21"/>
+                <w:sz w:val="20"/>
               </w:rPr>
               <w:t>100</w:t>
             </w:r>
@@ -2196,17 +3081,24 @@
         <w:tc>
           <w:tcPr>
             <w:tcW w:type="dxa" w:w="2154"/>
-            <w:shd w:val="clear" w:color="auto" w:fill="F2F0F0"/>
+            <w:tcBorders>
+              <w:top w:val="nil"/>
+              <w:left w:val="nil"/>
+              <w:bottom w:val="single" w:sz="4" w:color="BDD7EE"/>
+              <w:right w:val="nil"/>
+            </w:tcBorders>
+            <w:shd w:val="clear" w:color="auto" w:fill="F2F7FC"/>
+            <w:vAlign w:val="center"/>
           </w:tcPr>
           <w:p>
             <w:pPr>
               <w:keepNext/>
+              <w:spacing w:after="0"/>
               <w:jc w:val="center"/>
             </w:pPr>
-            <w:r/>
             <w:r>
               <w:rPr>
-                <w:sz w:val="21"/>
+                <w:sz w:val="20"/>
               </w:rPr>
               <w:t>NOT NULL</w:t>
             </w:r>
@@ -2214,18 +3106,25 @@
         </w:tc>
         <w:tc>
           <w:tcPr>
-            <w:tcW w:type="dxa" w:w="2665"/>
-            <w:shd w:val="clear" w:color="auto" w:fill="F2F0F0"/>
+            <w:tcW w:type="dxa" w:w="2835"/>
+            <w:tcBorders>
+              <w:top w:val="nil"/>
+              <w:left w:val="nil"/>
+              <w:bottom w:val="single" w:sz="4" w:color="BDD7EE"/>
+              <w:right w:val="nil"/>
+            </w:tcBorders>
+            <w:shd w:val="clear" w:color="auto" w:fill="F2F7FC"/>
+            <w:vAlign w:val="center"/>
           </w:tcPr>
           <w:p>
             <w:pPr>
               <w:keepNext/>
+              <w:spacing w:after="0"/>
               <w:jc w:val="center"/>
             </w:pPr>
-            <w:r/>
             <w:r>
               <w:rPr>
-                <w:sz w:val="21"/>
+                <w:sz w:val="20"/>
               </w:rPr>
               <w:t>Nombre de la persona</w:t>
             </w:r>
@@ -2238,17 +3137,26 @@
         </w:trPr>
         <w:tc>
           <w:tcPr>
-            <w:tcW w:type="dxa" w:w="2041"/>
+            <w:tcW w:type="dxa" w:w="2211"/>
+            <w:tcBorders>
+              <w:top w:val="nil"/>
+              <w:left w:val="nil"/>
+              <w:bottom w:val="single" w:sz="4" w:color="BDD7EE"/>
+              <w:right w:val="nil"/>
+            </w:tcBorders>
+            <w:vAlign w:val="center"/>
           </w:tcPr>
           <w:p>
             <w:pPr>
               <w:keepNext/>
+              <w:spacing w:after="0"/>
               <w:jc w:val="left"/>
             </w:pPr>
-            <w:r/>
             <w:r>
               <w:rPr>
-                <w:sz w:val="21"/>
+                <w:b/>
+                <w:color w:val="1F4E79"/>
+                <w:sz w:val="20"/>
               </w:rPr>
               <w:t>id_Rol</w:t>
             </w:r>
@@ -2256,17 +3164,24 @@
         </w:tc>
         <w:tc>
           <w:tcPr>
-            <w:tcW w:type="dxa" w:w="1474"/>
+            <w:tcW w:type="dxa" w:w="1304"/>
+            <w:tcBorders>
+              <w:top w:val="nil"/>
+              <w:left w:val="nil"/>
+              <w:bottom w:val="single" w:sz="4" w:color="BDD7EE"/>
+              <w:right w:val="nil"/>
+            </w:tcBorders>
+            <w:vAlign w:val="center"/>
           </w:tcPr>
           <w:p>
             <w:pPr>
               <w:keepNext/>
+              <w:spacing w:after="0"/>
               <w:jc w:val="center"/>
             </w:pPr>
-            <w:r/>
             <w:r>
               <w:rPr>
-                <w:sz w:val="21"/>
+                <w:sz w:val="20"/>
               </w:rPr>
               <w:t>INT</w:t>
             </w:r>
@@ -2274,17 +3189,24 @@
         </w:tc>
         <w:tc>
           <w:tcPr>
-            <w:tcW w:type="dxa" w:w="737"/>
+            <w:tcW w:type="dxa" w:w="850"/>
+            <w:tcBorders>
+              <w:top w:val="nil"/>
+              <w:left w:val="nil"/>
+              <w:bottom w:val="single" w:sz="4" w:color="BDD7EE"/>
+              <w:right w:val="nil"/>
+            </w:tcBorders>
+            <w:vAlign w:val="center"/>
           </w:tcPr>
           <w:p>
             <w:pPr>
               <w:keepNext/>
+              <w:spacing w:after="0"/>
               <w:jc w:val="center"/>
             </w:pPr>
-            <w:r/>
             <w:r>
               <w:rPr>
-                <w:sz w:val="21"/>
+                <w:sz w:val="20"/>
               </w:rPr>
             </w:r>
           </w:p>
@@ -2292,16 +3214,23 @@
         <w:tc>
           <w:tcPr>
             <w:tcW w:type="dxa" w:w="2154"/>
+            <w:tcBorders>
+              <w:top w:val="nil"/>
+              <w:left w:val="nil"/>
+              <w:bottom w:val="single" w:sz="4" w:color="BDD7EE"/>
+              <w:right w:val="nil"/>
+            </w:tcBorders>
+            <w:vAlign w:val="center"/>
           </w:tcPr>
           <w:p>
             <w:pPr>
               <w:keepNext/>
+              <w:spacing w:after="0"/>
               <w:jc w:val="center"/>
             </w:pPr>
-            <w:r/>
             <w:r>
               <w:rPr>
-                <w:sz w:val="21"/>
+                <w:sz w:val="20"/>
               </w:rPr>
               <w:t>FK → Rol</w:t>
             </w:r>
@@ -2309,17 +3238,24 @@
         </w:tc>
         <w:tc>
           <w:tcPr>
-            <w:tcW w:type="dxa" w:w="2665"/>
+            <w:tcW w:type="dxa" w:w="2835"/>
+            <w:tcBorders>
+              <w:top w:val="nil"/>
+              <w:left w:val="nil"/>
+              <w:bottom w:val="single" w:sz="4" w:color="BDD7EE"/>
+              <w:right w:val="nil"/>
+            </w:tcBorders>
+            <w:vAlign w:val="center"/>
           </w:tcPr>
           <w:p>
             <w:pPr>
               <w:keepNext/>
+              <w:spacing w:after="0"/>
               <w:jc w:val="center"/>
             </w:pPr>
-            <w:r/>
             <w:r>
               <w:rPr>
-                <w:sz w:val="21"/>
+                <w:sz w:val="20"/>
               </w:rPr>
               <w:t>Rol del usuario</w:t>
             </w:r>
@@ -2332,17 +3268,26 @@
         </w:trPr>
         <w:tc>
           <w:tcPr>
-            <w:tcW w:type="dxa" w:w="2041"/>
-            <w:shd w:val="clear" w:color="auto" w:fill="F2F0F0"/>
+            <w:tcW w:type="dxa" w:w="2211"/>
+            <w:tcBorders>
+              <w:top w:val="nil"/>
+              <w:left w:val="nil"/>
+              <w:bottom w:val="single" w:sz="4" w:color="BDD7EE"/>
+              <w:right w:val="nil"/>
+            </w:tcBorders>
+            <w:shd w:val="clear" w:color="auto" w:fill="F2F7FC"/>
+            <w:vAlign w:val="center"/>
           </w:tcPr>
           <w:p>
             <w:pPr>
+              <w:spacing w:after="0"/>
               <w:jc w:val="left"/>
             </w:pPr>
-            <w:r/>
             <w:r>
               <w:rPr>
-                <w:sz w:val="21"/>
+                <w:b/>
+                <w:color w:val="1F4E79"/>
+                <w:sz w:val="20"/>
               </w:rPr>
               <w:t>activo</w:t>
             </w:r>
@@ -2350,17 +3295,24 @@
         </w:tc>
         <w:tc>
           <w:tcPr>
-            <w:tcW w:type="dxa" w:w="1474"/>
-            <w:shd w:val="clear" w:color="auto" w:fill="F2F0F0"/>
+            <w:tcW w:type="dxa" w:w="1304"/>
+            <w:tcBorders>
+              <w:top w:val="nil"/>
+              <w:left w:val="nil"/>
+              <w:bottom w:val="single" w:sz="4" w:color="BDD7EE"/>
+              <w:right w:val="nil"/>
+            </w:tcBorders>
+            <w:shd w:val="clear" w:color="auto" w:fill="F2F7FC"/>
+            <w:vAlign w:val="center"/>
           </w:tcPr>
           <w:p>
             <w:pPr>
+              <w:spacing w:after="0"/>
               <w:jc w:val="center"/>
             </w:pPr>
-            <w:r/>
             <w:r>
               <w:rPr>
-                <w:sz w:val="21"/>
+                <w:sz w:val="20"/>
               </w:rPr>
               <w:t>BIT</w:t>
             </w:r>
@@ -2368,17 +3320,24 @@
         </w:tc>
         <w:tc>
           <w:tcPr>
-            <w:tcW w:type="dxa" w:w="737"/>
-            <w:shd w:val="clear" w:color="auto" w:fill="F2F0F0"/>
+            <w:tcW w:type="dxa" w:w="850"/>
+            <w:tcBorders>
+              <w:top w:val="nil"/>
+              <w:left w:val="nil"/>
+              <w:bottom w:val="single" w:sz="4" w:color="BDD7EE"/>
+              <w:right w:val="nil"/>
+            </w:tcBorders>
+            <w:shd w:val="clear" w:color="auto" w:fill="F2F7FC"/>
+            <w:vAlign w:val="center"/>
           </w:tcPr>
           <w:p>
             <w:pPr>
+              <w:spacing w:after="0"/>
               <w:jc w:val="center"/>
             </w:pPr>
-            <w:r/>
             <w:r>
               <w:rPr>
-                <w:sz w:val="21"/>
+                <w:sz w:val="20"/>
               </w:rPr>
             </w:r>
           </w:p>
@@ -2386,16 +3345,23 @@
         <w:tc>
           <w:tcPr>
             <w:tcW w:type="dxa" w:w="2154"/>
-            <w:shd w:val="clear" w:color="auto" w:fill="F2F0F0"/>
+            <w:tcBorders>
+              <w:top w:val="nil"/>
+              <w:left w:val="nil"/>
+              <w:bottom w:val="single" w:sz="4" w:color="BDD7EE"/>
+              <w:right w:val="nil"/>
+            </w:tcBorders>
+            <w:shd w:val="clear" w:color="auto" w:fill="F2F7FC"/>
+            <w:vAlign w:val="center"/>
           </w:tcPr>
           <w:p>
             <w:pPr>
+              <w:spacing w:after="0"/>
               <w:jc w:val="center"/>
             </w:pPr>
-            <w:r/>
             <w:r>
               <w:rPr>
-                <w:sz w:val="21"/>
+                <w:sz w:val="20"/>
               </w:rPr>
               <w:t>DEFAULT 1</w:t>
             </w:r>
@@ -2403,17 +3369,24 @@
         </w:tc>
         <w:tc>
           <w:tcPr>
-            <w:tcW w:type="dxa" w:w="2665"/>
-            <w:shd w:val="clear" w:color="auto" w:fill="F2F0F0"/>
+            <w:tcW w:type="dxa" w:w="2835"/>
+            <w:tcBorders>
+              <w:top w:val="nil"/>
+              <w:left w:val="nil"/>
+              <w:bottom w:val="single" w:sz="4" w:color="BDD7EE"/>
+              <w:right w:val="nil"/>
+            </w:tcBorders>
+            <w:shd w:val="clear" w:color="auto" w:fill="F2F7FC"/>
+            <w:vAlign w:val="center"/>
           </w:tcPr>
           <w:p>
             <w:pPr>
+              <w:spacing w:after="0"/>
               <w:jc w:val="center"/>
             </w:pPr>
-            <w:r/>
             <w:r>
               <w:rPr>
-                <w:sz w:val="21"/>
+                <w:sz w:val="20"/>
               </w:rPr>
               <w:t>1 = activo, 0 = desactivado</w:t>
             </w:r>
@@ -2421,43 +3394,55 @@
         </w:tc>
       </w:tr>
     </w:tbl>
-    <w:p/>
+    <w:p>
+      <w:pPr>
+        <w:spacing w:after="80"/>
+        <w:jc w:val="both"/>
+      </w:pPr>
+    </w:p>
     <w:p>
       <w:pPr>
         <w:pStyle w:val="Heading3"/>
-        <w:keepNext/>
       </w:pPr>
       <w:r>
-        <w:t>Tabla: Especialidad</w:t>
+        <w:t>Tabla Especialidad</w:t>
       </w:r>
     </w:p>
     <w:p>
       <w:pPr>
         <w:keepNext/>
+        <w:spacing w:after="120"/>
         <w:jc w:val="both"/>
       </w:pPr>
       <w:r>
         <w:rPr>
           <w:b w:val="0"/>
           <w:i w:val="0"/>
+          <w:color w:val="595959"/>
+          <w:sz w:val="21"/>
         </w:rPr>
         <w:t>Especialidades médicas.</w:t>
       </w:r>
     </w:p>
     <w:tbl>
       <w:tblPr>
-        <w:tblStyle w:val="TableGrid"/>
         <w:tblW w:type="auto" w:w="0"/>
         <w:jc w:val="center"/>
+        <w:tblLook w:firstColumn="1" w:firstRow="1" w:lastColumn="0" w:lastRow="0" w:noHBand="0" w:noVBand="1" w:val="04A0"/>
         <w:tblLayout w:type="fixed"/>
-        <w:tblLook w:firstColumn="1" w:firstRow="1" w:lastColumn="0" w:lastRow="0" w:noHBand="0" w:noVBand="1" w:val="04A0"/>
+        <w:tblCellMar>
+          <w:top w:w="60" w:type="dxa"/>
+          <w:bottom w:w="60" w:type="dxa"/>
+          <w:left w:w="100" w:type="dxa"/>
+          <w:right w:w="100" w:type="dxa"/>
+        </w:tblCellMar>
       </w:tblPr>
       <w:tblGrid>
-        <w:gridCol w:w="2041"/>
-        <w:gridCol w:w="1474"/>
-        <w:gridCol w:w="737"/>
+        <w:gridCol w:w="2211"/>
+        <w:gridCol w:w="1304"/>
+        <w:gridCol w:w="850"/>
         <w:gridCol w:w="2154"/>
-        <w:gridCol w:w="2664"/>
+        <w:gridCol w:w="2835"/>
       </w:tblGrid>
       <w:tr>
         <w:trPr>
@@ -2466,20 +3451,26 @@
         </w:trPr>
         <w:tc>
           <w:tcPr>
-            <w:tcW w:type="dxa" w:w="2041"/>
-            <w:shd w:val="clear" w:color="auto" w:fill="9B1C1F"/>
+            <w:tcW w:type="dxa" w:w="2211"/>
+            <w:shd w:val="clear" w:color="auto" w:fill="1F4E79"/>
+            <w:tcBorders>
+              <w:top w:val="nil"/>
+              <w:left w:val="nil"/>
+              <w:bottom w:val="nil"/>
+              <w:right w:val="nil"/>
+            </w:tcBorders>
           </w:tcPr>
           <w:p>
             <w:pPr>
               <w:keepNext/>
+              <w:spacing w:after="0"/>
               <w:jc w:val="left"/>
             </w:pPr>
-            <w:r/>
             <w:r>
               <w:rPr>
                 <w:b/>
                 <w:color w:val="FFFFFF"/>
-                <w:sz w:val="21"/>
+                <w:sz w:val="20"/>
               </w:rPr>
               <w:t>Campo</w:t>
             </w:r>
@@ -2487,20 +3478,26 @@
         </w:tc>
         <w:tc>
           <w:tcPr>
-            <w:tcW w:type="dxa" w:w="1474"/>
-            <w:shd w:val="clear" w:color="auto" w:fill="9B1C1F"/>
+            <w:tcW w:type="dxa" w:w="1304"/>
+            <w:shd w:val="clear" w:color="auto" w:fill="1F4E79"/>
+            <w:tcBorders>
+              <w:top w:val="nil"/>
+              <w:left w:val="nil"/>
+              <w:bottom w:val="nil"/>
+              <w:right w:val="nil"/>
+            </w:tcBorders>
           </w:tcPr>
           <w:p>
             <w:pPr>
               <w:keepNext/>
+              <w:spacing w:after="0"/>
               <w:jc w:val="center"/>
             </w:pPr>
-            <w:r/>
             <w:r>
               <w:rPr>
                 <w:b/>
                 <w:color w:val="FFFFFF"/>
-                <w:sz w:val="21"/>
+                <w:sz w:val="20"/>
               </w:rPr>
               <w:t>Tipo</w:t>
             </w:r>
@@ -2508,20 +3505,26 @@
         </w:tc>
         <w:tc>
           <w:tcPr>
-            <w:tcW w:type="dxa" w:w="737"/>
-            <w:shd w:val="clear" w:color="auto" w:fill="9B1C1F"/>
+            <w:tcW w:type="dxa" w:w="850"/>
+            <w:shd w:val="clear" w:color="auto" w:fill="1F4E79"/>
+            <w:tcBorders>
+              <w:top w:val="nil"/>
+              <w:left w:val="nil"/>
+              <w:bottom w:val="nil"/>
+              <w:right w:val="nil"/>
+            </w:tcBorders>
           </w:tcPr>
           <w:p>
             <w:pPr>
               <w:keepNext/>
+              <w:spacing w:after="0"/>
               <w:jc w:val="center"/>
             </w:pPr>
-            <w:r/>
             <w:r>
               <w:rPr>
                 <w:b/>
                 <w:color w:val="FFFFFF"/>
-                <w:sz w:val="21"/>
+                <w:sz w:val="20"/>
               </w:rPr>
               <w:t>Long.</w:t>
             </w:r>
@@ -2530,19 +3533,25 @@
         <w:tc>
           <w:tcPr>
             <w:tcW w:type="dxa" w:w="2154"/>
-            <w:shd w:val="clear" w:color="auto" w:fill="9B1C1F"/>
+            <w:shd w:val="clear" w:color="auto" w:fill="1F4E79"/>
+            <w:tcBorders>
+              <w:top w:val="nil"/>
+              <w:left w:val="nil"/>
+              <w:bottom w:val="nil"/>
+              <w:right w:val="nil"/>
+            </w:tcBorders>
           </w:tcPr>
           <w:p>
             <w:pPr>
               <w:keepNext/>
+              <w:spacing w:after="0"/>
               <w:jc w:val="center"/>
             </w:pPr>
-            <w:r/>
             <w:r>
               <w:rPr>
                 <w:b/>
                 <w:color w:val="FFFFFF"/>
-                <w:sz w:val="21"/>
+                <w:sz w:val="20"/>
               </w:rPr>
               <w:t>Restricciones</w:t>
             </w:r>
@@ -2550,20 +3559,26 @@
         </w:tc>
         <w:tc>
           <w:tcPr>
-            <w:tcW w:type="dxa" w:w="2665"/>
-            <w:shd w:val="clear" w:color="auto" w:fill="9B1C1F"/>
+            <w:tcW w:type="dxa" w:w="2835"/>
+            <w:shd w:val="clear" w:color="auto" w:fill="1F4E79"/>
+            <w:tcBorders>
+              <w:top w:val="nil"/>
+              <w:left w:val="nil"/>
+              <w:bottom w:val="nil"/>
+              <w:right w:val="nil"/>
+            </w:tcBorders>
           </w:tcPr>
           <w:p>
             <w:pPr>
               <w:keepNext/>
+              <w:spacing w:after="0"/>
               <w:jc w:val="center"/>
             </w:pPr>
-            <w:r/>
             <w:r>
               <w:rPr>
                 <w:b/>
                 <w:color w:val="FFFFFF"/>
-                <w:sz w:val="21"/>
+                <w:sz w:val="20"/>
               </w:rPr>
               <w:t>Descripción</w:t>
             </w:r>
@@ -2576,17 +3591,26 @@
         </w:trPr>
         <w:tc>
           <w:tcPr>
-            <w:tcW w:type="dxa" w:w="2041"/>
+            <w:tcW w:type="dxa" w:w="2211"/>
+            <w:tcBorders>
+              <w:top w:val="nil"/>
+              <w:left w:val="nil"/>
+              <w:bottom w:val="single" w:sz="4" w:color="BDD7EE"/>
+              <w:right w:val="nil"/>
+            </w:tcBorders>
+            <w:vAlign w:val="center"/>
           </w:tcPr>
           <w:p>
             <w:pPr>
               <w:keepNext/>
+              <w:spacing w:after="0"/>
               <w:jc w:val="left"/>
             </w:pPr>
-            <w:r/>
             <w:r>
               <w:rPr>
-                <w:sz w:val="21"/>
+                <w:b/>
+                <w:color w:val="1F4E79"/>
+                <w:sz w:val="20"/>
               </w:rPr>
               <w:t>idEspecialidad</w:t>
             </w:r>
@@ -2594,17 +3618,24 @@
         </w:tc>
         <w:tc>
           <w:tcPr>
-            <w:tcW w:type="dxa" w:w="1474"/>
+            <w:tcW w:type="dxa" w:w="1304"/>
+            <w:tcBorders>
+              <w:top w:val="nil"/>
+              <w:left w:val="nil"/>
+              <w:bottom w:val="single" w:sz="4" w:color="BDD7EE"/>
+              <w:right w:val="nil"/>
+            </w:tcBorders>
+            <w:vAlign w:val="center"/>
           </w:tcPr>
           <w:p>
             <w:pPr>
               <w:keepNext/>
+              <w:spacing w:after="0"/>
               <w:jc w:val="center"/>
             </w:pPr>
-            <w:r/>
             <w:r>
               <w:rPr>
-                <w:sz w:val="21"/>
+                <w:sz w:val="20"/>
               </w:rPr>
               <w:t>INT</w:t>
             </w:r>
@@ -2612,17 +3643,24 @@
         </w:tc>
         <w:tc>
           <w:tcPr>
-            <w:tcW w:type="dxa" w:w="737"/>
+            <w:tcW w:type="dxa" w:w="850"/>
+            <w:tcBorders>
+              <w:top w:val="nil"/>
+              <w:left w:val="nil"/>
+              <w:bottom w:val="single" w:sz="4" w:color="BDD7EE"/>
+              <w:right w:val="nil"/>
+            </w:tcBorders>
+            <w:vAlign w:val="center"/>
           </w:tcPr>
           <w:p>
             <w:pPr>
               <w:keepNext/>
+              <w:spacing w:after="0"/>
               <w:jc w:val="center"/>
             </w:pPr>
-            <w:r/>
             <w:r>
               <w:rPr>
-                <w:sz w:val="21"/>
+                <w:sz w:val="20"/>
               </w:rPr>
             </w:r>
           </w:p>
@@ -2630,16 +3668,23 @@
         <w:tc>
           <w:tcPr>
             <w:tcW w:type="dxa" w:w="2154"/>
+            <w:tcBorders>
+              <w:top w:val="nil"/>
+              <w:left w:val="nil"/>
+              <w:bottom w:val="single" w:sz="4" w:color="BDD7EE"/>
+              <w:right w:val="nil"/>
+            </w:tcBorders>
+            <w:vAlign w:val="center"/>
           </w:tcPr>
           <w:p>
             <w:pPr>
               <w:keepNext/>
+              <w:spacing w:after="0"/>
               <w:jc w:val="center"/>
             </w:pPr>
-            <w:r/>
             <w:r>
               <w:rPr>
-                <w:sz w:val="21"/>
+                <w:sz w:val="20"/>
               </w:rPr>
               <w:t>PK, IDENTITY</w:t>
             </w:r>
@@ -2647,17 +3692,24 @@
         </w:tc>
         <w:tc>
           <w:tcPr>
-            <w:tcW w:type="dxa" w:w="2665"/>
+            <w:tcW w:type="dxa" w:w="2835"/>
+            <w:tcBorders>
+              <w:top w:val="nil"/>
+              <w:left w:val="nil"/>
+              <w:bottom w:val="single" w:sz="4" w:color="BDD7EE"/>
+              <w:right w:val="nil"/>
+            </w:tcBorders>
+            <w:vAlign w:val="center"/>
           </w:tcPr>
           <w:p>
             <w:pPr>
               <w:keepNext/>
+              <w:spacing w:after="0"/>
               <w:jc w:val="center"/>
             </w:pPr>
-            <w:r/>
             <w:r>
               <w:rPr>
-                <w:sz w:val="21"/>
+                <w:sz w:val="20"/>
               </w:rPr>
               <w:t>Identificador</w:t>
             </w:r>
@@ -2670,17 +3722,26 @@
         </w:trPr>
         <w:tc>
           <w:tcPr>
-            <w:tcW w:type="dxa" w:w="2041"/>
-            <w:shd w:val="clear" w:color="auto" w:fill="F2F0F0"/>
+            <w:tcW w:type="dxa" w:w="2211"/>
+            <w:tcBorders>
+              <w:top w:val="nil"/>
+              <w:left w:val="nil"/>
+              <w:bottom w:val="single" w:sz="4" w:color="BDD7EE"/>
+              <w:right w:val="nil"/>
+            </w:tcBorders>
+            <w:shd w:val="clear" w:color="auto" w:fill="F2F7FC"/>
+            <w:vAlign w:val="center"/>
           </w:tcPr>
           <w:p>
             <w:pPr>
+              <w:spacing w:after="0"/>
               <w:jc w:val="left"/>
             </w:pPr>
-            <w:r/>
             <w:r>
               <w:rPr>
-                <w:sz w:val="21"/>
+                <w:b/>
+                <w:color w:val="1F4E79"/>
+                <w:sz w:val="20"/>
               </w:rPr>
               <w:t>nombreEspecialidad</w:t>
             </w:r>
@@ -2688,17 +3749,24 @@
         </w:tc>
         <w:tc>
           <w:tcPr>
-            <w:tcW w:type="dxa" w:w="1474"/>
-            <w:shd w:val="clear" w:color="auto" w:fill="F2F0F0"/>
+            <w:tcW w:type="dxa" w:w="1304"/>
+            <w:tcBorders>
+              <w:top w:val="nil"/>
+              <w:left w:val="nil"/>
+              <w:bottom w:val="single" w:sz="4" w:color="BDD7EE"/>
+              <w:right w:val="nil"/>
+            </w:tcBorders>
+            <w:shd w:val="clear" w:color="auto" w:fill="F2F7FC"/>
+            <w:vAlign w:val="center"/>
           </w:tcPr>
           <w:p>
             <w:pPr>
+              <w:spacing w:after="0"/>
               <w:jc w:val="center"/>
             </w:pPr>
-            <w:r/>
             <w:r>
               <w:rPr>
-                <w:sz w:val="21"/>
+                <w:sz w:val="20"/>
               </w:rPr>
               <w:t>VARCHAR</w:t>
             </w:r>
@@ -2706,17 +3774,24 @@
         </w:tc>
         <w:tc>
           <w:tcPr>
-            <w:tcW w:type="dxa" w:w="737"/>
-            <w:shd w:val="clear" w:color="auto" w:fill="F2F0F0"/>
+            <w:tcW w:type="dxa" w:w="850"/>
+            <w:tcBorders>
+              <w:top w:val="nil"/>
+              <w:left w:val="nil"/>
+              <w:bottom w:val="single" w:sz="4" w:color="BDD7EE"/>
+              <w:right w:val="nil"/>
+            </w:tcBorders>
+            <w:shd w:val="clear" w:color="auto" w:fill="F2F7FC"/>
+            <w:vAlign w:val="center"/>
           </w:tcPr>
           <w:p>
             <w:pPr>
+              <w:spacing w:after="0"/>
               <w:jc w:val="center"/>
             </w:pPr>
-            <w:r/>
             <w:r>
               <w:rPr>
-                <w:sz w:val="21"/>
+                <w:sz w:val="20"/>
               </w:rPr>
               <w:t>100</w:t>
             </w:r>
@@ -2725,16 +3800,23 @@
         <w:tc>
           <w:tcPr>
             <w:tcW w:type="dxa" w:w="2154"/>
-            <w:shd w:val="clear" w:color="auto" w:fill="F2F0F0"/>
+            <w:tcBorders>
+              <w:top w:val="nil"/>
+              <w:left w:val="nil"/>
+              <w:bottom w:val="single" w:sz="4" w:color="BDD7EE"/>
+              <w:right w:val="nil"/>
+            </w:tcBorders>
+            <w:shd w:val="clear" w:color="auto" w:fill="F2F7FC"/>
+            <w:vAlign w:val="center"/>
           </w:tcPr>
           <w:p>
             <w:pPr>
+              <w:spacing w:after="0"/>
               <w:jc w:val="center"/>
             </w:pPr>
-            <w:r/>
             <w:r>
               <w:rPr>
-                <w:sz w:val="21"/>
+                <w:sz w:val="20"/>
               </w:rPr>
               <w:t>NOT NULL</w:t>
             </w:r>
@@ -2742,17 +3824,24 @@
         </w:tc>
         <w:tc>
           <w:tcPr>
-            <w:tcW w:type="dxa" w:w="2665"/>
-            <w:shd w:val="clear" w:color="auto" w:fill="F2F0F0"/>
+            <w:tcW w:type="dxa" w:w="2835"/>
+            <w:tcBorders>
+              <w:top w:val="nil"/>
+              <w:left w:val="nil"/>
+              <w:bottom w:val="single" w:sz="4" w:color="BDD7EE"/>
+              <w:right w:val="nil"/>
+            </w:tcBorders>
+            <w:shd w:val="clear" w:color="auto" w:fill="F2F7FC"/>
+            <w:vAlign w:val="center"/>
           </w:tcPr>
           <w:p>
             <w:pPr>
+              <w:spacing w:after="0"/>
               <w:jc w:val="center"/>
             </w:pPr>
-            <w:r/>
             <w:r>
               <w:rPr>
-                <w:sz w:val="21"/>
+                <w:sz w:val="20"/>
               </w:rPr>
               <w:t>Nombre</w:t>
             </w:r>
@@ -2760,43 +3849,55 @@
         </w:tc>
       </w:tr>
     </w:tbl>
-    <w:p/>
+    <w:p>
+      <w:pPr>
+        <w:spacing w:after="80"/>
+        <w:jc w:val="both"/>
+      </w:pPr>
+    </w:p>
     <w:p>
       <w:pPr>
         <w:pStyle w:val="Heading3"/>
-        <w:keepNext/>
       </w:pPr>
       <w:r>
-        <w:t>Tabla: Medico</w:t>
+        <w:t>Tabla Medico</w:t>
       </w:r>
     </w:p>
     <w:p>
       <w:pPr>
         <w:keepNext/>
+        <w:spacing w:after="120"/>
         <w:jc w:val="both"/>
       </w:pPr>
       <w:r>
         <w:rPr>
           <w:b w:val="0"/>
           <w:i w:val="0"/>
+          <w:color w:val="595959"/>
+          <w:sz w:val="21"/>
         </w:rPr>
         <w:t>Médicos de la clínica.</w:t>
       </w:r>
     </w:p>
     <w:tbl>
       <w:tblPr>
-        <w:tblStyle w:val="TableGrid"/>
         <w:tblW w:type="auto" w:w="0"/>
         <w:jc w:val="center"/>
+        <w:tblLook w:firstColumn="1" w:firstRow="1" w:lastColumn="0" w:lastRow="0" w:noHBand="0" w:noVBand="1" w:val="04A0"/>
         <w:tblLayout w:type="fixed"/>
-        <w:tblLook w:firstColumn="1" w:firstRow="1" w:lastColumn="0" w:lastRow="0" w:noHBand="0" w:noVBand="1" w:val="04A0"/>
+        <w:tblCellMar>
+          <w:top w:w="60" w:type="dxa"/>
+          <w:bottom w:w="60" w:type="dxa"/>
+          <w:left w:w="100" w:type="dxa"/>
+          <w:right w:w="100" w:type="dxa"/>
+        </w:tblCellMar>
       </w:tblPr>
       <w:tblGrid>
-        <w:gridCol w:w="2041"/>
-        <w:gridCol w:w="1474"/>
-        <w:gridCol w:w="737"/>
+        <w:gridCol w:w="2211"/>
+        <w:gridCol w:w="1304"/>
+        <w:gridCol w:w="850"/>
         <w:gridCol w:w="2154"/>
-        <w:gridCol w:w="2664"/>
+        <w:gridCol w:w="2835"/>
       </w:tblGrid>
       <w:tr>
         <w:trPr>
@@ -2805,20 +3906,26 @@
         </w:trPr>
         <w:tc>
           <w:tcPr>
-            <w:tcW w:type="dxa" w:w="2041"/>
-            <w:shd w:val="clear" w:color="auto" w:fill="9B1C1F"/>
+            <w:tcW w:type="dxa" w:w="2211"/>
+            <w:shd w:val="clear" w:color="auto" w:fill="1F4E79"/>
+            <w:tcBorders>
+              <w:top w:val="nil"/>
+              <w:left w:val="nil"/>
+              <w:bottom w:val="nil"/>
+              <w:right w:val="nil"/>
+            </w:tcBorders>
           </w:tcPr>
           <w:p>
             <w:pPr>
               <w:keepNext/>
+              <w:spacing w:after="0"/>
               <w:jc w:val="left"/>
             </w:pPr>
-            <w:r/>
             <w:r>
               <w:rPr>
                 <w:b/>
                 <w:color w:val="FFFFFF"/>
-                <w:sz w:val="21"/>
+                <w:sz w:val="20"/>
               </w:rPr>
               <w:t>Campo</w:t>
             </w:r>
@@ -2826,20 +3933,26 @@
         </w:tc>
         <w:tc>
           <w:tcPr>
-            <w:tcW w:type="dxa" w:w="1474"/>
-            <w:shd w:val="clear" w:color="auto" w:fill="9B1C1F"/>
+            <w:tcW w:type="dxa" w:w="1304"/>
+            <w:shd w:val="clear" w:color="auto" w:fill="1F4E79"/>
+            <w:tcBorders>
+              <w:top w:val="nil"/>
+              <w:left w:val="nil"/>
+              <w:bottom w:val="nil"/>
+              <w:right w:val="nil"/>
+            </w:tcBorders>
           </w:tcPr>
           <w:p>
             <w:pPr>
               <w:keepNext/>
+              <w:spacing w:after="0"/>
               <w:jc w:val="center"/>
             </w:pPr>
-            <w:r/>
             <w:r>
               <w:rPr>
                 <w:b/>
                 <w:color w:val="FFFFFF"/>
-                <w:sz w:val="21"/>
+                <w:sz w:val="20"/>
               </w:rPr>
               <w:t>Tipo</w:t>
             </w:r>
@@ -2847,20 +3960,26 @@
         </w:tc>
         <w:tc>
           <w:tcPr>
-            <w:tcW w:type="dxa" w:w="737"/>
-            <w:shd w:val="clear" w:color="auto" w:fill="9B1C1F"/>
+            <w:tcW w:type="dxa" w:w="850"/>
+            <w:shd w:val="clear" w:color="auto" w:fill="1F4E79"/>
+            <w:tcBorders>
+              <w:top w:val="nil"/>
+              <w:left w:val="nil"/>
+              <w:bottom w:val="nil"/>
+              <w:right w:val="nil"/>
+            </w:tcBorders>
           </w:tcPr>
           <w:p>
             <w:pPr>
               <w:keepNext/>
+              <w:spacing w:after="0"/>
               <w:jc w:val="center"/>
             </w:pPr>
-            <w:r/>
             <w:r>
               <w:rPr>
                 <w:b/>
                 <w:color w:val="FFFFFF"/>
-                <w:sz w:val="21"/>
+                <w:sz w:val="20"/>
               </w:rPr>
               <w:t>Long.</w:t>
             </w:r>
@@ -2869,19 +3988,25 @@
         <w:tc>
           <w:tcPr>
             <w:tcW w:type="dxa" w:w="2154"/>
-            <w:shd w:val="clear" w:color="auto" w:fill="9B1C1F"/>
+            <w:shd w:val="clear" w:color="auto" w:fill="1F4E79"/>
+            <w:tcBorders>
+              <w:top w:val="nil"/>
+              <w:left w:val="nil"/>
+              <w:bottom w:val="nil"/>
+              <w:right w:val="nil"/>
+            </w:tcBorders>
           </w:tcPr>
           <w:p>
             <w:pPr>
               <w:keepNext/>
+              <w:spacing w:after="0"/>
               <w:jc w:val="center"/>
             </w:pPr>
-            <w:r/>
             <w:r>
               <w:rPr>
                 <w:b/>
                 <w:color w:val="FFFFFF"/>
-                <w:sz w:val="21"/>
+                <w:sz w:val="20"/>
               </w:rPr>
               <w:t>Restricciones</w:t>
             </w:r>
@@ -2889,20 +4014,26 @@
         </w:tc>
         <w:tc>
           <w:tcPr>
-            <w:tcW w:type="dxa" w:w="2665"/>
-            <w:shd w:val="clear" w:color="auto" w:fill="9B1C1F"/>
+            <w:tcW w:type="dxa" w:w="2835"/>
+            <w:shd w:val="clear" w:color="auto" w:fill="1F4E79"/>
+            <w:tcBorders>
+              <w:top w:val="nil"/>
+              <w:left w:val="nil"/>
+              <w:bottom w:val="nil"/>
+              <w:right w:val="nil"/>
+            </w:tcBorders>
           </w:tcPr>
           <w:p>
             <w:pPr>
               <w:keepNext/>
+              <w:spacing w:after="0"/>
               <w:jc w:val="center"/>
             </w:pPr>
-            <w:r/>
             <w:r>
               <w:rPr>
                 <w:b/>
                 <w:color w:val="FFFFFF"/>
-                <w:sz w:val="21"/>
+                <w:sz w:val="20"/>
               </w:rPr>
               <w:t>Descripción</w:t>
             </w:r>
@@ -2915,17 +4046,26 @@
         </w:trPr>
         <w:tc>
           <w:tcPr>
-            <w:tcW w:type="dxa" w:w="2041"/>
+            <w:tcW w:type="dxa" w:w="2211"/>
+            <w:tcBorders>
+              <w:top w:val="nil"/>
+              <w:left w:val="nil"/>
+              <w:bottom w:val="single" w:sz="4" w:color="BDD7EE"/>
+              <w:right w:val="nil"/>
+            </w:tcBorders>
+            <w:vAlign w:val="center"/>
           </w:tcPr>
           <w:p>
             <w:pPr>
               <w:keepNext/>
+              <w:spacing w:after="0"/>
               <w:jc w:val="left"/>
             </w:pPr>
-            <w:r/>
             <w:r>
               <w:rPr>
-                <w:sz w:val="21"/>
+                <w:b/>
+                <w:color w:val="1F4E79"/>
+                <w:sz w:val="20"/>
               </w:rPr>
               <w:t>idMedico</w:t>
             </w:r>
@@ -2933,17 +4073,24 @@
         </w:tc>
         <w:tc>
           <w:tcPr>
-            <w:tcW w:type="dxa" w:w="1474"/>
+            <w:tcW w:type="dxa" w:w="1304"/>
+            <w:tcBorders>
+              <w:top w:val="nil"/>
+              <w:left w:val="nil"/>
+              <w:bottom w:val="single" w:sz="4" w:color="BDD7EE"/>
+              <w:right w:val="nil"/>
+            </w:tcBorders>
+            <w:vAlign w:val="center"/>
           </w:tcPr>
           <w:p>
             <w:pPr>
               <w:keepNext/>
+              <w:spacing w:after="0"/>
               <w:jc w:val="center"/>
             </w:pPr>
-            <w:r/>
             <w:r>
               <w:rPr>
-                <w:sz w:val="21"/>
+                <w:sz w:val="20"/>
               </w:rPr>
               <w:t>INT</w:t>
             </w:r>
@@ -2951,17 +4098,24 @@
         </w:tc>
         <w:tc>
           <w:tcPr>
-            <w:tcW w:type="dxa" w:w="737"/>
+            <w:tcW w:type="dxa" w:w="850"/>
+            <w:tcBorders>
+              <w:top w:val="nil"/>
+              <w:left w:val="nil"/>
+              <w:bottom w:val="single" w:sz="4" w:color="BDD7EE"/>
+              <w:right w:val="nil"/>
+            </w:tcBorders>
+            <w:vAlign w:val="center"/>
           </w:tcPr>
           <w:p>
             <w:pPr>
               <w:keepNext/>
+              <w:spacing w:after="0"/>
               <w:jc w:val="center"/>
             </w:pPr>
-            <w:r/>
             <w:r>
               <w:rPr>
-                <w:sz w:val="21"/>
+                <w:sz w:val="20"/>
               </w:rPr>
             </w:r>
           </w:p>
@@ -2969,16 +4123,23 @@
         <w:tc>
           <w:tcPr>
             <w:tcW w:type="dxa" w:w="2154"/>
+            <w:tcBorders>
+              <w:top w:val="nil"/>
+              <w:left w:val="nil"/>
+              <w:bottom w:val="single" w:sz="4" w:color="BDD7EE"/>
+              <w:right w:val="nil"/>
+            </w:tcBorders>
+            <w:vAlign w:val="center"/>
           </w:tcPr>
           <w:p>
             <w:pPr>
               <w:keepNext/>
+              <w:spacing w:after="0"/>
               <w:jc w:val="center"/>
             </w:pPr>
-            <w:r/>
             <w:r>
               <w:rPr>
-                <w:sz w:val="21"/>
+                <w:sz w:val="20"/>
               </w:rPr>
               <w:t>PK, IDENTITY</w:t>
             </w:r>
@@ -2986,17 +4147,24 @@
         </w:tc>
         <w:tc>
           <w:tcPr>
-            <w:tcW w:type="dxa" w:w="2665"/>
+            <w:tcW w:type="dxa" w:w="2835"/>
+            <w:tcBorders>
+              <w:top w:val="nil"/>
+              <w:left w:val="nil"/>
+              <w:bottom w:val="single" w:sz="4" w:color="BDD7EE"/>
+              <w:right w:val="nil"/>
+            </w:tcBorders>
+            <w:vAlign w:val="center"/>
           </w:tcPr>
           <w:p>
             <w:pPr>
               <w:keepNext/>
+              <w:spacing w:after="0"/>
               <w:jc w:val="center"/>
             </w:pPr>
-            <w:r/>
             <w:r>
               <w:rPr>
-                <w:sz w:val="21"/>
+                <w:sz w:val="20"/>
               </w:rPr>
               <w:t>Identificador</w:t>
             </w:r>
@@ -3009,18 +4177,27 @@
         </w:trPr>
         <w:tc>
           <w:tcPr>
-            <w:tcW w:type="dxa" w:w="2041"/>
-            <w:shd w:val="clear" w:color="auto" w:fill="F2F0F0"/>
+            <w:tcW w:type="dxa" w:w="2211"/>
+            <w:tcBorders>
+              <w:top w:val="nil"/>
+              <w:left w:val="nil"/>
+              <w:bottom w:val="single" w:sz="4" w:color="BDD7EE"/>
+              <w:right w:val="nil"/>
+            </w:tcBorders>
+            <w:shd w:val="clear" w:color="auto" w:fill="F2F7FC"/>
+            <w:vAlign w:val="center"/>
           </w:tcPr>
           <w:p>
             <w:pPr>
               <w:keepNext/>
+              <w:spacing w:after="0"/>
               <w:jc w:val="left"/>
             </w:pPr>
-            <w:r/>
             <w:r>
               <w:rPr>
-                <w:sz w:val="21"/>
+                <w:b/>
+                <w:color w:val="1F4E79"/>
+                <w:sz w:val="20"/>
               </w:rPr>
               <w:t>nombreMedico</w:t>
             </w:r>
@@ -3028,18 +4205,25 @@
         </w:tc>
         <w:tc>
           <w:tcPr>
-            <w:tcW w:type="dxa" w:w="1474"/>
-            <w:shd w:val="clear" w:color="auto" w:fill="F2F0F0"/>
+            <w:tcW w:type="dxa" w:w="1304"/>
+            <w:tcBorders>
+              <w:top w:val="nil"/>
+              <w:left w:val="nil"/>
+              <w:bottom w:val="single" w:sz="4" w:color="BDD7EE"/>
+              <w:right w:val="nil"/>
+            </w:tcBorders>
+            <w:shd w:val="clear" w:color="auto" w:fill="F2F7FC"/>
+            <w:vAlign w:val="center"/>
           </w:tcPr>
           <w:p>
             <w:pPr>
               <w:keepNext/>
+              <w:spacing w:after="0"/>
               <w:jc w:val="center"/>
             </w:pPr>
-            <w:r/>
             <w:r>
               <w:rPr>
-                <w:sz w:val="21"/>
+                <w:sz w:val="20"/>
               </w:rPr>
               <w:t>VARCHAR</w:t>
             </w:r>
@@ -3047,18 +4231,25 @@
         </w:tc>
         <w:tc>
           <w:tcPr>
-            <w:tcW w:type="dxa" w:w="737"/>
-            <w:shd w:val="clear" w:color="auto" w:fill="F2F0F0"/>
+            <w:tcW w:type="dxa" w:w="850"/>
+            <w:tcBorders>
+              <w:top w:val="nil"/>
+              <w:left w:val="nil"/>
+              <w:bottom w:val="single" w:sz="4" w:color="BDD7EE"/>
+              <w:right w:val="nil"/>
+            </w:tcBorders>
+            <w:shd w:val="clear" w:color="auto" w:fill="F2F7FC"/>
+            <w:vAlign w:val="center"/>
           </w:tcPr>
           <w:p>
             <w:pPr>
               <w:keepNext/>
+              <w:spacing w:after="0"/>
               <w:jc w:val="center"/>
             </w:pPr>
-            <w:r/>
             <w:r>
               <w:rPr>
-                <w:sz w:val="21"/>
+                <w:sz w:val="20"/>
               </w:rPr>
               <w:t>100</w:t>
             </w:r>
@@ -3067,17 +4258,24 @@
         <w:tc>
           <w:tcPr>
             <w:tcW w:type="dxa" w:w="2154"/>
-            <w:shd w:val="clear" w:color="auto" w:fill="F2F0F0"/>
+            <w:tcBorders>
+              <w:top w:val="nil"/>
+              <w:left w:val="nil"/>
+              <w:bottom w:val="single" w:sz="4" w:color="BDD7EE"/>
+              <w:right w:val="nil"/>
+            </w:tcBorders>
+            <w:shd w:val="clear" w:color="auto" w:fill="F2F7FC"/>
+            <w:vAlign w:val="center"/>
           </w:tcPr>
           <w:p>
             <w:pPr>
               <w:keepNext/>
+              <w:spacing w:after="0"/>
               <w:jc w:val="center"/>
             </w:pPr>
-            <w:r/>
             <w:r>
               <w:rPr>
-                <w:sz w:val="21"/>
+                <w:sz w:val="20"/>
               </w:rPr>
               <w:t>NOT NULL</w:t>
             </w:r>
@@ -3085,18 +4283,25 @@
         </w:tc>
         <w:tc>
           <w:tcPr>
-            <w:tcW w:type="dxa" w:w="2665"/>
-            <w:shd w:val="clear" w:color="auto" w:fill="F2F0F0"/>
+            <w:tcW w:type="dxa" w:w="2835"/>
+            <w:tcBorders>
+              <w:top w:val="nil"/>
+              <w:left w:val="nil"/>
+              <w:bottom w:val="single" w:sz="4" w:color="BDD7EE"/>
+              <w:right w:val="nil"/>
+            </w:tcBorders>
+            <w:shd w:val="clear" w:color="auto" w:fill="F2F7FC"/>
+            <w:vAlign w:val="center"/>
           </w:tcPr>
           <w:p>
             <w:pPr>
               <w:keepNext/>
+              <w:spacing w:after="0"/>
               <w:jc w:val="center"/>
             </w:pPr>
-            <w:r/>
             <w:r>
               <w:rPr>
-                <w:sz w:val="21"/>
+                <w:sz w:val="20"/>
               </w:rPr>
               <w:t>Nombre completo</w:t>
             </w:r>
@@ -3109,17 +4314,26 @@
         </w:trPr>
         <w:tc>
           <w:tcPr>
-            <w:tcW w:type="dxa" w:w="2041"/>
+            <w:tcW w:type="dxa" w:w="2211"/>
+            <w:tcBorders>
+              <w:top w:val="nil"/>
+              <w:left w:val="nil"/>
+              <w:bottom w:val="single" w:sz="4" w:color="BDD7EE"/>
+              <w:right w:val="nil"/>
+            </w:tcBorders>
+            <w:vAlign w:val="center"/>
           </w:tcPr>
           <w:p>
             <w:pPr>
               <w:keepNext/>
+              <w:spacing w:after="0"/>
               <w:jc w:val="left"/>
             </w:pPr>
-            <w:r/>
             <w:r>
               <w:rPr>
-                <w:sz w:val="21"/>
+                <w:b/>
+                <w:color w:val="1F4E79"/>
+                <w:sz w:val="20"/>
               </w:rPr>
               <w:t>telefono</w:t>
             </w:r>
@@ -3127,17 +4341,24 @@
         </w:tc>
         <w:tc>
           <w:tcPr>
-            <w:tcW w:type="dxa" w:w="1474"/>
+            <w:tcW w:type="dxa" w:w="1304"/>
+            <w:tcBorders>
+              <w:top w:val="nil"/>
+              <w:left w:val="nil"/>
+              <w:bottom w:val="single" w:sz="4" w:color="BDD7EE"/>
+              <w:right w:val="nil"/>
+            </w:tcBorders>
+            <w:vAlign w:val="center"/>
           </w:tcPr>
           <w:p>
             <w:pPr>
               <w:keepNext/>
+              <w:spacing w:after="0"/>
               <w:jc w:val="center"/>
             </w:pPr>
-            <w:r/>
             <w:r>
               <w:rPr>
-                <w:sz w:val="21"/>
+                <w:sz w:val="20"/>
               </w:rPr>
               <w:t>VARCHAR</w:t>
             </w:r>
@@ -3145,17 +4366,24 @@
         </w:tc>
         <w:tc>
           <w:tcPr>
-            <w:tcW w:type="dxa" w:w="737"/>
+            <w:tcW w:type="dxa" w:w="850"/>
+            <w:tcBorders>
+              <w:top w:val="nil"/>
+              <w:left w:val="nil"/>
+              <w:bottom w:val="single" w:sz="4" w:color="BDD7EE"/>
+              <w:right w:val="nil"/>
+            </w:tcBorders>
+            <w:vAlign w:val="center"/>
           </w:tcPr>
           <w:p>
             <w:pPr>
               <w:keepNext/>
+              <w:spacing w:after="0"/>
               <w:jc w:val="center"/>
             </w:pPr>
-            <w:r/>
             <w:r>
               <w:rPr>
-                <w:sz w:val="21"/>
+                <w:sz w:val="20"/>
               </w:rPr>
               <w:t>15</w:t>
             </w:r>
@@ -3164,16 +4392,23 @@
         <w:tc>
           <w:tcPr>
             <w:tcW w:type="dxa" w:w="2154"/>
+            <w:tcBorders>
+              <w:top w:val="nil"/>
+              <w:left w:val="nil"/>
+              <w:bottom w:val="single" w:sz="4" w:color="BDD7EE"/>
+              <w:right w:val="nil"/>
+            </w:tcBorders>
+            <w:vAlign w:val="center"/>
           </w:tcPr>
           <w:p>
             <w:pPr>
               <w:keepNext/>
+              <w:spacing w:after="0"/>
               <w:jc w:val="center"/>
             </w:pPr>
-            <w:r/>
             <w:r>
               <w:rPr>
-                <w:sz w:val="21"/>
+                <w:sz w:val="20"/>
               </w:rPr>
               <w:t>NULL</w:t>
             </w:r>
@@ -3181,17 +4416,24 @@
         </w:tc>
         <w:tc>
           <w:tcPr>
-            <w:tcW w:type="dxa" w:w="2665"/>
+            <w:tcW w:type="dxa" w:w="2835"/>
+            <w:tcBorders>
+              <w:top w:val="nil"/>
+              <w:left w:val="nil"/>
+              <w:bottom w:val="single" w:sz="4" w:color="BDD7EE"/>
+              <w:right w:val="nil"/>
+            </w:tcBorders>
+            <w:vAlign w:val="center"/>
           </w:tcPr>
           <w:p>
             <w:pPr>
               <w:keepNext/>
+              <w:spacing w:after="0"/>
               <w:jc w:val="center"/>
             </w:pPr>
-            <w:r/>
             <w:r>
               <w:rPr>
-                <w:sz w:val="21"/>
+                <w:sz w:val="20"/>
               </w:rPr>
               <w:t>Teléfono</w:t>
             </w:r>
@@ -3204,18 +4446,27 @@
         </w:trPr>
         <w:tc>
           <w:tcPr>
-            <w:tcW w:type="dxa" w:w="2041"/>
-            <w:shd w:val="clear" w:color="auto" w:fill="F2F0F0"/>
+            <w:tcW w:type="dxa" w:w="2211"/>
+            <w:tcBorders>
+              <w:top w:val="nil"/>
+              <w:left w:val="nil"/>
+              <w:bottom w:val="single" w:sz="4" w:color="BDD7EE"/>
+              <w:right w:val="nil"/>
+            </w:tcBorders>
+            <w:shd w:val="clear" w:color="auto" w:fill="F2F7FC"/>
+            <w:vAlign w:val="center"/>
           </w:tcPr>
           <w:p>
             <w:pPr>
               <w:keepNext/>
+              <w:spacing w:after="0"/>
               <w:jc w:val="left"/>
             </w:pPr>
-            <w:r/>
             <w:r>
               <w:rPr>
-                <w:sz w:val="21"/>
+                <w:b/>
+                <w:color w:val="1F4E79"/>
+                <w:sz w:val="20"/>
               </w:rPr>
               <w:t>correo</w:t>
             </w:r>
@@ -3223,18 +4474,25 @@
         </w:tc>
         <w:tc>
           <w:tcPr>
-            <w:tcW w:type="dxa" w:w="1474"/>
-            <w:shd w:val="clear" w:color="auto" w:fill="F2F0F0"/>
+            <w:tcW w:type="dxa" w:w="1304"/>
+            <w:tcBorders>
+              <w:top w:val="nil"/>
+              <w:left w:val="nil"/>
+              <w:bottom w:val="single" w:sz="4" w:color="BDD7EE"/>
+              <w:right w:val="nil"/>
+            </w:tcBorders>
+            <w:shd w:val="clear" w:color="auto" w:fill="F2F7FC"/>
+            <w:vAlign w:val="center"/>
           </w:tcPr>
           <w:p>
             <w:pPr>
               <w:keepNext/>
+              <w:spacing w:after="0"/>
               <w:jc w:val="center"/>
             </w:pPr>
-            <w:r/>
             <w:r>
               <w:rPr>
-                <w:sz w:val="21"/>
+                <w:sz w:val="20"/>
               </w:rPr>
               <w:t>VARCHAR</w:t>
             </w:r>
@@ -3242,18 +4500,25 @@
         </w:tc>
         <w:tc>
           <w:tcPr>
-            <w:tcW w:type="dxa" w:w="737"/>
-            <w:shd w:val="clear" w:color="auto" w:fill="F2F0F0"/>
+            <w:tcW w:type="dxa" w:w="850"/>
+            <w:tcBorders>
+              <w:top w:val="nil"/>
+              <w:left w:val="nil"/>
+              <w:bottom w:val="single" w:sz="4" w:color="BDD7EE"/>
+              <w:right w:val="nil"/>
+            </w:tcBorders>
+            <w:shd w:val="clear" w:color="auto" w:fill="F2F7FC"/>
+            <w:vAlign w:val="center"/>
           </w:tcPr>
           <w:p>
             <w:pPr>
               <w:keepNext/>
+              <w:spacing w:after="0"/>
               <w:jc w:val="center"/>
             </w:pPr>
-            <w:r/>
             <w:r>
               <w:rPr>
-                <w:sz w:val="21"/>
+                <w:sz w:val="20"/>
               </w:rPr>
               <w:t>100</w:t>
             </w:r>
@@ -3262,17 +4527,24 @@
         <w:tc>
           <w:tcPr>
             <w:tcW w:type="dxa" w:w="2154"/>
-            <w:shd w:val="clear" w:color="auto" w:fill="F2F0F0"/>
+            <w:tcBorders>
+              <w:top w:val="nil"/>
+              <w:left w:val="nil"/>
+              <w:bottom w:val="single" w:sz="4" w:color="BDD7EE"/>
+              <w:right w:val="nil"/>
+            </w:tcBorders>
+            <w:shd w:val="clear" w:color="auto" w:fill="F2F7FC"/>
+            <w:vAlign w:val="center"/>
           </w:tcPr>
           <w:p>
             <w:pPr>
               <w:keepNext/>
+              <w:spacing w:after="0"/>
               <w:jc w:val="center"/>
             </w:pPr>
-            <w:r/>
             <w:r>
               <w:rPr>
-                <w:sz w:val="21"/>
+                <w:sz w:val="20"/>
               </w:rPr>
               <w:t>NULL</w:t>
             </w:r>
@@ -3280,18 +4552,25 @@
         </w:tc>
         <w:tc>
           <w:tcPr>
-            <w:tcW w:type="dxa" w:w="2665"/>
-            <w:shd w:val="clear" w:color="auto" w:fill="F2F0F0"/>
+            <w:tcW w:type="dxa" w:w="2835"/>
+            <w:tcBorders>
+              <w:top w:val="nil"/>
+              <w:left w:val="nil"/>
+              <w:bottom w:val="single" w:sz="4" w:color="BDD7EE"/>
+              <w:right w:val="nil"/>
+            </w:tcBorders>
+            <w:shd w:val="clear" w:color="auto" w:fill="F2F7FC"/>
+            <w:vAlign w:val="center"/>
           </w:tcPr>
           <w:p>
             <w:pPr>
               <w:keepNext/>
+              <w:spacing w:after="0"/>
               <w:jc w:val="center"/>
             </w:pPr>
-            <w:r/>
             <w:r>
               <w:rPr>
-                <w:sz w:val="21"/>
+                <w:sz w:val="20"/>
               </w:rPr>
               <w:t>Correo</w:t>
             </w:r>
@@ -3304,17 +4583,26 @@
         </w:trPr>
         <w:tc>
           <w:tcPr>
-            <w:tcW w:type="dxa" w:w="2041"/>
+            <w:tcW w:type="dxa" w:w="2211"/>
+            <w:tcBorders>
+              <w:top w:val="nil"/>
+              <w:left w:val="nil"/>
+              <w:bottom w:val="single" w:sz="4" w:color="BDD7EE"/>
+              <w:right w:val="nil"/>
+            </w:tcBorders>
+            <w:vAlign w:val="center"/>
           </w:tcPr>
           <w:p>
             <w:pPr>
               <w:keepNext/>
+              <w:spacing w:after="0"/>
               <w:jc w:val="left"/>
             </w:pPr>
-            <w:r/>
             <w:r>
               <w:rPr>
-                <w:sz w:val="21"/>
+                <w:b/>
+                <w:color w:val="1F4E79"/>
+                <w:sz w:val="20"/>
               </w:rPr>
               <w:t>id_Especialidad</w:t>
             </w:r>
@@ -3322,17 +4610,24 @@
         </w:tc>
         <w:tc>
           <w:tcPr>
-            <w:tcW w:type="dxa" w:w="1474"/>
+            <w:tcW w:type="dxa" w:w="1304"/>
+            <w:tcBorders>
+              <w:top w:val="nil"/>
+              <w:left w:val="nil"/>
+              <w:bottom w:val="single" w:sz="4" w:color="BDD7EE"/>
+              <w:right w:val="nil"/>
+            </w:tcBorders>
+            <w:vAlign w:val="center"/>
           </w:tcPr>
           <w:p>
             <w:pPr>
               <w:keepNext/>
+              <w:spacing w:after="0"/>
               <w:jc w:val="center"/>
             </w:pPr>
-            <w:r/>
             <w:r>
               <w:rPr>
-                <w:sz w:val="21"/>
+                <w:sz w:val="20"/>
               </w:rPr>
               <w:t>INT</w:t>
             </w:r>
@@ -3340,17 +4635,24 @@
         </w:tc>
         <w:tc>
           <w:tcPr>
-            <w:tcW w:type="dxa" w:w="737"/>
+            <w:tcW w:type="dxa" w:w="850"/>
+            <w:tcBorders>
+              <w:top w:val="nil"/>
+              <w:left w:val="nil"/>
+              <w:bottom w:val="single" w:sz="4" w:color="BDD7EE"/>
+              <w:right w:val="nil"/>
+            </w:tcBorders>
+            <w:vAlign w:val="center"/>
           </w:tcPr>
           <w:p>
             <w:pPr>
               <w:keepNext/>
+              <w:spacing w:after="0"/>
               <w:jc w:val="center"/>
             </w:pPr>
-            <w:r/>
             <w:r>
               <w:rPr>
-                <w:sz w:val="21"/>
+                <w:sz w:val="20"/>
               </w:rPr>
             </w:r>
           </w:p>
@@ -3358,16 +4660,23 @@
         <w:tc>
           <w:tcPr>
             <w:tcW w:type="dxa" w:w="2154"/>
+            <w:tcBorders>
+              <w:top w:val="nil"/>
+              <w:left w:val="nil"/>
+              <w:bottom w:val="single" w:sz="4" w:color="BDD7EE"/>
+              <w:right w:val="nil"/>
+            </w:tcBorders>
+            <w:vAlign w:val="center"/>
           </w:tcPr>
           <w:p>
             <w:pPr>
               <w:keepNext/>
+              <w:spacing w:after="0"/>
               <w:jc w:val="center"/>
             </w:pPr>
-            <w:r/>
             <w:r>
               <w:rPr>
-                <w:sz w:val="21"/>
+                <w:sz w:val="20"/>
               </w:rPr>
               <w:t>FK → Especialidad</w:t>
             </w:r>
@@ -3375,17 +4684,24 @@
         </w:tc>
         <w:tc>
           <w:tcPr>
-            <w:tcW w:type="dxa" w:w="2665"/>
+            <w:tcW w:type="dxa" w:w="2835"/>
+            <w:tcBorders>
+              <w:top w:val="nil"/>
+              <w:left w:val="nil"/>
+              <w:bottom w:val="single" w:sz="4" w:color="BDD7EE"/>
+              <w:right w:val="nil"/>
+            </w:tcBorders>
+            <w:vAlign w:val="center"/>
           </w:tcPr>
           <w:p>
             <w:pPr>
               <w:keepNext/>
+              <w:spacing w:after="0"/>
               <w:jc w:val="center"/>
             </w:pPr>
-            <w:r/>
             <w:r>
               <w:rPr>
-                <w:sz w:val="21"/>
+                <w:sz w:val="20"/>
               </w:rPr>
               <w:t>Especialidad</w:t>
             </w:r>
@@ -3398,17 +4714,26 @@
         </w:trPr>
         <w:tc>
           <w:tcPr>
-            <w:tcW w:type="dxa" w:w="2041"/>
-            <w:shd w:val="clear" w:color="auto" w:fill="F2F0F0"/>
+            <w:tcW w:type="dxa" w:w="2211"/>
+            <w:tcBorders>
+              <w:top w:val="nil"/>
+              <w:left w:val="nil"/>
+              <w:bottom w:val="single" w:sz="4" w:color="BDD7EE"/>
+              <w:right w:val="nil"/>
+            </w:tcBorders>
+            <w:shd w:val="clear" w:color="auto" w:fill="F2F7FC"/>
+            <w:vAlign w:val="center"/>
           </w:tcPr>
           <w:p>
             <w:pPr>
+              <w:spacing w:after="0"/>
               <w:jc w:val="left"/>
             </w:pPr>
-            <w:r/>
             <w:r>
               <w:rPr>
-                <w:sz w:val="21"/>
+                <w:b/>
+                <w:color w:val="1F4E79"/>
+                <w:sz w:val="20"/>
               </w:rPr>
               <w:t>id_Usuario</w:t>
             </w:r>
@@ -3416,17 +4741,24 @@
         </w:tc>
         <w:tc>
           <w:tcPr>
-            <w:tcW w:type="dxa" w:w="1474"/>
-            <w:shd w:val="clear" w:color="auto" w:fill="F2F0F0"/>
+            <w:tcW w:type="dxa" w:w="1304"/>
+            <w:tcBorders>
+              <w:top w:val="nil"/>
+              <w:left w:val="nil"/>
+              <w:bottom w:val="single" w:sz="4" w:color="BDD7EE"/>
+              <w:right w:val="nil"/>
+            </w:tcBorders>
+            <w:shd w:val="clear" w:color="auto" w:fill="F2F7FC"/>
+            <w:vAlign w:val="center"/>
           </w:tcPr>
           <w:p>
             <w:pPr>
+              <w:spacing w:after="0"/>
               <w:jc w:val="center"/>
             </w:pPr>
-            <w:r/>
             <w:r>
               <w:rPr>
-                <w:sz w:val="21"/>
+                <w:sz w:val="20"/>
               </w:rPr>
               <w:t>INT</w:t>
             </w:r>
@@ -3434,17 +4766,24 @@
         </w:tc>
         <w:tc>
           <w:tcPr>
-            <w:tcW w:type="dxa" w:w="737"/>
-            <w:shd w:val="clear" w:color="auto" w:fill="F2F0F0"/>
+            <w:tcW w:type="dxa" w:w="850"/>
+            <w:tcBorders>
+              <w:top w:val="nil"/>
+              <w:left w:val="nil"/>
+              <w:bottom w:val="single" w:sz="4" w:color="BDD7EE"/>
+              <w:right w:val="nil"/>
+            </w:tcBorders>
+            <w:shd w:val="clear" w:color="auto" w:fill="F2F7FC"/>
+            <w:vAlign w:val="center"/>
           </w:tcPr>
           <w:p>
             <w:pPr>
+              <w:spacing w:after="0"/>
               <w:jc w:val="center"/>
             </w:pPr>
-            <w:r/>
             <w:r>
               <w:rPr>
-                <w:sz w:val="21"/>
+                <w:sz w:val="20"/>
               </w:rPr>
             </w:r>
           </w:p>
@@ -3452,16 +4791,23 @@
         <w:tc>
           <w:tcPr>
             <w:tcW w:type="dxa" w:w="2154"/>
-            <w:shd w:val="clear" w:color="auto" w:fill="F2F0F0"/>
+            <w:tcBorders>
+              <w:top w:val="nil"/>
+              <w:left w:val="nil"/>
+              <w:bottom w:val="single" w:sz="4" w:color="BDD7EE"/>
+              <w:right w:val="nil"/>
+            </w:tcBorders>
+            <w:shd w:val="clear" w:color="auto" w:fill="F2F7FC"/>
+            <w:vAlign w:val="center"/>
           </w:tcPr>
           <w:p>
             <w:pPr>
+              <w:spacing w:after="0"/>
               <w:jc w:val="center"/>
             </w:pPr>
-            <w:r/>
             <w:r>
               <w:rPr>
-                <w:sz w:val="21"/>
+                <w:sz w:val="20"/>
               </w:rPr>
               <w:t>FK → Usuario, NULL</w:t>
             </w:r>
@@ -3469,17 +4815,24 @@
         </w:tc>
         <w:tc>
           <w:tcPr>
-            <w:tcW w:type="dxa" w:w="2665"/>
-            <w:shd w:val="clear" w:color="auto" w:fill="F2F0F0"/>
+            <w:tcW w:type="dxa" w:w="2835"/>
+            <w:tcBorders>
+              <w:top w:val="nil"/>
+              <w:left w:val="nil"/>
+              <w:bottom w:val="single" w:sz="4" w:color="BDD7EE"/>
+              <w:right w:val="nil"/>
+            </w:tcBorders>
+            <w:shd w:val="clear" w:color="auto" w:fill="F2F7FC"/>
+            <w:vAlign w:val="center"/>
           </w:tcPr>
           <w:p>
             <w:pPr>
+              <w:spacing w:after="0"/>
               <w:jc w:val="center"/>
             </w:pPr>
-            <w:r/>
             <w:r>
               <w:rPr>
-                <w:sz w:val="21"/>
+                <w:sz w:val="20"/>
               </w:rPr>
               <w:t>Usuario del sistema</w:t>
             </w:r>
@@ -3487,43 +4840,55 @@
         </w:tc>
       </w:tr>
     </w:tbl>
-    <w:p/>
+    <w:p>
+      <w:pPr>
+        <w:spacing w:after="80"/>
+        <w:jc w:val="both"/>
+      </w:pPr>
+    </w:p>
     <w:p>
       <w:pPr>
         <w:pStyle w:val="Heading3"/>
-        <w:keepNext/>
       </w:pPr>
       <w:r>
-        <w:t>Tabla: Paciente</w:t>
+        <w:t>Tabla Paciente</w:t>
       </w:r>
     </w:p>
     <w:p>
       <w:pPr>
         <w:keepNext/>
+        <w:spacing w:after="120"/>
         <w:jc w:val="both"/>
       </w:pPr>
       <w:r>
         <w:rPr>
           <w:b w:val="0"/>
           <w:i w:val="0"/>
+          <w:color w:val="595959"/>
+          <w:sz w:val="21"/>
         </w:rPr>
         <w:t>Pacientes registrados.</w:t>
       </w:r>
     </w:p>
     <w:tbl>
       <w:tblPr>
-        <w:tblStyle w:val="TableGrid"/>
         <w:tblW w:type="auto" w:w="0"/>
         <w:jc w:val="center"/>
+        <w:tblLook w:firstColumn="1" w:firstRow="1" w:lastColumn="0" w:lastRow="0" w:noHBand="0" w:noVBand="1" w:val="04A0"/>
         <w:tblLayout w:type="fixed"/>
-        <w:tblLook w:firstColumn="1" w:firstRow="1" w:lastColumn="0" w:lastRow="0" w:noHBand="0" w:noVBand="1" w:val="04A0"/>
+        <w:tblCellMar>
+          <w:top w:w="60" w:type="dxa"/>
+          <w:bottom w:w="60" w:type="dxa"/>
+          <w:left w:w="100" w:type="dxa"/>
+          <w:right w:w="100" w:type="dxa"/>
+        </w:tblCellMar>
       </w:tblPr>
       <w:tblGrid>
-        <w:gridCol w:w="2041"/>
-        <w:gridCol w:w="1474"/>
-        <w:gridCol w:w="737"/>
+        <w:gridCol w:w="2211"/>
+        <w:gridCol w:w="1304"/>
+        <w:gridCol w:w="850"/>
         <w:gridCol w:w="2154"/>
-        <w:gridCol w:w="2664"/>
+        <w:gridCol w:w="2835"/>
       </w:tblGrid>
       <w:tr>
         <w:trPr>
@@ -3532,20 +4897,26 @@
         </w:trPr>
         <w:tc>
           <w:tcPr>
-            <w:tcW w:type="dxa" w:w="2041"/>
-            <w:shd w:val="clear" w:color="auto" w:fill="9B1C1F"/>
+            <w:tcW w:type="dxa" w:w="2211"/>
+            <w:shd w:val="clear" w:color="auto" w:fill="1F4E79"/>
+            <w:tcBorders>
+              <w:top w:val="nil"/>
+              <w:left w:val="nil"/>
+              <w:bottom w:val="nil"/>
+              <w:right w:val="nil"/>
+            </w:tcBorders>
           </w:tcPr>
           <w:p>
             <w:pPr>
               <w:keepNext/>
+              <w:spacing w:after="0"/>
               <w:jc w:val="left"/>
             </w:pPr>
-            <w:r/>
             <w:r>
               <w:rPr>
                 <w:b/>
                 <w:color w:val="FFFFFF"/>
-                <w:sz w:val="21"/>
+                <w:sz w:val="20"/>
               </w:rPr>
               <w:t>Campo</w:t>
             </w:r>
@@ -3553,20 +4924,26 @@
         </w:tc>
         <w:tc>
           <w:tcPr>
-            <w:tcW w:type="dxa" w:w="1474"/>
-            <w:shd w:val="clear" w:color="auto" w:fill="9B1C1F"/>
+            <w:tcW w:type="dxa" w:w="1304"/>
+            <w:shd w:val="clear" w:color="auto" w:fill="1F4E79"/>
+            <w:tcBorders>
+              <w:top w:val="nil"/>
+              <w:left w:val="nil"/>
+              <w:bottom w:val="nil"/>
+              <w:right w:val="nil"/>
+            </w:tcBorders>
           </w:tcPr>
           <w:p>
             <w:pPr>
               <w:keepNext/>
+              <w:spacing w:after="0"/>
               <w:jc w:val="center"/>
             </w:pPr>
-            <w:r/>
             <w:r>
               <w:rPr>
                 <w:b/>
                 <w:color w:val="FFFFFF"/>
-                <w:sz w:val="21"/>
+                <w:sz w:val="20"/>
               </w:rPr>
               <w:t>Tipo</w:t>
             </w:r>
@@ -3574,20 +4951,26 @@
         </w:tc>
         <w:tc>
           <w:tcPr>
-            <w:tcW w:type="dxa" w:w="737"/>
-            <w:shd w:val="clear" w:color="auto" w:fill="9B1C1F"/>
+            <w:tcW w:type="dxa" w:w="850"/>
+            <w:shd w:val="clear" w:color="auto" w:fill="1F4E79"/>
+            <w:tcBorders>
+              <w:top w:val="nil"/>
+              <w:left w:val="nil"/>
+              <w:bottom w:val="nil"/>
+              <w:right w:val="nil"/>
+            </w:tcBorders>
           </w:tcPr>
           <w:p>
             <w:pPr>
               <w:keepNext/>
+              <w:spacing w:after="0"/>
               <w:jc w:val="center"/>
             </w:pPr>
-            <w:r/>
             <w:r>
               <w:rPr>
                 <w:b/>
                 <w:color w:val="FFFFFF"/>
-                <w:sz w:val="21"/>
+                <w:sz w:val="20"/>
               </w:rPr>
               <w:t>Long.</w:t>
             </w:r>
@@ -3596,19 +4979,25 @@
         <w:tc>
           <w:tcPr>
             <w:tcW w:type="dxa" w:w="2154"/>
-            <w:shd w:val="clear" w:color="auto" w:fill="9B1C1F"/>
+            <w:shd w:val="clear" w:color="auto" w:fill="1F4E79"/>
+            <w:tcBorders>
+              <w:top w:val="nil"/>
+              <w:left w:val="nil"/>
+              <w:bottom w:val="nil"/>
+              <w:right w:val="nil"/>
+            </w:tcBorders>
           </w:tcPr>
           <w:p>
             <w:pPr>
               <w:keepNext/>
+              <w:spacing w:after="0"/>
               <w:jc w:val="center"/>
             </w:pPr>
-            <w:r/>
             <w:r>
               <w:rPr>
                 <w:b/>
                 <w:color w:val="FFFFFF"/>
-                <w:sz w:val="21"/>
+                <w:sz w:val="20"/>
               </w:rPr>
               <w:t>Restricciones</w:t>
             </w:r>
@@ -3616,20 +5005,26 @@
         </w:tc>
         <w:tc>
           <w:tcPr>
-            <w:tcW w:type="dxa" w:w="2665"/>
-            <w:shd w:val="clear" w:color="auto" w:fill="9B1C1F"/>
+            <w:tcW w:type="dxa" w:w="2835"/>
+            <w:shd w:val="clear" w:color="auto" w:fill="1F4E79"/>
+            <w:tcBorders>
+              <w:top w:val="nil"/>
+              <w:left w:val="nil"/>
+              <w:bottom w:val="nil"/>
+              <w:right w:val="nil"/>
+            </w:tcBorders>
           </w:tcPr>
           <w:p>
             <w:pPr>
               <w:keepNext/>
+              <w:spacing w:after="0"/>
               <w:jc w:val="center"/>
             </w:pPr>
-            <w:r/>
             <w:r>
               <w:rPr>
                 <w:b/>
                 <w:color w:val="FFFFFF"/>
-                <w:sz w:val="21"/>
+                <w:sz w:val="20"/>
               </w:rPr>
               <w:t>Descripción</w:t>
             </w:r>
@@ -3642,17 +5037,26 @@
         </w:trPr>
         <w:tc>
           <w:tcPr>
-            <w:tcW w:type="dxa" w:w="2041"/>
+            <w:tcW w:type="dxa" w:w="2211"/>
+            <w:tcBorders>
+              <w:top w:val="nil"/>
+              <w:left w:val="nil"/>
+              <w:bottom w:val="single" w:sz="4" w:color="BDD7EE"/>
+              <w:right w:val="nil"/>
+            </w:tcBorders>
+            <w:vAlign w:val="center"/>
           </w:tcPr>
           <w:p>
             <w:pPr>
               <w:keepNext/>
+              <w:spacing w:after="0"/>
               <w:jc w:val="left"/>
             </w:pPr>
-            <w:r/>
             <w:r>
               <w:rPr>
-                <w:sz w:val="21"/>
+                <w:b/>
+                <w:color w:val="1F4E79"/>
+                <w:sz w:val="20"/>
               </w:rPr>
               <w:t>idPaciente</w:t>
             </w:r>
@@ -3660,17 +5064,24 @@
         </w:tc>
         <w:tc>
           <w:tcPr>
-            <w:tcW w:type="dxa" w:w="1474"/>
+            <w:tcW w:type="dxa" w:w="1304"/>
+            <w:tcBorders>
+              <w:top w:val="nil"/>
+              <w:left w:val="nil"/>
+              <w:bottom w:val="single" w:sz="4" w:color="BDD7EE"/>
+              <w:right w:val="nil"/>
+            </w:tcBorders>
+            <w:vAlign w:val="center"/>
           </w:tcPr>
           <w:p>
             <w:pPr>
               <w:keepNext/>
+              <w:spacing w:after="0"/>
               <w:jc w:val="center"/>
             </w:pPr>
-            <w:r/>
             <w:r>
               <w:rPr>
-                <w:sz w:val="21"/>
+                <w:sz w:val="20"/>
               </w:rPr>
               <w:t>INT</w:t>
             </w:r>
@@ -3678,17 +5089,24 @@
         </w:tc>
         <w:tc>
           <w:tcPr>
-            <w:tcW w:type="dxa" w:w="737"/>
+            <w:tcW w:type="dxa" w:w="850"/>
+            <w:tcBorders>
+              <w:top w:val="nil"/>
+              <w:left w:val="nil"/>
+              <w:bottom w:val="single" w:sz="4" w:color="BDD7EE"/>
+              <w:right w:val="nil"/>
+            </w:tcBorders>
+            <w:vAlign w:val="center"/>
           </w:tcPr>
           <w:p>
             <w:pPr>
               <w:keepNext/>
+              <w:spacing w:after="0"/>
               <w:jc w:val="center"/>
             </w:pPr>
-            <w:r/>
             <w:r>
               <w:rPr>
-                <w:sz w:val="21"/>
+                <w:sz w:val="20"/>
               </w:rPr>
             </w:r>
           </w:p>
@@ -3696,16 +5114,23 @@
         <w:tc>
           <w:tcPr>
             <w:tcW w:type="dxa" w:w="2154"/>
+            <w:tcBorders>
+              <w:top w:val="nil"/>
+              <w:left w:val="nil"/>
+              <w:bottom w:val="single" w:sz="4" w:color="BDD7EE"/>
+              <w:right w:val="nil"/>
+            </w:tcBorders>
+            <w:vAlign w:val="center"/>
           </w:tcPr>
           <w:p>
             <w:pPr>
               <w:keepNext/>
+              <w:spacing w:after="0"/>
               <w:jc w:val="center"/>
             </w:pPr>
-            <w:r/>
             <w:r>
               <w:rPr>
-                <w:sz w:val="21"/>
+                <w:sz w:val="20"/>
               </w:rPr>
               <w:t>PK, IDENTITY</w:t>
             </w:r>
@@ -3713,17 +5138,24 @@
         </w:tc>
         <w:tc>
           <w:tcPr>
-            <w:tcW w:type="dxa" w:w="2665"/>
+            <w:tcW w:type="dxa" w:w="2835"/>
+            <w:tcBorders>
+              <w:top w:val="nil"/>
+              <w:left w:val="nil"/>
+              <w:bottom w:val="single" w:sz="4" w:color="BDD7EE"/>
+              <w:right w:val="nil"/>
+            </w:tcBorders>
+            <w:vAlign w:val="center"/>
           </w:tcPr>
           <w:p>
             <w:pPr>
               <w:keepNext/>
+              <w:spacing w:after="0"/>
               <w:jc w:val="center"/>
             </w:pPr>
-            <w:r/>
             <w:r>
               <w:rPr>
-                <w:sz w:val="21"/>
+                <w:sz w:val="20"/>
               </w:rPr>
               <w:t>Identificador</w:t>
             </w:r>
@@ -3736,18 +5168,27 @@
         </w:trPr>
         <w:tc>
           <w:tcPr>
-            <w:tcW w:type="dxa" w:w="2041"/>
-            <w:shd w:val="clear" w:color="auto" w:fill="F2F0F0"/>
+            <w:tcW w:type="dxa" w:w="2211"/>
+            <w:tcBorders>
+              <w:top w:val="nil"/>
+              <w:left w:val="nil"/>
+              <w:bottom w:val="single" w:sz="4" w:color="BDD7EE"/>
+              <w:right w:val="nil"/>
+            </w:tcBorders>
+            <w:shd w:val="clear" w:color="auto" w:fill="F2F7FC"/>
+            <w:vAlign w:val="center"/>
           </w:tcPr>
           <w:p>
             <w:pPr>
               <w:keepNext/>
+              <w:spacing w:after="0"/>
               <w:jc w:val="left"/>
             </w:pPr>
-            <w:r/>
             <w:r>
               <w:rPr>
-                <w:sz w:val="21"/>
+                <w:b/>
+                <w:color w:val="1F4E79"/>
+                <w:sz w:val="20"/>
               </w:rPr>
               <w:t>nombrePaciente</w:t>
             </w:r>
@@ -3755,18 +5196,25 @@
         </w:tc>
         <w:tc>
           <w:tcPr>
-            <w:tcW w:type="dxa" w:w="1474"/>
-            <w:shd w:val="clear" w:color="auto" w:fill="F2F0F0"/>
+            <w:tcW w:type="dxa" w:w="1304"/>
+            <w:tcBorders>
+              <w:top w:val="nil"/>
+              <w:left w:val="nil"/>
+              <w:bottom w:val="single" w:sz="4" w:color="BDD7EE"/>
+              <w:right w:val="nil"/>
+            </w:tcBorders>
+            <w:shd w:val="clear" w:color="auto" w:fill="F2F7FC"/>
+            <w:vAlign w:val="center"/>
           </w:tcPr>
           <w:p>
             <w:pPr>
               <w:keepNext/>
+              <w:spacing w:after="0"/>
               <w:jc w:val="center"/>
             </w:pPr>
-            <w:r/>
             <w:r>
               <w:rPr>
-                <w:sz w:val="21"/>
+                <w:sz w:val="20"/>
               </w:rPr>
               <w:t>VARCHAR</w:t>
             </w:r>
@@ -3774,18 +5222,25 @@
         </w:tc>
         <w:tc>
           <w:tcPr>
-            <w:tcW w:type="dxa" w:w="737"/>
-            <w:shd w:val="clear" w:color="auto" w:fill="F2F0F0"/>
+            <w:tcW w:type="dxa" w:w="850"/>
+            <w:tcBorders>
+              <w:top w:val="nil"/>
+              <w:left w:val="nil"/>
+              <w:bottom w:val="single" w:sz="4" w:color="BDD7EE"/>
+              <w:right w:val="nil"/>
+            </w:tcBorders>
+            <w:shd w:val="clear" w:color="auto" w:fill="F2F7FC"/>
+            <w:vAlign w:val="center"/>
           </w:tcPr>
           <w:p>
             <w:pPr>
               <w:keepNext/>
+              <w:spacing w:after="0"/>
               <w:jc w:val="center"/>
             </w:pPr>
-            <w:r/>
             <w:r>
               <w:rPr>
-                <w:sz w:val="21"/>
+                <w:sz w:val="20"/>
               </w:rPr>
               <w:t>100</w:t>
             </w:r>
@@ -3794,17 +5249,24 @@
         <w:tc>
           <w:tcPr>
             <w:tcW w:type="dxa" w:w="2154"/>
-            <w:shd w:val="clear" w:color="auto" w:fill="F2F0F0"/>
+            <w:tcBorders>
+              <w:top w:val="nil"/>
+              <w:left w:val="nil"/>
+              <w:bottom w:val="single" w:sz="4" w:color="BDD7EE"/>
+              <w:right w:val="nil"/>
+            </w:tcBorders>
+            <w:shd w:val="clear" w:color="auto" w:fill="F2F7FC"/>
+            <w:vAlign w:val="center"/>
           </w:tcPr>
           <w:p>
             <w:pPr>
               <w:keepNext/>
+              <w:spacing w:after="0"/>
               <w:jc w:val="center"/>
             </w:pPr>
-            <w:r/>
             <w:r>
               <w:rPr>
-                <w:sz w:val="21"/>
+                <w:sz w:val="20"/>
               </w:rPr>
               <w:t>NOT NULL</w:t>
             </w:r>
@@ -3812,18 +5274,25 @@
         </w:tc>
         <w:tc>
           <w:tcPr>
-            <w:tcW w:type="dxa" w:w="2665"/>
-            <w:shd w:val="clear" w:color="auto" w:fill="F2F0F0"/>
+            <w:tcW w:type="dxa" w:w="2835"/>
+            <w:tcBorders>
+              <w:top w:val="nil"/>
+              <w:left w:val="nil"/>
+              <w:bottom w:val="single" w:sz="4" w:color="BDD7EE"/>
+              <w:right w:val="nil"/>
+            </w:tcBorders>
+            <w:shd w:val="clear" w:color="auto" w:fill="F2F7FC"/>
+            <w:vAlign w:val="center"/>
           </w:tcPr>
           <w:p>
             <w:pPr>
               <w:keepNext/>
+              <w:spacing w:after="0"/>
               <w:jc w:val="center"/>
             </w:pPr>
-            <w:r/>
             <w:r>
               <w:rPr>
-                <w:sz w:val="21"/>
+                <w:sz w:val="20"/>
               </w:rPr>
               <w:t>Nombre completo</w:t>
             </w:r>
@@ -3836,17 +5305,26 @@
         </w:trPr>
         <w:tc>
           <w:tcPr>
-            <w:tcW w:type="dxa" w:w="2041"/>
+            <w:tcW w:type="dxa" w:w="2211"/>
+            <w:tcBorders>
+              <w:top w:val="nil"/>
+              <w:left w:val="nil"/>
+              <w:bottom w:val="single" w:sz="4" w:color="BDD7EE"/>
+              <w:right w:val="nil"/>
+            </w:tcBorders>
+            <w:vAlign w:val="center"/>
           </w:tcPr>
           <w:p>
             <w:pPr>
               <w:keepNext/>
+              <w:spacing w:after="0"/>
               <w:jc w:val="left"/>
             </w:pPr>
-            <w:r/>
             <w:r>
               <w:rPr>
-                <w:sz w:val="21"/>
+                <w:b/>
+                <w:color w:val="1F4E79"/>
+                <w:sz w:val="20"/>
               </w:rPr>
               <w:t>dui</w:t>
             </w:r>
@@ -3854,17 +5332,24 @@
         </w:tc>
         <w:tc>
           <w:tcPr>
-            <w:tcW w:type="dxa" w:w="1474"/>
+            <w:tcW w:type="dxa" w:w="1304"/>
+            <w:tcBorders>
+              <w:top w:val="nil"/>
+              <w:left w:val="nil"/>
+              <w:bottom w:val="single" w:sz="4" w:color="BDD7EE"/>
+              <w:right w:val="nil"/>
+            </w:tcBorders>
+            <w:vAlign w:val="center"/>
           </w:tcPr>
           <w:p>
             <w:pPr>
               <w:keepNext/>
+              <w:spacing w:after="0"/>
               <w:jc w:val="center"/>
             </w:pPr>
-            <w:r/>
             <w:r>
               <w:rPr>
-                <w:sz w:val="21"/>
+                <w:sz w:val="20"/>
               </w:rPr>
               <w:t>VARCHAR</w:t>
             </w:r>
@@ -3872,17 +5357,24 @@
         </w:tc>
         <w:tc>
           <w:tcPr>
-            <w:tcW w:type="dxa" w:w="737"/>
+            <w:tcW w:type="dxa" w:w="850"/>
+            <w:tcBorders>
+              <w:top w:val="nil"/>
+              <w:left w:val="nil"/>
+              <w:bottom w:val="single" w:sz="4" w:color="BDD7EE"/>
+              <w:right w:val="nil"/>
+            </w:tcBorders>
+            <w:vAlign w:val="center"/>
           </w:tcPr>
           <w:p>
             <w:pPr>
               <w:keepNext/>
+              <w:spacing w:after="0"/>
               <w:jc w:val="center"/>
             </w:pPr>
-            <w:r/>
             <w:r>
               <w:rPr>
-                <w:sz w:val="21"/>
+                <w:sz w:val="20"/>
               </w:rPr>
               <w:t>10</w:t>
             </w:r>
@@ -3891,16 +5383,23 @@
         <w:tc>
           <w:tcPr>
             <w:tcW w:type="dxa" w:w="2154"/>
+            <w:tcBorders>
+              <w:top w:val="nil"/>
+              <w:left w:val="nil"/>
+              <w:bottom w:val="single" w:sz="4" w:color="BDD7EE"/>
+              <w:right w:val="nil"/>
+            </w:tcBorders>
+            <w:vAlign w:val="center"/>
           </w:tcPr>
           <w:p>
             <w:pPr>
               <w:keepNext/>
+              <w:spacing w:after="0"/>
               <w:jc w:val="center"/>
             </w:pPr>
-            <w:r/>
             <w:r>
               <w:rPr>
-                <w:sz w:val="21"/>
+                <w:sz w:val="20"/>
               </w:rPr>
               <w:t>NULL</w:t>
             </w:r>
@@ -3908,17 +5407,24 @@
         </w:tc>
         <w:tc>
           <w:tcPr>
-            <w:tcW w:type="dxa" w:w="2665"/>
+            <w:tcW w:type="dxa" w:w="2835"/>
+            <w:tcBorders>
+              <w:top w:val="nil"/>
+              <w:left w:val="nil"/>
+              <w:bottom w:val="single" w:sz="4" w:color="BDD7EE"/>
+              <w:right w:val="nil"/>
+            </w:tcBorders>
+            <w:vAlign w:val="center"/>
           </w:tcPr>
           <w:p>
             <w:pPr>
               <w:keepNext/>
+              <w:spacing w:after="0"/>
               <w:jc w:val="center"/>
             </w:pPr>
-            <w:r/>
             <w:r>
               <w:rPr>
-                <w:sz w:val="21"/>
+                <w:sz w:val="20"/>
               </w:rPr>
               <w:t>DUI (vacío en menores de edad)</w:t>
             </w:r>
@@ -3931,18 +5437,27 @@
         </w:trPr>
         <w:tc>
           <w:tcPr>
-            <w:tcW w:type="dxa" w:w="2041"/>
-            <w:shd w:val="clear" w:color="auto" w:fill="F2F0F0"/>
+            <w:tcW w:type="dxa" w:w="2211"/>
+            <w:tcBorders>
+              <w:top w:val="nil"/>
+              <w:left w:val="nil"/>
+              <w:bottom w:val="single" w:sz="4" w:color="BDD7EE"/>
+              <w:right w:val="nil"/>
+            </w:tcBorders>
+            <w:shd w:val="clear" w:color="auto" w:fill="F2F7FC"/>
+            <w:vAlign w:val="center"/>
           </w:tcPr>
           <w:p>
             <w:pPr>
               <w:keepNext/>
+              <w:spacing w:after="0"/>
               <w:jc w:val="left"/>
             </w:pPr>
-            <w:r/>
             <w:r>
               <w:rPr>
-                <w:sz w:val="21"/>
+                <w:b/>
+                <w:color w:val="1F4E79"/>
+                <w:sz w:val="20"/>
               </w:rPr>
               <w:t>fechaNacimiento</w:t>
             </w:r>
@@ -3950,18 +5465,25 @@
         </w:tc>
         <w:tc>
           <w:tcPr>
-            <w:tcW w:type="dxa" w:w="1474"/>
-            <w:shd w:val="clear" w:color="auto" w:fill="F2F0F0"/>
+            <w:tcW w:type="dxa" w:w="1304"/>
+            <w:tcBorders>
+              <w:top w:val="nil"/>
+              <w:left w:val="nil"/>
+              <w:bottom w:val="single" w:sz="4" w:color="BDD7EE"/>
+              <w:right w:val="nil"/>
+            </w:tcBorders>
+            <w:shd w:val="clear" w:color="auto" w:fill="F2F7FC"/>
+            <w:vAlign w:val="center"/>
           </w:tcPr>
           <w:p>
             <w:pPr>
               <w:keepNext/>
+              <w:spacing w:after="0"/>
               <w:jc w:val="center"/>
             </w:pPr>
-            <w:r/>
             <w:r>
               <w:rPr>
-                <w:sz w:val="21"/>
+                <w:sz w:val="20"/>
               </w:rPr>
               <w:t>DATE</w:t>
             </w:r>
@@ -3969,18 +5491,25 @@
         </w:tc>
         <w:tc>
           <w:tcPr>
-            <w:tcW w:type="dxa" w:w="737"/>
-            <w:shd w:val="clear" w:color="auto" w:fill="F2F0F0"/>
+            <w:tcW w:type="dxa" w:w="850"/>
+            <w:tcBorders>
+              <w:top w:val="nil"/>
+              <w:left w:val="nil"/>
+              <w:bottom w:val="single" w:sz="4" w:color="BDD7EE"/>
+              <w:right w:val="nil"/>
+            </w:tcBorders>
+            <w:shd w:val="clear" w:color="auto" w:fill="F2F7FC"/>
+            <w:vAlign w:val="center"/>
           </w:tcPr>
           <w:p>
             <w:pPr>
               <w:keepNext/>
+              <w:spacing w:after="0"/>
               <w:jc w:val="center"/>
             </w:pPr>
-            <w:r/>
             <w:r>
               <w:rPr>
-                <w:sz w:val="21"/>
+                <w:sz w:val="20"/>
               </w:rPr>
             </w:r>
           </w:p>
@@ -3988,17 +5517,24 @@
         <w:tc>
           <w:tcPr>
             <w:tcW w:type="dxa" w:w="2154"/>
-            <w:shd w:val="clear" w:color="auto" w:fill="F2F0F0"/>
+            <w:tcBorders>
+              <w:top w:val="nil"/>
+              <w:left w:val="nil"/>
+              <w:bottom w:val="single" w:sz="4" w:color="BDD7EE"/>
+              <w:right w:val="nil"/>
+            </w:tcBorders>
+            <w:shd w:val="clear" w:color="auto" w:fill="F2F7FC"/>
+            <w:vAlign w:val="center"/>
           </w:tcPr>
           <w:p>
             <w:pPr>
               <w:keepNext/>
+              <w:spacing w:after="0"/>
               <w:jc w:val="center"/>
             </w:pPr>
-            <w:r/>
             <w:r>
               <w:rPr>
-                <w:sz w:val="21"/>
+                <w:sz w:val="20"/>
               </w:rPr>
               <w:t>NOT NULL</w:t>
             </w:r>
@@ -4006,18 +5542,25 @@
         </w:tc>
         <w:tc>
           <w:tcPr>
-            <w:tcW w:type="dxa" w:w="2665"/>
-            <w:shd w:val="clear" w:color="auto" w:fill="F2F0F0"/>
+            <w:tcW w:type="dxa" w:w="2835"/>
+            <w:tcBorders>
+              <w:top w:val="nil"/>
+              <w:left w:val="nil"/>
+              <w:bottom w:val="single" w:sz="4" w:color="BDD7EE"/>
+              <w:right w:val="nil"/>
+            </w:tcBorders>
+            <w:shd w:val="clear" w:color="auto" w:fill="F2F7FC"/>
+            <w:vAlign w:val="center"/>
           </w:tcPr>
           <w:p>
             <w:pPr>
               <w:keepNext/>
+              <w:spacing w:after="0"/>
               <w:jc w:val="center"/>
             </w:pPr>
-            <w:r/>
             <w:r>
               <w:rPr>
-                <w:sz w:val="21"/>
+                <w:sz w:val="20"/>
               </w:rPr>
               <w:t>Fecha de nacimiento</w:t>
             </w:r>
@@ -4030,17 +5573,26 @@
         </w:trPr>
         <w:tc>
           <w:tcPr>
-            <w:tcW w:type="dxa" w:w="2041"/>
+            <w:tcW w:type="dxa" w:w="2211"/>
+            <w:tcBorders>
+              <w:top w:val="nil"/>
+              <w:left w:val="nil"/>
+              <w:bottom w:val="single" w:sz="4" w:color="BDD7EE"/>
+              <w:right w:val="nil"/>
+            </w:tcBorders>
+            <w:vAlign w:val="center"/>
           </w:tcPr>
           <w:p>
             <w:pPr>
               <w:keepNext/>
+              <w:spacing w:after="0"/>
               <w:jc w:val="left"/>
             </w:pPr>
-            <w:r/>
             <w:r>
               <w:rPr>
-                <w:sz w:val="21"/>
+                <w:b/>
+                <w:color w:val="1F4E79"/>
+                <w:sz w:val="20"/>
               </w:rPr>
               <w:t>genero</w:t>
             </w:r>
@@ -4048,17 +5600,24 @@
         </w:tc>
         <w:tc>
           <w:tcPr>
-            <w:tcW w:type="dxa" w:w="1474"/>
+            <w:tcW w:type="dxa" w:w="1304"/>
+            <w:tcBorders>
+              <w:top w:val="nil"/>
+              <w:left w:val="nil"/>
+              <w:bottom w:val="single" w:sz="4" w:color="BDD7EE"/>
+              <w:right w:val="nil"/>
+            </w:tcBorders>
+            <w:vAlign w:val="center"/>
           </w:tcPr>
           <w:p>
             <w:pPr>
               <w:keepNext/>
+              <w:spacing w:after="0"/>
               <w:jc w:val="center"/>
             </w:pPr>
-            <w:r/>
             <w:r>
               <w:rPr>
-                <w:sz w:val="21"/>
+                <w:sz w:val="20"/>
               </w:rPr>
               <w:t>VARCHAR</w:t>
             </w:r>
@@ -4066,17 +5625,24 @@
         </w:tc>
         <w:tc>
           <w:tcPr>
-            <w:tcW w:type="dxa" w:w="737"/>
+            <w:tcW w:type="dxa" w:w="850"/>
+            <w:tcBorders>
+              <w:top w:val="nil"/>
+              <w:left w:val="nil"/>
+              <w:bottom w:val="single" w:sz="4" w:color="BDD7EE"/>
+              <w:right w:val="nil"/>
+            </w:tcBorders>
+            <w:vAlign w:val="center"/>
           </w:tcPr>
           <w:p>
             <w:pPr>
               <w:keepNext/>
+              <w:spacing w:after="0"/>
               <w:jc w:val="center"/>
             </w:pPr>
-            <w:r/>
             <w:r>
               <w:rPr>
-                <w:sz w:val="21"/>
+                <w:sz w:val="20"/>
               </w:rPr>
               <w:t>10</w:t>
             </w:r>
@@ -4085,16 +5651,23 @@
         <w:tc>
           <w:tcPr>
             <w:tcW w:type="dxa" w:w="2154"/>
+            <w:tcBorders>
+              <w:top w:val="nil"/>
+              <w:left w:val="nil"/>
+              <w:bottom w:val="single" w:sz="4" w:color="BDD7EE"/>
+              <w:right w:val="nil"/>
+            </w:tcBorders>
+            <w:vAlign w:val="center"/>
           </w:tcPr>
           <w:p>
             <w:pPr>
               <w:keepNext/>
+              <w:spacing w:after="0"/>
               <w:jc w:val="center"/>
             </w:pPr>
-            <w:r/>
             <w:r>
               <w:rPr>
-                <w:sz w:val="21"/>
+                <w:sz w:val="20"/>
               </w:rPr>
               <w:t>NOT NULL</w:t>
             </w:r>
@@ -4102,17 +5675,24 @@
         </w:tc>
         <w:tc>
           <w:tcPr>
-            <w:tcW w:type="dxa" w:w="2665"/>
+            <w:tcW w:type="dxa" w:w="2835"/>
+            <w:tcBorders>
+              <w:top w:val="nil"/>
+              <w:left w:val="nil"/>
+              <w:bottom w:val="single" w:sz="4" w:color="BDD7EE"/>
+              <w:right w:val="nil"/>
+            </w:tcBorders>
+            <w:vAlign w:val="center"/>
           </w:tcPr>
           <w:p>
             <w:pPr>
               <w:keepNext/>
+              <w:spacing w:after="0"/>
               <w:jc w:val="center"/>
             </w:pPr>
-            <w:r/>
             <w:r>
               <w:rPr>
-                <w:sz w:val="21"/>
+                <w:sz w:val="20"/>
               </w:rPr>
               <w:t>Masculino o Femenino</w:t>
             </w:r>
@@ -4125,18 +5705,27 @@
         </w:trPr>
         <w:tc>
           <w:tcPr>
-            <w:tcW w:type="dxa" w:w="2041"/>
-            <w:shd w:val="clear" w:color="auto" w:fill="F2F0F0"/>
+            <w:tcW w:type="dxa" w:w="2211"/>
+            <w:tcBorders>
+              <w:top w:val="nil"/>
+              <w:left w:val="nil"/>
+              <w:bottom w:val="single" w:sz="4" w:color="BDD7EE"/>
+              <w:right w:val="nil"/>
+            </w:tcBorders>
+            <w:shd w:val="clear" w:color="auto" w:fill="F2F7FC"/>
+            <w:vAlign w:val="center"/>
           </w:tcPr>
           <w:p>
             <w:pPr>
               <w:keepNext/>
+              <w:spacing w:after="0"/>
               <w:jc w:val="left"/>
             </w:pPr>
-            <w:r/>
             <w:r>
               <w:rPr>
-                <w:sz w:val="21"/>
+                <w:b/>
+                <w:color w:val="1F4E79"/>
+                <w:sz w:val="20"/>
               </w:rPr>
               <w:t>telefono</w:t>
             </w:r>
@@ -4144,18 +5733,25 @@
         </w:tc>
         <w:tc>
           <w:tcPr>
-            <w:tcW w:type="dxa" w:w="1474"/>
-            <w:shd w:val="clear" w:color="auto" w:fill="F2F0F0"/>
+            <w:tcW w:type="dxa" w:w="1304"/>
+            <w:tcBorders>
+              <w:top w:val="nil"/>
+              <w:left w:val="nil"/>
+              <w:bottom w:val="single" w:sz="4" w:color="BDD7EE"/>
+              <w:right w:val="nil"/>
+            </w:tcBorders>
+            <w:shd w:val="clear" w:color="auto" w:fill="F2F7FC"/>
+            <w:vAlign w:val="center"/>
           </w:tcPr>
           <w:p>
             <w:pPr>
               <w:keepNext/>
+              <w:spacing w:after="0"/>
               <w:jc w:val="center"/>
             </w:pPr>
-            <w:r/>
             <w:r>
               <w:rPr>
-                <w:sz w:val="21"/>
+                <w:sz w:val="20"/>
               </w:rPr>
               <w:t>VARCHAR</w:t>
             </w:r>
@@ -4163,18 +5759,25 @@
         </w:tc>
         <w:tc>
           <w:tcPr>
-            <w:tcW w:type="dxa" w:w="737"/>
-            <w:shd w:val="clear" w:color="auto" w:fill="F2F0F0"/>
+            <w:tcW w:type="dxa" w:w="850"/>
+            <w:tcBorders>
+              <w:top w:val="nil"/>
+              <w:left w:val="nil"/>
+              <w:bottom w:val="single" w:sz="4" w:color="BDD7EE"/>
+              <w:right w:val="nil"/>
+            </w:tcBorders>
+            <w:shd w:val="clear" w:color="auto" w:fill="F2F7FC"/>
+            <w:vAlign w:val="center"/>
           </w:tcPr>
           <w:p>
             <w:pPr>
               <w:keepNext/>
+              <w:spacing w:after="0"/>
               <w:jc w:val="center"/>
             </w:pPr>
-            <w:r/>
             <w:r>
               <w:rPr>
-                <w:sz w:val="21"/>
+                <w:sz w:val="20"/>
               </w:rPr>
               <w:t>15</w:t>
             </w:r>
@@ -4183,17 +5786,24 @@
         <w:tc>
           <w:tcPr>
             <w:tcW w:type="dxa" w:w="2154"/>
-            <w:shd w:val="clear" w:color="auto" w:fill="F2F0F0"/>
+            <w:tcBorders>
+              <w:top w:val="nil"/>
+              <w:left w:val="nil"/>
+              <w:bottom w:val="single" w:sz="4" w:color="BDD7EE"/>
+              <w:right w:val="nil"/>
+            </w:tcBorders>
+            <w:shd w:val="clear" w:color="auto" w:fill="F2F7FC"/>
+            <w:vAlign w:val="center"/>
           </w:tcPr>
           <w:p>
             <w:pPr>
               <w:keepNext/>
+              <w:spacing w:after="0"/>
               <w:jc w:val="center"/>
             </w:pPr>
-            <w:r/>
             <w:r>
               <w:rPr>
-                <w:sz w:val="21"/>
+                <w:sz w:val="20"/>
               </w:rPr>
               <w:t>NULL</w:t>
             </w:r>
@@ -4201,18 +5811,25 @@
         </w:tc>
         <w:tc>
           <w:tcPr>
-            <w:tcW w:type="dxa" w:w="2665"/>
-            <w:shd w:val="clear" w:color="auto" w:fill="F2F0F0"/>
+            <w:tcW w:type="dxa" w:w="2835"/>
+            <w:tcBorders>
+              <w:top w:val="nil"/>
+              <w:left w:val="nil"/>
+              <w:bottom w:val="single" w:sz="4" w:color="BDD7EE"/>
+              <w:right w:val="nil"/>
+            </w:tcBorders>
+            <w:shd w:val="clear" w:color="auto" w:fill="F2F7FC"/>
+            <w:vAlign w:val="center"/>
           </w:tcPr>
           <w:p>
             <w:pPr>
               <w:keepNext/>
+              <w:spacing w:after="0"/>
               <w:jc w:val="center"/>
             </w:pPr>
-            <w:r/>
             <w:r>
               <w:rPr>
-                <w:sz w:val="21"/>
+                <w:sz w:val="20"/>
               </w:rPr>
               <w:t>Teléfono</w:t>
             </w:r>
@@ -4225,16 +5842,25 @@
         </w:trPr>
         <w:tc>
           <w:tcPr>
-            <w:tcW w:type="dxa" w:w="2041"/>
+            <w:tcW w:type="dxa" w:w="2211"/>
+            <w:tcBorders>
+              <w:top w:val="nil"/>
+              <w:left w:val="nil"/>
+              <w:bottom w:val="single" w:sz="4" w:color="BDD7EE"/>
+              <w:right w:val="nil"/>
+            </w:tcBorders>
+            <w:vAlign w:val="center"/>
           </w:tcPr>
           <w:p>
             <w:pPr>
+              <w:spacing w:after="0"/>
               <w:jc w:val="left"/>
             </w:pPr>
-            <w:r/>
             <w:r>
               <w:rPr>
-                <w:sz w:val="21"/>
+                <w:b/>
+                <w:color w:val="1F4E79"/>
+                <w:sz w:val="20"/>
               </w:rPr>
               <w:t>direccion</w:t>
             </w:r>
@@ -4242,16 +5868,23 @@
         </w:tc>
         <w:tc>
           <w:tcPr>
-            <w:tcW w:type="dxa" w:w="1474"/>
+            <w:tcW w:type="dxa" w:w="1304"/>
+            <w:tcBorders>
+              <w:top w:val="nil"/>
+              <w:left w:val="nil"/>
+              <w:bottom w:val="single" w:sz="4" w:color="BDD7EE"/>
+              <w:right w:val="nil"/>
+            </w:tcBorders>
+            <w:vAlign w:val="center"/>
           </w:tcPr>
           <w:p>
             <w:pPr>
+              <w:spacing w:after="0"/>
               <w:jc w:val="center"/>
             </w:pPr>
-            <w:r/>
             <w:r>
               <w:rPr>
-                <w:sz w:val="21"/>
+                <w:sz w:val="20"/>
               </w:rPr>
               <w:t>VARCHAR</w:t>
             </w:r>
@@ -4259,16 +5892,23 @@
         </w:tc>
         <w:tc>
           <w:tcPr>
-            <w:tcW w:type="dxa" w:w="737"/>
+            <w:tcW w:type="dxa" w:w="850"/>
+            <w:tcBorders>
+              <w:top w:val="nil"/>
+              <w:left w:val="nil"/>
+              <w:bottom w:val="single" w:sz="4" w:color="BDD7EE"/>
+              <w:right w:val="nil"/>
+            </w:tcBorders>
+            <w:vAlign w:val="center"/>
           </w:tcPr>
           <w:p>
             <w:pPr>
+              <w:spacing w:after="0"/>
               <w:jc w:val="center"/>
             </w:pPr>
-            <w:r/>
             <w:r>
               <w:rPr>
-                <w:sz w:val="21"/>
+                <w:sz w:val="20"/>
               </w:rPr>
               <w:t>200</w:t>
             </w:r>
@@ -4277,15 +5917,22 @@
         <w:tc>
           <w:tcPr>
             <w:tcW w:type="dxa" w:w="2154"/>
+            <w:tcBorders>
+              <w:top w:val="nil"/>
+              <w:left w:val="nil"/>
+              <w:bottom w:val="single" w:sz="4" w:color="BDD7EE"/>
+              <w:right w:val="nil"/>
+            </w:tcBorders>
+            <w:vAlign w:val="center"/>
           </w:tcPr>
           <w:p>
             <w:pPr>
+              <w:spacing w:after="0"/>
               <w:jc w:val="center"/>
             </w:pPr>
-            <w:r/>
             <w:r>
               <w:rPr>
-                <w:sz w:val="21"/>
+                <w:sz w:val="20"/>
               </w:rPr>
               <w:t>NULL</w:t>
             </w:r>
@@ -4293,16 +5940,23 @@
         </w:tc>
         <w:tc>
           <w:tcPr>
-            <w:tcW w:type="dxa" w:w="2665"/>
+            <w:tcW w:type="dxa" w:w="2835"/>
+            <w:tcBorders>
+              <w:top w:val="nil"/>
+              <w:left w:val="nil"/>
+              <w:bottom w:val="single" w:sz="4" w:color="BDD7EE"/>
+              <w:right w:val="nil"/>
+            </w:tcBorders>
+            <w:vAlign w:val="center"/>
           </w:tcPr>
           <w:p>
             <w:pPr>
+              <w:spacing w:after="0"/>
               <w:jc w:val="center"/>
             </w:pPr>
-            <w:r/>
             <w:r>
               <w:rPr>
-                <w:sz w:val="21"/>
+                <w:sz w:val="20"/>
               </w:rPr>
               <w:t>Dirección</w:t>
             </w:r>
@@ -4310,43 +5964,55 @@
         </w:tc>
       </w:tr>
     </w:tbl>
-    <w:p/>
+    <w:p>
+      <w:pPr>
+        <w:spacing w:after="80"/>
+        <w:jc w:val="both"/>
+      </w:pPr>
+    </w:p>
     <w:p>
       <w:pPr>
         <w:pStyle w:val="Heading3"/>
-        <w:keepNext/>
       </w:pPr>
       <w:r>
-        <w:t>Tabla: Cita</w:t>
+        <w:t>Tabla Cita</w:t>
       </w:r>
     </w:p>
     <w:p>
       <w:pPr>
         <w:keepNext/>
+        <w:spacing w:after="120"/>
         <w:jc w:val="both"/>
       </w:pPr>
       <w:r>
         <w:rPr>
           <w:b w:val="0"/>
           <w:i w:val="0"/>
+          <w:color w:val="595959"/>
+          <w:sz w:val="21"/>
         </w:rPr>
         <w:t>Citas médicas.</w:t>
       </w:r>
     </w:p>
     <w:tbl>
       <w:tblPr>
-        <w:tblStyle w:val="TableGrid"/>
         <w:tblW w:type="auto" w:w="0"/>
         <w:jc w:val="center"/>
+        <w:tblLook w:firstColumn="1" w:firstRow="1" w:lastColumn="0" w:lastRow="0" w:noHBand="0" w:noVBand="1" w:val="04A0"/>
         <w:tblLayout w:type="fixed"/>
-        <w:tblLook w:firstColumn="1" w:firstRow="1" w:lastColumn="0" w:lastRow="0" w:noHBand="0" w:noVBand="1" w:val="04A0"/>
+        <w:tblCellMar>
+          <w:top w:w="60" w:type="dxa"/>
+          <w:bottom w:w="60" w:type="dxa"/>
+          <w:left w:w="100" w:type="dxa"/>
+          <w:right w:w="100" w:type="dxa"/>
+        </w:tblCellMar>
       </w:tblPr>
       <w:tblGrid>
-        <w:gridCol w:w="2041"/>
-        <w:gridCol w:w="1474"/>
-        <w:gridCol w:w="737"/>
+        <w:gridCol w:w="2211"/>
+        <w:gridCol w:w="1304"/>
+        <w:gridCol w:w="850"/>
         <w:gridCol w:w="2154"/>
-        <w:gridCol w:w="2664"/>
+        <w:gridCol w:w="2835"/>
       </w:tblGrid>
       <w:tr>
         <w:trPr>
@@ -4355,20 +6021,26 @@
         </w:trPr>
         <w:tc>
           <w:tcPr>
-            <w:tcW w:type="dxa" w:w="2041"/>
-            <w:shd w:val="clear" w:color="auto" w:fill="9B1C1F"/>
+            <w:tcW w:type="dxa" w:w="2211"/>
+            <w:shd w:val="clear" w:color="auto" w:fill="1F4E79"/>
+            <w:tcBorders>
+              <w:top w:val="nil"/>
+              <w:left w:val="nil"/>
+              <w:bottom w:val="nil"/>
+              <w:right w:val="nil"/>
+            </w:tcBorders>
           </w:tcPr>
           <w:p>
             <w:pPr>
               <w:keepNext/>
+              <w:spacing w:after="0"/>
               <w:jc w:val="left"/>
             </w:pPr>
-            <w:r/>
             <w:r>
               <w:rPr>
                 <w:b/>
                 <w:color w:val="FFFFFF"/>
-                <w:sz w:val="21"/>
+                <w:sz w:val="20"/>
               </w:rPr>
               <w:t>Campo</w:t>
             </w:r>
@@ -4376,20 +6048,26 @@
         </w:tc>
         <w:tc>
           <w:tcPr>
-            <w:tcW w:type="dxa" w:w="1474"/>
-            <w:shd w:val="clear" w:color="auto" w:fill="9B1C1F"/>
+            <w:tcW w:type="dxa" w:w="1304"/>
+            <w:shd w:val="clear" w:color="auto" w:fill="1F4E79"/>
+            <w:tcBorders>
+              <w:top w:val="nil"/>
+              <w:left w:val="nil"/>
+              <w:bottom w:val="nil"/>
+              <w:right w:val="nil"/>
+            </w:tcBorders>
           </w:tcPr>
           <w:p>
             <w:pPr>
               <w:keepNext/>
+              <w:spacing w:after="0"/>
               <w:jc w:val="center"/>
             </w:pPr>
-            <w:r/>
             <w:r>
               <w:rPr>
                 <w:b/>
                 <w:color w:val="FFFFFF"/>
-                <w:sz w:val="21"/>
+                <w:sz w:val="20"/>
               </w:rPr>
               <w:t>Tipo</w:t>
             </w:r>
@@ -4397,20 +6075,26 @@
         </w:tc>
         <w:tc>
           <w:tcPr>
-            <w:tcW w:type="dxa" w:w="737"/>
-            <w:shd w:val="clear" w:color="auto" w:fill="9B1C1F"/>
+            <w:tcW w:type="dxa" w:w="850"/>
+            <w:shd w:val="clear" w:color="auto" w:fill="1F4E79"/>
+            <w:tcBorders>
+              <w:top w:val="nil"/>
+              <w:left w:val="nil"/>
+              <w:bottom w:val="nil"/>
+              <w:right w:val="nil"/>
+            </w:tcBorders>
           </w:tcPr>
           <w:p>
             <w:pPr>
               <w:keepNext/>
+              <w:spacing w:after="0"/>
               <w:jc w:val="center"/>
             </w:pPr>
-            <w:r/>
             <w:r>
               <w:rPr>
                 <w:b/>
                 <w:color w:val="FFFFFF"/>
-                <w:sz w:val="21"/>
+                <w:sz w:val="20"/>
               </w:rPr>
               <w:t>Long.</w:t>
             </w:r>
@@ -4419,19 +6103,25 @@
         <w:tc>
           <w:tcPr>
             <w:tcW w:type="dxa" w:w="2154"/>
-            <w:shd w:val="clear" w:color="auto" w:fill="9B1C1F"/>
+            <w:shd w:val="clear" w:color="auto" w:fill="1F4E79"/>
+            <w:tcBorders>
+              <w:top w:val="nil"/>
+              <w:left w:val="nil"/>
+              <w:bottom w:val="nil"/>
+              <w:right w:val="nil"/>
+            </w:tcBorders>
           </w:tcPr>
           <w:p>
             <w:pPr>
               <w:keepNext/>
+              <w:spacing w:after="0"/>
               <w:jc w:val="center"/>
             </w:pPr>
-            <w:r/>
             <w:r>
               <w:rPr>
                 <w:b/>
                 <w:color w:val="FFFFFF"/>
-                <w:sz w:val="21"/>
+                <w:sz w:val="20"/>
               </w:rPr>
               <w:t>Restricciones</w:t>
             </w:r>
@@ -4439,20 +6129,26 @@
         </w:tc>
         <w:tc>
           <w:tcPr>
-            <w:tcW w:type="dxa" w:w="2665"/>
-            <w:shd w:val="clear" w:color="auto" w:fill="9B1C1F"/>
+            <w:tcW w:type="dxa" w:w="2835"/>
+            <w:shd w:val="clear" w:color="auto" w:fill="1F4E79"/>
+            <w:tcBorders>
+              <w:top w:val="nil"/>
+              <w:left w:val="nil"/>
+              <w:bottom w:val="nil"/>
+              <w:right w:val="nil"/>
+            </w:tcBorders>
           </w:tcPr>
           <w:p>
             <w:pPr>
               <w:keepNext/>
+              <w:spacing w:after="0"/>
               <w:jc w:val="center"/>
             </w:pPr>
-            <w:r/>
             <w:r>
               <w:rPr>
                 <w:b/>
                 <w:color w:val="FFFFFF"/>
-                <w:sz w:val="21"/>
+                <w:sz w:val="20"/>
               </w:rPr>
               <w:t>Descripción</w:t>
             </w:r>
@@ -4465,17 +6161,26 @@
         </w:trPr>
         <w:tc>
           <w:tcPr>
-            <w:tcW w:type="dxa" w:w="2041"/>
+            <w:tcW w:type="dxa" w:w="2211"/>
+            <w:tcBorders>
+              <w:top w:val="nil"/>
+              <w:left w:val="nil"/>
+              <w:bottom w:val="single" w:sz="4" w:color="BDD7EE"/>
+              <w:right w:val="nil"/>
+            </w:tcBorders>
+            <w:vAlign w:val="center"/>
           </w:tcPr>
           <w:p>
             <w:pPr>
               <w:keepNext/>
+              <w:spacing w:after="0"/>
               <w:jc w:val="left"/>
             </w:pPr>
-            <w:r/>
             <w:r>
               <w:rPr>
-                <w:sz w:val="21"/>
+                <w:b/>
+                <w:color w:val="1F4E79"/>
+                <w:sz w:val="20"/>
               </w:rPr>
               <w:t>idCita</w:t>
             </w:r>
@@ -4483,17 +6188,24 @@
         </w:tc>
         <w:tc>
           <w:tcPr>
-            <w:tcW w:type="dxa" w:w="1474"/>
+            <w:tcW w:type="dxa" w:w="1304"/>
+            <w:tcBorders>
+              <w:top w:val="nil"/>
+              <w:left w:val="nil"/>
+              <w:bottom w:val="single" w:sz="4" w:color="BDD7EE"/>
+              <w:right w:val="nil"/>
+            </w:tcBorders>
+            <w:vAlign w:val="center"/>
           </w:tcPr>
           <w:p>
             <w:pPr>
               <w:keepNext/>
+              <w:spacing w:after="0"/>
               <w:jc w:val="center"/>
             </w:pPr>
-            <w:r/>
             <w:r>
               <w:rPr>
-                <w:sz w:val="21"/>
+                <w:sz w:val="20"/>
               </w:rPr>
               <w:t>INT</w:t>
             </w:r>
@@ -4501,17 +6213,24 @@
         </w:tc>
         <w:tc>
           <w:tcPr>
-            <w:tcW w:type="dxa" w:w="737"/>
+            <w:tcW w:type="dxa" w:w="850"/>
+            <w:tcBorders>
+              <w:top w:val="nil"/>
+              <w:left w:val="nil"/>
+              <w:bottom w:val="single" w:sz="4" w:color="BDD7EE"/>
+              <w:right w:val="nil"/>
+            </w:tcBorders>
+            <w:vAlign w:val="center"/>
           </w:tcPr>
           <w:p>
             <w:pPr>
               <w:keepNext/>
+              <w:spacing w:after="0"/>
               <w:jc w:val="center"/>
             </w:pPr>
-            <w:r/>
             <w:r>
               <w:rPr>
-                <w:sz w:val="21"/>
+                <w:sz w:val="20"/>
               </w:rPr>
             </w:r>
           </w:p>
@@ -4519,16 +6238,23 @@
         <w:tc>
           <w:tcPr>
             <w:tcW w:type="dxa" w:w="2154"/>
+            <w:tcBorders>
+              <w:top w:val="nil"/>
+              <w:left w:val="nil"/>
+              <w:bottom w:val="single" w:sz="4" w:color="BDD7EE"/>
+              <w:right w:val="nil"/>
+            </w:tcBorders>
+            <w:vAlign w:val="center"/>
           </w:tcPr>
           <w:p>
             <w:pPr>
               <w:keepNext/>
+              <w:spacing w:after="0"/>
               <w:jc w:val="center"/>
             </w:pPr>
-            <w:r/>
             <w:r>
               <w:rPr>
-                <w:sz w:val="21"/>
+                <w:sz w:val="20"/>
               </w:rPr>
               <w:t>PK, IDENTITY</w:t>
             </w:r>
@@ -4536,17 +6262,24 @@
         </w:tc>
         <w:tc>
           <w:tcPr>
-            <w:tcW w:type="dxa" w:w="2665"/>
+            <w:tcW w:type="dxa" w:w="2835"/>
+            <w:tcBorders>
+              <w:top w:val="nil"/>
+              <w:left w:val="nil"/>
+              <w:bottom w:val="single" w:sz="4" w:color="BDD7EE"/>
+              <w:right w:val="nil"/>
+            </w:tcBorders>
+            <w:vAlign w:val="center"/>
           </w:tcPr>
           <w:p>
             <w:pPr>
               <w:keepNext/>
+              <w:spacing w:after="0"/>
               <w:jc w:val="center"/>
             </w:pPr>
-            <w:r/>
             <w:r>
               <w:rPr>
-                <w:sz w:val="21"/>
+                <w:sz w:val="20"/>
               </w:rPr>
               <w:t>Identificador</w:t>
             </w:r>
@@ -4559,18 +6292,27 @@
         </w:trPr>
         <w:tc>
           <w:tcPr>
-            <w:tcW w:type="dxa" w:w="2041"/>
-            <w:shd w:val="clear" w:color="auto" w:fill="F2F0F0"/>
+            <w:tcW w:type="dxa" w:w="2211"/>
+            <w:tcBorders>
+              <w:top w:val="nil"/>
+              <w:left w:val="nil"/>
+              <w:bottom w:val="single" w:sz="4" w:color="BDD7EE"/>
+              <w:right w:val="nil"/>
+            </w:tcBorders>
+            <w:shd w:val="clear" w:color="auto" w:fill="F2F7FC"/>
+            <w:vAlign w:val="center"/>
           </w:tcPr>
           <w:p>
             <w:pPr>
               <w:keepNext/>
+              <w:spacing w:after="0"/>
               <w:jc w:val="left"/>
             </w:pPr>
-            <w:r/>
             <w:r>
               <w:rPr>
-                <w:sz w:val="21"/>
+                <w:b/>
+                <w:color w:val="1F4E79"/>
+                <w:sz w:val="20"/>
               </w:rPr>
               <w:t>id_Paciente</w:t>
             </w:r>
@@ -4578,18 +6320,25 @@
         </w:tc>
         <w:tc>
           <w:tcPr>
-            <w:tcW w:type="dxa" w:w="1474"/>
-            <w:shd w:val="clear" w:color="auto" w:fill="F2F0F0"/>
+            <w:tcW w:type="dxa" w:w="1304"/>
+            <w:tcBorders>
+              <w:top w:val="nil"/>
+              <w:left w:val="nil"/>
+              <w:bottom w:val="single" w:sz="4" w:color="BDD7EE"/>
+              <w:right w:val="nil"/>
+            </w:tcBorders>
+            <w:shd w:val="clear" w:color="auto" w:fill="F2F7FC"/>
+            <w:vAlign w:val="center"/>
           </w:tcPr>
           <w:p>
             <w:pPr>
               <w:keepNext/>
+              <w:spacing w:after="0"/>
               <w:jc w:val="center"/>
             </w:pPr>
-            <w:r/>
             <w:r>
               <w:rPr>
-                <w:sz w:val="21"/>
+                <w:sz w:val="20"/>
               </w:rPr>
               <w:t>INT</w:t>
             </w:r>
@@ -4597,18 +6346,25 @@
         </w:tc>
         <w:tc>
           <w:tcPr>
-            <w:tcW w:type="dxa" w:w="737"/>
-            <w:shd w:val="clear" w:color="auto" w:fill="F2F0F0"/>
+            <w:tcW w:type="dxa" w:w="850"/>
+            <w:tcBorders>
+              <w:top w:val="nil"/>
+              <w:left w:val="nil"/>
+              <w:bottom w:val="single" w:sz="4" w:color="BDD7EE"/>
+              <w:right w:val="nil"/>
+            </w:tcBorders>
+            <w:shd w:val="clear" w:color="auto" w:fill="F2F7FC"/>
+            <w:vAlign w:val="center"/>
           </w:tcPr>
           <w:p>
             <w:pPr>
               <w:keepNext/>
+              <w:spacing w:after="0"/>
               <w:jc w:val="center"/>
             </w:pPr>
-            <w:r/>
             <w:r>
               <w:rPr>
-                <w:sz w:val="21"/>
+                <w:sz w:val="20"/>
               </w:rPr>
             </w:r>
           </w:p>
@@ -4616,17 +6372,24 @@
         <w:tc>
           <w:tcPr>
             <w:tcW w:type="dxa" w:w="2154"/>
-            <w:shd w:val="clear" w:color="auto" w:fill="F2F0F0"/>
+            <w:tcBorders>
+              <w:top w:val="nil"/>
+              <w:left w:val="nil"/>
+              <w:bottom w:val="single" w:sz="4" w:color="BDD7EE"/>
+              <w:right w:val="nil"/>
+            </w:tcBorders>
+            <w:shd w:val="clear" w:color="auto" w:fill="F2F7FC"/>
+            <w:vAlign w:val="center"/>
           </w:tcPr>
           <w:p>
             <w:pPr>
               <w:keepNext/>
+              <w:spacing w:after="0"/>
               <w:jc w:val="center"/>
             </w:pPr>
-            <w:r/>
             <w:r>
               <w:rPr>
-                <w:sz w:val="21"/>
+                <w:sz w:val="20"/>
               </w:rPr>
               <w:t>FK → Paciente</w:t>
             </w:r>
@@ -4634,18 +6397,25 @@
         </w:tc>
         <w:tc>
           <w:tcPr>
-            <w:tcW w:type="dxa" w:w="2665"/>
-            <w:shd w:val="clear" w:color="auto" w:fill="F2F0F0"/>
+            <w:tcW w:type="dxa" w:w="2835"/>
+            <w:tcBorders>
+              <w:top w:val="nil"/>
+              <w:left w:val="nil"/>
+              <w:bottom w:val="single" w:sz="4" w:color="BDD7EE"/>
+              <w:right w:val="nil"/>
+            </w:tcBorders>
+            <w:shd w:val="clear" w:color="auto" w:fill="F2F7FC"/>
+            <w:vAlign w:val="center"/>
           </w:tcPr>
           <w:p>
             <w:pPr>
               <w:keepNext/>
+              <w:spacing w:after="0"/>
               <w:jc w:val="center"/>
             </w:pPr>
-            <w:r/>
             <w:r>
               <w:rPr>
-                <w:sz w:val="21"/>
+                <w:sz w:val="20"/>
               </w:rPr>
               <w:t>Paciente</w:t>
             </w:r>
@@ -4658,17 +6428,26 @@
         </w:trPr>
         <w:tc>
           <w:tcPr>
-            <w:tcW w:type="dxa" w:w="2041"/>
+            <w:tcW w:type="dxa" w:w="2211"/>
+            <w:tcBorders>
+              <w:top w:val="nil"/>
+              <w:left w:val="nil"/>
+              <w:bottom w:val="single" w:sz="4" w:color="BDD7EE"/>
+              <w:right w:val="nil"/>
+            </w:tcBorders>
+            <w:vAlign w:val="center"/>
           </w:tcPr>
           <w:p>
             <w:pPr>
               <w:keepNext/>
+              <w:spacing w:after="0"/>
               <w:jc w:val="left"/>
             </w:pPr>
-            <w:r/>
             <w:r>
               <w:rPr>
-                <w:sz w:val="21"/>
+                <w:b/>
+                <w:color w:val="1F4E79"/>
+                <w:sz w:val="20"/>
               </w:rPr>
               <w:t>id_Medico</w:t>
             </w:r>
@@ -4676,17 +6455,24 @@
         </w:tc>
         <w:tc>
           <w:tcPr>
-            <w:tcW w:type="dxa" w:w="1474"/>
+            <w:tcW w:type="dxa" w:w="1304"/>
+            <w:tcBorders>
+              <w:top w:val="nil"/>
+              <w:left w:val="nil"/>
+              <w:bottom w:val="single" w:sz="4" w:color="BDD7EE"/>
+              <w:right w:val="nil"/>
+            </w:tcBorders>
+            <w:vAlign w:val="center"/>
           </w:tcPr>
           <w:p>
             <w:pPr>
               <w:keepNext/>
+              <w:spacing w:after="0"/>
               <w:jc w:val="center"/>
             </w:pPr>
-            <w:r/>
             <w:r>
               <w:rPr>
-                <w:sz w:val="21"/>
+                <w:sz w:val="20"/>
               </w:rPr>
               <w:t>INT</w:t>
             </w:r>
@@ -4694,17 +6480,24 @@
         </w:tc>
         <w:tc>
           <w:tcPr>
-            <w:tcW w:type="dxa" w:w="737"/>
+            <w:tcW w:type="dxa" w:w="850"/>
+            <w:tcBorders>
+              <w:top w:val="nil"/>
+              <w:left w:val="nil"/>
+              <w:bottom w:val="single" w:sz="4" w:color="BDD7EE"/>
+              <w:right w:val="nil"/>
+            </w:tcBorders>
+            <w:vAlign w:val="center"/>
           </w:tcPr>
           <w:p>
             <w:pPr>
               <w:keepNext/>
+              <w:spacing w:after="0"/>
               <w:jc w:val="center"/>
             </w:pPr>
-            <w:r/>
             <w:r>
               <w:rPr>
-                <w:sz w:val="21"/>
+                <w:sz w:val="20"/>
               </w:rPr>
             </w:r>
           </w:p>
@@ -4712,16 +6505,23 @@
         <w:tc>
           <w:tcPr>
             <w:tcW w:type="dxa" w:w="2154"/>
+            <w:tcBorders>
+              <w:top w:val="nil"/>
+              <w:left w:val="nil"/>
+              <w:bottom w:val="single" w:sz="4" w:color="BDD7EE"/>
+              <w:right w:val="nil"/>
+            </w:tcBorders>
+            <w:vAlign w:val="center"/>
           </w:tcPr>
           <w:p>
             <w:pPr>
               <w:keepNext/>
+              <w:spacing w:after="0"/>
               <w:jc w:val="center"/>
             </w:pPr>
-            <w:r/>
             <w:r>
               <w:rPr>
-                <w:sz w:val="21"/>
+                <w:sz w:val="20"/>
               </w:rPr>
               <w:t>FK → Medico</w:t>
             </w:r>
@@ -4729,17 +6529,24 @@
         </w:tc>
         <w:tc>
           <w:tcPr>
-            <w:tcW w:type="dxa" w:w="2665"/>
+            <w:tcW w:type="dxa" w:w="2835"/>
+            <w:tcBorders>
+              <w:top w:val="nil"/>
+              <w:left w:val="nil"/>
+              <w:bottom w:val="single" w:sz="4" w:color="BDD7EE"/>
+              <w:right w:val="nil"/>
+            </w:tcBorders>
+            <w:vAlign w:val="center"/>
           </w:tcPr>
           <w:p>
             <w:pPr>
               <w:keepNext/>
+              <w:spacing w:after="0"/>
               <w:jc w:val="center"/>
             </w:pPr>
-            <w:r/>
             <w:r>
               <w:rPr>
-                <w:sz w:val="21"/>
+                <w:sz w:val="20"/>
               </w:rPr>
               <w:t>Médico</w:t>
             </w:r>
@@ -4752,18 +6559,27 @@
         </w:trPr>
         <w:tc>
           <w:tcPr>
-            <w:tcW w:type="dxa" w:w="2041"/>
-            <w:shd w:val="clear" w:color="auto" w:fill="F2F0F0"/>
+            <w:tcW w:type="dxa" w:w="2211"/>
+            <w:tcBorders>
+              <w:top w:val="nil"/>
+              <w:left w:val="nil"/>
+              <w:bottom w:val="single" w:sz="4" w:color="BDD7EE"/>
+              <w:right w:val="nil"/>
+            </w:tcBorders>
+            <w:shd w:val="clear" w:color="auto" w:fill="F2F7FC"/>
+            <w:vAlign w:val="center"/>
           </w:tcPr>
           <w:p>
             <w:pPr>
               <w:keepNext/>
+              <w:spacing w:after="0"/>
               <w:jc w:val="left"/>
             </w:pPr>
-            <w:r/>
             <w:r>
               <w:rPr>
-                <w:sz w:val="21"/>
+                <w:b/>
+                <w:color w:val="1F4E79"/>
+                <w:sz w:val="20"/>
               </w:rPr>
               <w:t>fecha</w:t>
             </w:r>
@@ -4771,18 +6587,25 @@
         </w:tc>
         <w:tc>
           <w:tcPr>
-            <w:tcW w:type="dxa" w:w="1474"/>
-            <w:shd w:val="clear" w:color="auto" w:fill="F2F0F0"/>
+            <w:tcW w:type="dxa" w:w="1304"/>
+            <w:tcBorders>
+              <w:top w:val="nil"/>
+              <w:left w:val="nil"/>
+              <w:bottom w:val="single" w:sz="4" w:color="BDD7EE"/>
+              <w:right w:val="nil"/>
+            </w:tcBorders>
+            <w:shd w:val="clear" w:color="auto" w:fill="F2F7FC"/>
+            <w:vAlign w:val="center"/>
           </w:tcPr>
           <w:p>
             <w:pPr>
               <w:keepNext/>
+              <w:spacing w:after="0"/>
               <w:jc w:val="center"/>
             </w:pPr>
-            <w:r/>
             <w:r>
               <w:rPr>
-                <w:sz w:val="21"/>
+                <w:sz w:val="20"/>
               </w:rPr>
               <w:t>DATE</w:t>
             </w:r>
@@ -4790,18 +6613,25 @@
         </w:tc>
         <w:tc>
           <w:tcPr>
-            <w:tcW w:type="dxa" w:w="737"/>
-            <w:shd w:val="clear" w:color="auto" w:fill="F2F0F0"/>
+            <w:tcW w:type="dxa" w:w="850"/>
+            <w:tcBorders>
+              <w:top w:val="nil"/>
+              <w:left w:val="nil"/>
+              <w:bottom w:val="single" w:sz="4" w:color="BDD7EE"/>
+              <w:right w:val="nil"/>
+            </w:tcBorders>
+            <w:shd w:val="clear" w:color="auto" w:fill="F2F7FC"/>
+            <w:vAlign w:val="center"/>
           </w:tcPr>
           <w:p>
             <w:pPr>
               <w:keepNext/>
+              <w:spacing w:after="0"/>
               <w:jc w:val="center"/>
             </w:pPr>
-            <w:r/>
             <w:r>
               <w:rPr>
-                <w:sz w:val="21"/>
+                <w:sz w:val="20"/>
               </w:rPr>
             </w:r>
           </w:p>
@@ -4809,17 +6639,24 @@
         <w:tc>
           <w:tcPr>
             <w:tcW w:type="dxa" w:w="2154"/>
-            <w:shd w:val="clear" w:color="auto" w:fill="F2F0F0"/>
+            <w:tcBorders>
+              <w:top w:val="nil"/>
+              <w:left w:val="nil"/>
+              <w:bottom w:val="single" w:sz="4" w:color="BDD7EE"/>
+              <w:right w:val="nil"/>
+            </w:tcBorders>
+            <w:shd w:val="clear" w:color="auto" w:fill="F2F7FC"/>
+            <w:vAlign w:val="center"/>
           </w:tcPr>
           <w:p>
             <w:pPr>
               <w:keepNext/>
+              <w:spacing w:after="0"/>
               <w:jc w:val="center"/>
             </w:pPr>
-            <w:r/>
             <w:r>
               <w:rPr>
-                <w:sz w:val="21"/>
+                <w:sz w:val="20"/>
               </w:rPr>
               <w:t>NOT NULL</w:t>
             </w:r>
@@ -4827,18 +6664,25 @@
         </w:tc>
         <w:tc>
           <w:tcPr>
-            <w:tcW w:type="dxa" w:w="2665"/>
-            <w:shd w:val="clear" w:color="auto" w:fill="F2F0F0"/>
+            <w:tcW w:type="dxa" w:w="2835"/>
+            <w:tcBorders>
+              <w:top w:val="nil"/>
+              <w:left w:val="nil"/>
+              <w:bottom w:val="single" w:sz="4" w:color="BDD7EE"/>
+              <w:right w:val="nil"/>
+            </w:tcBorders>
+            <w:shd w:val="clear" w:color="auto" w:fill="F2F7FC"/>
+            <w:vAlign w:val="center"/>
           </w:tcPr>
           <w:p>
             <w:pPr>
               <w:keepNext/>
+              <w:spacing w:after="0"/>
               <w:jc w:val="center"/>
             </w:pPr>
-            <w:r/>
             <w:r>
               <w:rPr>
-                <w:sz w:val="21"/>
+                <w:sz w:val="20"/>
               </w:rPr>
               <w:t>Fecha</w:t>
             </w:r>
@@ -4851,17 +6695,26 @@
         </w:trPr>
         <w:tc>
           <w:tcPr>
-            <w:tcW w:type="dxa" w:w="2041"/>
+            <w:tcW w:type="dxa" w:w="2211"/>
+            <w:tcBorders>
+              <w:top w:val="nil"/>
+              <w:left w:val="nil"/>
+              <w:bottom w:val="single" w:sz="4" w:color="BDD7EE"/>
+              <w:right w:val="nil"/>
+            </w:tcBorders>
+            <w:vAlign w:val="center"/>
           </w:tcPr>
           <w:p>
             <w:pPr>
               <w:keepNext/>
+              <w:spacing w:after="0"/>
               <w:jc w:val="left"/>
             </w:pPr>
-            <w:r/>
             <w:r>
               <w:rPr>
-                <w:sz w:val="21"/>
+                <w:b/>
+                <w:color w:val="1F4E79"/>
+                <w:sz w:val="20"/>
               </w:rPr>
               <w:t>hora</w:t>
             </w:r>
@@ -4869,17 +6722,24 @@
         </w:tc>
         <w:tc>
           <w:tcPr>
-            <w:tcW w:type="dxa" w:w="1474"/>
+            <w:tcW w:type="dxa" w:w="1304"/>
+            <w:tcBorders>
+              <w:top w:val="nil"/>
+              <w:left w:val="nil"/>
+              <w:bottom w:val="single" w:sz="4" w:color="BDD7EE"/>
+              <w:right w:val="nil"/>
+            </w:tcBorders>
+            <w:vAlign w:val="center"/>
           </w:tcPr>
           <w:p>
             <w:pPr>
               <w:keepNext/>
+              <w:spacing w:after="0"/>
               <w:jc w:val="center"/>
             </w:pPr>
-            <w:r/>
             <w:r>
               <w:rPr>
-                <w:sz w:val="21"/>
+                <w:sz w:val="20"/>
               </w:rPr>
               <w:t>VARCHAR</w:t>
             </w:r>
@@ -4887,17 +6747,24 @@
         </w:tc>
         <w:tc>
           <w:tcPr>
-            <w:tcW w:type="dxa" w:w="737"/>
+            <w:tcW w:type="dxa" w:w="850"/>
+            <w:tcBorders>
+              <w:top w:val="nil"/>
+              <w:left w:val="nil"/>
+              <w:bottom w:val="single" w:sz="4" w:color="BDD7EE"/>
+              <w:right w:val="nil"/>
+            </w:tcBorders>
+            <w:vAlign w:val="center"/>
           </w:tcPr>
           <w:p>
             <w:pPr>
               <w:keepNext/>
+              <w:spacing w:after="0"/>
               <w:jc w:val="center"/>
             </w:pPr>
-            <w:r/>
             <w:r>
               <w:rPr>
-                <w:sz w:val="21"/>
+                <w:sz w:val="20"/>
               </w:rPr>
               <w:t>5</w:t>
             </w:r>
@@ -4906,16 +6773,23 @@
         <w:tc>
           <w:tcPr>
             <w:tcW w:type="dxa" w:w="2154"/>
+            <w:tcBorders>
+              <w:top w:val="nil"/>
+              <w:left w:val="nil"/>
+              <w:bottom w:val="single" w:sz="4" w:color="BDD7EE"/>
+              <w:right w:val="nil"/>
+            </w:tcBorders>
+            <w:vAlign w:val="center"/>
           </w:tcPr>
           <w:p>
             <w:pPr>
               <w:keepNext/>
+              <w:spacing w:after="0"/>
               <w:jc w:val="center"/>
             </w:pPr>
-            <w:r/>
             <w:r>
               <w:rPr>
-                <w:sz w:val="21"/>
+                <w:sz w:val="20"/>
               </w:rPr>
               <w:t>NOT NULL</w:t>
             </w:r>
@@ -4923,17 +6797,24 @@
         </w:tc>
         <w:tc>
           <w:tcPr>
-            <w:tcW w:type="dxa" w:w="2665"/>
+            <w:tcW w:type="dxa" w:w="2835"/>
+            <w:tcBorders>
+              <w:top w:val="nil"/>
+              <w:left w:val="nil"/>
+              <w:bottom w:val="single" w:sz="4" w:color="BDD7EE"/>
+              <w:right w:val="nil"/>
+            </w:tcBorders>
+            <w:vAlign w:val="center"/>
           </w:tcPr>
           <w:p>
             <w:pPr>
               <w:keepNext/>
+              <w:spacing w:after="0"/>
               <w:jc w:val="center"/>
             </w:pPr>
-            <w:r/>
             <w:r>
               <w:rPr>
-                <w:sz w:val="21"/>
+                <w:sz w:val="20"/>
               </w:rPr>
               <w:t>Hora (ej. 08:30)</w:t>
             </w:r>
@@ -4946,18 +6827,27 @@
         </w:trPr>
         <w:tc>
           <w:tcPr>
-            <w:tcW w:type="dxa" w:w="2041"/>
-            <w:shd w:val="clear" w:color="auto" w:fill="F2F0F0"/>
+            <w:tcW w:type="dxa" w:w="2211"/>
+            <w:tcBorders>
+              <w:top w:val="nil"/>
+              <w:left w:val="nil"/>
+              <w:bottom w:val="single" w:sz="4" w:color="BDD7EE"/>
+              <w:right w:val="nil"/>
+            </w:tcBorders>
+            <w:shd w:val="clear" w:color="auto" w:fill="F2F7FC"/>
+            <w:vAlign w:val="center"/>
           </w:tcPr>
           <w:p>
             <w:pPr>
               <w:keepNext/>
+              <w:spacing w:after="0"/>
               <w:jc w:val="left"/>
             </w:pPr>
-            <w:r/>
             <w:r>
               <w:rPr>
-                <w:sz w:val="21"/>
+                <w:b/>
+                <w:color w:val="1F4E79"/>
+                <w:sz w:val="20"/>
               </w:rPr>
               <w:t>motivo</w:t>
             </w:r>
@@ -4965,18 +6855,25 @@
         </w:tc>
         <w:tc>
           <w:tcPr>
-            <w:tcW w:type="dxa" w:w="1474"/>
-            <w:shd w:val="clear" w:color="auto" w:fill="F2F0F0"/>
+            <w:tcW w:type="dxa" w:w="1304"/>
+            <w:tcBorders>
+              <w:top w:val="nil"/>
+              <w:left w:val="nil"/>
+              <w:bottom w:val="single" w:sz="4" w:color="BDD7EE"/>
+              <w:right w:val="nil"/>
+            </w:tcBorders>
+            <w:shd w:val="clear" w:color="auto" w:fill="F2F7FC"/>
+            <w:vAlign w:val="center"/>
           </w:tcPr>
           <w:p>
             <w:pPr>
               <w:keepNext/>
+              <w:spacing w:after="0"/>
               <w:jc w:val="center"/>
             </w:pPr>
-            <w:r/>
             <w:r>
               <w:rPr>
-                <w:sz w:val="21"/>
+                <w:sz w:val="20"/>
               </w:rPr>
               <w:t>VARCHAR</w:t>
             </w:r>
@@ -4984,18 +6881,25 @@
         </w:tc>
         <w:tc>
           <w:tcPr>
-            <w:tcW w:type="dxa" w:w="737"/>
-            <w:shd w:val="clear" w:color="auto" w:fill="F2F0F0"/>
+            <w:tcW w:type="dxa" w:w="850"/>
+            <w:tcBorders>
+              <w:top w:val="nil"/>
+              <w:left w:val="nil"/>
+              <w:bottom w:val="single" w:sz="4" w:color="BDD7EE"/>
+              <w:right w:val="nil"/>
+            </w:tcBorders>
+            <w:shd w:val="clear" w:color="auto" w:fill="F2F7FC"/>
+            <w:vAlign w:val="center"/>
           </w:tcPr>
           <w:p>
             <w:pPr>
               <w:keepNext/>
+              <w:spacing w:after="0"/>
               <w:jc w:val="center"/>
             </w:pPr>
-            <w:r/>
             <w:r>
               <w:rPr>
-                <w:sz w:val="21"/>
+                <w:sz w:val="20"/>
               </w:rPr>
               <w:t>200</w:t>
             </w:r>
@@ -5004,17 +6908,24 @@
         <w:tc>
           <w:tcPr>
             <w:tcW w:type="dxa" w:w="2154"/>
-            <w:shd w:val="clear" w:color="auto" w:fill="F2F0F0"/>
+            <w:tcBorders>
+              <w:top w:val="nil"/>
+              <w:left w:val="nil"/>
+              <w:bottom w:val="single" w:sz="4" w:color="BDD7EE"/>
+              <w:right w:val="nil"/>
+            </w:tcBorders>
+            <w:shd w:val="clear" w:color="auto" w:fill="F2F7FC"/>
+            <w:vAlign w:val="center"/>
           </w:tcPr>
           <w:p>
             <w:pPr>
               <w:keepNext/>
+              <w:spacing w:after="0"/>
               <w:jc w:val="center"/>
             </w:pPr>
-            <w:r/>
             <w:r>
               <w:rPr>
-                <w:sz w:val="21"/>
+                <w:sz w:val="20"/>
               </w:rPr>
               <w:t>NOT NULL</w:t>
             </w:r>
@@ -5022,18 +6933,25 @@
         </w:tc>
         <w:tc>
           <w:tcPr>
-            <w:tcW w:type="dxa" w:w="2665"/>
-            <w:shd w:val="clear" w:color="auto" w:fill="F2F0F0"/>
+            <w:tcW w:type="dxa" w:w="2835"/>
+            <w:tcBorders>
+              <w:top w:val="nil"/>
+              <w:left w:val="nil"/>
+              <w:bottom w:val="single" w:sz="4" w:color="BDD7EE"/>
+              <w:right w:val="nil"/>
+            </w:tcBorders>
+            <w:shd w:val="clear" w:color="auto" w:fill="F2F7FC"/>
+            <w:vAlign w:val="center"/>
           </w:tcPr>
           <w:p>
             <w:pPr>
               <w:keepNext/>
+              <w:spacing w:after="0"/>
               <w:jc w:val="center"/>
             </w:pPr>
-            <w:r/>
             <w:r>
               <w:rPr>
-                <w:sz w:val="21"/>
+                <w:sz w:val="20"/>
               </w:rPr>
               <w:t>Motivo</w:t>
             </w:r>
@@ -5046,16 +6964,25 @@
         </w:trPr>
         <w:tc>
           <w:tcPr>
-            <w:tcW w:type="dxa" w:w="2041"/>
+            <w:tcW w:type="dxa" w:w="2211"/>
+            <w:tcBorders>
+              <w:top w:val="nil"/>
+              <w:left w:val="nil"/>
+              <w:bottom w:val="single" w:sz="4" w:color="BDD7EE"/>
+              <w:right w:val="nil"/>
+            </w:tcBorders>
+            <w:vAlign w:val="center"/>
           </w:tcPr>
           <w:p>
             <w:pPr>
+              <w:spacing w:after="0"/>
               <w:jc w:val="left"/>
             </w:pPr>
-            <w:r/>
             <w:r>
               <w:rPr>
-                <w:sz w:val="21"/>
+                <w:b/>
+                <w:color w:val="1F4E79"/>
+                <w:sz w:val="20"/>
               </w:rPr>
               <w:t>estado</w:t>
             </w:r>
@@ -5063,16 +6990,23 @@
         </w:tc>
         <w:tc>
           <w:tcPr>
-            <w:tcW w:type="dxa" w:w="1474"/>
+            <w:tcW w:type="dxa" w:w="1304"/>
+            <w:tcBorders>
+              <w:top w:val="nil"/>
+              <w:left w:val="nil"/>
+              <w:bottom w:val="single" w:sz="4" w:color="BDD7EE"/>
+              <w:right w:val="nil"/>
+            </w:tcBorders>
+            <w:vAlign w:val="center"/>
           </w:tcPr>
           <w:p>
             <w:pPr>
+              <w:spacing w:after="0"/>
               <w:jc w:val="center"/>
             </w:pPr>
-            <w:r/>
             <w:r>
               <w:rPr>
-                <w:sz w:val="21"/>
+                <w:sz w:val="20"/>
               </w:rPr>
               <w:t>VARCHAR</w:t>
             </w:r>
@@ -5080,16 +7014,23 @@
         </w:tc>
         <w:tc>
           <w:tcPr>
-            <w:tcW w:type="dxa" w:w="737"/>
+            <w:tcW w:type="dxa" w:w="850"/>
+            <w:tcBorders>
+              <w:top w:val="nil"/>
+              <w:left w:val="nil"/>
+              <w:bottom w:val="single" w:sz="4" w:color="BDD7EE"/>
+              <w:right w:val="nil"/>
+            </w:tcBorders>
+            <w:vAlign w:val="center"/>
           </w:tcPr>
           <w:p>
             <w:pPr>
+              <w:spacing w:after="0"/>
               <w:jc w:val="center"/>
             </w:pPr>
-            <w:r/>
             <w:r>
               <w:rPr>
-                <w:sz w:val="21"/>
+                <w:sz w:val="20"/>
               </w:rPr>
               <w:t>20</w:t>
             </w:r>
@@ -5098,15 +7039,22 @@
         <w:tc>
           <w:tcPr>
             <w:tcW w:type="dxa" w:w="2154"/>
+            <w:tcBorders>
+              <w:top w:val="nil"/>
+              <w:left w:val="nil"/>
+              <w:bottom w:val="single" w:sz="4" w:color="BDD7EE"/>
+              <w:right w:val="nil"/>
+            </w:tcBorders>
+            <w:vAlign w:val="center"/>
           </w:tcPr>
           <w:p>
             <w:pPr>
+              <w:spacing w:after="0"/>
               <w:jc w:val="center"/>
             </w:pPr>
-            <w:r/>
             <w:r>
               <w:rPr>
-                <w:sz w:val="21"/>
+                <w:sz w:val="20"/>
               </w:rPr>
               <w:t>DEFAULT 'Pendiente'</w:t>
             </w:r>
@@ -5114,16 +7062,23 @@
         </w:tc>
         <w:tc>
           <w:tcPr>
-            <w:tcW w:type="dxa" w:w="2665"/>
+            <w:tcW w:type="dxa" w:w="2835"/>
+            <w:tcBorders>
+              <w:top w:val="nil"/>
+              <w:left w:val="nil"/>
+              <w:bottom w:val="single" w:sz="4" w:color="BDD7EE"/>
+              <w:right w:val="nil"/>
+            </w:tcBorders>
+            <w:vAlign w:val="center"/>
           </w:tcPr>
           <w:p>
             <w:pPr>
+              <w:spacing w:after="0"/>
               <w:jc w:val="center"/>
             </w:pPr>
-            <w:r/>
             <w:r>
               <w:rPr>
-                <w:sz w:val="21"/>
+                <w:sz w:val="20"/>
               </w:rPr>
               <w:t>Pendiente, Atendida o Cancelada</w:t>
             </w:r>
@@ -5131,43 +7086,55 @@
         </w:tc>
       </w:tr>
     </w:tbl>
-    <w:p/>
+    <w:p>
+      <w:pPr>
+        <w:spacing w:after="80"/>
+        <w:jc w:val="both"/>
+      </w:pPr>
+    </w:p>
     <w:p>
       <w:pPr>
         <w:pStyle w:val="Heading3"/>
-        <w:keepNext/>
       </w:pPr>
       <w:r>
-        <w:t>Tabla: Historial</w:t>
+        <w:t>Tabla Historial</w:t>
       </w:r>
     </w:p>
     <w:p>
       <w:pPr>
         <w:keepNext/>
+        <w:spacing w:after="120"/>
         <w:jc w:val="both"/>
       </w:pPr>
       <w:r>
         <w:rPr>
           <w:b w:val="0"/>
           <w:i w:val="0"/>
+          <w:color w:val="595959"/>
+          <w:sz w:val="21"/>
         </w:rPr>
         <w:t>Consultas de cada paciente.</w:t>
       </w:r>
     </w:p>
     <w:tbl>
       <w:tblPr>
-        <w:tblStyle w:val="TableGrid"/>
         <w:tblW w:type="auto" w:w="0"/>
         <w:jc w:val="center"/>
+        <w:tblLook w:firstColumn="1" w:firstRow="1" w:lastColumn="0" w:lastRow="0" w:noHBand="0" w:noVBand="1" w:val="04A0"/>
         <w:tblLayout w:type="fixed"/>
-        <w:tblLook w:firstColumn="1" w:firstRow="1" w:lastColumn="0" w:lastRow="0" w:noHBand="0" w:noVBand="1" w:val="04A0"/>
+        <w:tblCellMar>
+          <w:top w:w="60" w:type="dxa"/>
+          <w:bottom w:w="60" w:type="dxa"/>
+          <w:left w:w="100" w:type="dxa"/>
+          <w:right w:w="100" w:type="dxa"/>
+        </w:tblCellMar>
       </w:tblPr>
       <w:tblGrid>
-        <w:gridCol w:w="2041"/>
-        <w:gridCol w:w="1474"/>
-        <w:gridCol w:w="737"/>
+        <w:gridCol w:w="2211"/>
+        <w:gridCol w:w="1304"/>
+        <w:gridCol w:w="850"/>
         <w:gridCol w:w="2154"/>
-        <w:gridCol w:w="2664"/>
+        <w:gridCol w:w="2835"/>
       </w:tblGrid>
       <w:tr>
         <w:trPr>
@@ -5176,20 +7143,26 @@
         </w:trPr>
         <w:tc>
           <w:tcPr>
-            <w:tcW w:type="dxa" w:w="2041"/>
-            <w:shd w:val="clear" w:color="auto" w:fill="9B1C1F"/>
+            <w:tcW w:type="dxa" w:w="2211"/>
+            <w:shd w:val="clear" w:color="auto" w:fill="1F4E79"/>
+            <w:tcBorders>
+              <w:top w:val="nil"/>
+              <w:left w:val="nil"/>
+              <w:bottom w:val="nil"/>
+              <w:right w:val="nil"/>
+            </w:tcBorders>
           </w:tcPr>
           <w:p>
             <w:pPr>
               <w:keepNext/>
+              <w:spacing w:after="0"/>
               <w:jc w:val="left"/>
             </w:pPr>
-            <w:r/>
             <w:r>
               <w:rPr>
                 <w:b/>
                 <w:color w:val="FFFFFF"/>
-                <w:sz w:val="21"/>
+                <w:sz w:val="20"/>
               </w:rPr>
               <w:t>Campo</w:t>
             </w:r>
@@ -5197,20 +7170,26 @@
         </w:tc>
         <w:tc>
           <w:tcPr>
-            <w:tcW w:type="dxa" w:w="1474"/>
-            <w:shd w:val="clear" w:color="auto" w:fill="9B1C1F"/>
+            <w:tcW w:type="dxa" w:w="1304"/>
+            <w:shd w:val="clear" w:color="auto" w:fill="1F4E79"/>
+            <w:tcBorders>
+              <w:top w:val="nil"/>
+              <w:left w:val="nil"/>
+              <w:bottom w:val="nil"/>
+              <w:right w:val="nil"/>
+            </w:tcBorders>
           </w:tcPr>
           <w:p>
             <w:pPr>
               <w:keepNext/>
+              <w:spacing w:after="0"/>
               <w:jc w:val="center"/>
             </w:pPr>
-            <w:r/>
             <w:r>
               <w:rPr>
                 <w:b/>
                 <w:color w:val="FFFFFF"/>
-                <w:sz w:val="21"/>
+                <w:sz w:val="20"/>
               </w:rPr>
               <w:t>Tipo</w:t>
             </w:r>
@@ -5218,20 +7197,26 @@
         </w:tc>
         <w:tc>
           <w:tcPr>
-            <w:tcW w:type="dxa" w:w="737"/>
-            <w:shd w:val="clear" w:color="auto" w:fill="9B1C1F"/>
+            <w:tcW w:type="dxa" w:w="850"/>
+            <w:shd w:val="clear" w:color="auto" w:fill="1F4E79"/>
+            <w:tcBorders>
+              <w:top w:val="nil"/>
+              <w:left w:val="nil"/>
+              <w:bottom w:val="nil"/>
+              <w:right w:val="nil"/>
+            </w:tcBorders>
           </w:tcPr>
           <w:p>
             <w:pPr>
               <w:keepNext/>
+              <w:spacing w:after="0"/>
               <w:jc w:val="center"/>
             </w:pPr>
-            <w:r/>
             <w:r>
               <w:rPr>
                 <w:b/>
                 <w:color w:val="FFFFFF"/>
-                <w:sz w:val="21"/>
+                <w:sz w:val="20"/>
               </w:rPr>
               <w:t>Long.</w:t>
             </w:r>
@@ -5240,19 +7225,25 @@
         <w:tc>
           <w:tcPr>
             <w:tcW w:type="dxa" w:w="2154"/>
-            <w:shd w:val="clear" w:color="auto" w:fill="9B1C1F"/>
+            <w:shd w:val="clear" w:color="auto" w:fill="1F4E79"/>
+            <w:tcBorders>
+              <w:top w:val="nil"/>
+              <w:left w:val="nil"/>
+              <w:bottom w:val="nil"/>
+              <w:right w:val="nil"/>
+            </w:tcBorders>
           </w:tcPr>
           <w:p>
             <w:pPr>
               <w:keepNext/>
+              <w:spacing w:after="0"/>
               <w:jc w:val="center"/>
             </w:pPr>
-            <w:r/>
             <w:r>
               <w:rPr>
                 <w:b/>
                 <w:color w:val="FFFFFF"/>
-                <w:sz w:val="21"/>
+                <w:sz w:val="20"/>
               </w:rPr>
               <w:t>Restricciones</w:t>
             </w:r>
@@ -5260,20 +7251,26 @@
         </w:tc>
         <w:tc>
           <w:tcPr>
-            <w:tcW w:type="dxa" w:w="2665"/>
-            <w:shd w:val="clear" w:color="auto" w:fill="9B1C1F"/>
+            <w:tcW w:type="dxa" w:w="2835"/>
+            <w:shd w:val="clear" w:color="auto" w:fill="1F4E79"/>
+            <w:tcBorders>
+              <w:top w:val="nil"/>
+              <w:left w:val="nil"/>
+              <w:bottom w:val="nil"/>
+              <w:right w:val="nil"/>
+            </w:tcBorders>
           </w:tcPr>
           <w:p>
             <w:pPr>
               <w:keepNext/>
+              <w:spacing w:after="0"/>
               <w:jc w:val="center"/>
             </w:pPr>
-            <w:r/>
             <w:r>
               <w:rPr>
                 <w:b/>
                 <w:color w:val="FFFFFF"/>
-                <w:sz w:val="21"/>
+                <w:sz w:val="20"/>
               </w:rPr>
               <w:t>Descripción</w:t>
             </w:r>
@@ -5286,17 +7283,26 @@
         </w:trPr>
         <w:tc>
           <w:tcPr>
-            <w:tcW w:type="dxa" w:w="2041"/>
+            <w:tcW w:type="dxa" w:w="2211"/>
+            <w:tcBorders>
+              <w:top w:val="nil"/>
+              <w:left w:val="nil"/>
+              <w:bottom w:val="single" w:sz="4" w:color="BDD7EE"/>
+              <w:right w:val="nil"/>
+            </w:tcBorders>
+            <w:vAlign w:val="center"/>
           </w:tcPr>
           <w:p>
             <w:pPr>
               <w:keepNext/>
+              <w:spacing w:after="0"/>
               <w:jc w:val="left"/>
             </w:pPr>
-            <w:r/>
             <w:r>
               <w:rPr>
-                <w:sz w:val="21"/>
+                <w:b/>
+                <w:color w:val="1F4E79"/>
+                <w:sz w:val="20"/>
               </w:rPr>
               <w:t>idHistorial</w:t>
             </w:r>
@@ -5304,17 +7310,24 @@
         </w:tc>
         <w:tc>
           <w:tcPr>
-            <w:tcW w:type="dxa" w:w="1474"/>
+            <w:tcW w:type="dxa" w:w="1304"/>
+            <w:tcBorders>
+              <w:top w:val="nil"/>
+              <w:left w:val="nil"/>
+              <w:bottom w:val="single" w:sz="4" w:color="BDD7EE"/>
+              <w:right w:val="nil"/>
+            </w:tcBorders>
+            <w:vAlign w:val="center"/>
           </w:tcPr>
           <w:p>
             <w:pPr>
               <w:keepNext/>
+              <w:spacing w:after="0"/>
               <w:jc w:val="center"/>
             </w:pPr>
-            <w:r/>
             <w:r>
               <w:rPr>
-                <w:sz w:val="21"/>
+                <w:sz w:val="20"/>
               </w:rPr>
               <w:t>INT</w:t>
             </w:r>
@@ -5322,17 +7335,24 @@
         </w:tc>
         <w:tc>
           <w:tcPr>
-            <w:tcW w:type="dxa" w:w="737"/>
+            <w:tcW w:type="dxa" w:w="850"/>
+            <w:tcBorders>
+              <w:top w:val="nil"/>
+              <w:left w:val="nil"/>
+              <w:bottom w:val="single" w:sz="4" w:color="BDD7EE"/>
+              <w:right w:val="nil"/>
+            </w:tcBorders>
+            <w:vAlign w:val="center"/>
           </w:tcPr>
           <w:p>
             <w:pPr>
               <w:keepNext/>
+              <w:spacing w:after="0"/>
               <w:jc w:val="center"/>
             </w:pPr>
-            <w:r/>
             <w:r>
               <w:rPr>
-                <w:sz w:val="21"/>
+                <w:sz w:val="20"/>
               </w:rPr>
             </w:r>
           </w:p>
@@ -5340,16 +7360,23 @@
         <w:tc>
           <w:tcPr>
             <w:tcW w:type="dxa" w:w="2154"/>
+            <w:tcBorders>
+              <w:top w:val="nil"/>
+              <w:left w:val="nil"/>
+              <w:bottom w:val="single" w:sz="4" w:color="BDD7EE"/>
+              <w:right w:val="nil"/>
+            </w:tcBorders>
+            <w:vAlign w:val="center"/>
           </w:tcPr>
           <w:p>
             <w:pPr>
               <w:keepNext/>
+              <w:spacing w:after="0"/>
               <w:jc w:val="center"/>
             </w:pPr>
-            <w:r/>
             <w:r>
               <w:rPr>
-                <w:sz w:val="21"/>
+                <w:sz w:val="20"/>
               </w:rPr>
               <w:t>PK, IDENTITY</w:t>
             </w:r>
@@ -5357,17 +7384,24 @@
         </w:tc>
         <w:tc>
           <w:tcPr>
-            <w:tcW w:type="dxa" w:w="2665"/>
+            <w:tcW w:type="dxa" w:w="2835"/>
+            <w:tcBorders>
+              <w:top w:val="nil"/>
+              <w:left w:val="nil"/>
+              <w:bottom w:val="single" w:sz="4" w:color="BDD7EE"/>
+              <w:right w:val="nil"/>
+            </w:tcBorders>
+            <w:vAlign w:val="center"/>
           </w:tcPr>
           <w:p>
             <w:pPr>
               <w:keepNext/>
+              <w:spacing w:after="0"/>
               <w:jc w:val="center"/>
             </w:pPr>
-            <w:r/>
             <w:r>
               <w:rPr>
-                <w:sz w:val="21"/>
+                <w:sz w:val="20"/>
               </w:rPr>
               <w:t>Identificador</w:t>
             </w:r>
@@ -5380,18 +7414,27 @@
         </w:trPr>
         <w:tc>
           <w:tcPr>
-            <w:tcW w:type="dxa" w:w="2041"/>
-            <w:shd w:val="clear" w:color="auto" w:fill="F2F0F0"/>
+            <w:tcW w:type="dxa" w:w="2211"/>
+            <w:tcBorders>
+              <w:top w:val="nil"/>
+              <w:left w:val="nil"/>
+              <w:bottom w:val="single" w:sz="4" w:color="BDD7EE"/>
+              <w:right w:val="nil"/>
+            </w:tcBorders>
+            <w:shd w:val="clear" w:color="auto" w:fill="F2F7FC"/>
+            <w:vAlign w:val="center"/>
           </w:tcPr>
           <w:p>
             <w:pPr>
               <w:keepNext/>
+              <w:spacing w:after="0"/>
               <w:jc w:val="left"/>
             </w:pPr>
-            <w:r/>
             <w:r>
               <w:rPr>
-                <w:sz w:val="21"/>
+                <w:b/>
+                <w:color w:val="1F4E79"/>
+                <w:sz w:val="20"/>
               </w:rPr>
               <w:t>id_Paciente</w:t>
             </w:r>
@@ -5399,18 +7442,25 @@
         </w:tc>
         <w:tc>
           <w:tcPr>
-            <w:tcW w:type="dxa" w:w="1474"/>
-            <w:shd w:val="clear" w:color="auto" w:fill="F2F0F0"/>
+            <w:tcW w:type="dxa" w:w="1304"/>
+            <w:tcBorders>
+              <w:top w:val="nil"/>
+              <w:left w:val="nil"/>
+              <w:bottom w:val="single" w:sz="4" w:color="BDD7EE"/>
+              <w:right w:val="nil"/>
+            </w:tcBorders>
+            <w:shd w:val="clear" w:color="auto" w:fill="F2F7FC"/>
+            <w:vAlign w:val="center"/>
           </w:tcPr>
           <w:p>
             <w:pPr>
               <w:keepNext/>
+              <w:spacing w:after="0"/>
               <w:jc w:val="center"/>
             </w:pPr>
-            <w:r/>
             <w:r>
               <w:rPr>
-                <w:sz w:val="21"/>
+                <w:sz w:val="20"/>
               </w:rPr>
               <w:t>INT</w:t>
             </w:r>
@@ -5418,18 +7468,25 @@
         </w:tc>
         <w:tc>
           <w:tcPr>
-            <w:tcW w:type="dxa" w:w="737"/>
-            <w:shd w:val="clear" w:color="auto" w:fill="F2F0F0"/>
+            <w:tcW w:type="dxa" w:w="850"/>
+            <w:tcBorders>
+              <w:top w:val="nil"/>
+              <w:left w:val="nil"/>
+              <w:bottom w:val="single" w:sz="4" w:color="BDD7EE"/>
+              <w:right w:val="nil"/>
+            </w:tcBorders>
+            <w:shd w:val="clear" w:color="auto" w:fill="F2F7FC"/>
+            <w:vAlign w:val="center"/>
           </w:tcPr>
           <w:p>
             <w:pPr>
               <w:keepNext/>
+              <w:spacing w:after="0"/>
               <w:jc w:val="center"/>
             </w:pPr>
-            <w:r/>
             <w:r>
               <w:rPr>
-                <w:sz w:val="21"/>
+                <w:sz w:val="20"/>
               </w:rPr>
             </w:r>
           </w:p>
@@ -5437,17 +7494,24 @@
         <w:tc>
           <w:tcPr>
             <w:tcW w:type="dxa" w:w="2154"/>
-            <w:shd w:val="clear" w:color="auto" w:fill="F2F0F0"/>
+            <w:tcBorders>
+              <w:top w:val="nil"/>
+              <w:left w:val="nil"/>
+              <w:bottom w:val="single" w:sz="4" w:color="BDD7EE"/>
+              <w:right w:val="nil"/>
+            </w:tcBorders>
+            <w:shd w:val="clear" w:color="auto" w:fill="F2F7FC"/>
+            <w:vAlign w:val="center"/>
           </w:tcPr>
           <w:p>
             <w:pPr>
               <w:keepNext/>
+              <w:spacing w:after="0"/>
               <w:jc w:val="center"/>
             </w:pPr>
-            <w:r/>
             <w:r>
               <w:rPr>
-                <w:sz w:val="21"/>
+                <w:sz w:val="20"/>
               </w:rPr>
               <w:t>FK → Paciente</w:t>
             </w:r>
@@ -5455,18 +7519,25 @@
         </w:tc>
         <w:tc>
           <w:tcPr>
-            <w:tcW w:type="dxa" w:w="2665"/>
-            <w:shd w:val="clear" w:color="auto" w:fill="F2F0F0"/>
+            <w:tcW w:type="dxa" w:w="2835"/>
+            <w:tcBorders>
+              <w:top w:val="nil"/>
+              <w:left w:val="nil"/>
+              <w:bottom w:val="single" w:sz="4" w:color="BDD7EE"/>
+              <w:right w:val="nil"/>
+            </w:tcBorders>
+            <w:shd w:val="clear" w:color="auto" w:fill="F2F7FC"/>
+            <w:vAlign w:val="center"/>
           </w:tcPr>
           <w:p>
             <w:pPr>
               <w:keepNext/>
+              <w:spacing w:after="0"/>
               <w:jc w:val="center"/>
             </w:pPr>
-            <w:r/>
             <w:r>
               <w:rPr>
-                <w:sz w:val="21"/>
+                <w:sz w:val="20"/>
               </w:rPr>
               <w:t>Paciente</w:t>
             </w:r>
@@ -5479,17 +7550,26 @@
         </w:trPr>
         <w:tc>
           <w:tcPr>
-            <w:tcW w:type="dxa" w:w="2041"/>
+            <w:tcW w:type="dxa" w:w="2211"/>
+            <w:tcBorders>
+              <w:top w:val="nil"/>
+              <w:left w:val="nil"/>
+              <w:bottom w:val="single" w:sz="4" w:color="BDD7EE"/>
+              <w:right w:val="nil"/>
+            </w:tcBorders>
+            <w:vAlign w:val="center"/>
           </w:tcPr>
           <w:p>
             <w:pPr>
               <w:keepNext/>
+              <w:spacing w:after="0"/>
               <w:jc w:val="left"/>
             </w:pPr>
-            <w:r/>
             <w:r>
               <w:rPr>
-                <w:sz w:val="21"/>
+                <w:b/>
+                <w:color w:val="1F4E79"/>
+                <w:sz w:val="20"/>
               </w:rPr>
               <w:t>id_Medico</w:t>
             </w:r>
@@ -5497,17 +7577,24 @@
         </w:tc>
         <w:tc>
           <w:tcPr>
-            <w:tcW w:type="dxa" w:w="1474"/>
+            <w:tcW w:type="dxa" w:w="1304"/>
+            <w:tcBorders>
+              <w:top w:val="nil"/>
+              <w:left w:val="nil"/>
+              <w:bottom w:val="single" w:sz="4" w:color="BDD7EE"/>
+              <w:right w:val="nil"/>
+            </w:tcBorders>
+            <w:vAlign w:val="center"/>
           </w:tcPr>
           <w:p>
             <w:pPr>
               <w:keepNext/>
+              <w:spacing w:after="0"/>
               <w:jc w:val="center"/>
             </w:pPr>
-            <w:r/>
             <w:r>
               <w:rPr>
-                <w:sz w:val="21"/>
+                <w:sz w:val="20"/>
               </w:rPr>
               <w:t>INT</w:t>
             </w:r>
@@ -5515,17 +7602,24 @@
         </w:tc>
         <w:tc>
           <w:tcPr>
-            <w:tcW w:type="dxa" w:w="737"/>
+            <w:tcW w:type="dxa" w:w="850"/>
+            <w:tcBorders>
+              <w:top w:val="nil"/>
+              <w:left w:val="nil"/>
+              <w:bottom w:val="single" w:sz="4" w:color="BDD7EE"/>
+              <w:right w:val="nil"/>
+            </w:tcBorders>
+            <w:vAlign w:val="center"/>
           </w:tcPr>
           <w:p>
             <w:pPr>
               <w:keepNext/>
+              <w:spacing w:after="0"/>
               <w:jc w:val="center"/>
             </w:pPr>
-            <w:r/>
             <w:r>
               <w:rPr>
-                <w:sz w:val="21"/>
+                <w:sz w:val="20"/>
               </w:rPr>
             </w:r>
           </w:p>
@@ -5533,16 +7627,23 @@
         <w:tc>
           <w:tcPr>
             <w:tcW w:type="dxa" w:w="2154"/>
+            <w:tcBorders>
+              <w:top w:val="nil"/>
+              <w:left w:val="nil"/>
+              <w:bottom w:val="single" w:sz="4" w:color="BDD7EE"/>
+              <w:right w:val="nil"/>
+            </w:tcBorders>
+            <w:vAlign w:val="center"/>
           </w:tcPr>
           <w:p>
             <w:pPr>
               <w:keepNext/>
+              <w:spacing w:after="0"/>
               <w:jc w:val="center"/>
             </w:pPr>
-            <w:r/>
             <w:r>
               <w:rPr>
-                <w:sz w:val="21"/>
+                <w:sz w:val="20"/>
               </w:rPr>
               <w:t>FK → Medico</w:t>
             </w:r>
@@ -5550,17 +7651,24 @@
         </w:tc>
         <w:tc>
           <w:tcPr>
-            <w:tcW w:type="dxa" w:w="2665"/>
+            <w:tcW w:type="dxa" w:w="2835"/>
+            <w:tcBorders>
+              <w:top w:val="nil"/>
+              <w:left w:val="nil"/>
+              <w:bottom w:val="single" w:sz="4" w:color="BDD7EE"/>
+              <w:right w:val="nil"/>
+            </w:tcBorders>
+            <w:vAlign w:val="center"/>
           </w:tcPr>
           <w:p>
             <w:pPr>
               <w:keepNext/>
+              <w:spacing w:after="0"/>
               <w:jc w:val="center"/>
             </w:pPr>
-            <w:r/>
             <w:r>
               <w:rPr>
-                <w:sz w:val="21"/>
+                <w:sz w:val="20"/>
               </w:rPr>
               <w:t>Médico que atendió</w:t>
             </w:r>
@@ -5573,18 +7681,27 @@
         </w:trPr>
         <w:tc>
           <w:tcPr>
-            <w:tcW w:type="dxa" w:w="2041"/>
-            <w:shd w:val="clear" w:color="auto" w:fill="F2F0F0"/>
+            <w:tcW w:type="dxa" w:w="2211"/>
+            <w:tcBorders>
+              <w:top w:val="nil"/>
+              <w:left w:val="nil"/>
+              <w:bottom w:val="single" w:sz="4" w:color="BDD7EE"/>
+              <w:right w:val="nil"/>
+            </w:tcBorders>
+            <w:shd w:val="clear" w:color="auto" w:fill="F2F7FC"/>
+            <w:vAlign w:val="center"/>
           </w:tcPr>
           <w:p>
             <w:pPr>
               <w:keepNext/>
+              <w:spacing w:after="0"/>
               <w:jc w:val="left"/>
             </w:pPr>
-            <w:r/>
             <w:r>
               <w:rPr>
-                <w:sz w:val="21"/>
+                <w:b/>
+                <w:color w:val="1F4E79"/>
+                <w:sz w:val="20"/>
               </w:rPr>
               <w:t>fecha</w:t>
             </w:r>
@@ -5592,18 +7709,25 @@
         </w:tc>
         <w:tc>
           <w:tcPr>
-            <w:tcW w:type="dxa" w:w="1474"/>
-            <w:shd w:val="clear" w:color="auto" w:fill="F2F0F0"/>
+            <w:tcW w:type="dxa" w:w="1304"/>
+            <w:tcBorders>
+              <w:top w:val="nil"/>
+              <w:left w:val="nil"/>
+              <w:bottom w:val="single" w:sz="4" w:color="BDD7EE"/>
+              <w:right w:val="nil"/>
+            </w:tcBorders>
+            <w:shd w:val="clear" w:color="auto" w:fill="F2F7FC"/>
+            <w:vAlign w:val="center"/>
           </w:tcPr>
           <w:p>
             <w:pPr>
               <w:keepNext/>
+              <w:spacing w:after="0"/>
               <w:jc w:val="center"/>
             </w:pPr>
-            <w:r/>
             <w:r>
               <w:rPr>
-                <w:sz w:val="21"/>
+                <w:sz w:val="20"/>
               </w:rPr>
               <w:t>DATETIME</w:t>
             </w:r>
@@ -5611,18 +7735,25 @@
         </w:tc>
         <w:tc>
           <w:tcPr>
-            <w:tcW w:type="dxa" w:w="737"/>
-            <w:shd w:val="clear" w:color="auto" w:fill="F2F0F0"/>
+            <w:tcW w:type="dxa" w:w="850"/>
+            <w:tcBorders>
+              <w:top w:val="nil"/>
+              <w:left w:val="nil"/>
+              <w:bottom w:val="single" w:sz="4" w:color="BDD7EE"/>
+              <w:right w:val="nil"/>
+            </w:tcBorders>
+            <w:shd w:val="clear" w:color="auto" w:fill="F2F7FC"/>
+            <w:vAlign w:val="center"/>
           </w:tcPr>
           <w:p>
             <w:pPr>
               <w:keepNext/>
+              <w:spacing w:after="0"/>
               <w:jc w:val="center"/>
             </w:pPr>
-            <w:r/>
             <w:r>
               <w:rPr>
-                <w:sz w:val="21"/>
+                <w:sz w:val="20"/>
               </w:rPr>
             </w:r>
           </w:p>
@@ -5630,17 +7761,24 @@
         <w:tc>
           <w:tcPr>
             <w:tcW w:type="dxa" w:w="2154"/>
-            <w:shd w:val="clear" w:color="auto" w:fill="F2F0F0"/>
+            <w:tcBorders>
+              <w:top w:val="nil"/>
+              <w:left w:val="nil"/>
+              <w:bottom w:val="single" w:sz="4" w:color="BDD7EE"/>
+              <w:right w:val="nil"/>
+            </w:tcBorders>
+            <w:shd w:val="clear" w:color="auto" w:fill="F2F7FC"/>
+            <w:vAlign w:val="center"/>
           </w:tcPr>
           <w:p>
             <w:pPr>
               <w:keepNext/>
+              <w:spacing w:after="0"/>
               <w:jc w:val="center"/>
             </w:pPr>
-            <w:r/>
             <w:r>
               <w:rPr>
-                <w:sz w:val="21"/>
+                <w:sz w:val="20"/>
               </w:rPr>
               <w:t>DEFAULT GETDATE()</w:t>
             </w:r>
@@ -5648,18 +7786,25 @@
         </w:tc>
         <w:tc>
           <w:tcPr>
-            <w:tcW w:type="dxa" w:w="2665"/>
-            <w:shd w:val="clear" w:color="auto" w:fill="F2F0F0"/>
+            <w:tcW w:type="dxa" w:w="2835"/>
+            <w:tcBorders>
+              <w:top w:val="nil"/>
+              <w:left w:val="nil"/>
+              <w:bottom w:val="single" w:sz="4" w:color="BDD7EE"/>
+              <w:right w:val="nil"/>
+            </w:tcBorders>
+            <w:shd w:val="clear" w:color="auto" w:fill="F2F7FC"/>
+            <w:vAlign w:val="center"/>
           </w:tcPr>
           <w:p>
             <w:pPr>
               <w:keepNext/>
+              <w:spacing w:after="0"/>
               <w:jc w:val="center"/>
             </w:pPr>
-            <w:r/>
             <w:r>
               <w:rPr>
-                <w:sz w:val="21"/>
+                <w:sz w:val="20"/>
               </w:rPr>
               <w:t>Fecha y hora</w:t>
             </w:r>
@@ -5672,17 +7817,26 @@
         </w:trPr>
         <w:tc>
           <w:tcPr>
-            <w:tcW w:type="dxa" w:w="2041"/>
+            <w:tcW w:type="dxa" w:w="2211"/>
+            <w:tcBorders>
+              <w:top w:val="nil"/>
+              <w:left w:val="nil"/>
+              <w:bottom w:val="single" w:sz="4" w:color="BDD7EE"/>
+              <w:right w:val="nil"/>
+            </w:tcBorders>
+            <w:vAlign w:val="center"/>
           </w:tcPr>
           <w:p>
             <w:pPr>
               <w:keepNext/>
+              <w:spacing w:after="0"/>
               <w:jc w:val="left"/>
             </w:pPr>
-            <w:r/>
             <w:r>
               <w:rPr>
-                <w:sz w:val="21"/>
+                <w:b/>
+                <w:color w:val="1F4E79"/>
+                <w:sz w:val="20"/>
               </w:rPr>
               <w:t>diagnostico</w:t>
             </w:r>
@@ -5690,17 +7844,24 @@
         </w:tc>
         <w:tc>
           <w:tcPr>
-            <w:tcW w:type="dxa" w:w="1474"/>
+            <w:tcW w:type="dxa" w:w="1304"/>
+            <w:tcBorders>
+              <w:top w:val="nil"/>
+              <w:left w:val="nil"/>
+              <w:bottom w:val="single" w:sz="4" w:color="BDD7EE"/>
+              <w:right w:val="nil"/>
+            </w:tcBorders>
+            <w:vAlign w:val="center"/>
           </w:tcPr>
           <w:p>
             <w:pPr>
               <w:keepNext/>
+              <w:spacing w:after="0"/>
               <w:jc w:val="center"/>
             </w:pPr>
-            <w:r/>
             <w:r>
               <w:rPr>
-                <w:sz w:val="21"/>
+                <w:sz w:val="20"/>
               </w:rPr>
               <w:t>VARCHAR</w:t>
             </w:r>
@@ -5708,17 +7869,24 @@
         </w:tc>
         <w:tc>
           <w:tcPr>
-            <w:tcW w:type="dxa" w:w="737"/>
+            <w:tcW w:type="dxa" w:w="850"/>
+            <w:tcBorders>
+              <w:top w:val="nil"/>
+              <w:left w:val="nil"/>
+              <w:bottom w:val="single" w:sz="4" w:color="BDD7EE"/>
+              <w:right w:val="nil"/>
+            </w:tcBorders>
+            <w:vAlign w:val="center"/>
           </w:tcPr>
           <w:p>
             <w:pPr>
               <w:keepNext/>
+              <w:spacing w:after="0"/>
               <w:jc w:val="center"/>
             </w:pPr>
-            <w:r/>
             <w:r>
               <w:rPr>
-                <w:sz w:val="21"/>
+                <w:sz w:val="20"/>
               </w:rPr>
               <w:t>300</w:t>
             </w:r>
@@ -5727,16 +7895,23 @@
         <w:tc>
           <w:tcPr>
             <w:tcW w:type="dxa" w:w="2154"/>
+            <w:tcBorders>
+              <w:top w:val="nil"/>
+              <w:left w:val="nil"/>
+              <w:bottom w:val="single" w:sz="4" w:color="BDD7EE"/>
+              <w:right w:val="nil"/>
+            </w:tcBorders>
+            <w:vAlign w:val="center"/>
           </w:tcPr>
           <w:p>
             <w:pPr>
               <w:keepNext/>
+              <w:spacing w:after="0"/>
               <w:jc w:val="center"/>
             </w:pPr>
-            <w:r/>
             <w:r>
               <w:rPr>
-                <w:sz w:val="21"/>
+                <w:sz w:val="20"/>
               </w:rPr>
               <w:t>NOT NULL</w:t>
             </w:r>
@@ -5744,17 +7919,24 @@
         </w:tc>
         <w:tc>
           <w:tcPr>
-            <w:tcW w:type="dxa" w:w="2665"/>
+            <w:tcW w:type="dxa" w:w="2835"/>
+            <w:tcBorders>
+              <w:top w:val="nil"/>
+              <w:left w:val="nil"/>
+              <w:bottom w:val="single" w:sz="4" w:color="BDD7EE"/>
+              <w:right w:val="nil"/>
+            </w:tcBorders>
+            <w:vAlign w:val="center"/>
           </w:tcPr>
           <w:p>
             <w:pPr>
               <w:keepNext/>
+              <w:spacing w:after="0"/>
               <w:jc w:val="center"/>
             </w:pPr>
-            <w:r/>
             <w:r>
               <w:rPr>
-                <w:sz w:val="21"/>
+                <w:sz w:val="20"/>
               </w:rPr>
               <w:t>Diagnóstico</w:t>
             </w:r>
@@ -5767,17 +7949,26 @@
         </w:trPr>
         <w:tc>
           <w:tcPr>
-            <w:tcW w:type="dxa" w:w="2041"/>
-            <w:shd w:val="clear" w:color="auto" w:fill="F2F0F0"/>
+            <w:tcW w:type="dxa" w:w="2211"/>
+            <w:tcBorders>
+              <w:top w:val="nil"/>
+              <w:left w:val="nil"/>
+              <w:bottom w:val="single" w:sz="4" w:color="BDD7EE"/>
+              <w:right w:val="nil"/>
+            </w:tcBorders>
+            <w:shd w:val="clear" w:color="auto" w:fill="F2F7FC"/>
+            <w:vAlign w:val="center"/>
           </w:tcPr>
           <w:p>
             <w:pPr>
+              <w:spacing w:after="0"/>
               <w:jc w:val="left"/>
             </w:pPr>
-            <w:r/>
             <w:r>
               <w:rPr>
-                <w:sz w:val="21"/>
+                <w:b/>
+                <w:color w:val="1F4E79"/>
+                <w:sz w:val="20"/>
               </w:rPr>
               <w:t>tratamiento</w:t>
             </w:r>
@@ -5785,17 +7976,24 @@
         </w:tc>
         <w:tc>
           <w:tcPr>
-            <w:tcW w:type="dxa" w:w="1474"/>
-            <w:shd w:val="clear" w:color="auto" w:fill="F2F0F0"/>
+            <w:tcW w:type="dxa" w:w="1304"/>
+            <w:tcBorders>
+              <w:top w:val="nil"/>
+              <w:left w:val="nil"/>
+              <w:bottom w:val="single" w:sz="4" w:color="BDD7EE"/>
+              <w:right w:val="nil"/>
+            </w:tcBorders>
+            <w:shd w:val="clear" w:color="auto" w:fill="F2F7FC"/>
+            <w:vAlign w:val="center"/>
           </w:tcPr>
           <w:p>
             <w:pPr>
+              <w:spacing w:after="0"/>
               <w:jc w:val="center"/>
             </w:pPr>
-            <w:r/>
             <w:r>
               <w:rPr>
-                <w:sz w:val="21"/>
+                <w:sz w:val="20"/>
               </w:rPr>
               <w:t>VARCHAR</w:t>
             </w:r>
@@ -5803,17 +8001,24 @@
         </w:tc>
         <w:tc>
           <w:tcPr>
-            <w:tcW w:type="dxa" w:w="737"/>
-            <w:shd w:val="clear" w:color="auto" w:fill="F2F0F0"/>
+            <w:tcW w:type="dxa" w:w="850"/>
+            <w:tcBorders>
+              <w:top w:val="nil"/>
+              <w:left w:val="nil"/>
+              <w:bottom w:val="single" w:sz="4" w:color="BDD7EE"/>
+              <w:right w:val="nil"/>
+            </w:tcBorders>
+            <w:shd w:val="clear" w:color="auto" w:fill="F2F7FC"/>
+            <w:vAlign w:val="center"/>
           </w:tcPr>
           <w:p>
             <w:pPr>
+              <w:spacing w:after="0"/>
               <w:jc w:val="center"/>
             </w:pPr>
-            <w:r/>
             <w:r>
               <w:rPr>
-                <w:sz w:val="21"/>
+                <w:sz w:val="20"/>
               </w:rPr>
               <w:t>300</w:t>
             </w:r>
@@ -5822,16 +8027,23 @@
         <w:tc>
           <w:tcPr>
             <w:tcW w:type="dxa" w:w="2154"/>
-            <w:shd w:val="clear" w:color="auto" w:fill="F2F0F0"/>
+            <w:tcBorders>
+              <w:top w:val="nil"/>
+              <w:left w:val="nil"/>
+              <w:bottom w:val="single" w:sz="4" w:color="BDD7EE"/>
+              <w:right w:val="nil"/>
+            </w:tcBorders>
+            <w:shd w:val="clear" w:color="auto" w:fill="F2F7FC"/>
+            <w:vAlign w:val="center"/>
           </w:tcPr>
           <w:p>
             <w:pPr>
+              <w:spacing w:after="0"/>
               <w:jc w:val="center"/>
             </w:pPr>
-            <w:r/>
             <w:r>
               <w:rPr>
-                <w:sz w:val="21"/>
+                <w:sz w:val="20"/>
               </w:rPr>
               <w:t>NULL</w:t>
             </w:r>
@@ -5839,17 +8051,24 @@
         </w:tc>
         <w:tc>
           <w:tcPr>
-            <w:tcW w:type="dxa" w:w="2665"/>
-            <w:shd w:val="clear" w:color="auto" w:fill="F2F0F0"/>
+            <w:tcW w:type="dxa" w:w="2835"/>
+            <w:tcBorders>
+              <w:top w:val="nil"/>
+              <w:left w:val="nil"/>
+              <w:bottom w:val="single" w:sz="4" w:color="BDD7EE"/>
+              <w:right w:val="nil"/>
+            </w:tcBorders>
+            <w:shd w:val="clear" w:color="auto" w:fill="F2F7FC"/>
+            <w:vAlign w:val="center"/>
           </w:tcPr>
           <w:p>
             <w:pPr>
+              <w:spacing w:after="0"/>
               <w:jc w:val="center"/>
             </w:pPr>
-            <w:r/>
             <w:r>
               <w:rPr>
-                <w:sz w:val="21"/>
+                <w:sz w:val="20"/>
               </w:rPr>
               <w:t>Tratamiento</w:t>
             </w:r>
@@ -5857,43 +8076,55 @@
         </w:tc>
       </w:tr>
     </w:tbl>
-    <w:p/>
+    <w:p>
+      <w:pPr>
+        <w:spacing w:after="80"/>
+        <w:jc w:val="both"/>
+      </w:pPr>
+    </w:p>
     <w:p>
       <w:pPr>
         <w:pStyle w:val="Heading3"/>
-        <w:keepNext/>
       </w:pPr>
       <w:r>
-        <w:t>Tabla: Bitacora</w:t>
+        <w:t>Tabla Bitacora</w:t>
       </w:r>
     </w:p>
     <w:p>
       <w:pPr>
         <w:keepNext/>
+        <w:spacing w:after="120"/>
         <w:jc w:val="both"/>
       </w:pPr>
       <w:r>
         <w:rPr>
           <w:b w:val="0"/>
           <w:i w:val="0"/>
+          <w:color w:val="595959"/>
+          <w:sz w:val="21"/>
         </w:rPr>
         <w:t>Registro de actividades.</w:t>
       </w:r>
     </w:p>
     <w:tbl>
       <w:tblPr>
-        <w:tblStyle w:val="TableGrid"/>
         <w:tblW w:type="auto" w:w="0"/>
         <w:jc w:val="center"/>
+        <w:tblLook w:firstColumn="1" w:firstRow="1" w:lastColumn="0" w:lastRow="0" w:noHBand="0" w:noVBand="1" w:val="04A0"/>
         <w:tblLayout w:type="fixed"/>
-        <w:tblLook w:firstColumn="1" w:firstRow="1" w:lastColumn="0" w:lastRow="0" w:noHBand="0" w:noVBand="1" w:val="04A0"/>
+        <w:tblCellMar>
+          <w:top w:w="60" w:type="dxa"/>
+          <w:bottom w:w="60" w:type="dxa"/>
+          <w:left w:w="100" w:type="dxa"/>
+          <w:right w:w="100" w:type="dxa"/>
+        </w:tblCellMar>
       </w:tblPr>
       <w:tblGrid>
-        <w:gridCol w:w="2041"/>
-        <w:gridCol w:w="1474"/>
-        <w:gridCol w:w="737"/>
+        <w:gridCol w:w="2211"/>
+        <w:gridCol w:w="1304"/>
+        <w:gridCol w:w="850"/>
         <w:gridCol w:w="2154"/>
-        <w:gridCol w:w="2664"/>
+        <w:gridCol w:w="2835"/>
       </w:tblGrid>
       <w:tr>
         <w:trPr>
@@ -5902,20 +8133,26 @@
         </w:trPr>
         <w:tc>
           <w:tcPr>
-            <w:tcW w:type="dxa" w:w="2041"/>
-            <w:shd w:val="clear" w:color="auto" w:fill="9B1C1F"/>
+            <w:tcW w:type="dxa" w:w="2211"/>
+            <w:shd w:val="clear" w:color="auto" w:fill="1F4E79"/>
+            <w:tcBorders>
+              <w:top w:val="nil"/>
+              <w:left w:val="nil"/>
+              <w:bottom w:val="nil"/>
+              <w:right w:val="nil"/>
+            </w:tcBorders>
           </w:tcPr>
           <w:p>
             <w:pPr>
               <w:keepNext/>
+              <w:spacing w:after="0"/>
               <w:jc w:val="left"/>
             </w:pPr>
-            <w:r/>
             <w:r>
               <w:rPr>
                 <w:b/>
                 <w:color w:val="FFFFFF"/>
-                <w:sz w:val="21"/>
+                <w:sz w:val="20"/>
               </w:rPr>
               <w:t>Campo</w:t>
             </w:r>
@@ -5923,20 +8160,26 @@
         </w:tc>
         <w:tc>
           <w:tcPr>
-            <w:tcW w:type="dxa" w:w="1474"/>
-            <w:shd w:val="clear" w:color="auto" w:fill="9B1C1F"/>
+            <w:tcW w:type="dxa" w:w="1304"/>
+            <w:shd w:val="clear" w:color="auto" w:fill="1F4E79"/>
+            <w:tcBorders>
+              <w:top w:val="nil"/>
+              <w:left w:val="nil"/>
+              <w:bottom w:val="nil"/>
+              <w:right w:val="nil"/>
+            </w:tcBorders>
           </w:tcPr>
           <w:p>
             <w:pPr>
               <w:keepNext/>
+              <w:spacing w:after="0"/>
               <w:jc w:val="center"/>
             </w:pPr>
-            <w:r/>
             <w:r>
               <w:rPr>
                 <w:b/>
                 <w:color w:val="FFFFFF"/>
-                <w:sz w:val="21"/>
+                <w:sz w:val="20"/>
               </w:rPr>
               <w:t>Tipo</w:t>
             </w:r>
@@ -5944,20 +8187,26 @@
         </w:tc>
         <w:tc>
           <w:tcPr>
-            <w:tcW w:type="dxa" w:w="737"/>
-            <w:shd w:val="clear" w:color="auto" w:fill="9B1C1F"/>
+            <w:tcW w:type="dxa" w:w="850"/>
+            <w:shd w:val="clear" w:color="auto" w:fill="1F4E79"/>
+            <w:tcBorders>
+              <w:top w:val="nil"/>
+              <w:left w:val="nil"/>
+              <w:bottom w:val="nil"/>
+              <w:right w:val="nil"/>
+            </w:tcBorders>
           </w:tcPr>
           <w:p>
             <w:pPr>
               <w:keepNext/>
+              <w:spacing w:after="0"/>
               <w:jc w:val="center"/>
             </w:pPr>
-            <w:r/>
             <w:r>
               <w:rPr>
                 <w:b/>
                 <w:color w:val="FFFFFF"/>
-                <w:sz w:val="21"/>
+                <w:sz w:val="20"/>
               </w:rPr>
               <w:t>Long.</w:t>
             </w:r>
@@ -5966,19 +8215,25 @@
         <w:tc>
           <w:tcPr>
             <w:tcW w:type="dxa" w:w="2154"/>
-            <w:shd w:val="clear" w:color="auto" w:fill="9B1C1F"/>
+            <w:shd w:val="clear" w:color="auto" w:fill="1F4E79"/>
+            <w:tcBorders>
+              <w:top w:val="nil"/>
+              <w:left w:val="nil"/>
+              <w:bottom w:val="nil"/>
+              <w:right w:val="nil"/>
+            </w:tcBorders>
           </w:tcPr>
           <w:p>
             <w:pPr>
               <w:keepNext/>
+              <w:spacing w:after="0"/>
               <w:jc w:val="center"/>
             </w:pPr>
-            <w:r/>
             <w:r>
               <w:rPr>
                 <w:b/>
                 <w:color w:val="FFFFFF"/>
-                <w:sz w:val="21"/>
+                <w:sz w:val="20"/>
               </w:rPr>
               <w:t>Restricciones</w:t>
             </w:r>
@@ -5986,20 +8241,26 @@
         </w:tc>
         <w:tc>
           <w:tcPr>
-            <w:tcW w:type="dxa" w:w="2665"/>
-            <w:shd w:val="clear" w:color="auto" w:fill="9B1C1F"/>
+            <w:tcW w:type="dxa" w:w="2835"/>
+            <w:shd w:val="clear" w:color="auto" w:fill="1F4E79"/>
+            <w:tcBorders>
+              <w:top w:val="nil"/>
+              <w:left w:val="nil"/>
+              <w:bottom w:val="nil"/>
+              <w:right w:val="nil"/>
+            </w:tcBorders>
           </w:tcPr>
           <w:p>
             <w:pPr>
               <w:keepNext/>
+              <w:spacing w:after="0"/>
               <w:jc w:val="center"/>
             </w:pPr>
-            <w:r/>
             <w:r>
               <w:rPr>
                 <w:b/>
                 <w:color w:val="FFFFFF"/>
-                <w:sz w:val="21"/>
+                <w:sz w:val="20"/>
               </w:rPr>
               <w:t>Descripción</w:t>
             </w:r>
@@ -6012,17 +8273,26 @@
         </w:trPr>
         <w:tc>
           <w:tcPr>
-            <w:tcW w:type="dxa" w:w="2041"/>
+            <w:tcW w:type="dxa" w:w="2211"/>
+            <w:tcBorders>
+              <w:top w:val="nil"/>
+              <w:left w:val="nil"/>
+              <w:bottom w:val="single" w:sz="4" w:color="BDD7EE"/>
+              <w:right w:val="nil"/>
+            </w:tcBorders>
+            <w:vAlign w:val="center"/>
           </w:tcPr>
           <w:p>
             <w:pPr>
               <w:keepNext/>
+              <w:spacing w:after="0"/>
               <w:jc w:val="left"/>
             </w:pPr>
-            <w:r/>
             <w:r>
               <w:rPr>
-                <w:sz w:val="21"/>
+                <w:b/>
+                <w:color w:val="1F4E79"/>
+                <w:sz w:val="20"/>
               </w:rPr>
               <w:t>idBitacora</w:t>
             </w:r>
@@ -6030,17 +8300,24 @@
         </w:tc>
         <w:tc>
           <w:tcPr>
-            <w:tcW w:type="dxa" w:w="1474"/>
+            <w:tcW w:type="dxa" w:w="1304"/>
+            <w:tcBorders>
+              <w:top w:val="nil"/>
+              <w:left w:val="nil"/>
+              <w:bottom w:val="single" w:sz="4" w:color="BDD7EE"/>
+              <w:right w:val="nil"/>
+            </w:tcBorders>
+            <w:vAlign w:val="center"/>
           </w:tcPr>
           <w:p>
             <w:pPr>
               <w:keepNext/>
+              <w:spacing w:after="0"/>
               <w:jc w:val="center"/>
             </w:pPr>
-            <w:r/>
             <w:r>
               <w:rPr>
-                <w:sz w:val="21"/>
+                <w:sz w:val="20"/>
               </w:rPr>
               <w:t>INT</w:t>
             </w:r>
@@ -6048,17 +8325,24 @@
         </w:tc>
         <w:tc>
           <w:tcPr>
-            <w:tcW w:type="dxa" w:w="737"/>
+            <w:tcW w:type="dxa" w:w="850"/>
+            <w:tcBorders>
+              <w:top w:val="nil"/>
+              <w:left w:val="nil"/>
+              <w:bottom w:val="single" w:sz="4" w:color="BDD7EE"/>
+              <w:right w:val="nil"/>
+            </w:tcBorders>
+            <w:vAlign w:val="center"/>
           </w:tcPr>
           <w:p>
             <w:pPr>
               <w:keepNext/>
+              <w:spacing w:after="0"/>
               <w:jc w:val="center"/>
             </w:pPr>
-            <w:r/>
             <w:r>
               <w:rPr>
-                <w:sz w:val="21"/>
+                <w:sz w:val="20"/>
               </w:rPr>
             </w:r>
           </w:p>
@@ -6066,16 +8350,23 @@
         <w:tc>
           <w:tcPr>
             <w:tcW w:type="dxa" w:w="2154"/>
+            <w:tcBorders>
+              <w:top w:val="nil"/>
+              <w:left w:val="nil"/>
+              <w:bottom w:val="single" w:sz="4" w:color="BDD7EE"/>
+              <w:right w:val="nil"/>
+            </w:tcBorders>
+            <w:vAlign w:val="center"/>
           </w:tcPr>
           <w:p>
             <w:pPr>
               <w:keepNext/>
+              <w:spacing w:after="0"/>
               <w:jc w:val="center"/>
             </w:pPr>
-            <w:r/>
             <w:r>
               <w:rPr>
-                <w:sz w:val="21"/>
+                <w:sz w:val="20"/>
               </w:rPr>
               <w:t>PK, IDENTITY</w:t>
             </w:r>
@@ -6083,17 +8374,24 @@
         </w:tc>
         <w:tc>
           <w:tcPr>
-            <w:tcW w:type="dxa" w:w="2665"/>
+            <w:tcW w:type="dxa" w:w="2835"/>
+            <w:tcBorders>
+              <w:top w:val="nil"/>
+              <w:left w:val="nil"/>
+              <w:bottom w:val="single" w:sz="4" w:color="BDD7EE"/>
+              <w:right w:val="nil"/>
+            </w:tcBorders>
+            <w:vAlign w:val="center"/>
           </w:tcPr>
           <w:p>
             <w:pPr>
               <w:keepNext/>
+              <w:spacing w:after="0"/>
               <w:jc w:val="center"/>
             </w:pPr>
-            <w:r/>
             <w:r>
               <w:rPr>
-                <w:sz w:val="21"/>
+                <w:sz w:val="20"/>
               </w:rPr>
               <w:t>Identificador</w:t>
             </w:r>
@@ -6106,18 +8404,27 @@
         </w:trPr>
         <w:tc>
           <w:tcPr>
-            <w:tcW w:type="dxa" w:w="2041"/>
-            <w:shd w:val="clear" w:color="auto" w:fill="F2F0F0"/>
+            <w:tcW w:type="dxa" w:w="2211"/>
+            <w:tcBorders>
+              <w:top w:val="nil"/>
+              <w:left w:val="nil"/>
+              <w:bottom w:val="single" w:sz="4" w:color="BDD7EE"/>
+              <w:right w:val="nil"/>
+            </w:tcBorders>
+            <w:shd w:val="clear" w:color="auto" w:fill="F2F7FC"/>
+            <w:vAlign w:val="center"/>
           </w:tcPr>
           <w:p>
             <w:pPr>
               <w:keepNext/>
+              <w:spacing w:after="0"/>
               <w:jc w:val="left"/>
             </w:pPr>
-            <w:r/>
             <w:r>
               <w:rPr>
-                <w:sz w:val="21"/>
+                <w:b/>
+                <w:color w:val="1F4E79"/>
+                <w:sz w:val="20"/>
               </w:rPr>
               <w:t>usuario</w:t>
             </w:r>
@@ -6125,18 +8432,25 @@
         </w:tc>
         <w:tc>
           <w:tcPr>
-            <w:tcW w:type="dxa" w:w="1474"/>
-            <w:shd w:val="clear" w:color="auto" w:fill="F2F0F0"/>
+            <w:tcW w:type="dxa" w:w="1304"/>
+            <w:tcBorders>
+              <w:top w:val="nil"/>
+              <w:left w:val="nil"/>
+              <w:bottom w:val="single" w:sz="4" w:color="BDD7EE"/>
+              <w:right w:val="nil"/>
+            </w:tcBorders>
+            <w:shd w:val="clear" w:color="auto" w:fill="F2F7FC"/>
+            <w:vAlign w:val="center"/>
           </w:tcPr>
           <w:p>
             <w:pPr>
               <w:keepNext/>
+              <w:spacing w:after="0"/>
               <w:jc w:val="center"/>
             </w:pPr>
-            <w:r/>
             <w:r>
               <w:rPr>
-                <w:sz w:val="21"/>
+                <w:sz w:val="20"/>
               </w:rPr>
               <w:t>VARCHAR</w:t>
             </w:r>
@@ -6144,18 +8458,25 @@
         </w:tc>
         <w:tc>
           <w:tcPr>
-            <w:tcW w:type="dxa" w:w="737"/>
-            <w:shd w:val="clear" w:color="auto" w:fill="F2F0F0"/>
+            <w:tcW w:type="dxa" w:w="850"/>
+            <w:tcBorders>
+              <w:top w:val="nil"/>
+              <w:left w:val="nil"/>
+              <w:bottom w:val="single" w:sz="4" w:color="BDD7EE"/>
+              <w:right w:val="nil"/>
+            </w:tcBorders>
+            <w:shd w:val="clear" w:color="auto" w:fill="F2F7FC"/>
+            <w:vAlign w:val="center"/>
           </w:tcPr>
           <w:p>
             <w:pPr>
               <w:keepNext/>
+              <w:spacing w:after="0"/>
               <w:jc w:val="center"/>
             </w:pPr>
-            <w:r/>
             <w:r>
               <w:rPr>
-                <w:sz w:val="21"/>
+                <w:sz w:val="20"/>
               </w:rPr>
               <w:t>50</w:t>
             </w:r>
@@ -6164,17 +8485,24 @@
         <w:tc>
           <w:tcPr>
             <w:tcW w:type="dxa" w:w="2154"/>
-            <w:shd w:val="clear" w:color="auto" w:fill="F2F0F0"/>
+            <w:tcBorders>
+              <w:top w:val="nil"/>
+              <w:left w:val="nil"/>
+              <w:bottom w:val="single" w:sz="4" w:color="BDD7EE"/>
+              <w:right w:val="nil"/>
+            </w:tcBorders>
+            <w:shd w:val="clear" w:color="auto" w:fill="F2F7FC"/>
+            <w:vAlign w:val="center"/>
           </w:tcPr>
           <w:p>
             <w:pPr>
               <w:keepNext/>
+              <w:spacing w:after="0"/>
               <w:jc w:val="center"/>
             </w:pPr>
-            <w:r/>
             <w:r>
               <w:rPr>
-                <w:sz w:val="21"/>
+                <w:sz w:val="20"/>
               </w:rPr>
               <w:t>NULL</w:t>
             </w:r>
@@ -6182,18 +8510,25 @@
         </w:tc>
         <w:tc>
           <w:tcPr>
-            <w:tcW w:type="dxa" w:w="2665"/>
-            <w:shd w:val="clear" w:color="auto" w:fill="F2F0F0"/>
+            <w:tcW w:type="dxa" w:w="2835"/>
+            <w:tcBorders>
+              <w:top w:val="nil"/>
+              <w:left w:val="nil"/>
+              <w:bottom w:val="single" w:sz="4" w:color="BDD7EE"/>
+              <w:right w:val="nil"/>
+            </w:tcBorders>
+            <w:shd w:val="clear" w:color="auto" w:fill="F2F7FC"/>
+            <w:vAlign w:val="center"/>
           </w:tcPr>
           <w:p>
             <w:pPr>
               <w:keepNext/>
+              <w:spacing w:after="0"/>
               <w:jc w:val="center"/>
             </w:pPr>
-            <w:r/>
             <w:r>
               <w:rPr>
-                <w:sz w:val="21"/>
+                <w:sz w:val="20"/>
               </w:rPr>
               <w:t>Usuario que hizo la acción</w:t>
             </w:r>
@@ -6206,17 +8541,26 @@
         </w:trPr>
         <w:tc>
           <w:tcPr>
-            <w:tcW w:type="dxa" w:w="2041"/>
+            <w:tcW w:type="dxa" w:w="2211"/>
+            <w:tcBorders>
+              <w:top w:val="nil"/>
+              <w:left w:val="nil"/>
+              <w:bottom w:val="single" w:sz="4" w:color="BDD7EE"/>
+              <w:right w:val="nil"/>
+            </w:tcBorders>
+            <w:vAlign w:val="center"/>
           </w:tcPr>
           <w:p>
             <w:pPr>
               <w:keepNext/>
+              <w:spacing w:after="0"/>
               <w:jc w:val="left"/>
             </w:pPr>
-            <w:r/>
             <w:r>
               <w:rPr>
-                <w:sz w:val="21"/>
+                <w:b/>
+                <w:color w:val="1F4E79"/>
+                <w:sz w:val="20"/>
               </w:rPr>
               <w:t>accion</w:t>
             </w:r>
@@ -6224,17 +8568,24 @@
         </w:tc>
         <w:tc>
           <w:tcPr>
-            <w:tcW w:type="dxa" w:w="1474"/>
+            <w:tcW w:type="dxa" w:w="1304"/>
+            <w:tcBorders>
+              <w:top w:val="nil"/>
+              <w:left w:val="nil"/>
+              <w:bottom w:val="single" w:sz="4" w:color="BDD7EE"/>
+              <w:right w:val="nil"/>
+            </w:tcBorders>
+            <w:vAlign w:val="center"/>
           </w:tcPr>
           <w:p>
             <w:pPr>
               <w:keepNext/>
+              <w:spacing w:after="0"/>
               <w:jc w:val="center"/>
             </w:pPr>
-            <w:r/>
             <w:r>
               <w:rPr>
-                <w:sz w:val="21"/>
+                <w:sz w:val="20"/>
               </w:rPr>
               <w:t>VARCHAR</w:t>
             </w:r>
@@ -6242,17 +8593,24 @@
         </w:tc>
         <w:tc>
           <w:tcPr>
-            <w:tcW w:type="dxa" w:w="737"/>
+            <w:tcW w:type="dxa" w:w="850"/>
+            <w:tcBorders>
+              <w:top w:val="nil"/>
+              <w:left w:val="nil"/>
+              <w:bottom w:val="single" w:sz="4" w:color="BDD7EE"/>
+              <w:right w:val="nil"/>
+            </w:tcBorders>
+            <w:vAlign w:val="center"/>
           </w:tcPr>
           <w:p>
             <w:pPr>
               <w:keepNext/>
+              <w:spacing w:after="0"/>
               <w:jc w:val="center"/>
             </w:pPr>
-            <w:r/>
             <w:r>
               <w:rPr>
-                <w:sz w:val="21"/>
+                <w:sz w:val="20"/>
               </w:rPr>
               <w:t>200</w:t>
             </w:r>
@@ -6261,16 +8619,23 @@
         <w:tc>
           <w:tcPr>
             <w:tcW w:type="dxa" w:w="2154"/>
+            <w:tcBorders>
+              <w:top w:val="nil"/>
+              <w:left w:val="nil"/>
+              <w:bottom w:val="single" w:sz="4" w:color="BDD7EE"/>
+              <w:right w:val="nil"/>
+            </w:tcBorders>
+            <w:vAlign w:val="center"/>
           </w:tcPr>
           <w:p>
             <w:pPr>
               <w:keepNext/>
+              <w:spacing w:after="0"/>
               <w:jc w:val="center"/>
             </w:pPr>
-            <w:r/>
             <w:r>
               <w:rPr>
-                <w:sz w:val="21"/>
+                <w:sz w:val="20"/>
               </w:rPr>
               <w:t>NULL</w:t>
             </w:r>
@@ -6278,17 +8643,24 @@
         </w:tc>
         <w:tc>
           <w:tcPr>
-            <w:tcW w:type="dxa" w:w="2665"/>
+            <w:tcW w:type="dxa" w:w="2835"/>
+            <w:tcBorders>
+              <w:top w:val="nil"/>
+              <w:left w:val="nil"/>
+              <w:bottom w:val="single" w:sz="4" w:color="BDD7EE"/>
+              <w:right w:val="nil"/>
+            </w:tcBorders>
+            <w:vAlign w:val="center"/>
           </w:tcPr>
           <w:p>
             <w:pPr>
               <w:keepNext/>
+              <w:spacing w:after="0"/>
               <w:jc w:val="center"/>
             </w:pPr>
-            <w:r/>
             <w:r>
               <w:rPr>
-                <w:sz w:val="21"/>
+                <w:sz w:val="20"/>
               </w:rPr>
               <w:t>Descripción</w:t>
             </w:r>
@@ -6301,17 +8673,26 @@
         </w:trPr>
         <w:tc>
           <w:tcPr>
-            <w:tcW w:type="dxa" w:w="2041"/>
-            <w:shd w:val="clear" w:color="auto" w:fill="F2F0F0"/>
+            <w:tcW w:type="dxa" w:w="2211"/>
+            <w:tcBorders>
+              <w:top w:val="nil"/>
+              <w:left w:val="nil"/>
+              <w:bottom w:val="single" w:sz="4" w:color="BDD7EE"/>
+              <w:right w:val="nil"/>
+            </w:tcBorders>
+            <w:shd w:val="clear" w:color="auto" w:fill="F2F7FC"/>
+            <w:vAlign w:val="center"/>
           </w:tcPr>
           <w:p>
             <w:pPr>
+              <w:spacing w:after="0"/>
               <w:jc w:val="left"/>
             </w:pPr>
-            <w:r/>
             <w:r>
               <w:rPr>
-                <w:sz w:val="21"/>
+                <w:b/>
+                <w:color w:val="1F4E79"/>
+                <w:sz w:val="20"/>
               </w:rPr>
               <w:t>fecha</w:t>
             </w:r>
@@ -6319,17 +8700,24 @@
         </w:tc>
         <w:tc>
           <w:tcPr>
-            <w:tcW w:type="dxa" w:w="1474"/>
-            <w:shd w:val="clear" w:color="auto" w:fill="F2F0F0"/>
+            <w:tcW w:type="dxa" w:w="1304"/>
+            <w:tcBorders>
+              <w:top w:val="nil"/>
+              <w:left w:val="nil"/>
+              <w:bottom w:val="single" w:sz="4" w:color="BDD7EE"/>
+              <w:right w:val="nil"/>
+            </w:tcBorders>
+            <w:shd w:val="clear" w:color="auto" w:fill="F2F7FC"/>
+            <w:vAlign w:val="center"/>
           </w:tcPr>
           <w:p>
             <w:pPr>
+              <w:spacing w:after="0"/>
               <w:jc w:val="center"/>
             </w:pPr>
-            <w:r/>
             <w:r>
               <w:rPr>
-                <w:sz w:val="21"/>
+                <w:sz w:val="20"/>
               </w:rPr>
               <w:t>DATETIME</w:t>
             </w:r>
@@ -6337,17 +8725,24 @@
         </w:tc>
         <w:tc>
           <w:tcPr>
-            <w:tcW w:type="dxa" w:w="737"/>
-            <w:shd w:val="clear" w:color="auto" w:fill="F2F0F0"/>
+            <w:tcW w:type="dxa" w:w="850"/>
+            <w:tcBorders>
+              <w:top w:val="nil"/>
+              <w:left w:val="nil"/>
+              <w:bottom w:val="single" w:sz="4" w:color="BDD7EE"/>
+              <w:right w:val="nil"/>
+            </w:tcBorders>
+            <w:shd w:val="clear" w:color="auto" w:fill="F2F7FC"/>
+            <w:vAlign w:val="center"/>
           </w:tcPr>
           <w:p>
             <w:pPr>
+              <w:spacing w:after="0"/>
               <w:jc w:val="center"/>
             </w:pPr>
-            <w:r/>
             <w:r>
               <w:rPr>
-                <w:sz w:val="21"/>
+                <w:sz w:val="20"/>
               </w:rPr>
             </w:r>
           </w:p>
@@ -6355,16 +8750,23 @@
         <w:tc>
           <w:tcPr>
             <w:tcW w:type="dxa" w:w="2154"/>
-            <w:shd w:val="clear" w:color="auto" w:fill="F2F0F0"/>
+            <w:tcBorders>
+              <w:top w:val="nil"/>
+              <w:left w:val="nil"/>
+              <w:bottom w:val="single" w:sz="4" w:color="BDD7EE"/>
+              <w:right w:val="nil"/>
+            </w:tcBorders>
+            <w:shd w:val="clear" w:color="auto" w:fill="F2F7FC"/>
+            <w:vAlign w:val="center"/>
           </w:tcPr>
           <w:p>
             <w:pPr>
+              <w:spacing w:after="0"/>
               <w:jc w:val="center"/>
             </w:pPr>
-            <w:r/>
             <w:r>
               <w:rPr>
-                <w:sz w:val="21"/>
+                <w:sz w:val="20"/>
               </w:rPr>
               <w:t>DEFAULT GETDATE()</w:t>
             </w:r>
@@ -6372,17 +8774,24 @@
         </w:tc>
         <w:tc>
           <w:tcPr>
-            <w:tcW w:type="dxa" w:w="2665"/>
-            <w:shd w:val="clear" w:color="auto" w:fill="F2F0F0"/>
+            <w:tcW w:type="dxa" w:w="2835"/>
+            <w:tcBorders>
+              <w:top w:val="nil"/>
+              <w:left w:val="nil"/>
+              <w:bottom w:val="single" w:sz="4" w:color="BDD7EE"/>
+              <w:right w:val="nil"/>
+            </w:tcBorders>
+            <w:shd w:val="clear" w:color="auto" w:fill="F2F7FC"/>
+            <w:vAlign w:val="center"/>
           </w:tcPr>
           <w:p>
             <w:pPr>
+              <w:spacing w:after="0"/>
               <w:jc w:val="center"/>
             </w:pPr>
-            <w:r/>
             <w:r>
               <w:rPr>
-                <w:sz w:val="21"/>
+                <w:sz w:val="20"/>
               </w:rPr>
               <w:t>Fecha y hora</w:t>
             </w:r>
@@ -6394,7 +8803,7 @@
       <w:headerReference w:type="default" r:id="rId9"/>
       <w:footerReference w:type="default" r:id="rId10"/>
       <w:pgSz w:w="12240" w:h="15840"/>
-      <w:pgMar w:top="1417" w:right="1417" w:bottom="1247" w:left="1417" w:header="720" w:footer="720" w:gutter="0"/>
+      <w:pgMar w:top="1417" w:right="1417" w:bottom="1304" w:left="1417" w:header="680" w:footer="624" w:gutter="0"/>
       <w:cols w:space="720"/>
       <w:titlePg/>
       <w:docGrid w:linePitch="360"/>
@@ -6408,16 +8817,37 @@
   <w:p>
     <w:pPr>
       <w:pStyle w:val="Footer"/>
-      <w:jc w:val="center"/>
+      <w:pBdr>
+        <w:top w:val="single" w:sz="6" w:space="6" w:color="BDD7EE"/>
+      </w:pBdr>
     </w:pPr>
     <w:r>
       <w:rPr>
-        <w:color w:val="787878"/>
+        <w:color w:val="595959"/>
+        <w:sz w:val="18"/>
+      </w:rPr>
+      <w:t>Instituto Técnico Ricaldone  ·  BTVDS 1.3</w:t>
+    </w:r>
+    <w:r>
+      <w:rPr>
+        <w:sz w:val="18"/>
+      </w:rPr>
+      <w:tab/>
+      <w:tab/>
+    </w:r>
+    <w:r>
+      <w:rPr>
+        <w:color w:val="595959"/>
         <w:sz w:val="18"/>
       </w:rPr>
       <w:t xml:space="preserve">Página </w:t>
     </w:r>
     <w:r>
+      <w:rPr>
+        <w:b/>
+        <w:color w:val="1F4E79"/>
+        <w:sz w:val="18"/>
+      </w:rPr>
       <w:fldChar w:fldCharType="begin"/>
       <w:instrText xml:space="preserve">PAGE</w:instrText>
       <w:fldChar w:fldCharType="separate"/>
@@ -6434,50 +8864,25 @@
     <w:pPr>
       <w:pStyle w:val="Header"/>
       <w:pBdr>
-        <w:bottom w:val="single" w:sz="8" w:space="4" w:color="9B1C1F"/>
+        <w:bottom w:val="single" w:sz="6" w:space="4" w:color="BDD7EE"/>
       </w:pBdr>
     </w:pPr>
     <w:r>
-      <w:drawing>
-        <wp:inline xmlns:a="http://schemas.openxmlformats.org/drawingml/2006/main" xmlns:pic="http://schemas.openxmlformats.org/drawingml/2006/picture">
-          <wp:extent cx="503999" cy="453854"/>
-          <wp:docPr id="1" name="Picture 1"/>
-          <wp:cNvGraphicFramePr>
-            <a:graphicFrameLocks noChangeAspect="1"/>
-          </wp:cNvGraphicFramePr>
-          <a:graphic>
-            <a:graphicData uri="http://schemas.openxmlformats.org/drawingml/2006/picture">
-              <pic:pic>
-                <pic:nvPicPr>
-                  <pic:cNvPr id="0" name="logo-000.png"/>
-                  <pic:cNvPicPr/>
-                </pic:nvPicPr>
-                <pic:blipFill>
-                  <a:blip r:embed="rId1"/>
-                  <a:stretch>
-                    <a:fillRect/>
-                  </a:stretch>
-                </pic:blipFill>
-                <pic:spPr>
-                  <a:xfrm>
-                    <a:off x="0" y="0"/>
-                    <a:ext cx="503999" cy="453854"/>
-                  </a:xfrm>
-                  <a:prstGeom prst="rect"/>
-                </pic:spPr>
-              </pic:pic>
-            </a:graphicData>
-          </a:graphic>
-        </wp:inline>
-      </w:drawing>
+      <w:rPr>
+        <w:b/>
+        <w:color w:val="1F4E79"/>
+        <w:sz w:val="18"/>
+      </w:rPr>
+      <w:t>Clínica MiniPtc</w:t>
     </w:r>
     <w:r>
       <w:rPr>
-        <w:rFonts w:ascii="Times New Roman" w:hAnsi="Times New Roman"/>
-        <w:color w:val="404040"/>
-        <w:sz w:val="21"/>
-      </w:rPr>
-      <w:t xml:space="preserve">     Clínica MiniPtc — Sistema de Gestión de Clínica Médica</w:t>
+        <w:color w:val="595959"/>
+        <w:sz w:val="18"/>
+      </w:rPr>
+      <w:tab/>
+      <w:tab/>
+      <w:t>Documentación del proyecto</w:t>
     </w:r>
   </w:p>
 </w:hdr>
@@ -6847,11 +9252,12 @@
     <w:qFormat/>
     <w:rsid w:val="00FC693F"/>
     <w:pPr>
-      <w:spacing w:after="120"/>
+      <w:spacing w:after="160" w:line="276" w:lineRule="auto"/>
     </w:pPr>
     <w:rPr>
-      <w:rFonts w:ascii="Times New Roman" w:hAnsi="Times New Roman" w:eastAsia="Times New Roman"/>
-      <w:sz w:val="23"/>
+      <w:rFonts w:ascii="Calibri" w:hAnsi="Calibri" w:cs="Calibri" w:eastAsia="Calibri"/>
+      <w:color w:val="262626"/>
+      <w:sz w:val="22"/>
     </w:rPr>
   </w:style>
   <w:style w:type="paragraph" w:styleId="Header">
@@ -6909,15 +9315,15 @@
     <w:pPr>
       <w:keepNext/>
       <w:keepLines/>
-      <w:spacing w:before="480" w:after="0"/>
+      <w:spacing w:before="0" w:after="160"/>
       <w:outlineLvl w:val="0"/>
     </w:pPr>
     <w:rPr>
-      <w:rFonts w:ascii="Times New Roman" w:hAnsi="Times New Roman" w:cs="Times New Roman" w:eastAsia="Times New Roman"/>
+      <w:rFonts w:ascii="Calibri" w:hAnsi="Calibri" w:cs="Calibri" w:eastAsia="Calibri"/>
       <w:b/>
       <w:bCs/>
-      <w:color w:val="9B1C1F"/>
-      <w:sz w:val="34"/>
+      <w:color w:val="1F4E79"/>
+      <w:sz w:val="44"/>
       <w:szCs w:val="28"/>
     </w:rPr>
   </w:style>
@@ -6933,15 +9339,15 @@
     <w:pPr>
       <w:keepNext/>
       <w:keepLines/>
-      <w:spacing w:before="200" w:after="0"/>
+      <w:spacing w:before="280" w:after="160"/>
       <w:outlineLvl w:val="1"/>
     </w:pPr>
     <w:rPr>
-      <w:rFonts w:ascii="Times New Roman" w:hAnsi="Times New Roman" w:cs="Times New Roman" w:eastAsia="Times New Roman"/>
+      <w:rFonts w:ascii="Calibri" w:hAnsi="Calibri" w:cs="Calibri" w:eastAsia="Calibri"/>
       <w:b/>
       <w:bCs/>
-      <w:color w:val="404040"/>
-      <w:sz w:val="28"/>
+      <w:color w:val="2E75B6"/>
+      <w:sz w:val="27"/>
       <w:szCs w:val="26"/>
     </w:rPr>
   </w:style>
@@ -6957,14 +9363,14 @@
     <w:pPr>
       <w:keepNext/>
       <w:keepLines/>
-      <w:spacing w:before="200" w:after="0"/>
+      <w:spacing w:before="240" w:after="160"/>
       <w:outlineLvl w:val="2"/>
     </w:pPr>
     <w:rPr>
-      <w:rFonts w:ascii="Times New Roman" w:hAnsi="Times New Roman" w:cs="Times New Roman" w:eastAsia="Times New Roman"/>
+      <w:rFonts w:ascii="Calibri" w:hAnsi="Calibri" w:cs="Calibri" w:eastAsia="Calibri"/>
       <w:b/>
       <w:bCs/>
-      <w:color w:val="000000"/>
+      <w:color w:val="1F4E79"/>
       <w:sz w:val="24"/>
     </w:rPr>
   </w:style>

--- a/ClinicaMiniPtc/Documentacion/Documentacion_ClinicaMiniPtc.docx
+++ b/ClinicaMiniPtc/Documentacion/Documentacion_ClinicaMiniPtc.docx
@@ -2,64 +2,35 @@
 <file path=word/document.xml><?xml version="1.0" encoding="utf-8"?>
 <w:document xmlns:wpc="http://schemas.microsoft.com/office/word/2010/wordprocessingCanvas" xmlns:mo="http://schemas.microsoft.com/office/mac/office/2008/main" xmlns:mc="http://schemas.openxmlformats.org/markup-compatibility/2006" xmlns:mv="urn:schemas-microsoft-com:mac:vml" xmlns:o="urn:schemas-microsoft-com:office:office" xmlns:r="http://schemas.openxmlformats.org/officeDocument/2006/relationships" xmlns:m="http://schemas.openxmlformats.org/officeDocument/2006/math" xmlns:v="urn:schemas-microsoft-com:vml" xmlns:wp14="http://schemas.microsoft.com/office/word/2010/wordprocessingDrawing" xmlns:wp="http://schemas.openxmlformats.org/drawingml/2006/wordprocessingDrawing" xmlns:w10="urn:schemas-microsoft-com:office:word" xmlns:w="http://schemas.openxmlformats.org/wordprocessingml/2006/main" xmlns:w14="http://schemas.microsoft.com/office/word/2010/wordml" xmlns:wpg="http://schemas.microsoft.com/office/word/2010/wordprocessingGroup" xmlns:wpi="http://schemas.microsoft.com/office/word/2010/wordprocessingInk" xmlns:wne="http://schemas.microsoft.com/office/word/2006/wordml" xmlns:wps="http://schemas.microsoft.com/office/word/2010/wordprocessingShape" mc:Ignorable="w14 wp14">
   <w:body>
-    <w:tbl>
-      <w:tblPr>
-        <w:tblW w:type="auto" w:w="0"/>
+    <w:p>
+      <w:pPr>
+        <w:spacing w:after="40"/>
         <w:jc w:val="center"/>
-        <w:tblLook w:firstColumn="1" w:firstRow="1" w:lastColumn="0" w:lastRow="0" w:noHBand="0" w:noVBand="1" w:val="04A0"/>
-        <w:tblLayout w:type="fixed"/>
-        <w:tblCellMar>
-          <w:top w:w="260" w:type="dxa"/>
-          <w:bottom w:w="260" w:type="dxa"/>
-          <w:left w:w="200" w:type="dxa"/>
-          <w:right w:w="200" w:type="dxa"/>
-        </w:tblCellMar>
-      </w:tblPr>
-      <w:tblGrid>
-        <w:gridCol w:w="9406"/>
-      </w:tblGrid>
-      <w:tr>
-        <w:tc>
-          <w:tcPr>
-            <w:tcW w:type="dxa" w:w="9405"/>
-            <w:shd w:val="clear" w:color="auto" w:fill="1F4E79"/>
-            <w:tcBorders>
-              <w:top w:val="nil"/>
-              <w:left w:val="nil"/>
-              <w:bottom w:val="nil"/>
-              <w:right w:val="nil"/>
-            </w:tcBorders>
-          </w:tcPr>
-          <w:p>
-            <w:pPr>
-              <w:spacing w:after="40"/>
-              <w:jc w:val="center"/>
-            </w:pPr>
-            <w:r>
-              <w:rPr>
-                <w:b/>
-                <w:color w:val="FFFFFF"/>
-                <w:sz w:val="36"/>
-              </w:rPr>
-              <w:t>INSTITUTO TÉCNICO RICALDONE</w:t>
-            </w:r>
-          </w:p>
-          <w:p>
-            <w:pPr>
-              <w:spacing w:after="0"/>
-              <w:jc w:val="center"/>
-            </w:pPr>
-            <w:r>
-              <w:rPr>
-                <w:color w:val="DEEBF7"/>
-                <w:sz w:val="24"/>
-              </w:rPr>
-              <w:t>Especialidad de Desarrollo de Software</w:t>
-            </w:r>
-          </w:p>
-        </w:tc>
-      </w:tr>
-    </w:tbl>
+      </w:pPr>
+      <w:r>
+        <w:rPr>
+          <w:b/>
+          <w:i w:val="0"/>
+          <w:sz w:val="34"/>
+        </w:rPr>
+        <w:t>INSTITUTO TÉCNICO RICALDONE</w:t>
+      </w:r>
+    </w:p>
+    <w:p>
+      <w:pPr>
+        <w:spacing w:after="0"/>
+        <w:jc w:val="center"/>
+      </w:pPr>
+      <w:r>
+        <w:rPr>
+          <w:b w:val="0"/>
+          <w:i w:val="0"/>
+          <w:color w:val="595959"/>
+          <w:sz w:val="24"/>
+        </w:rPr>
+        <w:t>Especialidad de Desarrollo de Software</w:t>
+      </w:r>
+    </w:p>
     <w:p>
       <w:pPr>
         <w:spacing w:after="600"/>
@@ -120,7 +91,7 @@
         <w:rPr>
           <w:b/>
           <w:i w:val="0"/>
-          <w:color w:val="2E75B6"/>
+          <w:color w:val="595959"/>
           <w:sz w:val="22"/>
         </w:rPr>
         <w:t>D O C U M E N T A C I Ó N   D E L   P R O Y E C T O</w:t>
@@ -135,7 +106,7 @@
         <w:rPr>
           <w:b/>
           <w:i w:val="0"/>
-          <w:color w:val="1F4E79"/>
+          <w:color w:val="111111"/>
           <w:sz w:val="76"/>
         </w:rPr>
         <w:t>Clínica MiniPtc</w:t>
@@ -163,10 +134,10 @@
       </w:pPr>
       <w:r>
         <w:rPr>
-          <w:color w:val="2E75B6"/>
+          <w:color w:val="111111"/>
           <w:sz w:val="28"/>
         </w:rPr>
-        <w:t>━━━━━━━━</w:t>
+        <w:t>———</w:t>
       </w:r>
     </w:p>
     <w:tbl>
@@ -190,11 +161,10 @@
         <w:tc>
           <w:tcPr>
             <w:tcW w:type="dxa" w:w="2381"/>
-            <w:shd w:val="clear" w:color="auto" w:fill="EAF1FB"/>
             <w:tcBorders>
               <w:top w:val="nil"/>
               <w:left w:val="nil"/>
-              <w:bottom w:val="single" w:sz="8" w:color="FFFFFF"/>
+              <w:bottom w:val="single" w:sz="4" w:color="D9D9D9"/>
               <w:right w:val="nil"/>
             </w:tcBorders>
             <w:vAlign w:val="center"/>
@@ -206,7 +176,7 @@
             <w:r>
               <w:rPr>
                 <w:b/>
-                <w:color w:val="1F4E79"/>
+                <w:color w:val="111111"/>
                 <w:sz w:val="21"/>
               </w:rPr>
               <w:t>Módulo</w:t>
@@ -219,7 +189,7 @@
             <w:tcBorders>
               <w:top w:val="nil"/>
               <w:left w:val="nil"/>
-              <w:bottom w:val="single" w:sz="4" w:color="D9E2F3"/>
+              <w:bottom w:val="single" w:sz="4" w:color="D9D9D9"/>
               <w:right w:val="nil"/>
             </w:tcBorders>
             <w:vAlign w:val="center"/>
@@ -241,11 +211,10 @@
         <w:tc>
           <w:tcPr>
             <w:tcW w:type="dxa" w:w="2381"/>
-            <w:shd w:val="clear" w:color="auto" w:fill="EAF1FB"/>
             <w:tcBorders>
               <w:top w:val="nil"/>
               <w:left w:val="nil"/>
-              <w:bottom w:val="single" w:sz="8" w:color="FFFFFF"/>
+              <w:bottom w:val="single" w:sz="4" w:color="D9D9D9"/>
               <w:right w:val="nil"/>
             </w:tcBorders>
             <w:vAlign w:val="center"/>
@@ -257,7 +226,7 @@
             <w:r>
               <w:rPr>
                 <w:b/>
-                <w:color w:val="1F4E79"/>
+                <w:color w:val="111111"/>
                 <w:sz w:val="21"/>
               </w:rPr>
               <w:t>Docente</w:t>
@@ -270,7 +239,7 @@
             <w:tcBorders>
               <w:top w:val="nil"/>
               <w:left w:val="nil"/>
-              <w:bottom w:val="single" w:sz="4" w:color="D9E2F3"/>
+              <w:bottom w:val="single" w:sz="4" w:color="D9D9D9"/>
               <w:right w:val="nil"/>
             </w:tcBorders>
             <w:vAlign w:val="center"/>
@@ -292,11 +261,10 @@
         <w:tc>
           <w:tcPr>
             <w:tcW w:type="dxa" w:w="2381"/>
-            <w:shd w:val="clear" w:color="auto" w:fill="EAF1FB"/>
             <w:tcBorders>
               <w:top w:val="nil"/>
               <w:left w:val="nil"/>
-              <w:bottom w:val="single" w:sz="8" w:color="FFFFFF"/>
+              <w:bottom w:val="single" w:sz="4" w:color="D9D9D9"/>
               <w:right w:val="nil"/>
             </w:tcBorders>
             <w:vAlign w:val="center"/>
@@ -308,7 +276,7 @@
             <w:r>
               <w:rPr>
                 <w:b/>
-                <w:color w:val="1F4E79"/>
+                <w:color w:val="111111"/>
                 <w:sz w:val="21"/>
               </w:rPr>
               <w:t>Integrantes</w:t>
@@ -321,7 +289,7 @@
             <w:tcBorders>
               <w:top w:val="nil"/>
               <w:left w:val="nil"/>
-              <w:bottom w:val="single" w:sz="4" w:color="D9E2F3"/>
+              <w:bottom w:val="single" w:sz="4" w:color="D9D9D9"/>
               <w:right w:val="nil"/>
             </w:tcBorders>
             <w:vAlign w:val="center"/>
@@ -365,11 +333,10 @@
         <w:tc>
           <w:tcPr>
             <w:tcW w:type="dxa" w:w="2381"/>
-            <w:shd w:val="clear" w:color="auto" w:fill="EAF1FB"/>
             <w:tcBorders>
               <w:top w:val="nil"/>
               <w:left w:val="nil"/>
-              <w:bottom w:val="single" w:sz="8" w:color="FFFFFF"/>
+              <w:bottom w:val="single" w:sz="4" w:color="D9D9D9"/>
               <w:right w:val="nil"/>
             </w:tcBorders>
             <w:vAlign w:val="center"/>
@@ -381,7 +348,7 @@
             <w:r>
               <w:rPr>
                 <w:b/>
-                <w:color w:val="1F4E79"/>
+                <w:color w:val="111111"/>
                 <w:sz w:val="21"/>
               </w:rPr>
               <w:t>Sección</w:t>
@@ -394,7 +361,7 @@
             <w:tcBorders>
               <w:top w:val="nil"/>
               <w:left w:val="nil"/>
-              <w:bottom w:val="single" w:sz="4" w:color="D9E2F3"/>
+              <w:bottom w:val="single" w:sz="4" w:color="D9D9D9"/>
               <w:right w:val="nil"/>
             </w:tcBorders>
             <w:vAlign w:val="center"/>
@@ -416,11 +383,10 @@
         <w:tc>
           <w:tcPr>
             <w:tcW w:type="dxa" w:w="2381"/>
-            <w:shd w:val="clear" w:color="auto" w:fill="EAF1FB"/>
             <w:tcBorders>
               <w:top w:val="nil"/>
               <w:left w:val="nil"/>
-              <w:bottom w:val="single" w:sz="8" w:color="FFFFFF"/>
+              <w:bottom w:val="single" w:sz="4" w:color="D9D9D9"/>
               <w:right w:val="nil"/>
             </w:tcBorders>
             <w:vAlign w:val="center"/>
@@ -432,7 +398,7 @@
             <w:r>
               <w:rPr>
                 <w:b/>
-                <w:color w:val="1F4E79"/>
+                <w:color w:val="111111"/>
                 <w:sz w:val="21"/>
               </w:rPr>
               <w:t>Fecha de entrega</w:t>
@@ -445,7 +411,7 @@
             <w:tcBorders>
               <w:top w:val="nil"/>
               <w:left w:val="nil"/>
-              <w:bottom w:val="single" w:sz="4" w:color="D9E2F3"/>
+              <w:bottom w:val="single" w:sz="4" w:color="D9D9D9"/>
               <w:right w:val="nil"/>
             </w:tcBorders>
             <w:vAlign w:val="center"/>
@@ -468,14 +434,14 @@
       <w:pPr>
         <w:pageBreakBefore/>
         <w:pBdr>
-          <w:bottom w:val="single" w:sz="12" w:space="8" w:color="2E75B6"/>
+          <w:bottom w:val="single" w:sz="8" w:space="8" w:color="111111"/>
         </w:pBdr>
         <w:spacing w:after="320"/>
       </w:pPr>
       <w:r>
         <w:rPr>
           <w:b/>
-          <w:color w:val="1F4E79"/>
+          <w:color w:val="111111"/>
           <w:sz w:val="44"/>
         </w:rPr>
         <w:t>Índice</w:t>
@@ -495,13 +461,13 @@
         <w:pStyle w:val="Heading1"/>
         <w:pageBreakBefore/>
         <w:pBdr>
-          <w:bottom w:val="single" w:sz="12" w:space="8" w:color="2E75B6"/>
+          <w:bottom w:val="single" w:sz="8" w:space="8" w:color="111111"/>
         </w:pBdr>
         <w:spacing w:after="320"/>
       </w:pPr>
       <w:r>
         <w:rPr>
-          <w:color w:val="2E75B6"/>
+          <w:color w:val="595959"/>
         </w:rPr>
         <w:t xml:space="preserve">1.  </w:t>
       </w:r>
@@ -562,13 +528,13 @@
         <w:pStyle w:val="Heading1"/>
         <w:pageBreakBefore/>
         <w:pBdr>
-          <w:bottom w:val="single" w:sz="12" w:space="8" w:color="2E75B6"/>
+          <w:bottom w:val="single" w:sz="8" w:space="8" w:color="111111"/>
         </w:pBdr>
         <w:spacing w:after="320"/>
       </w:pPr>
       <w:r>
         <w:rPr>
-          <w:color w:val="2E75B6"/>
+          <w:color w:val="595959"/>
         </w:rPr>
         <w:t xml:space="preserve">2.  </w:t>
       </w:r>
@@ -633,7 +599,7 @@
       <w:r>
         <w:rPr>
           <w:b/>
-          <w:color w:val="1F4E79"/>
+          <w:color w:val="111111"/>
           <w:sz w:val="19"/>
         </w:rPr>
         <w:t xml:space="preserve">Figura 1. </w:t>
@@ -704,7 +670,7 @@
       <w:r>
         <w:rPr>
           <w:b/>
-          <w:color w:val="1F4E79"/>
+          <w:color w:val="111111"/>
           <w:sz w:val="19"/>
         </w:rPr>
         <w:t xml:space="preserve">Figura 2. </w:t>
@@ -775,7 +741,7 @@
       <w:r>
         <w:rPr>
           <w:b/>
-          <w:color w:val="1F4E79"/>
+          <w:color w:val="111111"/>
           <w:sz w:val="19"/>
         </w:rPr>
         <w:t xml:space="preserve">Figura 3. </w:t>
@@ -794,13 +760,13 @@
         <w:pStyle w:val="Heading1"/>
         <w:pageBreakBefore/>
         <w:pBdr>
-          <w:bottom w:val="single" w:sz="12" w:space="8" w:color="2E75B6"/>
+          <w:bottom w:val="single" w:sz="8" w:space="8" w:color="111111"/>
         </w:pBdr>
         <w:spacing w:after="320"/>
       </w:pPr>
       <w:r>
         <w:rPr>
-          <w:color w:val="2E75B6"/>
+          <w:color w:val="595959"/>
         </w:rPr>
         <w:t xml:space="preserve">3.  </w:t>
       </w:r>
@@ -869,7 +835,7 @@
       <w:r>
         <w:rPr>
           <w:b/>
-          <w:color w:val="1F4E79"/>
+          <w:color w:val="111111"/>
           <w:sz w:val="19"/>
         </w:rPr>
         <w:t xml:space="preserve">Figura 4. </w:t>
@@ -888,13 +854,13 @@
         <w:pStyle w:val="Heading1"/>
         <w:pageBreakBefore/>
         <w:pBdr>
-          <w:bottom w:val="single" w:sz="12" w:space="8" w:color="2E75B6"/>
+          <w:bottom w:val="single" w:sz="8" w:space="8" w:color="111111"/>
         </w:pBdr>
         <w:spacing w:after="320"/>
       </w:pPr>
       <w:r>
         <w:rPr>
-          <w:color w:val="2E75B6"/>
+          <w:color w:val="595959"/>
         </w:rPr>
         <w:t xml:space="preserve">4.  </w:t>
       </w:r>
@@ -966,11 +932,10 @@
         <w:tc>
           <w:tcPr>
             <w:tcW w:type="dxa" w:w="2211"/>
-            <w:shd w:val="clear" w:color="auto" w:fill="1F4E79"/>
             <w:tcBorders>
-              <w:top w:val="nil"/>
+              <w:top w:val="single" w:sz="12" w:color="111111"/>
               <w:left w:val="nil"/>
-              <w:bottom w:val="nil"/>
+              <w:bottom w:val="single" w:sz="8" w:color="111111"/>
               <w:right w:val="nil"/>
             </w:tcBorders>
           </w:tcPr>
@@ -983,7 +948,6 @@
             <w:r>
               <w:rPr>
                 <w:b/>
-                <w:color w:val="FFFFFF"/>
                 <w:sz w:val="20"/>
               </w:rPr>
               <w:t>Campo</w:t>
@@ -993,11 +957,10 @@
         <w:tc>
           <w:tcPr>
             <w:tcW w:type="dxa" w:w="1304"/>
-            <w:shd w:val="clear" w:color="auto" w:fill="1F4E79"/>
             <w:tcBorders>
-              <w:top w:val="nil"/>
+              <w:top w:val="single" w:sz="12" w:color="111111"/>
               <w:left w:val="nil"/>
-              <w:bottom w:val="nil"/>
+              <w:bottom w:val="single" w:sz="8" w:color="111111"/>
               <w:right w:val="nil"/>
             </w:tcBorders>
           </w:tcPr>
@@ -1010,7 +973,6 @@
             <w:r>
               <w:rPr>
                 <w:b/>
-                <w:color w:val="FFFFFF"/>
                 <w:sz w:val="20"/>
               </w:rPr>
               <w:t>Tipo</w:t>
@@ -1020,11 +982,10 @@
         <w:tc>
           <w:tcPr>
             <w:tcW w:type="dxa" w:w="850"/>
-            <w:shd w:val="clear" w:color="auto" w:fill="1F4E79"/>
             <w:tcBorders>
-              <w:top w:val="nil"/>
+              <w:top w:val="single" w:sz="12" w:color="111111"/>
               <w:left w:val="nil"/>
-              <w:bottom w:val="nil"/>
+              <w:bottom w:val="single" w:sz="8" w:color="111111"/>
               <w:right w:val="nil"/>
             </w:tcBorders>
           </w:tcPr>
@@ -1037,7 +998,6 @@
             <w:r>
               <w:rPr>
                 <w:b/>
-                <w:color w:val="FFFFFF"/>
                 <w:sz w:val="20"/>
               </w:rPr>
               <w:t>Long.</w:t>
@@ -1047,11 +1007,10 @@
         <w:tc>
           <w:tcPr>
             <w:tcW w:type="dxa" w:w="2154"/>
-            <w:shd w:val="clear" w:color="auto" w:fill="1F4E79"/>
             <w:tcBorders>
-              <w:top w:val="nil"/>
+              <w:top w:val="single" w:sz="12" w:color="111111"/>
               <w:left w:val="nil"/>
-              <w:bottom w:val="nil"/>
+              <w:bottom w:val="single" w:sz="8" w:color="111111"/>
               <w:right w:val="nil"/>
             </w:tcBorders>
           </w:tcPr>
@@ -1064,7 +1023,6 @@
             <w:r>
               <w:rPr>
                 <w:b/>
-                <w:color w:val="FFFFFF"/>
                 <w:sz w:val="20"/>
               </w:rPr>
               <w:t>Restricciones</w:t>
@@ -1074,11 +1032,10 @@
         <w:tc>
           <w:tcPr>
             <w:tcW w:type="dxa" w:w="2835"/>
-            <w:shd w:val="clear" w:color="auto" w:fill="1F4E79"/>
             <w:tcBorders>
-              <w:top w:val="nil"/>
+              <w:top w:val="single" w:sz="12" w:color="111111"/>
               <w:left w:val="nil"/>
-              <w:bottom w:val="nil"/>
+              <w:bottom w:val="single" w:sz="8" w:color="111111"/>
               <w:right w:val="nil"/>
             </w:tcBorders>
           </w:tcPr>
@@ -1091,7 +1048,6 @@
             <w:r>
               <w:rPr>
                 <w:b/>
-                <w:color w:val="FFFFFF"/>
                 <w:sz w:val="20"/>
               </w:rPr>
               <w:t>Descripción</w:t>
@@ -1109,7 +1065,7 @@
             <w:tcBorders>
               <w:top w:val="nil"/>
               <w:left w:val="nil"/>
-              <w:bottom w:val="single" w:sz="4" w:color="BDD7EE"/>
+              <w:bottom w:val="single" w:sz="4" w:color="D9D9D9"/>
               <w:right w:val="nil"/>
             </w:tcBorders>
             <w:vAlign w:val="center"/>
@@ -1123,7 +1079,6 @@
             <w:r>
               <w:rPr>
                 <w:b/>
-                <w:color w:val="1F4E79"/>
                 <w:sz w:val="20"/>
               </w:rPr>
               <w:t>idRol</w:t>
@@ -1136,7 +1091,7 @@
             <w:tcBorders>
               <w:top w:val="nil"/>
               <w:left w:val="nil"/>
-              <w:bottom w:val="single" w:sz="4" w:color="BDD7EE"/>
+              <w:bottom w:val="single" w:sz="4" w:color="D9D9D9"/>
               <w:right w:val="nil"/>
             </w:tcBorders>
             <w:vAlign w:val="center"/>
@@ -1161,7 +1116,7 @@
             <w:tcBorders>
               <w:top w:val="nil"/>
               <w:left w:val="nil"/>
-              <w:bottom w:val="single" w:sz="4" w:color="BDD7EE"/>
+              <w:bottom w:val="single" w:sz="4" w:color="D9D9D9"/>
               <w:right w:val="nil"/>
             </w:tcBorders>
             <w:vAlign w:val="center"/>
@@ -1185,7 +1140,7 @@
             <w:tcBorders>
               <w:top w:val="nil"/>
               <w:left w:val="nil"/>
-              <w:bottom w:val="single" w:sz="4" w:color="BDD7EE"/>
+              <w:bottom w:val="single" w:sz="4" w:color="D9D9D9"/>
               <w:right w:val="nil"/>
             </w:tcBorders>
             <w:vAlign w:val="center"/>
@@ -1210,7 +1165,7 @@
             <w:tcBorders>
               <w:top w:val="nil"/>
               <w:left w:val="nil"/>
-              <w:bottom w:val="single" w:sz="4" w:color="BDD7EE"/>
+              <w:bottom w:val="single" w:sz="4" w:color="D9D9D9"/>
               <w:right w:val="nil"/>
             </w:tcBorders>
             <w:vAlign w:val="center"/>
@@ -1240,10 +1195,9 @@
             <w:tcBorders>
               <w:top w:val="nil"/>
               <w:left w:val="nil"/>
-              <w:bottom w:val="single" w:sz="4" w:color="BDD7EE"/>
+              <w:bottom w:val="single" w:sz="8" w:color="111111"/>
               <w:right w:val="nil"/>
             </w:tcBorders>
-            <w:shd w:val="clear" w:color="auto" w:fill="F2F7FC"/>
             <w:vAlign w:val="center"/>
           </w:tcPr>
           <w:p>
@@ -1254,7 +1208,6 @@
             <w:r>
               <w:rPr>
                 <w:b/>
-                <w:color w:val="1F4E79"/>
                 <w:sz w:val="20"/>
               </w:rPr>
               <w:t>nombreRol</w:t>
@@ -1267,10 +1220,9 @@
             <w:tcBorders>
               <w:top w:val="nil"/>
               <w:left w:val="nil"/>
-              <w:bottom w:val="single" w:sz="4" w:color="BDD7EE"/>
+              <w:bottom w:val="single" w:sz="8" w:color="111111"/>
               <w:right w:val="nil"/>
             </w:tcBorders>
-            <w:shd w:val="clear" w:color="auto" w:fill="F2F7FC"/>
             <w:vAlign w:val="center"/>
           </w:tcPr>
           <w:p>
@@ -1292,10 +1244,9 @@
             <w:tcBorders>
               <w:top w:val="nil"/>
               <w:left w:val="nil"/>
-              <w:bottom w:val="single" w:sz="4" w:color="BDD7EE"/>
+              <w:bottom w:val="single" w:sz="8" w:color="111111"/>
               <w:right w:val="nil"/>
             </w:tcBorders>
-            <w:shd w:val="clear" w:color="auto" w:fill="F2F7FC"/>
             <w:vAlign w:val="center"/>
           </w:tcPr>
           <w:p>
@@ -1317,10 +1268,9 @@
             <w:tcBorders>
               <w:top w:val="nil"/>
               <w:left w:val="nil"/>
-              <w:bottom w:val="single" w:sz="4" w:color="BDD7EE"/>
+              <w:bottom w:val="single" w:sz="8" w:color="111111"/>
               <w:right w:val="nil"/>
             </w:tcBorders>
-            <w:shd w:val="clear" w:color="auto" w:fill="F2F7FC"/>
             <w:vAlign w:val="center"/>
           </w:tcPr>
           <w:p>
@@ -1342,10 +1292,9 @@
             <w:tcBorders>
               <w:top w:val="nil"/>
               <w:left w:val="nil"/>
-              <w:bottom w:val="single" w:sz="4" w:color="BDD7EE"/>
+              <w:bottom w:val="single" w:sz="8" w:color="111111"/>
               <w:right w:val="nil"/>
             </w:tcBorders>
-            <w:shd w:val="clear" w:color="auto" w:fill="F2F7FC"/>
             <w:vAlign w:val="center"/>
           </w:tcPr>
           <w:p>
@@ -1421,11 +1370,10 @@
         <w:tc>
           <w:tcPr>
             <w:tcW w:type="dxa" w:w="2211"/>
-            <w:shd w:val="clear" w:color="auto" w:fill="1F4E79"/>
             <w:tcBorders>
-              <w:top w:val="nil"/>
+              <w:top w:val="single" w:sz="12" w:color="111111"/>
               <w:left w:val="nil"/>
-              <w:bottom w:val="nil"/>
+              <w:bottom w:val="single" w:sz="8" w:color="111111"/>
               <w:right w:val="nil"/>
             </w:tcBorders>
           </w:tcPr>
@@ -1438,7 +1386,6 @@
             <w:r>
               <w:rPr>
                 <w:b/>
-                <w:color w:val="FFFFFF"/>
                 <w:sz w:val="20"/>
               </w:rPr>
               <w:t>Campo</w:t>
@@ -1448,11 +1395,10 @@
         <w:tc>
           <w:tcPr>
             <w:tcW w:type="dxa" w:w="1304"/>
-            <w:shd w:val="clear" w:color="auto" w:fill="1F4E79"/>
             <w:tcBorders>
-              <w:top w:val="nil"/>
+              <w:top w:val="single" w:sz="12" w:color="111111"/>
               <w:left w:val="nil"/>
-              <w:bottom w:val="nil"/>
+              <w:bottom w:val="single" w:sz="8" w:color="111111"/>
               <w:right w:val="nil"/>
             </w:tcBorders>
           </w:tcPr>
@@ -1465,7 +1411,6 @@
             <w:r>
               <w:rPr>
                 <w:b/>
-                <w:color w:val="FFFFFF"/>
                 <w:sz w:val="20"/>
               </w:rPr>
               <w:t>Tipo</w:t>
@@ -1475,11 +1420,10 @@
         <w:tc>
           <w:tcPr>
             <w:tcW w:type="dxa" w:w="850"/>
-            <w:shd w:val="clear" w:color="auto" w:fill="1F4E79"/>
             <w:tcBorders>
-              <w:top w:val="nil"/>
+              <w:top w:val="single" w:sz="12" w:color="111111"/>
               <w:left w:val="nil"/>
-              <w:bottom w:val="nil"/>
+              <w:bottom w:val="single" w:sz="8" w:color="111111"/>
               <w:right w:val="nil"/>
             </w:tcBorders>
           </w:tcPr>
@@ -1492,7 +1436,6 @@
             <w:r>
               <w:rPr>
                 <w:b/>
-                <w:color w:val="FFFFFF"/>
                 <w:sz w:val="20"/>
               </w:rPr>
               <w:t>Long.</w:t>
@@ -1502,11 +1445,10 @@
         <w:tc>
           <w:tcPr>
             <w:tcW w:type="dxa" w:w="2154"/>
-            <w:shd w:val="clear" w:color="auto" w:fill="1F4E79"/>
             <w:tcBorders>
-              <w:top w:val="nil"/>
+              <w:top w:val="single" w:sz="12" w:color="111111"/>
               <w:left w:val="nil"/>
-              <w:bottom w:val="nil"/>
+              <w:bottom w:val="single" w:sz="8" w:color="111111"/>
               <w:right w:val="nil"/>
             </w:tcBorders>
           </w:tcPr>
@@ -1519,7 +1461,6 @@
             <w:r>
               <w:rPr>
                 <w:b/>
-                <w:color w:val="FFFFFF"/>
                 <w:sz w:val="20"/>
               </w:rPr>
               <w:t>Restricciones</w:t>
@@ -1529,11 +1470,10 @@
         <w:tc>
           <w:tcPr>
             <w:tcW w:type="dxa" w:w="2835"/>
-            <w:shd w:val="clear" w:color="auto" w:fill="1F4E79"/>
             <w:tcBorders>
-              <w:top w:val="nil"/>
+              <w:top w:val="single" w:sz="12" w:color="111111"/>
               <w:left w:val="nil"/>
-              <w:bottom w:val="nil"/>
+              <w:bottom w:val="single" w:sz="8" w:color="111111"/>
               <w:right w:val="nil"/>
             </w:tcBorders>
           </w:tcPr>
@@ -1546,7 +1486,6 @@
             <w:r>
               <w:rPr>
                 <w:b/>
-                <w:color w:val="FFFFFF"/>
                 <w:sz w:val="20"/>
               </w:rPr>
               <w:t>Descripción</w:t>
@@ -1564,7 +1503,7 @@
             <w:tcBorders>
               <w:top w:val="nil"/>
               <w:left w:val="nil"/>
-              <w:bottom w:val="single" w:sz="4" w:color="BDD7EE"/>
+              <w:bottom w:val="single" w:sz="4" w:color="D9D9D9"/>
               <w:right w:val="nil"/>
             </w:tcBorders>
             <w:vAlign w:val="center"/>
@@ -1578,7 +1517,6 @@
             <w:r>
               <w:rPr>
                 <w:b/>
-                <w:color w:val="1F4E79"/>
                 <w:sz w:val="20"/>
               </w:rPr>
               <w:t>idPermiso</w:t>
@@ -1591,7 +1529,7 @@
             <w:tcBorders>
               <w:top w:val="nil"/>
               <w:left w:val="nil"/>
-              <w:bottom w:val="single" w:sz="4" w:color="BDD7EE"/>
+              <w:bottom w:val="single" w:sz="4" w:color="D9D9D9"/>
               <w:right w:val="nil"/>
             </w:tcBorders>
             <w:vAlign w:val="center"/>
@@ -1616,7 +1554,7 @@
             <w:tcBorders>
               <w:top w:val="nil"/>
               <w:left w:val="nil"/>
-              <w:bottom w:val="single" w:sz="4" w:color="BDD7EE"/>
+              <w:bottom w:val="single" w:sz="4" w:color="D9D9D9"/>
               <w:right w:val="nil"/>
             </w:tcBorders>
             <w:vAlign w:val="center"/>
@@ -1640,7 +1578,7 @@
             <w:tcBorders>
               <w:top w:val="nil"/>
               <w:left w:val="nil"/>
-              <w:bottom w:val="single" w:sz="4" w:color="BDD7EE"/>
+              <w:bottom w:val="single" w:sz="4" w:color="D9D9D9"/>
               <w:right w:val="nil"/>
             </w:tcBorders>
             <w:vAlign w:val="center"/>
@@ -1665,7 +1603,7 @@
             <w:tcBorders>
               <w:top w:val="nil"/>
               <w:left w:val="nil"/>
-              <w:bottom w:val="single" w:sz="4" w:color="BDD7EE"/>
+              <w:bottom w:val="single" w:sz="4" w:color="D9D9D9"/>
               <w:right w:val="nil"/>
             </w:tcBorders>
             <w:vAlign w:val="center"/>
@@ -1695,10 +1633,9 @@
             <w:tcBorders>
               <w:top w:val="nil"/>
               <w:left w:val="nil"/>
-              <w:bottom w:val="single" w:sz="4" w:color="BDD7EE"/>
+              <w:bottom w:val="single" w:sz="8" w:color="111111"/>
               <w:right w:val="nil"/>
             </w:tcBorders>
-            <w:shd w:val="clear" w:color="auto" w:fill="F2F7FC"/>
             <w:vAlign w:val="center"/>
           </w:tcPr>
           <w:p>
@@ -1709,7 +1646,6 @@
             <w:r>
               <w:rPr>
                 <w:b/>
-                <w:color w:val="1F4E79"/>
                 <w:sz w:val="20"/>
               </w:rPr>
               <w:t>nombrePermiso</w:t>
@@ -1722,10 +1658,9 @@
             <w:tcBorders>
               <w:top w:val="nil"/>
               <w:left w:val="nil"/>
-              <w:bottom w:val="single" w:sz="4" w:color="BDD7EE"/>
+              <w:bottom w:val="single" w:sz="8" w:color="111111"/>
               <w:right w:val="nil"/>
             </w:tcBorders>
-            <w:shd w:val="clear" w:color="auto" w:fill="F2F7FC"/>
             <w:vAlign w:val="center"/>
           </w:tcPr>
           <w:p>
@@ -1747,10 +1682,9 @@
             <w:tcBorders>
               <w:top w:val="nil"/>
               <w:left w:val="nil"/>
-              <w:bottom w:val="single" w:sz="4" w:color="BDD7EE"/>
+              <w:bottom w:val="single" w:sz="8" w:color="111111"/>
               <w:right w:val="nil"/>
             </w:tcBorders>
-            <w:shd w:val="clear" w:color="auto" w:fill="F2F7FC"/>
             <w:vAlign w:val="center"/>
           </w:tcPr>
           <w:p>
@@ -1772,10 +1706,9 @@
             <w:tcBorders>
               <w:top w:val="nil"/>
               <w:left w:val="nil"/>
-              <w:bottom w:val="single" w:sz="4" w:color="BDD7EE"/>
+              <w:bottom w:val="single" w:sz="8" w:color="111111"/>
               <w:right w:val="nil"/>
             </w:tcBorders>
-            <w:shd w:val="clear" w:color="auto" w:fill="F2F7FC"/>
             <w:vAlign w:val="center"/>
           </w:tcPr>
           <w:p>
@@ -1797,10 +1730,9 @@
             <w:tcBorders>
               <w:top w:val="nil"/>
               <w:left w:val="nil"/>
-              <w:bottom w:val="single" w:sz="4" w:color="BDD7EE"/>
+              <w:bottom w:val="single" w:sz="8" w:color="111111"/>
               <w:right w:val="nil"/>
             </w:tcBorders>
-            <w:shd w:val="clear" w:color="auto" w:fill="F2F7FC"/>
             <w:vAlign w:val="center"/>
           </w:tcPr>
           <w:p>
@@ -1876,11 +1808,10 @@
         <w:tc>
           <w:tcPr>
             <w:tcW w:type="dxa" w:w="2211"/>
-            <w:shd w:val="clear" w:color="auto" w:fill="1F4E79"/>
             <w:tcBorders>
-              <w:top w:val="nil"/>
+              <w:top w:val="single" w:sz="12" w:color="111111"/>
               <w:left w:val="nil"/>
-              <w:bottom w:val="nil"/>
+              <w:bottom w:val="single" w:sz="8" w:color="111111"/>
               <w:right w:val="nil"/>
             </w:tcBorders>
           </w:tcPr>
@@ -1893,7 +1824,6 @@
             <w:r>
               <w:rPr>
                 <w:b/>
-                <w:color w:val="FFFFFF"/>
                 <w:sz w:val="20"/>
               </w:rPr>
               <w:t>Campo</w:t>
@@ -1903,11 +1833,10 @@
         <w:tc>
           <w:tcPr>
             <w:tcW w:type="dxa" w:w="1304"/>
-            <w:shd w:val="clear" w:color="auto" w:fill="1F4E79"/>
             <w:tcBorders>
-              <w:top w:val="nil"/>
+              <w:top w:val="single" w:sz="12" w:color="111111"/>
               <w:left w:val="nil"/>
-              <w:bottom w:val="nil"/>
+              <w:bottom w:val="single" w:sz="8" w:color="111111"/>
               <w:right w:val="nil"/>
             </w:tcBorders>
           </w:tcPr>
@@ -1920,7 +1849,6 @@
             <w:r>
               <w:rPr>
                 <w:b/>
-                <w:color w:val="FFFFFF"/>
                 <w:sz w:val="20"/>
               </w:rPr>
               <w:t>Tipo</w:t>
@@ -1930,11 +1858,10 @@
         <w:tc>
           <w:tcPr>
             <w:tcW w:type="dxa" w:w="850"/>
-            <w:shd w:val="clear" w:color="auto" w:fill="1F4E79"/>
             <w:tcBorders>
-              <w:top w:val="nil"/>
+              <w:top w:val="single" w:sz="12" w:color="111111"/>
               <w:left w:val="nil"/>
-              <w:bottom w:val="nil"/>
+              <w:bottom w:val="single" w:sz="8" w:color="111111"/>
               <w:right w:val="nil"/>
             </w:tcBorders>
           </w:tcPr>
@@ -1947,7 +1874,6 @@
             <w:r>
               <w:rPr>
                 <w:b/>
-                <w:color w:val="FFFFFF"/>
                 <w:sz w:val="20"/>
               </w:rPr>
               <w:t>Long.</w:t>
@@ -1957,11 +1883,10 @@
         <w:tc>
           <w:tcPr>
             <w:tcW w:type="dxa" w:w="2154"/>
-            <w:shd w:val="clear" w:color="auto" w:fill="1F4E79"/>
             <w:tcBorders>
-              <w:top w:val="nil"/>
+              <w:top w:val="single" w:sz="12" w:color="111111"/>
               <w:left w:val="nil"/>
-              <w:bottom w:val="nil"/>
+              <w:bottom w:val="single" w:sz="8" w:color="111111"/>
               <w:right w:val="nil"/>
             </w:tcBorders>
           </w:tcPr>
@@ -1974,7 +1899,6 @@
             <w:r>
               <w:rPr>
                 <w:b/>
-                <w:color w:val="FFFFFF"/>
                 <w:sz w:val="20"/>
               </w:rPr>
               <w:t>Restricciones</w:t>
@@ -1984,11 +1908,10 @@
         <w:tc>
           <w:tcPr>
             <w:tcW w:type="dxa" w:w="2835"/>
-            <w:shd w:val="clear" w:color="auto" w:fill="1F4E79"/>
             <w:tcBorders>
-              <w:top w:val="nil"/>
+              <w:top w:val="single" w:sz="12" w:color="111111"/>
               <w:left w:val="nil"/>
-              <w:bottom w:val="nil"/>
+              <w:bottom w:val="single" w:sz="8" w:color="111111"/>
               <w:right w:val="nil"/>
             </w:tcBorders>
           </w:tcPr>
@@ -2001,7 +1924,6 @@
             <w:r>
               <w:rPr>
                 <w:b/>
-                <w:color w:val="FFFFFF"/>
                 <w:sz w:val="20"/>
               </w:rPr>
               <w:t>Descripción</w:t>
@@ -2019,7 +1941,7 @@
             <w:tcBorders>
               <w:top w:val="nil"/>
               <w:left w:val="nil"/>
-              <w:bottom w:val="single" w:sz="4" w:color="BDD7EE"/>
+              <w:bottom w:val="single" w:sz="4" w:color="D9D9D9"/>
               <w:right w:val="nil"/>
             </w:tcBorders>
             <w:vAlign w:val="center"/>
@@ -2033,7 +1955,6 @@
             <w:r>
               <w:rPr>
                 <w:b/>
-                <w:color w:val="1F4E79"/>
                 <w:sz w:val="20"/>
               </w:rPr>
               <w:t>idRolPermiso</w:t>
@@ -2046,7 +1967,7 @@
             <w:tcBorders>
               <w:top w:val="nil"/>
               <w:left w:val="nil"/>
-              <w:bottom w:val="single" w:sz="4" w:color="BDD7EE"/>
+              <w:bottom w:val="single" w:sz="4" w:color="D9D9D9"/>
               <w:right w:val="nil"/>
             </w:tcBorders>
             <w:vAlign w:val="center"/>
@@ -2071,7 +1992,7 @@
             <w:tcBorders>
               <w:top w:val="nil"/>
               <w:left w:val="nil"/>
-              <w:bottom w:val="single" w:sz="4" w:color="BDD7EE"/>
+              <w:bottom w:val="single" w:sz="4" w:color="D9D9D9"/>
               <w:right w:val="nil"/>
             </w:tcBorders>
             <w:vAlign w:val="center"/>
@@ -2095,7 +2016,7 @@
             <w:tcBorders>
               <w:top w:val="nil"/>
               <w:left w:val="nil"/>
-              <w:bottom w:val="single" w:sz="4" w:color="BDD7EE"/>
+              <w:bottom w:val="single" w:sz="4" w:color="D9D9D9"/>
               <w:right w:val="nil"/>
             </w:tcBorders>
             <w:vAlign w:val="center"/>
@@ -2120,7 +2041,7 @@
             <w:tcBorders>
               <w:top w:val="nil"/>
               <w:left w:val="nil"/>
-              <w:bottom w:val="single" w:sz="4" w:color="BDD7EE"/>
+              <w:bottom w:val="single" w:sz="4" w:color="D9D9D9"/>
               <w:right w:val="nil"/>
             </w:tcBorders>
             <w:vAlign w:val="center"/>
@@ -2150,10 +2071,9 @@
             <w:tcBorders>
               <w:top w:val="nil"/>
               <w:left w:val="nil"/>
-              <w:bottom w:val="single" w:sz="4" w:color="BDD7EE"/>
+              <w:bottom w:val="single" w:sz="4" w:color="D9D9D9"/>
               <w:right w:val="nil"/>
             </w:tcBorders>
-            <w:shd w:val="clear" w:color="auto" w:fill="F2F7FC"/>
             <w:vAlign w:val="center"/>
           </w:tcPr>
           <w:p>
@@ -2165,7 +2085,6 @@
             <w:r>
               <w:rPr>
                 <w:b/>
-                <w:color w:val="1F4E79"/>
                 <w:sz w:val="20"/>
               </w:rPr>
               <w:t>id_Rol</w:t>
@@ -2178,10 +2097,9 @@
             <w:tcBorders>
               <w:top w:val="nil"/>
               <w:left w:val="nil"/>
-              <w:bottom w:val="single" w:sz="4" w:color="BDD7EE"/>
+              <w:bottom w:val="single" w:sz="4" w:color="D9D9D9"/>
               <w:right w:val="nil"/>
             </w:tcBorders>
-            <w:shd w:val="clear" w:color="auto" w:fill="F2F7FC"/>
             <w:vAlign w:val="center"/>
           </w:tcPr>
           <w:p>
@@ -2204,10 +2122,9 @@
             <w:tcBorders>
               <w:top w:val="nil"/>
               <w:left w:val="nil"/>
-              <w:bottom w:val="single" w:sz="4" w:color="BDD7EE"/>
+              <w:bottom w:val="single" w:sz="4" w:color="D9D9D9"/>
               <w:right w:val="nil"/>
             </w:tcBorders>
-            <w:shd w:val="clear" w:color="auto" w:fill="F2F7FC"/>
             <w:vAlign w:val="center"/>
           </w:tcPr>
           <w:p>
@@ -2229,10 +2146,9 @@
             <w:tcBorders>
               <w:top w:val="nil"/>
               <w:left w:val="nil"/>
-              <w:bottom w:val="single" w:sz="4" w:color="BDD7EE"/>
+              <w:bottom w:val="single" w:sz="4" w:color="D9D9D9"/>
               <w:right w:val="nil"/>
             </w:tcBorders>
-            <w:shd w:val="clear" w:color="auto" w:fill="F2F7FC"/>
             <w:vAlign w:val="center"/>
           </w:tcPr>
           <w:p>
@@ -2255,10 +2171,9 @@
             <w:tcBorders>
               <w:top w:val="nil"/>
               <w:left w:val="nil"/>
-              <w:bottom w:val="single" w:sz="4" w:color="BDD7EE"/>
+              <w:bottom w:val="single" w:sz="4" w:color="D9D9D9"/>
               <w:right w:val="nil"/>
             </w:tcBorders>
-            <w:shd w:val="clear" w:color="auto" w:fill="F2F7FC"/>
             <w:vAlign w:val="center"/>
           </w:tcPr>
           <w:p>
@@ -2286,7 +2201,7 @@
             <w:tcBorders>
               <w:top w:val="nil"/>
               <w:left w:val="nil"/>
-              <w:bottom w:val="single" w:sz="4" w:color="BDD7EE"/>
+              <w:bottom w:val="single" w:sz="8" w:color="111111"/>
               <w:right w:val="nil"/>
             </w:tcBorders>
             <w:vAlign w:val="center"/>
@@ -2299,7 +2214,6 @@
             <w:r>
               <w:rPr>
                 <w:b/>
-                <w:color w:val="1F4E79"/>
                 <w:sz w:val="20"/>
               </w:rPr>
               <w:t>id_Permiso</w:t>
@@ -2312,7 +2226,7 @@
             <w:tcBorders>
               <w:top w:val="nil"/>
               <w:left w:val="nil"/>
-              <w:bottom w:val="single" w:sz="4" w:color="BDD7EE"/>
+              <w:bottom w:val="single" w:sz="8" w:color="111111"/>
               <w:right w:val="nil"/>
             </w:tcBorders>
             <w:vAlign w:val="center"/>
@@ -2336,7 +2250,7 @@
             <w:tcBorders>
               <w:top w:val="nil"/>
               <w:left w:val="nil"/>
-              <w:bottom w:val="single" w:sz="4" w:color="BDD7EE"/>
+              <w:bottom w:val="single" w:sz="8" w:color="111111"/>
               <w:right w:val="nil"/>
             </w:tcBorders>
             <w:vAlign w:val="center"/>
@@ -2359,7 +2273,7 @@
             <w:tcBorders>
               <w:top w:val="nil"/>
               <w:left w:val="nil"/>
-              <w:bottom w:val="single" w:sz="4" w:color="BDD7EE"/>
+              <w:bottom w:val="single" w:sz="8" w:color="111111"/>
               <w:right w:val="nil"/>
             </w:tcBorders>
             <w:vAlign w:val="center"/>
@@ -2383,7 +2297,7 @@
             <w:tcBorders>
               <w:top w:val="nil"/>
               <w:left w:val="nil"/>
-              <w:bottom w:val="single" w:sz="4" w:color="BDD7EE"/>
+              <w:bottom w:val="single" w:sz="8" w:color="111111"/>
               <w:right w:val="nil"/>
             </w:tcBorders>
             <w:vAlign w:val="center"/>
@@ -2461,11 +2375,10 @@
         <w:tc>
           <w:tcPr>
             <w:tcW w:type="dxa" w:w="2211"/>
-            <w:shd w:val="clear" w:color="auto" w:fill="1F4E79"/>
             <w:tcBorders>
-              <w:top w:val="nil"/>
+              <w:top w:val="single" w:sz="12" w:color="111111"/>
               <w:left w:val="nil"/>
-              <w:bottom w:val="nil"/>
+              <w:bottom w:val="single" w:sz="8" w:color="111111"/>
               <w:right w:val="nil"/>
             </w:tcBorders>
           </w:tcPr>
@@ -2478,7 +2391,6 @@
             <w:r>
               <w:rPr>
                 <w:b/>
-                <w:color w:val="FFFFFF"/>
                 <w:sz w:val="20"/>
               </w:rPr>
               <w:t>Campo</w:t>
@@ -2488,11 +2400,10 @@
         <w:tc>
           <w:tcPr>
             <w:tcW w:type="dxa" w:w="1304"/>
-            <w:shd w:val="clear" w:color="auto" w:fill="1F4E79"/>
             <w:tcBorders>
-              <w:top w:val="nil"/>
+              <w:top w:val="single" w:sz="12" w:color="111111"/>
               <w:left w:val="nil"/>
-              <w:bottom w:val="nil"/>
+              <w:bottom w:val="single" w:sz="8" w:color="111111"/>
               <w:right w:val="nil"/>
             </w:tcBorders>
           </w:tcPr>
@@ -2505,7 +2416,6 @@
             <w:r>
               <w:rPr>
                 <w:b/>
-                <w:color w:val="FFFFFF"/>
                 <w:sz w:val="20"/>
               </w:rPr>
               <w:t>Tipo</w:t>
@@ -2515,11 +2425,10 @@
         <w:tc>
           <w:tcPr>
             <w:tcW w:type="dxa" w:w="850"/>
-            <w:shd w:val="clear" w:color="auto" w:fill="1F4E79"/>
             <w:tcBorders>
-              <w:top w:val="nil"/>
+              <w:top w:val="single" w:sz="12" w:color="111111"/>
               <w:left w:val="nil"/>
-              <w:bottom w:val="nil"/>
+              <w:bottom w:val="single" w:sz="8" w:color="111111"/>
               <w:right w:val="nil"/>
             </w:tcBorders>
           </w:tcPr>
@@ -2532,7 +2441,6 @@
             <w:r>
               <w:rPr>
                 <w:b/>
-                <w:color w:val="FFFFFF"/>
                 <w:sz w:val="20"/>
               </w:rPr>
               <w:t>Long.</w:t>
@@ -2542,11 +2450,10 @@
         <w:tc>
           <w:tcPr>
             <w:tcW w:type="dxa" w:w="2154"/>
-            <w:shd w:val="clear" w:color="auto" w:fill="1F4E79"/>
             <w:tcBorders>
-              <w:top w:val="nil"/>
+              <w:top w:val="single" w:sz="12" w:color="111111"/>
               <w:left w:val="nil"/>
-              <w:bottom w:val="nil"/>
+              <w:bottom w:val="single" w:sz="8" w:color="111111"/>
               <w:right w:val="nil"/>
             </w:tcBorders>
           </w:tcPr>
@@ -2559,7 +2466,6 @@
             <w:r>
               <w:rPr>
                 <w:b/>
-                <w:color w:val="FFFFFF"/>
                 <w:sz w:val="20"/>
               </w:rPr>
               <w:t>Restricciones</w:t>
@@ -2569,11 +2475,10 @@
         <w:tc>
           <w:tcPr>
             <w:tcW w:type="dxa" w:w="2835"/>
-            <w:shd w:val="clear" w:color="auto" w:fill="1F4E79"/>
             <w:tcBorders>
-              <w:top w:val="nil"/>
+              <w:top w:val="single" w:sz="12" w:color="111111"/>
               <w:left w:val="nil"/>
-              <w:bottom w:val="nil"/>
+              <w:bottom w:val="single" w:sz="8" w:color="111111"/>
               <w:right w:val="nil"/>
             </w:tcBorders>
           </w:tcPr>
@@ -2586,7 +2491,6 @@
             <w:r>
               <w:rPr>
                 <w:b/>
-                <w:color w:val="FFFFFF"/>
                 <w:sz w:val="20"/>
               </w:rPr>
               <w:t>Descripción</w:t>
@@ -2604,7 +2508,7 @@
             <w:tcBorders>
               <w:top w:val="nil"/>
               <w:left w:val="nil"/>
-              <w:bottom w:val="single" w:sz="4" w:color="BDD7EE"/>
+              <w:bottom w:val="single" w:sz="4" w:color="D9D9D9"/>
               <w:right w:val="nil"/>
             </w:tcBorders>
             <w:vAlign w:val="center"/>
@@ -2618,7 +2522,6 @@
             <w:r>
               <w:rPr>
                 <w:b/>
-                <w:color w:val="1F4E79"/>
                 <w:sz w:val="20"/>
               </w:rPr>
               <w:t>idUsuario</w:t>
@@ -2631,7 +2534,7 @@
             <w:tcBorders>
               <w:top w:val="nil"/>
               <w:left w:val="nil"/>
-              <w:bottom w:val="single" w:sz="4" w:color="BDD7EE"/>
+              <w:bottom w:val="single" w:sz="4" w:color="D9D9D9"/>
               <w:right w:val="nil"/>
             </w:tcBorders>
             <w:vAlign w:val="center"/>
@@ -2656,7 +2559,7 @@
             <w:tcBorders>
               <w:top w:val="nil"/>
               <w:left w:val="nil"/>
-              <w:bottom w:val="single" w:sz="4" w:color="BDD7EE"/>
+              <w:bottom w:val="single" w:sz="4" w:color="D9D9D9"/>
               <w:right w:val="nil"/>
             </w:tcBorders>
             <w:vAlign w:val="center"/>
@@ -2680,7 +2583,7 @@
             <w:tcBorders>
               <w:top w:val="nil"/>
               <w:left w:val="nil"/>
-              <w:bottom w:val="single" w:sz="4" w:color="BDD7EE"/>
+              <w:bottom w:val="single" w:sz="4" w:color="D9D9D9"/>
               <w:right w:val="nil"/>
             </w:tcBorders>
             <w:vAlign w:val="center"/>
@@ -2705,7 +2608,7 @@
             <w:tcBorders>
               <w:top w:val="nil"/>
               <w:left w:val="nil"/>
-              <w:bottom w:val="single" w:sz="4" w:color="BDD7EE"/>
+              <w:bottom w:val="single" w:sz="4" w:color="D9D9D9"/>
               <w:right w:val="nil"/>
             </w:tcBorders>
             <w:vAlign w:val="center"/>
@@ -2735,10 +2638,9 @@
             <w:tcBorders>
               <w:top w:val="nil"/>
               <w:left w:val="nil"/>
-              <w:bottom w:val="single" w:sz="4" w:color="BDD7EE"/>
+              <w:bottom w:val="single" w:sz="4" w:color="D9D9D9"/>
               <w:right w:val="nil"/>
             </w:tcBorders>
-            <w:shd w:val="clear" w:color="auto" w:fill="F2F7FC"/>
             <w:vAlign w:val="center"/>
           </w:tcPr>
           <w:p>
@@ -2750,7 +2652,6 @@
             <w:r>
               <w:rPr>
                 <w:b/>
-                <w:color w:val="1F4E79"/>
                 <w:sz w:val="20"/>
               </w:rPr>
               <w:t>nombreUsuario</w:t>
@@ -2763,10 +2664,9 @@
             <w:tcBorders>
               <w:top w:val="nil"/>
               <w:left w:val="nil"/>
-              <w:bottom w:val="single" w:sz="4" w:color="BDD7EE"/>
+              <w:bottom w:val="single" w:sz="4" w:color="D9D9D9"/>
               <w:right w:val="nil"/>
             </w:tcBorders>
-            <w:shd w:val="clear" w:color="auto" w:fill="F2F7FC"/>
             <w:vAlign w:val="center"/>
           </w:tcPr>
           <w:p>
@@ -2789,10 +2689,9 @@
             <w:tcBorders>
               <w:top w:val="nil"/>
               <w:left w:val="nil"/>
-              <w:bottom w:val="single" w:sz="4" w:color="BDD7EE"/>
+              <w:bottom w:val="single" w:sz="4" w:color="D9D9D9"/>
               <w:right w:val="nil"/>
             </w:tcBorders>
-            <w:shd w:val="clear" w:color="auto" w:fill="F2F7FC"/>
             <w:vAlign w:val="center"/>
           </w:tcPr>
           <w:p>
@@ -2815,10 +2714,9 @@
             <w:tcBorders>
               <w:top w:val="nil"/>
               <w:left w:val="nil"/>
-              <w:bottom w:val="single" w:sz="4" w:color="BDD7EE"/>
+              <w:bottom w:val="single" w:sz="4" w:color="D9D9D9"/>
               <w:right w:val="nil"/>
             </w:tcBorders>
-            <w:shd w:val="clear" w:color="auto" w:fill="F2F7FC"/>
             <w:vAlign w:val="center"/>
           </w:tcPr>
           <w:p>
@@ -2841,10 +2739,9 @@
             <w:tcBorders>
               <w:top w:val="nil"/>
               <w:left w:val="nil"/>
-              <w:bottom w:val="single" w:sz="4" w:color="BDD7EE"/>
+              <w:bottom w:val="single" w:sz="4" w:color="D9D9D9"/>
               <w:right w:val="nil"/>
             </w:tcBorders>
-            <w:shd w:val="clear" w:color="auto" w:fill="F2F7FC"/>
             <w:vAlign w:val="center"/>
           </w:tcPr>
           <w:p>
@@ -2872,7 +2769,7 @@
             <w:tcBorders>
               <w:top w:val="nil"/>
               <w:left w:val="nil"/>
-              <w:bottom w:val="single" w:sz="4" w:color="BDD7EE"/>
+              <w:bottom w:val="single" w:sz="4" w:color="D9D9D9"/>
               <w:right w:val="nil"/>
             </w:tcBorders>
             <w:vAlign w:val="center"/>
@@ -2886,7 +2783,6 @@
             <w:r>
               <w:rPr>
                 <w:b/>
-                <w:color w:val="1F4E79"/>
                 <w:sz w:val="20"/>
               </w:rPr>
               <w:t>clave</w:t>
@@ -2899,7 +2795,7 @@
             <w:tcBorders>
               <w:top w:val="nil"/>
               <w:left w:val="nil"/>
-              <w:bottom w:val="single" w:sz="4" w:color="BDD7EE"/>
+              <w:bottom w:val="single" w:sz="4" w:color="D9D9D9"/>
               <w:right w:val="nil"/>
             </w:tcBorders>
             <w:vAlign w:val="center"/>
@@ -2924,7 +2820,7 @@
             <w:tcBorders>
               <w:top w:val="nil"/>
               <w:left w:val="nil"/>
-              <w:bottom w:val="single" w:sz="4" w:color="BDD7EE"/>
+              <w:bottom w:val="single" w:sz="4" w:color="D9D9D9"/>
               <w:right w:val="nil"/>
             </w:tcBorders>
             <w:vAlign w:val="center"/>
@@ -2949,7 +2845,7 @@
             <w:tcBorders>
               <w:top w:val="nil"/>
               <w:left w:val="nil"/>
-              <w:bottom w:val="single" w:sz="4" w:color="BDD7EE"/>
+              <w:bottom w:val="single" w:sz="4" w:color="D9D9D9"/>
               <w:right w:val="nil"/>
             </w:tcBorders>
             <w:vAlign w:val="center"/>
@@ -2974,7 +2870,7 @@
             <w:tcBorders>
               <w:top w:val="nil"/>
               <w:left w:val="nil"/>
-              <w:bottom w:val="single" w:sz="4" w:color="BDD7EE"/>
+              <w:bottom w:val="single" w:sz="4" w:color="D9D9D9"/>
               <w:right w:val="nil"/>
             </w:tcBorders>
             <w:vAlign w:val="center"/>
@@ -3004,10 +2900,9 @@
             <w:tcBorders>
               <w:top w:val="nil"/>
               <w:left w:val="nil"/>
-              <w:bottom w:val="single" w:sz="4" w:color="BDD7EE"/>
+              <w:bottom w:val="single" w:sz="4" w:color="D9D9D9"/>
               <w:right w:val="nil"/>
             </w:tcBorders>
-            <w:shd w:val="clear" w:color="auto" w:fill="F2F7FC"/>
             <w:vAlign w:val="center"/>
           </w:tcPr>
           <w:p>
@@ -3019,7 +2914,6 @@
             <w:r>
               <w:rPr>
                 <w:b/>
-                <w:color w:val="1F4E79"/>
                 <w:sz w:val="20"/>
               </w:rPr>
               <w:t>nombreCompleto</w:t>
@@ -3032,10 +2926,9 @@
             <w:tcBorders>
               <w:top w:val="nil"/>
               <w:left w:val="nil"/>
-              <w:bottom w:val="single" w:sz="4" w:color="BDD7EE"/>
+              <w:bottom w:val="single" w:sz="4" w:color="D9D9D9"/>
               <w:right w:val="nil"/>
             </w:tcBorders>
-            <w:shd w:val="clear" w:color="auto" w:fill="F2F7FC"/>
             <w:vAlign w:val="center"/>
           </w:tcPr>
           <w:p>
@@ -3058,10 +2951,9 @@
             <w:tcBorders>
               <w:top w:val="nil"/>
               <w:left w:val="nil"/>
-              <w:bottom w:val="single" w:sz="4" w:color="BDD7EE"/>
+              <w:bottom w:val="single" w:sz="4" w:color="D9D9D9"/>
               <w:right w:val="nil"/>
             </w:tcBorders>
-            <w:shd w:val="clear" w:color="auto" w:fill="F2F7FC"/>
             <w:vAlign w:val="center"/>
           </w:tcPr>
           <w:p>
@@ -3084,10 +2976,9 @@
             <w:tcBorders>
               <w:top w:val="nil"/>
               <w:left w:val="nil"/>
-              <w:bottom w:val="single" w:sz="4" w:color="BDD7EE"/>
+              <w:bottom w:val="single" w:sz="4" w:color="D9D9D9"/>
               <w:right w:val="nil"/>
             </w:tcBorders>
-            <w:shd w:val="clear" w:color="auto" w:fill="F2F7FC"/>
             <w:vAlign w:val="center"/>
           </w:tcPr>
           <w:p>
@@ -3110,10 +3001,9 @@
             <w:tcBorders>
               <w:top w:val="nil"/>
               <w:left w:val="nil"/>
-              <w:bottom w:val="single" w:sz="4" w:color="BDD7EE"/>
+              <w:bottom w:val="single" w:sz="4" w:color="D9D9D9"/>
               <w:right w:val="nil"/>
             </w:tcBorders>
-            <w:shd w:val="clear" w:color="auto" w:fill="F2F7FC"/>
             <w:vAlign w:val="center"/>
           </w:tcPr>
           <w:p>
@@ -3141,7 +3031,7 @@
             <w:tcBorders>
               <w:top w:val="nil"/>
               <w:left w:val="nil"/>
-              <w:bottom w:val="single" w:sz="4" w:color="BDD7EE"/>
+              <w:bottom w:val="single" w:sz="4" w:color="D9D9D9"/>
               <w:right w:val="nil"/>
             </w:tcBorders>
             <w:vAlign w:val="center"/>
@@ -3155,7 +3045,6 @@
             <w:r>
               <w:rPr>
                 <w:b/>
-                <w:color w:val="1F4E79"/>
                 <w:sz w:val="20"/>
               </w:rPr>
               <w:t>id_Rol</w:t>
@@ -3168,7 +3057,7 @@
             <w:tcBorders>
               <w:top w:val="nil"/>
               <w:left w:val="nil"/>
-              <w:bottom w:val="single" w:sz="4" w:color="BDD7EE"/>
+              <w:bottom w:val="single" w:sz="4" w:color="D9D9D9"/>
               <w:right w:val="nil"/>
             </w:tcBorders>
             <w:vAlign w:val="center"/>
@@ -3193,7 +3082,7 @@
             <w:tcBorders>
               <w:top w:val="nil"/>
               <w:left w:val="nil"/>
-              <w:bottom w:val="single" w:sz="4" w:color="BDD7EE"/>
+              <w:bottom w:val="single" w:sz="4" w:color="D9D9D9"/>
               <w:right w:val="nil"/>
             </w:tcBorders>
             <w:vAlign w:val="center"/>
@@ -3217,7 +3106,7 @@
             <w:tcBorders>
               <w:top w:val="nil"/>
               <w:left w:val="nil"/>
-              <w:bottom w:val="single" w:sz="4" w:color="BDD7EE"/>
+              <w:bottom w:val="single" w:sz="4" w:color="D9D9D9"/>
               <w:right w:val="nil"/>
             </w:tcBorders>
             <w:vAlign w:val="center"/>
@@ -3242,7 +3131,7 @@
             <w:tcBorders>
               <w:top w:val="nil"/>
               <w:left w:val="nil"/>
-              <w:bottom w:val="single" w:sz="4" w:color="BDD7EE"/>
+              <w:bottom w:val="single" w:sz="4" w:color="D9D9D9"/>
               <w:right w:val="nil"/>
             </w:tcBorders>
             <w:vAlign w:val="center"/>
@@ -3272,10 +3161,9 @@
             <w:tcBorders>
               <w:top w:val="nil"/>
               <w:left w:val="nil"/>
-              <w:bottom w:val="single" w:sz="4" w:color="BDD7EE"/>
+              <w:bottom w:val="single" w:sz="8" w:color="111111"/>
               <w:right w:val="nil"/>
             </w:tcBorders>
-            <w:shd w:val="clear" w:color="auto" w:fill="F2F7FC"/>
             <w:vAlign w:val="center"/>
           </w:tcPr>
           <w:p>
@@ -3286,7 +3174,6 @@
             <w:r>
               <w:rPr>
                 <w:b/>
-                <w:color w:val="1F4E79"/>
                 <w:sz w:val="20"/>
               </w:rPr>
               <w:t>activo</w:t>
@@ -3299,10 +3186,9 @@
             <w:tcBorders>
               <w:top w:val="nil"/>
               <w:left w:val="nil"/>
-              <w:bottom w:val="single" w:sz="4" w:color="BDD7EE"/>
+              <w:bottom w:val="single" w:sz="8" w:color="111111"/>
               <w:right w:val="nil"/>
             </w:tcBorders>
-            <w:shd w:val="clear" w:color="auto" w:fill="F2F7FC"/>
             <w:vAlign w:val="center"/>
           </w:tcPr>
           <w:p>
@@ -3324,10 +3210,9 @@
             <w:tcBorders>
               <w:top w:val="nil"/>
               <w:left w:val="nil"/>
-              <w:bottom w:val="single" w:sz="4" w:color="BDD7EE"/>
+              <w:bottom w:val="single" w:sz="8" w:color="111111"/>
               <w:right w:val="nil"/>
             </w:tcBorders>
-            <w:shd w:val="clear" w:color="auto" w:fill="F2F7FC"/>
             <w:vAlign w:val="center"/>
           </w:tcPr>
           <w:p>
@@ -3348,10 +3233,9 @@
             <w:tcBorders>
               <w:top w:val="nil"/>
               <w:left w:val="nil"/>
-              <w:bottom w:val="single" w:sz="4" w:color="BDD7EE"/>
+              <w:bottom w:val="single" w:sz="8" w:color="111111"/>
               <w:right w:val="nil"/>
             </w:tcBorders>
-            <w:shd w:val="clear" w:color="auto" w:fill="F2F7FC"/>
             <w:vAlign w:val="center"/>
           </w:tcPr>
           <w:p>
@@ -3373,10 +3257,9 @@
             <w:tcBorders>
               <w:top w:val="nil"/>
               <w:left w:val="nil"/>
-              <w:bottom w:val="single" w:sz="4" w:color="BDD7EE"/>
+              <w:bottom w:val="single" w:sz="8" w:color="111111"/>
               <w:right w:val="nil"/>
             </w:tcBorders>
-            <w:shd w:val="clear" w:color="auto" w:fill="F2F7FC"/>
             <w:vAlign w:val="center"/>
           </w:tcPr>
           <w:p>
@@ -3452,11 +3335,10 @@
         <w:tc>
           <w:tcPr>
             <w:tcW w:type="dxa" w:w="2211"/>
-            <w:shd w:val="clear" w:color="auto" w:fill="1F4E79"/>
             <w:tcBorders>
-              <w:top w:val="nil"/>
+              <w:top w:val="single" w:sz="12" w:color="111111"/>
               <w:left w:val="nil"/>
-              <w:bottom w:val="nil"/>
+              <w:bottom w:val="single" w:sz="8" w:color="111111"/>
               <w:right w:val="nil"/>
             </w:tcBorders>
           </w:tcPr>
@@ -3469,7 +3351,6 @@
             <w:r>
               <w:rPr>
                 <w:b/>
-                <w:color w:val="FFFFFF"/>
                 <w:sz w:val="20"/>
               </w:rPr>
               <w:t>Campo</w:t>
@@ -3479,11 +3360,10 @@
         <w:tc>
           <w:tcPr>
             <w:tcW w:type="dxa" w:w="1304"/>
-            <w:shd w:val="clear" w:color="auto" w:fill="1F4E79"/>
             <w:tcBorders>
-              <w:top w:val="nil"/>
+              <w:top w:val="single" w:sz="12" w:color="111111"/>
               <w:left w:val="nil"/>
-              <w:bottom w:val="nil"/>
+              <w:bottom w:val="single" w:sz="8" w:color="111111"/>
               <w:right w:val="nil"/>
             </w:tcBorders>
           </w:tcPr>
@@ -3496,7 +3376,6 @@
             <w:r>
               <w:rPr>
                 <w:b/>
-                <w:color w:val="FFFFFF"/>
                 <w:sz w:val="20"/>
               </w:rPr>
               <w:t>Tipo</w:t>
@@ -3506,11 +3385,10 @@
         <w:tc>
           <w:tcPr>
             <w:tcW w:type="dxa" w:w="850"/>
-            <w:shd w:val="clear" w:color="auto" w:fill="1F4E79"/>
             <w:tcBorders>
-              <w:top w:val="nil"/>
+              <w:top w:val="single" w:sz="12" w:color="111111"/>
               <w:left w:val="nil"/>
-              <w:bottom w:val="nil"/>
+              <w:bottom w:val="single" w:sz="8" w:color="111111"/>
               <w:right w:val="nil"/>
             </w:tcBorders>
           </w:tcPr>
@@ -3523,7 +3401,6 @@
             <w:r>
               <w:rPr>
                 <w:b/>
-                <w:color w:val="FFFFFF"/>
                 <w:sz w:val="20"/>
               </w:rPr>
               <w:t>Long.</w:t>
@@ -3533,11 +3410,10 @@
         <w:tc>
           <w:tcPr>
             <w:tcW w:type="dxa" w:w="2154"/>
-            <w:shd w:val="clear" w:color="auto" w:fill="1F4E79"/>
             <w:tcBorders>
-              <w:top w:val="nil"/>
+              <w:top w:val="single" w:sz="12" w:color="111111"/>
               <w:left w:val="nil"/>
-              <w:bottom w:val="nil"/>
+              <w:bottom w:val="single" w:sz="8" w:color="111111"/>
               <w:right w:val="nil"/>
             </w:tcBorders>
           </w:tcPr>
@@ -3550,7 +3426,6 @@
             <w:r>
               <w:rPr>
                 <w:b/>
-                <w:color w:val="FFFFFF"/>
                 <w:sz w:val="20"/>
               </w:rPr>
               <w:t>Restricciones</w:t>
@@ -3560,11 +3435,10 @@
         <w:tc>
           <w:tcPr>
             <w:tcW w:type="dxa" w:w="2835"/>
-            <w:shd w:val="clear" w:color="auto" w:fill="1F4E79"/>
             <w:tcBorders>
-              <w:top w:val="nil"/>
+              <w:top w:val="single" w:sz="12" w:color="111111"/>
               <w:left w:val="nil"/>
-              <w:bottom w:val="nil"/>
+              <w:bottom w:val="single" w:sz="8" w:color="111111"/>
               <w:right w:val="nil"/>
             </w:tcBorders>
           </w:tcPr>
@@ -3577,7 +3451,6 @@
             <w:r>
               <w:rPr>
                 <w:b/>
-                <w:color w:val="FFFFFF"/>
                 <w:sz w:val="20"/>
               </w:rPr>
               <w:t>Descripción</w:t>
@@ -3595,7 +3468,7 @@
             <w:tcBorders>
               <w:top w:val="nil"/>
               <w:left w:val="nil"/>
-              <w:bottom w:val="single" w:sz="4" w:color="BDD7EE"/>
+              <w:bottom w:val="single" w:sz="4" w:color="D9D9D9"/>
               <w:right w:val="nil"/>
             </w:tcBorders>
             <w:vAlign w:val="center"/>
@@ -3609,7 +3482,6 @@
             <w:r>
               <w:rPr>
                 <w:b/>
-                <w:color w:val="1F4E79"/>
                 <w:sz w:val="20"/>
               </w:rPr>
               <w:t>idEspecialidad</w:t>
@@ -3622,7 +3494,7 @@
             <w:tcBorders>
               <w:top w:val="nil"/>
               <w:left w:val="nil"/>
-              <w:bottom w:val="single" w:sz="4" w:color="BDD7EE"/>
+              <w:bottom w:val="single" w:sz="4" w:color="D9D9D9"/>
               <w:right w:val="nil"/>
             </w:tcBorders>
             <w:vAlign w:val="center"/>
@@ -3647,7 +3519,7 @@
             <w:tcBorders>
               <w:top w:val="nil"/>
               <w:left w:val="nil"/>
-              <w:bottom w:val="single" w:sz="4" w:color="BDD7EE"/>
+              <w:bottom w:val="single" w:sz="4" w:color="D9D9D9"/>
               <w:right w:val="nil"/>
             </w:tcBorders>
             <w:vAlign w:val="center"/>
@@ -3671,7 +3543,7 @@
             <w:tcBorders>
               <w:top w:val="nil"/>
               <w:left w:val="nil"/>
-              <w:bottom w:val="single" w:sz="4" w:color="BDD7EE"/>
+              <w:bottom w:val="single" w:sz="4" w:color="D9D9D9"/>
               <w:right w:val="nil"/>
             </w:tcBorders>
             <w:vAlign w:val="center"/>
@@ -3696,7 +3568,7 @@
             <w:tcBorders>
               <w:top w:val="nil"/>
               <w:left w:val="nil"/>
-              <w:bottom w:val="single" w:sz="4" w:color="BDD7EE"/>
+              <w:bottom w:val="single" w:sz="4" w:color="D9D9D9"/>
               <w:right w:val="nil"/>
             </w:tcBorders>
             <w:vAlign w:val="center"/>
@@ -3726,10 +3598,9 @@
             <w:tcBorders>
               <w:top w:val="nil"/>
               <w:left w:val="nil"/>
-              <w:bottom w:val="single" w:sz="4" w:color="BDD7EE"/>
+              <w:bottom w:val="single" w:sz="8" w:color="111111"/>
               <w:right w:val="nil"/>
             </w:tcBorders>
-            <w:shd w:val="clear" w:color="auto" w:fill="F2F7FC"/>
             <w:vAlign w:val="center"/>
           </w:tcPr>
           <w:p>
@@ -3740,7 +3611,6 @@
             <w:r>
               <w:rPr>
                 <w:b/>
-                <w:color w:val="1F4E79"/>
                 <w:sz w:val="20"/>
               </w:rPr>
               <w:t>nombreEspecialidad</w:t>
@@ -3753,10 +3623,9 @@
             <w:tcBorders>
               <w:top w:val="nil"/>
               <w:left w:val="nil"/>
-              <w:bottom w:val="single" w:sz="4" w:color="BDD7EE"/>
+              <w:bottom w:val="single" w:sz="8" w:color="111111"/>
               <w:right w:val="nil"/>
             </w:tcBorders>
-            <w:shd w:val="clear" w:color="auto" w:fill="F2F7FC"/>
             <w:vAlign w:val="center"/>
           </w:tcPr>
           <w:p>
@@ -3778,10 +3647,9 @@
             <w:tcBorders>
               <w:top w:val="nil"/>
               <w:left w:val="nil"/>
-              <w:bottom w:val="single" w:sz="4" w:color="BDD7EE"/>
+              <w:bottom w:val="single" w:sz="8" w:color="111111"/>
               <w:right w:val="nil"/>
             </w:tcBorders>
-            <w:shd w:val="clear" w:color="auto" w:fill="F2F7FC"/>
             <w:vAlign w:val="center"/>
           </w:tcPr>
           <w:p>
@@ -3803,10 +3671,9 @@
             <w:tcBorders>
               <w:top w:val="nil"/>
               <w:left w:val="nil"/>
-              <w:bottom w:val="single" w:sz="4" w:color="BDD7EE"/>
+              <w:bottom w:val="single" w:sz="8" w:color="111111"/>
               <w:right w:val="nil"/>
             </w:tcBorders>
-            <w:shd w:val="clear" w:color="auto" w:fill="F2F7FC"/>
             <w:vAlign w:val="center"/>
           </w:tcPr>
           <w:p>
@@ -3828,10 +3695,9 @@
             <w:tcBorders>
               <w:top w:val="nil"/>
               <w:left w:val="nil"/>
-              <w:bottom w:val="single" w:sz="4" w:color="BDD7EE"/>
+              <w:bottom w:val="single" w:sz="8" w:color="111111"/>
               <w:right w:val="nil"/>
             </w:tcBorders>
-            <w:shd w:val="clear" w:color="auto" w:fill="F2F7FC"/>
             <w:vAlign w:val="center"/>
           </w:tcPr>
           <w:p>
@@ -3907,11 +3773,10 @@
         <w:tc>
           <w:tcPr>
             <w:tcW w:type="dxa" w:w="2211"/>
-            <w:shd w:val="clear" w:color="auto" w:fill="1F4E79"/>
             <w:tcBorders>
-              <w:top w:val="nil"/>
+              <w:top w:val="single" w:sz="12" w:color="111111"/>
               <w:left w:val="nil"/>
-              <w:bottom w:val="nil"/>
+              <w:bottom w:val="single" w:sz="8" w:color="111111"/>
               <w:right w:val="nil"/>
             </w:tcBorders>
           </w:tcPr>
@@ -3924,7 +3789,6 @@
             <w:r>
               <w:rPr>
                 <w:b/>
-                <w:color w:val="FFFFFF"/>
                 <w:sz w:val="20"/>
               </w:rPr>
               <w:t>Campo</w:t>
@@ -3934,11 +3798,10 @@
         <w:tc>
           <w:tcPr>
             <w:tcW w:type="dxa" w:w="1304"/>
-            <w:shd w:val="clear" w:color="auto" w:fill="1F4E79"/>
             <w:tcBorders>
-              <w:top w:val="nil"/>
+              <w:top w:val="single" w:sz="12" w:color="111111"/>
               <w:left w:val="nil"/>
-              <w:bottom w:val="nil"/>
+              <w:bottom w:val="single" w:sz="8" w:color="111111"/>
               <w:right w:val="nil"/>
             </w:tcBorders>
           </w:tcPr>
@@ -3951,7 +3814,6 @@
             <w:r>
               <w:rPr>
                 <w:b/>
-                <w:color w:val="FFFFFF"/>
                 <w:sz w:val="20"/>
               </w:rPr>
               <w:t>Tipo</w:t>
@@ -3961,11 +3823,10 @@
         <w:tc>
           <w:tcPr>
             <w:tcW w:type="dxa" w:w="850"/>
-            <w:shd w:val="clear" w:color="auto" w:fill="1F4E79"/>
             <w:tcBorders>
-              <w:top w:val="nil"/>
+              <w:top w:val="single" w:sz="12" w:color="111111"/>
               <w:left w:val="nil"/>
-              <w:bottom w:val="nil"/>
+              <w:bottom w:val="single" w:sz="8" w:color="111111"/>
               <w:right w:val="nil"/>
             </w:tcBorders>
           </w:tcPr>
@@ -3978,7 +3839,6 @@
             <w:r>
               <w:rPr>
                 <w:b/>
-                <w:color w:val="FFFFFF"/>
                 <w:sz w:val="20"/>
               </w:rPr>
               <w:t>Long.</w:t>
@@ -3988,11 +3848,10 @@
         <w:tc>
           <w:tcPr>
             <w:tcW w:type="dxa" w:w="2154"/>
-            <w:shd w:val="clear" w:color="auto" w:fill="1F4E79"/>
             <w:tcBorders>
-              <w:top w:val="nil"/>
+              <w:top w:val="single" w:sz="12" w:color="111111"/>
               <w:left w:val="nil"/>
-              <w:bottom w:val="nil"/>
+              <w:bottom w:val="single" w:sz="8" w:color="111111"/>
               <w:right w:val="nil"/>
             </w:tcBorders>
           </w:tcPr>
@@ -4005,7 +3864,6 @@
             <w:r>
               <w:rPr>
                 <w:b/>
-                <w:color w:val="FFFFFF"/>
                 <w:sz w:val="20"/>
               </w:rPr>
               <w:t>Restricciones</w:t>
@@ -4015,11 +3873,10 @@
         <w:tc>
           <w:tcPr>
             <w:tcW w:type="dxa" w:w="2835"/>
-            <w:shd w:val="clear" w:color="auto" w:fill="1F4E79"/>
             <w:tcBorders>
-              <w:top w:val="nil"/>
+              <w:top w:val="single" w:sz="12" w:color="111111"/>
               <w:left w:val="nil"/>
-              <w:bottom w:val="nil"/>
+              <w:bottom w:val="single" w:sz="8" w:color="111111"/>
               <w:right w:val="nil"/>
             </w:tcBorders>
           </w:tcPr>
@@ -4032,7 +3889,6 @@
             <w:r>
               <w:rPr>
                 <w:b/>
-                <w:color w:val="FFFFFF"/>
                 <w:sz w:val="20"/>
               </w:rPr>
               <w:t>Descripción</w:t>
@@ -4050,7 +3906,7 @@
             <w:tcBorders>
               <w:top w:val="nil"/>
               <w:left w:val="nil"/>
-              <w:bottom w:val="single" w:sz="4" w:color="BDD7EE"/>
+              <w:bottom w:val="single" w:sz="4" w:color="D9D9D9"/>
               <w:right w:val="nil"/>
             </w:tcBorders>
             <w:vAlign w:val="center"/>
@@ -4064,7 +3920,6 @@
             <w:r>
               <w:rPr>
                 <w:b/>
-                <w:color w:val="1F4E79"/>
                 <w:sz w:val="20"/>
               </w:rPr>
               <w:t>idMedico</w:t>
@@ -4077,7 +3932,7 @@
             <w:tcBorders>
               <w:top w:val="nil"/>
               <w:left w:val="nil"/>
-              <w:bottom w:val="single" w:sz="4" w:color="BDD7EE"/>
+              <w:bottom w:val="single" w:sz="4" w:color="D9D9D9"/>
               <w:right w:val="nil"/>
             </w:tcBorders>
             <w:vAlign w:val="center"/>
@@ -4102,7 +3957,7 @@
             <w:tcBorders>
               <w:top w:val="nil"/>
               <w:left w:val="nil"/>
-              <w:bottom w:val="single" w:sz="4" w:color="BDD7EE"/>
+              <w:bottom w:val="single" w:sz="4" w:color="D9D9D9"/>
               <w:right w:val="nil"/>
             </w:tcBorders>
             <w:vAlign w:val="center"/>
@@ -4126,7 +3981,7 @@
             <w:tcBorders>
               <w:top w:val="nil"/>
               <w:left w:val="nil"/>
-              <w:bottom w:val="single" w:sz="4" w:color="BDD7EE"/>
+              <w:bottom w:val="single" w:sz="4" w:color="D9D9D9"/>
               <w:right w:val="nil"/>
             </w:tcBorders>
             <w:vAlign w:val="center"/>
@@ -4151,7 +4006,7 @@
             <w:tcBorders>
               <w:top w:val="nil"/>
               <w:left w:val="nil"/>
-              <w:bottom w:val="single" w:sz="4" w:color="BDD7EE"/>
+              <w:bottom w:val="single" w:sz="4" w:color="D9D9D9"/>
               <w:right w:val="nil"/>
             </w:tcBorders>
             <w:vAlign w:val="center"/>
@@ -4181,10 +4036,9 @@
             <w:tcBorders>
               <w:top w:val="nil"/>
               <w:left w:val="nil"/>
-              <w:bottom w:val="single" w:sz="4" w:color="BDD7EE"/>
+              <w:bottom w:val="single" w:sz="4" w:color="D9D9D9"/>
               <w:right w:val="nil"/>
             </w:tcBorders>
-            <w:shd w:val="clear" w:color="auto" w:fill="F2F7FC"/>
             <w:vAlign w:val="center"/>
           </w:tcPr>
           <w:p>
@@ -4196,7 +4050,6 @@
             <w:r>
               <w:rPr>
                 <w:b/>
-                <w:color w:val="1F4E79"/>
                 <w:sz w:val="20"/>
               </w:rPr>
               <w:t>nombreMedico</w:t>
@@ -4209,10 +4062,9 @@
             <w:tcBorders>
               <w:top w:val="nil"/>
               <w:left w:val="nil"/>
-              <w:bottom w:val="single" w:sz="4" w:color="BDD7EE"/>
+              <w:bottom w:val="single" w:sz="4" w:color="D9D9D9"/>
               <w:right w:val="nil"/>
             </w:tcBorders>
-            <w:shd w:val="clear" w:color="auto" w:fill="F2F7FC"/>
             <w:vAlign w:val="center"/>
           </w:tcPr>
           <w:p>
@@ -4235,10 +4087,9 @@
             <w:tcBorders>
               <w:top w:val="nil"/>
               <w:left w:val="nil"/>
-              <w:bottom w:val="single" w:sz="4" w:color="BDD7EE"/>
+              <w:bottom w:val="single" w:sz="4" w:color="D9D9D9"/>
               <w:right w:val="nil"/>
             </w:tcBorders>
-            <w:shd w:val="clear" w:color="auto" w:fill="F2F7FC"/>
             <w:vAlign w:val="center"/>
           </w:tcPr>
           <w:p>
@@ -4261,10 +4112,9 @@
             <w:tcBorders>
               <w:top w:val="nil"/>
               <w:left w:val="nil"/>
-              <w:bottom w:val="single" w:sz="4" w:color="BDD7EE"/>
+              <w:bottom w:val="single" w:sz="4" w:color="D9D9D9"/>
               <w:right w:val="nil"/>
             </w:tcBorders>
-            <w:shd w:val="clear" w:color="auto" w:fill="F2F7FC"/>
             <w:vAlign w:val="center"/>
           </w:tcPr>
           <w:p>
@@ -4287,10 +4137,9 @@
             <w:tcBorders>
               <w:top w:val="nil"/>
               <w:left w:val="nil"/>
-              <w:bottom w:val="single" w:sz="4" w:color="BDD7EE"/>
+              <w:bottom w:val="single" w:sz="4" w:color="D9D9D9"/>
               <w:right w:val="nil"/>
             </w:tcBorders>
-            <w:shd w:val="clear" w:color="auto" w:fill="F2F7FC"/>
             <w:vAlign w:val="center"/>
           </w:tcPr>
           <w:p>
@@ -4318,7 +4167,7 @@
             <w:tcBorders>
               <w:top w:val="nil"/>
               <w:left w:val="nil"/>
-              <w:bottom w:val="single" w:sz="4" w:color="BDD7EE"/>
+              <w:bottom w:val="single" w:sz="4" w:color="D9D9D9"/>
               <w:right w:val="nil"/>
             </w:tcBorders>
             <w:vAlign w:val="center"/>
@@ -4332,7 +4181,6 @@
             <w:r>
               <w:rPr>
                 <w:b/>
-                <w:color w:val="1F4E79"/>
                 <w:sz w:val="20"/>
               </w:rPr>
               <w:t>telefono</w:t>
@@ -4345,7 +4193,7 @@
             <w:tcBorders>
               <w:top w:val="nil"/>
               <w:left w:val="nil"/>
-              <w:bottom w:val="single" w:sz="4" w:color="BDD7EE"/>
+              <w:bottom w:val="single" w:sz="4" w:color="D9D9D9"/>
               <w:right w:val="nil"/>
             </w:tcBorders>
             <w:vAlign w:val="center"/>
@@ -4370,7 +4218,7 @@
             <w:tcBorders>
               <w:top w:val="nil"/>
               <w:left w:val="nil"/>
-              <w:bottom w:val="single" w:sz="4" w:color="BDD7EE"/>
+              <w:bottom w:val="single" w:sz="4" w:color="D9D9D9"/>
               <w:right w:val="nil"/>
             </w:tcBorders>
             <w:vAlign w:val="center"/>
@@ -4395,7 +4243,7 @@
             <w:tcBorders>
               <w:top w:val="nil"/>
               <w:left w:val="nil"/>
-              <w:bottom w:val="single" w:sz="4" w:color="BDD7EE"/>
+              <w:bottom w:val="single" w:sz="4" w:color="D9D9D9"/>
               <w:right w:val="nil"/>
             </w:tcBorders>
             <w:vAlign w:val="center"/>
@@ -4420,7 +4268,7 @@
             <w:tcBorders>
               <w:top w:val="nil"/>
               <w:left w:val="nil"/>
-              <w:bottom w:val="single" w:sz="4" w:color="BDD7EE"/>
+              <w:bottom w:val="single" w:sz="4" w:color="D9D9D9"/>
               <w:right w:val="nil"/>
             </w:tcBorders>
             <w:vAlign w:val="center"/>
@@ -4450,10 +4298,9 @@
             <w:tcBorders>
               <w:top w:val="nil"/>
               <w:left w:val="nil"/>
-              <w:bottom w:val="single" w:sz="4" w:color="BDD7EE"/>
+              <w:bottom w:val="single" w:sz="4" w:color="D9D9D9"/>
               <w:right w:val="nil"/>
             </w:tcBorders>
-            <w:shd w:val="clear" w:color="auto" w:fill="F2F7FC"/>
             <w:vAlign w:val="center"/>
           </w:tcPr>
           <w:p>
@@ -4465,7 +4312,6 @@
             <w:r>
               <w:rPr>
                 <w:b/>
-                <w:color w:val="1F4E79"/>
                 <w:sz w:val="20"/>
               </w:rPr>
               <w:t>correo</w:t>
@@ -4478,10 +4324,9 @@
             <w:tcBorders>
               <w:top w:val="nil"/>
               <w:left w:val="nil"/>
-              <w:bottom w:val="single" w:sz="4" w:color="BDD7EE"/>
+              <w:bottom w:val="single" w:sz="4" w:color="D9D9D9"/>
               <w:right w:val="nil"/>
             </w:tcBorders>
-            <w:shd w:val="clear" w:color="auto" w:fill="F2F7FC"/>
             <w:vAlign w:val="center"/>
           </w:tcPr>
           <w:p>
@@ -4504,10 +4349,9 @@
             <w:tcBorders>
               <w:top w:val="nil"/>
               <w:left w:val="nil"/>
-              <w:bottom w:val="single" w:sz="4" w:color="BDD7EE"/>
+              <w:bottom w:val="single" w:sz="4" w:color="D9D9D9"/>
               <w:right w:val="nil"/>
             </w:tcBorders>
-            <w:shd w:val="clear" w:color="auto" w:fill="F2F7FC"/>
             <w:vAlign w:val="center"/>
           </w:tcPr>
           <w:p>
@@ -4530,10 +4374,9 @@
             <w:tcBorders>
               <w:top w:val="nil"/>
               <w:left w:val="nil"/>
-              <w:bottom w:val="single" w:sz="4" w:color="BDD7EE"/>
+              <w:bottom w:val="single" w:sz="4" w:color="D9D9D9"/>
               <w:right w:val="nil"/>
             </w:tcBorders>
-            <w:shd w:val="clear" w:color="auto" w:fill="F2F7FC"/>
             <w:vAlign w:val="center"/>
           </w:tcPr>
           <w:p>
@@ -4556,10 +4399,9 @@
             <w:tcBorders>
               <w:top w:val="nil"/>
               <w:left w:val="nil"/>
-              <w:bottom w:val="single" w:sz="4" w:color="BDD7EE"/>
+              <w:bottom w:val="single" w:sz="4" w:color="D9D9D9"/>
               <w:right w:val="nil"/>
             </w:tcBorders>
-            <w:shd w:val="clear" w:color="auto" w:fill="F2F7FC"/>
             <w:vAlign w:val="center"/>
           </w:tcPr>
           <w:p>
@@ -4587,7 +4429,7 @@
             <w:tcBorders>
               <w:top w:val="nil"/>
               <w:left w:val="nil"/>
-              <w:bottom w:val="single" w:sz="4" w:color="BDD7EE"/>
+              <w:bottom w:val="single" w:sz="4" w:color="D9D9D9"/>
               <w:right w:val="nil"/>
             </w:tcBorders>
             <w:vAlign w:val="center"/>
@@ -4601,7 +4443,6 @@
             <w:r>
               <w:rPr>
                 <w:b/>
-                <w:color w:val="1F4E79"/>
                 <w:sz w:val="20"/>
               </w:rPr>
               <w:t>id_Especialidad</w:t>
@@ -4614,7 +4455,7 @@
             <w:tcBorders>
               <w:top w:val="nil"/>
               <w:left w:val="nil"/>
-              <w:bottom w:val="single" w:sz="4" w:color="BDD7EE"/>
+              <w:bottom w:val="single" w:sz="4" w:color="D9D9D9"/>
               <w:right w:val="nil"/>
             </w:tcBorders>
             <w:vAlign w:val="center"/>
@@ -4639,7 +4480,7 @@
             <w:tcBorders>
               <w:top w:val="nil"/>
               <w:left w:val="nil"/>
-              <w:bottom w:val="single" w:sz="4" w:color="BDD7EE"/>
+              <w:bottom w:val="single" w:sz="4" w:color="D9D9D9"/>
               <w:right w:val="nil"/>
             </w:tcBorders>
             <w:vAlign w:val="center"/>
@@ -4663,7 +4504,7 @@
             <w:tcBorders>
               <w:top w:val="nil"/>
               <w:left w:val="nil"/>
-              <w:bottom w:val="single" w:sz="4" w:color="BDD7EE"/>
+              <w:bottom w:val="single" w:sz="4" w:color="D9D9D9"/>
               <w:right w:val="nil"/>
             </w:tcBorders>
             <w:vAlign w:val="center"/>
@@ -4688,7 +4529,7 @@
             <w:tcBorders>
               <w:top w:val="nil"/>
               <w:left w:val="nil"/>
-              <w:bottom w:val="single" w:sz="4" w:color="BDD7EE"/>
+              <w:bottom w:val="single" w:sz="4" w:color="D9D9D9"/>
               <w:right w:val="nil"/>
             </w:tcBorders>
             <w:vAlign w:val="center"/>
@@ -4718,10 +4559,9 @@
             <w:tcBorders>
               <w:top w:val="nil"/>
               <w:left w:val="nil"/>
-              <w:bottom w:val="single" w:sz="4" w:color="BDD7EE"/>
+              <w:bottom w:val="single" w:sz="8" w:color="111111"/>
               <w:right w:val="nil"/>
             </w:tcBorders>
-            <w:shd w:val="clear" w:color="auto" w:fill="F2F7FC"/>
             <w:vAlign w:val="center"/>
           </w:tcPr>
           <w:p>
@@ -4732,7 +4572,6 @@
             <w:r>
               <w:rPr>
                 <w:b/>
-                <w:color w:val="1F4E79"/>
                 <w:sz w:val="20"/>
               </w:rPr>
               <w:t>id_Usuario</w:t>
@@ -4745,10 +4584,9 @@
             <w:tcBorders>
               <w:top w:val="nil"/>
               <w:left w:val="nil"/>
-              <w:bottom w:val="single" w:sz="4" w:color="BDD7EE"/>
+              <w:bottom w:val="single" w:sz="8" w:color="111111"/>
               <w:right w:val="nil"/>
             </w:tcBorders>
-            <w:shd w:val="clear" w:color="auto" w:fill="F2F7FC"/>
             <w:vAlign w:val="center"/>
           </w:tcPr>
           <w:p>
@@ -4770,10 +4608,9 @@
             <w:tcBorders>
               <w:top w:val="nil"/>
               <w:left w:val="nil"/>
-              <w:bottom w:val="single" w:sz="4" w:color="BDD7EE"/>
+              <w:bottom w:val="single" w:sz="8" w:color="111111"/>
               <w:right w:val="nil"/>
             </w:tcBorders>
-            <w:shd w:val="clear" w:color="auto" w:fill="F2F7FC"/>
             <w:vAlign w:val="center"/>
           </w:tcPr>
           <w:p>
@@ -4794,10 +4631,9 @@
             <w:tcBorders>
               <w:top w:val="nil"/>
               <w:left w:val="nil"/>
-              <w:bottom w:val="single" w:sz="4" w:color="BDD7EE"/>
+              <w:bottom w:val="single" w:sz="8" w:color="111111"/>
               <w:right w:val="nil"/>
             </w:tcBorders>
-            <w:shd w:val="clear" w:color="auto" w:fill="F2F7FC"/>
             <w:vAlign w:val="center"/>
           </w:tcPr>
           <w:p>
@@ -4819,10 +4655,9 @@
             <w:tcBorders>
               <w:top w:val="nil"/>
               <w:left w:val="nil"/>
-              <w:bottom w:val="single" w:sz="4" w:color="BDD7EE"/>
+              <w:bottom w:val="single" w:sz="8" w:color="111111"/>
               <w:right w:val="nil"/>
             </w:tcBorders>
-            <w:shd w:val="clear" w:color="auto" w:fill="F2F7FC"/>
             <w:vAlign w:val="center"/>
           </w:tcPr>
           <w:p>
@@ -4898,11 +4733,10 @@
         <w:tc>
           <w:tcPr>
             <w:tcW w:type="dxa" w:w="2211"/>
-            <w:shd w:val="clear" w:color="auto" w:fill="1F4E79"/>
             <w:tcBorders>
-              <w:top w:val="nil"/>
+              <w:top w:val="single" w:sz="12" w:color="111111"/>
               <w:left w:val="nil"/>
-              <w:bottom w:val="nil"/>
+              <w:bottom w:val="single" w:sz="8" w:color="111111"/>
               <w:right w:val="nil"/>
             </w:tcBorders>
           </w:tcPr>
@@ -4915,7 +4749,6 @@
             <w:r>
               <w:rPr>
                 <w:b/>
-                <w:color w:val="FFFFFF"/>
                 <w:sz w:val="20"/>
               </w:rPr>
               <w:t>Campo</w:t>
@@ -4925,11 +4758,10 @@
         <w:tc>
           <w:tcPr>
             <w:tcW w:type="dxa" w:w="1304"/>
-            <w:shd w:val="clear" w:color="auto" w:fill="1F4E79"/>
             <w:tcBorders>
-              <w:top w:val="nil"/>
+              <w:top w:val="single" w:sz="12" w:color="111111"/>
               <w:left w:val="nil"/>
-              <w:bottom w:val="nil"/>
+              <w:bottom w:val="single" w:sz="8" w:color="111111"/>
               <w:right w:val="nil"/>
             </w:tcBorders>
           </w:tcPr>
@@ -4942,7 +4774,6 @@
             <w:r>
               <w:rPr>
                 <w:b/>
-                <w:color w:val="FFFFFF"/>
                 <w:sz w:val="20"/>
               </w:rPr>
               <w:t>Tipo</w:t>
@@ -4952,11 +4783,10 @@
         <w:tc>
           <w:tcPr>
             <w:tcW w:type="dxa" w:w="850"/>
-            <w:shd w:val="clear" w:color="auto" w:fill="1F4E79"/>
             <w:tcBorders>
-              <w:top w:val="nil"/>
+              <w:top w:val="single" w:sz="12" w:color="111111"/>
               <w:left w:val="nil"/>
-              <w:bottom w:val="nil"/>
+              <w:bottom w:val="single" w:sz="8" w:color="111111"/>
               <w:right w:val="nil"/>
             </w:tcBorders>
           </w:tcPr>
@@ -4969,7 +4799,6 @@
             <w:r>
               <w:rPr>
                 <w:b/>
-                <w:color w:val="FFFFFF"/>
                 <w:sz w:val="20"/>
               </w:rPr>
               <w:t>Long.</w:t>
@@ -4979,11 +4808,10 @@
         <w:tc>
           <w:tcPr>
             <w:tcW w:type="dxa" w:w="2154"/>
-            <w:shd w:val="clear" w:color="auto" w:fill="1F4E79"/>
             <w:tcBorders>
-              <w:top w:val="nil"/>
+              <w:top w:val="single" w:sz="12" w:color="111111"/>
               <w:left w:val="nil"/>
-              <w:bottom w:val="nil"/>
+              <w:bottom w:val="single" w:sz="8" w:color="111111"/>
               <w:right w:val="nil"/>
             </w:tcBorders>
           </w:tcPr>
@@ -4996,7 +4824,6 @@
             <w:r>
               <w:rPr>
                 <w:b/>
-                <w:color w:val="FFFFFF"/>
                 <w:sz w:val="20"/>
               </w:rPr>
               <w:t>Restricciones</w:t>
@@ -5006,11 +4833,10 @@
         <w:tc>
           <w:tcPr>
             <w:tcW w:type="dxa" w:w="2835"/>
-            <w:shd w:val="clear" w:color="auto" w:fill="1F4E79"/>
             <w:tcBorders>
-              <w:top w:val="nil"/>
+              <w:top w:val="single" w:sz="12" w:color="111111"/>
               <w:left w:val="nil"/>
-              <w:bottom w:val="nil"/>
+              <w:bottom w:val="single" w:sz="8" w:color="111111"/>
               <w:right w:val="nil"/>
             </w:tcBorders>
           </w:tcPr>
@@ -5023,7 +4849,6 @@
             <w:r>
               <w:rPr>
                 <w:b/>
-                <w:color w:val="FFFFFF"/>
                 <w:sz w:val="20"/>
               </w:rPr>
               <w:t>Descripción</w:t>
@@ -5041,7 +4866,7 @@
             <w:tcBorders>
               <w:top w:val="nil"/>
               <w:left w:val="nil"/>
-              <w:bottom w:val="single" w:sz="4" w:color="BDD7EE"/>
+              <w:bottom w:val="single" w:sz="4" w:color="D9D9D9"/>
               <w:right w:val="nil"/>
             </w:tcBorders>
             <w:vAlign w:val="center"/>
@@ -5055,7 +4880,6 @@
             <w:r>
               <w:rPr>
                 <w:b/>
-                <w:color w:val="1F4E79"/>
                 <w:sz w:val="20"/>
               </w:rPr>
               <w:t>idPaciente</w:t>
@@ -5068,7 +4892,7 @@
             <w:tcBorders>
               <w:top w:val="nil"/>
               <w:left w:val="nil"/>
-              <w:bottom w:val="single" w:sz="4" w:color="BDD7EE"/>
+              <w:bottom w:val="single" w:sz="4" w:color="D9D9D9"/>
               <w:right w:val="nil"/>
             </w:tcBorders>
             <w:vAlign w:val="center"/>
@@ -5093,7 +4917,7 @@
             <w:tcBorders>
               <w:top w:val="nil"/>
               <w:left w:val="nil"/>
-              <w:bottom w:val="single" w:sz="4" w:color="BDD7EE"/>
+              <w:bottom w:val="single" w:sz="4" w:color="D9D9D9"/>
               <w:right w:val="nil"/>
             </w:tcBorders>
             <w:vAlign w:val="center"/>
@@ -5117,7 +4941,7 @@
             <w:tcBorders>
               <w:top w:val="nil"/>
               <w:left w:val="nil"/>
-              <w:bottom w:val="single" w:sz="4" w:color="BDD7EE"/>
+              <w:bottom w:val="single" w:sz="4" w:color="D9D9D9"/>
               <w:right w:val="nil"/>
             </w:tcBorders>
             <w:vAlign w:val="center"/>
@@ -5142,7 +4966,7 @@
             <w:tcBorders>
               <w:top w:val="nil"/>
               <w:left w:val="nil"/>
-              <w:bottom w:val="single" w:sz="4" w:color="BDD7EE"/>
+              <w:bottom w:val="single" w:sz="4" w:color="D9D9D9"/>
               <w:right w:val="nil"/>
             </w:tcBorders>
             <w:vAlign w:val="center"/>
@@ -5172,10 +4996,9 @@
             <w:tcBorders>
               <w:top w:val="nil"/>
               <w:left w:val="nil"/>
-              <w:bottom w:val="single" w:sz="4" w:color="BDD7EE"/>
+              <w:bottom w:val="single" w:sz="4" w:color="D9D9D9"/>
               <w:right w:val="nil"/>
             </w:tcBorders>
-            <w:shd w:val="clear" w:color="auto" w:fill="F2F7FC"/>
             <w:vAlign w:val="center"/>
           </w:tcPr>
           <w:p>
@@ -5187,7 +5010,6 @@
             <w:r>
               <w:rPr>
                 <w:b/>
-                <w:color w:val="1F4E79"/>
                 <w:sz w:val="20"/>
               </w:rPr>
               <w:t>nombrePaciente</w:t>
@@ -5200,10 +5022,9 @@
             <w:tcBorders>
               <w:top w:val="nil"/>
               <w:left w:val="nil"/>
-              <w:bottom w:val="single" w:sz="4" w:color="BDD7EE"/>
+              <w:bottom w:val="single" w:sz="4" w:color="D9D9D9"/>
               <w:right w:val="nil"/>
             </w:tcBorders>
-            <w:shd w:val="clear" w:color="auto" w:fill="F2F7FC"/>
             <w:vAlign w:val="center"/>
           </w:tcPr>
           <w:p>
@@ -5226,10 +5047,9 @@
             <w:tcBorders>
               <w:top w:val="nil"/>
               <w:left w:val="nil"/>
-              <w:bottom w:val="single" w:sz="4" w:color="BDD7EE"/>
+              <w:bottom w:val="single" w:sz="4" w:color="D9D9D9"/>
               <w:right w:val="nil"/>
             </w:tcBorders>
-            <w:shd w:val="clear" w:color="auto" w:fill="F2F7FC"/>
             <w:vAlign w:val="center"/>
           </w:tcPr>
           <w:p>
@@ -5252,10 +5072,9 @@
             <w:tcBorders>
               <w:top w:val="nil"/>
               <w:left w:val="nil"/>
-              <w:bottom w:val="single" w:sz="4" w:color="BDD7EE"/>
+              <w:bottom w:val="single" w:sz="4" w:color="D9D9D9"/>
               <w:right w:val="nil"/>
             </w:tcBorders>
-            <w:shd w:val="clear" w:color="auto" w:fill="F2F7FC"/>
             <w:vAlign w:val="center"/>
           </w:tcPr>
           <w:p>
@@ -5278,10 +5097,9 @@
             <w:tcBorders>
               <w:top w:val="nil"/>
               <w:left w:val="nil"/>
-              <w:bottom w:val="single" w:sz="4" w:color="BDD7EE"/>
+              <w:bottom w:val="single" w:sz="4" w:color="D9D9D9"/>
               <w:right w:val="nil"/>
             </w:tcBorders>
-            <w:shd w:val="clear" w:color="auto" w:fill="F2F7FC"/>
             <w:vAlign w:val="center"/>
           </w:tcPr>
           <w:p>
@@ -5309,7 +5127,7 @@
             <w:tcBorders>
               <w:top w:val="nil"/>
               <w:left w:val="nil"/>
-              <w:bottom w:val="single" w:sz="4" w:color="BDD7EE"/>
+              <w:bottom w:val="single" w:sz="4" w:color="D9D9D9"/>
               <w:right w:val="nil"/>
             </w:tcBorders>
             <w:vAlign w:val="center"/>
@@ -5323,7 +5141,6 @@
             <w:r>
               <w:rPr>
                 <w:b/>
-                <w:color w:val="1F4E79"/>
                 <w:sz w:val="20"/>
               </w:rPr>
               <w:t>dui</w:t>
@@ -5336,7 +5153,7 @@
             <w:tcBorders>
               <w:top w:val="nil"/>
               <w:left w:val="nil"/>
-              <w:bottom w:val="single" w:sz="4" w:color="BDD7EE"/>
+              <w:bottom w:val="single" w:sz="4" w:color="D9D9D9"/>
               <w:right w:val="nil"/>
             </w:tcBorders>
             <w:vAlign w:val="center"/>
@@ -5361,7 +5178,7 @@
             <w:tcBorders>
               <w:top w:val="nil"/>
               <w:left w:val="nil"/>
-              <w:bottom w:val="single" w:sz="4" w:color="BDD7EE"/>
+              <w:bottom w:val="single" w:sz="4" w:color="D9D9D9"/>
               <w:right w:val="nil"/>
             </w:tcBorders>
             <w:vAlign w:val="center"/>
@@ -5386,7 +5203,7 @@
             <w:tcBorders>
               <w:top w:val="nil"/>
               <w:left w:val="nil"/>
-              <w:bottom w:val="single" w:sz="4" w:color="BDD7EE"/>
+              <w:bottom w:val="single" w:sz="4" w:color="D9D9D9"/>
               <w:right w:val="nil"/>
             </w:tcBorders>
             <w:vAlign w:val="center"/>
@@ -5411,7 +5228,7 @@
             <w:tcBorders>
               <w:top w:val="nil"/>
               <w:left w:val="nil"/>
-              <w:bottom w:val="single" w:sz="4" w:color="BDD7EE"/>
+              <w:bottom w:val="single" w:sz="4" w:color="D9D9D9"/>
               <w:right w:val="nil"/>
             </w:tcBorders>
             <w:vAlign w:val="center"/>
@@ -5441,10 +5258,9 @@
             <w:tcBorders>
               <w:top w:val="nil"/>
               <w:left w:val="nil"/>
-              <w:bottom w:val="single" w:sz="4" w:color="BDD7EE"/>
+              <w:bottom w:val="single" w:sz="4" w:color="D9D9D9"/>
               <w:right w:val="nil"/>
             </w:tcBorders>
-            <w:shd w:val="clear" w:color="auto" w:fill="F2F7FC"/>
             <w:vAlign w:val="center"/>
           </w:tcPr>
           <w:p>
@@ -5456,7 +5272,6 @@
             <w:r>
               <w:rPr>
                 <w:b/>
-                <w:color w:val="1F4E79"/>
                 <w:sz w:val="20"/>
               </w:rPr>
               <w:t>fechaNacimiento</w:t>
@@ -5469,10 +5284,9 @@
             <w:tcBorders>
               <w:top w:val="nil"/>
               <w:left w:val="nil"/>
-              <w:bottom w:val="single" w:sz="4" w:color="BDD7EE"/>
+              <w:bottom w:val="single" w:sz="4" w:color="D9D9D9"/>
               <w:right w:val="nil"/>
             </w:tcBorders>
-            <w:shd w:val="clear" w:color="auto" w:fill="F2F7FC"/>
             <w:vAlign w:val="center"/>
           </w:tcPr>
           <w:p>
@@ -5495,10 +5309,9 @@
             <w:tcBorders>
               <w:top w:val="nil"/>
               <w:left w:val="nil"/>
-              <w:bottom w:val="single" w:sz="4" w:color="BDD7EE"/>
+              <w:bottom w:val="single" w:sz="4" w:color="D9D9D9"/>
               <w:right w:val="nil"/>
             </w:tcBorders>
-            <w:shd w:val="clear" w:color="auto" w:fill="F2F7FC"/>
             <w:vAlign w:val="center"/>
           </w:tcPr>
           <w:p>
@@ -5520,10 +5333,9 @@
             <w:tcBorders>
               <w:top w:val="nil"/>
               <w:left w:val="nil"/>
-              <w:bottom w:val="single" w:sz="4" w:color="BDD7EE"/>
+              <w:bottom w:val="single" w:sz="4" w:color="D9D9D9"/>
               <w:right w:val="nil"/>
             </w:tcBorders>
-            <w:shd w:val="clear" w:color="auto" w:fill="F2F7FC"/>
             <w:vAlign w:val="center"/>
           </w:tcPr>
           <w:p>
@@ -5546,10 +5358,9 @@
             <w:tcBorders>
               <w:top w:val="nil"/>
               <w:left w:val="nil"/>
-              <w:bottom w:val="single" w:sz="4" w:color="BDD7EE"/>
+              <w:bottom w:val="single" w:sz="4" w:color="D9D9D9"/>
               <w:right w:val="nil"/>
             </w:tcBorders>
-            <w:shd w:val="clear" w:color="auto" w:fill="F2F7FC"/>
             <w:vAlign w:val="center"/>
           </w:tcPr>
           <w:p>
@@ -5577,7 +5388,7 @@
             <w:tcBorders>
               <w:top w:val="nil"/>
               <w:left w:val="nil"/>
-              <w:bottom w:val="single" w:sz="4" w:color="BDD7EE"/>
+              <w:bottom w:val="single" w:sz="4" w:color="D9D9D9"/>
               <w:right w:val="nil"/>
             </w:tcBorders>
             <w:vAlign w:val="center"/>
@@ -5591,7 +5402,6 @@
             <w:r>
               <w:rPr>
                 <w:b/>
-                <w:color w:val="1F4E79"/>
                 <w:sz w:val="20"/>
               </w:rPr>
               <w:t>genero</w:t>
@@ -5604,7 +5414,7 @@
             <w:tcBorders>
               <w:top w:val="nil"/>
               <w:left w:val="nil"/>
-              <w:bottom w:val="single" w:sz="4" w:color="BDD7EE"/>
+              <w:bottom w:val="single" w:sz="4" w:color="D9D9D9"/>
               <w:right w:val="nil"/>
             </w:tcBorders>
             <w:vAlign w:val="center"/>
@@ -5629,7 +5439,7 @@
             <w:tcBorders>
               <w:top w:val="nil"/>
               <w:left w:val="nil"/>
-              <w:bottom w:val="single" w:sz="4" w:color="BDD7EE"/>
+              <w:bottom w:val="single" w:sz="4" w:color="D9D9D9"/>
               <w:right w:val="nil"/>
             </w:tcBorders>
             <w:vAlign w:val="center"/>
@@ -5654,7 +5464,7 @@
             <w:tcBorders>
               <w:top w:val="nil"/>
               <w:left w:val="nil"/>
-              <w:bottom w:val="single" w:sz="4" w:color="BDD7EE"/>
+              <w:bottom w:val="single" w:sz="4" w:color="D9D9D9"/>
               <w:right w:val="nil"/>
             </w:tcBorders>
             <w:vAlign w:val="center"/>
@@ -5679,7 +5489,7 @@
             <w:tcBorders>
               <w:top w:val="nil"/>
               <w:left w:val="nil"/>
-              <w:bottom w:val="single" w:sz="4" w:color="BDD7EE"/>
+              <w:bottom w:val="single" w:sz="4" w:color="D9D9D9"/>
               <w:right w:val="nil"/>
             </w:tcBorders>
             <w:vAlign w:val="center"/>
@@ -5709,10 +5519,9 @@
             <w:tcBorders>
               <w:top w:val="nil"/>
               <w:left w:val="nil"/>
-              <w:bottom w:val="single" w:sz="4" w:color="BDD7EE"/>
+              <w:bottom w:val="single" w:sz="4" w:color="D9D9D9"/>
               <w:right w:val="nil"/>
             </w:tcBorders>
-            <w:shd w:val="clear" w:color="auto" w:fill="F2F7FC"/>
             <w:vAlign w:val="center"/>
           </w:tcPr>
           <w:p>
@@ -5724,7 +5533,6 @@
             <w:r>
               <w:rPr>
                 <w:b/>
-                <w:color w:val="1F4E79"/>
                 <w:sz w:val="20"/>
               </w:rPr>
               <w:t>telefono</w:t>
@@ -5737,10 +5545,9 @@
             <w:tcBorders>
               <w:top w:val="nil"/>
               <w:left w:val="nil"/>
-              <w:bottom w:val="single" w:sz="4" w:color="BDD7EE"/>
+              <w:bottom w:val="single" w:sz="4" w:color="D9D9D9"/>
               <w:right w:val="nil"/>
             </w:tcBorders>
-            <w:shd w:val="clear" w:color="auto" w:fill="F2F7FC"/>
             <w:vAlign w:val="center"/>
           </w:tcPr>
           <w:p>
@@ -5763,10 +5570,9 @@
             <w:tcBorders>
               <w:top w:val="nil"/>
               <w:left w:val="nil"/>
-              <w:bottom w:val="single" w:sz="4" w:color="BDD7EE"/>
+              <w:bottom w:val="single" w:sz="4" w:color="D9D9D9"/>
               <w:right w:val="nil"/>
             </w:tcBorders>
-            <w:shd w:val="clear" w:color="auto" w:fill="F2F7FC"/>
             <w:vAlign w:val="center"/>
           </w:tcPr>
           <w:p>
@@ -5789,10 +5595,9 @@
             <w:tcBorders>
               <w:top w:val="nil"/>
               <w:left w:val="nil"/>
-              <w:bottom w:val="single" w:sz="4" w:color="BDD7EE"/>
+              <w:bottom w:val="single" w:sz="4" w:color="D9D9D9"/>
               <w:right w:val="nil"/>
             </w:tcBorders>
-            <w:shd w:val="clear" w:color="auto" w:fill="F2F7FC"/>
             <w:vAlign w:val="center"/>
           </w:tcPr>
           <w:p>
@@ -5815,10 +5620,9 @@
             <w:tcBorders>
               <w:top w:val="nil"/>
               <w:left w:val="nil"/>
-              <w:bottom w:val="single" w:sz="4" w:color="BDD7EE"/>
+              <w:bottom w:val="single" w:sz="4" w:color="D9D9D9"/>
               <w:right w:val="nil"/>
             </w:tcBorders>
-            <w:shd w:val="clear" w:color="auto" w:fill="F2F7FC"/>
             <w:vAlign w:val="center"/>
           </w:tcPr>
           <w:p>
@@ -5846,7 +5650,7 @@
             <w:tcBorders>
               <w:top w:val="nil"/>
               <w:left w:val="nil"/>
-              <w:bottom w:val="single" w:sz="4" w:color="BDD7EE"/>
+              <w:bottom w:val="single" w:sz="8" w:color="111111"/>
               <w:right w:val="nil"/>
             </w:tcBorders>
             <w:vAlign w:val="center"/>
@@ -5859,7 +5663,6 @@
             <w:r>
               <w:rPr>
                 <w:b/>
-                <w:color w:val="1F4E79"/>
                 <w:sz w:val="20"/>
               </w:rPr>
               <w:t>direccion</w:t>
@@ -5872,7 +5675,7 @@
             <w:tcBorders>
               <w:top w:val="nil"/>
               <w:left w:val="nil"/>
-              <w:bottom w:val="single" w:sz="4" w:color="BDD7EE"/>
+              <w:bottom w:val="single" w:sz="8" w:color="111111"/>
               <w:right w:val="nil"/>
             </w:tcBorders>
             <w:vAlign w:val="center"/>
@@ -5896,7 +5699,7 @@
             <w:tcBorders>
               <w:top w:val="nil"/>
               <w:left w:val="nil"/>
-              <w:bottom w:val="single" w:sz="4" w:color="BDD7EE"/>
+              <w:bottom w:val="single" w:sz="8" w:color="111111"/>
               <w:right w:val="nil"/>
             </w:tcBorders>
             <w:vAlign w:val="center"/>
@@ -5920,7 +5723,7 @@
             <w:tcBorders>
               <w:top w:val="nil"/>
               <w:left w:val="nil"/>
-              <w:bottom w:val="single" w:sz="4" w:color="BDD7EE"/>
+              <w:bottom w:val="single" w:sz="8" w:color="111111"/>
               <w:right w:val="nil"/>
             </w:tcBorders>
             <w:vAlign w:val="center"/>
@@ -5944,7 +5747,7 @@
             <w:tcBorders>
               <w:top w:val="nil"/>
               <w:left w:val="nil"/>
-              <w:bottom w:val="single" w:sz="4" w:color="BDD7EE"/>
+              <w:bottom w:val="single" w:sz="8" w:color="111111"/>
               <w:right w:val="nil"/>
             </w:tcBorders>
             <w:vAlign w:val="center"/>
@@ -6022,11 +5825,10 @@
         <w:tc>
           <w:tcPr>
             <w:tcW w:type="dxa" w:w="2211"/>
-            <w:shd w:val="clear" w:color="auto" w:fill="1F4E79"/>
             <w:tcBorders>
-              <w:top w:val="nil"/>
+              <w:top w:val="single" w:sz="12" w:color="111111"/>
               <w:left w:val="nil"/>
-              <w:bottom w:val="nil"/>
+              <w:bottom w:val="single" w:sz="8" w:color="111111"/>
               <w:right w:val="nil"/>
             </w:tcBorders>
           </w:tcPr>
@@ -6039,7 +5841,6 @@
             <w:r>
               <w:rPr>
                 <w:b/>
-                <w:color w:val="FFFFFF"/>
                 <w:sz w:val="20"/>
               </w:rPr>
               <w:t>Campo</w:t>
@@ -6049,11 +5850,10 @@
         <w:tc>
           <w:tcPr>
             <w:tcW w:type="dxa" w:w="1304"/>
-            <w:shd w:val="clear" w:color="auto" w:fill="1F4E79"/>
             <w:tcBorders>
-              <w:top w:val="nil"/>
+              <w:top w:val="single" w:sz="12" w:color="111111"/>
               <w:left w:val="nil"/>
-              <w:bottom w:val="nil"/>
+              <w:bottom w:val="single" w:sz="8" w:color="111111"/>
               <w:right w:val="nil"/>
             </w:tcBorders>
           </w:tcPr>
@@ -6066,7 +5866,6 @@
             <w:r>
               <w:rPr>
                 <w:b/>
-                <w:color w:val="FFFFFF"/>
                 <w:sz w:val="20"/>
               </w:rPr>
               <w:t>Tipo</w:t>
@@ -6076,11 +5875,10 @@
         <w:tc>
           <w:tcPr>
             <w:tcW w:type="dxa" w:w="850"/>
-            <w:shd w:val="clear" w:color="auto" w:fill="1F4E79"/>
             <w:tcBorders>
-              <w:top w:val="nil"/>
+              <w:top w:val="single" w:sz="12" w:color="111111"/>
               <w:left w:val="nil"/>
-              <w:bottom w:val="nil"/>
+              <w:bottom w:val="single" w:sz="8" w:color="111111"/>
               <w:right w:val="nil"/>
             </w:tcBorders>
           </w:tcPr>
@@ -6093,7 +5891,6 @@
             <w:r>
               <w:rPr>
                 <w:b/>
-                <w:color w:val="FFFFFF"/>
                 <w:sz w:val="20"/>
               </w:rPr>
               <w:t>Long.</w:t>
@@ -6103,11 +5900,10 @@
         <w:tc>
           <w:tcPr>
             <w:tcW w:type="dxa" w:w="2154"/>
-            <w:shd w:val="clear" w:color="auto" w:fill="1F4E79"/>
             <w:tcBorders>
-              <w:top w:val="nil"/>
+              <w:top w:val="single" w:sz="12" w:color="111111"/>
               <w:left w:val="nil"/>
-              <w:bottom w:val="nil"/>
+              <w:bottom w:val="single" w:sz="8" w:color="111111"/>
               <w:right w:val="nil"/>
             </w:tcBorders>
           </w:tcPr>
@@ -6120,7 +5916,6 @@
             <w:r>
               <w:rPr>
                 <w:b/>
-                <w:color w:val="FFFFFF"/>
                 <w:sz w:val="20"/>
               </w:rPr>
               <w:t>Restricciones</w:t>
@@ -6130,11 +5925,10 @@
         <w:tc>
           <w:tcPr>
             <w:tcW w:type="dxa" w:w="2835"/>
-            <w:shd w:val="clear" w:color="auto" w:fill="1F4E79"/>
             <w:tcBorders>
-              <w:top w:val="nil"/>
+              <w:top w:val="single" w:sz="12" w:color="111111"/>
               <w:left w:val="nil"/>
-              <w:bottom w:val="nil"/>
+              <w:bottom w:val="single" w:sz="8" w:color="111111"/>
               <w:right w:val="nil"/>
             </w:tcBorders>
           </w:tcPr>
@@ -6147,7 +5941,6 @@
             <w:r>
               <w:rPr>
                 <w:b/>
-                <w:color w:val="FFFFFF"/>
                 <w:sz w:val="20"/>
               </w:rPr>
               <w:t>Descripción</w:t>
@@ -6165,7 +5958,7 @@
             <w:tcBorders>
               <w:top w:val="nil"/>
               <w:left w:val="nil"/>
-              <w:bottom w:val="single" w:sz="4" w:color="BDD7EE"/>
+              <w:bottom w:val="single" w:sz="4" w:color="D9D9D9"/>
               <w:right w:val="nil"/>
             </w:tcBorders>
             <w:vAlign w:val="center"/>
@@ -6179,7 +5972,6 @@
             <w:r>
               <w:rPr>
                 <w:b/>
-                <w:color w:val="1F4E79"/>
                 <w:sz w:val="20"/>
               </w:rPr>
               <w:t>idCita</w:t>
@@ -6192,7 +5984,7 @@
             <w:tcBorders>
               <w:top w:val="nil"/>
               <w:left w:val="nil"/>
-              <w:bottom w:val="single" w:sz="4" w:color="BDD7EE"/>
+              <w:bottom w:val="single" w:sz="4" w:color="D9D9D9"/>
               <w:right w:val="nil"/>
             </w:tcBorders>
             <w:vAlign w:val="center"/>
@@ -6217,7 +6009,7 @@
             <w:tcBorders>
               <w:top w:val="nil"/>
               <w:left w:val="nil"/>
-              <w:bottom w:val="single" w:sz="4" w:color="BDD7EE"/>
+              <w:bottom w:val="single" w:sz="4" w:color="D9D9D9"/>
               <w:right w:val="nil"/>
             </w:tcBorders>
             <w:vAlign w:val="center"/>
@@ -6241,7 +6033,7 @@
             <w:tcBorders>
               <w:top w:val="nil"/>
               <w:left w:val="nil"/>
-              <w:bottom w:val="single" w:sz="4" w:color="BDD7EE"/>
+              <w:bottom w:val="single" w:sz="4" w:color="D9D9D9"/>
               <w:right w:val="nil"/>
             </w:tcBorders>
             <w:vAlign w:val="center"/>
@@ -6266,7 +6058,7 @@
             <w:tcBorders>
               <w:top w:val="nil"/>
               <w:left w:val="nil"/>
-              <w:bottom w:val="single" w:sz="4" w:color="BDD7EE"/>
+              <w:bottom w:val="single" w:sz="4" w:color="D9D9D9"/>
               <w:right w:val="nil"/>
             </w:tcBorders>
             <w:vAlign w:val="center"/>
@@ -6296,10 +6088,9 @@
             <w:tcBorders>
               <w:top w:val="nil"/>
               <w:left w:val="nil"/>
-              <w:bottom w:val="single" w:sz="4" w:color="BDD7EE"/>
+              <w:bottom w:val="single" w:sz="4" w:color="D9D9D9"/>
               <w:right w:val="nil"/>
             </w:tcBorders>
-            <w:shd w:val="clear" w:color="auto" w:fill="F2F7FC"/>
             <w:vAlign w:val="center"/>
           </w:tcPr>
           <w:p>
@@ -6311,7 +6102,6 @@
             <w:r>
               <w:rPr>
                 <w:b/>
-                <w:color w:val="1F4E79"/>
                 <w:sz w:val="20"/>
               </w:rPr>
               <w:t>id_Paciente</w:t>
@@ -6324,10 +6114,9 @@
             <w:tcBorders>
               <w:top w:val="nil"/>
               <w:left w:val="nil"/>
-              <w:bottom w:val="single" w:sz="4" w:color="BDD7EE"/>
+              <w:bottom w:val="single" w:sz="4" w:color="D9D9D9"/>
               <w:right w:val="nil"/>
             </w:tcBorders>
-            <w:shd w:val="clear" w:color="auto" w:fill="F2F7FC"/>
             <w:vAlign w:val="center"/>
           </w:tcPr>
           <w:p>
@@ -6350,10 +6139,9 @@
             <w:tcBorders>
               <w:top w:val="nil"/>
               <w:left w:val="nil"/>
-              <w:bottom w:val="single" w:sz="4" w:color="BDD7EE"/>
+              <w:bottom w:val="single" w:sz="4" w:color="D9D9D9"/>
               <w:right w:val="nil"/>
             </w:tcBorders>
-            <w:shd w:val="clear" w:color="auto" w:fill="F2F7FC"/>
             <w:vAlign w:val="center"/>
           </w:tcPr>
           <w:p>
@@ -6375,10 +6163,9 @@
             <w:tcBorders>
               <w:top w:val="nil"/>
               <w:left w:val="nil"/>
-              <w:bottom w:val="single" w:sz="4" w:color="BDD7EE"/>
+              <w:bottom w:val="single" w:sz="4" w:color="D9D9D9"/>
               <w:right w:val="nil"/>
             </w:tcBorders>
-            <w:shd w:val="clear" w:color="auto" w:fill="F2F7FC"/>
             <w:vAlign w:val="center"/>
           </w:tcPr>
           <w:p>
@@ -6401,10 +6188,9 @@
             <w:tcBorders>
               <w:top w:val="nil"/>
               <w:left w:val="nil"/>
-              <w:bottom w:val="single" w:sz="4" w:color="BDD7EE"/>
+              <w:bottom w:val="single" w:sz="4" w:color="D9D9D9"/>
               <w:right w:val="nil"/>
             </w:tcBorders>
-            <w:shd w:val="clear" w:color="auto" w:fill="F2F7FC"/>
             <w:vAlign w:val="center"/>
           </w:tcPr>
           <w:p>
@@ -6432,7 +6218,7 @@
             <w:tcBorders>
               <w:top w:val="nil"/>
               <w:left w:val="nil"/>
-              <w:bottom w:val="single" w:sz="4" w:color="BDD7EE"/>
+              <w:bottom w:val="single" w:sz="4" w:color="D9D9D9"/>
               <w:right w:val="nil"/>
             </w:tcBorders>
             <w:vAlign w:val="center"/>
@@ -6446,7 +6232,6 @@
             <w:r>
               <w:rPr>
                 <w:b/>
-                <w:color w:val="1F4E79"/>
                 <w:sz w:val="20"/>
               </w:rPr>
               <w:t>id_Medico</w:t>
@@ -6459,7 +6244,7 @@
             <w:tcBorders>
               <w:top w:val="nil"/>
               <w:left w:val="nil"/>
-              <w:bottom w:val="single" w:sz="4" w:color="BDD7EE"/>
+              <w:bottom w:val="single" w:sz="4" w:color="D9D9D9"/>
               <w:right w:val="nil"/>
             </w:tcBorders>
             <w:vAlign w:val="center"/>
@@ -6484,7 +6269,7 @@
             <w:tcBorders>
               <w:top w:val="nil"/>
               <w:left w:val="nil"/>
-              <w:bottom w:val="single" w:sz="4" w:color="BDD7EE"/>
+              <w:bottom w:val="single" w:sz="4" w:color="D9D9D9"/>
               <w:right w:val="nil"/>
             </w:tcBorders>
             <w:vAlign w:val="center"/>
@@ -6508,7 +6293,7 @@
             <w:tcBorders>
               <w:top w:val="nil"/>
               <w:left w:val="nil"/>
-              <w:bottom w:val="single" w:sz="4" w:color="BDD7EE"/>
+              <w:bottom w:val="single" w:sz="4" w:color="D9D9D9"/>
               <w:right w:val="nil"/>
             </w:tcBorders>
             <w:vAlign w:val="center"/>
@@ -6533,7 +6318,7 @@
             <w:tcBorders>
               <w:top w:val="nil"/>
               <w:left w:val="nil"/>
-              <w:bottom w:val="single" w:sz="4" w:color="BDD7EE"/>
+              <w:bottom w:val="single" w:sz="4" w:color="D9D9D9"/>
               <w:right w:val="nil"/>
             </w:tcBorders>
             <w:vAlign w:val="center"/>
@@ -6563,10 +6348,9 @@
             <w:tcBorders>
               <w:top w:val="nil"/>
               <w:left w:val="nil"/>
-              <w:bottom w:val="single" w:sz="4" w:color="BDD7EE"/>
+              <w:bottom w:val="single" w:sz="4" w:color="D9D9D9"/>
               <w:right w:val="nil"/>
             </w:tcBorders>
-            <w:shd w:val="clear" w:color="auto" w:fill="F2F7FC"/>
             <w:vAlign w:val="center"/>
           </w:tcPr>
           <w:p>
@@ -6578,7 +6362,6 @@
             <w:r>
               <w:rPr>
                 <w:b/>
-                <w:color w:val="1F4E79"/>
                 <w:sz w:val="20"/>
               </w:rPr>
               <w:t>fecha</w:t>
@@ -6591,10 +6374,9 @@
             <w:tcBorders>
               <w:top w:val="nil"/>
               <w:left w:val="nil"/>
-              <w:bottom w:val="single" w:sz="4" w:color="BDD7EE"/>
+              <w:bottom w:val="single" w:sz="4" w:color="D9D9D9"/>
               <w:right w:val="nil"/>
             </w:tcBorders>
-            <w:shd w:val="clear" w:color="auto" w:fill="F2F7FC"/>
             <w:vAlign w:val="center"/>
           </w:tcPr>
           <w:p>
@@ -6617,10 +6399,9 @@
             <w:tcBorders>
               <w:top w:val="nil"/>
               <w:left w:val="nil"/>
-              <w:bottom w:val="single" w:sz="4" w:color="BDD7EE"/>
+              <w:bottom w:val="single" w:sz="4" w:color="D9D9D9"/>
               <w:right w:val="nil"/>
             </w:tcBorders>
-            <w:shd w:val="clear" w:color="auto" w:fill="F2F7FC"/>
             <w:vAlign w:val="center"/>
           </w:tcPr>
           <w:p>
@@ -6642,10 +6423,9 @@
             <w:tcBorders>
               <w:top w:val="nil"/>
               <w:left w:val="nil"/>
-              <w:bottom w:val="single" w:sz="4" w:color="BDD7EE"/>
+              <w:bottom w:val="single" w:sz="4" w:color="D9D9D9"/>
               <w:right w:val="nil"/>
             </w:tcBorders>
-            <w:shd w:val="clear" w:color="auto" w:fill="F2F7FC"/>
             <w:vAlign w:val="center"/>
           </w:tcPr>
           <w:p>
@@ -6668,10 +6448,9 @@
             <w:tcBorders>
               <w:top w:val="nil"/>
               <w:left w:val="nil"/>
-              <w:bottom w:val="single" w:sz="4" w:color="BDD7EE"/>
+              <w:bottom w:val="single" w:sz="4" w:color="D9D9D9"/>
               <w:right w:val="nil"/>
             </w:tcBorders>
-            <w:shd w:val="clear" w:color="auto" w:fill="F2F7FC"/>
             <w:vAlign w:val="center"/>
           </w:tcPr>
           <w:p>
@@ -6699,7 +6478,7 @@
             <w:tcBorders>
               <w:top w:val="nil"/>
               <w:left w:val="nil"/>
-              <w:bottom w:val="single" w:sz="4" w:color="BDD7EE"/>
+              <w:bottom w:val="single" w:sz="4" w:color="D9D9D9"/>
               <w:right w:val="nil"/>
             </w:tcBorders>
             <w:vAlign w:val="center"/>
@@ -6713,7 +6492,6 @@
             <w:r>
               <w:rPr>
                 <w:b/>
-                <w:color w:val="1F4E79"/>
                 <w:sz w:val="20"/>
               </w:rPr>
               <w:t>hora</w:t>
@@ -6726,7 +6504,7 @@
             <w:tcBorders>
               <w:top w:val="nil"/>
               <w:left w:val="nil"/>
-              <w:bottom w:val="single" w:sz="4" w:color="BDD7EE"/>
+              <w:bottom w:val="single" w:sz="4" w:color="D9D9D9"/>
               <w:right w:val="nil"/>
             </w:tcBorders>
             <w:vAlign w:val="center"/>
@@ -6751,7 +6529,7 @@
             <w:tcBorders>
               <w:top w:val="nil"/>
               <w:left w:val="nil"/>
-              <w:bottom w:val="single" w:sz="4" w:color="BDD7EE"/>
+              <w:bottom w:val="single" w:sz="4" w:color="D9D9D9"/>
               <w:right w:val="nil"/>
             </w:tcBorders>
             <w:vAlign w:val="center"/>
@@ -6776,7 +6554,7 @@
             <w:tcBorders>
               <w:top w:val="nil"/>
               <w:left w:val="nil"/>
-              <w:bottom w:val="single" w:sz="4" w:color="BDD7EE"/>
+              <w:bottom w:val="single" w:sz="4" w:color="D9D9D9"/>
               <w:right w:val="nil"/>
             </w:tcBorders>
             <w:vAlign w:val="center"/>
@@ -6801,7 +6579,7 @@
             <w:tcBorders>
               <w:top w:val="nil"/>
               <w:left w:val="nil"/>
-              <w:bottom w:val="single" w:sz="4" w:color="BDD7EE"/>
+              <w:bottom w:val="single" w:sz="4" w:color="D9D9D9"/>
               <w:right w:val="nil"/>
             </w:tcBorders>
             <w:vAlign w:val="center"/>
@@ -6831,10 +6609,9 @@
             <w:tcBorders>
               <w:top w:val="nil"/>
               <w:left w:val="nil"/>
-              <w:bottom w:val="single" w:sz="4" w:color="BDD7EE"/>
+              <w:bottom w:val="single" w:sz="4" w:color="D9D9D9"/>
               <w:right w:val="nil"/>
             </w:tcBorders>
-            <w:shd w:val="clear" w:color="auto" w:fill="F2F7FC"/>
             <w:vAlign w:val="center"/>
           </w:tcPr>
           <w:p>
@@ -6846,7 +6623,6 @@
             <w:r>
               <w:rPr>
                 <w:b/>
-                <w:color w:val="1F4E79"/>
                 <w:sz w:val="20"/>
               </w:rPr>
               <w:t>motivo</w:t>
@@ -6859,10 +6635,9 @@
             <w:tcBorders>
               <w:top w:val="nil"/>
               <w:left w:val="nil"/>
-              <w:bottom w:val="single" w:sz="4" w:color="BDD7EE"/>
+              <w:bottom w:val="single" w:sz="4" w:color="D9D9D9"/>
               <w:right w:val="nil"/>
             </w:tcBorders>
-            <w:shd w:val="clear" w:color="auto" w:fill="F2F7FC"/>
             <w:vAlign w:val="center"/>
           </w:tcPr>
           <w:p>
@@ -6885,10 +6660,9 @@
             <w:tcBorders>
               <w:top w:val="nil"/>
               <w:left w:val="nil"/>
-              <w:bottom w:val="single" w:sz="4" w:color="BDD7EE"/>
+              <w:bottom w:val="single" w:sz="4" w:color="D9D9D9"/>
               <w:right w:val="nil"/>
             </w:tcBorders>
-            <w:shd w:val="clear" w:color="auto" w:fill="F2F7FC"/>
             <w:vAlign w:val="center"/>
           </w:tcPr>
           <w:p>
@@ -6911,10 +6685,9 @@
             <w:tcBorders>
               <w:top w:val="nil"/>
               <w:left w:val="nil"/>
-              <w:bottom w:val="single" w:sz="4" w:color="BDD7EE"/>
+              <w:bottom w:val="single" w:sz="4" w:color="D9D9D9"/>
               <w:right w:val="nil"/>
             </w:tcBorders>
-            <w:shd w:val="clear" w:color="auto" w:fill="F2F7FC"/>
             <w:vAlign w:val="center"/>
           </w:tcPr>
           <w:p>
@@ -6937,10 +6710,9 @@
             <w:tcBorders>
               <w:top w:val="nil"/>
               <w:left w:val="nil"/>
-              <w:bottom w:val="single" w:sz="4" w:color="BDD7EE"/>
+              <w:bottom w:val="single" w:sz="4" w:color="D9D9D9"/>
               <w:right w:val="nil"/>
             </w:tcBorders>
-            <w:shd w:val="clear" w:color="auto" w:fill="F2F7FC"/>
             <w:vAlign w:val="center"/>
           </w:tcPr>
           <w:p>
@@ -6968,7 +6740,7 @@
             <w:tcBorders>
               <w:top w:val="nil"/>
               <w:left w:val="nil"/>
-              <w:bottom w:val="single" w:sz="4" w:color="BDD7EE"/>
+              <w:bottom w:val="single" w:sz="8" w:color="111111"/>
               <w:right w:val="nil"/>
             </w:tcBorders>
             <w:vAlign w:val="center"/>
@@ -6981,7 +6753,6 @@
             <w:r>
               <w:rPr>
                 <w:b/>
-                <w:color w:val="1F4E79"/>
                 <w:sz w:val="20"/>
               </w:rPr>
               <w:t>estado</w:t>
@@ -6994,7 +6765,7 @@
             <w:tcBorders>
               <w:top w:val="nil"/>
               <w:left w:val="nil"/>
-              <w:bottom w:val="single" w:sz="4" w:color="BDD7EE"/>
+              <w:bottom w:val="single" w:sz="8" w:color="111111"/>
               <w:right w:val="nil"/>
             </w:tcBorders>
             <w:vAlign w:val="center"/>
@@ -7018,7 +6789,7 @@
             <w:tcBorders>
               <w:top w:val="nil"/>
               <w:left w:val="nil"/>
-              <w:bottom w:val="single" w:sz="4" w:color="BDD7EE"/>
+              <w:bottom w:val="single" w:sz="8" w:color="111111"/>
               <w:right w:val="nil"/>
             </w:tcBorders>
             <w:vAlign w:val="center"/>
@@ -7042,7 +6813,7 @@
             <w:tcBorders>
               <w:top w:val="nil"/>
               <w:left w:val="nil"/>
-              <w:bottom w:val="single" w:sz="4" w:color="BDD7EE"/>
+              <w:bottom w:val="single" w:sz="8" w:color="111111"/>
               <w:right w:val="nil"/>
             </w:tcBorders>
             <w:vAlign w:val="center"/>
@@ -7066,7 +6837,7 @@
             <w:tcBorders>
               <w:top w:val="nil"/>
               <w:left w:val="nil"/>
-              <w:bottom w:val="single" w:sz="4" w:color="BDD7EE"/>
+              <w:bottom w:val="single" w:sz="8" w:color="111111"/>
               <w:right w:val="nil"/>
             </w:tcBorders>
             <w:vAlign w:val="center"/>
@@ -7144,11 +6915,10 @@
         <w:tc>
           <w:tcPr>
             <w:tcW w:type="dxa" w:w="2211"/>
-            <w:shd w:val="clear" w:color="auto" w:fill="1F4E79"/>
             <w:tcBorders>
-              <w:top w:val="nil"/>
+              <w:top w:val="single" w:sz="12" w:color="111111"/>
               <w:left w:val="nil"/>
-              <w:bottom w:val="nil"/>
+              <w:bottom w:val="single" w:sz="8" w:color="111111"/>
               <w:right w:val="nil"/>
             </w:tcBorders>
           </w:tcPr>
@@ -7161,7 +6931,6 @@
             <w:r>
               <w:rPr>
                 <w:b/>
-                <w:color w:val="FFFFFF"/>
                 <w:sz w:val="20"/>
               </w:rPr>
               <w:t>Campo</w:t>
@@ -7171,11 +6940,10 @@
         <w:tc>
           <w:tcPr>
             <w:tcW w:type="dxa" w:w="1304"/>
-            <w:shd w:val="clear" w:color="auto" w:fill="1F4E79"/>
             <w:tcBorders>
-              <w:top w:val="nil"/>
+              <w:top w:val="single" w:sz="12" w:color="111111"/>
               <w:left w:val="nil"/>
-              <w:bottom w:val="nil"/>
+              <w:bottom w:val="single" w:sz="8" w:color="111111"/>
               <w:right w:val="nil"/>
             </w:tcBorders>
           </w:tcPr>
@@ -7188,7 +6956,6 @@
             <w:r>
               <w:rPr>
                 <w:b/>
-                <w:color w:val="FFFFFF"/>
                 <w:sz w:val="20"/>
               </w:rPr>
               <w:t>Tipo</w:t>
@@ -7198,11 +6965,10 @@
         <w:tc>
           <w:tcPr>
             <w:tcW w:type="dxa" w:w="850"/>
-            <w:shd w:val="clear" w:color="auto" w:fill="1F4E79"/>
             <w:tcBorders>
-              <w:top w:val="nil"/>
+              <w:top w:val="single" w:sz="12" w:color="111111"/>
               <w:left w:val="nil"/>
-              <w:bottom w:val="nil"/>
+              <w:bottom w:val="single" w:sz="8" w:color="111111"/>
               <w:right w:val="nil"/>
             </w:tcBorders>
           </w:tcPr>
@@ -7215,7 +6981,6 @@
             <w:r>
               <w:rPr>
                 <w:b/>
-                <w:color w:val="FFFFFF"/>
                 <w:sz w:val="20"/>
               </w:rPr>
               <w:t>Long.</w:t>
@@ -7225,11 +6990,10 @@
         <w:tc>
           <w:tcPr>
             <w:tcW w:type="dxa" w:w="2154"/>
-            <w:shd w:val="clear" w:color="auto" w:fill="1F4E79"/>
             <w:tcBorders>
-              <w:top w:val="nil"/>
+              <w:top w:val="single" w:sz="12" w:color="111111"/>
               <w:left w:val="nil"/>
-              <w:bottom w:val="nil"/>
+              <w:bottom w:val="single" w:sz="8" w:color="111111"/>
               <w:right w:val="nil"/>
             </w:tcBorders>
           </w:tcPr>
@@ -7242,7 +7006,6 @@
             <w:r>
               <w:rPr>
                 <w:b/>
-                <w:color w:val="FFFFFF"/>
                 <w:sz w:val="20"/>
               </w:rPr>
               <w:t>Restricciones</w:t>
@@ -7252,11 +7015,10 @@
         <w:tc>
           <w:tcPr>
             <w:tcW w:type="dxa" w:w="2835"/>
-            <w:shd w:val="clear" w:color="auto" w:fill="1F4E79"/>
             <w:tcBorders>
-              <w:top w:val="nil"/>
+              <w:top w:val="single" w:sz="12" w:color="111111"/>
               <w:left w:val="nil"/>
-              <w:bottom w:val="nil"/>
+              <w:bottom w:val="single" w:sz="8" w:color="111111"/>
               <w:right w:val="nil"/>
             </w:tcBorders>
           </w:tcPr>
@@ -7269,7 +7031,6 @@
             <w:r>
               <w:rPr>
                 <w:b/>
-                <w:color w:val="FFFFFF"/>
                 <w:sz w:val="20"/>
               </w:rPr>
               <w:t>Descripción</w:t>
@@ -7287,7 +7048,7 @@
             <w:tcBorders>
               <w:top w:val="nil"/>
               <w:left w:val="nil"/>
-              <w:bottom w:val="single" w:sz="4" w:color="BDD7EE"/>
+              <w:bottom w:val="single" w:sz="4" w:color="D9D9D9"/>
               <w:right w:val="nil"/>
             </w:tcBorders>
             <w:vAlign w:val="center"/>
@@ -7301,7 +7062,6 @@
             <w:r>
               <w:rPr>
                 <w:b/>
-                <w:color w:val="1F4E79"/>
                 <w:sz w:val="20"/>
               </w:rPr>
               <w:t>idHistorial</w:t>
@@ -7314,7 +7074,7 @@
             <w:tcBorders>
               <w:top w:val="nil"/>
               <w:left w:val="nil"/>
-              <w:bottom w:val="single" w:sz="4" w:color="BDD7EE"/>
+              <w:bottom w:val="single" w:sz="4" w:color="D9D9D9"/>
               <w:right w:val="nil"/>
             </w:tcBorders>
             <w:vAlign w:val="center"/>
@@ -7339,7 +7099,7 @@
             <w:tcBorders>
               <w:top w:val="nil"/>
               <w:left w:val="nil"/>
-              <w:bottom w:val="single" w:sz="4" w:color="BDD7EE"/>
+              <w:bottom w:val="single" w:sz="4" w:color="D9D9D9"/>
               <w:right w:val="nil"/>
             </w:tcBorders>
             <w:vAlign w:val="center"/>
@@ -7363,7 +7123,7 @@
             <w:tcBorders>
               <w:top w:val="nil"/>
               <w:left w:val="nil"/>
-              <w:bottom w:val="single" w:sz="4" w:color="BDD7EE"/>
+              <w:bottom w:val="single" w:sz="4" w:color="D9D9D9"/>
               <w:right w:val="nil"/>
             </w:tcBorders>
             <w:vAlign w:val="center"/>
@@ -7388,7 +7148,7 @@
             <w:tcBorders>
               <w:top w:val="nil"/>
               <w:left w:val="nil"/>
-              <w:bottom w:val="single" w:sz="4" w:color="BDD7EE"/>
+              <w:bottom w:val="single" w:sz="4" w:color="D9D9D9"/>
               <w:right w:val="nil"/>
             </w:tcBorders>
             <w:vAlign w:val="center"/>
@@ -7418,10 +7178,9 @@
             <w:tcBorders>
               <w:top w:val="nil"/>
               <w:left w:val="nil"/>
-              <w:bottom w:val="single" w:sz="4" w:color="BDD7EE"/>
+              <w:bottom w:val="single" w:sz="4" w:color="D9D9D9"/>
               <w:right w:val="nil"/>
             </w:tcBorders>
-            <w:shd w:val="clear" w:color="auto" w:fill="F2F7FC"/>
             <w:vAlign w:val="center"/>
           </w:tcPr>
           <w:p>
@@ -7433,7 +7192,6 @@
             <w:r>
               <w:rPr>
                 <w:b/>
-                <w:color w:val="1F4E79"/>
                 <w:sz w:val="20"/>
               </w:rPr>
               <w:t>id_Paciente</w:t>
@@ -7446,10 +7204,9 @@
             <w:tcBorders>
               <w:top w:val="nil"/>
               <w:left w:val="nil"/>
-              <w:bottom w:val="single" w:sz="4" w:color="BDD7EE"/>
+              <w:bottom w:val="single" w:sz="4" w:color="D9D9D9"/>
               <w:right w:val="nil"/>
             </w:tcBorders>
-            <w:shd w:val="clear" w:color="auto" w:fill="F2F7FC"/>
             <w:vAlign w:val="center"/>
           </w:tcPr>
           <w:p>
@@ -7472,10 +7229,9 @@
             <w:tcBorders>
               <w:top w:val="nil"/>
               <w:left w:val="nil"/>
-              <w:bottom w:val="single" w:sz="4" w:color="BDD7EE"/>
+              <w:bottom w:val="single" w:sz="4" w:color="D9D9D9"/>
               <w:right w:val="nil"/>
             </w:tcBorders>
-            <w:shd w:val="clear" w:color="auto" w:fill="F2F7FC"/>
             <w:vAlign w:val="center"/>
           </w:tcPr>
           <w:p>
@@ -7497,10 +7253,9 @@
             <w:tcBorders>
               <w:top w:val="nil"/>
               <w:left w:val="nil"/>
-              <w:bottom w:val="single" w:sz="4" w:color="BDD7EE"/>
+              <w:bottom w:val="single" w:sz="4" w:color="D9D9D9"/>
               <w:right w:val="nil"/>
             </w:tcBorders>
-            <w:shd w:val="clear" w:color="auto" w:fill="F2F7FC"/>
             <w:vAlign w:val="center"/>
           </w:tcPr>
           <w:p>
@@ -7523,10 +7278,9 @@
             <w:tcBorders>
               <w:top w:val="nil"/>
               <w:left w:val="nil"/>
-              <w:bottom w:val="single" w:sz="4" w:color="BDD7EE"/>
+              <w:bottom w:val="single" w:sz="4" w:color="D9D9D9"/>
               <w:right w:val="nil"/>
             </w:tcBorders>
-            <w:shd w:val="clear" w:color="auto" w:fill="F2F7FC"/>
             <w:vAlign w:val="center"/>
           </w:tcPr>
           <w:p>
@@ -7554,7 +7308,7 @@
             <w:tcBorders>
               <w:top w:val="nil"/>
               <w:left w:val="nil"/>
-              <w:bottom w:val="single" w:sz="4" w:color="BDD7EE"/>
+              <w:bottom w:val="single" w:sz="4" w:color="D9D9D9"/>
               <w:right w:val="nil"/>
             </w:tcBorders>
             <w:vAlign w:val="center"/>
@@ -7568,7 +7322,6 @@
             <w:r>
               <w:rPr>
                 <w:b/>
-                <w:color w:val="1F4E79"/>
                 <w:sz w:val="20"/>
               </w:rPr>
               <w:t>id_Medico</w:t>
@@ -7581,7 +7334,7 @@
             <w:tcBorders>
               <w:top w:val="nil"/>
               <w:left w:val="nil"/>
-              <w:bottom w:val="single" w:sz="4" w:color="BDD7EE"/>
+              <w:bottom w:val="single" w:sz="4" w:color="D9D9D9"/>
               <w:right w:val="nil"/>
             </w:tcBorders>
             <w:vAlign w:val="center"/>
@@ -7606,7 +7359,7 @@
             <w:tcBorders>
               <w:top w:val="nil"/>
               <w:left w:val="nil"/>
-              <w:bottom w:val="single" w:sz="4" w:color="BDD7EE"/>
+              <w:bottom w:val="single" w:sz="4" w:color="D9D9D9"/>
               <w:right w:val="nil"/>
             </w:tcBorders>
             <w:vAlign w:val="center"/>
@@ -7630,7 +7383,7 @@
             <w:tcBorders>
               <w:top w:val="nil"/>
               <w:left w:val="nil"/>
-              <w:bottom w:val="single" w:sz="4" w:color="BDD7EE"/>
+              <w:bottom w:val="single" w:sz="4" w:color="D9D9D9"/>
               <w:right w:val="nil"/>
             </w:tcBorders>
             <w:vAlign w:val="center"/>
@@ -7655,7 +7408,7 @@
             <w:tcBorders>
               <w:top w:val="nil"/>
               <w:left w:val="nil"/>
-              <w:bottom w:val="single" w:sz="4" w:color="BDD7EE"/>
+              <w:bottom w:val="single" w:sz="4" w:color="D9D9D9"/>
               <w:right w:val="nil"/>
             </w:tcBorders>
             <w:vAlign w:val="center"/>
@@ -7685,10 +7438,9 @@
             <w:tcBorders>
               <w:top w:val="nil"/>
               <w:left w:val="nil"/>
-              <w:bottom w:val="single" w:sz="4" w:color="BDD7EE"/>
+              <w:bottom w:val="single" w:sz="4" w:color="D9D9D9"/>
               <w:right w:val="nil"/>
             </w:tcBorders>
-            <w:shd w:val="clear" w:color="auto" w:fill="F2F7FC"/>
             <w:vAlign w:val="center"/>
           </w:tcPr>
           <w:p>
@@ -7700,7 +7452,6 @@
             <w:r>
               <w:rPr>
                 <w:b/>
-                <w:color w:val="1F4E79"/>
                 <w:sz w:val="20"/>
               </w:rPr>
               <w:t>fecha</w:t>
@@ -7713,10 +7464,9 @@
             <w:tcBorders>
               <w:top w:val="nil"/>
               <w:left w:val="nil"/>
-              <w:bottom w:val="single" w:sz="4" w:color="BDD7EE"/>
+              <w:bottom w:val="single" w:sz="4" w:color="D9D9D9"/>
               <w:right w:val="nil"/>
             </w:tcBorders>
-            <w:shd w:val="clear" w:color="auto" w:fill="F2F7FC"/>
             <w:vAlign w:val="center"/>
           </w:tcPr>
           <w:p>
@@ -7739,10 +7489,9 @@
             <w:tcBorders>
               <w:top w:val="nil"/>
               <w:left w:val="nil"/>
-              <w:bottom w:val="single" w:sz="4" w:color="BDD7EE"/>
+              <w:bottom w:val="single" w:sz="4" w:color="D9D9D9"/>
               <w:right w:val="nil"/>
             </w:tcBorders>
-            <w:shd w:val="clear" w:color="auto" w:fill="F2F7FC"/>
             <w:vAlign w:val="center"/>
           </w:tcPr>
           <w:p>
@@ -7764,10 +7513,9 @@
             <w:tcBorders>
               <w:top w:val="nil"/>
               <w:left w:val="nil"/>
-              <w:bottom w:val="single" w:sz="4" w:color="BDD7EE"/>
+              <w:bottom w:val="single" w:sz="4" w:color="D9D9D9"/>
               <w:right w:val="nil"/>
             </w:tcBorders>
-            <w:shd w:val="clear" w:color="auto" w:fill="F2F7FC"/>
             <w:vAlign w:val="center"/>
           </w:tcPr>
           <w:p>
@@ -7790,10 +7538,9 @@
             <w:tcBorders>
               <w:top w:val="nil"/>
               <w:left w:val="nil"/>
-              <w:bottom w:val="single" w:sz="4" w:color="BDD7EE"/>
+              <w:bottom w:val="single" w:sz="4" w:color="D9D9D9"/>
               <w:right w:val="nil"/>
             </w:tcBorders>
-            <w:shd w:val="clear" w:color="auto" w:fill="F2F7FC"/>
             <w:vAlign w:val="center"/>
           </w:tcPr>
           <w:p>
@@ -7821,7 +7568,7 @@
             <w:tcBorders>
               <w:top w:val="nil"/>
               <w:left w:val="nil"/>
-              <w:bottom w:val="single" w:sz="4" w:color="BDD7EE"/>
+              <w:bottom w:val="single" w:sz="4" w:color="D9D9D9"/>
               <w:right w:val="nil"/>
             </w:tcBorders>
             <w:vAlign w:val="center"/>
@@ -7835,7 +7582,6 @@
             <w:r>
               <w:rPr>
                 <w:b/>
-                <w:color w:val="1F4E79"/>
                 <w:sz w:val="20"/>
               </w:rPr>
               <w:t>diagnostico</w:t>
@@ -7848,7 +7594,7 @@
             <w:tcBorders>
               <w:top w:val="nil"/>
               <w:left w:val="nil"/>
-              <w:bottom w:val="single" w:sz="4" w:color="BDD7EE"/>
+              <w:bottom w:val="single" w:sz="4" w:color="D9D9D9"/>
               <w:right w:val="nil"/>
             </w:tcBorders>
             <w:vAlign w:val="center"/>
@@ -7873,7 +7619,7 @@
             <w:tcBorders>
               <w:top w:val="nil"/>
               <w:left w:val="nil"/>
-              <w:bottom w:val="single" w:sz="4" w:color="BDD7EE"/>
+              <w:bottom w:val="single" w:sz="4" w:color="D9D9D9"/>
               <w:right w:val="nil"/>
             </w:tcBorders>
             <w:vAlign w:val="center"/>
@@ -7898,7 +7644,7 @@
             <w:tcBorders>
               <w:top w:val="nil"/>
               <w:left w:val="nil"/>
-              <w:bottom w:val="single" w:sz="4" w:color="BDD7EE"/>
+              <w:bottom w:val="single" w:sz="4" w:color="D9D9D9"/>
               <w:right w:val="nil"/>
             </w:tcBorders>
             <w:vAlign w:val="center"/>
@@ -7923,7 +7669,7 @@
             <w:tcBorders>
               <w:top w:val="nil"/>
               <w:left w:val="nil"/>
-              <w:bottom w:val="single" w:sz="4" w:color="BDD7EE"/>
+              <w:bottom w:val="single" w:sz="4" w:color="D9D9D9"/>
               <w:right w:val="nil"/>
             </w:tcBorders>
             <w:vAlign w:val="center"/>
@@ -7953,10 +7699,9 @@
             <w:tcBorders>
               <w:top w:val="nil"/>
               <w:left w:val="nil"/>
-              <w:bottom w:val="single" w:sz="4" w:color="BDD7EE"/>
+              <w:bottom w:val="single" w:sz="8" w:color="111111"/>
               <w:right w:val="nil"/>
             </w:tcBorders>
-            <w:shd w:val="clear" w:color="auto" w:fill="F2F7FC"/>
             <w:vAlign w:val="center"/>
           </w:tcPr>
           <w:p>
@@ -7967,7 +7712,6 @@
             <w:r>
               <w:rPr>
                 <w:b/>
-                <w:color w:val="1F4E79"/>
                 <w:sz w:val="20"/>
               </w:rPr>
               <w:t>tratamiento</w:t>
@@ -7980,10 +7724,9 @@
             <w:tcBorders>
               <w:top w:val="nil"/>
               <w:left w:val="nil"/>
-              <w:bottom w:val="single" w:sz="4" w:color="BDD7EE"/>
+              <w:bottom w:val="single" w:sz="8" w:color="111111"/>
               <w:right w:val="nil"/>
             </w:tcBorders>
-            <w:shd w:val="clear" w:color="auto" w:fill="F2F7FC"/>
             <w:vAlign w:val="center"/>
           </w:tcPr>
           <w:p>
@@ -8005,10 +7748,9 @@
             <w:tcBorders>
               <w:top w:val="nil"/>
               <w:left w:val="nil"/>
-              <w:bottom w:val="single" w:sz="4" w:color="BDD7EE"/>
+              <w:bottom w:val="single" w:sz="8" w:color="111111"/>
               <w:right w:val="nil"/>
             </w:tcBorders>
-            <w:shd w:val="clear" w:color="auto" w:fill="F2F7FC"/>
             <w:vAlign w:val="center"/>
           </w:tcPr>
           <w:p>
@@ -8030,10 +7772,9 @@
             <w:tcBorders>
               <w:top w:val="nil"/>
               <w:left w:val="nil"/>
-              <w:bottom w:val="single" w:sz="4" w:color="BDD7EE"/>
+              <w:bottom w:val="single" w:sz="8" w:color="111111"/>
               <w:right w:val="nil"/>
             </w:tcBorders>
-            <w:shd w:val="clear" w:color="auto" w:fill="F2F7FC"/>
             <w:vAlign w:val="center"/>
           </w:tcPr>
           <w:p>
@@ -8055,10 +7796,9 @@
             <w:tcBorders>
               <w:top w:val="nil"/>
               <w:left w:val="nil"/>
-              <w:bottom w:val="single" w:sz="4" w:color="BDD7EE"/>
+              <w:bottom w:val="single" w:sz="8" w:color="111111"/>
               <w:right w:val="nil"/>
             </w:tcBorders>
-            <w:shd w:val="clear" w:color="auto" w:fill="F2F7FC"/>
             <w:vAlign w:val="center"/>
           </w:tcPr>
           <w:p>
@@ -8134,11 +7874,10 @@
         <w:tc>
           <w:tcPr>
             <w:tcW w:type="dxa" w:w="2211"/>
-            <w:shd w:val="clear" w:color="auto" w:fill="1F4E79"/>
             <w:tcBorders>
-              <w:top w:val="nil"/>
+              <w:top w:val="single" w:sz="12" w:color="111111"/>
               <w:left w:val="nil"/>
-              <w:bottom w:val="nil"/>
+              <w:bottom w:val="single" w:sz="8" w:color="111111"/>
               <w:right w:val="nil"/>
             </w:tcBorders>
           </w:tcPr>
@@ -8151,7 +7890,6 @@
             <w:r>
               <w:rPr>
                 <w:b/>
-                <w:color w:val="FFFFFF"/>
                 <w:sz w:val="20"/>
               </w:rPr>
               <w:t>Campo</w:t>
@@ -8161,11 +7899,10 @@
         <w:tc>
           <w:tcPr>
             <w:tcW w:type="dxa" w:w="1304"/>
-            <w:shd w:val="clear" w:color="auto" w:fill="1F4E79"/>
             <w:tcBorders>
-              <w:top w:val="nil"/>
+              <w:top w:val="single" w:sz="12" w:color="111111"/>
               <w:left w:val="nil"/>
-              <w:bottom w:val="nil"/>
+              <w:bottom w:val="single" w:sz="8" w:color="111111"/>
               <w:right w:val="nil"/>
             </w:tcBorders>
           </w:tcPr>
@@ -8178,7 +7915,6 @@
             <w:r>
               <w:rPr>
                 <w:b/>
-                <w:color w:val="FFFFFF"/>
                 <w:sz w:val="20"/>
               </w:rPr>
               <w:t>Tipo</w:t>
@@ -8188,11 +7924,10 @@
         <w:tc>
           <w:tcPr>
             <w:tcW w:type="dxa" w:w="850"/>
-            <w:shd w:val="clear" w:color="auto" w:fill="1F4E79"/>
             <w:tcBorders>
-              <w:top w:val="nil"/>
+              <w:top w:val="single" w:sz="12" w:color="111111"/>
               <w:left w:val="nil"/>
-              <w:bottom w:val="nil"/>
+              <w:bottom w:val="single" w:sz="8" w:color="111111"/>
               <w:right w:val="nil"/>
             </w:tcBorders>
           </w:tcPr>
@@ -8205,7 +7940,6 @@
             <w:r>
               <w:rPr>
                 <w:b/>
-                <w:color w:val="FFFFFF"/>
                 <w:sz w:val="20"/>
               </w:rPr>
               <w:t>Long.</w:t>
@@ -8215,11 +7949,10 @@
         <w:tc>
           <w:tcPr>
             <w:tcW w:type="dxa" w:w="2154"/>
-            <w:shd w:val="clear" w:color="auto" w:fill="1F4E79"/>
             <w:tcBorders>
-              <w:top w:val="nil"/>
+              <w:top w:val="single" w:sz="12" w:color="111111"/>
               <w:left w:val="nil"/>
-              <w:bottom w:val="nil"/>
+              <w:bottom w:val="single" w:sz="8" w:color="111111"/>
               <w:right w:val="nil"/>
             </w:tcBorders>
           </w:tcPr>
@@ -8232,7 +7965,6 @@
             <w:r>
               <w:rPr>
                 <w:b/>
-                <w:color w:val="FFFFFF"/>
                 <w:sz w:val="20"/>
               </w:rPr>
               <w:t>Restricciones</w:t>
@@ -8242,11 +7974,10 @@
         <w:tc>
           <w:tcPr>
             <w:tcW w:type="dxa" w:w="2835"/>
-            <w:shd w:val="clear" w:color="auto" w:fill="1F4E79"/>
             <w:tcBorders>
-              <w:top w:val="nil"/>
+              <w:top w:val="single" w:sz="12" w:color="111111"/>
               <w:left w:val="nil"/>
-              <w:bottom w:val="nil"/>
+              <w:bottom w:val="single" w:sz="8" w:color="111111"/>
               <w:right w:val="nil"/>
             </w:tcBorders>
           </w:tcPr>
@@ -8259,7 +7990,6 @@
             <w:r>
               <w:rPr>
                 <w:b/>
-                <w:color w:val="FFFFFF"/>
                 <w:sz w:val="20"/>
               </w:rPr>
               <w:t>Descripción</w:t>
@@ -8277,7 +8007,7 @@
             <w:tcBorders>
               <w:top w:val="nil"/>
               <w:left w:val="nil"/>
-              <w:bottom w:val="single" w:sz="4" w:color="BDD7EE"/>
+              <w:bottom w:val="single" w:sz="4" w:color="D9D9D9"/>
               <w:right w:val="nil"/>
             </w:tcBorders>
             <w:vAlign w:val="center"/>
@@ -8291,7 +8021,6 @@
             <w:r>
               <w:rPr>
                 <w:b/>
-                <w:color w:val="1F4E79"/>
                 <w:sz w:val="20"/>
               </w:rPr>
               <w:t>idBitacora</w:t>
@@ -8304,7 +8033,7 @@
             <w:tcBorders>
               <w:top w:val="nil"/>
               <w:left w:val="nil"/>
-              <w:bottom w:val="single" w:sz="4" w:color="BDD7EE"/>
+              <w:bottom w:val="single" w:sz="4" w:color="D9D9D9"/>
               <w:right w:val="nil"/>
             </w:tcBorders>
             <w:vAlign w:val="center"/>
@@ -8329,7 +8058,7 @@
             <w:tcBorders>
               <w:top w:val="nil"/>
               <w:left w:val="nil"/>
-              <w:bottom w:val="single" w:sz="4" w:color="BDD7EE"/>
+              <w:bottom w:val="single" w:sz="4" w:color="D9D9D9"/>
               <w:right w:val="nil"/>
             </w:tcBorders>
             <w:vAlign w:val="center"/>
@@ -8353,7 +8082,7 @@
             <w:tcBorders>
               <w:top w:val="nil"/>
               <w:left w:val="nil"/>
-              <w:bottom w:val="single" w:sz="4" w:color="BDD7EE"/>
+              <w:bottom w:val="single" w:sz="4" w:color="D9D9D9"/>
               <w:right w:val="nil"/>
             </w:tcBorders>
             <w:vAlign w:val="center"/>
@@ -8378,7 +8107,7 @@
             <w:tcBorders>
               <w:top w:val="nil"/>
               <w:left w:val="nil"/>
-              <w:bottom w:val="single" w:sz="4" w:color="BDD7EE"/>
+              <w:bottom w:val="single" w:sz="4" w:color="D9D9D9"/>
               <w:right w:val="nil"/>
             </w:tcBorders>
             <w:vAlign w:val="center"/>
@@ -8408,10 +8137,9 @@
             <w:tcBorders>
               <w:top w:val="nil"/>
               <w:left w:val="nil"/>
-              <w:bottom w:val="single" w:sz="4" w:color="BDD7EE"/>
+              <w:bottom w:val="single" w:sz="4" w:color="D9D9D9"/>
               <w:right w:val="nil"/>
             </w:tcBorders>
-            <w:shd w:val="clear" w:color="auto" w:fill="F2F7FC"/>
             <w:vAlign w:val="center"/>
           </w:tcPr>
           <w:p>
@@ -8423,7 +8151,6 @@
             <w:r>
               <w:rPr>
                 <w:b/>
-                <w:color w:val="1F4E79"/>
                 <w:sz w:val="20"/>
               </w:rPr>
               <w:t>usuario</w:t>
@@ -8436,10 +8163,9 @@
             <w:tcBorders>
               <w:top w:val="nil"/>
               <w:left w:val="nil"/>
-              <w:bottom w:val="single" w:sz="4" w:color="BDD7EE"/>
+              <w:bottom w:val="single" w:sz="4" w:color="D9D9D9"/>
               <w:right w:val="nil"/>
             </w:tcBorders>
-            <w:shd w:val="clear" w:color="auto" w:fill="F2F7FC"/>
             <w:vAlign w:val="center"/>
           </w:tcPr>
           <w:p>
@@ -8462,10 +8188,9 @@
             <w:tcBorders>
               <w:top w:val="nil"/>
               <w:left w:val="nil"/>
-              <w:bottom w:val="single" w:sz="4" w:color="BDD7EE"/>
+              <w:bottom w:val="single" w:sz="4" w:color="D9D9D9"/>
               <w:right w:val="nil"/>
             </w:tcBorders>
-            <w:shd w:val="clear" w:color="auto" w:fill="F2F7FC"/>
             <w:vAlign w:val="center"/>
           </w:tcPr>
           <w:p>
@@ -8488,10 +8213,9 @@
             <w:tcBorders>
               <w:top w:val="nil"/>
               <w:left w:val="nil"/>
-              <w:bottom w:val="single" w:sz="4" w:color="BDD7EE"/>
+              <w:bottom w:val="single" w:sz="4" w:color="D9D9D9"/>
               <w:right w:val="nil"/>
             </w:tcBorders>
-            <w:shd w:val="clear" w:color="auto" w:fill="F2F7FC"/>
             <w:vAlign w:val="center"/>
           </w:tcPr>
           <w:p>
@@ -8514,10 +8238,9 @@
             <w:tcBorders>
               <w:top w:val="nil"/>
               <w:left w:val="nil"/>
-              <w:bottom w:val="single" w:sz="4" w:color="BDD7EE"/>
+              <w:bottom w:val="single" w:sz="4" w:color="D9D9D9"/>
               <w:right w:val="nil"/>
             </w:tcBorders>
-            <w:shd w:val="clear" w:color="auto" w:fill="F2F7FC"/>
             <w:vAlign w:val="center"/>
           </w:tcPr>
           <w:p>
@@ -8545,7 +8268,7 @@
             <w:tcBorders>
               <w:top w:val="nil"/>
               <w:left w:val="nil"/>
-              <w:bottom w:val="single" w:sz="4" w:color="BDD7EE"/>
+              <w:bottom w:val="single" w:sz="4" w:color="D9D9D9"/>
               <w:right w:val="nil"/>
             </w:tcBorders>
             <w:vAlign w:val="center"/>
@@ -8559,7 +8282,6 @@
             <w:r>
               <w:rPr>
                 <w:b/>
-                <w:color w:val="1F4E79"/>
                 <w:sz w:val="20"/>
               </w:rPr>
               <w:t>accion</w:t>
@@ -8572,7 +8294,7 @@
             <w:tcBorders>
               <w:top w:val="nil"/>
               <w:left w:val="nil"/>
-              <w:bottom w:val="single" w:sz="4" w:color="BDD7EE"/>
+              <w:bottom w:val="single" w:sz="4" w:color="D9D9D9"/>
               <w:right w:val="nil"/>
             </w:tcBorders>
             <w:vAlign w:val="center"/>
@@ -8597,7 +8319,7 @@
             <w:tcBorders>
               <w:top w:val="nil"/>
               <w:left w:val="nil"/>
-              <w:bottom w:val="single" w:sz="4" w:color="BDD7EE"/>
+              <w:bottom w:val="single" w:sz="4" w:color="D9D9D9"/>
               <w:right w:val="nil"/>
             </w:tcBorders>
             <w:vAlign w:val="center"/>
@@ -8622,7 +8344,7 @@
             <w:tcBorders>
               <w:top w:val="nil"/>
               <w:left w:val="nil"/>
-              <w:bottom w:val="single" w:sz="4" w:color="BDD7EE"/>
+              <w:bottom w:val="single" w:sz="4" w:color="D9D9D9"/>
               <w:right w:val="nil"/>
             </w:tcBorders>
             <w:vAlign w:val="center"/>
@@ -8647,7 +8369,7 @@
             <w:tcBorders>
               <w:top w:val="nil"/>
               <w:left w:val="nil"/>
-              <w:bottom w:val="single" w:sz="4" w:color="BDD7EE"/>
+              <w:bottom w:val="single" w:sz="4" w:color="D9D9D9"/>
               <w:right w:val="nil"/>
             </w:tcBorders>
             <w:vAlign w:val="center"/>
@@ -8677,10 +8399,9 @@
             <w:tcBorders>
               <w:top w:val="nil"/>
               <w:left w:val="nil"/>
-              <w:bottom w:val="single" w:sz="4" w:color="BDD7EE"/>
+              <w:bottom w:val="single" w:sz="8" w:color="111111"/>
               <w:right w:val="nil"/>
             </w:tcBorders>
-            <w:shd w:val="clear" w:color="auto" w:fill="F2F7FC"/>
             <w:vAlign w:val="center"/>
           </w:tcPr>
           <w:p>
@@ -8691,7 +8412,6 @@
             <w:r>
               <w:rPr>
                 <w:b/>
-                <w:color w:val="1F4E79"/>
                 <w:sz w:val="20"/>
               </w:rPr>
               <w:t>fecha</w:t>
@@ -8704,10 +8424,9 @@
             <w:tcBorders>
               <w:top w:val="nil"/>
               <w:left w:val="nil"/>
-              <w:bottom w:val="single" w:sz="4" w:color="BDD7EE"/>
+              <w:bottom w:val="single" w:sz="8" w:color="111111"/>
               <w:right w:val="nil"/>
             </w:tcBorders>
-            <w:shd w:val="clear" w:color="auto" w:fill="F2F7FC"/>
             <w:vAlign w:val="center"/>
           </w:tcPr>
           <w:p>
@@ -8729,10 +8448,9 @@
             <w:tcBorders>
               <w:top w:val="nil"/>
               <w:left w:val="nil"/>
-              <w:bottom w:val="single" w:sz="4" w:color="BDD7EE"/>
+              <w:bottom w:val="single" w:sz="8" w:color="111111"/>
               <w:right w:val="nil"/>
             </w:tcBorders>
-            <w:shd w:val="clear" w:color="auto" w:fill="F2F7FC"/>
             <w:vAlign w:val="center"/>
           </w:tcPr>
           <w:p>
@@ -8753,10 +8471,9 @@
             <w:tcBorders>
               <w:top w:val="nil"/>
               <w:left w:val="nil"/>
-              <w:bottom w:val="single" w:sz="4" w:color="BDD7EE"/>
+              <w:bottom w:val="single" w:sz="8" w:color="111111"/>
               <w:right w:val="nil"/>
             </w:tcBorders>
-            <w:shd w:val="clear" w:color="auto" w:fill="F2F7FC"/>
             <w:vAlign w:val="center"/>
           </w:tcPr>
           <w:p>
@@ -8778,10 +8495,9 @@
             <w:tcBorders>
               <w:top w:val="nil"/>
               <w:left w:val="nil"/>
-              <w:bottom w:val="single" w:sz="4" w:color="BDD7EE"/>
+              <w:bottom w:val="single" w:sz="8" w:color="111111"/>
               <w:right w:val="nil"/>
             </w:tcBorders>
-            <w:shd w:val="clear" w:color="auto" w:fill="F2F7FC"/>
             <w:vAlign w:val="center"/>
           </w:tcPr>
           <w:p>
@@ -8818,7 +8534,7 @@
     <w:pPr>
       <w:pStyle w:val="Footer"/>
       <w:pBdr>
-        <w:top w:val="single" w:sz="6" w:space="6" w:color="BDD7EE"/>
+        <w:top w:val="single" w:sz="4" w:space="6" w:color="BFBFBF"/>
       </w:pBdr>
     </w:pPr>
     <w:r>
@@ -8845,7 +8561,7 @@
     <w:r>
       <w:rPr>
         <w:b/>
-        <w:color w:val="1F4E79"/>
+        <w:color w:val="111111"/>
         <w:sz w:val="18"/>
       </w:rPr>
       <w:fldChar w:fldCharType="begin"/>
@@ -8864,13 +8580,13 @@
     <w:pPr>
       <w:pStyle w:val="Header"/>
       <w:pBdr>
-        <w:bottom w:val="single" w:sz="6" w:space="4" w:color="BDD7EE"/>
+        <w:bottom w:val="single" w:sz="4" w:space="4" w:color="BFBFBF"/>
       </w:pBdr>
     </w:pPr>
     <w:r>
       <w:rPr>
         <w:b/>
-        <w:color w:val="1F4E79"/>
+        <w:color w:val="111111"/>
         <w:sz w:val="18"/>
       </w:rPr>
       <w:t>Clínica MiniPtc</w:t>
@@ -9322,7 +9038,7 @@
       <w:rFonts w:ascii="Calibri" w:hAnsi="Calibri" w:cs="Calibri" w:eastAsia="Calibri"/>
       <w:b/>
       <w:bCs/>
-      <w:color w:val="1F4E79"/>
+      <w:color w:val="111111"/>
       <w:sz w:val="44"/>
       <w:szCs w:val="28"/>
     </w:rPr>
@@ -9346,7 +9062,7 @@
       <w:rFonts w:ascii="Calibri" w:hAnsi="Calibri" w:cs="Calibri" w:eastAsia="Calibri"/>
       <w:b/>
       <w:bCs/>
-      <w:color w:val="2E75B6"/>
+      <w:color w:val="595959"/>
       <w:sz w:val="27"/>
       <w:szCs w:val="26"/>
     </w:rPr>
@@ -9370,7 +9086,7 @@
       <w:rFonts w:ascii="Calibri" w:hAnsi="Calibri" w:cs="Calibri" w:eastAsia="Calibri"/>
       <w:b/>
       <w:bCs/>
-      <w:color w:val="1F4E79"/>
+      <w:color w:val="111111"/>
       <w:sz w:val="24"/>
     </w:rPr>
   </w:style>

--- a/ClinicaMiniPtc/Documentacion/Documentacion_ClinicaMiniPtc.docx
+++ b/ClinicaMiniPtc/Documentacion/Documentacion_ClinicaMiniPtc.docx
@@ -552,8 +552,7 @@
     </w:p>
     <w:p>
       <w:pPr>
-        <w:keepNext/>
-        <w:spacing w:after="80"/>
+        <w:spacing w:after="280"/>
         <w:jc w:val="center"/>
       </w:pPr>
       <w:r>
@@ -593,28 +592,6 @@
     </w:p>
     <w:p>
       <w:pPr>
-        <w:spacing w:after="280"/>
-        <w:jc w:val="center"/>
-      </w:pPr>
-      <w:r>
-        <w:rPr>
-          <w:b/>
-          <w:color w:val="111111"/>
-          <w:sz w:val="19"/>
-        </w:rPr>
-        <w:t xml:space="preserve">Figura 1. </w:t>
-      </w:r>
-      <w:r>
-        <w:rPr>
-          <w:i/>
-          <w:color w:val="595959"/>
-          <w:sz w:val="19"/>
-        </w:rPr>
-        <w:t>Casos de uso del rol Recepcionista.</w:t>
-      </w:r>
-    </w:p>
-    <w:p>
-      <w:pPr>
         <w:pStyle w:val="Heading2"/>
       </w:pPr>
       <w:r>
@@ -623,8 +600,7 @@
     </w:p>
     <w:p>
       <w:pPr>
-        <w:keepNext/>
-        <w:spacing w:after="80"/>
+        <w:spacing w:after="280"/>
         <w:jc w:val="center"/>
       </w:pPr>
       <w:r>
@@ -664,28 +640,6 @@
     </w:p>
     <w:p>
       <w:pPr>
-        <w:spacing w:after="280"/>
-        <w:jc w:val="center"/>
-      </w:pPr>
-      <w:r>
-        <w:rPr>
-          <w:b/>
-          <w:color w:val="111111"/>
-          <w:sz w:val="19"/>
-        </w:rPr>
-        <w:t xml:space="preserve">Figura 2. </w:t>
-      </w:r>
-      <w:r>
-        <w:rPr>
-          <w:i/>
-          <w:color w:val="595959"/>
-          <w:sz w:val="19"/>
-        </w:rPr>
-        <w:t>Casos de uso del rol Médico.</w:t>
-      </w:r>
-    </w:p>
-    <w:p>
-      <w:pPr>
         <w:pStyle w:val="Heading2"/>
       </w:pPr>
       <w:r>
@@ -694,8 +648,7 @@
     </w:p>
     <w:p>
       <w:pPr>
-        <w:keepNext/>
-        <w:spacing w:after="80"/>
+        <w:spacing w:after="280"/>
         <w:jc w:val="center"/>
       </w:pPr>
       <w:r>
@@ -735,28 +688,6 @@
     </w:p>
     <w:p>
       <w:pPr>
-        <w:spacing w:after="280"/>
-        <w:jc w:val="center"/>
-      </w:pPr>
-      <w:r>
-        <w:rPr>
-          <w:b/>
-          <w:color w:val="111111"/>
-          <w:sz w:val="19"/>
-        </w:rPr>
-        <w:t xml:space="preserve">Figura 3. </w:t>
-      </w:r>
-      <w:r>
-        <w:rPr>
-          <w:i/>
-          <w:color w:val="595959"/>
-          <w:sz w:val="19"/>
-        </w:rPr>
-        <w:t>Casos de uso del rol Administrador.</w:t>
-      </w:r>
-    </w:p>
-    <w:p>
-      <w:pPr>
         <w:pStyle w:val="Heading1"/>
         <w:pageBreakBefore/>
         <w:pBdr>
@@ -788,8 +719,7 @@
     </w:p>
     <w:p>
       <w:pPr>
-        <w:keepNext/>
-        <w:spacing w:after="80"/>
+        <w:spacing w:after="280"/>
         <w:jc w:val="center"/>
       </w:pPr>
       <w:r>
@@ -825,28 +755,6 @@
             </a:graphic>
           </wp:inline>
         </w:drawing>
-      </w:r>
-    </w:p>
-    <w:p>
-      <w:pPr>
-        <w:spacing w:after="280"/>
-        <w:jc w:val="center"/>
-      </w:pPr>
-      <w:r>
-        <w:rPr>
-          <w:b/>
-          <w:color w:val="111111"/>
-          <w:sz w:val="19"/>
-        </w:rPr>
-        <w:t xml:space="preserve">Figura 4. </w:t>
-      </w:r>
-      <w:r>
-        <w:rPr>
-          <w:i/>
-          <w:color w:val="595959"/>
-          <w:sz w:val="19"/>
-        </w:rPr>
-        <w:t>Diagrama Entidad-Relación de ClinicaMiniPtcDB.</w:t>
       </w:r>
     </w:p>
     <w:p>

--- a/ClinicaMiniPtc/Documentacion/Documentacion_ClinicaMiniPtc.docx
+++ b/ClinicaMiniPtc/Documentacion/Documentacion_ClinicaMiniPtc.docx
@@ -558,7 +558,7 @@
       <w:r>
         <w:drawing>
           <wp:inline xmlns:a="http://schemas.openxmlformats.org/drawingml/2006/main" xmlns:pic="http://schemas.openxmlformats.org/drawingml/2006/picture">
-            <wp:extent cx="5040000" cy="3098572"/>
+            <wp:extent cx="5040000" cy="2638209"/>
             <wp:docPr id="2" name="Picture 2"/>
             <wp:cNvGraphicFramePr>
               <a:graphicFrameLocks noChangeAspect="1"/>
@@ -579,7 +579,7 @@
                   <pic:spPr>
                     <a:xfrm>
                       <a:off x="0" y="0"/>
-                      <a:ext cx="5040000" cy="3098572"/>
+                      <a:ext cx="5040000" cy="2638209"/>
                     </a:xfrm>
                     <a:prstGeom prst="rect"/>
                   </pic:spPr>
@@ -606,7 +606,7 @@
       <w:r>
         <w:drawing>
           <wp:inline xmlns:a="http://schemas.openxmlformats.org/drawingml/2006/main" xmlns:pic="http://schemas.openxmlformats.org/drawingml/2006/picture">
-            <wp:extent cx="4680000" cy="3301072"/>
+            <wp:extent cx="4680000" cy="2511344"/>
             <wp:docPr id="3" name="Picture 3"/>
             <wp:cNvGraphicFramePr>
               <a:graphicFrameLocks noChangeAspect="1"/>
@@ -627,7 +627,7 @@
                   <pic:spPr>
                     <a:xfrm>
                       <a:off x="0" y="0"/>
-                      <a:ext cx="4680000" cy="3301072"/>
+                      <a:ext cx="4680000" cy="2511344"/>
                     </a:xfrm>
                     <a:prstGeom prst="rect"/>
                   </pic:spPr>
@@ -654,7 +654,7 @@
       <w:r>
         <w:drawing>
           <wp:inline xmlns:a="http://schemas.openxmlformats.org/drawingml/2006/main" xmlns:pic="http://schemas.openxmlformats.org/drawingml/2006/picture">
-            <wp:extent cx="4500000" cy="5604950"/>
+            <wp:extent cx="4500000" cy="3959168"/>
             <wp:docPr id="4" name="Picture 4"/>
             <wp:cNvGraphicFramePr>
               <a:graphicFrameLocks noChangeAspect="1"/>
@@ -675,7 +675,7 @@
                   <pic:spPr>
                     <a:xfrm>
                       <a:off x="0" y="0"/>
-                      <a:ext cx="4500000" cy="5604950"/>
+                      <a:ext cx="4500000" cy="3959168"/>
                     </a:xfrm>
                     <a:prstGeom prst="rect"/>
                   </pic:spPr>

--- a/ClinicaMiniPtc/Documentacion/Documentacion_ClinicaMiniPtc.docx
+++ b/ClinicaMiniPtc/Documentacion/Documentacion_ClinicaMiniPtc.docx
@@ -558,7 +558,7 @@
       <w:r>
         <w:drawing>
           <wp:inline xmlns:a="http://schemas.openxmlformats.org/drawingml/2006/main" xmlns:pic="http://schemas.openxmlformats.org/drawingml/2006/picture">
-            <wp:extent cx="5040000" cy="2638209"/>
+            <wp:extent cx="5400000" cy="3623301"/>
             <wp:docPr id="2" name="Picture 2"/>
             <wp:cNvGraphicFramePr>
               <a:graphicFrameLocks noChangeAspect="1"/>
@@ -579,7 +579,7 @@
                   <pic:spPr>
                     <a:xfrm>
                       <a:off x="0" y="0"/>
-                      <a:ext cx="5040000" cy="2638209"/>
+                      <a:ext cx="5400000" cy="3623301"/>
                     </a:xfrm>
                     <a:prstGeom prst="rect"/>
                   </pic:spPr>
@@ -606,7 +606,7 @@
       <w:r>
         <w:drawing>
           <wp:inline xmlns:a="http://schemas.openxmlformats.org/drawingml/2006/main" xmlns:pic="http://schemas.openxmlformats.org/drawingml/2006/picture">
-            <wp:extent cx="4680000" cy="2511344"/>
+            <wp:extent cx="5400000" cy="3121595"/>
             <wp:docPr id="3" name="Picture 3"/>
             <wp:cNvGraphicFramePr>
               <a:graphicFrameLocks noChangeAspect="1"/>
@@ -627,7 +627,7 @@
                   <pic:spPr>
                     <a:xfrm>
                       <a:off x="0" y="0"/>
-                      <a:ext cx="4680000" cy="2511344"/>
+                      <a:ext cx="5400000" cy="3121595"/>
                     </a:xfrm>
                     <a:prstGeom prst="rect"/>
                   </pic:spPr>
@@ -654,7 +654,7 @@
       <w:r>
         <w:drawing>
           <wp:inline xmlns:a="http://schemas.openxmlformats.org/drawingml/2006/main" xmlns:pic="http://schemas.openxmlformats.org/drawingml/2006/picture">
-            <wp:extent cx="4500000" cy="3959168"/>
+            <wp:extent cx="5400000" cy="4205825"/>
             <wp:docPr id="4" name="Picture 4"/>
             <wp:cNvGraphicFramePr>
               <a:graphicFrameLocks noChangeAspect="1"/>
@@ -675,7 +675,7 @@
                   <pic:spPr>
                     <a:xfrm>
                       <a:off x="0" y="0"/>
-                      <a:ext cx="4500000" cy="3959168"/>
+                      <a:ext cx="5400000" cy="4205825"/>
                     </a:xfrm>
                     <a:prstGeom prst="rect"/>
                   </pic:spPr>

--- a/ClinicaMiniPtc/Documentacion/Documentacion_ClinicaMiniPtc.docx
+++ b/ClinicaMiniPtc/Documentacion/Documentacion_ClinicaMiniPtc.docx
@@ -520,7 +520,7 @@
           <w:b w:val="0"/>
           <w:i w:val="0"/>
         </w:rPr>
-        <w:t>En las siguientes secciones se presentan los diagramas de casos de uso de cada rol, el diagrama entidad-relación de la base de datos ClinicaMiniPtcDB y el diccionario de datos con la descripción de cada tabla.</w:t>
+        <w:t>En las siguientes secciones se presentan el diagrama de casos de uso, el diagrama entidad-relación de la base de datos ClinicaMiniPtcDB y el diccionario de datos con la descripción de cada tabla.</w:t>
       </w:r>
     </w:p>
     <w:p>
@@ -539,15 +539,19 @@
         <w:t xml:space="preserve">2.  </w:t>
       </w:r>
       <w:r>
-        <w:t>Diagramas de casos de uso</w:t>
+        <w:t>Diagrama de casos de uso</w:t>
       </w:r>
     </w:p>
     <w:p>
       <w:pPr>
-        <w:pStyle w:val="Heading2"/>
+        <w:jc w:val="both"/>
       </w:pPr>
       <w:r>
-        <w:t>2.1 Recepcionista</w:t>
+        <w:rPr>
+          <w:b w:val="0"/>
+          <w:i w:val="0"/>
+        </w:rPr>
+        <w:t>El diagrama muestra qué puede hacer cada actor dentro del sistema. Recepcionista, Médico y Administrador heredan de Usuario, por lo que todos pueden iniciar y cerrar sesión.</w:t>
       </w:r>
     </w:p>
     <w:p>
@@ -558,7 +562,7 @@
       <w:r>
         <w:drawing>
           <wp:inline xmlns:a="http://schemas.openxmlformats.org/drawingml/2006/main" xmlns:pic="http://schemas.openxmlformats.org/drawingml/2006/picture">
-            <wp:extent cx="5400000" cy="3623301"/>
+            <wp:extent cx="5580000" cy="6291609"/>
             <wp:docPr id="2" name="Picture 2"/>
             <wp:cNvGraphicFramePr>
               <a:graphicFrameLocks noChangeAspect="1"/>
@@ -567,7 +571,7 @@
               <a:graphicData uri="http://schemas.openxmlformats.org/drawingml/2006/picture">
                 <pic:pic>
                   <pic:nvPicPr>
-                    <pic:cNvPr id="0" name="cu_recepcionista.png"/>
+                    <pic:cNvPr id="0" name="cu_unico.png"/>
                     <pic:cNvPicPr/>
                   </pic:nvPicPr>
                   <pic:blipFill>
@@ -579,103 +583,7 @@
                   <pic:spPr>
                     <a:xfrm>
                       <a:off x="0" y="0"/>
-                      <a:ext cx="5400000" cy="3623301"/>
-                    </a:xfrm>
-                    <a:prstGeom prst="rect"/>
-                  </pic:spPr>
-                </pic:pic>
-              </a:graphicData>
-            </a:graphic>
-          </wp:inline>
-        </w:drawing>
-      </w:r>
-    </w:p>
-    <w:p>
-      <w:pPr>
-        <w:pStyle w:val="Heading2"/>
-      </w:pPr>
-      <w:r>
-        <w:t>2.2 Médico</w:t>
-      </w:r>
-    </w:p>
-    <w:p>
-      <w:pPr>
-        <w:spacing w:after="280"/>
-        <w:jc w:val="center"/>
-      </w:pPr>
-      <w:r>
-        <w:drawing>
-          <wp:inline xmlns:a="http://schemas.openxmlformats.org/drawingml/2006/main" xmlns:pic="http://schemas.openxmlformats.org/drawingml/2006/picture">
-            <wp:extent cx="5400000" cy="3121595"/>
-            <wp:docPr id="3" name="Picture 3"/>
-            <wp:cNvGraphicFramePr>
-              <a:graphicFrameLocks noChangeAspect="1"/>
-            </wp:cNvGraphicFramePr>
-            <a:graphic>
-              <a:graphicData uri="http://schemas.openxmlformats.org/drawingml/2006/picture">
-                <pic:pic>
-                  <pic:nvPicPr>
-                    <pic:cNvPr id="0" name="cu_medico.png"/>
-                    <pic:cNvPicPr/>
-                  </pic:nvPicPr>
-                  <pic:blipFill>
-                    <a:blip r:embed="rId13"/>
-                    <a:stretch>
-                      <a:fillRect/>
-                    </a:stretch>
-                  </pic:blipFill>
-                  <pic:spPr>
-                    <a:xfrm>
-                      <a:off x="0" y="0"/>
-                      <a:ext cx="5400000" cy="3121595"/>
-                    </a:xfrm>
-                    <a:prstGeom prst="rect"/>
-                  </pic:spPr>
-                </pic:pic>
-              </a:graphicData>
-            </a:graphic>
-          </wp:inline>
-        </w:drawing>
-      </w:r>
-    </w:p>
-    <w:p>
-      <w:pPr>
-        <w:pStyle w:val="Heading2"/>
-      </w:pPr>
-      <w:r>
-        <w:t>2.3 Administrador</w:t>
-      </w:r>
-    </w:p>
-    <w:p>
-      <w:pPr>
-        <w:spacing w:after="280"/>
-        <w:jc w:val="center"/>
-      </w:pPr>
-      <w:r>
-        <w:drawing>
-          <wp:inline xmlns:a="http://schemas.openxmlformats.org/drawingml/2006/main" xmlns:pic="http://schemas.openxmlformats.org/drawingml/2006/picture">
-            <wp:extent cx="5400000" cy="4205825"/>
-            <wp:docPr id="4" name="Picture 4"/>
-            <wp:cNvGraphicFramePr>
-              <a:graphicFrameLocks noChangeAspect="1"/>
-            </wp:cNvGraphicFramePr>
-            <a:graphic>
-              <a:graphicData uri="http://schemas.openxmlformats.org/drawingml/2006/picture">
-                <pic:pic>
-                  <pic:nvPicPr>
-                    <pic:cNvPr id="0" name="cu_administrador.png"/>
-                    <pic:cNvPicPr/>
-                  </pic:nvPicPr>
-                  <pic:blipFill>
-                    <a:blip r:embed="rId14"/>
-                    <a:stretch>
-                      <a:fillRect/>
-                    </a:stretch>
-                  </pic:blipFill>
-                  <pic:spPr>
-                    <a:xfrm>
-                      <a:off x="0" y="0"/>
-                      <a:ext cx="5400000" cy="4205825"/>
+                      <a:ext cx="5580000" cy="6291609"/>
                     </a:xfrm>
                     <a:prstGeom prst="rect"/>
                   </pic:spPr>
@@ -726,7 +634,7 @@
         <w:drawing>
           <wp:inline xmlns:a="http://schemas.openxmlformats.org/drawingml/2006/main" xmlns:pic="http://schemas.openxmlformats.org/drawingml/2006/picture">
             <wp:extent cx="5760000" cy="6112653"/>
-            <wp:docPr id="5" name="Picture 5"/>
+            <wp:docPr id="3" name="Picture 3"/>
             <wp:cNvGraphicFramePr>
               <a:graphicFrameLocks noChangeAspect="1"/>
             </wp:cNvGraphicFramePr>
@@ -738,7 +646,7 @@
                     <pic:cNvPicPr/>
                   </pic:nvPicPr>
                   <pic:blipFill>
-                    <a:blip r:embed="rId15"/>
+                    <a:blip r:embed="rId13"/>
                     <a:stretch>
                       <a:fillRect/>
                     </a:stretch>
